--- a/arb/docx/53.content.docx
+++ b/arb/docx/53.content.docx
@@ -316,6 +316,23 @@
           <w:b/>
           <w:lang w:val="ar_AE" w:bidi="ar_AE"/>
         </w:rPr>
+        <w:t>Σιλουανὸς</w:t>
+      </w:r>
+    </w:p>
+    <w:p>
+      <w:pPr>
+        <w:bidi/>
+      </w:pPr>
+      <w:r>
+        <w:rPr>
+          <w:lang w:val="ar_AE" w:bidi="ar_AE"/>
+        </w:rPr>
+      </w:r>
+      <w:r>
+        <w:rPr>
+          <w:b/>
+          <w:lang w:val="ar_AE" w:bidi="ar_AE"/>
+        </w:rPr>
         <w:t>"سِلْوَانُسُ"</w:t>
       </w:r>
     </w:p>
@@ -428,6 +445,23 @@
           <w:b/>
           <w:lang w:val="ar_AE" w:bidi="ar_AE"/>
         </w:rPr>
+        <w:t>Παῦλος, καὶ Σιλουανὸς, καὶ Τιμόθεος; τῇ ἐκκλησίᾳ</w:t>
+      </w:r>
+    </w:p>
+    <w:p>
+      <w:pPr>
+        <w:bidi/>
+      </w:pPr>
+      <w:r>
+        <w:rPr>
+          <w:lang w:val="ar_AE" w:bidi="ar_AE"/>
+        </w:rPr>
+      </w:r>
+      <w:r>
+        <w:rPr>
+          <w:b/>
+          <w:lang w:val="ar_AE" w:bidi="ar_AE"/>
+        </w:rPr>
         <w:t>"بُولُسُ وَسِلْوَانُسُ وَتِيمُوثَاوُسُ، إِلَى كَنِيسَةِ"</w:t>
       </w:r>
     </w:p>
@@ -520,6 +554,23 @@
           <w:b/>
           <w:lang w:val="ar_AE" w:bidi="ar_AE"/>
         </w:rPr>
+        <w:t>Παῦλος, καὶ Σιλουανὸς, καὶ Τιμόθεος</w:t>
+      </w:r>
+    </w:p>
+    <w:p>
+      <w:pPr>
+        <w:bidi/>
+      </w:pPr>
+      <w:r>
+        <w:rPr>
+          <w:lang w:val="ar_AE" w:bidi="ar_AE"/>
+        </w:rPr>
+      </w:r>
+      <w:r>
+        <w:rPr>
+          <w:b/>
+          <w:lang w:val="ar_AE" w:bidi="ar_AE"/>
+        </w:rPr>
         <w:t>"بُولُسُ وَسِلْوَانُسُ وَتِيمُوثَاوُسُ"</w:t>
       </w:r>
     </w:p>
@@ -638,6 +689,23 @@
           <w:b/>
           <w:lang w:val="ar_AE" w:bidi="ar_AE"/>
         </w:rPr>
+        <w:t>ἐν Θεῷ Πατρὶ ἡμῶν καὶ Κυρίῳ Ἰησοῦ Χριστῷ</w:t>
+      </w:r>
+    </w:p>
+    <w:p>
+      <w:pPr>
+        <w:bidi/>
+      </w:pPr>
+      <w:r>
+        <w:rPr>
+          <w:lang w:val="ar_AE" w:bidi="ar_AE"/>
+        </w:rPr>
+      </w:r>
+      <w:r>
+        <w:rPr>
+          <w:b/>
+          <w:lang w:val="ar_AE" w:bidi="ar_AE"/>
+        </w:rPr>
         <w:t>"فِي اللهِ أَبِينَا وَالرَّبِّ يَسُوعَ الْمَسِيحِ"</w:t>
       </w:r>
     </w:p>
@@ -730,6 +798,23 @@
           <w:b/>
           <w:lang w:val="ar_AE" w:bidi="ar_AE"/>
         </w:rPr>
+        <w:t>χάρις ὑμῖν καὶ εἰρήνη ἀπὸ Θεοῦ Πατρὸς καὶ Κυρίου Ἰησοῦ Χριστοῦ</w:t>
+      </w:r>
+    </w:p>
+    <w:p>
+      <w:pPr>
+        <w:bidi/>
+      </w:pPr>
+      <w:r>
+        <w:rPr>
+          <w:lang w:val="ar_AE" w:bidi="ar_AE"/>
+        </w:rPr>
+      </w:r>
+      <w:r>
+        <w:rPr>
+          <w:b/>
+          <w:lang w:val="ar_AE" w:bidi="ar_AE"/>
+        </w:rPr>
         <w:t>"نِعْمَةٌ لَكُمْ وَسَلاَمٌ مِنَ اللهِ أَبِينَا وَالرَّبِّ يَسُوعَ الْمَسِيحِ"</w:t>
       </w:r>
     </w:p>
@@ -822,6 +907,23 @@
           <w:b/>
           <w:lang w:val="ar_AE" w:bidi="ar_AE"/>
         </w:rPr>
+        <w:t>χάρις ὑμῖν καὶ εἰρήνη ἀπὸ Θεοῦ Πατρὸς καὶ Κυρίου Ἰησοῦ Χριστοῦ</w:t>
+      </w:r>
+    </w:p>
+    <w:p>
+      <w:pPr>
+        <w:bidi/>
+      </w:pPr>
+      <w:r>
+        <w:rPr>
+          <w:lang w:val="ar_AE" w:bidi="ar_AE"/>
+        </w:rPr>
+      </w:r>
+      <w:r>
+        <w:rPr>
+          <w:b/>
+          <w:lang w:val="ar_AE" w:bidi="ar_AE"/>
+        </w:rPr>
         <w:t>"نِعْمَةٌ لَكُمْ وَسَلاَمٌ مِنَ اللهِ أَبِينَا وَالرَّبِّ يَسُوعَ الْمَسِيحِ"</w:t>
       </w:r>
     </w:p>
@@ -1026,6 +1128,23 @@
           <w:b/>
           <w:lang w:val="ar_AE" w:bidi="ar_AE"/>
         </w:rPr>
+        <w:t>εὐχαριστεῖν ὀφείλομεν &amp; πάντοτε</w:t>
+      </w:r>
+    </w:p>
+    <w:p>
+      <w:pPr>
+        <w:bidi/>
+      </w:pPr>
+      <w:r>
+        <w:rPr>
+          <w:lang w:val="ar_AE" w:bidi="ar_AE"/>
+        </w:rPr>
+      </w:r>
+      <w:r>
+        <w:rPr>
+          <w:b/>
+          <w:lang w:val="ar_AE" w:bidi="ar_AE"/>
+        </w:rPr>
         <w:t>"يَنْبَغِي لَنَا أَنْ نَشْكُرَ اللهَ كُلَّ حِينٍ"</w:t>
       </w:r>
     </w:p>
@@ -1135,6 +1254,23 @@
           <w:b/>
           <w:lang w:val="ar_AE" w:bidi="ar_AE"/>
         </w:rPr>
+        <w:t>εὐχαριστεῖν ὀφείλομεν τῷ Θεῷ πάντοτε</w:t>
+      </w:r>
+    </w:p>
+    <w:p>
+      <w:pPr>
+        <w:bidi/>
+      </w:pPr>
+      <w:r>
+        <w:rPr>
+          <w:lang w:val="ar_AE" w:bidi="ar_AE"/>
+        </w:rPr>
+      </w:r>
+      <w:r>
+        <w:rPr>
+          <w:b/>
+          <w:lang w:val="ar_AE" w:bidi="ar_AE"/>
+        </w:rPr>
         <w:t>"يَنْبَغِي لَنَا أَنْ نَشْكُرَ اللهَ كُلَّ حِينٍ"</w:t>
       </w:r>
     </w:p>
@@ -1240,6 +1376,23 @@
           <w:b/>
           <w:lang w:val="ar_AE" w:bidi="ar_AE"/>
         </w:rPr>
+        <w:t>εὐχαριστεῖν ὀφείλομεν τῷ Θεῷ πάντοτε περὶ ὑμῶν, ἀδελφοί</w:t>
+      </w:r>
+    </w:p>
+    <w:p>
+      <w:pPr>
+        <w:bidi/>
+      </w:pPr>
+      <w:r>
+        <w:rPr>
+          <w:lang w:val="ar_AE" w:bidi="ar_AE"/>
+        </w:rPr>
+      </w:r>
+      <w:r>
+        <w:rPr>
+          <w:b/>
+          <w:lang w:val="ar_AE" w:bidi="ar_AE"/>
+        </w:rPr>
         <w:t>"يَنْبَغِي لَنَا أَنْ نَشْكُرَ اللهَ كُلَّ حِينٍ مِنْ جِهَتِكُمْ أَيُّهَا الإِخْوَةُ"</w:t>
       </w:r>
     </w:p>
@@ -1332,6 +1485,23 @@
           <w:b/>
           <w:lang w:val="ar_AE" w:bidi="ar_AE"/>
         </w:rPr>
+        <w:t>ἀδελφοί</w:t>
+      </w:r>
+    </w:p>
+    <w:p>
+      <w:pPr>
+        <w:bidi/>
+      </w:pPr>
+      <w:r>
+        <w:rPr>
+          <w:lang w:val="ar_AE" w:bidi="ar_AE"/>
+        </w:rPr>
+      </w:r>
+      <w:r>
+        <w:rPr>
+          <w:b/>
+          <w:lang w:val="ar_AE" w:bidi="ar_AE"/>
+        </w:rPr>
         <w:t>"الإِخْوَةُ"</w:t>
       </w:r>
     </w:p>
@@ -1437,6 +1607,23 @@
           <w:b/>
           <w:lang w:val="ar_AE" w:bidi="ar_AE"/>
         </w:rPr>
+        <w:t>καθὼς ἄξιόν ἐστιν</w:t>
+      </w:r>
+    </w:p>
+    <w:p>
+      <w:pPr>
+        <w:bidi/>
+      </w:pPr>
+      <w:r>
+        <w:rPr>
+          <w:lang w:val="ar_AE" w:bidi="ar_AE"/>
+        </w:rPr>
+      </w:r>
+      <w:r>
+        <w:rPr>
+          <w:b/>
+          <w:lang w:val="ar_AE" w:bidi="ar_AE"/>
+        </w:rPr>
         <w:t>"كَمَا يَحِقُّ"</w:t>
       </w:r>
     </w:p>
@@ -1555,6 +1742,23 @@
           <w:b/>
           <w:lang w:val="ar_AE" w:bidi="ar_AE"/>
         </w:rPr>
+        <w:t>ὑπεραυξάνει ἡ πίστις ὑμῶν</w:t>
+      </w:r>
+    </w:p>
+    <w:p>
+      <w:pPr>
+        <w:bidi/>
+      </w:pPr>
+      <w:r>
+        <w:rPr>
+          <w:lang w:val="ar_AE" w:bidi="ar_AE"/>
+        </w:rPr>
+      </w:r>
+      <w:r>
+        <w:rPr>
+          <w:b/>
+          <w:lang w:val="ar_AE" w:bidi="ar_AE"/>
+        </w:rPr>
         <w:t>"إِيمَانَكُمْ يَنْمُو كَثِيرًا"</w:t>
       </w:r>
     </w:p>
@@ -1660,6 +1864,23 @@
           <w:b/>
           <w:lang w:val="ar_AE" w:bidi="ar_AE"/>
         </w:rPr>
+        <w:t>πλεονάζει ἡ ἀγάπη ἑνὸς ἑκάστου, πάντων ὑμῶν, εἰς ἀλλήλους</w:t>
+      </w:r>
+    </w:p>
+    <w:p>
+      <w:pPr>
+        <w:bidi/>
+      </w:pPr>
+      <w:r>
+        <w:rPr>
+          <w:lang w:val="ar_AE" w:bidi="ar_AE"/>
+        </w:rPr>
+      </w:r>
+      <w:r>
+        <w:rPr>
+          <w:b/>
+          <w:lang w:val="ar_AE" w:bidi="ar_AE"/>
+        </w:rPr>
         <w:t>"وَمَحَبَّةُ كُلِّ وَاحِدٍ مِنْكُمْ جَمِيعًا بَعْضِكُمْ لِبَعْضٍ تَزْدَادُ"</w:t>
       </w:r>
     </w:p>
@@ -1765,6 +1986,23 @@
           <w:b/>
           <w:lang w:val="ar_AE" w:bidi="ar_AE"/>
         </w:rPr>
+        <w:t>ἀλλήλους</w:t>
+      </w:r>
+    </w:p>
+    <w:p>
+      <w:pPr>
+        <w:bidi/>
+      </w:pPr>
+      <w:r>
+        <w:rPr>
+          <w:lang w:val="ar_AE" w:bidi="ar_AE"/>
+        </w:rPr>
+      </w:r>
+      <w:r>
+        <w:rPr>
+          <w:b/>
+          <w:lang w:val="ar_AE" w:bidi="ar_AE"/>
+        </w:rPr>
         <w:t>"بَعْضِكُمْ لِبَعْضٍ"</w:t>
       </w:r>
     </w:p>
@@ -1870,6 +2108,23 @@
           <w:b/>
           <w:lang w:val="ar_AE" w:bidi="ar_AE"/>
         </w:rPr>
+        <w:t>αὐτοὺς ἡμᾶς</w:t>
+      </w:r>
+    </w:p>
+    <w:p>
+      <w:pPr>
+        <w:bidi/>
+      </w:pPr>
+      <w:r>
+        <w:rPr>
+          <w:lang w:val="ar_AE" w:bidi="ar_AE"/>
+        </w:rPr>
+      </w:r>
+      <w:r>
+        <w:rPr>
+          <w:b/>
+          <w:lang w:val="ar_AE" w:bidi="ar_AE"/>
+        </w:rPr>
         <w:t>"نَحْنُ أَنْفُسَنَا"</w:t>
       </w:r>
     </w:p>
@@ -1988,6 +2243,23 @@
           <w:b/>
           <w:lang w:val="ar_AE" w:bidi="ar_AE"/>
         </w:rPr>
+        <w:t>τῆς ὑπομονῆς ὑμῶν, καὶ πίστεως</w:t>
+      </w:r>
+    </w:p>
+    <w:p>
+      <w:pPr>
+        <w:bidi/>
+      </w:pPr>
+      <w:r>
+        <w:rPr>
+          <w:lang w:val="ar_AE" w:bidi="ar_AE"/>
+        </w:rPr>
+      </w:r>
+      <w:r>
+        <w:rPr>
+          <w:b/>
+          <w:lang w:val="ar_AE" w:bidi="ar_AE"/>
+        </w:rPr>
         <w:t>"صَبْرِكُمْ وَإِيمَانِكُمْ"</w:t>
       </w:r>
     </w:p>
@@ -2106,6 +2378,23 @@
           <w:b/>
           <w:lang w:val="ar_AE" w:bidi="ar_AE"/>
         </w:rPr>
+        <w:t>ἐν πᾶσιν τοῖς διωγμοῖς ὑμῶν, καὶ ταῖς θλίψεσιν</w:t>
+      </w:r>
+    </w:p>
+    <w:p>
+      <w:pPr>
+        <w:bidi/>
+      </w:pPr>
+      <w:r>
+        <w:rPr>
+          <w:lang w:val="ar_AE" w:bidi="ar_AE"/>
+        </w:rPr>
+      </w:r>
+      <w:r>
+        <w:rPr>
+          <w:b/>
+          <w:lang w:val="ar_AE" w:bidi="ar_AE"/>
+        </w:rPr>
         <w:t>"فِي جَمِيعِ اضْطِهَادَاتِكُمْ وَالضِّيقَاتِ"</w:t>
       </w:r>
     </w:p>
@@ -2211,6 +2500,23 @@
           <w:b/>
           <w:lang w:val="ar_AE" w:bidi="ar_AE"/>
         </w:rPr>
+        <w:t>πίστεως ἐν πᾶσιν τοῖς διωγμοῖς ὑμῶν</w:t>
+      </w:r>
+    </w:p>
+    <w:p>
+      <w:pPr>
+        <w:bidi/>
+      </w:pPr>
+      <w:r>
+        <w:rPr>
+          <w:lang w:val="ar_AE" w:bidi="ar_AE"/>
+        </w:rPr>
+      </w:r>
+      <w:r>
+        <w:rPr>
+          <w:b/>
+          <w:lang w:val="ar_AE" w:bidi="ar_AE"/>
+        </w:rPr>
         <w:t>"إِيمَانِكُمْ فِي جَمِيعِ اضْطِهَادَاتِكُمْ"</w:t>
       </w:r>
     </w:p>
@@ -2316,6 +2622,23 @@
           <w:b/>
           <w:lang w:val="ar_AE" w:bidi="ar_AE"/>
         </w:rPr>
+        <w:t>ἔνδειγμα τῆς δικαίας κρίσεως τοῦ Θεοῦ, εἰς τὸ καταξιωθῆναι ὑμᾶς</w:t>
+      </w:r>
+    </w:p>
+    <w:p>
+      <w:pPr>
+        <w:bidi/>
+      </w:pPr>
+      <w:r>
+        <w:rPr>
+          <w:lang w:val="ar_AE" w:bidi="ar_AE"/>
+        </w:rPr>
+      </w:r>
+      <w:r>
+        <w:rPr>
+          <w:b/>
+          <w:lang w:val="ar_AE" w:bidi="ar_AE"/>
+        </w:rPr>
         <w:t>"بَيِّنَةً عَلَى قَضَاءِ اللهِ الْعَادِلِ، أَنَّكُمْ تُؤَهَّلُونَ"</w:t>
       </w:r>
     </w:p>
@@ -2415,6 +2738,23 @@
           <w:b/>
           <w:lang w:val="ar_AE" w:bidi="ar_AE"/>
         </w:rPr>
+        <w:t>εἰς τὸ καταξιωθῆναι ὑμᾶς τῆς Βασιλείας τοῦ Θεοῦ</w:t>
+      </w:r>
+    </w:p>
+    <w:p>
+      <w:pPr>
+        <w:bidi/>
+      </w:pPr>
+      <w:r>
+        <w:rPr>
+          <w:lang w:val="ar_AE" w:bidi="ar_AE"/>
+        </w:rPr>
+      </w:r>
+      <w:r>
+        <w:rPr>
+          <w:b/>
+          <w:lang w:val="ar_AE" w:bidi="ar_AE"/>
+        </w:rPr>
         <w:t>"أَنَّكُمْ تُؤَهَّلُونَ لِمَلَكُوتِ اللهِ"</w:t>
       </w:r>
     </w:p>
@@ -2507,6 +2847,23 @@
           <w:b/>
           <w:lang w:val="ar_AE" w:bidi="ar_AE"/>
         </w:rPr>
+        <w:t>ὑπὲρ ἧς καὶ πάσχετε</w:t>
+      </w:r>
+    </w:p>
+    <w:p>
+      <w:pPr>
+        <w:bidi/>
+      </w:pPr>
+      <w:r>
+        <w:rPr>
+          <w:lang w:val="ar_AE" w:bidi="ar_AE"/>
+        </w:rPr>
+      </w:r>
+      <w:r>
+        <w:rPr>
+          <w:b/>
+          <w:lang w:val="ar_AE" w:bidi="ar_AE"/>
+        </w:rPr>
         <w:t>"الَّذِي لأَجْلِهِ تَتَأَلَّمُونَ أَيْضًا"</w:t>
       </w:r>
     </w:p>
@@ -2612,6 +2969,23 @@
           <w:b/>
           <w:lang w:val="ar_AE" w:bidi="ar_AE"/>
         </w:rPr>
+        <w:t>εἴπερ δίκαιον παρὰ Θεῷ</w:t>
+      </w:r>
+    </w:p>
+    <w:p>
+      <w:pPr>
+        <w:bidi/>
+      </w:pPr>
+      <w:r>
+        <w:rPr>
+          <w:lang w:val="ar_AE" w:bidi="ar_AE"/>
+        </w:rPr>
+      </w:r>
+      <w:r>
+        <w:rPr>
+          <w:b/>
+          <w:lang w:val="ar_AE" w:bidi="ar_AE"/>
+        </w:rPr>
         <w:t>"إِذْ هُوَ عَادِلٌ عِنْدَ اللهِ"</w:t>
       </w:r>
     </w:p>
@@ -2704,6 +3078,23 @@
           <w:b/>
           <w:lang w:val="ar_AE" w:bidi="ar_AE"/>
         </w:rPr>
+        <w:t>παρὰ Θεῷ, ἀνταποδοῦναι τοῖς θλίβουσιν ὑμᾶς θλῖψιν</w:t>
+      </w:r>
+    </w:p>
+    <w:p>
+      <w:pPr>
+        <w:bidi/>
+      </w:pPr>
+      <w:r>
+        <w:rPr>
+          <w:lang w:val="ar_AE" w:bidi="ar_AE"/>
+        </w:rPr>
+      </w:r>
+      <w:r>
+        <w:rPr>
+          <w:b/>
+          <w:lang w:val="ar_AE" w:bidi="ar_AE"/>
+        </w:rPr>
         <w:t>"أَنَّ الَّذِينَ يُضَايِقُونَكُمْ يُجَازِيهِمْ ضِيقًا"</w:t>
       </w:r>
     </w:p>
@@ -2809,6 +3200,23 @@
           <w:b/>
           <w:lang w:val="ar_AE" w:bidi="ar_AE"/>
         </w:rPr>
+        <w:t>ἀνταποδοῦναι τοῖς θλίβουσιν ὑμᾶς θλῖψιν</w:t>
+      </w:r>
+    </w:p>
+    <w:p>
+      <w:pPr>
+        <w:bidi/>
+      </w:pPr>
+      <w:r>
+        <w:rPr>
+          <w:lang w:val="ar_AE" w:bidi="ar_AE"/>
+        </w:rPr>
+      </w:r>
+      <w:r>
+        <w:rPr>
+          <w:b/>
+          <w:lang w:val="ar_AE" w:bidi="ar_AE"/>
+        </w:rPr>
         <w:t>"الَّذِينَ يُضَايِقُونَكُمْ يُجَازِيهِمْ ضِيقًا"</w:t>
       </w:r>
     </w:p>
@@ -2914,6 +3322,23 @@
           <w:b/>
           <w:lang w:val="ar_AE" w:bidi="ar_AE"/>
         </w:rPr>
+        <w:t>καὶ ὑμῖν &amp; ἄνεσιν</w:t>
+      </w:r>
+    </w:p>
+    <w:p>
+      <w:pPr>
+        <w:bidi/>
+      </w:pPr>
+      <w:r>
+        <w:rPr>
+          <w:lang w:val="ar_AE" w:bidi="ar_AE"/>
+        </w:rPr>
+      </w:r>
+      <w:r>
+        <w:rPr>
+          <w:b/>
+          <w:lang w:val="ar_AE" w:bidi="ar_AE"/>
+        </w:rPr>
         <w:t>"وَإِيَّاكُمُ ... رَاحَةً"</w:t>
       </w:r>
     </w:p>
@@ -3019,6 +3444,23 @@
           <w:b/>
           <w:lang w:val="ar_AE" w:bidi="ar_AE"/>
         </w:rPr>
+        <w:t>καὶ ὑμῖν τοῖς θλιβομένοις, ἄνεσιν μεθ’ ἡμῶν</w:t>
+      </w:r>
+    </w:p>
+    <w:p>
+      <w:pPr>
+        <w:bidi/>
+      </w:pPr>
+      <w:r>
+        <w:rPr>
+          <w:lang w:val="ar_AE" w:bidi="ar_AE"/>
+        </w:rPr>
+      </w:r>
+      <w:r>
+        <w:rPr>
+          <w:b/>
+          <w:lang w:val="ar_AE" w:bidi="ar_AE"/>
+        </w:rPr>
         <w:t>"وَإِيَّاكُمُ الَّذِينَ تَتَضَايَقُونَ رَاحَةً مَعَنَا"</w:t>
       </w:r>
     </w:p>
@@ -3137,6 +3579,23 @@
           <w:b/>
           <w:lang w:val="ar_AE" w:bidi="ar_AE"/>
         </w:rPr>
+        <w:t>ὑμῖν &amp; ἄνεσιν</w:t>
+      </w:r>
+    </w:p>
+    <w:p>
+      <w:pPr>
+        <w:bidi/>
+      </w:pPr>
+      <w:r>
+        <w:rPr>
+          <w:lang w:val="ar_AE" w:bidi="ar_AE"/>
+        </w:rPr>
+      </w:r>
+      <w:r>
+        <w:rPr>
+          <w:b/>
+          <w:lang w:val="ar_AE" w:bidi="ar_AE"/>
+        </w:rPr>
         <w:t>"رَاحَةً"</w:t>
       </w:r>
     </w:p>
@@ -3242,6 +3701,23 @@
           <w:b/>
           <w:lang w:val="ar_AE" w:bidi="ar_AE"/>
         </w:rPr>
+        <w:t>τοῖς θλιβομένοις</w:t>
+      </w:r>
+    </w:p>
+    <w:p>
+      <w:pPr>
+        <w:bidi/>
+      </w:pPr>
+      <w:r>
+        <w:rPr>
+          <w:lang w:val="ar_AE" w:bidi="ar_AE"/>
+        </w:rPr>
+      </w:r>
+      <w:r>
+        <w:rPr>
+          <w:b/>
+          <w:lang w:val="ar_AE" w:bidi="ar_AE"/>
+        </w:rPr>
         <w:t>"الَّذِينَ تَتَضَايَقُونَ"</w:t>
       </w:r>
     </w:p>
@@ -3334,6 +3810,23 @@
           <w:b/>
           <w:lang w:val="ar_AE" w:bidi="ar_AE"/>
         </w:rPr>
+        <w:t>ἐν τῇ ἀποκαλύψει τοῦ Κυρίου Ἰησοῦ</w:t>
+      </w:r>
+    </w:p>
+    <w:p>
+      <w:pPr>
+        <w:bidi/>
+      </w:pPr>
+      <w:r>
+        <w:rPr>
+          <w:lang w:val="ar_AE" w:bidi="ar_AE"/>
+        </w:rPr>
+      </w:r>
+      <w:r>
+        <w:rPr>
+          <w:b/>
+          <w:lang w:val="ar_AE" w:bidi="ar_AE"/>
+        </w:rPr>
         <w:t>"عِنْدَ اسْتِعْلاَنِ الرَّبِّ يَسُوعَ"</w:t>
       </w:r>
     </w:p>
@@ -3439,6 +3932,23 @@
           <w:b/>
           <w:lang w:val="ar_AE" w:bidi="ar_AE"/>
         </w:rPr>
+        <w:t>διδόντος ἐκδίκησιν τοῖς</w:t>
+      </w:r>
+    </w:p>
+    <w:p>
+      <w:pPr>
+        <w:bidi/>
+      </w:pPr>
+      <w:r>
+        <w:rPr>
+          <w:lang w:val="ar_AE" w:bidi="ar_AE"/>
+        </w:rPr>
+      </w:r>
+      <w:r>
+        <w:rPr>
+          <w:b/>
+          <w:lang w:val="ar_AE" w:bidi="ar_AE"/>
+        </w:rPr>
         <w:t>"نَقْمَةً لِلَّذِينَ"</w:t>
       </w:r>
     </w:p>
@@ -3544,6 +4054,23 @@
           <w:b/>
           <w:lang w:val="ar_AE" w:bidi="ar_AE"/>
         </w:rPr>
+        <w:t>τοῖς μὴ εἰδόσι Θεὸν</w:t>
+      </w:r>
+    </w:p>
+    <w:p>
+      <w:pPr>
+        <w:bidi/>
+      </w:pPr>
+      <w:r>
+        <w:rPr>
+          <w:lang w:val="ar_AE" w:bidi="ar_AE"/>
+        </w:rPr>
+      </w:r>
+      <w:r>
+        <w:rPr>
+          <w:b/>
+          <w:lang w:val="ar_AE" w:bidi="ar_AE"/>
+        </w:rPr>
         <w:t>"لِلَّذِينَ لاَ يَعْرِفُونَ اللهَ"</w:t>
       </w:r>
     </w:p>
@@ -3649,6 +4176,23 @@
           <w:b/>
           <w:lang w:val="ar_AE" w:bidi="ar_AE"/>
         </w:rPr>
+        <w:t>καὶ τοῖς μὴ ὑπακούουσιν τῷ εὐαγγελίῳ</w:t>
+      </w:r>
+    </w:p>
+    <w:p>
+      <w:pPr>
+        <w:bidi/>
+      </w:pPr>
+      <w:r>
+        <w:rPr>
+          <w:lang w:val="ar_AE" w:bidi="ar_AE"/>
+        </w:rPr>
+      </w:r>
+      <w:r>
+        <w:rPr>
+          <w:b/>
+          <w:lang w:val="ar_AE" w:bidi="ar_AE"/>
+        </w:rPr>
         <w:t>"وَالَّذِينَ لاَ يُطِيعُونَ إِنْجِيلَ"</w:t>
       </w:r>
     </w:p>
@@ -3767,6 +4311,23 @@
           <w:b/>
           <w:lang w:val="ar_AE" w:bidi="ar_AE"/>
         </w:rPr>
+        <w:t>ὑπακούουσιν τῷ εὐαγγελίῳ</w:t>
+      </w:r>
+    </w:p>
+    <w:p>
+      <w:pPr>
+        <w:bidi/>
+      </w:pPr>
+      <w:r>
+        <w:rPr>
+          <w:lang w:val="ar_AE" w:bidi="ar_AE"/>
+        </w:rPr>
+      </w:r>
+      <w:r>
+        <w:rPr>
+          <w:b/>
+          <w:lang w:val="ar_AE" w:bidi="ar_AE"/>
+        </w:rPr>
         <w:t>"يُطِيعُونَ إِنْجِيلَ"</w:t>
       </w:r>
     </w:p>
@@ -3872,6 +4433,23 @@
           <w:b/>
           <w:lang w:val="ar_AE" w:bidi="ar_AE"/>
         </w:rPr>
+        <w:t>τῷ εὐαγγελίῳ τοῦ Κυρίου ἡμῶν, Ἰησοῦ</w:t>
+      </w:r>
+    </w:p>
+    <w:p>
+      <w:pPr>
+        <w:bidi/>
+      </w:pPr>
+      <w:r>
+        <w:rPr>
+          <w:lang w:val="ar_AE" w:bidi="ar_AE"/>
+        </w:rPr>
+      </w:r>
+      <w:r>
+        <w:rPr>
+          <w:b/>
+          <w:lang w:val="ar_AE" w:bidi="ar_AE"/>
+        </w:rPr>
         <w:t>"إِنْجِيلَ رَبِّنَا يَسُوعَ"</w:t>
       </w:r>
     </w:p>
@@ -3990,6 +4568,23 @@
           <w:b/>
           <w:lang w:val="ar_AE" w:bidi="ar_AE"/>
         </w:rPr>
+        <w:t>οἵτινες δίκην τίσουσιν</w:t>
+      </w:r>
+    </w:p>
+    <w:p>
+      <w:pPr>
+        <w:bidi/>
+      </w:pPr>
+      <w:r>
+        <w:rPr>
+          <w:lang w:val="ar_AE" w:bidi="ar_AE"/>
+        </w:rPr>
+      </w:r>
+      <w:r>
+        <w:rPr>
+          <w:b/>
+          <w:lang w:val="ar_AE" w:bidi="ar_AE"/>
+        </w:rPr>
         <w:t>"الَّذِينَ سَيُعَاقَبُونَ"</w:t>
       </w:r>
     </w:p>
@@ -4095,6 +4690,23 @@
           <w:b/>
           <w:lang w:val="ar_AE" w:bidi="ar_AE"/>
         </w:rPr>
+        <w:t>οἵτινες δίκην τίσουσιν</w:t>
+      </w:r>
+    </w:p>
+    <w:p>
+      <w:pPr>
+        <w:bidi/>
+      </w:pPr>
+      <w:r>
+        <w:rPr>
+          <w:lang w:val="ar_AE" w:bidi="ar_AE"/>
+        </w:rPr>
+      </w:r>
+      <w:r>
+        <w:rPr>
+          <w:b/>
+          <w:lang w:val="ar_AE" w:bidi="ar_AE"/>
+        </w:rPr>
         <w:t>"الَّذِينَ سَيُعَاقَبُونَ"</w:t>
       </w:r>
     </w:p>
@@ -4200,6 +4812,23 @@
           <w:b/>
           <w:lang w:val="ar_AE" w:bidi="ar_AE"/>
         </w:rPr>
+        <w:t>δίκην τίσουσιν</w:t>
+      </w:r>
+    </w:p>
+    <w:p>
+      <w:pPr>
+        <w:bidi/>
+      </w:pPr>
+      <w:r>
+        <w:rPr>
+          <w:lang w:val="ar_AE" w:bidi="ar_AE"/>
+        </w:rPr>
+      </w:r>
+      <w:r>
+        <w:rPr>
+          <w:b/>
+          <w:lang w:val="ar_AE" w:bidi="ar_AE"/>
+        </w:rPr>
         <w:t>"سَيُعَاقَبُونَ"</w:t>
       </w:r>
     </w:p>
@@ -4305,6 +4934,23 @@
           <w:b/>
           <w:lang w:val="ar_AE" w:bidi="ar_AE"/>
         </w:rPr>
+        <w:t>ὄλεθρον αἰώνιον</w:t>
+      </w:r>
+    </w:p>
+    <w:p>
+      <w:pPr>
+        <w:bidi/>
+      </w:pPr>
+      <w:r>
+        <w:rPr>
+          <w:lang w:val="ar_AE" w:bidi="ar_AE"/>
+        </w:rPr>
+      </w:r>
+      <w:r>
+        <w:rPr>
+          <w:b/>
+          <w:lang w:val="ar_AE" w:bidi="ar_AE"/>
+        </w:rPr>
         <w:t>"بِهَلاَكٍ أَبَدِيٍّ"</w:t>
       </w:r>
     </w:p>
@@ -4449,6 +5095,23 @@
           <w:b/>
           <w:lang w:val="ar_AE" w:bidi="ar_AE"/>
         </w:rPr>
+        <w:t>ἀπὸ προσώπου τοῦ Κυρίου</w:t>
+      </w:r>
+    </w:p>
+    <w:p>
+      <w:pPr>
+        <w:bidi/>
+      </w:pPr>
+      <w:r>
+        <w:rPr>
+          <w:lang w:val="ar_AE" w:bidi="ar_AE"/>
+        </w:rPr>
+      </w:r>
+      <w:r>
+        <w:rPr>
+          <w:b/>
+          <w:lang w:val="ar_AE" w:bidi="ar_AE"/>
+        </w:rPr>
         <w:t>"مِنْ وَجْهِ الرَّبِّ"</w:t>
       </w:r>
     </w:p>
@@ -4554,6 +5217,23 @@
           <w:b/>
           <w:lang w:val="ar_AE" w:bidi="ar_AE"/>
         </w:rPr>
+        <w:t>τῆς δόξης τῆς ἰσχύος αὐτοῦ</w:t>
+      </w:r>
+    </w:p>
+    <w:p>
+      <w:pPr>
+        <w:bidi/>
+      </w:pPr>
+      <w:r>
+        <w:rPr>
+          <w:lang w:val="ar_AE" w:bidi="ar_AE"/>
+        </w:rPr>
+      </w:r>
+      <w:r>
+        <w:rPr>
+          <w:b/>
+          <w:lang w:val="ar_AE" w:bidi="ar_AE"/>
+        </w:rPr>
         <w:t>"مَجْدِ قُوَّتِهِ"</w:t>
       </w:r>
     </w:p>
@@ -4685,6 +5365,23 @@
           <w:b/>
           <w:lang w:val="ar_AE" w:bidi="ar_AE"/>
         </w:rPr>
+        <w:t>τῆς δόξης τῆς ἰσχύος αὐτοῦ</w:t>
+      </w:r>
+    </w:p>
+    <w:p>
+      <w:pPr>
+        <w:bidi/>
+      </w:pPr>
+      <w:r>
+        <w:rPr>
+          <w:lang w:val="ar_AE" w:bidi="ar_AE"/>
+        </w:rPr>
+      </w:r>
+      <w:r>
+        <w:rPr>
+          <w:b/>
+          <w:lang w:val="ar_AE" w:bidi="ar_AE"/>
+        </w:rPr>
         <w:t>"مَجْدِ قُوَّتِهِ"</w:t>
       </w:r>
     </w:p>
@@ -4803,6 +5500,23 @@
           <w:b/>
           <w:lang w:val="ar_AE" w:bidi="ar_AE"/>
         </w:rPr>
+        <w:t>ὅταν ἔλθῃ &amp; ἐν τῇ ἡμέρᾳ ἐκείνῃ</w:t>
+      </w:r>
+    </w:p>
+    <w:p>
+      <w:pPr>
+        <w:bidi/>
+      </w:pPr>
+      <w:r>
+        <w:rPr>
+          <w:lang w:val="ar_AE" w:bidi="ar_AE"/>
+        </w:rPr>
+      </w:r>
+      <w:r>
+        <w:rPr>
+          <w:b/>
+          <w:lang w:val="ar_AE" w:bidi="ar_AE"/>
+        </w:rPr>
         <w:t>"مَتَى جَاءَ...فِي ذلِكَ الْيَوْمِ"</w:t>
       </w:r>
     </w:p>
@@ -4908,6 +5622,23 @@
           <w:b/>
           <w:lang w:val="ar_AE" w:bidi="ar_AE"/>
         </w:rPr>
+        <w:t>ἐνδοξασθῆναι ἐν τοῖς ἁγίοις αὐτοῦ, καὶ θαυμασθῆναι ἐν πᾶσιν τοῖς πιστεύσασιν</w:t>
+      </w:r>
+    </w:p>
+    <w:p>
+      <w:pPr>
+        <w:bidi/>
+      </w:pPr>
+      <w:r>
+        <w:rPr>
+          <w:lang w:val="ar_AE" w:bidi="ar_AE"/>
+        </w:rPr>
+      </w:r>
+      <w:r>
+        <w:rPr>
+          <w:b/>
+          <w:lang w:val="ar_AE" w:bidi="ar_AE"/>
+        </w:rPr>
         <w:t>"لِيَتَمَجَّدَ فِي قِدِّيسِيهِ وَيُتَعَجَّبَ مِنْهُ فِي جَمِيعِ الْمُؤْمِنِينَ"</w:t>
       </w:r>
     </w:p>
@@ -5000,6 +5731,23 @@
           <w:b/>
           <w:lang w:val="ar_AE" w:bidi="ar_AE"/>
         </w:rPr>
+        <w:t>ἐνδοξασθῆναι ἐν τοῖς ἁγίοις αὐτοῦ, καὶ θαυμασθῆναι</w:t>
+      </w:r>
+    </w:p>
+    <w:p>
+      <w:pPr>
+        <w:bidi/>
+      </w:pPr>
+      <w:r>
+        <w:rPr>
+          <w:lang w:val="ar_AE" w:bidi="ar_AE"/>
+        </w:rPr>
+      </w:r>
+      <w:r>
+        <w:rPr>
+          <w:b/>
+          <w:lang w:val="ar_AE" w:bidi="ar_AE"/>
+        </w:rPr>
         <w:t>"لِيَتَمَجَّدَ فِي قِدِّيسِيهِ وَيُتَعَجَّبَ مِنْهُ"</w:t>
       </w:r>
     </w:p>
@@ -5105,6 +5853,23 @@
           <w:b/>
           <w:lang w:val="ar_AE" w:bidi="ar_AE"/>
         </w:rPr>
+        <w:t>ἐνδοξασθῆναι ἐν τοῖς ἁγίοις αὐτοῦ, καὶ θαυμασθῆναι ἐν πᾶσιν τοῖς πιστεύσασιν</w:t>
+      </w:r>
+    </w:p>
+    <w:p>
+      <w:pPr>
+        <w:bidi/>
+      </w:pPr>
+      <w:r>
+        <w:rPr>
+          <w:lang w:val="ar_AE" w:bidi="ar_AE"/>
+        </w:rPr>
+      </w:r>
+      <w:r>
+        <w:rPr>
+          <w:b/>
+          <w:lang w:val="ar_AE" w:bidi="ar_AE"/>
+        </w:rPr>
         <w:t>"لِيَتَمَجَّدَ فِي قِدِّيسِيهِ وَيُتَعَجَّبَ مِنْهُ فِي جَمِيعِ الْمُؤْمِنِينَ"</w:t>
       </w:r>
     </w:p>
@@ -5201,6 +5966,23 @@
           <w:b/>
           <w:lang w:val="ar_AE" w:bidi="ar_AE"/>
         </w:rPr>
+        <w:t>ἐπιστεύθη τὸ μαρτύριον ἡμῶν ἐφ’ ὑμᾶς</w:t>
+      </w:r>
+    </w:p>
+    <w:p>
+      <w:pPr>
+        <w:bidi/>
+      </w:pPr>
+      <w:r>
+        <w:rPr>
+          <w:lang w:val="ar_AE" w:bidi="ar_AE"/>
+        </w:rPr>
+      </w:r>
+      <w:r>
+        <w:rPr>
+          <w:b/>
+          <w:lang w:val="ar_AE" w:bidi="ar_AE"/>
+        </w:rPr>
         <w:t>"لأَنَّ شَهَادَتَنَا عِنْدَكُمْ صُدِّقَتْ"</w:t>
       </w:r>
     </w:p>
@@ -5293,6 +6075,23 @@
           <w:b/>
           <w:lang w:val="ar_AE" w:bidi="ar_AE"/>
         </w:rPr>
+        <w:t>εἰς ὃ</w:t>
+      </w:r>
+    </w:p>
+    <w:p>
+      <w:pPr>
+        <w:bidi/>
+      </w:pPr>
+      <w:r>
+        <w:rPr>
+          <w:lang w:val="ar_AE" w:bidi="ar_AE"/>
+        </w:rPr>
+      </w:r>
+      <w:r>
+        <w:rPr>
+          <w:b/>
+          <w:lang w:val="ar_AE" w:bidi="ar_AE"/>
+        </w:rPr>
         <w:t>"الأَمْرُ الَّذِي لأَجْلِهِ"</w:t>
       </w:r>
     </w:p>
@@ -5398,6 +6197,23 @@
           <w:b/>
           <w:lang w:val="ar_AE" w:bidi="ar_AE"/>
         </w:rPr>
+        <w:t>καὶ προσευχόμεθα πάντοτε περὶ ὑμῶν</w:t>
+      </w:r>
+    </w:p>
+    <w:p>
+      <w:pPr>
+        <w:bidi/>
+      </w:pPr>
+      <w:r>
+        <w:rPr>
+          <w:lang w:val="ar_AE" w:bidi="ar_AE"/>
+        </w:rPr>
+      </w:r>
+      <w:r>
+        <w:rPr>
+          <w:b/>
+          <w:lang w:val="ar_AE" w:bidi="ar_AE"/>
+        </w:rPr>
         <w:t>"نُصَلِّي أَيْضًا كُلَّ حِينٍ مِنْ جِهَتِكُمْ"</w:t>
       </w:r>
     </w:p>
@@ -5503,6 +6319,23 @@
           <w:b/>
           <w:lang w:val="ar_AE" w:bidi="ar_AE"/>
         </w:rPr>
+        <w:t>τῆς κλήσεως</w:t>
+      </w:r>
+    </w:p>
+    <w:p>
+      <w:pPr>
+        <w:bidi/>
+      </w:pPr>
+      <w:r>
+        <w:rPr>
+          <w:lang w:val="ar_AE" w:bidi="ar_AE"/>
+        </w:rPr>
+      </w:r>
+      <w:r>
+        <w:rPr>
+          <w:b/>
+          <w:lang w:val="ar_AE" w:bidi="ar_AE"/>
+        </w:rPr>
         <w:t>"لِلدَّعْوَةِ"</w:t>
       </w:r>
     </w:p>
@@ -5608,6 +6441,23 @@
           <w:b/>
           <w:lang w:val="ar_AE" w:bidi="ar_AE"/>
         </w:rPr>
+        <w:t>πληρώσῃ πᾶσαν εὐδοκίαν ἀγαθωσύνης, καὶ ἔργον πίστεως ἐν δυνάμει</w:t>
+      </w:r>
+    </w:p>
+    <w:p>
+      <w:pPr>
+        <w:bidi/>
+      </w:pPr>
+      <w:r>
+        <w:rPr>
+          <w:lang w:val="ar_AE" w:bidi="ar_AE"/>
+        </w:rPr>
+      </w:r>
+      <w:r>
+        <w:rPr>
+          <w:b/>
+          <w:lang w:val="ar_AE" w:bidi="ar_AE"/>
+        </w:rPr>
         <w:t>"وَيُكَمِّلَ كُلَّ مَسَرَّةِ الصَّلاَحِ وَعَمَلَ الإِيمَانِ بِقُوَّةٍ"</w:t>
       </w:r>
     </w:p>
@@ -5713,6 +6563,23 @@
           <w:b/>
           <w:lang w:val="ar_AE" w:bidi="ar_AE"/>
         </w:rPr>
+        <w:t>καὶ πληρώσῃ</w:t>
+      </w:r>
+    </w:p>
+    <w:p>
+      <w:pPr>
+        <w:bidi/>
+      </w:pPr>
+      <w:r>
+        <w:rPr>
+          <w:lang w:val="ar_AE" w:bidi="ar_AE"/>
+        </w:rPr>
+      </w:r>
+      <w:r>
+        <w:rPr>
+          <w:b/>
+          <w:lang w:val="ar_AE" w:bidi="ar_AE"/>
+        </w:rPr>
         <w:t>"وَيُكَمِّلَ"</w:t>
       </w:r>
     </w:p>
@@ -5844,6 +6711,23 @@
           <w:b/>
           <w:lang w:val="ar_AE" w:bidi="ar_AE"/>
         </w:rPr>
+        <w:t>ὅπως</w:t>
+      </w:r>
+    </w:p>
+    <w:p>
+      <w:pPr>
+        <w:bidi/>
+      </w:pPr>
+      <w:r>
+        <w:rPr>
+          <w:lang w:val="ar_AE" w:bidi="ar_AE"/>
+        </w:rPr>
+      </w:r>
+      <w:r>
+        <w:rPr>
+          <w:b/>
+          <w:lang w:val="ar_AE" w:bidi="ar_AE"/>
+        </w:rPr>
         <w:t>"لِكَيْ"</w:t>
       </w:r>
     </w:p>
@@ -5949,6 +6833,23 @@
           <w:b/>
           <w:lang w:val="ar_AE" w:bidi="ar_AE"/>
         </w:rPr>
+        <w:t>τὸ ὄνομα τοῦ Κυρίου ἡμῶν, Ἰησοῦ</w:t>
+      </w:r>
+    </w:p>
+    <w:p>
+      <w:pPr>
+        <w:bidi/>
+      </w:pPr>
+      <w:r>
+        <w:rPr>
+          <w:lang w:val="ar_AE" w:bidi="ar_AE"/>
+        </w:rPr>
+      </w:r>
+      <w:r>
+        <w:rPr>
+          <w:b/>
+          <w:lang w:val="ar_AE" w:bidi="ar_AE"/>
+        </w:rPr>
         <w:t>"اسْمُ رَبِّنَا يَسُوعَ الْمَسِيحِ"</w:t>
       </w:r>
     </w:p>
@@ -6054,6 +6955,23 @@
           <w:b/>
           <w:lang w:val="ar_AE" w:bidi="ar_AE"/>
         </w:rPr>
+        <w:t>ὅπως ἐνδοξασθῇ τὸ ὄνομα τοῦ Κυρίου ἡμῶν, Ἰησοῦ, ἐν ὑμῖν</w:t>
+      </w:r>
+    </w:p>
+    <w:p>
+      <w:pPr>
+        <w:bidi/>
+      </w:pPr>
+      <w:r>
+        <w:rPr>
+          <w:lang w:val="ar_AE" w:bidi="ar_AE"/>
+        </w:rPr>
+      </w:r>
+      <w:r>
+        <w:rPr>
+          <w:b/>
+          <w:lang w:val="ar_AE" w:bidi="ar_AE"/>
+        </w:rPr>
         <w:t>"لِكَيْ يَتَمَجَّدَ اسْمُ رَبِّنَا يَسُوعَ الْمَسِيحِ فِيكُمْ"</w:t>
       </w:r>
     </w:p>
@@ -6146,6 +7064,23 @@
           <w:b/>
           <w:lang w:val="ar_AE" w:bidi="ar_AE"/>
         </w:rPr>
+        <w:t>καὶ ὑμεῖς ἐν αὐτῷ</w:t>
+      </w:r>
+    </w:p>
+    <w:p>
+      <w:pPr>
+        <w:bidi/>
+      </w:pPr>
+      <w:r>
+        <w:rPr>
+          <w:lang w:val="ar_AE" w:bidi="ar_AE"/>
+        </w:rPr>
+      </w:r>
+      <w:r>
+        <w:rPr>
+          <w:b/>
+          <w:lang w:val="ar_AE" w:bidi="ar_AE"/>
+        </w:rPr>
         <w:t>"وَأَنْتُمْ فِيهِ"</w:t>
       </w:r>
     </w:p>
@@ -6238,6 +7173,23 @@
           <w:b/>
           <w:lang w:val="ar_AE" w:bidi="ar_AE"/>
         </w:rPr>
+        <w:t>καὶ ὑμεῖς ἐν αὐτῷ</w:t>
+      </w:r>
+    </w:p>
+    <w:p>
+      <w:pPr>
+        <w:bidi/>
+      </w:pPr>
+      <w:r>
+        <w:rPr>
+          <w:lang w:val="ar_AE" w:bidi="ar_AE"/>
+        </w:rPr>
+      </w:r>
+      <w:r>
+        <w:rPr>
+          <w:b/>
+          <w:lang w:val="ar_AE" w:bidi="ar_AE"/>
+        </w:rPr>
         <w:t>"وَأَنْتُمْ فِيهِ"</w:t>
       </w:r>
     </w:p>
@@ -6343,6 +7295,23 @@
           <w:b/>
           <w:lang w:val="ar_AE" w:bidi="ar_AE"/>
         </w:rPr>
+        <w:t>κατὰ τὴν χάριν τοῦ Θεοῦ ἡμῶν</w:t>
+      </w:r>
+    </w:p>
+    <w:p>
+      <w:pPr>
+        <w:bidi/>
+      </w:pPr>
+      <w:r>
+        <w:rPr>
+          <w:lang w:val="ar_AE" w:bidi="ar_AE"/>
+        </w:rPr>
+      </w:r>
+      <w:r>
+        <w:rPr>
+          <w:b/>
+          <w:lang w:val="ar_AE" w:bidi="ar_AE"/>
+        </w:rPr>
         <w:t>"بِنِعْمَةِ إِلهِنَا"</w:t>
       </w:r>
     </w:p>
@@ -6448,6 +7417,23 @@
           <w:b/>
           <w:lang w:val="ar_AE" w:bidi="ar_AE"/>
         </w:rPr>
+        <w:t>τοῦ Θεοῦ ἡμῶν καὶ Κυρίου Ἰησοῦ Χριστοῦ</w:t>
+      </w:r>
+    </w:p>
+    <w:p>
+      <w:pPr>
+        <w:bidi/>
+      </w:pPr>
+      <w:r>
+        <w:rPr>
+          <w:lang w:val="ar_AE" w:bidi="ar_AE"/>
+        </w:rPr>
+      </w:r>
+      <w:r>
+        <w:rPr>
+          <w:b/>
+          <w:lang w:val="ar_AE" w:bidi="ar_AE"/>
+        </w:rPr>
         <w:t>"إِلهِنَا وَالرَّبِّ يَسُوعَ الْمَسِيحِ"</w:t>
       </w:r>
     </w:p>
@@ -6617,6 +7603,23 @@
           <w:b/>
           <w:lang w:val="ar_AE" w:bidi="ar_AE"/>
         </w:rPr>
+        <w:t>δὲ</w:t>
+      </w:r>
+    </w:p>
+    <w:p>
+      <w:pPr>
+        <w:bidi/>
+      </w:pPr>
+      <w:r>
+        <w:rPr>
+          <w:lang w:val="ar_AE" w:bidi="ar_AE"/>
+        </w:rPr>
+      </w:r>
+      <w:r>
+        <w:rPr>
+          <w:b/>
+          <w:lang w:val="ar_AE" w:bidi="ar_AE"/>
+        </w:rPr>
         <w:t>"ثُمَّ"</w:t>
       </w:r>
     </w:p>
@@ -6722,6 +7725,23 @@
           <w:b/>
           <w:lang w:val="ar_AE" w:bidi="ar_AE"/>
         </w:rPr>
+        <w:t>ὑπὲρ τῆς παρουσίας τοῦ Κυρίου ἡμῶν, Ἰησοῦ Χριστοῦ, καὶ ἡμῶν ἐπισυναγωγῆς ἐπ’ αὐτόν</w:t>
+      </w:r>
+    </w:p>
+    <w:p>
+      <w:pPr>
+        <w:bidi/>
+      </w:pPr>
+      <w:r>
+        <w:rPr>
+          <w:lang w:val="ar_AE" w:bidi="ar_AE"/>
+        </w:rPr>
+      </w:r>
+      <w:r>
+        <w:rPr>
+          <w:b/>
+          <w:lang w:val="ar_AE" w:bidi="ar_AE"/>
+        </w:rPr>
         <w:t>"مِنْ جِهَةِ مَجِيءِ رَبِّنَا يَسُوعَ الْمَسِيحِ وَاجْتِمَاعِنَا إِلَيْهِ"</w:t>
       </w:r>
     </w:p>
@@ -6827,6 +7847,23 @@
           <w:b/>
           <w:lang w:val="ar_AE" w:bidi="ar_AE"/>
         </w:rPr>
+        <w:t>ὑπὲρ τῆς παρουσίας τοῦ Κυρίου ἡμῶν, Ἰησοῦ Χριστοῦ, καὶ ἡμῶν ἐπισυναγωγῆς ἐπ’ αὐτόν</w:t>
+      </w:r>
+    </w:p>
+    <w:p>
+      <w:pPr>
+        <w:bidi/>
+      </w:pPr>
+      <w:r>
+        <w:rPr>
+          <w:lang w:val="ar_AE" w:bidi="ar_AE"/>
+        </w:rPr>
+      </w:r>
+      <w:r>
+        <w:rPr>
+          <w:b/>
+          <w:lang w:val="ar_AE" w:bidi="ar_AE"/>
+        </w:rPr>
         <w:t>"مِنْ جِهَةِ مَجِيءِ رَبِّنَا يَسُوعَ الْمَسِيحِ وَاجْتِمَاعِنَا إِلَيْهِ"</w:t>
       </w:r>
     </w:p>
@@ -6945,6 +7982,23 @@
           <w:b/>
           <w:lang w:val="ar_AE" w:bidi="ar_AE"/>
         </w:rPr>
+        <w:t>ἀδελφοί</w:t>
+      </w:r>
+    </w:p>
+    <w:p>
+      <w:pPr>
+        <w:bidi/>
+      </w:pPr>
+      <w:r>
+        <w:rPr>
+          <w:lang w:val="ar_AE" w:bidi="ar_AE"/>
+        </w:rPr>
+      </w:r>
+      <w:r>
+        <w:rPr>
+          <w:b/>
+          <w:lang w:val="ar_AE" w:bidi="ar_AE"/>
+        </w:rPr>
         <w:t>"الإِخْوَةُ"</w:t>
       </w:r>
     </w:p>
@@ -7050,6 +8104,23 @@
           <w:b/>
           <w:lang w:val="ar_AE" w:bidi="ar_AE"/>
         </w:rPr>
+        <w:t>εἰς τὸ μὴ ταχέως σαλευθῆναι ὑμᾶς ἀπὸ τοῦ νοὸς</w:t>
+      </w:r>
+    </w:p>
+    <w:p>
+      <w:pPr>
+        <w:bidi/>
+      </w:pPr>
+      <w:r>
+        <w:rPr>
+          <w:lang w:val="ar_AE" w:bidi="ar_AE"/>
+        </w:rPr>
+      </w:r>
+      <w:r>
+        <w:rPr>
+          <w:b/>
+          <w:lang w:val="ar_AE" w:bidi="ar_AE"/>
+        </w:rPr>
         <w:t>"أَنْ لاَ تَتَزَعْزَعُوا سَرِيعًا عَنْ ذِهْنِكُمْ"</w:t>
       </w:r>
     </w:p>
@@ -7155,6 +8226,23 @@
           <w:b/>
           <w:lang w:val="ar_AE" w:bidi="ar_AE"/>
         </w:rPr>
+        <w:t>μηδὲ θροεῖσθαι</w:t>
+      </w:r>
+    </w:p>
+    <w:p>
+      <w:pPr>
+        <w:bidi/>
+      </w:pPr>
+      <w:r>
+        <w:rPr>
+          <w:lang w:val="ar_AE" w:bidi="ar_AE"/>
+        </w:rPr>
+      </w:r>
+      <w:r>
+        <w:rPr>
+          <w:b/>
+          <w:lang w:val="ar_AE" w:bidi="ar_AE"/>
+        </w:rPr>
         <w:t>"وَلاَ تَرْتَاعُوا"</w:t>
       </w:r>
     </w:p>
@@ -7260,6 +8348,23 @@
           <w:b/>
           <w:lang w:val="ar_AE" w:bidi="ar_AE"/>
         </w:rPr>
+        <w:t>μήτε διὰ πνεύματος, μήτε διὰ λόγου, μήτε δι’ ἐπιστολῆς, ὡς δι’ ἡμῶν</w:t>
+      </w:r>
+    </w:p>
+    <w:p>
+      <w:pPr>
+        <w:bidi/>
+      </w:pPr>
+      <w:r>
+        <w:rPr>
+          <w:lang w:val="ar_AE" w:bidi="ar_AE"/>
+        </w:rPr>
+      </w:r>
+      <w:r>
+        <w:rPr>
+          <w:b/>
+          <w:lang w:val="ar_AE" w:bidi="ar_AE"/>
+        </w:rPr>
         <w:t>"لاَ بِرُوحٍ وَلاَ بِكَلِمَةٍ وَلاَ بِرِسَالَةٍ كَأَنَّهَا مِنَّا"</w:t>
       </w:r>
     </w:p>
@@ -7352,6 +8457,23 @@
           <w:b/>
           <w:lang w:val="ar_AE" w:bidi="ar_AE"/>
         </w:rPr>
+        <w:t>ὡς δι’ ἡμῶν</w:t>
+      </w:r>
+    </w:p>
+    <w:p>
+      <w:pPr>
+        <w:bidi/>
+      </w:pPr>
+      <w:r>
+        <w:rPr>
+          <w:lang w:val="ar_AE" w:bidi="ar_AE"/>
+        </w:rPr>
+      </w:r>
+      <w:r>
+        <w:rPr>
+          <w:b/>
+          <w:lang w:val="ar_AE" w:bidi="ar_AE"/>
+        </w:rPr>
         <w:t>"كَأَنَّهَا مِنَّا"</w:t>
       </w:r>
     </w:p>
@@ -7444,6 +8566,23 @@
           <w:b/>
           <w:lang w:val="ar_AE" w:bidi="ar_AE"/>
         </w:rPr>
+        <w:t>ὡς ὅτι</w:t>
+      </w:r>
+    </w:p>
+    <w:p>
+      <w:pPr>
+        <w:bidi/>
+      </w:pPr>
+      <w:r>
+        <w:rPr>
+          <w:lang w:val="ar_AE" w:bidi="ar_AE"/>
+        </w:rPr>
+      </w:r>
+      <w:r>
+        <w:rPr>
+          <w:b/>
+          <w:lang w:val="ar_AE" w:bidi="ar_AE"/>
+        </w:rPr>
         <w:t>"كَأَنَّهَا"</w:t>
       </w:r>
     </w:p>
@@ -7536,6 +8675,23 @@
           <w:b/>
           <w:lang w:val="ar_AE" w:bidi="ar_AE"/>
         </w:rPr>
+        <w:t>ἡ ἡμέρα τοῦ Κυρίου</w:t>
+      </w:r>
+    </w:p>
+    <w:p>
+      <w:pPr>
+        <w:bidi/>
+      </w:pPr>
+      <w:r>
+        <w:rPr>
+          <w:lang w:val="ar_AE" w:bidi="ar_AE"/>
+        </w:rPr>
+      </w:r>
+      <w:r>
+        <w:rPr>
+          <w:b/>
+          <w:lang w:val="ar_AE" w:bidi="ar_AE"/>
+        </w:rPr>
         <w:t>"يَوْمَ الْمَسِيحِ"</w:t>
       </w:r>
     </w:p>
@@ -7619,6 +8775,23 @@
           <w:b/>
           <w:lang w:val="ar_AE" w:bidi="ar_AE"/>
         </w:rPr>
+        <w:t>μή τις ὑμᾶς ἐξαπατήσῃ κατὰ μηδένα τρόπον</w:t>
+      </w:r>
+    </w:p>
+    <w:p>
+      <w:pPr>
+        <w:bidi/>
+      </w:pPr>
+      <w:r>
+        <w:rPr>
+          <w:lang w:val="ar_AE" w:bidi="ar_AE"/>
+        </w:rPr>
+      </w:r>
+      <w:r>
+        <w:rPr>
+          <w:b/>
+          <w:lang w:val="ar_AE" w:bidi="ar_AE"/>
+        </w:rPr>
         <w:t>"لاَ يَخْدَعَنَّكُمْ أَحَدٌ عَلَى طَرِيقَةٍ مَا"</w:t>
       </w:r>
     </w:p>
@@ -7689,6 +8862,23 @@
           <w:b/>
           <w:lang w:val="ar_AE" w:bidi="ar_AE"/>
         </w:rPr>
+        <w:t>ὅτι ἐὰν μὴ ἔλθῃ ἡ ἀποστασία πρῶτον</w:t>
+      </w:r>
+    </w:p>
+    <w:p>
+      <w:pPr>
+        <w:bidi/>
+      </w:pPr>
+      <w:r>
+        <w:rPr>
+          <w:lang w:val="ar_AE" w:bidi="ar_AE"/>
+        </w:rPr>
+      </w:r>
+      <w:r>
+        <w:rPr>
+          <w:b/>
+          <w:lang w:val="ar_AE" w:bidi="ar_AE"/>
+        </w:rPr>
         <w:t>"إِنْ لَمْ يَأْتِ الارْتِدَادُ أَوَّلًا"</w:t>
       </w:r>
     </w:p>
@@ -7781,6 +8971,23 @@
           <w:b/>
           <w:lang w:val="ar_AE" w:bidi="ar_AE"/>
         </w:rPr>
+        <w:t>ἡ ἀποστασία</w:t>
+      </w:r>
+    </w:p>
+    <w:p>
+      <w:pPr>
+        <w:bidi/>
+      </w:pPr>
+      <w:r>
+        <w:rPr>
+          <w:lang w:val="ar_AE" w:bidi="ar_AE"/>
+        </w:rPr>
+      </w:r>
+      <w:r>
+        <w:rPr>
+          <w:b/>
+          <w:lang w:val="ar_AE" w:bidi="ar_AE"/>
+        </w:rPr>
         <w:t>"الارْتِدَادُ"</w:t>
       </w:r>
     </w:p>
@@ -7886,6 +9093,23 @@
           <w:b/>
           <w:lang w:val="ar_AE" w:bidi="ar_AE"/>
         </w:rPr>
+        <w:t>ἀποκαλυφθῇ ὁ ἄνθρωπος τῆς ἀνομίας</w:t>
+      </w:r>
+    </w:p>
+    <w:p>
+      <w:pPr>
+        <w:bidi/>
+      </w:pPr>
+      <w:r>
+        <w:rPr>
+          <w:lang w:val="ar_AE" w:bidi="ar_AE"/>
+        </w:rPr>
+      </w:r>
+      <w:r>
+        <w:rPr>
+          <w:b/>
+          <w:lang w:val="ar_AE" w:bidi="ar_AE"/>
+        </w:rPr>
         <w:t>"وَيُسْتَعْلَنْ إِنْسَانُ الْخَطِيَّةِ"</w:t>
       </w:r>
     </w:p>
@@ -7978,6 +9202,23 @@
           <w:b/>
           <w:lang w:val="ar_AE" w:bidi="ar_AE"/>
         </w:rPr>
+        <w:t>ὁ ἄνθρωπος τῆς ἀνομίας</w:t>
+      </w:r>
+    </w:p>
+    <w:p>
+      <w:pPr>
+        <w:bidi/>
+      </w:pPr>
+      <w:r>
+        <w:rPr>
+          <w:lang w:val="ar_AE" w:bidi="ar_AE"/>
+        </w:rPr>
+      </w:r>
+      <w:r>
+        <w:rPr>
+          <w:b/>
+          <w:lang w:val="ar_AE" w:bidi="ar_AE"/>
+        </w:rPr>
         <w:t>"إِنْسَانُ الْخَطِيَّةِ"</w:t>
       </w:r>
     </w:p>
@@ -8096,6 +9337,23 @@
           <w:b/>
           <w:lang w:val="ar_AE" w:bidi="ar_AE"/>
         </w:rPr>
+        <w:t>ὁ υἱὸς τῆς ἀπωλείας</w:t>
+      </w:r>
+    </w:p>
+    <w:p>
+      <w:pPr>
+        <w:bidi/>
+      </w:pPr>
+      <w:r>
+        <w:rPr>
+          <w:lang w:val="ar_AE" w:bidi="ar_AE"/>
+        </w:rPr>
+      </w:r>
+      <w:r>
+        <w:rPr>
+          <w:b/>
+          <w:lang w:val="ar_AE" w:bidi="ar_AE"/>
+        </w:rPr>
         <w:t>"ابْنُ الْهَلاَكِ"</w:t>
       </w:r>
     </w:p>
@@ -8293,6 +9551,23 @@
           <w:b/>
           <w:lang w:val="ar_AE" w:bidi="ar_AE"/>
         </w:rPr>
+        <w:t>πάντα λεγόμενον θεὸν ἢ σέβασμα</w:t>
+      </w:r>
+    </w:p>
+    <w:p>
+      <w:pPr>
+        <w:bidi/>
+      </w:pPr>
+      <w:r>
+        <w:rPr>
+          <w:lang w:val="ar_AE" w:bidi="ar_AE"/>
+        </w:rPr>
+      </w:r>
+      <w:r>
+        <w:rPr>
+          <w:b/>
+          <w:lang w:val="ar_AE" w:bidi="ar_AE"/>
+        </w:rPr>
         <w:t>"كُلِّ مَا يُدْعَى إِلهًا أَوْ مَعْبُودًا"</w:t>
       </w:r>
     </w:p>
@@ -8385,6 +9660,23 @@
           <w:b/>
           <w:lang w:val="ar_AE" w:bidi="ar_AE"/>
         </w:rPr>
+        <w:t>αὐτὸν &amp; καθίσαι</w:t>
+      </w:r>
+    </w:p>
+    <w:p>
+      <w:pPr>
+        <w:bidi/>
+      </w:pPr>
+      <w:r>
+        <w:rPr>
+          <w:lang w:val="ar_AE" w:bidi="ar_AE"/>
+        </w:rPr>
+      </w:r>
+      <w:r>
+        <w:rPr>
+          <w:b/>
+          <w:lang w:val="ar_AE" w:bidi="ar_AE"/>
+        </w:rPr>
         <w:t>"حَتَّى إِنَّهُ يَجْلِسُ"</w:t>
       </w:r>
     </w:p>
@@ -8490,6 +9782,23 @@
           <w:b/>
           <w:lang w:val="ar_AE" w:bidi="ar_AE"/>
         </w:rPr>
+        <w:t>ἀποδεικνύντα ἑαυτὸν ὅτι ἔστιν Θεός</w:t>
+      </w:r>
+    </w:p>
+    <w:p>
+      <w:pPr>
+        <w:bidi/>
+      </w:pPr>
+      <w:r>
+        <w:rPr>
+          <w:lang w:val="ar_AE" w:bidi="ar_AE"/>
+        </w:rPr>
+      </w:r>
+      <w:r>
+        <w:rPr>
+          <w:b/>
+          <w:lang w:val="ar_AE" w:bidi="ar_AE"/>
+        </w:rPr>
         <w:t>"مُظْهِرًا نَفْسَهُ أَنَّهُ إِلهٌ"</w:t>
       </w:r>
     </w:p>
@@ -8573,6 +9882,23 @@
           <w:b/>
           <w:lang w:val="ar_AE" w:bidi="ar_AE"/>
         </w:rPr>
+        <w:t>οὐ μνημονεύετε ὅτι, ἔτι ὢν πρὸς ὑμᾶς, ταῦτα ἔλεγον ὑμῖν</w:t>
+      </w:r>
+    </w:p>
+    <w:p>
+      <w:pPr>
+        <w:bidi/>
+      </w:pPr>
+      <w:r>
+        <w:rPr>
+          <w:lang w:val="ar_AE" w:bidi="ar_AE"/>
+        </w:rPr>
+      </w:r>
+      <w:r>
+        <w:rPr>
+          <w:b/>
+          <w:lang w:val="ar_AE" w:bidi="ar_AE"/>
+        </w:rPr>
         <w:t>"أَمَا تَذْكُرُونَ أَنِّي وَأَنَا بَعْدُ عِنْدَكُمْ، كُنْتُ أَقُولُ لَكُمْ هذَا؟"</w:t>
       </w:r>
     </w:p>
@@ -8665,6 +9991,23 @@
           <w:b/>
           <w:lang w:val="ar_AE" w:bidi="ar_AE"/>
         </w:rPr>
+        <w:t>ταῦτα</w:t>
+      </w:r>
+    </w:p>
+    <w:p>
+      <w:pPr>
+        <w:bidi/>
+      </w:pPr>
+      <w:r>
+        <w:rPr>
+          <w:lang w:val="ar_AE" w:bidi="ar_AE"/>
+        </w:rPr>
+      </w:r>
+      <w:r>
+        <w:rPr>
+          <w:b/>
+          <w:lang w:val="ar_AE" w:bidi="ar_AE"/>
+        </w:rPr>
         <w:t>"هذَا"</w:t>
       </w:r>
     </w:p>
@@ -8770,6 +10113,23 @@
           <w:b/>
           <w:lang w:val="ar_AE" w:bidi="ar_AE"/>
         </w:rPr>
+        <w:t>καὶ νῦν τὸ κατέχον οἴδατε</w:t>
+      </w:r>
+    </w:p>
+    <w:p>
+      <w:pPr>
+        <w:bidi/>
+      </w:pPr>
+      <w:r>
+        <w:rPr>
+          <w:lang w:val="ar_AE" w:bidi="ar_AE"/>
+        </w:rPr>
+      </w:r>
+      <w:r>
+        <w:rPr>
+          <w:b/>
+          <w:lang w:val="ar_AE" w:bidi="ar_AE"/>
+        </w:rPr>
         <w:t>"وَالآنَ تَعْلَمُونَ مَا يَحْجِزُ"</w:t>
       </w:r>
     </w:p>
@@ -8879,6 +10239,23 @@
           <w:b/>
           <w:lang w:val="ar_AE" w:bidi="ar_AE"/>
         </w:rPr>
+        <w:t>τὸ ἀποκαλυφθῆναι αὐτὸν ἐν τῷ αὐτοῦ καιρῷ</w:t>
+      </w:r>
+    </w:p>
+    <w:p>
+      <w:pPr>
+        <w:bidi/>
+      </w:pPr>
+      <w:r>
+        <w:rPr>
+          <w:lang w:val="ar_AE" w:bidi="ar_AE"/>
+        </w:rPr>
+      </w:r>
+      <w:r>
+        <w:rPr>
+          <w:b/>
+          <w:lang w:val="ar_AE" w:bidi="ar_AE"/>
+        </w:rPr>
         <w:t>"يُسْتَعْلَنَ فِي وَقْتِهِ"</w:t>
       </w:r>
     </w:p>
@@ -8971,6 +10348,23 @@
           <w:b/>
           <w:lang w:val="ar_AE" w:bidi="ar_AE"/>
         </w:rPr>
+        <w:t>γὰρ</w:t>
+      </w:r>
+    </w:p>
+    <w:p>
+      <w:pPr>
+        <w:bidi/>
+      </w:pPr>
+      <w:r>
+        <w:rPr>
+          <w:lang w:val="ar_AE" w:bidi="ar_AE"/>
+        </w:rPr>
+      </w:r>
+      <w:r>
+        <w:rPr>
+          <w:b/>
+          <w:lang w:val="ar_AE" w:bidi="ar_AE"/>
+        </w:rPr>
         <w:t>"لأَنَّ"</w:t>
       </w:r>
     </w:p>
@@ -9089,6 +10483,23 @@
           <w:b/>
           <w:lang w:val="ar_AE" w:bidi="ar_AE"/>
         </w:rPr>
+        <w:t>τὸ &amp; μυστήριον ἤδη ἐνεργεῖται τῆς ἀνομίας</w:t>
+      </w:r>
+    </w:p>
+    <w:p>
+      <w:pPr>
+        <w:bidi/>
+      </w:pPr>
+      <w:r>
+        <w:rPr>
+          <w:lang w:val="ar_AE" w:bidi="ar_AE"/>
+        </w:rPr>
+      </w:r>
+      <w:r>
+        <w:rPr>
+          <w:b/>
+          <w:lang w:val="ar_AE" w:bidi="ar_AE"/>
+        </w:rPr>
         <w:t>"سِرَّ الإِثْمِ الآنَ يَعْمَلُ"</w:t>
       </w:r>
     </w:p>
@@ -9207,6 +10618,23 @@
           <w:b/>
           <w:lang w:val="ar_AE" w:bidi="ar_AE"/>
         </w:rPr>
+        <w:t>ὁ κατέχων</w:t>
+      </w:r>
+    </w:p>
+    <w:p>
+      <w:pPr>
+        <w:bidi/>
+      </w:pPr>
+      <w:r>
+        <w:rPr>
+          <w:lang w:val="ar_AE" w:bidi="ar_AE"/>
+        </w:rPr>
+      </w:r>
+      <w:r>
+        <w:rPr>
+          <w:b/>
+          <w:lang w:val="ar_AE" w:bidi="ar_AE"/>
+        </w:rPr>
         <w:t>"الَّذِي يَحْجِزُ"</w:t>
       </w:r>
     </w:p>
@@ -9277,6 +10705,23 @@
           <w:b/>
           <w:lang w:val="ar_AE" w:bidi="ar_AE"/>
         </w:rPr>
+        <w:t>γένηται</w:t>
+      </w:r>
+    </w:p>
+    <w:p>
+      <w:pPr>
+        <w:bidi/>
+      </w:pPr>
+      <w:r>
+        <w:rPr>
+          <w:lang w:val="ar_AE" w:bidi="ar_AE"/>
+        </w:rPr>
+      </w:r>
+      <w:r>
+        <w:rPr>
+          <w:b/>
+          <w:lang w:val="ar_AE" w:bidi="ar_AE"/>
+        </w:rPr>
         <w:t>"يُرْفَعَ"</w:t>
       </w:r>
     </w:p>
@@ -9382,6 +10827,23 @@
           <w:b/>
           <w:lang w:val="ar_AE" w:bidi="ar_AE"/>
         </w:rPr>
+        <w:t>ἐκ μέσου γένηται</w:t>
+      </w:r>
+    </w:p>
+    <w:p>
+      <w:pPr>
+        <w:bidi/>
+      </w:pPr>
+      <w:r>
+        <w:rPr>
+          <w:lang w:val="ar_AE" w:bidi="ar_AE"/>
+        </w:rPr>
+      </w:r>
+      <w:r>
+        <w:rPr>
+          <w:b/>
+          <w:lang w:val="ar_AE" w:bidi="ar_AE"/>
+        </w:rPr>
         <w:t>"يُرْفَعَ مِنَ الْوَسَطِ"</w:t>
       </w:r>
     </w:p>
@@ -9474,6 +10936,23 @@
           <w:b/>
           <w:lang w:val="ar_AE" w:bidi="ar_AE"/>
         </w:rPr>
+        <w:t>καὶ τότε ἀποκαλυφθήσεται ὁ ἄνομος</w:t>
+      </w:r>
+    </w:p>
+    <w:p>
+      <w:pPr>
+        <w:bidi/>
+      </w:pPr>
+      <w:r>
+        <w:rPr>
+          <w:lang w:val="ar_AE" w:bidi="ar_AE"/>
+        </w:rPr>
+      </w:r>
+      <w:r>
+        <w:rPr>
+          <w:b/>
+          <w:lang w:val="ar_AE" w:bidi="ar_AE"/>
+        </w:rPr>
         <w:t>"وَحِينَئِذٍ سَيُسْتَعْلَنُ الأَثِيمُ"</w:t>
       </w:r>
     </w:p>
@@ -9566,6 +11045,23 @@
           <w:b/>
           <w:lang w:val="ar_AE" w:bidi="ar_AE"/>
         </w:rPr>
+        <w:t>τῷ πνεύματι τοῦ στόματος αὐτοῦ</w:t>
+      </w:r>
+    </w:p>
+    <w:p>
+      <w:pPr>
+        <w:bidi/>
+      </w:pPr>
+      <w:r>
+        <w:rPr>
+          <w:lang w:val="ar_AE" w:bidi="ar_AE"/>
+        </w:rPr>
+      </w:r>
+      <w:r>
+        <w:rPr>
+          <w:b/>
+          <w:lang w:val="ar_AE" w:bidi="ar_AE"/>
+        </w:rPr>
         <w:t>"بِنَفْخَةِ فَمِهِ"</w:t>
       </w:r>
     </w:p>
@@ -9684,6 +11180,23 @@
           <w:b/>
           <w:lang w:val="ar_AE" w:bidi="ar_AE"/>
         </w:rPr>
+        <w:t>ἀνελεῖ τῷ πνεύματι τοῦ στόματος αὐτοῦ, καὶ καταργήσει τῇ ἐπιφανείᾳ τῆς παρουσίας αὐτοῦ</w:t>
+      </w:r>
+    </w:p>
+    <w:p>
+      <w:pPr>
+        <w:bidi/>
+      </w:pPr>
+      <w:r>
+        <w:rPr>
+          <w:lang w:val="ar_AE" w:bidi="ar_AE"/>
+        </w:rPr>
+      </w:r>
+      <w:r>
+        <w:rPr>
+          <w:b/>
+          <w:lang w:val="ar_AE" w:bidi="ar_AE"/>
+        </w:rPr>
         <w:t>"الَّذِي الرَّبُّ يُبِيدُهُ بِنَفْخَةِ فَمِهِ، وَيُبْطِلُهُ بِظُهُورِ مَجِيئِهِ."</w:t>
       </w:r>
     </w:p>
@@ -9776,6 +11289,23 @@
           <w:b/>
           <w:lang w:val="ar_AE" w:bidi="ar_AE"/>
         </w:rPr>
+        <w:t>οὗ ἐστιν ἡ παρουσία, κατ’ ἐνέργειαν τοῦ Σατανᾶ</w:t>
+      </w:r>
+    </w:p>
+    <w:p>
+      <w:pPr>
+        <w:bidi/>
+      </w:pPr>
+      <w:r>
+        <w:rPr>
+          <w:lang w:val="ar_AE" w:bidi="ar_AE"/>
+        </w:rPr>
+      </w:r>
+      <w:r>
+        <w:rPr>
+          <w:b/>
+          <w:lang w:val="ar_AE" w:bidi="ar_AE"/>
+        </w:rPr>
         <w:t>"مَجِيئُهُ بِعَمَلِ الشَّيْطَانِ"</w:t>
       </w:r>
     </w:p>
@@ -9894,6 +11424,23 @@
           <w:b/>
           <w:lang w:val="ar_AE" w:bidi="ar_AE"/>
         </w:rPr>
+        <w:t>οὗ</w:t>
+      </w:r>
+    </w:p>
+    <w:p>
+      <w:pPr>
+        <w:bidi/>
+      </w:pPr>
+      <w:r>
+        <w:rPr>
+          <w:lang w:val="ar_AE" w:bidi="ar_AE"/>
+        </w:rPr>
+      </w:r>
+      <w:r>
+        <w:rPr>
+          <w:b/>
+          <w:lang w:val="ar_AE" w:bidi="ar_AE"/>
+        </w:rPr>
         <w:t>"مَجِيئُهُ"</w:t>
       </w:r>
     </w:p>
@@ -9977,6 +11524,23 @@
           <w:b/>
           <w:lang w:val="ar_AE" w:bidi="ar_AE"/>
         </w:rPr>
+        <w:t>ἐν πάσῃ δυνάμει, καὶ σημείοις, καὶ τέρασιν ψεύδους</w:t>
+      </w:r>
+    </w:p>
+    <w:p>
+      <w:pPr>
+        <w:bidi/>
+      </w:pPr>
+      <w:r>
+        <w:rPr>
+          <w:lang w:val="ar_AE" w:bidi="ar_AE"/>
+        </w:rPr>
+      </w:r>
+      <w:r>
+        <w:rPr>
+          <w:b/>
+          <w:lang w:val="ar_AE" w:bidi="ar_AE"/>
+        </w:rPr>
         <w:t>"بِكُلِّ قُوَّةٍ، وَبِآيَاتٍ وَعَجَائِبَ كَاذِبَةٍ"</w:t>
       </w:r>
     </w:p>
@@ -10134,6 +11698,23 @@
           <w:b/>
           <w:lang w:val="ar_AE" w:bidi="ar_AE"/>
         </w:rPr>
+        <w:t>ἐν πάσῃ δυνάμει, καὶ σημείοις, καὶ τέρασιν ψεύδους</w:t>
+      </w:r>
+    </w:p>
+    <w:p>
+      <w:pPr>
+        <w:bidi/>
+      </w:pPr>
+      <w:r>
+        <w:rPr>
+          <w:lang w:val="ar_AE" w:bidi="ar_AE"/>
+        </w:rPr>
+      </w:r>
+      <w:r>
+        <w:rPr>
+          <w:b/>
+          <w:lang w:val="ar_AE" w:bidi="ar_AE"/>
+        </w:rPr>
         <w:t>"بِكُلِّ قُوَّةٍ، وَبِآيَاتٍ وَعَجَائِبَ كَاذِبَةٍ"</w:t>
       </w:r>
     </w:p>
@@ -10239,6 +11820,23 @@
           <w:b/>
           <w:lang w:val="ar_AE" w:bidi="ar_AE"/>
         </w:rPr>
+        <w:t>καὶ σημείοις, καὶ τέρασιν ψεύδους</w:t>
+      </w:r>
+    </w:p>
+    <w:p>
+      <w:pPr>
+        <w:bidi/>
+      </w:pPr>
+      <w:r>
+        <w:rPr>
+          <w:lang w:val="ar_AE" w:bidi="ar_AE"/>
+        </w:rPr>
+      </w:r>
+      <w:r>
+        <w:rPr>
+          <w:b/>
+          <w:lang w:val="ar_AE" w:bidi="ar_AE"/>
+        </w:rPr>
         <w:t>"وَبِآيَاتٍ وَعَجَائِبَ كَاذِبَةٍ"</w:t>
       </w:r>
     </w:p>
@@ -10344,6 +11942,23 @@
           <w:b/>
           <w:lang w:val="ar_AE" w:bidi="ar_AE"/>
         </w:rPr>
+        <w:t>πάσῃ</w:t>
+      </w:r>
+    </w:p>
+    <w:p>
+      <w:pPr>
+        <w:bidi/>
+      </w:pPr>
+      <w:r>
+        <w:rPr>
+          <w:lang w:val="ar_AE" w:bidi="ar_AE"/>
+        </w:rPr>
+      </w:r>
+      <w:r>
+        <w:rPr>
+          <w:b/>
+          <w:lang w:val="ar_AE" w:bidi="ar_AE"/>
+        </w:rPr>
         <w:t>"بِكُلِّ"</w:t>
       </w:r>
     </w:p>
@@ -10449,6 +12064,23 @@
           <w:b/>
           <w:lang w:val="ar_AE" w:bidi="ar_AE"/>
         </w:rPr>
+        <w:t>ἐν πάσῃ ἀπάτῃ ἀδικίας</w:t>
+      </w:r>
+    </w:p>
+    <w:p>
+      <w:pPr>
+        <w:bidi/>
+      </w:pPr>
+      <w:r>
+        <w:rPr>
+          <w:lang w:val="ar_AE" w:bidi="ar_AE"/>
+        </w:rPr>
+      </w:r>
+      <w:r>
+        <w:rPr>
+          <w:b/>
+          <w:lang w:val="ar_AE" w:bidi="ar_AE"/>
+        </w:rPr>
         <w:t>"بِكُلِّ خَدِيعَةِ الإِثْمِ"</w:t>
       </w:r>
     </w:p>
@@ -10567,6 +12199,23 @@
           <w:b/>
           <w:lang w:val="ar_AE" w:bidi="ar_AE"/>
         </w:rPr>
+        <w:t>ἐν πάσῃ ἀπάτῃ ἀδικίας, τοῖς ἀπολλυμένοις</w:t>
+      </w:r>
+    </w:p>
+    <w:p>
+      <w:pPr>
+        <w:bidi/>
+      </w:pPr>
+      <w:r>
+        <w:rPr>
+          <w:lang w:val="ar_AE" w:bidi="ar_AE"/>
+        </w:rPr>
+      </w:r>
+      <w:r>
+        <w:rPr>
+          <w:b/>
+          <w:lang w:val="ar_AE" w:bidi="ar_AE"/>
+        </w:rPr>
         <w:t>"وَبِكُلِّ خَدِيعَةِ الإِثْمِ، فِي الْهَالِكِينَ"</w:t>
       </w:r>
     </w:p>
@@ -10685,6 +12334,23 @@
           <w:b/>
           <w:lang w:val="ar_AE" w:bidi="ar_AE"/>
         </w:rPr>
+        <w:t>ἀνθ’ ὧν</w:t>
+      </w:r>
+    </w:p>
+    <w:p>
+      <w:pPr>
+        <w:bidi/>
+      </w:pPr>
+      <w:r>
+        <w:rPr>
+          <w:lang w:val="ar_AE" w:bidi="ar_AE"/>
+        </w:rPr>
+      </w:r>
+      <w:r>
+        <w:rPr>
+          <w:b/>
+          <w:lang w:val="ar_AE" w:bidi="ar_AE"/>
+        </w:rPr>
         <w:t>"لأَنَّهُمْ"</w:t>
       </w:r>
     </w:p>
@@ -10777,6 +12443,23 @@
           <w:b/>
           <w:lang w:val="ar_AE" w:bidi="ar_AE"/>
         </w:rPr>
+        <w:t>τὴν ἀγάπην τῆς ἀληθείας οὐκ ἐδέξαντο</w:t>
+      </w:r>
+    </w:p>
+    <w:p>
+      <w:pPr>
+        <w:bidi/>
+      </w:pPr>
+      <w:r>
+        <w:rPr>
+          <w:lang w:val="ar_AE" w:bidi="ar_AE"/>
+        </w:rPr>
+      </w:r>
+      <w:r>
+        <w:rPr>
+          <w:b/>
+          <w:lang w:val="ar_AE" w:bidi="ar_AE"/>
+        </w:rPr>
         <w:t>"لَمْ يَقْبَلُوا مَحَبَّةَ الْحَقِّ"</w:t>
       </w:r>
     </w:p>
@@ -10921,6 +12604,23 @@
           <w:b/>
           <w:lang w:val="ar_AE" w:bidi="ar_AE"/>
         </w:rPr>
+        <w:t>εἰς τὸ σωθῆναι αὐτούς</w:t>
+      </w:r>
+    </w:p>
+    <w:p>
+      <w:pPr>
+        <w:bidi/>
+      </w:pPr>
+      <w:r>
+        <w:rPr>
+          <w:lang w:val="ar_AE" w:bidi="ar_AE"/>
+        </w:rPr>
+      </w:r>
+      <w:r>
+        <w:rPr>
+          <w:b/>
+          <w:lang w:val="ar_AE" w:bidi="ar_AE"/>
+        </w:rPr>
         <w:t>"حَتَّى يَخْلُصُوا"</w:t>
       </w:r>
     </w:p>
@@ -11013,6 +12713,23 @@
           <w:b/>
           <w:lang w:val="ar_AE" w:bidi="ar_AE"/>
         </w:rPr>
+        <w:t>εἰς τὸ σωθῆναι αὐτούς</w:t>
+      </w:r>
+    </w:p>
+    <w:p>
+      <w:pPr>
+        <w:bidi/>
+      </w:pPr>
+      <w:r>
+        <w:rPr>
+          <w:lang w:val="ar_AE" w:bidi="ar_AE"/>
+        </w:rPr>
+      </w:r>
+      <w:r>
+        <w:rPr>
+          <w:b/>
+          <w:lang w:val="ar_AE" w:bidi="ar_AE"/>
+        </w:rPr>
         <w:t>"حَتَّى يَخْلُصُوا"</w:t>
       </w:r>
     </w:p>
@@ -11105,6 +12822,23 @@
           <w:b/>
           <w:lang w:val="ar_AE" w:bidi="ar_AE"/>
         </w:rPr>
+        <w:t>διὰ τοῦτο</w:t>
+      </w:r>
+    </w:p>
+    <w:p>
+      <w:pPr>
+        <w:bidi/>
+      </w:pPr>
+      <w:r>
+        <w:rPr>
+          <w:lang w:val="ar_AE" w:bidi="ar_AE"/>
+        </w:rPr>
+      </w:r>
+      <w:r>
+        <w:rPr>
+          <w:b/>
+          <w:lang w:val="ar_AE" w:bidi="ar_AE"/>
+        </w:rPr>
         <w:t>"وَلأَجْلِ هذَا"</w:t>
       </w:r>
     </w:p>
@@ -11210,6 +12944,23 @@
           <w:b/>
           <w:lang w:val="ar_AE" w:bidi="ar_AE"/>
         </w:rPr>
+        <w:t>πέμπει αὐτοῖς ὁ Θεὸς ἐνέργειαν πλάνης, εἰς τὸ πιστεῦσαι αὐτοὺς τῷ ψεύδει</w:t>
+      </w:r>
+    </w:p>
+    <w:p>
+      <w:pPr>
+        <w:bidi/>
+      </w:pPr>
+      <w:r>
+        <w:rPr>
+          <w:lang w:val="ar_AE" w:bidi="ar_AE"/>
+        </w:rPr>
+      </w:r>
+      <w:r>
+        <w:rPr>
+          <w:b/>
+          <w:lang w:val="ar_AE" w:bidi="ar_AE"/>
+        </w:rPr>
         <w:t>"سَيُرْسِلُ إِلَيْهِمُ اللهُ عَمَلَ الضَّلاَلِ، حَتَّى يُصَدِّقُوا الْكَذِبَ"</w:t>
       </w:r>
     </w:p>
@@ -11328,6 +13079,23 @@
           <w:b/>
           <w:lang w:val="ar_AE" w:bidi="ar_AE"/>
         </w:rPr>
+        <w:t>ἐνέργειαν πλάνης</w:t>
+      </w:r>
+    </w:p>
+    <w:p>
+      <w:pPr>
+        <w:bidi/>
+      </w:pPr>
+      <w:r>
+        <w:rPr>
+          <w:lang w:val="ar_AE" w:bidi="ar_AE"/>
+        </w:rPr>
+      </w:r>
+      <w:r>
+        <w:rPr>
+          <w:b/>
+          <w:lang w:val="ar_AE" w:bidi="ar_AE"/>
+        </w:rPr>
         <w:t>"عَمَلَ الضَّلاَلِ"</w:t>
       </w:r>
     </w:p>
@@ -11446,6 +13214,23 @@
           <w:b/>
           <w:lang w:val="ar_AE" w:bidi="ar_AE"/>
         </w:rPr>
+        <w:t>εἰς τὸ πιστεῦσαι αὐτοὺς</w:t>
+      </w:r>
+    </w:p>
+    <w:p>
+      <w:pPr>
+        <w:bidi/>
+      </w:pPr>
+      <w:r>
+        <w:rPr>
+          <w:lang w:val="ar_AE" w:bidi="ar_AE"/>
+        </w:rPr>
+      </w:r>
+      <w:r>
+        <w:rPr>
+          <w:b/>
+          <w:lang w:val="ar_AE" w:bidi="ar_AE"/>
+        </w:rPr>
         <w:t>"حَتَّى يُصَدِّقُوا"</w:t>
       </w:r>
     </w:p>
@@ -11564,6 +13349,23 @@
           <w:b/>
           <w:lang w:val="ar_AE" w:bidi="ar_AE"/>
         </w:rPr>
+        <w:t>εἰς τὸ πιστεῦσαι αὐτοὺς</w:t>
+      </w:r>
+    </w:p>
+    <w:p>
+      <w:pPr>
+        <w:bidi/>
+      </w:pPr>
+      <w:r>
+        <w:rPr>
+          <w:lang w:val="ar_AE" w:bidi="ar_AE"/>
+        </w:rPr>
+      </w:r>
+      <w:r>
+        <w:rPr>
+          <w:b/>
+          <w:lang w:val="ar_AE" w:bidi="ar_AE"/>
+        </w:rPr>
         <w:t>"حَتَّى يُصَدِّقُوا"</w:t>
       </w:r>
     </w:p>
@@ -11669,6 +13471,23 @@
           <w:b/>
           <w:lang w:val="ar_AE" w:bidi="ar_AE"/>
         </w:rPr>
+        <w:t>ἵνα</w:t>
+      </w:r>
+    </w:p>
+    <w:p>
+      <w:pPr>
+        <w:bidi/>
+      </w:pPr>
+      <w:r>
+        <w:rPr>
+          <w:lang w:val="ar_AE" w:bidi="ar_AE"/>
+        </w:rPr>
+      </w:r>
+      <w:r>
+        <w:rPr>
+          <w:b/>
+          <w:lang w:val="ar_AE" w:bidi="ar_AE"/>
+        </w:rPr>
         <w:t>"لِكَيْ"</w:t>
       </w:r>
     </w:p>
@@ -11774,6 +13593,23 @@
           <w:b/>
           <w:lang w:val="ar_AE" w:bidi="ar_AE"/>
         </w:rPr>
+        <w:t>κριθῶσιν πάντες</w:t>
+      </w:r>
+    </w:p>
+    <w:p>
+      <w:pPr>
+        <w:bidi/>
+      </w:pPr>
+      <w:r>
+        <w:rPr>
+          <w:lang w:val="ar_AE" w:bidi="ar_AE"/>
+        </w:rPr>
+      </w:r>
+      <w:r>
+        <w:rPr>
+          <w:b/>
+          <w:lang w:val="ar_AE" w:bidi="ar_AE"/>
+        </w:rPr>
         <w:t>"يُدَانَ جَمِيعُ"</w:t>
       </w:r>
     </w:p>
@@ -11866,6 +13702,23 @@
           <w:b/>
           <w:lang w:val="ar_AE" w:bidi="ar_AE"/>
         </w:rPr>
+        <w:t>οἱ</w:t>
+      </w:r>
+    </w:p>
+    <w:p>
+      <w:pPr>
+        <w:bidi/>
+      </w:pPr>
+      <w:r>
+        <w:rPr>
+          <w:lang w:val="ar_AE" w:bidi="ar_AE"/>
+        </w:rPr>
+      </w:r>
+      <w:r>
+        <w:rPr>
+          <w:b/>
+          <w:lang w:val="ar_AE" w:bidi="ar_AE"/>
+        </w:rPr>
         <w:t>"الَّذِينَ"</w:t>
       </w:r>
     </w:p>
@@ -11971,6 +13824,23 @@
           <w:b/>
           <w:lang w:val="ar_AE" w:bidi="ar_AE"/>
         </w:rPr>
+        <w:t>οἱ μὴ πιστεύσαντες τῇ ἀληθείᾳ, ἀλλὰ εὐδοκήσαντες τῇ ἀδικίᾳ</w:t>
+      </w:r>
+    </w:p>
+    <w:p>
+      <w:pPr>
+        <w:bidi/>
+      </w:pPr>
+      <w:r>
+        <w:rPr>
+          <w:lang w:val="ar_AE" w:bidi="ar_AE"/>
+        </w:rPr>
+      </w:r>
+      <w:r>
+        <w:rPr>
+          <w:b/>
+          <w:lang w:val="ar_AE" w:bidi="ar_AE"/>
+        </w:rPr>
         <w:t>"الَّذِينَ لَمْ يُصَدِّقُوا الْحَقَّ، بَلْ سُرُّوا بِالإِثْمِ."</w:t>
       </w:r>
     </w:p>
@@ -12175,6 +14045,23 @@
           <w:b/>
           <w:lang w:val="ar_AE" w:bidi="ar_AE"/>
         </w:rPr>
+        <w:t>δὲ</w:t>
+      </w:r>
+    </w:p>
+    <w:p>
+      <w:pPr>
+        <w:bidi/>
+      </w:pPr>
+      <w:r>
+        <w:rPr>
+          <w:lang w:val="ar_AE" w:bidi="ar_AE"/>
+        </w:rPr>
+      </w:r>
+      <w:r>
+        <w:rPr>
+          <w:b/>
+          <w:lang w:val="ar_AE" w:bidi="ar_AE"/>
+        </w:rPr>
         <w:t>"وَأَمَّا"</w:t>
       </w:r>
     </w:p>
@@ -12258,6 +14145,23 @@
           <w:b/>
           <w:lang w:val="ar_AE" w:bidi="ar_AE"/>
         </w:rPr>
+        <w:t>ἡμεῖς &amp; ὀφείλομεν εὐχαριστεῖν &amp; πάντοτε</w:t>
+      </w:r>
+    </w:p>
+    <w:p>
+      <w:pPr>
+        <w:bidi/>
+      </w:pPr>
+      <w:r>
+        <w:rPr>
+          <w:lang w:val="ar_AE" w:bidi="ar_AE"/>
+        </w:rPr>
+      </w:r>
+      <w:r>
+        <w:rPr>
+          <w:b/>
+          <w:lang w:val="ar_AE" w:bidi="ar_AE"/>
+        </w:rPr>
         <w:t>"فَيَنْبَغِي لَنَا أَنْ نَشْكُرَ اللهَ كُلَّ حِينٍ"</w:t>
       </w:r>
     </w:p>
@@ -12363,6 +14267,23 @@
           <w:b/>
           <w:lang w:val="ar_AE" w:bidi="ar_AE"/>
         </w:rPr>
+        <w:t>ἡμεῖς &amp; ὀφείλομεν</w:t>
+      </w:r>
+    </w:p>
+    <w:p>
+      <w:pPr>
+        <w:bidi/>
+      </w:pPr>
+      <w:r>
+        <w:rPr>
+          <w:lang w:val="ar_AE" w:bidi="ar_AE"/>
+        </w:rPr>
+      </w:r>
+      <w:r>
+        <w:rPr>
+          <w:b/>
+          <w:lang w:val="ar_AE" w:bidi="ar_AE"/>
+        </w:rPr>
         <w:t>"فَيَنْبَغِي لَنَا"</w:t>
       </w:r>
     </w:p>
@@ -12468,6 +14389,23 @@
           <w:b/>
           <w:lang w:val="ar_AE" w:bidi="ar_AE"/>
         </w:rPr>
+        <w:t>ἀδελφοὶ ἠγαπημένοι ὑπὸ Κυρίου</w:t>
+      </w:r>
+    </w:p>
+    <w:p>
+      <w:pPr>
+        <w:bidi/>
+      </w:pPr>
+      <w:r>
+        <w:rPr>
+          <w:lang w:val="ar_AE" w:bidi="ar_AE"/>
+        </w:rPr>
+      </w:r>
+      <w:r>
+        <w:rPr>
+          <w:b/>
+          <w:lang w:val="ar_AE" w:bidi="ar_AE"/>
+        </w:rPr>
         <w:t>"الإِخْوَةُ الْمَحْبُوبُونَ مِنَ الرَّبِّ"</w:t>
       </w:r>
     </w:p>
@@ -12560,6 +14498,23 @@
           <w:b/>
           <w:lang w:val="ar_AE" w:bidi="ar_AE"/>
         </w:rPr>
+        <w:t>ἀδελφοὶ</w:t>
+      </w:r>
+    </w:p>
+    <w:p>
+      <w:pPr>
+        <w:bidi/>
+      </w:pPr>
+      <w:r>
+        <w:rPr>
+          <w:lang w:val="ar_AE" w:bidi="ar_AE"/>
+        </w:rPr>
+      </w:r>
+      <w:r>
+        <w:rPr>
+          <w:b/>
+          <w:lang w:val="ar_AE" w:bidi="ar_AE"/>
+        </w:rPr>
         <w:t>"الإِخْوَةُ"</w:t>
       </w:r>
     </w:p>
@@ -12665,6 +14620,23 @@
           <w:b/>
           <w:lang w:val="ar_AE" w:bidi="ar_AE"/>
         </w:rPr>
+        <w:t>ἀπαρχὴν εἰς σωτηρίαν</w:t>
+      </w:r>
+    </w:p>
+    <w:p>
+      <w:pPr>
+        <w:bidi/>
+      </w:pPr>
+      <w:r>
+        <w:rPr>
+          <w:lang w:val="ar_AE" w:bidi="ar_AE"/>
+        </w:rPr>
+      </w:r>
+      <w:r>
+        <w:rPr>
+          <w:b/>
+          <w:lang w:val="ar_AE" w:bidi="ar_AE"/>
+        </w:rPr>
         <w:t>"مِنَ الْبَدْءِ لِلْخَلاَصِ"</w:t>
       </w:r>
     </w:p>
@@ -12770,6 +14742,23 @@
           <w:b/>
           <w:lang w:val="ar_AE" w:bidi="ar_AE"/>
         </w:rPr>
+        <w:t>ἀπαρχὴν εἰς σωτηρίαν ἐν ἁγιασμῷ Πνεύματος καὶ πίστει ἀληθείας</w:t>
+      </w:r>
+    </w:p>
+    <w:p>
+      <w:pPr>
+        <w:bidi/>
+      </w:pPr>
+      <w:r>
+        <w:rPr>
+          <w:lang w:val="ar_AE" w:bidi="ar_AE"/>
+        </w:rPr>
+      </w:r>
+      <w:r>
+        <w:rPr>
+          <w:b/>
+          <w:lang w:val="ar_AE" w:bidi="ar_AE"/>
+        </w:rPr>
         <w:t>"مِنَ الْبَدْءِ لِلْخَلاَصِ، بِتَقْدِيسِ الرُّوحِ وَتَصْدِيقِ الْحَقِّ"</w:t>
       </w:r>
     </w:p>
@@ -12901,6 +14890,23 @@
           <w:b/>
           <w:lang w:val="ar_AE" w:bidi="ar_AE"/>
         </w:rPr>
+        <w:t>διὰ τοῦ εὐαγγελίου ἡμῶν</w:t>
+      </w:r>
+    </w:p>
+    <w:p>
+      <w:pPr>
+        <w:bidi/>
+      </w:pPr>
+      <w:r>
+        <w:rPr>
+          <w:lang w:val="ar_AE" w:bidi="ar_AE"/>
+        </w:rPr>
+      </w:r>
+      <w:r>
+        <w:rPr>
+          <w:b/>
+          <w:lang w:val="ar_AE" w:bidi="ar_AE"/>
+        </w:rPr>
         <w:t>"بِإِنْجِيلِنَا"</w:t>
       </w:r>
     </w:p>
@@ -13006,6 +15012,23 @@
           <w:b/>
           <w:lang w:val="ar_AE" w:bidi="ar_AE"/>
         </w:rPr>
+        <w:t>εἰς περιποίησιν δόξης τοῦ Κυρίου ἡμῶν, Ἰησοῦ Χριστοῦ</w:t>
+      </w:r>
+    </w:p>
+    <w:p>
+      <w:pPr>
+        <w:bidi/>
+      </w:pPr>
+      <w:r>
+        <w:rPr>
+          <w:lang w:val="ar_AE" w:bidi="ar_AE"/>
+        </w:rPr>
+      </w:r>
+      <w:r>
+        <w:rPr>
+          <w:b/>
+          <w:lang w:val="ar_AE" w:bidi="ar_AE"/>
+        </w:rPr>
         <w:t>"لاقْتِنَاءِ مَجْدِ رَبِّنَا يَسُوعَ الْمَسِيحِ"</w:t>
       </w:r>
     </w:p>
@@ -13111,6 +15134,23 @@
           <w:b/>
           <w:lang w:val="ar_AE" w:bidi="ar_AE"/>
         </w:rPr>
+        <w:t>εἰς περιποίησιν δόξης τοῦ Κυρίου ἡμῶν</w:t>
+      </w:r>
+    </w:p>
+    <w:p>
+      <w:pPr>
+        <w:bidi/>
+      </w:pPr>
+      <w:r>
+        <w:rPr>
+          <w:lang w:val="ar_AE" w:bidi="ar_AE"/>
+        </w:rPr>
+      </w:r>
+      <w:r>
+        <w:rPr>
+          <w:b/>
+          <w:lang w:val="ar_AE" w:bidi="ar_AE"/>
+        </w:rPr>
         <w:t>"لاقْتِنَاءِ مَجْدِ رَبِّنَا"</w:t>
       </w:r>
     </w:p>
@@ -13216,6 +15256,23 @@
           <w:b/>
           <w:lang w:val="ar_AE" w:bidi="ar_AE"/>
         </w:rPr>
+        <w:t>ἄρα οὖν</w:t>
+      </w:r>
+    </w:p>
+    <w:p>
+      <w:pPr>
+        <w:bidi/>
+      </w:pPr>
+      <w:r>
+        <w:rPr>
+          <w:lang w:val="ar_AE" w:bidi="ar_AE"/>
+        </w:rPr>
+      </w:r>
+      <w:r>
+        <w:rPr>
+          <w:b/>
+          <w:lang w:val="ar_AE" w:bidi="ar_AE"/>
+        </w:rPr>
         <w:t>"فَاثْبُتُوا إِذًا"</w:t>
       </w:r>
     </w:p>
@@ -13321,6 +15378,23 @@
           <w:b/>
           <w:lang w:val="ar_AE" w:bidi="ar_AE"/>
         </w:rPr>
+        <w:t>ἀδελφοί</w:t>
+      </w:r>
+    </w:p>
+    <w:p>
+      <w:pPr>
+        <w:bidi/>
+      </w:pPr>
+      <w:r>
+        <w:rPr>
+          <w:lang w:val="ar_AE" w:bidi="ar_AE"/>
+        </w:rPr>
+      </w:r>
+      <w:r>
+        <w:rPr>
+          <w:b/>
+          <w:lang w:val="ar_AE" w:bidi="ar_AE"/>
+        </w:rPr>
         <w:t>"الإِخْوَةُ"</w:t>
       </w:r>
     </w:p>
@@ -13426,6 +15500,23 @@
           <w:b/>
           <w:lang w:val="ar_AE" w:bidi="ar_AE"/>
         </w:rPr>
+        <w:t>στήκετε</w:t>
+      </w:r>
+    </w:p>
+    <w:p>
+      <w:pPr>
+        <w:bidi/>
+      </w:pPr>
+      <w:r>
+        <w:rPr>
+          <w:lang w:val="ar_AE" w:bidi="ar_AE"/>
+        </w:rPr>
+      </w:r>
+      <w:r>
+        <w:rPr>
+          <w:b/>
+          <w:lang w:val="ar_AE" w:bidi="ar_AE"/>
+        </w:rPr>
         <w:t>"فَاثْبُتُوا"</w:t>
       </w:r>
     </w:p>
@@ -13531,6 +15622,23 @@
           <w:b/>
           <w:lang w:val="ar_AE" w:bidi="ar_AE"/>
         </w:rPr>
+        <w:t>κρατεῖτε τὰς παραδόσεις</w:t>
+      </w:r>
+    </w:p>
+    <w:p>
+      <w:pPr>
+        <w:bidi/>
+      </w:pPr>
+      <w:r>
+        <w:rPr>
+          <w:lang w:val="ar_AE" w:bidi="ar_AE"/>
+        </w:rPr>
+      </w:r>
+      <w:r>
+        <w:rPr>
+          <w:b/>
+          <w:lang w:val="ar_AE" w:bidi="ar_AE"/>
+        </w:rPr>
         <w:t>"وَتَمَسَّكُوا بِالتَّعَالِيمِ"</w:t>
       </w:r>
     </w:p>
@@ -13636,6 +15744,23 @@
           <w:b/>
           <w:lang w:val="ar_AE" w:bidi="ar_AE"/>
         </w:rPr>
+        <w:t>στήκετε καὶ κρατεῖτε</w:t>
+      </w:r>
+    </w:p>
+    <w:p>
+      <w:pPr>
+        <w:bidi/>
+      </w:pPr>
+      <w:r>
+        <w:rPr>
+          <w:lang w:val="ar_AE" w:bidi="ar_AE"/>
+        </w:rPr>
+      </w:r>
+      <w:r>
+        <w:rPr>
+          <w:b/>
+          <w:lang w:val="ar_AE" w:bidi="ar_AE"/>
+        </w:rPr>
         <w:t>"فَاثْبُتُوا ... وَتَمَسَّكُوا"</w:t>
       </w:r>
     </w:p>
@@ -13728,6 +15853,23 @@
           <w:b/>
           <w:lang w:val="ar_AE" w:bidi="ar_AE"/>
         </w:rPr>
+        <w:t>ἐδιδάχθητε</w:t>
+      </w:r>
+    </w:p>
+    <w:p>
+      <w:pPr>
+        <w:bidi/>
+      </w:pPr>
+      <w:r>
+        <w:rPr>
+          <w:lang w:val="ar_AE" w:bidi="ar_AE"/>
+        </w:rPr>
+      </w:r>
+      <w:r>
+        <w:rPr>
+          <w:b/>
+          <w:lang w:val="ar_AE" w:bidi="ar_AE"/>
+        </w:rPr>
         <w:t>"الَّتِي تَعَلَّمْتُمُوهَا"</w:t>
       </w:r>
     </w:p>
@@ -13820,6 +15962,23 @@
           <w:b/>
           <w:lang w:val="ar_AE" w:bidi="ar_AE"/>
         </w:rPr>
+        <w:t>διὰ λόγου</w:t>
+      </w:r>
+    </w:p>
+    <w:p>
+      <w:pPr>
+        <w:bidi/>
+      </w:pPr>
+      <w:r>
+        <w:rPr>
+          <w:lang w:val="ar_AE" w:bidi="ar_AE"/>
+        </w:rPr>
+      </w:r>
+      <w:r>
+        <w:rPr>
+          <w:b/>
+          <w:lang w:val="ar_AE" w:bidi="ar_AE"/>
+        </w:rPr>
         <w:t>"بِالْكَلاَمِ"</w:t>
       </w:r>
     </w:p>
@@ -13925,6 +16084,23 @@
           <w:b/>
           <w:lang w:val="ar_AE" w:bidi="ar_AE"/>
         </w:rPr>
+        <w:t>δι’ ἐπιστολῆς ἡμῶν</w:t>
+      </w:r>
+    </w:p>
+    <w:p>
+      <w:pPr>
+        <w:bidi/>
+      </w:pPr>
+      <w:r>
+        <w:rPr>
+          <w:lang w:val="ar_AE" w:bidi="ar_AE"/>
+        </w:rPr>
+      </w:r>
+      <w:r>
+        <w:rPr>
+          <w:b/>
+          <w:lang w:val="ar_AE" w:bidi="ar_AE"/>
+        </w:rPr>
         <w:t>"بِرِسَالَتِنَا"</w:t>
       </w:r>
     </w:p>
@@ -14030,6 +16206,23 @@
           <w:b/>
           <w:lang w:val="ar_AE" w:bidi="ar_AE"/>
         </w:rPr>
+        <w:t>δὲ</w:t>
+      </w:r>
+    </w:p>
+    <w:p>
+      <w:pPr>
+        <w:bidi/>
+      </w:pPr>
+      <w:r>
+        <w:rPr>
+          <w:lang w:val="ar_AE" w:bidi="ar_AE"/>
+        </w:rPr>
+      </w:r>
+      <w:r>
+        <w:rPr>
+          <w:b/>
+          <w:lang w:val="ar_AE" w:bidi="ar_AE"/>
+        </w:rPr>
         <w:t>"وَرَبُّنَا"</w:t>
       </w:r>
     </w:p>
@@ -14135,6 +16328,23 @@
           <w:b/>
           <w:lang w:val="ar_AE" w:bidi="ar_AE"/>
         </w:rPr>
+        <w:t>αὐτὸς δὲ ὁ Κύριος ἡμῶν, Ἰησοῦς Χριστὸς, καὶ ὁ Θεὸς ὁ Πατὴρ ἡμῶν</w:t>
+      </w:r>
+    </w:p>
+    <w:p>
+      <w:pPr>
+        <w:bidi/>
+      </w:pPr>
+      <w:r>
+        <w:rPr>
+          <w:lang w:val="ar_AE" w:bidi="ar_AE"/>
+        </w:rPr>
+      </w:r>
+      <w:r>
+        <w:rPr>
+          <w:b/>
+          <w:lang w:val="ar_AE" w:bidi="ar_AE"/>
+        </w:rPr>
         <w:t>"وَرَبُّنَا نَفْسُهُ يَسُوعُ الْمَسِيحُ، وَاللهُ أَبُونَا"</w:t>
       </w:r>
     </w:p>
@@ -14227,6 +16437,23 @@
           <w:b/>
           <w:lang w:val="ar_AE" w:bidi="ar_AE"/>
         </w:rPr>
+        <w:t>ἡμῶν &amp; ἡμῶν &amp; ἡμᾶς</w:t>
+      </w:r>
+    </w:p>
+    <w:p>
+      <w:pPr>
+        <w:bidi/>
+      </w:pPr>
+      <w:r>
+        <w:rPr>
+          <w:lang w:val="ar_AE" w:bidi="ar_AE"/>
+        </w:rPr>
+      </w:r>
+      <w:r>
+        <w:rPr>
+          <w:b/>
+          <w:lang w:val="ar_AE" w:bidi="ar_AE"/>
+        </w:rPr>
         <w:t>"أَبُونَا"</w:t>
       </w:r>
       <w:r>
@@ -14371,6 +16598,23 @@
           <w:b/>
           <w:lang w:val="ar_AE" w:bidi="ar_AE"/>
         </w:rPr>
+        <w:t>αὐτὸς &amp; Κύριος ἡμῶν, Ἰησοῦς Χριστὸς</w:t>
+      </w:r>
+    </w:p>
+    <w:p>
+      <w:pPr>
+        <w:bidi/>
+      </w:pPr>
+      <w:r>
+        <w:rPr>
+          <w:lang w:val="ar_AE" w:bidi="ar_AE"/>
+        </w:rPr>
+      </w:r>
+      <w:r>
+        <w:rPr>
+          <w:b/>
+          <w:lang w:val="ar_AE" w:bidi="ar_AE"/>
+        </w:rPr>
         <w:t>"وَرَبُّنَا نَفْسُهُ يَسُوعُ الْمَسِيحُ"</w:t>
       </w:r>
     </w:p>
@@ -14489,6 +16733,23 @@
           <w:b/>
           <w:lang w:val="ar_AE" w:bidi="ar_AE"/>
         </w:rPr>
+        <w:t>δοὺς παράκλησιν αἰωνίαν, καὶ ἐλπίδα ἀγαθὴν</w:t>
+      </w:r>
+    </w:p>
+    <w:p>
+      <w:pPr>
+        <w:bidi/>
+      </w:pPr>
+      <w:r>
+        <w:rPr>
+          <w:lang w:val="ar_AE" w:bidi="ar_AE"/>
+        </w:rPr>
+      </w:r>
+      <w:r>
+        <w:rPr>
+          <w:b/>
+          <w:lang w:val="ar_AE" w:bidi="ar_AE"/>
+        </w:rPr>
         <w:t>"وَأَعْطَانَا عَزَاءً أَبَدِيًّا وَرَجَاءً صَالِحًا"</w:t>
       </w:r>
     </w:p>
@@ -14607,6 +16868,23 @@
           <w:b/>
           <w:lang w:val="ar_AE" w:bidi="ar_AE"/>
         </w:rPr>
+        <w:t>ἐν χάριτι</w:t>
+      </w:r>
+    </w:p>
+    <w:p>
+      <w:pPr>
+        <w:bidi/>
+      </w:pPr>
+      <w:r>
+        <w:rPr>
+          <w:lang w:val="ar_AE" w:bidi="ar_AE"/>
+        </w:rPr>
+      </w:r>
+      <w:r>
+        <w:rPr>
+          <w:b/>
+          <w:lang w:val="ar_AE" w:bidi="ar_AE"/>
+        </w:rPr>
         <w:t>"بِالنِّعْمَةِ"</w:t>
       </w:r>
     </w:p>
@@ -14712,6 +16990,23 @@
           <w:b/>
           <w:lang w:val="ar_AE" w:bidi="ar_AE"/>
         </w:rPr>
+        <w:t>παρακαλέσαι ὑμῶν τὰς καρδίας, καὶ στηρίξαι</w:t>
+      </w:r>
+    </w:p>
+    <w:p>
+      <w:pPr>
+        <w:bidi/>
+      </w:pPr>
+      <w:r>
+        <w:rPr>
+          <w:lang w:val="ar_AE" w:bidi="ar_AE"/>
+        </w:rPr>
+      </w:r>
+      <w:r>
+        <w:rPr>
+          <w:b/>
+          <w:lang w:val="ar_AE" w:bidi="ar_AE"/>
+        </w:rPr>
         <w:t>"يُعَزِّي قُلُوبَكُمْ وَيُثَبِّتُكُمْ"</w:t>
       </w:r>
     </w:p>
@@ -14830,6 +17125,23 @@
           <w:b/>
           <w:lang w:val="ar_AE" w:bidi="ar_AE"/>
         </w:rPr>
+        <w:t>ἐν παντὶ ἔργῳ καὶ λόγῳ ἀγαθῷ</w:t>
+      </w:r>
+    </w:p>
+    <w:p>
+      <w:pPr>
+        <w:bidi/>
+      </w:pPr>
+      <w:r>
+        <w:rPr>
+          <w:lang w:val="ar_AE" w:bidi="ar_AE"/>
+        </w:rPr>
+      </w:r>
+      <w:r>
+        <w:rPr>
+          <w:b/>
+          <w:lang w:val="ar_AE" w:bidi="ar_AE"/>
+        </w:rPr>
         <w:t>"فِي كُلِّ كَلاَمٍ وَعَمَل صَالِحٍ"</w:t>
       </w:r>
     </w:p>
@@ -15021,6 +17333,23 @@
           <w:b/>
           <w:lang w:val="ar_AE" w:bidi="ar_AE"/>
         </w:rPr>
+        <w:t>τὸ λοιπὸν</w:t>
+      </w:r>
+    </w:p>
+    <w:p>
+      <w:pPr>
+        <w:bidi/>
+      </w:pPr>
+      <w:r>
+        <w:rPr>
+          <w:lang w:val="ar_AE" w:bidi="ar_AE"/>
+        </w:rPr>
+      </w:r>
+      <w:r>
+        <w:rPr>
+          <w:b/>
+          <w:lang w:val="ar_AE" w:bidi="ar_AE"/>
+        </w:rPr>
         <w:t>"أَخِيرًا"</w:t>
       </w:r>
     </w:p>
@@ -15139,6 +17468,23 @@
           <w:b/>
           <w:lang w:val="ar_AE" w:bidi="ar_AE"/>
         </w:rPr>
+        <w:t>ἀδελφοί</w:t>
+      </w:r>
+    </w:p>
+    <w:p>
+      <w:pPr>
+        <w:bidi/>
+      </w:pPr>
+      <w:r>
+        <w:rPr>
+          <w:lang w:val="ar_AE" w:bidi="ar_AE"/>
+        </w:rPr>
+      </w:r>
+      <w:r>
+        <w:rPr>
+          <w:b/>
+          <w:lang w:val="ar_AE" w:bidi="ar_AE"/>
+        </w:rPr>
         <w:t>"الإِخْوَةُ"</w:t>
       </w:r>
     </w:p>
@@ -15244,6 +17590,23 @@
           <w:b/>
           <w:lang w:val="ar_AE" w:bidi="ar_AE"/>
         </w:rPr>
+        <w:t>ἡμῶν</w:t>
+      </w:r>
+    </w:p>
+    <w:p>
+      <w:pPr>
+        <w:bidi/>
+      </w:pPr>
+      <w:r>
+        <w:rPr>
+          <w:lang w:val="ar_AE" w:bidi="ar_AE"/>
+        </w:rPr>
+      </w:r>
+      <w:r>
+        <w:rPr>
+          <w:b/>
+          <w:lang w:val="ar_AE" w:bidi="ar_AE"/>
+        </w:rPr>
         <w:t>"لأَجْلِنَا"</w:t>
       </w:r>
     </w:p>
@@ -15349,6 +17712,23 @@
           <w:b/>
           <w:lang w:val="ar_AE" w:bidi="ar_AE"/>
         </w:rPr>
+        <w:t>τρέχῃ</w:t>
+      </w:r>
+    </w:p>
+    <w:p>
+      <w:pPr>
+        <w:bidi/>
+      </w:pPr>
+      <w:r>
+        <w:rPr>
+          <w:lang w:val="ar_AE" w:bidi="ar_AE"/>
+        </w:rPr>
+      </w:r>
+      <w:r>
+        <w:rPr>
+          <w:b/>
+          <w:lang w:val="ar_AE" w:bidi="ar_AE"/>
+        </w:rPr>
         <w:t>"لِكَيْ تَجْرِيَ"</w:t>
       </w:r>
     </w:p>
@@ -15454,6 +17834,23 @@
           <w:b/>
           <w:lang w:val="ar_AE" w:bidi="ar_AE"/>
         </w:rPr>
+        <w:t>καὶ δοξάζηται</w:t>
+      </w:r>
+    </w:p>
+    <w:p>
+      <w:pPr>
+        <w:bidi/>
+      </w:pPr>
+      <w:r>
+        <w:rPr>
+          <w:lang w:val="ar_AE" w:bidi="ar_AE"/>
+        </w:rPr>
+      </w:r>
+      <w:r>
+        <w:rPr>
+          <w:b/>
+          <w:lang w:val="ar_AE" w:bidi="ar_AE"/>
+        </w:rPr>
         <w:t>"وَتَتَمَجَّدَ"</w:t>
       </w:r>
     </w:p>
@@ -15546,6 +17943,23 @@
           <w:b/>
           <w:lang w:val="ar_AE" w:bidi="ar_AE"/>
         </w:rPr>
+        <w:t>καθὼς καὶ πρὸς ὑμᾶς</w:t>
+      </w:r>
+    </w:p>
+    <w:p>
+      <w:pPr>
+        <w:bidi/>
+      </w:pPr>
+      <w:r>
+        <w:rPr>
+          <w:lang w:val="ar_AE" w:bidi="ar_AE"/>
+        </w:rPr>
+      </w:r>
+      <w:r>
+        <w:rPr>
+          <w:b/>
+          <w:lang w:val="ar_AE" w:bidi="ar_AE"/>
+        </w:rPr>
         <w:t>"كَمَا عِنْدَكُمْ أَيْضًا"</w:t>
       </w:r>
     </w:p>
@@ -15638,6 +18052,23 @@
           <w:b/>
           <w:lang w:val="ar_AE" w:bidi="ar_AE"/>
         </w:rPr>
+        <w:t>ῥυσθῶμεν</w:t>
+      </w:r>
+    </w:p>
+    <w:p>
+      <w:pPr>
+        <w:bidi/>
+      </w:pPr>
+      <w:r>
+        <w:rPr>
+          <w:lang w:val="ar_AE" w:bidi="ar_AE"/>
+        </w:rPr>
+      </w:r>
+      <w:r>
+        <w:rPr>
+          <w:b/>
+          <w:lang w:val="ar_AE" w:bidi="ar_AE"/>
+        </w:rPr>
         <w:t>"وَلِكَيْ نُنْقَذَ"</w:t>
       </w:r>
     </w:p>
@@ -15730,6 +18161,23 @@
           <w:b/>
           <w:lang w:val="ar_AE" w:bidi="ar_AE"/>
         </w:rPr>
+        <w:t>ἀτόπων καὶ πονηρῶν</w:t>
+      </w:r>
+    </w:p>
+    <w:p>
+      <w:pPr>
+        <w:bidi/>
+      </w:pPr>
+      <w:r>
+        <w:rPr>
+          <w:lang w:val="ar_AE" w:bidi="ar_AE"/>
+        </w:rPr>
+      </w:r>
+      <w:r>
+        <w:rPr>
+          <w:b/>
+          <w:lang w:val="ar_AE" w:bidi="ar_AE"/>
+        </w:rPr>
         <w:t>"الأَرْدِيَاءِ الأَشْرَارِ"</w:t>
       </w:r>
     </w:p>
@@ -15835,6 +18283,23 @@
           <w:b/>
           <w:lang w:val="ar_AE" w:bidi="ar_AE"/>
         </w:rPr>
+        <w:t>οὐ γὰρ πάντων ἡ πίστις</w:t>
+      </w:r>
+    </w:p>
+    <w:p>
+      <w:pPr>
+        <w:bidi/>
+      </w:pPr>
+      <w:r>
+        <w:rPr>
+          <w:lang w:val="ar_AE" w:bidi="ar_AE"/>
+        </w:rPr>
+      </w:r>
+      <w:r>
+        <w:rPr>
+          <w:b/>
+          <w:lang w:val="ar_AE" w:bidi="ar_AE"/>
+        </w:rPr>
         <w:t>"لأَنَّ الإِيمَانَ لَيْسَ لِلْجَمِيعِ"</w:t>
       </w:r>
     </w:p>
@@ -15940,6 +18405,23 @@
           <w:b/>
           <w:lang w:val="ar_AE" w:bidi="ar_AE"/>
         </w:rPr>
+        <w:t>ἡ πίστις</w:t>
+      </w:r>
+    </w:p>
+    <w:p>
+      <w:pPr>
+        <w:bidi/>
+      </w:pPr>
+      <w:r>
+        <w:rPr>
+          <w:lang w:val="ar_AE" w:bidi="ar_AE"/>
+        </w:rPr>
+      </w:r>
+      <w:r>
+        <w:rPr>
+          <w:b/>
+          <w:lang w:val="ar_AE" w:bidi="ar_AE"/>
+        </w:rPr>
         <w:t>"الإِيمَانَ لَيْسَ لِلْجَمِيعِ"</w:t>
       </w:r>
     </w:p>
@@ -16045,6 +18527,23 @@
           <w:b/>
           <w:lang w:val="ar_AE" w:bidi="ar_AE"/>
         </w:rPr>
+        <w:t>ὃς στηρίξει</w:t>
+      </w:r>
+    </w:p>
+    <w:p>
+      <w:pPr>
+        <w:bidi/>
+      </w:pPr>
+      <w:r>
+        <w:rPr>
+          <w:lang w:val="ar_AE" w:bidi="ar_AE"/>
+        </w:rPr>
+      </w:r>
+      <w:r>
+        <w:rPr>
+          <w:b/>
+          <w:lang w:val="ar_AE" w:bidi="ar_AE"/>
+        </w:rPr>
         <w:t>"سَيُثَبِّتُكُمْ"</w:t>
       </w:r>
     </w:p>
@@ -16150,6 +18649,23 @@
           <w:b/>
           <w:lang w:val="ar_AE" w:bidi="ar_AE"/>
         </w:rPr>
+        <w:t>τοῦ πονηροῦ</w:t>
+      </w:r>
+    </w:p>
+    <w:p>
+      <w:pPr>
+        <w:bidi/>
+      </w:pPr>
+      <w:r>
+        <w:rPr>
+          <w:lang w:val="ar_AE" w:bidi="ar_AE"/>
+        </w:rPr>
+      </w:r>
+      <w:r>
+        <w:rPr>
+          <w:b/>
+          <w:lang w:val="ar_AE" w:bidi="ar_AE"/>
+        </w:rPr>
         <w:t>"الشِّرِّيرِ"</w:t>
       </w:r>
     </w:p>
@@ -16220,6 +18736,23 @@
           <w:b/>
           <w:lang w:val="ar_AE" w:bidi="ar_AE"/>
         </w:rPr>
+        <w:t>πεποίθαμεν δὲ</w:t>
+      </w:r>
+    </w:p>
+    <w:p>
+      <w:pPr>
+        <w:bidi/>
+      </w:pPr>
+      <w:r>
+        <w:rPr>
+          <w:lang w:val="ar_AE" w:bidi="ar_AE"/>
+        </w:rPr>
+      </w:r>
+      <w:r>
+        <w:rPr>
+          <w:b/>
+          <w:lang w:val="ar_AE" w:bidi="ar_AE"/>
+        </w:rPr>
         <w:t>"وَنَثِقُ بِالرَّبِّ"</w:t>
       </w:r>
     </w:p>
@@ -16325,6 +18858,23 @@
           <w:b/>
           <w:lang w:val="ar_AE" w:bidi="ar_AE"/>
         </w:rPr>
+        <w:t>πεποίθαμεν δὲ ἐν Κυρίῳ ἐφ’ ὑμᾶς</w:t>
+      </w:r>
+    </w:p>
+    <w:p>
+      <w:pPr>
+        <w:bidi/>
+      </w:pPr>
+      <w:r>
+        <w:rPr>
+          <w:lang w:val="ar_AE" w:bidi="ar_AE"/>
+        </w:rPr>
+      </w:r>
+      <w:r>
+        <w:rPr>
+          <w:b/>
+          <w:lang w:val="ar_AE" w:bidi="ar_AE"/>
+        </w:rPr>
         <w:t>"وَنَثِقُ بِالرَّبِّ مِنْ جِهَتِكُمْ"</w:t>
       </w:r>
     </w:p>
@@ -16417,6 +18967,23 @@
           <w:b/>
           <w:lang w:val="ar_AE" w:bidi="ar_AE"/>
         </w:rPr>
+        <w:t>ὁ &amp; Κύριος κατευθύναι ὑμῶν τὰς καρδίας εἰς τὴν ἀγάπην τοῦ Θεοῦ, καὶ εἰς τὴν ὑπομονὴν τοῦ Χριστοῦ</w:t>
+      </w:r>
+    </w:p>
+    <w:p>
+      <w:pPr>
+        <w:bidi/>
+      </w:pPr>
+      <w:r>
+        <w:rPr>
+          <w:lang w:val="ar_AE" w:bidi="ar_AE"/>
+        </w:rPr>
+      </w:r>
+      <w:r>
+        <w:rPr>
+          <w:b/>
+          <w:lang w:val="ar_AE" w:bidi="ar_AE"/>
+        </w:rPr>
         <w:t>"وَالرَّبُّ يَهْدِي قُلُوبَكُمْ إِلَى مَحَبَّةِ اللهِ، وَإِلَى صَبْرِ الْمَسِيحِ"</w:t>
       </w:r>
     </w:p>
@@ -16522,6 +19089,23 @@
           <w:b/>
           <w:lang w:val="ar_AE" w:bidi="ar_AE"/>
         </w:rPr>
+        <w:t>εἰς τὴν ἀγάπην τοῦ Θεοῦ, καὶ εἰς τὴν ὑπομονὴν τοῦ Χριστοῦ</w:t>
+      </w:r>
+    </w:p>
+    <w:p>
+      <w:pPr>
+        <w:bidi/>
+      </w:pPr>
+      <w:r>
+        <w:rPr>
+          <w:lang w:val="ar_AE" w:bidi="ar_AE"/>
+        </w:rPr>
+      </w:r>
+      <w:r>
+        <w:rPr>
+          <w:b/>
+          <w:lang w:val="ar_AE" w:bidi="ar_AE"/>
+        </w:rPr>
         <w:t>"إِلَى مَحَبَّةِ اللهِ، وَإِلَى صَبْرِ الْمَسِيحِ"</w:t>
       </w:r>
     </w:p>
@@ -16640,6 +19224,23 @@
           <w:b/>
           <w:lang w:val="ar_AE" w:bidi="ar_AE"/>
         </w:rPr>
+        <w:t>εἰς τὴν ἀγάπην τοῦ Θεοῦ, καὶ εἰς τὴν ὑπομονὴν τοῦ Χριστοῦ</w:t>
+      </w:r>
+    </w:p>
+    <w:p>
+      <w:pPr>
+        <w:bidi/>
+      </w:pPr>
+      <w:r>
+        <w:rPr>
+          <w:lang w:val="ar_AE" w:bidi="ar_AE"/>
+        </w:rPr>
+      </w:r>
+      <w:r>
+        <w:rPr>
+          <w:b/>
+          <w:lang w:val="ar_AE" w:bidi="ar_AE"/>
+        </w:rPr>
         <w:t>"إِلَى مَحَبَّةِ اللهِ، وَإِلَى صَبْرِ الْمَسِيحِ"</w:t>
       </w:r>
     </w:p>
@@ -16745,6 +19346,23 @@
           <w:b/>
           <w:lang w:val="ar_AE" w:bidi="ar_AE"/>
         </w:rPr>
+        <w:t>εἰς τὴν ὑπομονὴν τοῦ Χριστοῦ</w:t>
+      </w:r>
+    </w:p>
+    <w:p>
+      <w:pPr>
+        <w:bidi/>
+      </w:pPr>
+      <w:r>
+        <w:rPr>
+          <w:lang w:val="ar_AE" w:bidi="ar_AE"/>
+        </w:rPr>
+      </w:r>
+      <w:r>
+        <w:rPr>
+          <w:b/>
+          <w:lang w:val="ar_AE" w:bidi="ar_AE"/>
+        </w:rPr>
         <w:t>"وَإِلَى صَبْرِ الْمَسِيحِ"</w:t>
       </w:r>
     </w:p>
@@ -16952,6 +19570,23 @@
           <w:b/>
           <w:lang w:val="ar_AE" w:bidi="ar_AE"/>
         </w:rPr>
+        <w:t>δὲ</w:t>
+      </w:r>
+    </w:p>
+    <w:p>
+      <w:pPr>
+        <w:bidi/>
+      </w:pPr>
+      <w:r>
+        <w:rPr>
+          <w:lang w:val="ar_AE" w:bidi="ar_AE"/>
+        </w:rPr>
+      </w:r>
+      <w:r>
+        <w:rPr>
+          <w:b/>
+          <w:lang w:val="ar_AE" w:bidi="ar_AE"/>
+        </w:rPr>
         <w:t>"ثُمَّ"</w:t>
       </w:r>
     </w:p>
@@ -17057,6 +19692,23 @@
           <w:b/>
           <w:lang w:val="ar_AE" w:bidi="ar_AE"/>
         </w:rPr>
+        <w:t>ἀδελφοί &amp; ἀδελφοῦ</w:t>
+      </w:r>
+    </w:p>
+    <w:p>
+      <w:pPr>
+        <w:bidi/>
+      </w:pPr>
+      <w:r>
+        <w:rPr>
+          <w:lang w:val="ar_AE" w:bidi="ar_AE"/>
+        </w:rPr>
+      </w:r>
+      <w:r>
+        <w:rPr>
+          <w:b/>
+          <w:lang w:val="ar_AE" w:bidi="ar_AE"/>
+        </w:rPr>
         <w:t>"الإِخْوَةُ"</w:t>
       </w:r>
       <w:r>
@@ -17188,6 +19840,23 @@
           <w:b/>
           <w:lang w:val="ar_AE" w:bidi="ar_AE"/>
         </w:rPr>
+        <w:t>ἐν ὀνόματι τοῦ Κυρίου ἡμῶν, Ἰησοῦ Χριστοῦ</w:t>
+      </w:r>
+    </w:p>
+    <w:p>
+      <w:pPr>
+        <w:bidi/>
+      </w:pPr>
+      <w:r>
+        <w:rPr>
+          <w:lang w:val="ar_AE" w:bidi="ar_AE"/>
+        </w:rPr>
+      </w:r>
+      <w:r>
+        <w:rPr>
+          <w:b/>
+          <w:lang w:val="ar_AE" w:bidi="ar_AE"/>
+        </w:rPr>
         <w:t>"بِاسْمِ رَبِّنَا يَسُوعَ الْمَسِيحِ"</w:t>
       </w:r>
     </w:p>
@@ -17293,6 +19962,23 @@
           <w:b/>
           <w:lang w:val="ar_AE" w:bidi="ar_AE"/>
         </w:rPr>
+        <w:t>ἡμῶν</w:t>
+      </w:r>
+    </w:p>
+    <w:p>
+      <w:pPr>
+        <w:bidi/>
+      </w:pPr>
+      <w:r>
+        <w:rPr>
+          <w:lang w:val="ar_AE" w:bidi="ar_AE"/>
+        </w:rPr>
+      </w:r>
+      <w:r>
+        <w:rPr>
+          <w:b/>
+          <w:lang w:val="ar_AE" w:bidi="ar_AE"/>
+        </w:rPr>
         <w:t>"رَبِّنَا"</w:t>
       </w:r>
     </w:p>
@@ -17398,6 +20084,23 @@
           <w:b/>
           <w:lang w:val="ar_AE" w:bidi="ar_AE"/>
         </w:rPr>
+        <w:t>ἀτάκτως περιπατοῦντος</w:t>
+      </w:r>
+    </w:p>
+    <w:p>
+      <w:pPr>
+        <w:bidi/>
+      </w:pPr>
+      <w:r>
+        <w:rPr>
+          <w:lang w:val="ar_AE" w:bidi="ar_AE"/>
+        </w:rPr>
+      </w:r>
+      <w:r>
+        <w:rPr>
+          <w:b/>
+          <w:lang w:val="ar_AE" w:bidi="ar_AE"/>
+        </w:rPr>
         <w:t>«يَسْلُكُ بِلاَ تَرْتِيبٍ»</w:t>
       </w:r>
     </w:p>
@@ -17490,6 +20193,23 @@
           <w:b/>
           <w:lang w:val="ar_AE" w:bidi="ar_AE"/>
         </w:rPr>
+        <w:t>τὴν παράδοσιν</w:t>
+      </w:r>
+    </w:p>
+    <w:p>
+      <w:pPr>
+        <w:bidi/>
+      </w:pPr>
+      <w:r>
+        <w:rPr>
+          <w:lang w:val="ar_AE" w:bidi="ar_AE"/>
+        </w:rPr>
+      </w:r>
+      <w:r>
+        <w:rPr>
+          <w:b/>
+          <w:lang w:val="ar_AE" w:bidi="ar_AE"/>
+        </w:rPr>
         <w:t>"التَّعْلِيمِ"</w:t>
       </w:r>
     </w:p>
@@ -17573,6 +20293,23 @@
           <w:b/>
           <w:lang w:val="ar_AE" w:bidi="ar_AE"/>
         </w:rPr>
+        <w:t>μιμεῖσθαι ἡμᾶς</w:t>
+      </w:r>
+    </w:p>
+    <w:p>
+      <w:pPr>
+        <w:bidi/>
+      </w:pPr>
+      <w:r>
+        <w:rPr>
+          <w:lang w:val="ar_AE" w:bidi="ar_AE"/>
+        </w:rPr>
+      </w:r>
+      <w:r>
+        <w:rPr>
+          <w:b/>
+          <w:lang w:val="ar_AE" w:bidi="ar_AE"/>
+        </w:rPr>
         <w:t>"يُتَمَثَّلَ بِنَا"</w:t>
       </w:r>
     </w:p>
@@ -17678,6 +20415,23 @@
           <w:b/>
           <w:lang w:val="ar_AE" w:bidi="ar_AE"/>
         </w:rPr>
+        <w:t>οὐκ ἠτακτήσαμεν ἐν ὑμῖν</w:t>
+      </w:r>
+    </w:p>
+    <w:p>
+      <w:pPr>
+        <w:bidi/>
+      </w:pPr>
+      <w:r>
+        <w:rPr>
+          <w:lang w:val="ar_AE" w:bidi="ar_AE"/>
+        </w:rPr>
+      </w:r>
+      <w:r>
+        <w:rPr>
+          <w:b/>
+          <w:lang w:val="ar_AE" w:bidi="ar_AE"/>
+        </w:rPr>
         <w:t>"لَمْ نَسْلُكْ بِلاَ تَرْتِيبٍ بَيْنَكُمْ"</w:t>
       </w:r>
     </w:p>
@@ -17770,6 +20524,23 @@
           <w:b/>
           <w:lang w:val="ar_AE" w:bidi="ar_AE"/>
         </w:rPr>
+        <w:t>ἄρτον</w:t>
+      </w:r>
+    </w:p>
+    <w:p>
+      <w:pPr>
+        <w:bidi/>
+      </w:pPr>
+      <w:r>
+        <w:rPr>
+          <w:lang w:val="ar_AE" w:bidi="ar_AE"/>
+        </w:rPr>
+      </w:r>
+      <w:r>
+        <w:rPr>
+          <w:b/>
+          <w:lang w:val="ar_AE" w:bidi="ar_AE"/>
+        </w:rPr>
         <w:t>"خُبْزًا"</w:t>
       </w:r>
     </w:p>
@@ -17888,6 +20659,23 @@
           <w:b/>
           <w:lang w:val="ar_AE" w:bidi="ar_AE"/>
         </w:rPr>
+        <w:t>νυκτὸς καὶ ἡμέρας ἐργαζόμενοι</w:t>
+      </w:r>
+    </w:p>
+    <w:p>
+      <w:pPr>
+        <w:bidi/>
+      </w:pPr>
+      <w:r>
+        <w:rPr>
+          <w:lang w:val="ar_AE" w:bidi="ar_AE"/>
+        </w:rPr>
+      </w:r>
+      <w:r>
+        <w:rPr>
+          <w:b/>
+          <w:lang w:val="ar_AE" w:bidi="ar_AE"/>
+        </w:rPr>
         <w:t>"وَكَدٍّ لَيْلًا وَنَهَارًا"</w:t>
       </w:r>
     </w:p>
@@ -17993,6 +20781,23 @@
           <w:b/>
           <w:lang w:val="ar_AE" w:bidi="ar_AE"/>
         </w:rPr>
+        <w:t>ἐν κόπῳ καὶ μόχθῳ</w:t>
+      </w:r>
+    </w:p>
+    <w:p>
+      <w:pPr>
+        <w:bidi/>
+      </w:pPr>
+      <w:r>
+        <w:rPr>
+          <w:lang w:val="ar_AE" w:bidi="ar_AE"/>
+        </w:rPr>
+      </w:r>
+      <w:r>
+        <w:rPr>
+          <w:b/>
+          <w:lang w:val="ar_AE" w:bidi="ar_AE"/>
+        </w:rPr>
         <w:t>"بِتَعَبٍ وَكَدٍّ"</w:t>
       </w:r>
     </w:p>
@@ -18098,6 +20903,23 @@
           <w:b/>
           <w:lang w:val="ar_AE" w:bidi="ar_AE"/>
         </w:rPr>
+        <w:t>οὐχ ὅτι οὐκ ἔχομεν ἐξουσίαν, ἀλλ’</w:t>
+      </w:r>
+    </w:p>
+    <w:p>
+      <w:pPr>
+        <w:bidi/>
+      </w:pPr>
+      <w:r>
+        <w:rPr>
+          <w:lang w:val="ar_AE" w:bidi="ar_AE"/>
+        </w:rPr>
+      </w:r>
+      <w:r>
+        <w:rPr>
+          <w:b/>
+          <w:lang w:val="ar_AE" w:bidi="ar_AE"/>
+        </w:rPr>
         <w:t>"لَيْسَ أَنْ لاَ سُلْطَانَ لَنَا، بَلْ"</w:t>
       </w:r>
     </w:p>
@@ -18190,6 +21012,23 @@
           <w:b/>
           <w:lang w:val="ar_AE" w:bidi="ar_AE"/>
         </w:rPr>
+        <w:t>ἑαυτοὺς τύπον δῶμεν ὑμῖν</w:t>
+      </w:r>
+    </w:p>
+    <w:p>
+      <w:pPr>
+        <w:bidi/>
+      </w:pPr>
+      <w:r>
+        <w:rPr>
+          <w:lang w:val="ar_AE" w:bidi="ar_AE"/>
+        </w:rPr>
+      </w:r>
+      <w:r>
+        <w:rPr>
+          <w:b/>
+          <w:lang w:val="ar_AE" w:bidi="ar_AE"/>
+        </w:rPr>
         <w:t>"لِكَيْ نُعْطِيَكُمْ أَنْفُسَنَا قُدْوَةً"</w:t>
       </w:r>
     </w:p>
@@ -18378,6 +21217,23 @@
           <w:b/>
           <w:lang w:val="ar_AE" w:bidi="ar_AE"/>
         </w:rPr>
+        <w:t>εἴ τις οὐ θέλει ἐργάζεσθαι, μηδὲ ἐσθιέτω</w:t>
+      </w:r>
+    </w:p>
+    <w:p>
+      <w:pPr>
+        <w:bidi/>
+      </w:pPr>
+      <w:r>
+        <w:rPr>
+          <w:lang w:val="ar_AE" w:bidi="ar_AE"/>
+        </w:rPr>
+      </w:r>
+      <w:r>
+        <w:rPr>
+          <w:b/>
+          <w:lang w:val="ar_AE" w:bidi="ar_AE"/>
+        </w:rPr>
         <w:t>"إِنْ كَانَ أَحَدٌ لاَ يُرِيدُ أَنْ يَشْتَغِلَ فَلاَ يَأْكُلْ أَيْضً"</w:t>
       </w:r>
     </w:p>
@@ -18470,6 +21326,23 @@
           <w:b/>
           <w:lang w:val="ar_AE" w:bidi="ar_AE"/>
         </w:rPr>
+        <w:t>τινας περιπατοῦντας &amp; ἀτάκτως</w:t>
+      </w:r>
+    </w:p>
+    <w:p>
+      <w:pPr>
+        <w:bidi/>
+      </w:pPr>
+      <w:r>
+        <w:rPr>
+          <w:lang w:val="ar_AE" w:bidi="ar_AE"/>
+        </w:rPr>
+      </w:r>
+      <w:r>
+        <w:rPr>
+          <w:b/>
+          <w:lang w:val="ar_AE" w:bidi="ar_AE"/>
+        </w:rPr>
         <w:t>"لاَ يَشْتَغِلُونَ شَيْئًا"</w:t>
       </w:r>
     </w:p>
@@ -18575,6 +21448,23 @@
           <w:b/>
           <w:lang w:val="ar_AE" w:bidi="ar_AE"/>
         </w:rPr>
+        <w:t>ἀλλὰ περιεργαζομένους</w:t>
+      </w:r>
+    </w:p>
+    <w:p>
+      <w:pPr>
+        <w:bidi/>
+      </w:pPr>
+      <w:r>
+        <w:rPr>
+          <w:lang w:val="ar_AE" w:bidi="ar_AE"/>
+        </w:rPr>
+      </w:r>
+      <w:r>
+        <w:rPr>
+          <w:b/>
+          <w:lang w:val="ar_AE" w:bidi="ar_AE"/>
+        </w:rPr>
         <w:t>"بَلْ هُمْ فُضُولِيُّونَ"</w:t>
       </w:r>
     </w:p>
@@ -18667,6 +21557,23 @@
           <w:b/>
           <w:lang w:val="ar_AE" w:bidi="ar_AE"/>
         </w:rPr>
+        <w:t>μετὰ ἡσυχίας</w:t>
+      </w:r>
+    </w:p>
+    <w:p>
+      <w:pPr>
+        <w:bidi/>
+      </w:pPr>
+      <w:r>
+        <w:rPr>
+          <w:lang w:val="ar_AE" w:bidi="ar_AE"/>
+        </w:rPr>
+      </w:r>
+      <w:r>
+        <w:rPr>
+          <w:b/>
+          <w:lang w:val="ar_AE" w:bidi="ar_AE"/>
+        </w:rPr>
         <w:t>"بِهُدُوءٍ"</w:t>
       </w:r>
     </w:p>
@@ -18785,6 +21692,23 @@
           <w:b/>
           <w:lang w:val="ar_AE" w:bidi="ar_AE"/>
         </w:rPr>
+        <w:t>δέ</w:t>
+      </w:r>
+    </w:p>
+    <w:p>
+      <w:pPr>
+        <w:bidi/>
+      </w:pPr>
+      <w:r>
+        <w:rPr>
+          <w:lang w:val="ar_AE" w:bidi="ar_AE"/>
+        </w:rPr>
+      </w:r>
+      <w:r>
+        <w:rPr>
+          <w:b/>
+          <w:lang w:val="ar_AE" w:bidi="ar_AE"/>
+        </w:rPr>
         <w:t>"أَمَّا"</w:t>
       </w:r>
     </w:p>
@@ -18890,6 +21814,23 @@
           <w:b/>
           <w:lang w:val="ar_AE" w:bidi="ar_AE"/>
         </w:rPr>
+        <w:t>ὑμεῖς</w:t>
+      </w:r>
+    </w:p>
+    <w:p>
+      <w:pPr>
+        <w:bidi/>
+      </w:pPr>
+      <w:r>
+        <w:rPr>
+          <w:lang w:val="ar_AE" w:bidi="ar_AE"/>
+        </w:rPr>
+      </w:r>
+      <w:r>
+        <w:rPr>
+          <w:b/>
+          <w:lang w:val="ar_AE" w:bidi="ar_AE"/>
+        </w:rPr>
         <w:t>"أَنْتُمْ"</w:t>
       </w:r>
     </w:p>
@@ -18995,6 +21936,23 @@
           <w:b/>
           <w:lang w:val="ar_AE" w:bidi="ar_AE"/>
         </w:rPr>
+        <w:t>ἀδελφοί</w:t>
+      </w:r>
+    </w:p>
+    <w:p>
+      <w:pPr>
+        <w:bidi/>
+      </w:pPr>
+      <w:r>
+        <w:rPr>
+          <w:lang w:val="ar_AE" w:bidi="ar_AE"/>
+        </w:rPr>
+      </w:r>
+      <w:r>
+        <w:rPr>
+          <w:b/>
+          <w:lang w:val="ar_AE" w:bidi="ar_AE"/>
+        </w:rPr>
         <w:t>"الإِخْوَةُ"</w:t>
       </w:r>
     </w:p>
@@ -19100,6 +22058,23 @@
           <w:b/>
           <w:lang w:val="ar_AE" w:bidi="ar_AE"/>
         </w:rPr>
+        <w:t>τῷ λόγῳ ἡμῶν</w:t>
+      </w:r>
+    </w:p>
+    <w:p>
+      <w:pPr>
+        <w:bidi/>
+      </w:pPr>
+      <w:r>
+        <w:rPr>
+          <w:lang w:val="ar_AE" w:bidi="ar_AE"/>
+        </w:rPr>
+      </w:r>
+      <w:r>
+        <w:rPr>
+          <w:b/>
+          <w:lang w:val="ar_AE" w:bidi="ar_AE"/>
+        </w:rPr>
         <w:t>"كَلاَمَنَا"</w:t>
       </w:r>
     </w:p>
@@ -19205,6 +22180,23 @@
           <w:b/>
           <w:lang w:val="ar_AE" w:bidi="ar_AE"/>
         </w:rPr>
+        <w:t>τοῦτον σημειοῦσθε</w:t>
+      </w:r>
+    </w:p>
+    <w:p>
+      <w:pPr>
+        <w:bidi/>
+      </w:pPr>
+      <w:r>
+        <w:rPr>
+          <w:lang w:val="ar_AE" w:bidi="ar_AE"/>
+        </w:rPr>
+      </w:r>
+      <w:r>
+        <w:rPr>
+          <w:b/>
+          <w:lang w:val="ar_AE" w:bidi="ar_AE"/>
+        </w:rPr>
         <w:t>"فَسِمُوا هذَا"</w:t>
       </w:r>
     </w:p>
@@ -19297,6 +22289,23 @@
           <w:b/>
           <w:lang w:val="ar_AE" w:bidi="ar_AE"/>
         </w:rPr>
+        <w:t>ἵνα ἐντραπῇ</w:t>
+      </w:r>
+    </w:p>
+    <w:p>
+      <w:pPr>
+        <w:bidi/>
+      </w:pPr>
+      <w:r>
+        <w:rPr>
+          <w:lang w:val="ar_AE" w:bidi="ar_AE"/>
+        </w:rPr>
+      </w:r>
+      <w:r>
+        <w:rPr>
+          <w:b/>
+          <w:lang w:val="ar_AE" w:bidi="ar_AE"/>
+        </w:rPr>
         <w:t>"لِكَيْ يَخْجَلَ"</w:t>
       </w:r>
     </w:p>
@@ -19389,6 +22398,23 @@
           <w:b/>
           <w:lang w:val="ar_AE" w:bidi="ar_AE"/>
         </w:rPr>
+        <w:t>ἀδελφόν</w:t>
+      </w:r>
+    </w:p>
+    <w:p>
+      <w:pPr>
+        <w:bidi/>
+      </w:pPr>
+      <w:r>
+        <w:rPr>
+          <w:lang w:val="ar_AE" w:bidi="ar_AE"/>
+        </w:rPr>
+      </w:r>
+      <w:r>
+        <w:rPr>
+          <w:b/>
+          <w:lang w:val="ar_AE" w:bidi="ar_AE"/>
+        </w:rPr>
         <w:t>"كَأَخٍ"</w:t>
       </w:r>
     </w:p>
@@ -19596,6 +22622,23 @@
           <w:b/>
           <w:lang w:val="ar_AE" w:bidi="ar_AE"/>
         </w:rPr>
+        <w:t>δὲ</w:t>
+      </w:r>
+    </w:p>
+    <w:p>
+      <w:pPr>
+        <w:bidi/>
+      </w:pPr>
+      <w:r>
+        <w:rPr>
+          <w:lang w:val="ar_AE" w:bidi="ar_AE"/>
+        </w:rPr>
+      </w:r>
+      <w:r>
+        <w:rPr>
+          <w:b/>
+          <w:lang w:val="ar_AE" w:bidi="ar_AE"/>
+        </w:rPr>
         <w:t>"وَ"</w:t>
       </w:r>
     </w:p>
@@ -19701,6 +22744,23 @@
           <w:b/>
           <w:lang w:val="ar_AE" w:bidi="ar_AE"/>
         </w:rPr>
+        <w:t>αὐτὸς &amp; ὁ Κύριος τῆς εἰρήνης, δῴη ὑμῖν</w:t>
+      </w:r>
+    </w:p>
+    <w:p>
+      <w:pPr>
+        <w:bidi/>
+      </w:pPr>
+      <w:r>
+        <w:rPr>
+          <w:lang w:val="ar_AE" w:bidi="ar_AE"/>
+        </w:rPr>
+      </w:r>
+      <w:r>
+        <w:rPr>
+          <w:b/>
+          <w:lang w:val="ar_AE" w:bidi="ar_AE"/>
+        </w:rPr>
         <w:t>"وَرَبُّ السَّلاَمِ نَفْسُهُ يُعْطِيكُمُ السَّلاَمَ"</w:t>
       </w:r>
     </w:p>
@@ -19793,6 +22853,23 @@
           <w:b/>
           <w:lang w:val="ar_AE" w:bidi="ar_AE"/>
         </w:rPr>
+        <w:t>αὐτὸς &amp; ὁ Κύριος τῆς εἰρήνης</w:t>
+      </w:r>
+    </w:p>
+    <w:p>
+      <w:pPr>
+        <w:bidi/>
+      </w:pPr>
+      <w:r>
+        <w:rPr>
+          <w:lang w:val="ar_AE" w:bidi="ar_AE"/>
+        </w:rPr>
+      </w:r>
+      <w:r>
+        <w:rPr>
+          <w:b/>
+          <w:lang w:val="ar_AE" w:bidi="ar_AE"/>
+        </w:rPr>
         <w:t>"رَبُّ السَّلاَمِ نَفْسُهُ"</w:t>
       </w:r>
     </w:p>
@@ -19898,6 +22975,23 @@
           <w:b/>
           <w:lang w:val="ar_AE" w:bidi="ar_AE"/>
         </w:rPr>
+        <w:t>ὁ ἀσπασμὸς τῇ ἐμῇ χειρὶ, Παύλου, ὅ ἐστιν σημεῖον ἐν πάσῃ ἐπιστολῇ, οὕτως γράφω</w:t>
+      </w:r>
+    </w:p>
+    <w:p>
+      <w:pPr>
+        <w:bidi/>
+      </w:pPr>
+      <w:r>
+        <w:rPr>
+          <w:lang w:val="ar_AE" w:bidi="ar_AE"/>
+        </w:rPr>
+      </w:r>
+      <w:r>
+        <w:rPr>
+          <w:b/>
+          <w:lang w:val="ar_AE" w:bidi="ar_AE"/>
+        </w:rPr>
         <w:t>"اَلسَّلاَمُ بِيَدِي أَنَا بُولُسَ، الَّذِي هُوَ عَلاَمَةٌ فِي كُلِّ رِسَالَةٍ. هكَذَا أَنَا أَكْتُبُ."</w:t>
       </w:r>
     </w:p>
@@ -19968,6 +23062,23 @@
           <w:b/>
           <w:lang w:val="ar_AE" w:bidi="ar_AE"/>
         </w:rPr>
+        <w:t>τῇ ἐμῇ χειρὶ</w:t>
+      </w:r>
+    </w:p>
+    <w:p>
+      <w:pPr>
+        <w:bidi/>
+      </w:pPr>
+      <w:r>
+        <w:rPr>
+          <w:lang w:val="ar_AE" w:bidi="ar_AE"/>
+        </w:rPr>
+      </w:r>
+      <w:r>
+        <w:rPr>
+          <w:b/>
+          <w:lang w:val="ar_AE" w:bidi="ar_AE"/>
+        </w:rPr>
         <w:t>"بِيَدِي"</w:t>
       </w:r>
     </w:p>
@@ -20073,6 +23184,23 @@
           <w:b/>
           <w:lang w:val="ar_AE" w:bidi="ar_AE"/>
         </w:rPr>
+        <w:t>οὕτως γράφω</w:t>
+      </w:r>
+    </w:p>
+    <w:p>
+      <w:pPr>
+        <w:bidi/>
+      </w:pPr>
+      <w:r>
+        <w:rPr>
+          <w:lang w:val="ar_AE" w:bidi="ar_AE"/>
+        </w:rPr>
+      </w:r>
+      <w:r>
+        <w:rPr>
+          <w:b/>
+          <w:lang w:val="ar_AE" w:bidi="ar_AE"/>
+        </w:rPr>
         <w:t>"هكَذَا أَنَا أَكْتُبُ"</w:t>
       </w:r>
     </w:p>
@@ -20149,6 +23277,23 @@
         <w:rPr>
           <w:lang w:val="ar_AE" w:bidi="ar_AE"/>
         </w:rPr>
+      </w:r>
+    </w:p>
+    <w:p>
+      <w:pPr>
+        <w:bidi/>
+      </w:pPr>
+      <w:r>
+        <w:rPr>
+          <w:lang w:val="ar_AE" w:bidi="ar_AE"/>
+        </w:rPr>
+      </w:r>
+      <w:r>
+        <w:rPr>
+          <w:b/>
+          <w:lang w:val="ar_AE" w:bidi="ar_AE"/>
+        </w:rPr>
+        <w:t>ἡ χάρις τοῦ Κυρίου ἡμῶν, Ἰησοῦ Χριστοῦ, μετὰ πάντων ὑμῶν</w:t>
       </w:r>
     </w:p>
     <w:p>

--- a/arb/docx/53.content.docx
+++ b/arb/docx/53.content.docx
@@ -32,51 +32,16 @@
     </w:p>
     <w:p>
       <w:pPr>
-        <w:pStyle w:val="Heading2"/>
-        <w:bidi/>
-      </w:pPr>
-      <w:r>
-        <w:rPr>
-          <w:lang w:val="ar_AE" w:bidi="ar_AE"/>
-        </w:rPr>
-        <w:t>License Information</w:t>
-      </w:r>
-      <w:r>
-        <w:rPr>
-          <w:lang w:val="ar_AE" w:bidi="ar_AE"/>
-        </w:rPr>
-      </w:r>
-    </w:p>
-    <w:p>
-      <w:pPr>
-        <w:bidi/>
-      </w:pPr>
-      <w:r>
-        <w:rPr>
-          <w:lang w:val="ar_AE" w:bidi="ar_AE"/>
-        </w:rPr>
-      </w:r>
-      <w:r>
-        <w:rPr>
-          <w:b/>
-          <w:lang w:val="ar_AE" w:bidi="ar_AE"/>
-        </w:rPr>
-        <w:t>ملاحظات الترجمة (كلمة متكشفة)</w:t>
-      </w:r>
-      <w:r>
-        <w:rPr>
-          <w:lang w:val="ar_AE" w:bidi="ar_AE"/>
-        </w:rPr>
-        <w:t xml:space="preserve"> (Arabic) is based on</w:t>
-      </w:r>
-      <w:r>
-        <w:rPr>
-          <w:lang w:val="ar_AE" w:bidi="ar_AE"/>
-        </w:rPr>
-        <w:t xml:space="preserve">: </w:t>
-      </w:r>
-      <w:r>
-        <w:rPr>
+        <w:bidi/>
+      </w:pPr>
+      <w:r>
+        <w:rPr>
+          <w:lang w:val="ar_AE" w:bidi="ar_AE"/>
+        </w:rPr>
+      </w:r>
+      <w:r>
+        <w:rPr>
+          <w:b/>
           <w:lang w:val="ar_AE" w:bidi="ar_AE"/>
         </w:rPr>
         <w:t>unfoldingWord® Translation Notes</w:t>
@@ -85,64 +50,31 @@
         <w:rPr>
           <w:lang w:val="ar_AE" w:bidi="ar_AE"/>
         </w:rPr>
-        <w:t xml:space="preserve">, </w:t>
-      </w:r>
-      <w:hyperlink r:id="rId13">
-        <w:r>
-          <w:rPr>
-            <w:lang w:val="ar_AE" w:bidi="ar_AE"/>
-          </w:rPr>
-          <w:rPr>
-            <w:color w:val="0000EE"/>
-            <w:u w:val="single"/>
-          </w:rPr>
-          <w:t>unfoldingWord</w:t>
-        </w:r>
-      </w:hyperlink>
-      <w:r>
-        <w:rPr>
-          <w:lang w:val="ar_AE" w:bidi="ar_AE"/>
-        </w:rPr>
-        <w:t xml:space="preserve">, 2022, which is licensed under a </w:t>
-      </w:r>
-      <w:hyperlink r:id="rId14">
-        <w:r>
-          <w:rPr>
-            <w:lang w:val="ar_AE" w:bidi="ar_AE"/>
-          </w:rPr>
-          <w:rPr>
-            <w:color w:val="0000EE"/>
-            <w:u w:val="single"/>
-          </w:rPr>
-          <w:t>CC BY-SA 4.0 license</w:t>
-        </w:r>
-      </w:hyperlink>
-      <w:r>
-        <w:rPr>
-          <w:lang w:val="ar_AE" w:bidi="ar_AE"/>
-        </w:rPr>
-        <w:t>.</w:t>
-      </w:r>
-      <w:r>
-        <w:rPr>
-          <w:lang w:val="ar_AE" w:bidi="ar_AE"/>
-        </w:rPr>
-      </w:r>
-    </w:p>
-    <w:p>
-      <w:pPr>
-        <w:bidi/>
-      </w:pPr>
-      <w:r>
-        <w:rPr>
-          <w:lang w:val="ar_AE" w:bidi="ar_AE"/>
-        </w:rPr>
-      </w:r>
-      <w:r>
-        <w:rPr>
-          <w:lang w:val="ar_AE" w:bidi="ar_AE"/>
-        </w:rPr>
-        <w:t>This PDF version is provided under the same license.</w:t>
+        <w:t xml:space="preserve"> © 2022 unfoldingWord. Released under CC BY-SA 4.0 license. </w:t>
+      </w:r>
+      <w:r>
+        <w:rPr>
+          <w:lang w:val="ar_AE" w:bidi="ar_AE"/>
+        </w:rPr>
+        <w:t>unfoldingWord® Translation Notes</w:t>
+      </w:r>
+      <w:r>
+        <w:rPr>
+          <w:lang w:val="ar_AE" w:bidi="ar_AE"/>
+        </w:rPr>
+        <w:t xml:space="preserve"> has been adapted in the following languages: Tok Pisin, Arabic (عربي), French (Français), Hindi (हिंदी), Indonesian (Bahasa Indonesia), Portuguese (Português), Russian (Русский), Spanish (Español), Swahili (Kiswahili), and Simplified Chinese (简体中文) from </w:t>
+      </w:r>
+      <w:r>
+        <w:rPr>
+          <w:lang w:val="ar_AE" w:bidi="ar_AE"/>
+        </w:rPr>
+        <w:t>unfoldingWord® Translation Notes</w:t>
+      </w:r>
+      <w:r>
+        <w:rPr>
+          <w:lang w:val="ar_AE" w:bidi="ar_AE"/>
+        </w:rPr>
+        <w:t xml:space="preserve"> © 2022 unfoldingWord. Released under CC BY-SA 4.0 license by Mission Mutual</w:t>
       </w:r>
       <w:r>
         <w:rPr>
@@ -316,23 +248,6 @@
           <w:b/>
           <w:lang w:val="ar_AE" w:bidi="ar_AE"/>
         </w:rPr>
-        <w:t>Σιλουανὸς</w:t>
-      </w:r>
-    </w:p>
-    <w:p>
-      <w:pPr>
-        <w:bidi/>
-      </w:pPr>
-      <w:r>
-        <w:rPr>
-          <w:lang w:val="ar_AE" w:bidi="ar_AE"/>
-        </w:rPr>
-      </w:r>
-      <w:r>
-        <w:rPr>
-          <w:b/>
-          <w:lang w:val="ar_AE" w:bidi="ar_AE"/>
-        </w:rPr>
         <w:t>"سِلْوَانُسُ"</w:t>
       </w:r>
     </w:p>
@@ -445,23 +360,6 @@
           <w:b/>
           <w:lang w:val="ar_AE" w:bidi="ar_AE"/>
         </w:rPr>
-        <w:t>Παῦλος, καὶ Σιλουανὸς, καὶ Τιμόθεος; τῇ ἐκκλησίᾳ</w:t>
-      </w:r>
-    </w:p>
-    <w:p>
-      <w:pPr>
-        <w:bidi/>
-      </w:pPr>
-      <w:r>
-        <w:rPr>
-          <w:lang w:val="ar_AE" w:bidi="ar_AE"/>
-        </w:rPr>
-      </w:r>
-      <w:r>
-        <w:rPr>
-          <w:b/>
-          <w:lang w:val="ar_AE" w:bidi="ar_AE"/>
-        </w:rPr>
         <w:t>"بُولُسُ وَسِلْوَانُسُ وَتِيمُوثَاوُسُ، إِلَى كَنِيسَةِ"</w:t>
       </w:r>
     </w:p>
@@ -554,23 +452,6 @@
           <w:b/>
           <w:lang w:val="ar_AE" w:bidi="ar_AE"/>
         </w:rPr>
-        <w:t>Παῦλος, καὶ Σιλουανὸς, καὶ Τιμόθεος</w:t>
-      </w:r>
-    </w:p>
-    <w:p>
-      <w:pPr>
-        <w:bidi/>
-      </w:pPr>
-      <w:r>
-        <w:rPr>
-          <w:lang w:val="ar_AE" w:bidi="ar_AE"/>
-        </w:rPr>
-      </w:r>
-      <w:r>
-        <w:rPr>
-          <w:b/>
-          <w:lang w:val="ar_AE" w:bidi="ar_AE"/>
-        </w:rPr>
         <w:t>"بُولُسُ وَسِلْوَانُسُ وَتِيمُوثَاوُسُ"</w:t>
       </w:r>
     </w:p>
@@ -689,23 +570,6 @@
           <w:b/>
           <w:lang w:val="ar_AE" w:bidi="ar_AE"/>
         </w:rPr>
-        <w:t>ἐν Θεῷ Πατρὶ ἡμῶν καὶ Κυρίῳ Ἰησοῦ Χριστῷ</w:t>
-      </w:r>
-    </w:p>
-    <w:p>
-      <w:pPr>
-        <w:bidi/>
-      </w:pPr>
-      <w:r>
-        <w:rPr>
-          <w:lang w:val="ar_AE" w:bidi="ar_AE"/>
-        </w:rPr>
-      </w:r>
-      <w:r>
-        <w:rPr>
-          <w:b/>
-          <w:lang w:val="ar_AE" w:bidi="ar_AE"/>
-        </w:rPr>
         <w:t>"فِي اللهِ أَبِينَا وَالرَّبِّ يَسُوعَ الْمَسِيحِ"</w:t>
       </w:r>
     </w:p>
@@ -798,23 +662,6 @@
           <w:b/>
           <w:lang w:val="ar_AE" w:bidi="ar_AE"/>
         </w:rPr>
-        <w:t>χάρις ὑμῖν καὶ εἰρήνη ἀπὸ Θεοῦ Πατρὸς καὶ Κυρίου Ἰησοῦ Χριστοῦ</w:t>
-      </w:r>
-    </w:p>
-    <w:p>
-      <w:pPr>
-        <w:bidi/>
-      </w:pPr>
-      <w:r>
-        <w:rPr>
-          <w:lang w:val="ar_AE" w:bidi="ar_AE"/>
-        </w:rPr>
-      </w:r>
-      <w:r>
-        <w:rPr>
-          <w:b/>
-          <w:lang w:val="ar_AE" w:bidi="ar_AE"/>
-        </w:rPr>
         <w:t>"نِعْمَةٌ لَكُمْ وَسَلاَمٌ مِنَ اللهِ أَبِينَا وَالرَّبِّ يَسُوعَ الْمَسِيحِ"</w:t>
       </w:r>
     </w:p>
@@ -907,23 +754,6 @@
           <w:b/>
           <w:lang w:val="ar_AE" w:bidi="ar_AE"/>
         </w:rPr>
-        <w:t>χάρις ὑμῖν καὶ εἰρήνη ἀπὸ Θεοῦ Πατρὸς καὶ Κυρίου Ἰησοῦ Χριστοῦ</w:t>
-      </w:r>
-    </w:p>
-    <w:p>
-      <w:pPr>
-        <w:bidi/>
-      </w:pPr>
-      <w:r>
-        <w:rPr>
-          <w:lang w:val="ar_AE" w:bidi="ar_AE"/>
-        </w:rPr>
-      </w:r>
-      <w:r>
-        <w:rPr>
-          <w:b/>
-          <w:lang w:val="ar_AE" w:bidi="ar_AE"/>
-        </w:rPr>
         <w:t>"نِعْمَةٌ لَكُمْ وَسَلاَمٌ مِنَ اللهِ أَبِينَا وَالرَّبِّ يَسُوعَ الْمَسِيحِ"</w:t>
       </w:r>
     </w:p>
@@ -1128,23 +958,6 @@
           <w:b/>
           <w:lang w:val="ar_AE" w:bidi="ar_AE"/>
         </w:rPr>
-        <w:t>εὐχαριστεῖν ὀφείλομεν &amp; πάντοτε</w:t>
-      </w:r>
-    </w:p>
-    <w:p>
-      <w:pPr>
-        <w:bidi/>
-      </w:pPr>
-      <w:r>
-        <w:rPr>
-          <w:lang w:val="ar_AE" w:bidi="ar_AE"/>
-        </w:rPr>
-      </w:r>
-      <w:r>
-        <w:rPr>
-          <w:b/>
-          <w:lang w:val="ar_AE" w:bidi="ar_AE"/>
-        </w:rPr>
         <w:t>"يَنْبَغِي لَنَا أَنْ نَشْكُرَ اللهَ كُلَّ حِينٍ"</w:t>
       </w:r>
     </w:p>
@@ -1254,23 +1067,6 @@
           <w:b/>
           <w:lang w:val="ar_AE" w:bidi="ar_AE"/>
         </w:rPr>
-        <w:t>εὐχαριστεῖν ὀφείλομεν τῷ Θεῷ πάντοτε</w:t>
-      </w:r>
-    </w:p>
-    <w:p>
-      <w:pPr>
-        <w:bidi/>
-      </w:pPr>
-      <w:r>
-        <w:rPr>
-          <w:lang w:val="ar_AE" w:bidi="ar_AE"/>
-        </w:rPr>
-      </w:r>
-      <w:r>
-        <w:rPr>
-          <w:b/>
-          <w:lang w:val="ar_AE" w:bidi="ar_AE"/>
-        </w:rPr>
         <w:t>"يَنْبَغِي لَنَا أَنْ نَشْكُرَ اللهَ كُلَّ حِينٍ"</w:t>
       </w:r>
     </w:p>
@@ -1376,23 +1172,6 @@
           <w:b/>
           <w:lang w:val="ar_AE" w:bidi="ar_AE"/>
         </w:rPr>
-        <w:t>εὐχαριστεῖν ὀφείλομεν τῷ Θεῷ πάντοτε περὶ ὑμῶν, ἀδελφοί</w:t>
-      </w:r>
-    </w:p>
-    <w:p>
-      <w:pPr>
-        <w:bidi/>
-      </w:pPr>
-      <w:r>
-        <w:rPr>
-          <w:lang w:val="ar_AE" w:bidi="ar_AE"/>
-        </w:rPr>
-      </w:r>
-      <w:r>
-        <w:rPr>
-          <w:b/>
-          <w:lang w:val="ar_AE" w:bidi="ar_AE"/>
-        </w:rPr>
         <w:t>"يَنْبَغِي لَنَا أَنْ نَشْكُرَ اللهَ كُلَّ حِينٍ مِنْ جِهَتِكُمْ أَيُّهَا الإِخْوَةُ"</w:t>
       </w:r>
     </w:p>
@@ -1485,23 +1264,6 @@
           <w:b/>
           <w:lang w:val="ar_AE" w:bidi="ar_AE"/>
         </w:rPr>
-        <w:t>ἀδελφοί</w:t>
-      </w:r>
-    </w:p>
-    <w:p>
-      <w:pPr>
-        <w:bidi/>
-      </w:pPr>
-      <w:r>
-        <w:rPr>
-          <w:lang w:val="ar_AE" w:bidi="ar_AE"/>
-        </w:rPr>
-      </w:r>
-      <w:r>
-        <w:rPr>
-          <w:b/>
-          <w:lang w:val="ar_AE" w:bidi="ar_AE"/>
-        </w:rPr>
         <w:t>"الإِخْوَةُ"</w:t>
       </w:r>
     </w:p>
@@ -1607,23 +1369,6 @@
           <w:b/>
           <w:lang w:val="ar_AE" w:bidi="ar_AE"/>
         </w:rPr>
-        <w:t>καθὼς ἄξιόν ἐστιν</w:t>
-      </w:r>
-    </w:p>
-    <w:p>
-      <w:pPr>
-        <w:bidi/>
-      </w:pPr>
-      <w:r>
-        <w:rPr>
-          <w:lang w:val="ar_AE" w:bidi="ar_AE"/>
-        </w:rPr>
-      </w:r>
-      <w:r>
-        <w:rPr>
-          <w:b/>
-          <w:lang w:val="ar_AE" w:bidi="ar_AE"/>
-        </w:rPr>
         <w:t>"كَمَا يَحِقُّ"</w:t>
       </w:r>
     </w:p>
@@ -1742,23 +1487,6 @@
           <w:b/>
           <w:lang w:val="ar_AE" w:bidi="ar_AE"/>
         </w:rPr>
-        <w:t>ὑπεραυξάνει ἡ πίστις ὑμῶν</w:t>
-      </w:r>
-    </w:p>
-    <w:p>
-      <w:pPr>
-        <w:bidi/>
-      </w:pPr>
-      <w:r>
-        <w:rPr>
-          <w:lang w:val="ar_AE" w:bidi="ar_AE"/>
-        </w:rPr>
-      </w:r>
-      <w:r>
-        <w:rPr>
-          <w:b/>
-          <w:lang w:val="ar_AE" w:bidi="ar_AE"/>
-        </w:rPr>
         <w:t>"إِيمَانَكُمْ يَنْمُو كَثِيرًا"</w:t>
       </w:r>
     </w:p>
@@ -1864,23 +1592,6 @@
           <w:b/>
           <w:lang w:val="ar_AE" w:bidi="ar_AE"/>
         </w:rPr>
-        <w:t>πλεονάζει ἡ ἀγάπη ἑνὸς ἑκάστου, πάντων ὑμῶν, εἰς ἀλλήλους</w:t>
-      </w:r>
-    </w:p>
-    <w:p>
-      <w:pPr>
-        <w:bidi/>
-      </w:pPr>
-      <w:r>
-        <w:rPr>
-          <w:lang w:val="ar_AE" w:bidi="ar_AE"/>
-        </w:rPr>
-      </w:r>
-      <w:r>
-        <w:rPr>
-          <w:b/>
-          <w:lang w:val="ar_AE" w:bidi="ar_AE"/>
-        </w:rPr>
         <w:t>"وَمَحَبَّةُ كُلِّ وَاحِدٍ مِنْكُمْ جَمِيعًا بَعْضِكُمْ لِبَعْضٍ تَزْدَادُ"</w:t>
       </w:r>
     </w:p>
@@ -1986,23 +1697,6 @@
           <w:b/>
           <w:lang w:val="ar_AE" w:bidi="ar_AE"/>
         </w:rPr>
-        <w:t>ἀλλήλους</w:t>
-      </w:r>
-    </w:p>
-    <w:p>
-      <w:pPr>
-        <w:bidi/>
-      </w:pPr>
-      <w:r>
-        <w:rPr>
-          <w:lang w:val="ar_AE" w:bidi="ar_AE"/>
-        </w:rPr>
-      </w:r>
-      <w:r>
-        <w:rPr>
-          <w:b/>
-          <w:lang w:val="ar_AE" w:bidi="ar_AE"/>
-        </w:rPr>
         <w:t>"بَعْضِكُمْ لِبَعْضٍ"</w:t>
       </w:r>
     </w:p>
@@ -2108,23 +1802,6 @@
           <w:b/>
           <w:lang w:val="ar_AE" w:bidi="ar_AE"/>
         </w:rPr>
-        <w:t>αὐτοὺς ἡμᾶς</w:t>
-      </w:r>
-    </w:p>
-    <w:p>
-      <w:pPr>
-        <w:bidi/>
-      </w:pPr>
-      <w:r>
-        <w:rPr>
-          <w:lang w:val="ar_AE" w:bidi="ar_AE"/>
-        </w:rPr>
-      </w:r>
-      <w:r>
-        <w:rPr>
-          <w:b/>
-          <w:lang w:val="ar_AE" w:bidi="ar_AE"/>
-        </w:rPr>
         <w:t>"نَحْنُ أَنْفُسَنَا"</w:t>
       </w:r>
     </w:p>
@@ -2243,23 +1920,6 @@
           <w:b/>
           <w:lang w:val="ar_AE" w:bidi="ar_AE"/>
         </w:rPr>
-        <w:t>τῆς ὑπομονῆς ὑμῶν, καὶ πίστεως</w:t>
-      </w:r>
-    </w:p>
-    <w:p>
-      <w:pPr>
-        <w:bidi/>
-      </w:pPr>
-      <w:r>
-        <w:rPr>
-          <w:lang w:val="ar_AE" w:bidi="ar_AE"/>
-        </w:rPr>
-      </w:r>
-      <w:r>
-        <w:rPr>
-          <w:b/>
-          <w:lang w:val="ar_AE" w:bidi="ar_AE"/>
-        </w:rPr>
         <w:t>"صَبْرِكُمْ وَإِيمَانِكُمْ"</w:t>
       </w:r>
     </w:p>
@@ -2378,23 +2038,6 @@
           <w:b/>
           <w:lang w:val="ar_AE" w:bidi="ar_AE"/>
         </w:rPr>
-        <w:t>ἐν πᾶσιν τοῖς διωγμοῖς ὑμῶν, καὶ ταῖς θλίψεσιν</w:t>
-      </w:r>
-    </w:p>
-    <w:p>
-      <w:pPr>
-        <w:bidi/>
-      </w:pPr>
-      <w:r>
-        <w:rPr>
-          <w:lang w:val="ar_AE" w:bidi="ar_AE"/>
-        </w:rPr>
-      </w:r>
-      <w:r>
-        <w:rPr>
-          <w:b/>
-          <w:lang w:val="ar_AE" w:bidi="ar_AE"/>
-        </w:rPr>
         <w:t>"فِي جَمِيعِ اضْطِهَادَاتِكُمْ وَالضِّيقَاتِ"</w:t>
       </w:r>
     </w:p>
@@ -2500,23 +2143,6 @@
           <w:b/>
           <w:lang w:val="ar_AE" w:bidi="ar_AE"/>
         </w:rPr>
-        <w:t>πίστεως ἐν πᾶσιν τοῖς διωγμοῖς ὑμῶν</w:t>
-      </w:r>
-    </w:p>
-    <w:p>
-      <w:pPr>
-        <w:bidi/>
-      </w:pPr>
-      <w:r>
-        <w:rPr>
-          <w:lang w:val="ar_AE" w:bidi="ar_AE"/>
-        </w:rPr>
-      </w:r>
-      <w:r>
-        <w:rPr>
-          <w:b/>
-          <w:lang w:val="ar_AE" w:bidi="ar_AE"/>
-        </w:rPr>
         <w:t>"إِيمَانِكُمْ فِي جَمِيعِ اضْطِهَادَاتِكُمْ"</w:t>
       </w:r>
     </w:p>
@@ -2622,23 +2248,6 @@
           <w:b/>
           <w:lang w:val="ar_AE" w:bidi="ar_AE"/>
         </w:rPr>
-        <w:t>ἔνδειγμα τῆς δικαίας κρίσεως τοῦ Θεοῦ, εἰς τὸ καταξιωθῆναι ὑμᾶς</w:t>
-      </w:r>
-    </w:p>
-    <w:p>
-      <w:pPr>
-        <w:bidi/>
-      </w:pPr>
-      <w:r>
-        <w:rPr>
-          <w:lang w:val="ar_AE" w:bidi="ar_AE"/>
-        </w:rPr>
-      </w:r>
-      <w:r>
-        <w:rPr>
-          <w:b/>
-          <w:lang w:val="ar_AE" w:bidi="ar_AE"/>
-        </w:rPr>
         <w:t>"بَيِّنَةً عَلَى قَضَاءِ اللهِ الْعَادِلِ، أَنَّكُمْ تُؤَهَّلُونَ"</w:t>
       </w:r>
     </w:p>
@@ -2738,23 +2347,6 @@
           <w:b/>
           <w:lang w:val="ar_AE" w:bidi="ar_AE"/>
         </w:rPr>
-        <w:t>εἰς τὸ καταξιωθῆναι ὑμᾶς τῆς Βασιλείας τοῦ Θεοῦ</w:t>
-      </w:r>
-    </w:p>
-    <w:p>
-      <w:pPr>
-        <w:bidi/>
-      </w:pPr>
-      <w:r>
-        <w:rPr>
-          <w:lang w:val="ar_AE" w:bidi="ar_AE"/>
-        </w:rPr>
-      </w:r>
-      <w:r>
-        <w:rPr>
-          <w:b/>
-          <w:lang w:val="ar_AE" w:bidi="ar_AE"/>
-        </w:rPr>
         <w:t>"أَنَّكُمْ تُؤَهَّلُونَ لِمَلَكُوتِ اللهِ"</w:t>
       </w:r>
     </w:p>
@@ -2847,23 +2439,6 @@
           <w:b/>
           <w:lang w:val="ar_AE" w:bidi="ar_AE"/>
         </w:rPr>
-        <w:t>ὑπὲρ ἧς καὶ πάσχετε</w:t>
-      </w:r>
-    </w:p>
-    <w:p>
-      <w:pPr>
-        <w:bidi/>
-      </w:pPr>
-      <w:r>
-        <w:rPr>
-          <w:lang w:val="ar_AE" w:bidi="ar_AE"/>
-        </w:rPr>
-      </w:r>
-      <w:r>
-        <w:rPr>
-          <w:b/>
-          <w:lang w:val="ar_AE" w:bidi="ar_AE"/>
-        </w:rPr>
         <w:t>"الَّذِي لأَجْلِهِ تَتَأَلَّمُونَ أَيْضًا"</w:t>
       </w:r>
     </w:p>
@@ -2969,23 +2544,6 @@
           <w:b/>
           <w:lang w:val="ar_AE" w:bidi="ar_AE"/>
         </w:rPr>
-        <w:t>εἴπερ δίκαιον παρὰ Θεῷ</w:t>
-      </w:r>
-    </w:p>
-    <w:p>
-      <w:pPr>
-        <w:bidi/>
-      </w:pPr>
-      <w:r>
-        <w:rPr>
-          <w:lang w:val="ar_AE" w:bidi="ar_AE"/>
-        </w:rPr>
-      </w:r>
-      <w:r>
-        <w:rPr>
-          <w:b/>
-          <w:lang w:val="ar_AE" w:bidi="ar_AE"/>
-        </w:rPr>
         <w:t>"إِذْ هُوَ عَادِلٌ عِنْدَ اللهِ"</w:t>
       </w:r>
     </w:p>
@@ -3078,23 +2636,6 @@
           <w:b/>
           <w:lang w:val="ar_AE" w:bidi="ar_AE"/>
         </w:rPr>
-        <w:t>παρὰ Θεῷ, ἀνταποδοῦναι τοῖς θλίβουσιν ὑμᾶς θλῖψιν</w:t>
-      </w:r>
-    </w:p>
-    <w:p>
-      <w:pPr>
-        <w:bidi/>
-      </w:pPr>
-      <w:r>
-        <w:rPr>
-          <w:lang w:val="ar_AE" w:bidi="ar_AE"/>
-        </w:rPr>
-      </w:r>
-      <w:r>
-        <w:rPr>
-          <w:b/>
-          <w:lang w:val="ar_AE" w:bidi="ar_AE"/>
-        </w:rPr>
         <w:t>"أَنَّ الَّذِينَ يُضَايِقُونَكُمْ يُجَازِيهِمْ ضِيقًا"</w:t>
       </w:r>
     </w:p>
@@ -3200,23 +2741,6 @@
           <w:b/>
           <w:lang w:val="ar_AE" w:bidi="ar_AE"/>
         </w:rPr>
-        <w:t>ἀνταποδοῦναι τοῖς θλίβουσιν ὑμᾶς θλῖψιν</w:t>
-      </w:r>
-    </w:p>
-    <w:p>
-      <w:pPr>
-        <w:bidi/>
-      </w:pPr>
-      <w:r>
-        <w:rPr>
-          <w:lang w:val="ar_AE" w:bidi="ar_AE"/>
-        </w:rPr>
-      </w:r>
-      <w:r>
-        <w:rPr>
-          <w:b/>
-          <w:lang w:val="ar_AE" w:bidi="ar_AE"/>
-        </w:rPr>
         <w:t>"الَّذِينَ يُضَايِقُونَكُمْ يُجَازِيهِمْ ضِيقًا"</w:t>
       </w:r>
     </w:p>
@@ -3322,23 +2846,6 @@
           <w:b/>
           <w:lang w:val="ar_AE" w:bidi="ar_AE"/>
         </w:rPr>
-        <w:t>καὶ ὑμῖν &amp; ἄνεσιν</w:t>
-      </w:r>
-    </w:p>
-    <w:p>
-      <w:pPr>
-        <w:bidi/>
-      </w:pPr>
-      <w:r>
-        <w:rPr>
-          <w:lang w:val="ar_AE" w:bidi="ar_AE"/>
-        </w:rPr>
-      </w:r>
-      <w:r>
-        <w:rPr>
-          <w:b/>
-          <w:lang w:val="ar_AE" w:bidi="ar_AE"/>
-        </w:rPr>
         <w:t>"وَإِيَّاكُمُ ... رَاحَةً"</w:t>
       </w:r>
     </w:p>
@@ -3444,23 +2951,6 @@
           <w:b/>
           <w:lang w:val="ar_AE" w:bidi="ar_AE"/>
         </w:rPr>
-        <w:t>καὶ ὑμῖν τοῖς θλιβομένοις, ἄνεσιν μεθ’ ἡμῶν</w:t>
-      </w:r>
-    </w:p>
-    <w:p>
-      <w:pPr>
-        <w:bidi/>
-      </w:pPr>
-      <w:r>
-        <w:rPr>
-          <w:lang w:val="ar_AE" w:bidi="ar_AE"/>
-        </w:rPr>
-      </w:r>
-      <w:r>
-        <w:rPr>
-          <w:b/>
-          <w:lang w:val="ar_AE" w:bidi="ar_AE"/>
-        </w:rPr>
         <w:t>"وَإِيَّاكُمُ الَّذِينَ تَتَضَايَقُونَ رَاحَةً مَعَنَا"</w:t>
       </w:r>
     </w:p>
@@ -3579,23 +3069,6 @@
           <w:b/>
           <w:lang w:val="ar_AE" w:bidi="ar_AE"/>
         </w:rPr>
-        <w:t>ὑμῖν &amp; ἄνεσιν</w:t>
-      </w:r>
-    </w:p>
-    <w:p>
-      <w:pPr>
-        <w:bidi/>
-      </w:pPr>
-      <w:r>
-        <w:rPr>
-          <w:lang w:val="ar_AE" w:bidi="ar_AE"/>
-        </w:rPr>
-      </w:r>
-      <w:r>
-        <w:rPr>
-          <w:b/>
-          <w:lang w:val="ar_AE" w:bidi="ar_AE"/>
-        </w:rPr>
         <w:t>"رَاحَةً"</w:t>
       </w:r>
     </w:p>
@@ -3701,23 +3174,6 @@
           <w:b/>
           <w:lang w:val="ar_AE" w:bidi="ar_AE"/>
         </w:rPr>
-        <w:t>τοῖς θλιβομένοις</w:t>
-      </w:r>
-    </w:p>
-    <w:p>
-      <w:pPr>
-        <w:bidi/>
-      </w:pPr>
-      <w:r>
-        <w:rPr>
-          <w:lang w:val="ar_AE" w:bidi="ar_AE"/>
-        </w:rPr>
-      </w:r>
-      <w:r>
-        <w:rPr>
-          <w:b/>
-          <w:lang w:val="ar_AE" w:bidi="ar_AE"/>
-        </w:rPr>
         <w:t>"الَّذِينَ تَتَضَايَقُونَ"</w:t>
       </w:r>
     </w:p>
@@ -3810,23 +3266,6 @@
           <w:b/>
           <w:lang w:val="ar_AE" w:bidi="ar_AE"/>
         </w:rPr>
-        <w:t>ἐν τῇ ἀποκαλύψει τοῦ Κυρίου Ἰησοῦ</w:t>
-      </w:r>
-    </w:p>
-    <w:p>
-      <w:pPr>
-        <w:bidi/>
-      </w:pPr>
-      <w:r>
-        <w:rPr>
-          <w:lang w:val="ar_AE" w:bidi="ar_AE"/>
-        </w:rPr>
-      </w:r>
-      <w:r>
-        <w:rPr>
-          <w:b/>
-          <w:lang w:val="ar_AE" w:bidi="ar_AE"/>
-        </w:rPr>
         <w:t>"عِنْدَ اسْتِعْلاَنِ الرَّبِّ يَسُوعَ"</w:t>
       </w:r>
     </w:p>
@@ -3932,23 +3371,6 @@
           <w:b/>
           <w:lang w:val="ar_AE" w:bidi="ar_AE"/>
         </w:rPr>
-        <w:t>διδόντος ἐκδίκησιν τοῖς</w:t>
-      </w:r>
-    </w:p>
-    <w:p>
-      <w:pPr>
-        <w:bidi/>
-      </w:pPr>
-      <w:r>
-        <w:rPr>
-          <w:lang w:val="ar_AE" w:bidi="ar_AE"/>
-        </w:rPr>
-      </w:r>
-      <w:r>
-        <w:rPr>
-          <w:b/>
-          <w:lang w:val="ar_AE" w:bidi="ar_AE"/>
-        </w:rPr>
         <w:t>"نَقْمَةً لِلَّذِينَ"</w:t>
       </w:r>
     </w:p>
@@ -4054,23 +3476,6 @@
           <w:b/>
           <w:lang w:val="ar_AE" w:bidi="ar_AE"/>
         </w:rPr>
-        <w:t>τοῖς μὴ εἰδόσι Θεὸν</w:t>
-      </w:r>
-    </w:p>
-    <w:p>
-      <w:pPr>
-        <w:bidi/>
-      </w:pPr>
-      <w:r>
-        <w:rPr>
-          <w:lang w:val="ar_AE" w:bidi="ar_AE"/>
-        </w:rPr>
-      </w:r>
-      <w:r>
-        <w:rPr>
-          <w:b/>
-          <w:lang w:val="ar_AE" w:bidi="ar_AE"/>
-        </w:rPr>
         <w:t>"لِلَّذِينَ لاَ يَعْرِفُونَ اللهَ"</w:t>
       </w:r>
     </w:p>
@@ -4176,23 +3581,6 @@
           <w:b/>
           <w:lang w:val="ar_AE" w:bidi="ar_AE"/>
         </w:rPr>
-        <w:t>καὶ τοῖς μὴ ὑπακούουσιν τῷ εὐαγγελίῳ</w:t>
-      </w:r>
-    </w:p>
-    <w:p>
-      <w:pPr>
-        <w:bidi/>
-      </w:pPr>
-      <w:r>
-        <w:rPr>
-          <w:lang w:val="ar_AE" w:bidi="ar_AE"/>
-        </w:rPr>
-      </w:r>
-      <w:r>
-        <w:rPr>
-          <w:b/>
-          <w:lang w:val="ar_AE" w:bidi="ar_AE"/>
-        </w:rPr>
         <w:t>"وَالَّذِينَ لاَ يُطِيعُونَ إِنْجِيلَ"</w:t>
       </w:r>
     </w:p>
@@ -4311,23 +3699,6 @@
           <w:b/>
           <w:lang w:val="ar_AE" w:bidi="ar_AE"/>
         </w:rPr>
-        <w:t>ὑπακούουσιν τῷ εὐαγγελίῳ</w:t>
-      </w:r>
-    </w:p>
-    <w:p>
-      <w:pPr>
-        <w:bidi/>
-      </w:pPr>
-      <w:r>
-        <w:rPr>
-          <w:lang w:val="ar_AE" w:bidi="ar_AE"/>
-        </w:rPr>
-      </w:r>
-      <w:r>
-        <w:rPr>
-          <w:b/>
-          <w:lang w:val="ar_AE" w:bidi="ar_AE"/>
-        </w:rPr>
         <w:t>"يُطِيعُونَ إِنْجِيلَ"</w:t>
       </w:r>
     </w:p>
@@ -4433,23 +3804,6 @@
           <w:b/>
           <w:lang w:val="ar_AE" w:bidi="ar_AE"/>
         </w:rPr>
-        <w:t>τῷ εὐαγγελίῳ τοῦ Κυρίου ἡμῶν, Ἰησοῦ</w:t>
-      </w:r>
-    </w:p>
-    <w:p>
-      <w:pPr>
-        <w:bidi/>
-      </w:pPr>
-      <w:r>
-        <w:rPr>
-          <w:lang w:val="ar_AE" w:bidi="ar_AE"/>
-        </w:rPr>
-      </w:r>
-      <w:r>
-        <w:rPr>
-          <w:b/>
-          <w:lang w:val="ar_AE" w:bidi="ar_AE"/>
-        </w:rPr>
         <w:t>"إِنْجِيلَ رَبِّنَا يَسُوعَ"</w:t>
       </w:r>
     </w:p>
@@ -4568,23 +3922,6 @@
           <w:b/>
           <w:lang w:val="ar_AE" w:bidi="ar_AE"/>
         </w:rPr>
-        <w:t>οἵτινες δίκην τίσουσιν</w:t>
-      </w:r>
-    </w:p>
-    <w:p>
-      <w:pPr>
-        <w:bidi/>
-      </w:pPr>
-      <w:r>
-        <w:rPr>
-          <w:lang w:val="ar_AE" w:bidi="ar_AE"/>
-        </w:rPr>
-      </w:r>
-      <w:r>
-        <w:rPr>
-          <w:b/>
-          <w:lang w:val="ar_AE" w:bidi="ar_AE"/>
-        </w:rPr>
         <w:t>"الَّذِينَ سَيُعَاقَبُونَ"</w:t>
       </w:r>
     </w:p>
@@ -4690,23 +4027,6 @@
           <w:b/>
           <w:lang w:val="ar_AE" w:bidi="ar_AE"/>
         </w:rPr>
-        <w:t>οἵτινες δίκην τίσουσιν</w:t>
-      </w:r>
-    </w:p>
-    <w:p>
-      <w:pPr>
-        <w:bidi/>
-      </w:pPr>
-      <w:r>
-        <w:rPr>
-          <w:lang w:val="ar_AE" w:bidi="ar_AE"/>
-        </w:rPr>
-      </w:r>
-      <w:r>
-        <w:rPr>
-          <w:b/>
-          <w:lang w:val="ar_AE" w:bidi="ar_AE"/>
-        </w:rPr>
         <w:t>"الَّذِينَ سَيُعَاقَبُونَ"</w:t>
       </w:r>
     </w:p>
@@ -4812,23 +4132,6 @@
           <w:b/>
           <w:lang w:val="ar_AE" w:bidi="ar_AE"/>
         </w:rPr>
-        <w:t>δίκην τίσουσιν</w:t>
-      </w:r>
-    </w:p>
-    <w:p>
-      <w:pPr>
-        <w:bidi/>
-      </w:pPr>
-      <w:r>
-        <w:rPr>
-          <w:lang w:val="ar_AE" w:bidi="ar_AE"/>
-        </w:rPr>
-      </w:r>
-      <w:r>
-        <w:rPr>
-          <w:b/>
-          <w:lang w:val="ar_AE" w:bidi="ar_AE"/>
-        </w:rPr>
         <w:t>"سَيُعَاقَبُونَ"</w:t>
       </w:r>
     </w:p>
@@ -4934,23 +4237,6 @@
           <w:b/>
           <w:lang w:val="ar_AE" w:bidi="ar_AE"/>
         </w:rPr>
-        <w:t>ὄλεθρον αἰώνιον</w:t>
-      </w:r>
-    </w:p>
-    <w:p>
-      <w:pPr>
-        <w:bidi/>
-      </w:pPr>
-      <w:r>
-        <w:rPr>
-          <w:lang w:val="ar_AE" w:bidi="ar_AE"/>
-        </w:rPr>
-      </w:r>
-      <w:r>
-        <w:rPr>
-          <w:b/>
-          <w:lang w:val="ar_AE" w:bidi="ar_AE"/>
-        </w:rPr>
         <w:t>"بِهَلاَكٍ أَبَدِيٍّ"</w:t>
       </w:r>
     </w:p>
@@ -5095,23 +4381,6 @@
           <w:b/>
           <w:lang w:val="ar_AE" w:bidi="ar_AE"/>
         </w:rPr>
-        <w:t>ἀπὸ προσώπου τοῦ Κυρίου</w:t>
-      </w:r>
-    </w:p>
-    <w:p>
-      <w:pPr>
-        <w:bidi/>
-      </w:pPr>
-      <w:r>
-        <w:rPr>
-          <w:lang w:val="ar_AE" w:bidi="ar_AE"/>
-        </w:rPr>
-      </w:r>
-      <w:r>
-        <w:rPr>
-          <w:b/>
-          <w:lang w:val="ar_AE" w:bidi="ar_AE"/>
-        </w:rPr>
         <w:t>"مِنْ وَجْهِ الرَّبِّ"</w:t>
       </w:r>
     </w:p>
@@ -5217,23 +4486,6 @@
           <w:b/>
           <w:lang w:val="ar_AE" w:bidi="ar_AE"/>
         </w:rPr>
-        <w:t>τῆς δόξης τῆς ἰσχύος αὐτοῦ</w:t>
-      </w:r>
-    </w:p>
-    <w:p>
-      <w:pPr>
-        <w:bidi/>
-      </w:pPr>
-      <w:r>
-        <w:rPr>
-          <w:lang w:val="ar_AE" w:bidi="ar_AE"/>
-        </w:rPr>
-      </w:r>
-      <w:r>
-        <w:rPr>
-          <w:b/>
-          <w:lang w:val="ar_AE" w:bidi="ar_AE"/>
-        </w:rPr>
         <w:t>"مَجْدِ قُوَّتِهِ"</w:t>
       </w:r>
     </w:p>
@@ -5365,23 +4617,6 @@
           <w:b/>
           <w:lang w:val="ar_AE" w:bidi="ar_AE"/>
         </w:rPr>
-        <w:t>τῆς δόξης τῆς ἰσχύος αὐτοῦ</w:t>
-      </w:r>
-    </w:p>
-    <w:p>
-      <w:pPr>
-        <w:bidi/>
-      </w:pPr>
-      <w:r>
-        <w:rPr>
-          <w:lang w:val="ar_AE" w:bidi="ar_AE"/>
-        </w:rPr>
-      </w:r>
-      <w:r>
-        <w:rPr>
-          <w:b/>
-          <w:lang w:val="ar_AE" w:bidi="ar_AE"/>
-        </w:rPr>
         <w:t>"مَجْدِ قُوَّتِهِ"</w:t>
       </w:r>
     </w:p>
@@ -5500,23 +4735,6 @@
           <w:b/>
           <w:lang w:val="ar_AE" w:bidi="ar_AE"/>
         </w:rPr>
-        <w:t>ὅταν ἔλθῃ &amp; ἐν τῇ ἡμέρᾳ ἐκείνῃ</w:t>
-      </w:r>
-    </w:p>
-    <w:p>
-      <w:pPr>
-        <w:bidi/>
-      </w:pPr>
-      <w:r>
-        <w:rPr>
-          <w:lang w:val="ar_AE" w:bidi="ar_AE"/>
-        </w:rPr>
-      </w:r>
-      <w:r>
-        <w:rPr>
-          <w:b/>
-          <w:lang w:val="ar_AE" w:bidi="ar_AE"/>
-        </w:rPr>
         <w:t>"مَتَى جَاءَ...فِي ذلِكَ الْيَوْمِ"</w:t>
       </w:r>
     </w:p>
@@ -5622,23 +4840,6 @@
           <w:b/>
           <w:lang w:val="ar_AE" w:bidi="ar_AE"/>
         </w:rPr>
-        <w:t>ἐνδοξασθῆναι ἐν τοῖς ἁγίοις αὐτοῦ, καὶ θαυμασθῆναι ἐν πᾶσιν τοῖς πιστεύσασιν</w:t>
-      </w:r>
-    </w:p>
-    <w:p>
-      <w:pPr>
-        <w:bidi/>
-      </w:pPr>
-      <w:r>
-        <w:rPr>
-          <w:lang w:val="ar_AE" w:bidi="ar_AE"/>
-        </w:rPr>
-      </w:r>
-      <w:r>
-        <w:rPr>
-          <w:b/>
-          <w:lang w:val="ar_AE" w:bidi="ar_AE"/>
-        </w:rPr>
         <w:t>"لِيَتَمَجَّدَ فِي قِدِّيسِيهِ وَيُتَعَجَّبَ مِنْهُ فِي جَمِيعِ الْمُؤْمِنِينَ"</w:t>
       </w:r>
     </w:p>
@@ -5731,23 +4932,6 @@
           <w:b/>
           <w:lang w:val="ar_AE" w:bidi="ar_AE"/>
         </w:rPr>
-        <w:t>ἐνδοξασθῆναι ἐν τοῖς ἁγίοις αὐτοῦ, καὶ θαυμασθῆναι</w:t>
-      </w:r>
-    </w:p>
-    <w:p>
-      <w:pPr>
-        <w:bidi/>
-      </w:pPr>
-      <w:r>
-        <w:rPr>
-          <w:lang w:val="ar_AE" w:bidi="ar_AE"/>
-        </w:rPr>
-      </w:r>
-      <w:r>
-        <w:rPr>
-          <w:b/>
-          <w:lang w:val="ar_AE" w:bidi="ar_AE"/>
-        </w:rPr>
         <w:t>"لِيَتَمَجَّدَ فِي قِدِّيسِيهِ وَيُتَعَجَّبَ مِنْهُ"</w:t>
       </w:r>
     </w:p>
@@ -5853,23 +5037,6 @@
           <w:b/>
           <w:lang w:val="ar_AE" w:bidi="ar_AE"/>
         </w:rPr>
-        <w:t>ἐνδοξασθῆναι ἐν τοῖς ἁγίοις αὐτοῦ, καὶ θαυμασθῆναι ἐν πᾶσιν τοῖς πιστεύσασιν</w:t>
-      </w:r>
-    </w:p>
-    <w:p>
-      <w:pPr>
-        <w:bidi/>
-      </w:pPr>
-      <w:r>
-        <w:rPr>
-          <w:lang w:val="ar_AE" w:bidi="ar_AE"/>
-        </w:rPr>
-      </w:r>
-      <w:r>
-        <w:rPr>
-          <w:b/>
-          <w:lang w:val="ar_AE" w:bidi="ar_AE"/>
-        </w:rPr>
         <w:t>"لِيَتَمَجَّدَ فِي قِدِّيسِيهِ وَيُتَعَجَّبَ مِنْهُ فِي جَمِيعِ الْمُؤْمِنِينَ"</w:t>
       </w:r>
     </w:p>
@@ -5966,23 +5133,6 @@
           <w:b/>
           <w:lang w:val="ar_AE" w:bidi="ar_AE"/>
         </w:rPr>
-        <w:t>ἐπιστεύθη τὸ μαρτύριον ἡμῶν ἐφ’ ὑμᾶς</w:t>
-      </w:r>
-    </w:p>
-    <w:p>
-      <w:pPr>
-        <w:bidi/>
-      </w:pPr>
-      <w:r>
-        <w:rPr>
-          <w:lang w:val="ar_AE" w:bidi="ar_AE"/>
-        </w:rPr>
-      </w:r>
-      <w:r>
-        <w:rPr>
-          <w:b/>
-          <w:lang w:val="ar_AE" w:bidi="ar_AE"/>
-        </w:rPr>
         <w:t>"لأَنَّ شَهَادَتَنَا عِنْدَكُمْ صُدِّقَتْ"</w:t>
       </w:r>
     </w:p>
@@ -6075,23 +5225,6 @@
           <w:b/>
           <w:lang w:val="ar_AE" w:bidi="ar_AE"/>
         </w:rPr>
-        <w:t>εἰς ὃ</w:t>
-      </w:r>
-    </w:p>
-    <w:p>
-      <w:pPr>
-        <w:bidi/>
-      </w:pPr>
-      <w:r>
-        <w:rPr>
-          <w:lang w:val="ar_AE" w:bidi="ar_AE"/>
-        </w:rPr>
-      </w:r>
-      <w:r>
-        <w:rPr>
-          <w:b/>
-          <w:lang w:val="ar_AE" w:bidi="ar_AE"/>
-        </w:rPr>
         <w:t>"الأَمْرُ الَّذِي لأَجْلِهِ"</w:t>
       </w:r>
     </w:p>
@@ -6197,23 +5330,6 @@
           <w:b/>
           <w:lang w:val="ar_AE" w:bidi="ar_AE"/>
         </w:rPr>
-        <w:t>καὶ προσευχόμεθα πάντοτε περὶ ὑμῶν</w:t>
-      </w:r>
-    </w:p>
-    <w:p>
-      <w:pPr>
-        <w:bidi/>
-      </w:pPr>
-      <w:r>
-        <w:rPr>
-          <w:lang w:val="ar_AE" w:bidi="ar_AE"/>
-        </w:rPr>
-      </w:r>
-      <w:r>
-        <w:rPr>
-          <w:b/>
-          <w:lang w:val="ar_AE" w:bidi="ar_AE"/>
-        </w:rPr>
         <w:t>"نُصَلِّي أَيْضًا كُلَّ حِينٍ مِنْ جِهَتِكُمْ"</w:t>
       </w:r>
     </w:p>
@@ -6319,23 +5435,6 @@
           <w:b/>
           <w:lang w:val="ar_AE" w:bidi="ar_AE"/>
         </w:rPr>
-        <w:t>τῆς κλήσεως</w:t>
-      </w:r>
-    </w:p>
-    <w:p>
-      <w:pPr>
-        <w:bidi/>
-      </w:pPr>
-      <w:r>
-        <w:rPr>
-          <w:lang w:val="ar_AE" w:bidi="ar_AE"/>
-        </w:rPr>
-      </w:r>
-      <w:r>
-        <w:rPr>
-          <w:b/>
-          <w:lang w:val="ar_AE" w:bidi="ar_AE"/>
-        </w:rPr>
         <w:t>"لِلدَّعْوَةِ"</w:t>
       </w:r>
     </w:p>
@@ -6441,23 +5540,6 @@
           <w:b/>
           <w:lang w:val="ar_AE" w:bidi="ar_AE"/>
         </w:rPr>
-        <w:t>πληρώσῃ πᾶσαν εὐδοκίαν ἀγαθωσύνης, καὶ ἔργον πίστεως ἐν δυνάμει</w:t>
-      </w:r>
-    </w:p>
-    <w:p>
-      <w:pPr>
-        <w:bidi/>
-      </w:pPr>
-      <w:r>
-        <w:rPr>
-          <w:lang w:val="ar_AE" w:bidi="ar_AE"/>
-        </w:rPr>
-      </w:r>
-      <w:r>
-        <w:rPr>
-          <w:b/>
-          <w:lang w:val="ar_AE" w:bidi="ar_AE"/>
-        </w:rPr>
         <w:t>"وَيُكَمِّلَ كُلَّ مَسَرَّةِ الصَّلاَحِ وَعَمَلَ الإِيمَانِ بِقُوَّةٍ"</w:t>
       </w:r>
     </w:p>
@@ -6563,23 +5645,6 @@
           <w:b/>
           <w:lang w:val="ar_AE" w:bidi="ar_AE"/>
         </w:rPr>
-        <w:t>καὶ πληρώσῃ</w:t>
-      </w:r>
-    </w:p>
-    <w:p>
-      <w:pPr>
-        <w:bidi/>
-      </w:pPr>
-      <w:r>
-        <w:rPr>
-          <w:lang w:val="ar_AE" w:bidi="ar_AE"/>
-        </w:rPr>
-      </w:r>
-      <w:r>
-        <w:rPr>
-          <w:b/>
-          <w:lang w:val="ar_AE" w:bidi="ar_AE"/>
-        </w:rPr>
         <w:t>"وَيُكَمِّلَ"</w:t>
       </w:r>
     </w:p>
@@ -6711,23 +5776,6 @@
           <w:b/>
           <w:lang w:val="ar_AE" w:bidi="ar_AE"/>
         </w:rPr>
-        <w:t>ὅπως</w:t>
-      </w:r>
-    </w:p>
-    <w:p>
-      <w:pPr>
-        <w:bidi/>
-      </w:pPr>
-      <w:r>
-        <w:rPr>
-          <w:lang w:val="ar_AE" w:bidi="ar_AE"/>
-        </w:rPr>
-      </w:r>
-      <w:r>
-        <w:rPr>
-          <w:b/>
-          <w:lang w:val="ar_AE" w:bidi="ar_AE"/>
-        </w:rPr>
         <w:t>"لِكَيْ"</w:t>
       </w:r>
     </w:p>
@@ -6833,23 +5881,6 @@
           <w:b/>
           <w:lang w:val="ar_AE" w:bidi="ar_AE"/>
         </w:rPr>
-        <w:t>τὸ ὄνομα τοῦ Κυρίου ἡμῶν, Ἰησοῦ</w:t>
-      </w:r>
-    </w:p>
-    <w:p>
-      <w:pPr>
-        <w:bidi/>
-      </w:pPr>
-      <w:r>
-        <w:rPr>
-          <w:lang w:val="ar_AE" w:bidi="ar_AE"/>
-        </w:rPr>
-      </w:r>
-      <w:r>
-        <w:rPr>
-          <w:b/>
-          <w:lang w:val="ar_AE" w:bidi="ar_AE"/>
-        </w:rPr>
         <w:t>"اسْمُ رَبِّنَا يَسُوعَ الْمَسِيحِ"</w:t>
       </w:r>
     </w:p>
@@ -6955,23 +5986,6 @@
           <w:b/>
           <w:lang w:val="ar_AE" w:bidi="ar_AE"/>
         </w:rPr>
-        <w:t>ὅπως ἐνδοξασθῇ τὸ ὄνομα τοῦ Κυρίου ἡμῶν, Ἰησοῦ, ἐν ὑμῖν</w:t>
-      </w:r>
-    </w:p>
-    <w:p>
-      <w:pPr>
-        <w:bidi/>
-      </w:pPr>
-      <w:r>
-        <w:rPr>
-          <w:lang w:val="ar_AE" w:bidi="ar_AE"/>
-        </w:rPr>
-      </w:r>
-      <w:r>
-        <w:rPr>
-          <w:b/>
-          <w:lang w:val="ar_AE" w:bidi="ar_AE"/>
-        </w:rPr>
         <w:t>"لِكَيْ يَتَمَجَّدَ اسْمُ رَبِّنَا يَسُوعَ الْمَسِيحِ فِيكُمْ"</w:t>
       </w:r>
     </w:p>
@@ -7064,23 +6078,6 @@
           <w:b/>
           <w:lang w:val="ar_AE" w:bidi="ar_AE"/>
         </w:rPr>
-        <w:t>καὶ ὑμεῖς ἐν αὐτῷ</w:t>
-      </w:r>
-    </w:p>
-    <w:p>
-      <w:pPr>
-        <w:bidi/>
-      </w:pPr>
-      <w:r>
-        <w:rPr>
-          <w:lang w:val="ar_AE" w:bidi="ar_AE"/>
-        </w:rPr>
-      </w:r>
-      <w:r>
-        <w:rPr>
-          <w:b/>
-          <w:lang w:val="ar_AE" w:bidi="ar_AE"/>
-        </w:rPr>
         <w:t>"وَأَنْتُمْ فِيهِ"</w:t>
       </w:r>
     </w:p>
@@ -7173,23 +6170,6 @@
           <w:b/>
           <w:lang w:val="ar_AE" w:bidi="ar_AE"/>
         </w:rPr>
-        <w:t>καὶ ὑμεῖς ἐν αὐτῷ</w:t>
-      </w:r>
-    </w:p>
-    <w:p>
-      <w:pPr>
-        <w:bidi/>
-      </w:pPr>
-      <w:r>
-        <w:rPr>
-          <w:lang w:val="ar_AE" w:bidi="ar_AE"/>
-        </w:rPr>
-      </w:r>
-      <w:r>
-        <w:rPr>
-          <w:b/>
-          <w:lang w:val="ar_AE" w:bidi="ar_AE"/>
-        </w:rPr>
         <w:t>"وَأَنْتُمْ فِيهِ"</w:t>
       </w:r>
     </w:p>
@@ -7295,23 +6275,6 @@
           <w:b/>
           <w:lang w:val="ar_AE" w:bidi="ar_AE"/>
         </w:rPr>
-        <w:t>κατὰ τὴν χάριν τοῦ Θεοῦ ἡμῶν</w:t>
-      </w:r>
-    </w:p>
-    <w:p>
-      <w:pPr>
-        <w:bidi/>
-      </w:pPr>
-      <w:r>
-        <w:rPr>
-          <w:lang w:val="ar_AE" w:bidi="ar_AE"/>
-        </w:rPr>
-      </w:r>
-      <w:r>
-        <w:rPr>
-          <w:b/>
-          <w:lang w:val="ar_AE" w:bidi="ar_AE"/>
-        </w:rPr>
         <w:t>"بِنِعْمَةِ إِلهِنَا"</w:t>
       </w:r>
     </w:p>
@@ -7417,23 +6380,6 @@
           <w:b/>
           <w:lang w:val="ar_AE" w:bidi="ar_AE"/>
         </w:rPr>
-        <w:t>τοῦ Θεοῦ ἡμῶν καὶ Κυρίου Ἰησοῦ Χριστοῦ</w:t>
-      </w:r>
-    </w:p>
-    <w:p>
-      <w:pPr>
-        <w:bidi/>
-      </w:pPr>
-      <w:r>
-        <w:rPr>
-          <w:lang w:val="ar_AE" w:bidi="ar_AE"/>
-        </w:rPr>
-      </w:r>
-      <w:r>
-        <w:rPr>
-          <w:b/>
-          <w:lang w:val="ar_AE" w:bidi="ar_AE"/>
-        </w:rPr>
         <w:t>"إِلهِنَا وَالرَّبِّ يَسُوعَ الْمَسِيحِ"</w:t>
       </w:r>
     </w:p>
@@ -7603,23 +6549,6 @@
           <w:b/>
           <w:lang w:val="ar_AE" w:bidi="ar_AE"/>
         </w:rPr>
-        <w:t>δὲ</w:t>
-      </w:r>
-    </w:p>
-    <w:p>
-      <w:pPr>
-        <w:bidi/>
-      </w:pPr>
-      <w:r>
-        <w:rPr>
-          <w:lang w:val="ar_AE" w:bidi="ar_AE"/>
-        </w:rPr>
-      </w:r>
-      <w:r>
-        <w:rPr>
-          <w:b/>
-          <w:lang w:val="ar_AE" w:bidi="ar_AE"/>
-        </w:rPr>
         <w:t>"ثُمَّ"</w:t>
       </w:r>
     </w:p>
@@ -7725,23 +6654,6 @@
           <w:b/>
           <w:lang w:val="ar_AE" w:bidi="ar_AE"/>
         </w:rPr>
-        <w:t>ὑπὲρ τῆς παρουσίας τοῦ Κυρίου ἡμῶν, Ἰησοῦ Χριστοῦ, καὶ ἡμῶν ἐπισυναγωγῆς ἐπ’ αὐτόν</w:t>
-      </w:r>
-    </w:p>
-    <w:p>
-      <w:pPr>
-        <w:bidi/>
-      </w:pPr>
-      <w:r>
-        <w:rPr>
-          <w:lang w:val="ar_AE" w:bidi="ar_AE"/>
-        </w:rPr>
-      </w:r>
-      <w:r>
-        <w:rPr>
-          <w:b/>
-          <w:lang w:val="ar_AE" w:bidi="ar_AE"/>
-        </w:rPr>
         <w:t>"مِنْ جِهَةِ مَجِيءِ رَبِّنَا يَسُوعَ الْمَسِيحِ وَاجْتِمَاعِنَا إِلَيْهِ"</w:t>
       </w:r>
     </w:p>
@@ -7847,23 +6759,6 @@
           <w:b/>
           <w:lang w:val="ar_AE" w:bidi="ar_AE"/>
         </w:rPr>
-        <w:t>ὑπὲρ τῆς παρουσίας τοῦ Κυρίου ἡμῶν, Ἰησοῦ Χριστοῦ, καὶ ἡμῶν ἐπισυναγωγῆς ἐπ’ αὐτόν</w:t>
-      </w:r>
-    </w:p>
-    <w:p>
-      <w:pPr>
-        <w:bidi/>
-      </w:pPr>
-      <w:r>
-        <w:rPr>
-          <w:lang w:val="ar_AE" w:bidi="ar_AE"/>
-        </w:rPr>
-      </w:r>
-      <w:r>
-        <w:rPr>
-          <w:b/>
-          <w:lang w:val="ar_AE" w:bidi="ar_AE"/>
-        </w:rPr>
         <w:t>"مِنْ جِهَةِ مَجِيءِ رَبِّنَا يَسُوعَ الْمَسِيحِ وَاجْتِمَاعِنَا إِلَيْهِ"</w:t>
       </w:r>
     </w:p>
@@ -7982,23 +6877,6 @@
           <w:b/>
           <w:lang w:val="ar_AE" w:bidi="ar_AE"/>
         </w:rPr>
-        <w:t>ἀδελφοί</w:t>
-      </w:r>
-    </w:p>
-    <w:p>
-      <w:pPr>
-        <w:bidi/>
-      </w:pPr>
-      <w:r>
-        <w:rPr>
-          <w:lang w:val="ar_AE" w:bidi="ar_AE"/>
-        </w:rPr>
-      </w:r>
-      <w:r>
-        <w:rPr>
-          <w:b/>
-          <w:lang w:val="ar_AE" w:bidi="ar_AE"/>
-        </w:rPr>
         <w:t>"الإِخْوَةُ"</w:t>
       </w:r>
     </w:p>
@@ -8104,23 +6982,6 @@
           <w:b/>
           <w:lang w:val="ar_AE" w:bidi="ar_AE"/>
         </w:rPr>
-        <w:t>εἰς τὸ μὴ ταχέως σαλευθῆναι ὑμᾶς ἀπὸ τοῦ νοὸς</w:t>
-      </w:r>
-    </w:p>
-    <w:p>
-      <w:pPr>
-        <w:bidi/>
-      </w:pPr>
-      <w:r>
-        <w:rPr>
-          <w:lang w:val="ar_AE" w:bidi="ar_AE"/>
-        </w:rPr>
-      </w:r>
-      <w:r>
-        <w:rPr>
-          <w:b/>
-          <w:lang w:val="ar_AE" w:bidi="ar_AE"/>
-        </w:rPr>
         <w:t>"أَنْ لاَ تَتَزَعْزَعُوا سَرِيعًا عَنْ ذِهْنِكُمْ"</w:t>
       </w:r>
     </w:p>
@@ -8226,23 +7087,6 @@
           <w:b/>
           <w:lang w:val="ar_AE" w:bidi="ar_AE"/>
         </w:rPr>
-        <w:t>μηδὲ θροεῖσθαι</w:t>
-      </w:r>
-    </w:p>
-    <w:p>
-      <w:pPr>
-        <w:bidi/>
-      </w:pPr>
-      <w:r>
-        <w:rPr>
-          <w:lang w:val="ar_AE" w:bidi="ar_AE"/>
-        </w:rPr>
-      </w:r>
-      <w:r>
-        <w:rPr>
-          <w:b/>
-          <w:lang w:val="ar_AE" w:bidi="ar_AE"/>
-        </w:rPr>
         <w:t>"وَلاَ تَرْتَاعُوا"</w:t>
       </w:r>
     </w:p>
@@ -8348,23 +7192,6 @@
           <w:b/>
           <w:lang w:val="ar_AE" w:bidi="ar_AE"/>
         </w:rPr>
-        <w:t>μήτε διὰ πνεύματος, μήτε διὰ λόγου, μήτε δι’ ἐπιστολῆς, ὡς δι’ ἡμῶν</w:t>
-      </w:r>
-    </w:p>
-    <w:p>
-      <w:pPr>
-        <w:bidi/>
-      </w:pPr>
-      <w:r>
-        <w:rPr>
-          <w:lang w:val="ar_AE" w:bidi="ar_AE"/>
-        </w:rPr>
-      </w:r>
-      <w:r>
-        <w:rPr>
-          <w:b/>
-          <w:lang w:val="ar_AE" w:bidi="ar_AE"/>
-        </w:rPr>
         <w:t>"لاَ بِرُوحٍ وَلاَ بِكَلِمَةٍ وَلاَ بِرِسَالَةٍ كَأَنَّهَا مِنَّا"</w:t>
       </w:r>
     </w:p>
@@ -8457,23 +7284,6 @@
           <w:b/>
           <w:lang w:val="ar_AE" w:bidi="ar_AE"/>
         </w:rPr>
-        <w:t>ὡς δι’ ἡμῶν</w:t>
-      </w:r>
-    </w:p>
-    <w:p>
-      <w:pPr>
-        <w:bidi/>
-      </w:pPr>
-      <w:r>
-        <w:rPr>
-          <w:lang w:val="ar_AE" w:bidi="ar_AE"/>
-        </w:rPr>
-      </w:r>
-      <w:r>
-        <w:rPr>
-          <w:b/>
-          <w:lang w:val="ar_AE" w:bidi="ar_AE"/>
-        </w:rPr>
         <w:t>"كَأَنَّهَا مِنَّا"</w:t>
       </w:r>
     </w:p>
@@ -8566,23 +7376,6 @@
           <w:b/>
           <w:lang w:val="ar_AE" w:bidi="ar_AE"/>
         </w:rPr>
-        <w:t>ὡς ὅτι</w:t>
-      </w:r>
-    </w:p>
-    <w:p>
-      <w:pPr>
-        <w:bidi/>
-      </w:pPr>
-      <w:r>
-        <w:rPr>
-          <w:lang w:val="ar_AE" w:bidi="ar_AE"/>
-        </w:rPr>
-      </w:r>
-      <w:r>
-        <w:rPr>
-          <w:b/>
-          <w:lang w:val="ar_AE" w:bidi="ar_AE"/>
-        </w:rPr>
         <w:t>"كَأَنَّهَا"</w:t>
       </w:r>
     </w:p>
@@ -8675,23 +7468,6 @@
           <w:b/>
           <w:lang w:val="ar_AE" w:bidi="ar_AE"/>
         </w:rPr>
-        <w:t>ἡ ἡμέρα τοῦ Κυρίου</w:t>
-      </w:r>
-    </w:p>
-    <w:p>
-      <w:pPr>
-        <w:bidi/>
-      </w:pPr>
-      <w:r>
-        <w:rPr>
-          <w:lang w:val="ar_AE" w:bidi="ar_AE"/>
-        </w:rPr>
-      </w:r>
-      <w:r>
-        <w:rPr>
-          <w:b/>
-          <w:lang w:val="ar_AE" w:bidi="ar_AE"/>
-        </w:rPr>
         <w:t>"يَوْمَ الْمَسِيحِ"</w:t>
       </w:r>
     </w:p>
@@ -8775,23 +7551,6 @@
           <w:b/>
           <w:lang w:val="ar_AE" w:bidi="ar_AE"/>
         </w:rPr>
-        <w:t>μή τις ὑμᾶς ἐξαπατήσῃ κατὰ μηδένα τρόπον</w:t>
-      </w:r>
-    </w:p>
-    <w:p>
-      <w:pPr>
-        <w:bidi/>
-      </w:pPr>
-      <w:r>
-        <w:rPr>
-          <w:lang w:val="ar_AE" w:bidi="ar_AE"/>
-        </w:rPr>
-      </w:r>
-      <w:r>
-        <w:rPr>
-          <w:b/>
-          <w:lang w:val="ar_AE" w:bidi="ar_AE"/>
-        </w:rPr>
         <w:t>"لاَ يَخْدَعَنَّكُمْ أَحَدٌ عَلَى طَرِيقَةٍ مَا"</w:t>
       </w:r>
     </w:p>
@@ -8862,23 +7621,6 @@
           <w:b/>
           <w:lang w:val="ar_AE" w:bidi="ar_AE"/>
         </w:rPr>
-        <w:t>ὅτι ἐὰν μὴ ἔλθῃ ἡ ἀποστασία πρῶτον</w:t>
-      </w:r>
-    </w:p>
-    <w:p>
-      <w:pPr>
-        <w:bidi/>
-      </w:pPr>
-      <w:r>
-        <w:rPr>
-          <w:lang w:val="ar_AE" w:bidi="ar_AE"/>
-        </w:rPr>
-      </w:r>
-      <w:r>
-        <w:rPr>
-          <w:b/>
-          <w:lang w:val="ar_AE" w:bidi="ar_AE"/>
-        </w:rPr>
         <w:t>"إِنْ لَمْ يَأْتِ الارْتِدَادُ أَوَّلًا"</w:t>
       </w:r>
     </w:p>
@@ -8971,23 +7713,6 @@
           <w:b/>
           <w:lang w:val="ar_AE" w:bidi="ar_AE"/>
         </w:rPr>
-        <w:t>ἡ ἀποστασία</w:t>
-      </w:r>
-    </w:p>
-    <w:p>
-      <w:pPr>
-        <w:bidi/>
-      </w:pPr>
-      <w:r>
-        <w:rPr>
-          <w:lang w:val="ar_AE" w:bidi="ar_AE"/>
-        </w:rPr>
-      </w:r>
-      <w:r>
-        <w:rPr>
-          <w:b/>
-          <w:lang w:val="ar_AE" w:bidi="ar_AE"/>
-        </w:rPr>
         <w:t>"الارْتِدَادُ"</w:t>
       </w:r>
     </w:p>
@@ -9093,23 +7818,6 @@
           <w:b/>
           <w:lang w:val="ar_AE" w:bidi="ar_AE"/>
         </w:rPr>
-        <w:t>ἀποκαλυφθῇ ὁ ἄνθρωπος τῆς ἀνομίας</w:t>
-      </w:r>
-    </w:p>
-    <w:p>
-      <w:pPr>
-        <w:bidi/>
-      </w:pPr>
-      <w:r>
-        <w:rPr>
-          <w:lang w:val="ar_AE" w:bidi="ar_AE"/>
-        </w:rPr>
-      </w:r>
-      <w:r>
-        <w:rPr>
-          <w:b/>
-          <w:lang w:val="ar_AE" w:bidi="ar_AE"/>
-        </w:rPr>
         <w:t>"وَيُسْتَعْلَنْ إِنْسَانُ الْخَطِيَّةِ"</w:t>
       </w:r>
     </w:p>
@@ -9202,23 +7910,6 @@
           <w:b/>
           <w:lang w:val="ar_AE" w:bidi="ar_AE"/>
         </w:rPr>
-        <w:t>ὁ ἄνθρωπος τῆς ἀνομίας</w:t>
-      </w:r>
-    </w:p>
-    <w:p>
-      <w:pPr>
-        <w:bidi/>
-      </w:pPr>
-      <w:r>
-        <w:rPr>
-          <w:lang w:val="ar_AE" w:bidi="ar_AE"/>
-        </w:rPr>
-      </w:r>
-      <w:r>
-        <w:rPr>
-          <w:b/>
-          <w:lang w:val="ar_AE" w:bidi="ar_AE"/>
-        </w:rPr>
         <w:t>"إِنْسَانُ الْخَطِيَّةِ"</w:t>
       </w:r>
     </w:p>
@@ -9337,23 +8028,6 @@
           <w:b/>
           <w:lang w:val="ar_AE" w:bidi="ar_AE"/>
         </w:rPr>
-        <w:t>ὁ υἱὸς τῆς ἀπωλείας</w:t>
-      </w:r>
-    </w:p>
-    <w:p>
-      <w:pPr>
-        <w:bidi/>
-      </w:pPr>
-      <w:r>
-        <w:rPr>
-          <w:lang w:val="ar_AE" w:bidi="ar_AE"/>
-        </w:rPr>
-      </w:r>
-      <w:r>
-        <w:rPr>
-          <w:b/>
-          <w:lang w:val="ar_AE" w:bidi="ar_AE"/>
-        </w:rPr>
         <w:t>"ابْنُ الْهَلاَكِ"</w:t>
       </w:r>
     </w:p>
@@ -9551,23 +8225,6 @@
           <w:b/>
           <w:lang w:val="ar_AE" w:bidi="ar_AE"/>
         </w:rPr>
-        <w:t>πάντα λεγόμενον θεὸν ἢ σέβασμα</w:t>
-      </w:r>
-    </w:p>
-    <w:p>
-      <w:pPr>
-        <w:bidi/>
-      </w:pPr>
-      <w:r>
-        <w:rPr>
-          <w:lang w:val="ar_AE" w:bidi="ar_AE"/>
-        </w:rPr>
-      </w:r>
-      <w:r>
-        <w:rPr>
-          <w:b/>
-          <w:lang w:val="ar_AE" w:bidi="ar_AE"/>
-        </w:rPr>
         <w:t>"كُلِّ مَا يُدْعَى إِلهًا أَوْ مَعْبُودًا"</w:t>
       </w:r>
     </w:p>
@@ -9660,23 +8317,6 @@
           <w:b/>
           <w:lang w:val="ar_AE" w:bidi="ar_AE"/>
         </w:rPr>
-        <w:t>αὐτὸν &amp; καθίσαι</w:t>
-      </w:r>
-    </w:p>
-    <w:p>
-      <w:pPr>
-        <w:bidi/>
-      </w:pPr>
-      <w:r>
-        <w:rPr>
-          <w:lang w:val="ar_AE" w:bidi="ar_AE"/>
-        </w:rPr>
-      </w:r>
-      <w:r>
-        <w:rPr>
-          <w:b/>
-          <w:lang w:val="ar_AE" w:bidi="ar_AE"/>
-        </w:rPr>
         <w:t>"حَتَّى إِنَّهُ يَجْلِسُ"</w:t>
       </w:r>
     </w:p>
@@ -9782,23 +8422,6 @@
           <w:b/>
           <w:lang w:val="ar_AE" w:bidi="ar_AE"/>
         </w:rPr>
-        <w:t>ἀποδεικνύντα ἑαυτὸν ὅτι ἔστιν Θεός</w:t>
-      </w:r>
-    </w:p>
-    <w:p>
-      <w:pPr>
-        <w:bidi/>
-      </w:pPr>
-      <w:r>
-        <w:rPr>
-          <w:lang w:val="ar_AE" w:bidi="ar_AE"/>
-        </w:rPr>
-      </w:r>
-      <w:r>
-        <w:rPr>
-          <w:b/>
-          <w:lang w:val="ar_AE" w:bidi="ar_AE"/>
-        </w:rPr>
         <w:t>"مُظْهِرًا نَفْسَهُ أَنَّهُ إِلهٌ"</w:t>
       </w:r>
     </w:p>
@@ -9882,23 +8505,6 @@
           <w:b/>
           <w:lang w:val="ar_AE" w:bidi="ar_AE"/>
         </w:rPr>
-        <w:t>οὐ μνημονεύετε ὅτι, ἔτι ὢν πρὸς ὑμᾶς, ταῦτα ἔλεγον ὑμῖν</w:t>
-      </w:r>
-    </w:p>
-    <w:p>
-      <w:pPr>
-        <w:bidi/>
-      </w:pPr>
-      <w:r>
-        <w:rPr>
-          <w:lang w:val="ar_AE" w:bidi="ar_AE"/>
-        </w:rPr>
-      </w:r>
-      <w:r>
-        <w:rPr>
-          <w:b/>
-          <w:lang w:val="ar_AE" w:bidi="ar_AE"/>
-        </w:rPr>
         <w:t>"أَمَا تَذْكُرُونَ أَنِّي وَأَنَا بَعْدُ عِنْدَكُمْ، كُنْتُ أَقُولُ لَكُمْ هذَا؟"</w:t>
       </w:r>
     </w:p>
@@ -9991,23 +8597,6 @@
           <w:b/>
           <w:lang w:val="ar_AE" w:bidi="ar_AE"/>
         </w:rPr>
-        <w:t>ταῦτα</w:t>
-      </w:r>
-    </w:p>
-    <w:p>
-      <w:pPr>
-        <w:bidi/>
-      </w:pPr>
-      <w:r>
-        <w:rPr>
-          <w:lang w:val="ar_AE" w:bidi="ar_AE"/>
-        </w:rPr>
-      </w:r>
-      <w:r>
-        <w:rPr>
-          <w:b/>
-          <w:lang w:val="ar_AE" w:bidi="ar_AE"/>
-        </w:rPr>
         <w:t>"هذَا"</w:t>
       </w:r>
     </w:p>
@@ -10113,23 +8702,6 @@
           <w:b/>
           <w:lang w:val="ar_AE" w:bidi="ar_AE"/>
         </w:rPr>
-        <w:t>καὶ νῦν τὸ κατέχον οἴδατε</w:t>
-      </w:r>
-    </w:p>
-    <w:p>
-      <w:pPr>
-        <w:bidi/>
-      </w:pPr>
-      <w:r>
-        <w:rPr>
-          <w:lang w:val="ar_AE" w:bidi="ar_AE"/>
-        </w:rPr>
-      </w:r>
-      <w:r>
-        <w:rPr>
-          <w:b/>
-          <w:lang w:val="ar_AE" w:bidi="ar_AE"/>
-        </w:rPr>
         <w:t>"وَالآنَ تَعْلَمُونَ مَا يَحْجِزُ"</w:t>
       </w:r>
     </w:p>
@@ -10239,23 +8811,6 @@
           <w:b/>
           <w:lang w:val="ar_AE" w:bidi="ar_AE"/>
         </w:rPr>
-        <w:t>τὸ ἀποκαλυφθῆναι αὐτὸν ἐν τῷ αὐτοῦ καιρῷ</w:t>
-      </w:r>
-    </w:p>
-    <w:p>
-      <w:pPr>
-        <w:bidi/>
-      </w:pPr>
-      <w:r>
-        <w:rPr>
-          <w:lang w:val="ar_AE" w:bidi="ar_AE"/>
-        </w:rPr>
-      </w:r>
-      <w:r>
-        <w:rPr>
-          <w:b/>
-          <w:lang w:val="ar_AE" w:bidi="ar_AE"/>
-        </w:rPr>
         <w:t>"يُسْتَعْلَنَ فِي وَقْتِهِ"</w:t>
       </w:r>
     </w:p>
@@ -10348,23 +8903,6 @@
           <w:b/>
           <w:lang w:val="ar_AE" w:bidi="ar_AE"/>
         </w:rPr>
-        <w:t>γὰρ</w:t>
-      </w:r>
-    </w:p>
-    <w:p>
-      <w:pPr>
-        <w:bidi/>
-      </w:pPr>
-      <w:r>
-        <w:rPr>
-          <w:lang w:val="ar_AE" w:bidi="ar_AE"/>
-        </w:rPr>
-      </w:r>
-      <w:r>
-        <w:rPr>
-          <w:b/>
-          <w:lang w:val="ar_AE" w:bidi="ar_AE"/>
-        </w:rPr>
         <w:t>"لأَنَّ"</w:t>
       </w:r>
     </w:p>
@@ -10483,23 +9021,6 @@
           <w:b/>
           <w:lang w:val="ar_AE" w:bidi="ar_AE"/>
         </w:rPr>
-        <w:t>τὸ &amp; μυστήριον ἤδη ἐνεργεῖται τῆς ἀνομίας</w:t>
-      </w:r>
-    </w:p>
-    <w:p>
-      <w:pPr>
-        <w:bidi/>
-      </w:pPr>
-      <w:r>
-        <w:rPr>
-          <w:lang w:val="ar_AE" w:bidi="ar_AE"/>
-        </w:rPr>
-      </w:r>
-      <w:r>
-        <w:rPr>
-          <w:b/>
-          <w:lang w:val="ar_AE" w:bidi="ar_AE"/>
-        </w:rPr>
         <w:t>"سِرَّ الإِثْمِ الآنَ يَعْمَلُ"</w:t>
       </w:r>
     </w:p>
@@ -10618,23 +9139,6 @@
           <w:b/>
           <w:lang w:val="ar_AE" w:bidi="ar_AE"/>
         </w:rPr>
-        <w:t>ὁ κατέχων</w:t>
-      </w:r>
-    </w:p>
-    <w:p>
-      <w:pPr>
-        <w:bidi/>
-      </w:pPr>
-      <w:r>
-        <w:rPr>
-          <w:lang w:val="ar_AE" w:bidi="ar_AE"/>
-        </w:rPr>
-      </w:r>
-      <w:r>
-        <w:rPr>
-          <w:b/>
-          <w:lang w:val="ar_AE" w:bidi="ar_AE"/>
-        </w:rPr>
         <w:t>"الَّذِي يَحْجِزُ"</w:t>
       </w:r>
     </w:p>
@@ -10705,23 +9209,6 @@
           <w:b/>
           <w:lang w:val="ar_AE" w:bidi="ar_AE"/>
         </w:rPr>
-        <w:t>γένηται</w:t>
-      </w:r>
-    </w:p>
-    <w:p>
-      <w:pPr>
-        <w:bidi/>
-      </w:pPr>
-      <w:r>
-        <w:rPr>
-          <w:lang w:val="ar_AE" w:bidi="ar_AE"/>
-        </w:rPr>
-      </w:r>
-      <w:r>
-        <w:rPr>
-          <w:b/>
-          <w:lang w:val="ar_AE" w:bidi="ar_AE"/>
-        </w:rPr>
         <w:t>"يُرْفَعَ"</w:t>
       </w:r>
     </w:p>
@@ -10827,23 +9314,6 @@
           <w:b/>
           <w:lang w:val="ar_AE" w:bidi="ar_AE"/>
         </w:rPr>
-        <w:t>ἐκ μέσου γένηται</w:t>
-      </w:r>
-    </w:p>
-    <w:p>
-      <w:pPr>
-        <w:bidi/>
-      </w:pPr>
-      <w:r>
-        <w:rPr>
-          <w:lang w:val="ar_AE" w:bidi="ar_AE"/>
-        </w:rPr>
-      </w:r>
-      <w:r>
-        <w:rPr>
-          <w:b/>
-          <w:lang w:val="ar_AE" w:bidi="ar_AE"/>
-        </w:rPr>
         <w:t>"يُرْفَعَ مِنَ الْوَسَطِ"</w:t>
       </w:r>
     </w:p>
@@ -10936,23 +9406,6 @@
           <w:b/>
           <w:lang w:val="ar_AE" w:bidi="ar_AE"/>
         </w:rPr>
-        <w:t>καὶ τότε ἀποκαλυφθήσεται ὁ ἄνομος</w:t>
-      </w:r>
-    </w:p>
-    <w:p>
-      <w:pPr>
-        <w:bidi/>
-      </w:pPr>
-      <w:r>
-        <w:rPr>
-          <w:lang w:val="ar_AE" w:bidi="ar_AE"/>
-        </w:rPr>
-      </w:r>
-      <w:r>
-        <w:rPr>
-          <w:b/>
-          <w:lang w:val="ar_AE" w:bidi="ar_AE"/>
-        </w:rPr>
         <w:t>"وَحِينَئِذٍ سَيُسْتَعْلَنُ الأَثِيمُ"</w:t>
       </w:r>
     </w:p>
@@ -11045,23 +9498,6 @@
           <w:b/>
           <w:lang w:val="ar_AE" w:bidi="ar_AE"/>
         </w:rPr>
-        <w:t>τῷ πνεύματι τοῦ στόματος αὐτοῦ</w:t>
-      </w:r>
-    </w:p>
-    <w:p>
-      <w:pPr>
-        <w:bidi/>
-      </w:pPr>
-      <w:r>
-        <w:rPr>
-          <w:lang w:val="ar_AE" w:bidi="ar_AE"/>
-        </w:rPr>
-      </w:r>
-      <w:r>
-        <w:rPr>
-          <w:b/>
-          <w:lang w:val="ar_AE" w:bidi="ar_AE"/>
-        </w:rPr>
         <w:t>"بِنَفْخَةِ فَمِهِ"</w:t>
       </w:r>
     </w:p>
@@ -11180,23 +9616,6 @@
           <w:b/>
           <w:lang w:val="ar_AE" w:bidi="ar_AE"/>
         </w:rPr>
-        <w:t>ἀνελεῖ τῷ πνεύματι τοῦ στόματος αὐτοῦ, καὶ καταργήσει τῇ ἐπιφανείᾳ τῆς παρουσίας αὐτοῦ</w:t>
-      </w:r>
-    </w:p>
-    <w:p>
-      <w:pPr>
-        <w:bidi/>
-      </w:pPr>
-      <w:r>
-        <w:rPr>
-          <w:lang w:val="ar_AE" w:bidi="ar_AE"/>
-        </w:rPr>
-      </w:r>
-      <w:r>
-        <w:rPr>
-          <w:b/>
-          <w:lang w:val="ar_AE" w:bidi="ar_AE"/>
-        </w:rPr>
         <w:t>"الَّذِي الرَّبُّ يُبِيدُهُ بِنَفْخَةِ فَمِهِ، وَيُبْطِلُهُ بِظُهُورِ مَجِيئِهِ."</w:t>
       </w:r>
     </w:p>
@@ -11289,23 +9708,6 @@
           <w:b/>
           <w:lang w:val="ar_AE" w:bidi="ar_AE"/>
         </w:rPr>
-        <w:t>οὗ ἐστιν ἡ παρουσία, κατ’ ἐνέργειαν τοῦ Σατανᾶ</w:t>
-      </w:r>
-    </w:p>
-    <w:p>
-      <w:pPr>
-        <w:bidi/>
-      </w:pPr>
-      <w:r>
-        <w:rPr>
-          <w:lang w:val="ar_AE" w:bidi="ar_AE"/>
-        </w:rPr>
-      </w:r>
-      <w:r>
-        <w:rPr>
-          <w:b/>
-          <w:lang w:val="ar_AE" w:bidi="ar_AE"/>
-        </w:rPr>
         <w:t>"مَجِيئُهُ بِعَمَلِ الشَّيْطَانِ"</w:t>
       </w:r>
     </w:p>
@@ -11424,23 +9826,6 @@
           <w:b/>
           <w:lang w:val="ar_AE" w:bidi="ar_AE"/>
         </w:rPr>
-        <w:t>οὗ</w:t>
-      </w:r>
-    </w:p>
-    <w:p>
-      <w:pPr>
-        <w:bidi/>
-      </w:pPr>
-      <w:r>
-        <w:rPr>
-          <w:lang w:val="ar_AE" w:bidi="ar_AE"/>
-        </w:rPr>
-      </w:r>
-      <w:r>
-        <w:rPr>
-          <w:b/>
-          <w:lang w:val="ar_AE" w:bidi="ar_AE"/>
-        </w:rPr>
         <w:t>"مَجِيئُهُ"</w:t>
       </w:r>
     </w:p>
@@ -11524,23 +9909,6 @@
           <w:b/>
           <w:lang w:val="ar_AE" w:bidi="ar_AE"/>
         </w:rPr>
-        <w:t>ἐν πάσῃ δυνάμει, καὶ σημείοις, καὶ τέρασιν ψεύδους</w:t>
-      </w:r>
-    </w:p>
-    <w:p>
-      <w:pPr>
-        <w:bidi/>
-      </w:pPr>
-      <w:r>
-        <w:rPr>
-          <w:lang w:val="ar_AE" w:bidi="ar_AE"/>
-        </w:rPr>
-      </w:r>
-      <w:r>
-        <w:rPr>
-          <w:b/>
-          <w:lang w:val="ar_AE" w:bidi="ar_AE"/>
-        </w:rPr>
         <w:t>"بِكُلِّ قُوَّةٍ، وَبِآيَاتٍ وَعَجَائِبَ كَاذِبَةٍ"</w:t>
       </w:r>
     </w:p>
@@ -11698,23 +10066,6 @@
           <w:b/>
           <w:lang w:val="ar_AE" w:bidi="ar_AE"/>
         </w:rPr>
-        <w:t>ἐν πάσῃ δυνάμει, καὶ σημείοις, καὶ τέρασιν ψεύδους</w:t>
-      </w:r>
-    </w:p>
-    <w:p>
-      <w:pPr>
-        <w:bidi/>
-      </w:pPr>
-      <w:r>
-        <w:rPr>
-          <w:lang w:val="ar_AE" w:bidi="ar_AE"/>
-        </w:rPr>
-      </w:r>
-      <w:r>
-        <w:rPr>
-          <w:b/>
-          <w:lang w:val="ar_AE" w:bidi="ar_AE"/>
-        </w:rPr>
         <w:t>"بِكُلِّ قُوَّةٍ، وَبِآيَاتٍ وَعَجَائِبَ كَاذِبَةٍ"</w:t>
       </w:r>
     </w:p>
@@ -11820,23 +10171,6 @@
           <w:b/>
           <w:lang w:val="ar_AE" w:bidi="ar_AE"/>
         </w:rPr>
-        <w:t>καὶ σημείοις, καὶ τέρασιν ψεύδους</w:t>
-      </w:r>
-    </w:p>
-    <w:p>
-      <w:pPr>
-        <w:bidi/>
-      </w:pPr>
-      <w:r>
-        <w:rPr>
-          <w:lang w:val="ar_AE" w:bidi="ar_AE"/>
-        </w:rPr>
-      </w:r>
-      <w:r>
-        <w:rPr>
-          <w:b/>
-          <w:lang w:val="ar_AE" w:bidi="ar_AE"/>
-        </w:rPr>
         <w:t>"وَبِآيَاتٍ وَعَجَائِبَ كَاذِبَةٍ"</w:t>
       </w:r>
     </w:p>
@@ -11942,23 +10276,6 @@
           <w:b/>
           <w:lang w:val="ar_AE" w:bidi="ar_AE"/>
         </w:rPr>
-        <w:t>πάσῃ</w:t>
-      </w:r>
-    </w:p>
-    <w:p>
-      <w:pPr>
-        <w:bidi/>
-      </w:pPr>
-      <w:r>
-        <w:rPr>
-          <w:lang w:val="ar_AE" w:bidi="ar_AE"/>
-        </w:rPr>
-      </w:r>
-      <w:r>
-        <w:rPr>
-          <w:b/>
-          <w:lang w:val="ar_AE" w:bidi="ar_AE"/>
-        </w:rPr>
         <w:t>"بِكُلِّ"</w:t>
       </w:r>
     </w:p>
@@ -12064,23 +10381,6 @@
           <w:b/>
           <w:lang w:val="ar_AE" w:bidi="ar_AE"/>
         </w:rPr>
-        <w:t>ἐν πάσῃ ἀπάτῃ ἀδικίας</w:t>
-      </w:r>
-    </w:p>
-    <w:p>
-      <w:pPr>
-        <w:bidi/>
-      </w:pPr>
-      <w:r>
-        <w:rPr>
-          <w:lang w:val="ar_AE" w:bidi="ar_AE"/>
-        </w:rPr>
-      </w:r>
-      <w:r>
-        <w:rPr>
-          <w:b/>
-          <w:lang w:val="ar_AE" w:bidi="ar_AE"/>
-        </w:rPr>
         <w:t>"بِكُلِّ خَدِيعَةِ الإِثْمِ"</w:t>
       </w:r>
     </w:p>
@@ -12199,23 +10499,6 @@
           <w:b/>
           <w:lang w:val="ar_AE" w:bidi="ar_AE"/>
         </w:rPr>
-        <w:t>ἐν πάσῃ ἀπάτῃ ἀδικίας, τοῖς ἀπολλυμένοις</w:t>
-      </w:r>
-    </w:p>
-    <w:p>
-      <w:pPr>
-        <w:bidi/>
-      </w:pPr>
-      <w:r>
-        <w:rPr>
-          <w:lang w:val="ar_AE" w:bidi="ar_AE"/>
-        </w:rPr>
-      </w:r>
-      <w:r>
-        <w:rPr>
-          <w:b/>
-          <w:lang w:val="ar_AE" w:bidi="ar_AE"/>
-        </w:rPr>
         <w:t>"وَبِكُلِّ خَدِيعَةِ الإِثْمِ، فِي الْهَالِكِينَ"</w:t>
       </w:r>
     </w:p>
@@ -12334,23 +10617,6 @@
           <w:b/>
           <w:lang w:val="ar_AE" w:bidi="ar_AE"/>
         </w:rPr>
-        <w:t>ἀνθ’ ὧν</w:t>
-      </w:r>
-    </w:p>
-    <w:p>
-      <w:pPr>
-        <w:bidi/>
-      </w:pPr>
-      <w:r>
-        <w:rPr>
-          <w:lang w:val="ar_AE" w:bidi="ar_AE"/>
-        </w:rPr>
-      </w:r>
-      <w:r>
-        <w:rPr>
-          <w:b/>
-          <w:lang w:val="ar_AE" w:bidi="ar_AE"/>
-        </w:rPr>
         <w:t>"لأَنَّهُمْ"</w:t>
       </w:r>
     </w:p>
@@ -12443,23 +10709,6 @@
           <w:b/>
           <w:lang w:val="ar_AE" w:bidi="ar_AE"/>
         </w:rPr>
-        <w:t>τὴν ἀγάπην τῆς ἀληθείας οὐκ ἐδέξαντο</w:t>
-      </w:r>
-    </w:p>
-    <w:p>
-      <w:pPr>
-        <w:bidi/>
-      </w:pPr>
-      <w:r>
-        <w:rPr>
-          <w:lang w:val="ar_AE" w:bidi="ar_AE"/>
-        </w:rPr>
-      </w:r>
-      <w:r>
-        <w:rPr>
-          <w:b/>
-          <w:lang w:val="ar_AE" w:bidi="ar_AE"/>
-        </w:rPr>
         <w:t>"لَمْ يَقْبَلُوا مَحَبَّةَ الْحَقِّ"</w:t>
       </w:r>
     </w:p>
@@ -12604,23 +10853,6 @@
           <w:b/>
           <w:lang w:val="ar_AE" w:bidi="ar_AE"/>
         </w:rPr>
-        <w:t>εἰς τὸ σωθῆναι αὐτούς</w:t>
-      </w:r>
-    </w:p>
-    <w:p>
-      <w:pPr>
-        <w:bidi/>
-      </w:pPr>
-      <w:r>
-        <w:rPr>
-          <w:lang w:val="ar_AE" w:bidi="ar_AE"/>
-        </w:rPr>
-      </w:r>
-      <w:r>
-        <w:rPr>
-          <w:b/>
-          <w:lang w:val="ar_AE" w:bidi="ar_AE"/>
-        </w:rPr>
         <w:t>"حَتَّى يَخْلُصُوا"</w:t>
       </w:r>
     </w:p>
@@ -12713,23 +10945,6 @@
           <w:b/>
           <w:lang w:val="ar_AE" w:bidi="ar_AE"/>
         </w:rPr>
-        <w:t>εἰς τὸ σωθῆναι αὐτούς</w:t>
-      </w:r>
-    </w:p>
-    <w:p>
-      <w:pPr>
-        <w:bidi/>
-      </w:pPr>
-      <w:r>
-        <w:rPr>
-          <w:lang w:val="ar_AE" w:bidi="ar_AE"/>
-        </w:rPr>
-      </w:r>
-      <w:r>
-        <w:rPr>
-          <w:b/>
-          <w:lang w:val="ar_AE" w:bidi="ar_AE"/>
-        </w:rPr>
         <w:t>"حَتَّى يَخْلُصُوا"</w:t>
       </w:r>
     </w:p>
@@ -12822,23 +11037,6 @@
           <w:b/>
           <w:lang w:val="ar_AE" w:bidi="ar_AE"/>
         </w:rPr>
-        <w:t>διὰ τοῦτο</w:t>
-      </w:r>
-    </w:p>
-    <w:p>
-      <w:pPr>
-        <w:bidi/>
-      </w:pPr>
-      <w:r>
-        <w:rPr>
-          <w:lang w:val="ar_AE" w:bidi="ar_AE"/>
-        </w:rPr>
-      </w:r>
-      <w:r>
-        <w:rPr>
-          <w:b/>
-          <w:lang w:val="ar_AE" w:bidi="ar_AE"/>
-        </w:rPr>
         <w:t>"وَلأَجْلِ هذَا"</w:t>
       </w:r>
     </w:p>
@@ -12944,23 +11142,6 @@
           <w:b/>
           <w:lang w:val="ar_AE" w:bidi="ar_AE"/>
         </w:rPr>
-        <w:t>πέμπει αὐτοῖς ὁ Θεὸς ἐνέργειαν πλάνης, εἰς τὸ πιστεῦσαι αὐτοὺς τῷ ψεύδει</w:t>
-      </w:r>
-    </w:p>
-    <w:p>
-      <w:pPr>
-        <w:bidi/>
-      </w:pPr>
-      <w:r>
-        <w:rPr>
-          <w:lang w:val="ar_AE" w:bidi="ar_AE"/>
-        </w:rPr>
-      </w:r>
-      <w:r>
-        <w:rPr>
-          <w:b/>
-          <w:lang w:val="ar_AE" w:bidi="ar_AE"/>
-        </w:rPr>
         <w:t>"سَيُرْسِلُ إِلَيْهِمُ اللهُ عَمَلَ الضَّلاَلِ، حَتَّى يُصَدِّقُوا الْكَذِبَ"</w:t>
       </w:r>
     </w:p>
@@ -13079,23 +11260,6 @@
           <w:b/>
           <w:lang w:val="ar_AE" w:bidi="ar_AE"/>
         </w:rPr>
-        <w:t>ἐνέργειαν πλάνης</w:t>
-      </w:r>
-    </w:p>
-    <w:p>
-      <w:pPr>
-        <w:bidi/>
-      </w:pPr>
-      <w:r>
-        <w:rPr>
-          <w:lang w:val="ar_AE" w:bidi="ar_AE"/>
-        </w:rPr>
-      </w:r>
-      <w:r>
-        <w:rPr>
-          <w:b/>
-          <w:lang w:val="ar_AE" w:bidi="ar_AE"/>
-        </w:rPr>
         <w:t>"عَمَلَ الضَّلاَلِ"</w:t>
       </w:r>
     </w:p>
@@ -13214,23 +11378,6 @@
           <w:b/>
           <w:lang w:val="ar_AE" w:bidi="ar_AE"/>
         </w:rPr>
-        <w:t>εἰς τὸ πιστεῦσαι αὐτοὺς</w:t>
-      </w:r>
-    </w:p>
-    <w:p>
-      <w:pPr>
-        <w:bidi/>
-      </w:pPr>
-      <w:r>
-        <w:rPr>
-          <w:lang w:val="ar_AE" w:bidi="ar_AE"/>
-        </w:rPr>
-      </w:r>
-      <w:r>
-        <w:rPr>
-          <w:b/>
-          <w:lang w:val="ar_AE" w:bidi="ar_AE"/>
-        </w:rPr>
         <w:t>"حَتَّى يُصَدِّقُوا"</w:t>
       </w:r>
     </w:p>
@@ -13349,23 +11496,6 @@
           <w:b/>
           <w:lang w:val="ar_AE" w:bidi="ar_AE"/>
         </w:rPr>
-        <w:t>εἰς τὸ πιστεῦσαι αὐτοὺς</w:t>
-      </w:r>
-    </w:p>
-    <w:p>
-      <w:pPr>
-        <w:bidi/>
-      </w:pPr>
-      <w:r>
-        <w:rPr>
-          <w:lang w:val="ar_AE" w:bidi="ar_AE"/>
-        </w:rPr>
-      </w:r>
-      <w:r>
-        <w:rPr>
-          <w:b/>
-          <w:lang w:val="ar_AE" w:bidi="ar_AE"/>
-        </w:rPr>
         <w:t>"حَتَّى يُصَدِّقُوا"</w:t>
       </w:r>
     </w:p>
@@ -13471,23 +11601,6 @@
           <w:b/>
           <w:lang w:val="ar_AE" w:bidi="ar_AE"/>
         </w:rPr>
-        <w:t>ἵνα</w:t>
-      </w:r>
-    </w:p>
-    <w:p>
-      <w:pPr>
-        <w:bidi/>
-      </w:pPr>
-      <w:r>
-        <w:rPr>
-          <w:lang w:val="ar_AE" w:bidi="ar_AE"/>
-        </w:rPr>
-      </w:r>
-      <w:r>
-        <w:rPr>
-          <w:b/>
-          <w:lang w:val="ar_AE" w:bidi="ar_AE"/>
-        </w:rPr>
         <w:t>"لِكَيْ"</w:t>
       </w:r>
     </w:p>
@@ -13593,23 +11706,6 @@
           <w:b/>
           <w:lang w:val="ar_AE" w:bidi="ar_AE"/>
         </w:rPr>
-        <w:t>κριθῶσιν πάντες</w:t>
-      </w:r>
-    </w:p>
-    <w:p>
-      <w:pPr>
-        <w:bidi/>
-      </w:pPr>
-      <w:r>
-        <w:rPr>
-          <w:lang w:val="ar_AE" w:bidi="ar_AE"/>
-        </w:rPr>
-      </w:r>
-      <w:r>
-        <w:rPr>
-          <w:b/>
-          <w:lang w:val="ar_AE" w:bidi="ar_AE"/>
-        </w:rPr>
         <w:t>"يُدَانَ جَمِيعُ"</w:t>
       </w:r>
     </w:p>
@@ -13702,23 +11798,6 @@
           <w:b/>
           <w:lang w:val="ar_AE" w:bidi="ar_AE"/>
         </w:rPr>
-        <w:t>οἱ</w:t>
-      </w:r>
-    </w:p>
-    <w:p>
-      <w:pPr>
-        <w:bidi/>
-      </w:pPr>
-      <w:r>
-        <w:rPr>
-          <w:lang w:val="ar_AE" w:bidi="ar_AE"/>
-        </w:rPr>
-      </w:r>
-      <w:r>
-        <w:rPr>
-          <w:b/>
-          <w:lang w:val="ar_AE" w:bidi="ar_AE"/>
-        </w:rPr>
         <w:t>"الَّذِينَ"</w:t>
       </w:r>
     </w:p>
@@ -13824,23 +11903,6 @@
           <w:b/>
           <w:lang w:val="ar_AE" w:bidi="ar_AE"/>
         </w:rPr>
-        <w:t>οἱ μὴ πιστεύσαντες τῇ ἀληθείᾳ, ἀλλὰ εὐδοκήσαντες τῇ ἀδικίᾳ</w:t>
-      </w:r>
-    </w:p>
-    <w:p>
-      <w:pPr>
-        <w:bidi/>
-      </w:pPr>
-      <w:r>
-        <w:rPr>
-          <w:lang w:val="ar_AE" w:bidi="ar_AE"/>
-        </w:rPr>
-      </w:r>
-      <w:r>
-        <w:rPr>
-          <w:b/>
-          <w:lang w:val="ar_AE" w:bidi="ar_AE"/>
-        </w:rPr>
         <w:t>"الَّذِينَ لَمْ يُصَدِّقُوا الْحَقَّ، بَلْ سُرُّوا بِالإِثْمِ."</w:t>
       </w:r>
     </w:p>
@@ -14045,23 +12107,6 @@
           <w:b/>
           <w:lang w:val="ar_AE" w:bidi="ar_AE"/>
         </w:rPr>
-        <w:t>δὲ</w:t>
-      </w:r>
-    </w:p>
-    <w:p>
-      <w:pPr>
-        <w:bidi/>
-      </w:pPr>
-      <w:r>
-        <w:rPr>
-          <w:lang w:val="ar_AE" w:bidi="ar_AE"/>
-        </w:rPr>
-      </w:r>
-      <w:r>
-        <w:rPr>
-          <w:b/>
-          <w:lang w:val="ar_AE" w:bidi="ar_AE"/>
-        </w:rPr>
         <w:t>"وَأَمَّا"</w:t>
       </w:r>
     </w:p>
@@ -14145,23 +12190,6 @@
           <w:b/>
           <w:lang w:val="ar_AE" w:bidi="ar_AE"/>
         </w:rPr>
-        <w:t>ἡμεῖς &amp; ὀφείλομεν εὐχαριστεῖν &amp; πάντοτε</w:t>
-      </w:r>
-    </w:p>
-    <w:p>
-      <w:pPr>
-        <w:bidi/>
-      </w:pPr>
-      <w:r>
-        <w:rPr>
-          <w:lang w:val="ar_AE" w:bidi="ar_AE"/>
-        </w:rPr>
-      </w:r>
-      <w:r>
-        <w:rPr>
-          <w:b/>
-          <w:lang w:val="ar_AE" w:bidi="ar_AE"/>
-        </w:rPr>
         <w:t>"فَيَنْبَغِي لَنَا أَنْ نَشْكُرَ اللهَ كُلَّ حِينٍ"</w:t>
       </w:r>
     </w:p>
@@ -14267,23 +12295,6 @@
           <w:b/>
           <w:lang w:val="ar_AE" w:bidi="ar_AE"/>
         </w:rPr>
-        <w:t>ἡμεῖς &amp; ὀφείλομεν</w:t>
-      </w:r>
-    </w:p>
-    <w:p>
-      <w:pPr>
-        <w:bidi/>
-      </w:pPr>
-      <w:r>
-        <w:rPr>
-          <w:lang w:val="ar_AE" w:bidi="ar_AE"/>
-        </w:rPr>
-      </w:r>
-      <w:r>
-        <w:rPr>
-          <w:b/>
-          <w:lang w:val="ar_AE" w:bidi="ar_AE"/>
-        </w:rPr>
         <w:t>"فَيَنْبَغِي لَنَا"</w:t>
       </w:r>
     </w:p>
@@ -14389,23 +12400,6 @@
           <w:b/>
           <w:lang w:val="ar_AE" w:bidi="ar_AE"/>
         </w:rPr>
-        <w:t>ἀδελφοὶ ἠγαπημένοι ὑπὸ Κυρίου</w:t>
-      </w:r>
-    </w:p>
-    <w:p>
-      <w:pPr>
-        <w:bidi/>
-      </w:pPr>
-      <w:r>
-        <w:rPr>
-          <w:lang w:val="ar_AE" w:bidi="ar_AE"/>
-        </w:rPr>
-      </w:r>
-      <w:r>
-        <w:rPr>
-          <w:b/>
-          <w:lang w:val="ar_AE" w:bidi="ar_AE"/>
-        </w:rPr>
         <w:t>"الإِخْوَةُ الْمَحْبُوبُونَ مِنَ الرَّبِّ"</w:t>
       </w:r>
     </w:p>
@@ -14498,23 +12492,6 @@
           <w:b/>
           <w:lang w:val="ar_AE" w:bidi="ar_AE"/>
         </w:rPr>
-        <w:t>ἀδελφοὶ</w:t>
-      </w:r>
-    </w:p>
-    <w:p>
-      <w:pPr>
-        <w:bidi/>
-      </w:pPr>
-      <w:r>
-        <w:rPr>
-          <w:lang w:val="ar_AE" w:bidi="ar_AE"/>
-        </w:rPr>
-      </w:r>
-      <w:r>
-        <w:rPr>
-          <w:b/>
-          <w:lang w:val="ar_AE" w:bidi="ar_AE"/>
-        </w:rPr>
         <w:t>"الإِخْوَةُ"</w:t>
       </w:r>
     </w:p>
@@ -14620,23 +12597,6 @@
           <w:b/>
           <w:lang w:val="ar_AE" w:bidi="ar_AE"/>
         </w:rPr>
-        <w:t>ἀπαρχὴν εἰς σωτηρίαν</w:t>
-      </w:r>
-    </w:p>
-    <w:p>
-      <w:pPr>
-        <w:bidi/>
-      </w:pPr>
-      <w:r>
-        <w:rPr>
-          <w:lang w:val="ar_AE" w:bidi="ar_AE"/>
-        </w:rPr>
-      </w:r>
-      <w:r>
-        <w:rPr>
-          <w:b/>
-          <w:lang w:val="ar_AE" w:bidi="ar_AE"/>
-        </w:rPr>
         <w:t>"مِنَ الْبَدْءِ لِلْخَلاَصِ"</w:t>
       </w:r>
     </w:p>
@@ -14742,23 +12702,6 @@
           <w:b/>
           <w:lang w:val="ar_AE" w:bidi="ar_AE"/>
         </w:rPr>
-        <w:t>ἀπαρχὴν εἰς σωτηρίαν ἐν ἁγιασμῷ Πνεύματος καὶ πίστει ἀληθείας</w:t>
-      </w:r>
-    </w:p>
-    <w:p>
-      <w:pPr>
-        <w:bidi/>
-      </w:pPr>
-      <w:r>
-        <w:rPr>
-          <w:lang w:val="ar_AE" w:bidi="ar_AE"/>
-        </w:rPr>
-      </w:r>
-      <w:r>
-        <w:rPr>
-          <w:b/>
-          <w:lang w:val="ar_AE" w:bidi="ar_AE"/>
-        </w:rPr>
         <w:t>"مِنَ الْبَدْءِ لِلْخَلاَصِ، بِتَقْدِيسِ الرُّوحِ وَتَصْدِيقِ الْحَقِّ"</w:t>
       </w:r>
     </w:p>
@@ -14890,23 +12833,6 @@
           <w:b/>
           <w:lang w:val="ar_AE" w:bidi="ar_AE"/>
         </w:rPr>
-        <w:t>διὰ τοῦ εὐαγγελίου ἡμῶν</w:t>
-      </w:r>
-    </w:p>
-    <w:p>
-      <w:pPr>
-        <w:bidi/>
-      </w:pPr>
-      <w:r>
-        <w:rPr>
-          <w:lang w:val="ar_AE" w:bidi="ar_AE"/>
-        </w:rPr>
-      </w:r>
-      <w:r>
-        <w:rPr>
-          <w:b/>
-          <w:lang w:val="ar_AE" w:bidi="ar_AE"/>
-        </w:rPr>
         <w:t>"بِإِنْجِيلِنَا"</w:t>
       </w:r>
     </w:p>
@@ -15012,23 +12938,6 @@
           <w:b/>
           <w:lang w:val="ar_AE" w:bidi="ar_AE"/>
         </w:rPr>
-        <w:t>εἰς περιποίησιν δόξης τοῦ Κυρίου ἡμῶν, Ἰησοῦ Χριστοῦ</w:t>
-      </w:r>
-    </w:p>
-    <w:p>
-      <w:pPr>
-        <w:bidi/>
-      </w:pPr>
-      <w:r>
-        <w:rPr>
-          <w:lang w:val="ar_AE" w:bidi="ar_AE"/>
-        </w:rPr>
-      </w:r>
-      <w:r>
-        <w:rPr>
-          <w:b/>
-          <w:lang w:val="ar_AE" w:bidi="ar_AE"/>
-        </w:rPr>
         <w:t>"لاقْتِنَاءِ مَجْدِ رَبِّنَا يَسُوعَ الْمَسِيحِ"</w:t>
       </w:r>
     </w:p>
@@ -15134,23 +13043,6 @@
           <w:b/>
           <w:lang w:val="ar_AE" w:bidi="ar_AE"/>
         </w:rPr>
-        <w:t>εἰς περιποίησιν δόξης τοῦ Κυρίου ἡμῶν</w:t>
-      </w:r>
-    </w:p>
-    <w:p>
-      <w:pPr>
-        <w:bidi/>
-      </w:pPr>
-      <w:r>
-        <w:rPr>
-          <w:lang w:val="ar_AE" w:bidi="ar_AE"/>
-        </w:rPr>
-      </w:r>
-      <w:r>
-        <w:rPr>
-          <w:b/>
-          <w:lang w:val="ar_AE" w:bidi="ar_AE"/>
-        </w:rPr>
         <w:t>"لاقْتِنَاءِ مَجْدِ رَبِّنَا"</w:t>
       </w:r>
     </w:p>
@@ -15256,23 +13148,6 @@
           <w:b/>
           <w:lang w:val="ar_AE" w:bidi="ar_AE"/>
         </w:rPr>
-        <w:t>ἄρα οὖν</w:t>
-      </w:r>
-    </w:p>
-    <w:p>
-      <w:pPr>
-        <w:bidi/>
-      </w:pPr>
-      <w:r>
-        <w:rPr>
-          <w:lang w:val="ar_AE" w:bidi="ar_AE"/>
-        </w:rPr>
-      </w:r>
-      <w:r>
-        <w:rPr>
-          <w:b/>
-          <w:lang w:val="ar_AE" w:bidi="ar_AE"/>
-        </w:rPr>
         <w:t>"فَاثْبُتُوا إِذًا"</w:t>
       </w:r>
     </w:p>
@@ -15378,23 +13253,6 @@
           <w:b/>
           <w:lang w:val="ar_AE" w:bidi="ar_AE"/>
         </w:rPr>
-        <w:t>ἀδελφοί</w:t>
-      </w:r>
-    </w:p>
-    <w:p>
-      <w:pPr>
-        <w:bidi/>
-      </w:pPr>
-      <w:r>
-        <w:rPr>
-          <w:lang w:val="ar_AE" w:bidi="ar_AE"/>
-        </w:rPr>
-      </w:r>
-      <w:r>
-        <w:rPr>
-          <w:b/>
-          <w:lang w:val="ar_AE" w:bidi="ar_AE"/>
-        </w:rPr>
         <w:t>"الإِخْوَةُ"</w:t>
       </w:r>
     </w:p>
@@ -15500,23 +13358,6 @@
           <w:b/>
           <w:lang w:val="ar_AE" w:bidi="ar_AE"/>
         </w:rPr>
-        <w:t>στήκετε</w:t>
-      </w:r>
-    </w:p>
-    <w:p>
-      <w:pPr>
-        <w:bidi/>
-      </w:pPr>
-      <w:r>
-        <w:rPr>
-          <w:lang w:val="ar_AE" w:bidi="ar_AE"/>
-        </w:rPr>
-      </w:r>
-      <w:r>
-        <w:rPr>
-          <w:b/>
-          <w:lang w:val="ar_AE" w:bidi="ar_AE"/>
-        </w:rPr>
         <w:t>"فَاثْبُتُوا"</w:t>
       </w:r>
     </w:p>
@@ -15622,23 +13463,6 @@
           <w:b/>
           <w:lang w:val="ar_AE" w:bidi="ar_AE"/>
         </w:rPr>
-        <w:t>κρατεῖτε τὰς παραδόσεις</w:t>
-      </w:r>
-    </w:p>
-    <w:p>
-      <w:pPr>
-        <w:bidi/>
-      </w:pPr>
-      <w:r>
-        <w:rPr>
-          <w:lang w:val="ar_AE" w:bidi="ar_AE"/>
-        </w:rPr>
-      </w:r>
-      <w:r>
-        <w:rPr>
-          <w:b/>
-          <w:lang w:val="ar_AE" w:bidi="ar_AE"/>
-        </w:rPr>
         <w:t>"وَتَمَسَّكُوا بِالتَّعَالِيمِ"</w:t>
       </w:r>
     </w:p>
@@ -15744,23 +13568,6 @@
           <w:b/>
           <w:lang w:val="ar_AE" w:bidi="ar_AE"/>
         </w:rPr>
-        <w:t>στήκετε καὶ κρατεῖτε</w:t>
-      </w:r>
-    </w:p>
-    <w:p>
-      <w:pPr>
-        <w:bidi/>
-      </w:pPr>
-      <w:r>
-        <w:rPr>
-          <w:lang w:val="ar_AE" w:bidi="ar_AE"/>
-        </w:rPr>
-      </w:r>
-      <w:r>
-        <w:rPr>
-          <w:b/>
-          <w:lang w:val="ar_AE" w:bidi="ar_AE"/>
-        </w:rPr>
         <w:t>"فَاثْبُتُوا ... وَتَمَسَّكُوا"</w:t>
       </w:r>
     </w:p>
@@ -15853,23 +13660,6 @@
           <w:b/>
           <w:lang w:val="ar_AE" w:bidi="ar_AE"/>
         </w:rPr>
-        <w:t>ἐδιδάχθητε</w:t>
-      </w:r>
-    </w:p>
-    <w:p>
-      <w:pPr>
-        <w:bidi/>
-      </w:pPr>
-      <w:r>
-        <w:rPr>
-          <w:lang w:val="ar_AE" w:bidi="ar_AE"/>
-        </w:rPr>
-      </w:r>
-      <w:r>
-        <w:rPr>
-          <w:b/>
-          <w:lang w:val="ar_AE" w:bidi="ar_AE"/>
-        </w:rPr>
         <w:t>"الَّتِي تَعَلَّمْتُمُوهَا"</w:t>
       </w:r>
     </w:p>
@@ -15962,23 +13752,6 @@
           <w:b/>
           <w:lang w:val="ar_AE" w:bidi="ar_AE"/>
         </w:rPr>
-        <w:t>διὰ λόγου</w:t>
-      </w:r>
-    </w:p>
-    <w:p>
-      <w:pPr>
-        <w:bidi/>
-      </w:pPr>
-      <w:r>
-        <w:rPr>
-          <w:lang w:val="ar_AE" w:bidi="ar_AE"/>
-        </w:rPr>
-      </w:r>
-      <w:r>
-        <w:rPr>
-          <w:b/>
-          <w:lang w:val="ar_AE" w:bidi="ar_AE"/>
-        </w:rPr>
         <w:t>"بِالْكَلاَمِ"</w:t>
       </w:r>
     </w:p>
@@ -16084,23 +13857,6 @@
           <w:b/>
           <w:lang w:val="ar_AE" w:bidi="ar_AE"/>
         </w:rPr>
-        <w:t>δι’ ἐπιστολῆς ἡμῶν</w:t>
-      </w:r>
-    </w:p>
-    <w:p>
-      <w:pPr>
-        <w:bidi/>
-      </w:pPr>
-      <w:r>
-        <w:rPr>
-          <w:lang w:val="ar_AE" w:bidi="ar_AE"/>
-        </w:rPr>
-      </w:r>
-      <w:r>
-        <w:rPr>
-          <w:b/>
-          <w:lang w:val="ar_AE" w:bidi="ar_AE"/>
-        </w:rPr>
         <w:t>"بِرِسَالَتِنَا"</w:t>
       </w:r>
     </w:p>
@@ -16206,23 +13962,6 @@
           <w:b/>
           <w:lang w:val="ar_AE" w:bidi="ar_AE"/>
         </w:rPr>
-        <w:t>δὲ</w:t>
-      </w:r>
-    </w:p>
-    <w:p>
-      <w:pPr>
-        <w:bidi/>
-      </w:pPr>
-      <w:r>
-        <w:rPr>
-          <w:lang w:val="ar_AE" w:bidi="ar_AE"/>
-        </w:rPr>
-      </w:r>
-      <w:r>
-        <w:rPr>
-          <w:b/>
-          <w:lang w:val="ar_AE" w:bidi="ar_AE"/>
-        </w:rPr>
         <w:t>"وَرَبُّنَا"</w:t>
       </w:r>
     </w:p>
@@ -16328,23 +14067,6 @@
           <w:b/>
           <w:lang w:val="ar_AE" w:bidi="ar_AE"/>
         </w:rPr>
-        <w:t>αὐτὸς δὲ ὁ Κύριος ἡμῶν, Ἰησοῦς Χριστὸς, καὶ ὁ Θεὸς ὁ Πατὴρ ἡμῶν</w:t>
-      </w:r>
-    </w:p>
-    <w:p>
-      <w:pPr>
-        <w:bidi/>
-      </w:pPr>
-      <w:r>
-        <w:rPr>
-          <w:lang w:val="ar_AE" w:bidi="ar_AE"/>
-        </w:rPr>
-      </w:r>
-      <w:r>
-        <w:rPr>
-          <w:b/>
-          <w:lang w:val="ar_AE" w:bidi="ar_AE"/>
-        </w:rPr>
         <w:t>"وَرَبُّنَا نَفْسُهُ يَسُوعُ الْمَسِيحُ، وَاللهُ أَبُونَا"</w:t>
       </w:r>
     </w:p>
@@ -16437,23 +14159,6 @@
           <w:b/>
           <w:lang w:val="ar_AE" w:bidi="ar_AE"/>
         </w:rPr>
-        <w:t>ἡμῶν &amp; ἡμῶν &amp; ἡμᾶς</w:t>
-      </w:r>
-    </w:p>
-    <w:p>
-      <w:pPr>
-        <w:bidi/>
-      </w:pPr>
-      <w:r>
-        <w:rPr>
-          <w:lang w:val="ar_AE" w:bidi="ar_AE"/>
-        </w:rPr>
-      </w:r>
-      <w:r>
-        <w:rPr>
-          <w:b/>
-          <w:lang w:val="ar_AE" w:bidi="ar_AE"/>
-        </w:rPr>
         <w:t>"أَبُونَا"</w:t>
       </w:r>
       <w:r>
@@ -16598,23 +14303,6 @@
           <w:b/>
           <w:lang w:val="ar_AE" w:bidi="ar_AE"/>
         </w:rPr>
-        <w:t>αὐτὸς &amp; Κύριος ἡμῶν, Ἰησοῦς Χριστὸς</w:t>
-      </w:r>
-    </w:p>
-    <w:p>
-      <w:pPr>
-        <w:bidi/>
-      </w:pPr>
-      <w:r>
-        <w:rPr>
-          <w:lang w:val="ar_AE" w:bidi="ar_AE"/>
-        </w:rPr>
-      </w:r>
-      <w:r>
-        <w:rPr>
-          <w:b/>
-          <w:lang w:val="ar_AE" w:bidi="ar_AE"/>
-        </w:rPr>
         <w:t>"وَرَبُّنَا نَفْسُهُ يَسُوعُ الْمَسِيحُ"</w:t>
       </w:r>
     </w:p>
@@ -16733,23 +14421,6 @@
           <w:b/>
           <w:lang w:val="ar_AE" w:bidi="ar_AE"/>
         </w:rPr>
-        <w:t>δοὺς παράκλησιν αἰωνίαν, καὶ ἐλπίδα ἀγαθὴν</w:t>
-      </w:r>
-    </w:p>
-    <w:p>
-      <w:pPr>
-        <w:bidi/>
-      </w:pPr>
-      <w:r>
-        <w:rPr>
-          <w:lang w:val="ar_AE" w:bidi="ar_AE"/>
-        </w:rPr>
-      </w:r>
-      <w:r>
-        <w:rPr>
-          <w:b/>
-          <w:lang w:val="ar_AE" w:bidi="ar_AE"/>
-        </w:rPr>
         <w:t>"وَأَعْطَانَا عَزَاءً أَبَدِيًّا وَرَجَاءً صَالِحًا"</w:t>
       </w:r>
     </w:p>
@@ -16868,23 +14539,6 @@
           <w:b/>
           <w:lang w:val="ar_AE" w:bidi="ar_AE"/>
         </w:rPr>
-        <w:t>ἐν χάριτι</w:t>
-      </w:r>
-    </w:p>
-    <w:p>
-      <w:pPr>
-        <w:bidi/>
-      </w:pPr>
-      <w:r>
-        <w:rPr>
-          <w:lang w:val="ar_AE" w:bidi="ar_AE"/>
-        </w:rPr>
-      </w:r>
-      <w:r>
-        <w:rPr>
-          <w:b/>
-          <w:lang w:val="ar_AE" w:bidi="ar_AE"/>
-        </w:rPr>
         <w:t>"بِالنِّعْمَةِ"</w:t>
       </w:r>
     </w:p>
@@ -16990,23 +14644,6 @@
           <w:b/>
           <w:lang w:val="ar_AE" w:bidi="ar_AE"/>
         </w:rPr>
-        <w:t>παρακαλέσαι ὑμῶν τὰς καρδίας, καὶ στηρίξαι</w:t>
-      </w:r>
-    </w:p>
-    <w:p>
-      <w:pPr>
-        <w:bidi/>
-      </w:pPr>
-      <w:r>
-        <w:rPr>
-          <w:lang w:val="ar_AE" w:bidi="ar_AE"/>
-        </w:rPr>
-      </w:r>
-      <w:r>
-        <w:rPr>
-          <w:b/>
-          <w:lang w:val="ar_AE" w:bidi="ar_AE"/>
-        </w:rPr>
         <w:t>"يُعَزِّي قُلُوبَكُمْ وَيُثَبِّتُكُمْ"</w:t>
       </w:r>
     </w:p>
@@ -17125,23 +14762,6 @@
           <w:b/>
           <w:lang w:val="ar_AE" w:bidi="ar_AE"/>
         </w:rPr>
-        <w:t>ἐν παντὶ ἔργῳ καὶ λόγῳ ἀγαθῷ</w:t>
-      </w:r>
-    </w:p>
-    <w:p>
-      <w:pPr>
-        <w:bidi/>
-      </w:pPr>
-      <w:r>
-        <w:rPr>
-          <w:lang w:val="ar_AE" w:bidi="ar_AE"/>
-        </w:rPr>
-      </w:r>
-      <w:r>
-        <w:rPr>
-          <w:b/>
-          <w:lang w:val="ar_AE" w:bidi="ar_AE"/>
-        </w:rPr>
         <w:t>"فِي كُلِّ كَلاَمٍ وَعَمَل صَالِحٍ"</w:t>
       </w:r>
     </w:p>
@@ -17333,23 +14953,6 @@
           <w:b/>
           <w:lang w:val="ar_AE" w:bidi="ar_AE"/>
         </w:rPr>
-        <w:t>τὸ λοιπὸν</w:t>
-      </w:r>
-    </w:p>
-    <w:p>
-      <w:pPr>
-        <w:bidi/>
-      </w:pPr>
-      <w:r>
-        <w:rPr>
-          <w:lang w:val="ar_AE" w:bidi="ar_AE"/>
-        </w:rPr>
-      </w:r>
-      <w:r>
-        <w:rPr>
-          <w:b/>
-          <w:lang w:val="ar_AE" w:bidi="ar_AE"/>
-        </w:rPr>
         <w:t>"أَخِيرًا"</w:t>
       </w:r>
     </w:p>
@@ -17468,23 +15071,6 @@
           <w:b/>
           <w:lang w:val="ar_AE" w:bidi="ar_AE"/>
         </w:rPr>
-        <w:t>ἀδελφοί</w:t>
-      </w:r>
-    </w:p>
-    <w:p>
-      <w:pPr>
-        <w:bidi/>
-      </w:pPr>
-      <w:r>
-        <w:rPr>
-          <w:lang w:val="ar_AE" w:bidi="ar_AE"/>
-        </w:rPr>
-      </w:r>
-      <w:r>
-        <w:rPr>
-          <w:b/>
-          <w:lang w:val="ar_AE" w:bidi="ar_AE"/>
-        </w:rPr>
         <w:t>"الإِخْوَةُ"</w:t>
       </w:r>
     </w:p>
@@ -17590,23 +15176,6 @@
           <w:b/>
           <w:lang w:val="ar_AE" w:bidi="ar_AE"/>
         </w:rPr>
-        <w:t>ἡμῶν</w:t>
-      </w:r>
-    </w:p>
-    <w:p>
-      <w:pPr>
-        <w:bidi/>
-      </w:pPr>
-      <w:r>
-        <w:rPr>
-          <w:lang w:val="ar_AE" w:bidi="ar_AE"/>
-        </w:rPr>
-      </w:r>
-      <w:r>
-        <w:rPr>
-          <w:b/>
-          <w:lang w:val="ar_AE" w:bidi="ar_AE"/>
-        </w:rPr>
         <w:t>"لأَجْلِنَا"</w:t>
       </w:r>
     </w:p>
@@ -17712,23 +15281,6 @@
           <w:b/>
           <w:lang w:val="ar_AE" w:bidi="ar_AE"/>
         </w:rPr>
-        <w:t>τρέχῃ</w:t>
-      </w:r>
-    </w:p>
-    <w:p>
-      <w:pPr>
-        <w:bidi/>
-      </w:pPr>
-      <w:r>
-        <w:rPr>
-          <w:lang w:val="ar_AE" w:bidi="ar_AE"/>
-        </w:rPr>
-      </w:r>
-      <w:r>
-        <w:rPr>
-          <w:b/>
-          <w:lang w:val="ar_AE" w:bidi="ar_AE"/>
-        </w:rPr>
         <w:t>"لِكَيْ تَجْرِيَ"</w:t>
       </w:r>
     </w:p>
@@ -17834,23 +15386,6 @@
           <w:b/>
           <w:lang w:val="ar_AE" w:bidi="ar_AE"/>
         </w:rPr>
-        <w:t>καὶ δοξάζηται</w:t>
-      </w:r>
-    </w:p>
-    <w:p>
-      <w:pPr>
-        <w:bidi/>
-      </w:pPr>
-      <w:r>
-        <w:rPr>
-          <w:lang w:val="ar_AE" w:bidi="ar_AE"/>
-        </w:rPr>
-      </w:r>
-      <w:r>
-        <w:rPr>
-          <w:b/>
-          <w:lang w:val="ar_AE" w:bidi="ar_AE"/>
-        </w:rPr>
         <w:t>"وَتَتَمَجَّدَ"</w:t>
       </w:r>
     </w:p>
@@ -17943,23 +15478,6 @@
           <w:b/>
           <w:lang w:val="ar_AE" w:bidi="ar_AE"/>
         </w:rPr>
-        <w:t>καθὼς καὶ πρὸς ὑμᾶς</w:t>
-      </w:r>
-    </w:p>
-    <w:p>
-      <w:pPr>
-        <w:bidi/>
-      </w:pPr>
-      <w:r>
-        <w:rPr>
-          <w:lang w:val="ar_AE" w:bidi="ar_AE"/>
-        </w:rPr>
-      </w:r>
-      <w:r>
-        <w:rPr>
-          <w:b/>
-          <w:lang w:val="ar_AE" w:bidi="ar_AE"/>
-        </w:rPr>
         <w:t>"كَمَا عِنْدَكُمْ أَيْضًا"</w:t>
       </w:r>
     </w:p>
@@ -18052,23 +15570,6 @@
           <w:b/>
           <w:lang w:val="ar_AE" w:bidi="ar_AE"/>
         </w:rPr>
-        <w:t>ῥυσθῶμεν</w:t>
-      </w:r>
-    </w:p>
-    <w:p>
-      <w:pPr>
-        <w:bidi/>
-      </w:pPr>
-      <w:r>
-        <w:rPr>
-          <w:lang w:val="ar_AE" w:bidi="ar_AE"/>
-        </w:rPr>
-      </w:r>
-      <w:r>
-        <w:rPr>
-          <w:b/>
-          <w:lang w:val="ar_AE" w:bidi="ar_AE"/>
-        </w:rPr>
         <w:t>"وَلِكَيْ نُنْقَذَ"</w:t>
       </w:r>
     </w:p>
@@ -18161,23 +15662,6 @@
           <w:b/>
           <w:lang w:val="ar_AE" w:bidi="ar_AE"/>
         </w:rPr>
-        <w:t>ἀτόπων καὶ πονηρῶν</w:t>
-      </w:r>
-    </w:p>
-    <w:p>
-      <w:pPr>
-        <w:bidi/>
-      </w:pPr>
-      <w:r>
-        <w:rPr>
-          <w:lang w:val="ar_AE" w:bidi="ar_AE"/>
-        </w:rPr>
-      </w:r>
-      <w:r>
-        <w:rPr>
-          <w:b/>
-          <w:lang w:val="ar_AE" w:bidi="ar_AE"/>
-        </w:rPr>
         <w:t>"الأَرْدِيَاءِ الأَشْرَارِ"</w:t>
       </w:r>
     </w:p>
@@ -18283,23 +15767,6 @@
           <w:b/>
           <w:lang w:val="ar_AE" w:bidi="ar_AE"/>
         </w:rPr>
-        <w:t>οὐ γὰρ πάντων ἡ πίστις</w:t>
-      </w:r>
-    </w:p>
-    <w:p>
-      <w:pPr>
-        <w:bidi/>
-      </w:pPr>
-      <w:r>
-        <w:rPr>
-          <w:lang w:val="ar_AE" w:bidi="ar_AE"/>
-        </w:rPr>
-      </w:r>
-      <w:r>
-        <w:rPr>
-          <w:b/>
-          <w:lang w:val="ar_AE" w:bidi="ar_AE"/>
-        </w:rPr>
         <w:t>"لأَنَّ الإِيمَانَ لَيْسَ لِلْجَمِيعِ"</w:t>
       </w:r>
     </w:p>
@@ -18405,23 +15872,6 @@
           <w:b/>
           <w:lang w:val="ar_AE" w:bidi="ar_AE"/>
         </w:rPr>
-        <w:t>ἡ πίστις</w:t>
-      </w:r>
-    </w:p>
-    <w:p>
-      <w:pPr>
-        <w:bidi/>
-      </w:pPr>
-      <w:r>
-        <w:rPr>
-          <w:lang w:val="ar_AE" w:bidi="ar_AE"/>
-        </w:rPr>
-      </w:r>
-      <w:r>
-        <w:rPr>
-          <w:b/>
-          <w:lang w:val="ar_AE" w:bidi="ar_AE"/>
-        </w:rPr>
         <w:t>"الإِيمَانَ لَيْسَ لِلْجَمِيعِ"</w:t>
       </w:r>
     </w:p>
@@ -18527,23 +15977,6 @@
           <w:b/>
           <w:lang w:val="ar_AE" w:bidi="ar_AE"/>
         </w:rPr>
-        <w:t>ὃς στηρίξει</w:t>
-      </w:r>
-    </w:p>
-    <w:p>
-      <w:pPr>
-        <w:bidi/>
-      </w:pPr>
-      <w:r>
-        <w:rPr>
-          <w:lang w:val="ar_AE" w:bidi="ar_AE"/>
-        </w:rPr>
-      </w:r>
-      <w:r>
-        <w:rPr>
-          <w:b/>
-          <w:lang w:val="ar_AE" w:bidi="ar_AE"/>
-        </w:rPr>
         <w:t>"سَيُثَبِّتُكُمْ"</w:t>
       </w:r>
     </w:p>
@@ -18649,23 +16082,6 @@
           <w:b/>
           <w:lang w:val="ar_AE" w:bidi="ar_AE"/>
         </w:rPr>
-        <w:t>τοῦ πονηροῦ</w:t>
-      </w:r>
-    </w:p>
-    <w:p>
-      <w:pPr>
-        <w:bidi/>
-      </w:pPr>
-      <w:r>
-        <w:rPr>
-          <w:lang w:val="ar_AE" w:bidi="ar_AE"/>
-        </w:rPr>
-      </w:r>
-      <w:r>
-        <w:rPr>
-          <w:b/>
-          <w:lang w:val="ar_AE" w:bidi="ar_AE"/>
-        </w:rPr>
         <w:t>"الشِّرِّيرِ"</w:t>
       </w:r>
     </w:p>
@@ -18736,23 +16152,6 @@
           <w:b/>
           <w:lang w:val="ar_AE" w:bidi="ar_AE"/>
         </w:rPr>
-        <w:t>πεποίθαμεν δὲ</w:t>
-      </w:r>
-    </w:p>
-    <w:p>
-      <w:pPr>
-        <w:bidi/>
-      </w:pPr>
-      <w:r>
-        <w:rPr>
-          <w:lang w:val="ar_AE" w:bidi="ar_AE"/>
-        </w:rPr>
-      </w:r>
-      <w:r>
-        <w:rPr>
-          <w:b/>
-          <w:lang w:val="ar_AE" w:bidi="ar_AE"/>
-        </w:rPr>
         <w:t>"وَنَثِقُ بِالرَّبِّ"</w:t>
       </w:r>
     </w:p>
@@ -18858,23 +16257,6 @@
           <w:b/>
           <w:lang w:val="ar_AE" w:bidi="ar_AE"/>
         </w:rPr>
-        <w:t>πεποίθαμεν δὲ ἐν Κυρίῳ ἐφ’ ὑμᾶς</w:t>
-      </w:r>
-    </w:p>
-    <w:p>
-      <w:pPr>
-        <w:bidi/>
-      </w:pPr>
-      <w:r>
-        <w:rPr>
-          <w:lang w:val="ar_AE" w:bidi="ar_AE"/>
-        </w:rPr>
-      </w:r>
-      <w:r>
-        <w:rPr>
-          <w:b/>
-          <w:lang w:val="ar_AE" w:bidi="ar_AE"/>
-        </w:rPr>
         <w:t>"وَنَثِقُ بِالرَّبِّ مِنْ جِهَتِكُمْ"</w:t>
       </w:r>
     </w:p>
@@ -18967,23 +16349,6 @@
           <w:b/>
           <w:lang w:val="ar_AE" w:bidi="ar_AE"/>
         </w:rPr>
-        <w:t>ὁ &amp; Κύριος κατευθύναι ὑμῶν τὰς καρδίας εἰς τὴν ἀγάπην τοῦ Θεοῦ, καὶ εἰς τὴν ὑπομονὴν τοῦ Χριστοῦ</w:t>
-      </w:r>
-    </w:p>
-    <w:p>
-      <w:pPr>
-        <w:bidi/>
-      </w:pPr>
-      <w:r>
-        <w:rPr>
-          <w:lang w:val="ar_AE" w:bidi="ar_AE"/>
-        </w:rPr>
-      </w:r>
-      <w:r>
-        <w:rPr>
-          <w:b/>
-          <w:lang w:val="ar_AE" w:bidi="ar_AE"/>
-        </w:rPr>
         <w:t>"وَالرَّبُّ يَهْدِي قُلُوبَكُمْ إِلَى مَحَبَّةِ اللهِ، وَإِلَى صَبْرِ الْمَسِيحِ"</w:t>
       </w:r>
     </w:p>
@@ -19089,23 +16454,6 @@
           <w:b/>
           <w:lang w:val="ar_AE" w:bidi="ar_AE"/>
         </w:rPr>
-        <w:t>εἰς τὴν ἀγάπην τοῦ Θεοῦ, καὶ εἰς τὴν ὑπομονὴν τοῦ Χριστοῦ</w:t>
-      </w:r>
-    </w:p>
-    <w:p>
-      <w:pPr>
-        <w:bidi/>
-      </w:pPr>
-      <w:r>
-        <w:rPr>
-          <w:lang w:val="ar_AE" w:bidi="ar_AE"/>
-        </w:rPr>
-      </w:r>
-      <w:r>
-        <w:rPr>
-          <w:b/>
-          <w:lang w:val="ar_AE" w:bidi="ar_AE"/>
-        </w:rPr>
         <w:t>"إِلَى مَحَبَّةِ اللهِ، وَإِلَى صَبْرِ الْمَسِيحِ"</w:t>
       </w:r>
     </w:p>
@@ -19224,23 +16572,6 @@
           <w:b/>
           <w:lang w:val="ar_AE" w:bidi="ar_AE"/>
         </w:rPr>
-        <w:t>εἰς τὴν ἀγάπην τοῦ Θεοῦ, καὶ εἰς τὴν ὑπομονὴν τοῦ Χριστοῦ</w:t>
-      </w:r>
-    </w:p>
-    <w:p>
-      <w:pPr>
-        <w:bidi/>
-      </w:pPr>
-      <w:r>
-        <w:rPr>
-          <w:lang w:val="ar_AE" w:bidi="ar_AE"/>
-        </w:rPr>
-      </w:r>
-      <w:r>
-        <w:rPr>
-          <w:b/>
-          <w:lang w:val="ar_AE" w:bidi="ar_AE"/>
-        </w:rPr>
         <w:t>"إِلَى مَحَبَّةِ اللهِ، وَإِلَى صَبْرِ الْمَسِيحِ"</w:t>
       </w:r>
     </w:p>
@@ -19346,23 +16677,6 @@
           <w:b/>
           <w:lang w:val="ar_AE" w:bidi="ar_AE"/>
         </w:rPr>
-        <w:t>εἰς τὴν ὑπομονὴν τοῦ Χριστοῦ</w:t>
-      </w:r>
-    </w:p>
-    <w:p>
-      <w:pPr>
-        <w:bidi/>
-      </w:pPr>
-      <w:r>
-        <w:rPr>
-          <w:lang w:val="ar_AE" w:bidi="ar_AE"/>
-        </w:rPr>
-      </w:r>
-      <w:r>
-        <w:rPr>
-          <w:b/>
-          <w:lang w:val="ar_AE" w:bidi="ar_AE"/>
-        </w:rPr>
         <w:t>"وَإِلَى صَبْرِ الْمَسِيحِ"</w:t>
       </w:r>
     </w:p>
@@ -19570,23 +16884,6 @@
           <w:b/>
           <w:lang w:val="ar_AE" w:bidi="ar_AE"/>
         </w:rPr>
-        <w:t>δὲ</w:t>
-      </w:r>
-    </w:p>
-    <w:p>
-      <w:pPr>
-        <w:bidi/>
-      </w:pPr>
-      <w:r>
-        <w:rPr>
-          <w:lang w:val="ar_AE" w:bidi="ar_AE"/>
-        </w:rPr>
-      </w:r>
-      <w:r>
-        <w:rPr>
-          <w:b/>
-          <w:lang w:val="ar_AE" w:bidi="ar_AE"/>
-        </w:rPr>
         <w:t>"ثُمَّ"</w:t>
       </w:r>
     </w:p>
@@ -19692,23 +16989,6 @@
           <w:b/>
           <w:lang w:val="ar_AE" w:bidi="ar_AE"/>
         </w:rPr>
-        <w:t>ἀδελφοί &amp; ἀδελφοῦ</w:t>
-      </w:r>
-    </w:p>
-    <w:p>
-      <w:pPr>
-        <w:bidi/>
-      </w:pPr>
-      <w:r>
-        <w:rPr>
-          <w:lang w:val="ar_AE" w:bidi="ar_AE"/>
-        </w:rPr>
-      </w:r>
-      <w:r>
-        <w:rPr>
-          <w:b/>
-          <w:lang w:val="ar_AE" w:bidi="ar_AE"/>
-        </w:rPr>
         <w:t>"الإِخْوَةُ"</w:t>
       </w:r>
       <w:r>
@@ -19840,23 +17120,6 @@
           <w:b/>
           <w:lang w:val="ar_AE" w:bidi="ar_AE"/>
         </w:rPr>
-        <w:t>ἐν ὀνόματι τοῦ Κυρίου ἡμῶν, Ἰησοῦ Χριστοῦ</w:t>
-      </w:r>
-    </w:p>
-    <w:p>
-      <w:pPr>
-        <w:bidi/>
-      </w:pPr>
-      <w:r>
-        <w:rPr>
-          <w:lang w:val="ar_AE" w:bidi="ar_AE"/>
-        </w:rPr>
-      </w:r>
-      <w:r>
-        <w:rPr>
-          <w:b/>
-          <w:lang w:val="ar_AE" w:bidi="ar_AE"/>
-        </w:rPr>
         <w:t>"بِاسْمِ رَبِّنَا يَسُوعَ الْمَسِيحِ"</w:t>
       </w:r>
     </w:p>
@@ -19962,23 +17225,6 @@
           <w:b/>
           <w:lang w:val="ar_AE" w:bidi="ar_AE"/>
         </w:rPr>
-        <w:t>ἡμῶν</w:t>
-      </w:r>
-    </w:p>
-    <w:p>
-      <w:pPr>
-        <w:bidi/>
-      </w:pPr>
-      <w:r>
-        <w:rPr>
-          <w:lang w:val="ar_AE" w:bidi="ar_AE"/>
-        </w:rPr>
-      </w:r>
-      <w:r>
-        <w:rPr>
-          <w:b/>
-          <w:lang w:val="ar_AE" w:bidi="ar_AE"/>
-        </w:rPr>
         <w:t>"رَبِّنَا"</w:t>
       </w:r>
     </w:p>
@@ -20084,23 +17330,6 @@
           <w:b/>
           <w:lang w:val="ar_AE" w:bidi="ar_AE"/>
         </w:rPr>
-        <w:t>ἀτάκτως περιπατοῦντος</w:t>
-      </w:r>
-    </w:p>
-    <w:p>
-      <w:pPr>
-        <w:bidi/>
-      </w:pPr>
-      <w:r>
-        <w:rPr>
-          <w:lang w:val="ar_AE" w:bidi="ar_AE"/>
-        </w:rPr>
-      </w:r>
-      <w:r>
-        <w:rPr>
-          <w:b/>
-          <w:lang w:val="ar_AE" w:bidi="ar_AE"/>
-        </w:rPr>
         <w:t>«يَسْلُكُ بِلاَ تَرْتِيبٍ»</w:t>
       </w:r>
     </w:p>
@@ -20193,23 +17422,6 @@
           <w:b/>
           <w:lang w:val="ar_AE" w:bidi="ar_AE"/>
         </w:rPr>
-        <w:t>τὴν παράδοσιν</w:t>
-      </w:r>
-    </w:p>
-    <w:p>
-      <w:pPr>
-        <w:bidi/>
-      </w:pPr>
-      <w:r>
-        <w:rPr>
-          <w:lang w:val="ar_AE" w:bidi="ar_AE"/>
-        </w:rPr>
-      </w:r>
-      <w:r>
-        <w:rPr>
-          <w:b/>
-          <w:lang w:val="ar_AE" w:bidi="ar_AE"/>
-        </w:rPr>
         <w:t>"التَّعْلِيمِ"</w:t>
       </w:r>
     </w:p>
@@ -20293,23 +17505,6 @@
           <w:b/>
           <w:lang w:val="ar_AE" w:bidi="ar_AE"/>
         </w:rPr>
-        <w:t>μιμεῖσθαι ἡμᾶς</w:t>
-      </w:r>
-    </w:p>
-    <w:p>
-      <w:pPr>
-        <w:bidi/>
-      </w:pPr>
-      <w:r>
-        <w:rPr>
-          <w:lang w:val="ar_AE" w:bidi="ar_AE"/>
-        </w:rPr>
-      </w:r>
-      <w:r>
-        <w:rPr>
-          <w:b/>
-          <w:lang w:val="ar_AE" w:bidi="ar_AE"/>
-        </w:rPr>
         <w:t>"يُتَمَثَّلَ بِنَا"</w:t>
       </w:r>
     </w:p>
@@ -20415,23 +17610,6 @@
           <w:b/>
           <w:lang w:val="ar_AE" w:bidi="ar_AE"/>
         </w:rPr>
-        <w:t>οὐκ ἠτακτήσαμεν ἐν ὑμῖν</w:t>
-      </w:r>
-    </w:p>
-    <w:p>
-      <w:pPr>
-        <w:bidi/>
-      </w:pPr>
-      <w:r>
-        <w:rPr>
-          <w:lang w:val="ar_AE" w:bidi="ar_AE"/>
-        </w:rPr>
-      </w:r>
-      <w:r>
-        <w:rPr>
-          <w:b/>
-          <w:lang w:val="ar_AE" w:bidi="ar_AE"/>
-        </w:rPr>
         <w:t>"لَمْ نَسْلُكْ بِلاَ تَرْتِيبٍ بَيْنَكُمْ"</w:t>
       </w:r>
     </w:p>
@@ -20524,23 +17702,6 @@
           <w:b/>
           <w:lang w:val="ar_AE" w:bidi="ar_AE"/>
         </w:rPr>
-        <w:t>ἄρτον</w:t>
-      </w:r>
-    </w:p>
-    <w:p>
-      <w:pPr>
-        <w:bidi/>
-      </w:pPr>
-      <w:r>
-        <w:rPr>
-          <w:lang w:val="ar_AE" w:bidi="ar_AE"/>
-        </w:rPr>
-      </w:r>
-      <w:r>
-        <w:rPr>
-          <w:b/>
-          <w:lang w:val="ar_AE" w:bidi="ar_AE"/>
-        </w:rPr>
         <w:t>"خُبْزًا"</w:t>
       </w:r>
     </w:p>
@@ -20659,23 +17820,6 @@
           <w:b/>
           <w:lang w:val="ar_AE" w:bidi="ar_AE"/>
         </w:rPr>
-        <w:t>νυκτὸς καὶ ἡμέρας ἐργαζόμενοι</w:t>
-      </w:r>
-    </w:p>
-    <w:p>
-      <w:pPr>
-        <w:bidi/>
-      </w:pPr>
-      <w:r>
-        <w:rPr>
-          <w:lang w:val="ar_AE" w:bidi="ar_AE"/>
-        </w:rPr>
-      </w:r>
-      <w:r>
-        <w:rPr>
-          <w:b/>
-          <w:lang w:val="ar_AE" w:bidi="ar_AE"/>
-        </w:rPr>
         <w:t>"وَكَدٍّ لَيْلًا وَنَهَارًا"</w:t>
       </w:r>
     </w:p>
@@ -20781,23 +17925,6 @@
           <w:b/>
           <w:lang w:val="ar_AE" w:bidi="ar_AE"/>
         </w:rPr>
-        <w:t>ἐν κόπῳ καὶ μόχθῳ</w:t>
-      </w:r>
-    </w:p>
-    <w:p>
-      <w:pPr>
-        <w:bidi/>
-      </w:pPr>
-      <w:r>
-        <w:rPr>
-          <w:lang w:val="ar_AE" w:bidi="ar_AE"/>
-        </w:rPr>
-      </w:r>
-      <w:r>
-        <w:rPr>
-          <w:b/>
-          <w:lang w:val="ar_AE" w:bidi="ar_AE"/>
-        </w:rPr>
         <w:t>"بِتَعَبٍ وَكَدٍّ"</w:t>
       </w:r>
     </w:p>
@@ -20903,23 +18030,6 @@
           <w:b/>
           <w:lang w:val="ar_AE" w:bidi="ar_AE"/>
         </w:rPr>
-        <w:t>οὐχ ὅτι οὐκ ἔχομεν ἐξουσίαν, ἀλλ’</w:t>
-      </w:r>
-    </w:p>
-    <w:p>
-      <w:pPr>
-        <w:bidi/>
-      </w:pPr>
-      <w:r>
-        <w:rPr>
-          <w:lang w:val="ar_AE" w:bidi="ar_AE"/>
-        </w:rPr>
-      </w:r>
-      <w:r>
-        <w:rPr>
-          <w:b/>
-          <w:lang w:val="ar_AE" w:bidi="ar_AE"/>
-        </w:rPr>
         <w:t>"لَيْسَ أَنْ لاَ سُلْطَانَ لَنَا، بَلْ"</w:t>
       </w:r>
     </w:p>
@@ -21012,23 +18122,6 @@
           <w:b/>
           <w:lang w:val="ar_AE" w:bidi="ar_AE"/>
         </w:rPr>
-        <w:t>ἑαυτοὺς τύπον δῶμεν ὑμῖν</w:t>
-      </w:r>
-    </w:p>
-    <w:p>
-      <w:pPr>
-        <w:bidi/>
-      </w:pPr>
-      <w:r>
-        <w:rPr>
-          <w:lang w:val="ar_AE" w:bidi="ar_AE"/>
-        </w:rPr>
-      </w:r>
-      <w:r>
-        <w:rPr>
-          <w:b/>
-          <w:lang w:val="ar_AE" w:bidi="ar_AE"/>
-        </w:rPr>
         <w:t>"لِكَيْ نُعْطِيَكُمْ أَنْفُسَنَا قُدْوَةً"</w:t>
       </w:r>
     </w:p>
@@ -21217,23 +18310,6 @@
           <w:b/>
           <w:lang w:val="ar_AE" w:bidi="ar_AE"/>
         </w:rPr>
-        <w:t>εἴ τις οὐ θέλει ἐργάζεσθαι, μηδὲ ἐσθιέτω</w:t>
-      </w:r>
-    </w:p>
-    <w:p>
-      <w:pPr>
-        <w:bidi/>
-      </w:pPr>
-      <w:r>
-        <w:rPr>
-          <w:lang w:val="ar_AE" w:bidi="ar_AE"/>
-        </w:rPr>
-      </w:r>
-      <w:r>
-        <w:rPr>
-          <w:b/>
-          <w:lang w:val="ar_AE" w:bidi="ar_AE"/>
-        </w:rPr>
         <w:t>"إِنْ كَانَ أَحَدٌ لاَ يُرِيدُ أَنْ يَشْتَغِلَ فَلاَ يَأْكُلْ أَيْضً"</w:t>
       </w:r>
     </w:p>
@@ -21326,23 +18402,6 @@
           <w:b/>
           <w:lang w:val="ar_AE" w:bidi="ar_AE"/>
         </w:rPr>
-        <w:t>τινας περιπατοῦντας &amp; ἀτάκτως</w:t>
-      </w:r>
-    </w:p>
-    <w:p>
-      <w:pPr>
-        <w:bidi/>
-      </w:pPr>
-      <w:r>
-        <w:rPr>
-          <w:lang w:val="ar_AE" w:bidi="ar_AE"/>
-        </w:rPr>
-      </w:r>
-      <w:r>
-        <w:rPr>
-          <w:b/>
-          <w:lang w:val="ar_AE" w:bidi="ar_AE"/>
-        </w:rPr>
         <w:t>"لاَ يَشْتَغِلُونَ شَيْئًا"</w:t>
       </w:r>
     </w:p>
@@ -21448,23 +18507,6 @@
           <w:b/>
           <w:lang w:val="ar_AE" w:bidi="ar_AE"/>
         </w:rPr>
-        <w:t>ἀλλὰ περιεργαζομένους</w:t>
-      </w:r>
-    </w:p>
-    <w:p>
-      <w:pPr>
-        <w:bidi/>
-      </w:pPr>
-      <w:r>
-        <w:rPr>
-          <w:lang w:val="ar_AE" w:bidi="ar_AE"/>
-        </w:rPr>
-      </w:r>
-      <w:r>
-        <w:rPr>
-          <w:b/>
-          <w:lang w:val="ar_AE" w:bidi="ar_AE"/>
-        </w:rPr>
         <w:t>"بَلْ هُمْ فُضُولِيُّونَ"</w:t>
       </w:r>
     </w:p>
@@ -21557,23 +18599,6 @@
           <w:b/>
           <w:lang w:val="ar_AE" w:bidi="ar_AE"/>
         </w:rPr>
-        <w:t>μετὰ ἡσυχίας</w:t>
-      </w:r>
-    </w:p>
-    <w:p>
-      <w:pPr>
-        <w:bidi/>
-      </w:pPr>
-      <w:r>
-        <w:rPr>
-          <w:lang w:val="ar_AE" w:bidi="ar_AE"/>
-        </w:rPr>
-      </w:r>
-      <w:r>
-        <w:rPr>
-          <w:b/>
-          <w:lang w:val="ar_AE" w:bidi="ar_AE"/>
-        </w:rPr>
         <w:t>"بِهُدُوءٍ"</w:t>
       </w:r>
     </w:p>
@@ -21692,23 +18717,6 @@
           <w:b/>
           <w:lang w:val="ar_AE" w:bidi="ar_AE"/>
         </w:rPr>
-        <w:t>δέ</w:t>
-      </w:r>
-    </w:p>
-    <w:p>
-      <w:pPr>
-        <w:bidi/>
-      </w:pPr>
-      <w:r>
-        <w:rPr>
-          <w:lang w:val="ar_AE" w:bidi="ar_AE"/>
-        </w:rPr>
-      </w:r>
-      <w:r>
-        <w:rPr>
-          <w:b/>
-          <w:lang w:val="ar_AE" w:bidi="ar_AE"/>
-        </w:rPr>
         <w:t>"أَمَّا"</w:t>
       </w:r>
     </w:p>
@@ -21814,23 +18822,6 @@
           <w:b/>
           <w:lang w:val="ar_AE" w:bidi="ar_AE"/>
         </w:rPr>
-        <w:t>ὑμεῖς</w:t>
-      </w:r>
-    </w:p>
-    <w:p>
-      <w:pPr>
-        <w:bidi/>
-      </w:pPr>
-      <w:r>
-        <w:rPr>
-          <w:lang w:val="ar_AE" w:bidi="ar_AE"/>
-        </w:rPr>
-      </w:r>
-      <w:r>
-        <w:rPr>
-          <w:b/>
-          <w:lang w:val="ar_AE" w:bidi="ar_AE"/>
-        </w:rPr>
         <w:t>"أَنْتُمْ"</w:t>
       </w:r>
     </w:p>
@@ -21936,23 +18927,6 @@
           <w:b/>
           <w:lang w:val="ar_AE" w:bidi="ar_AE"/>
         </w:rPr>
-        <w:t>ἀδελφοί</w:t>
-      </w:r>
-    </w:p>
-    <w:p>
-      <w:pPr>
-        <w:bidi/>
-      </w:pPr>
-      <w:r>
-        <w:rPr>
-          <w:lang w:val="ar_AE" w:bidi="ar_AE"/>
-        </w:rPr>
-      </w:r>
-      <w:r>
-        <w:rPr>
-          <w:b/>
-          <w:lang w:val="ar_AE" w:bidi="ar_AE"/>
-        </w:rPr>
         <w:t>"الإِخْوَةُ"</w:t>
       </w:r>
     </w:p>
@@ -22058,23 +19032,6 @@
           <w:b/>
           <w:lang w:val="ar_AE" w:bidi="ar_AE"/>
         </w:rPr>
-        <w:t>τῷ λόγῳ ἡμῶν</w:t>
-      </w:r>
-    </w:p>
-    <w:p>
-      <w:pPr>
-        <w:bidi/>
-      </w:pPr>
-      <w:r>
-        <w:rPr>
-          <w:lang w:val="ar_AE" w:bidi="ar_AE"/>
-        </w:rPr>
-      </w:r>
-      <w:r>
-        <w:rPr>
-          <w:b/>
-          <w:lang w:val="ar_AE" w:bidi="ar_AE"/>
-        </w:rPr>
         <w:t>"كَلاَمَنَا"</w:t>
       </w:r>
     </w:p>
@@ -22180,23 +19137,6 @@
           <w:b/>
           <w:lang w:val="ar_AE" w:bidi="ar_AE"/>
         </w:rPr>
-        <w:t>τοῦτον σημειοῦσθε</w:t>
-      </w:r>
-    </w:p>
-    <w:p>
-      <w:pPr>
-        <w:bidi/>
-      </w:pPr>
-      <w:r>
-        <w:rPr>
-          <w:lang w:val="ar_AE" w:bidi="ar_AE"/>
-        </w:rPr>
-      </w:r>
-      <w:r>
-        <w:rPr>
-          <w:b/>
-          <w:lang w:val="ar_AE" w:bidi="ar_AE"/>
-        </w:rPr>
         <w:t>"فَسِمُوا هذَا"</w:t>
       </w:r>
     </w:p>
@@ -22289,23 +19229,6 @@
           <w:b/>
           <w:lang w:val="ar_AE" w:bidi="ar_AE"/>
         </w:rPr>
-        <w:t>ἵνα ἐντραπῇ</w:t>
-      </w:r>
-    </w:p>
-    <w:p>
-      <w:pPr>
-        <w:bidi/>
-      </w:pPr>
-      <w:r>
-        <w:rPr>
-          <w:lang w:val="ar_AE" w:bidi="ar_AE"/>
-        </w:rPr>
-      </w:r>
-      <w:r>
-        <w:rPr>
-          <w:b/>
-          <w:lang w:val="ar_AE" w:bidi="ar_AE"/>
-        </w:rPr>
         <w:t>"لِكَيْ يَخْجَلَ"</w:t>
       </w:r>
     </w:p>
@@ -22398,23 +19321,6 @@
           <w:b/>
           <w:lang w:val="ar_AE" w:bidi="ar_AE"/>
         </w:rPr>
-        <w:t>ἀδελφόν</w:t>
-      </w:r>
-    </w:p>
-    <w:p>
-      <w:pPr>
-        <w:bidi/>
-      </w:pPr>
-      <w:r>
-        <w:rPr>
-          <w:lang w:val="ar_AE" w:bidi="ar_AE"/>
-        </w:rPr>
-      </w:r>
-      <w:r>
-        <w:rPr>
-          <w:b/>
-          <w:lang w:val="ar_AE" w:bidi="ar_AE"/>
-        </w:rPr>
         <w:t>"كَأَخٍ"</w:t>
       </w:r>
     </w:p>
@@ -22622,23 +19528,6 @@
           <w:b/>
           <w:lang w:val="ar_AE" w:bidi="ar_AE"/>
         </w:rPr>
-        <w:t>δὲ</w:t>
-      </w:r>
-    </w:p>
-    <w:p>
-      <w:pPr>
-        <w:bidi/>
-      </w:pPr>
-      <w:r>
-        <w:rPr>
-          <w:lang w:val="ar_AE" w:bidi="ar_AE"/>
-        </w:rPr>
-      </w:r>
-      <w:r>
-        <w:rPr>
-          <w:b/>
-          <w:lang w:val="ar_AE" w:bidi="ar_AE"/>
-        </w:rPr>
         <w:t>"وَ"</w:t>
       </w:r>
     </w:p>
@@ -22744,23 +19633,6 @@
           <w:b/>
           <w:lang w:val="ar_AE" w:bidi="ar_AE"/>
         </w:rPr>
-        <w:t>αὐτὸς &amp; ὁ Κύριος τῆς εἰρήνης, δῴη ὑμῖν</w:t>
-      </w:r>
-    </w:p>
-    <w:p>
-      <w:pPr>
-        <w:bidi/>
-      </w:pPr>
-      <w:r>
-        <w:rPr>
-          <w:lang w:val="ar_AE" w:bidi="ar_AE"/>
-        </w:rPr>
-      </w:r>
-      <w:r>
-        <w:rPr>
-          <w:b/>
-          <w:lang w:val="ar_AE" w:bidi="ar_AE"/>
-        </w:rPr>
         <w:t>"وَرَبُّ السَّلاَمِ نَفْسُهُ يُعْطِيكُمُ السَّلاَمَ"</w:t>
       </w:r>
     </w:p>
@@ -22853,23 +19725,6 @@
           <w:b/>
           <w:lang w:val="ar_AE" w:bidi="ar_AE"/>
         </w:rPr>
-        <w:t>αὐτὸς &amp; ὁ Κύριος τῆς εἰρήνης</w:t>
-      </w:r>
-    </w:p>
-    <w:p>
-      <w:pPr>
-        <w:bidi/>
-      </w:pPr>
-      <w:r>
-        <w:rPr>
-          <w:lang w:val="ar_AE" w:bidi="ar_AE"/>
-        </w:rPr>
-      </w:r>
-      <w:r>
-        <w:rPr>
-          <w:b/>
-          <w:lang w:val="ar_AE" w:bidi="ar_AE"/>
-        </w:rPr>
         <w:t>"رَبُّ السَّلاَمِ نَفْسُهُ"</w:t>
       </w:r>
     </w:p>
@@ -22975,23 +19830,6 @@
           <w:b/>
           <w:lang w:val="ar_AE" w:bidi="ar_AE"/>
         </w:rPr>
-        <w:t>ὁ ἀσπασμὸς τῇ ἐμῇ χειρὶ, Παύλου, ὅ ἐστιν σημεῖον ἐν πάσῃ ἐπιστολῇ, οὕτως γράφω</w:t>
-      </w:r>
-    </w:p>
-    <w:p>
-      <w:pPr>
-        <w:bidi/>
-      </w:pPr>
-      <w:r>
-        <w:rPr>
-          <w:lang w:val="ar_AE" w:bidi="ar_AE"/>
-        </w:rPr>
-      </w:r>
-      <w:r>
-        <w:rPr>
-          <w:b/>
-          <w:lang w:val="ar_AE" w:bidi="ar_AE"/>
-        </w:rPr>
         <w:t>"اَلسَّلاَمُ بِيَدِي أَنَا بُولُسَ، الَّذِي هُوَ عَلاَمَةٌ فِي كُلِّ رِسَالَةٍ. هكَذَا أَنَا أَكْتُبُ."</w:t>
       </w:r>
     </w:p>
@@ -23062,23 +19900,6 @@
           <w:b/>
           <w:lang w:val="ar_AE" w:bidi="ar_AE"/>
         </w:rPr>
-        <w:t>τῇ ἐμῇ χειρὶ</w:t>
-      </w:r>
-    </w:p>
-    <w:p>
-      <w:pPr>
-        <w:bidi/>
-      </w:pPr>
-      <w:r>
-        <w:rPr>
-          <w:lang w:val="ar_AE" w:bidi="ar_AE"/>
-        </w:rPr>
-      </w:r>
-      <w:r>
-        <w:rPr>
-          <w:b/>
-          <w:lang w:val="ar_AE" w:bidi="ar_AE"/>
-        </w:rPr>
         <w:t>"بِيَدِي"</w:t>
       </w:r>
     </w:p>
@@ -23184,23 +20005,6 @@
           <w:b/>
           <w:lang w:val="ar_AE" w:bidi="ar_AE"/>
         </w:rPr>
-        <w:t>οὕτως γράφω</w:t>
-      </w:r>
-    </w:p>
-    <w:p>
-      <w:pPr>
-        <w:bidi/>
-      </w:pPr>
-      <w:r>
-        <w:rPr>
-          <w:lang w:val="ar_AE" w:bidi="ar_AE"/>
-        </w:rPr>
-      </w:r>
-      <w:r>
-        <w:rPr>
-          <w:b/>
-          <w:lang w:val="ar_AE" w:bidi="ar_AE"/>
-        </w:rPr>
         <w:t>"هكَذَا أَنَا أَكْتُبُ"</w:t>
       </w:r>
     </w:p>
@@ -23277,23 +20081,6 @@
         <w:rPr>
           <w:lang w:val="ar_AE" w:bidi="ar_AE"/>
         </w:rPr>
-      </w:r>
-    </w:p>
-    <w:p>
-      <w:pPr>
-        <w:bidi/>
-      </w:pPr>
-      <w:r>
-        <w:rPr>
-          <w:lang w:val="ar_AE" w:bidi="ar_AE"/>
-        </w:rPr>
-      </w:r>
-      <w:r>
-        <w:rPr>
-          <w:b/>
-          <w:lang w:val="ar_AE" w:bidi="ar_AE"/>
-        </w:rPr>
-        <w:t>ἡ χάρις τοῦ Κυρίου ἡμῶν, Ἰησοῦ Χριστοῦ, μετὰ πάντων ὑμῶν</w:t>
       </w:r>
     </w:p>
     <w:p>

--- a/arb/docx/53.content.docx
+++ b/arb/docx/53.content.docx
@@ -32,16 +32,51 @@
     </w:p>
     <w:p>
       <w:pPr>
-        <w:bidi/>
-      </w:pPr>
-      <w:r>
-        <w:rPr>
-          <w:lang w:val="ar_AE" w:bidi="ar_AE"/>
-        </w:rPr>
-      </w:r>
-      <w:r>
-        <w:rPr>
-          <w:b/>
+        <w:pStyle w:val="Heading2"/>
+        <w:bidi/>
+      </w:pPr>
+      <w:r>
+        <w:rPr>
+          <w:lang w:val="ar_AE" w:bidi="ar_AE"/>
+        </w:rPr>
+        <w:t>License Information</w:t>
+      </w:r>
+      <w:r>
+        <w:rPr>
+          <w:lang w:val="ar_AE" w:bidi="ar_AE"/>
+        </w:rPr>
+      </w:r>
+    </w:p>
+    <w:p>
+      <w:pPr>
+        <w:bidi/>
+      </w:pPr>
+      <w:r>
+        <w:rPr>
+          <w:lang w:val="ar_AE" w:bidi="ar_AE"/>
+        </w:rPr>
+      </w:r>
+      <w:r>
+        <w:rPr>
+          <w:b/>
+          <w:lang w:val="ar_AE" w:bidi="ar_AE"/>
+        </w:rPr>
+        <w:t>ملاحظات الترجمة (كلمة متكشفة)</w:t>
+      </w:r>
+      <w:r>
+        <w:rPr>
+          <w:lang w:val="ar_AE" w:bidi="ar_AE"/>
+        </w:rPr>
+        <w:t xml:space="preserve"> (Arabic) is based on</w:t>
+      </w:r>
+      <w:r>
+        <w:rPr>
+          <w:lang w:val="ar_AE" w:bidi="ar_AE"/>
+        </w:rPr>
+        <w:t xml:space="preserve">: </w:t>
+      </w:r>
+      <w:r>
+        <w:rPr>
           <w:lang w:val="ar_AE" w:bidi="ar_AE"/>
         </w:rPr>
         <w:t>unfoldingWord® Translation Notes</w:t>
@@ -50,31 +85,64 @@
         <w:rPr>
           <w:lang w:val="ar_AE" w:bidi="ar_AE"/>
         </w:rPr>
-        <w:t xml:space="preserve"> © 2022 unfoldingWord. Released under CC BY-SA 4.0 license. </w:t>
-      </w:r>
-      <w:r>
-        <w:rPr>
-          <w:lang w:val="ar_AE" w:bidi="ar_AE"/>
-        </w:rPr>
-        <w:t>unfoldingWord® Translation Notes</w:t>
-      </w:r>
-      <w:r>
-        <w:rPr>
-          <w:lang w:val="ar_AE" w:bidi="ar_AE"/>
-        </w:rPr>
-        <w:t xml:space="preserve"> has been adapted in the following languages: Tok Pisin, Arabic (عربي), French (Français), Hindi (हिंदी), Indonesian (Bahasa Indonesia), Portuguese (Português), Russian (Русский), Spanish (Español), Swahili (Kiswahili), and Simplified Chinese (简体中文) from </w:t>
-      </w:r>
-      <w:r>
-        <w:rPr>
-          <w:lang w:val="ar_AE" w:bidi="ar_AE"/>
-        </w:rPr>
-        <w:t>unfoldingWord® Translation Notes</w:t>
-      </w:r>
-      <w:r>
-        <w:rPr>
-          <w:lang w:val="ar_AE" w:bidi="ar_AE"/>
-        </w:rPr>
-        <w:t xml:space="preserve"> © 2022 unfoldingWord. Released under CC BY-SA 4.0 license by Mission Mutual</w:t>
+        <w:t xml:space="preserve">, </w:t>
+      </w:r>
+      <w:hyperlink r:id="rId13">
+        <w:r>
+          <w:rPr>
+            <w:lang w:val="ar_AE" w:bidi="ar_AE"/>
+          </w:rPr>
+          <w:rPr>
+            <w:color w:val="0000EE"/>
+            <w:u w:val="single"/>
+          </w:rPr>
+          <w:t>unfoldingWord</w:t>
+        </w:r>
+      </w:hyperlink>
+      <w:r>
+        <w:rPr>
+          <w:lang w:val="ar_AE" w:bidi="ar_AE"/>
+        </w:rPr>
+        <w:t xml:space="preserve">, 2022, which is licensed under a </w:t>
+      </w:r>
+      <w:hyperlink r:id="rId14">
+        <w:r>
+          <w:rPr>
+            <w:lang w:val="ar_AE" w:bidi="ar_AE"/>
+          </w:rPr>
+          <w:rPr>
+            <w:color w:val="0000EE"/>
+            <w:u w:val="single"/>
+          </w:rPr>
+          <w:t>CC BY-SA 4.0 license</w:t>
+        </w:r>
+      </w:hyperlink>
+      <w:r>
+        <w:rPr>
+          <w:lang w:val="ar_AE" w:bidi="ar_AE"/>
+        </w:rPr>
+        <w:t>.</w:t>
+      </w:r>
+      <w:r>
+        <w:rPr>
+          <w:lang w:val="ar_AE" w:bidi="ar_AE"/>
+        </w:rPr>
+      </w:r>
+    </w:p>
+    <w:p>
+      <w:pPr>
+        <w:bidi/>
+      </w:pPr>
+      <w:r>
+        <w:rPr>
+          <w:lang w:val="ar_AE" w:bidi="ar_AE"/>
+        </w:rPr>
+      </w:r>
+      <w:r>
+        <w:rPr>
+          <w:lang w:val="ar_AE" w:bidi="ar_AE"/>
+        </w:rPr>
+        <w:t>This PDF version is provided under the same license.</w:t>
       </w:r>
       <w:r>
         <w:rPr>
@@ -248,6 +316,23 @@
           <w:b/>
           <w:lang w:val="ar_AE" w:bidi="ar_AE"/>
         </w:rPr>
+        <w:t>Σιλουανὸς</w:t>
+      </w:r>
+    </w:p>
+    <w:p>
+      <w:pPr>
+        <w:bidi/>
+      </w:pPr>
+      <w:r>
+        <w:rPr>
+          <w:lang w:val="ar_AE" w:bidi="ar_AE"/>
+        </w:rPr>
+      </w:r>
+      <w:r>
+        <w:rPr>
+          <w:b/>
+          <w:lang w:val="ar_AE" w:bidi="ar_AE"/>
+        </w:rPr>
         <w:t>"سِلْوَانُسُ"</w:t>
       </w:r>
     </w:p>
@@ -360,6 +445,23 @@
           <w:b/>
           <w:lang w:val="ar_AE" w:bidi="ar_AE"/>
         </w:rPr>
+        <w:t>Παῦλος, καὶ Σιλουανὸς, καὶ Τιμόθεος; τῇ ἐκκλησίᾳ</w:t>
+      </w:r>
+    </w:p>
+    <w:p>
+      <w:pPr>
+        <w:bidi/>
+      </w:pPr>
+      <w:r>
+        <w:rPr>
+          <w:lang w:val="ar_AE" w:bidi="ar_AE"/>
+        </w:rPr>
+      </w:r>
+      <w:r>
+        <w:rPr>
+          <w:b/>
+          <w:lang w:val="ar_AE" w:bidi="ar_AE"/>
+        </w:rPr>
         <w:t>"بُولُسُ وَسِلْوَانُسُ وَتِيمُوثَاوُسُ، إِلَى كَنِيسَةِ"</w:t>
       </w:r>
     </w:p>
@@ -452,6 +554,23 @@
           <w:b/>
           <w:lang w:val="ar_AE" w:bidi="ar_AE"/>
         </w:rPr>
+        <w:t>Παῦλος, καὶ Σιλουανὸς, καὶ Τιμόθεος</w:t>
+      </w:r>
+    </w:p>
+    <w:p>
+      <w:pPr>
+        <w:bidi/>
+      </w:pPr>
+      <w:r>
+        <w:rPr>
+          <w:lang w:val="ar_AE" w:bidi="ar_AE"/>
+        </w:rPr>
+      </w:r>
+      <w:r>
+        <w:rPr>
+          <w:b/>
+          <w:lang w:val="ar_AE" w:bidi="ar_AE"/>
+        </w:rPr>
         <w:t>"بُولُسُ وَسِلْوَانُسُ وَتِيمُوثَاوُسُ"</w:t>
       </w:r>
     </w:p>
@@ -570,6 +689,23 @@
           <w:b/>
           <w:lang w:val="ar_AE" w:bidi="ar_AE"/>
         </w:rPr>
+        <w:t>ἐν Θεῷ Πατρὶ ἡμῶν καὶ Κυρίῳ Ἰησοῦ Χριστῷ</w:t>
+      </w:r>
+    </w:p>
+    <w:p>
+      <w:pPr>
+        <w:bidi/>
+      </w:pPr>
+      <w:r>
+        <w:rPr>
+          <w:lang w:val="ar_AE" w:bidi="ar_AE"/>
+        </w:rPr>
+      </w:r>
+      <w:r>
+        <w:rPr>
+          <w:b/>
+          <w:lang w:val="ar_AE" w:bidi="ar_AE"/>
+        </w:rPr>
         <w:t>"فِي اللهِ أَبِينَا وَالرَّبِّ يَسُوعَ الْمَسِيحِ"</w:t>
       </w:r>
     </w:p>
@@ -662,6 +798,23 @@
           <w:b/>
           <w:lang w:val="ar_AE" w:bidi="ar_AE"/>
         </w:rPr>
+        <w:t>χάρις ὑμῖν καὶ εἰρήνη ἀπὸ Θεοῦ Πατρὸς καὶ Κυρίου Ἰησοῦ Χριστοῦ</w:t>
+      </w:r>
+    </w:p>
+    <w:p>
+      <w:pPr>
+        <w:bidi/>
+      </w:pPr>
+      <w:r>
+        <w:rPr>
+          <w:lang w:val="ar_AE" w:bidi="ar_AE"/>
+        </w:rPr>
+      </w:r>
+      <w:r>
+        <w:rPr>
+          <w:b/>
+          <w:lang w:val="ar_AE" w:bidi="ar_AE"/>
+        </w:rPr>
         <w:t>"نِعْمَةٌ لَكُمْ وَسَلاَمٌ مِنَ اللهِ أَبِينَا وَالرَّبِّ يَسُوعَ الْمَسِيحِ"</w:t>
       </w:r>
     </w:p>
@@ -754,6 +907,23 @@
           <w:b/>
           <w:lang w:val="ar_AE" w:bidi="ar_AE"/>
         </w:rPr>
+        <w:t>χάρις ὑμῖν καὶ εἰρήνη ἀπὸ Θεοῦ Πατρὸς καὶ Κυρίου Ἰησοῦ Χριστοῦ</w:t>
+      </w:r>
+    </w:p>
+    <w:p>
+      <w:pPr>
+        <w:bidi/>
+      </w:pPr>
+      <w:r>
+        <w:rPr>
+          <w:lang w:val="ar_AE" w:bidi="ar_AE"/>
+        </w:rPr>
+      </w:r>
+      <w:r>
+        <w:rPr>
+          <w:b/>
+          <w:lang w:val="ar_AE" w:bidi="ar_AE"/>
+        </w:rPr>
         <w:t>"نِعْمَةٌ لَكُمْ وَسَلاَمٌ مِنَ اللهِ أَبِينَا وَالرَّبِّ يَسُوعَ الْمَسِيحِ"</w:t>
       </w:r>
     </w:p>
@@ -958,6 +1128,23 @@
           <w:b/>
           <w:lang w:val="ar_AE" w:bidi="ar_AE"/>
         </w:rPr>
+        <w:t>εὐχαριστεῖν ὀφείλομεν &amp; πάντοτε</w:t>
+      </w:r>
+    </w:p>
+    <w:p>
+      <w:pPr>
+        <w:bidi/>
+      </w:pPr>
+      <w:r>
+        <w:rPr>
+          <w:lang w:val="ar_AE" w:bidi="ar_AE"/>
+        </w:rPr>
+      </w:r>
+      <w:r>
+        <w:rPr>
+          <w:b/>
+          <w:lang w:val="ar_AE" w:bidi="ar_AE"/>
+        </w:rPr>
         <w:t>"يَنْبَغِي لَنَا أَنْ نَشْكُرَ اللهَ كُلَّ حِينٍ"</w:t>
       </w:r>
     </w:p>
@@ -1067,6 +1254,23 @@
           <w:b/>
           <w:lang w:val="ar_AE" w:bidi="ar_AE"/>
         </w:rPr>
+        <w:t>εὐχαριστεῖν ὀφείλομεν τῷ Θεῷ πάντοτε</w:t>
+      </w:r>
+    </w:p>
+    <w:p>
+      <w:pPr>
+        <w:bidi/>
+      </w:pPr>
+      <w:r>
+        <w:rPr>
+          <w:lang w:val="ar_AE" w:bidi="ar_AE"/>
+        </w:rPr>
+      </w:r>
+      <w:r>
+        <w:rPr>
+          <w:b/>
+          <w:lang w:val="ar_AE" w:bidi="ar_AE"/>
+        </w:rPr>
         <w:t>"يَنْبَغِي لَنَا أَنْ نَشْكُرَ اللهَ كُلَّ حِينٍ"</w:t>
       </w:r>
     </w:p>
@@ -1172,6 +1376,23 @@
           <w:b/>
           <w:lang w:val="ar_AE" w:bidi="ar_AE"/>
         </w:rPr>
+        <w:t>εὐχαριστεῖν ὀφείλομεν τῷ Θεῷ πάντοτε περὶ ὑμῶν, ἀδελφοί</w:t>
+      </w:r>
+    </w:p>
+    <w:p>
+      <w:pPr>
+        <w:bidi/>
+      </w:pPr>
+      <w:r>
+        <w:rPr>
+          <w:lang w:val="ar_AE" w:bidi="ar_AE"/>
+        </w:rPr>
+      </w:r>
+      <w:r>
+        <w:rPr>
+          <w:b/>
+          <w:lang w:val="ar_AE" w:bidi="ar_AE"/>
+        </w:rPr>
         <w:t>"يَنْبَغِي لَنَا أَنْ نَشْكُرَ اللهَ كُلَّ حِينٍ مِنْ جِهَتِكُمْ أَيُّهَا الإِخْوَةُ"</w:t>
       </w:r>
     </w:p>
@@ -1264,6 +1485,23 @@
           <w:b/>
           <w:lang w:val="ar_AE" w:bidi="ar_AE"/>
         </w:rPr>
+        <w:t>ἀδελφοί</w:t>
+      </w:r>
+    </w:p>
+    <w:p>
+      <w:pPr>
+        <w:bidi/>
+      </w:pPr>
+      <w:r>
+        <w:rPr>
+          <w:lang w:val="ar_AE" w:bidi="ar_AE"/>
+        </w:rPr>
+      </w:r>
+      <w:r>
+        <w:rPr>
+          <w:b/>
+          <w:lang w:val="ar_AE" w:bidi="ar_AE"/>
+        </w:rPr>
         <w:t>"الإِخْوَةُ"</w:t>
       </w:r>
     </w:p>
@@ -1369,6 +1607,23 @@
           <w:b/>
           <w:lang w:val="ar_AE" w:bidi="ar_AE"/>
         </w:rPr>
+        <w:t>καθὼς ἄξιόν ἐστιν</w:t>
+      </w:r>
+    </w:p>
+    <w:p>
+      <w:pPr>
+        <w:bidi/>
+      </w:pPr>
+      <w:r>
+        <w:rPr>
+          <w:lang w:val="ar_AE" w:bidi="ar_AE"/>
+        </w:rPr>
+      </w:r>
+      <w:r>
+        <w:rPr>
+          <w:b/>
+          <w:lang w:val="ar_AE" w:bidi="ar_AE"/>
+        </w:rPr>
         <w:t>"كَمَا يَحِقُّ"</w:t>
       </w:r>
     </w:p>
@@ -1487,6 +1742,23 @@
           <w:b/>
           <w:lang w:val="ar_AE" w:bidi="ar_AE"/>
         </w:rPr>
+        <w:t>ὑπεραυξάνει ἡ πίστις ὑμῶν</w:t>
+      </w:r>
+    </w:p>
+    <w:p>
+      <w:pPr>
+        <w:bidi/>
+      </w:pPr>
+      <w:r>
+        <w:rPr>
+          <w:lang w:val="ar_AE" w:bidi="ar_AE"/>
+        </w:rPr>
+      </w:r>
+      <w:r>
+        <w:rPr>
+          <w:b/>
+          <w:lang w:val="ar_AE" w:bidi="ar_AE"/>
+        </w:rPr>
         <w:t>"إِيمَانَكُمْ يَنْمُو كَثِيرًا"</w:t>
       </w:r>
     </w:p>
@@ -1592,6 +1864,23 @@
           <w:b/>
           <w:lang w:val="ar_AE" w:bidi="ar_AE"/>
         </w:rPr>
+        <w:t>πλεονάζει ἡ ἀγάπη ἑνὸς ἑκάστου, πάντων ὑμῶν, εἰς ἀλλήλους</w:t>
+      </w:r>
+    </w:p>
+    <w:p>
+      <w:pPr>
+        <w:bidi/>
+      </w:pPr>
+      <w:r>
+        <w:rPr>
+          <w:lang w:val="ar_AE" w:bidi="ar_AE"/>
+        </w:rPr>
+      </w:r>
+      <w:r>
+        <w:rPr>
+          <w:b/>
+          <w:lang w:val="ar_AE" w:bidi="ar_AE"/>
+        </w:rPr>
         <w:t>"وَمَحَبَّةُ كُلِّ وَاحِدٍ مِنْكُمْ جَمِيعًا بَعْضِكُمْ لِبَعْضٍ تَزْدَادُ"</w:t>
       </w:r>
     </w:p>
@@ -1697,6 +1986,23 @@
           <w:b/>
           <w:lang w:val="ar_AE" w:bidi="ar_AE"/>
         </w:rPr>
+        <w:t>ἀλλήλους</w:t>
+      </w:r>
+    </w:p>
+    <w:p>
+      <w:pPr>
+        <w:bidi/>
+      </w:pPr>
+      <w:r>
+        <w:rPr>
+          <w:lang w:val="ar_AE" w:bidi="ar_AE"/>
+        </w:rPr>
+      </w:r>
+      <w:r>
+        <w:rPr>
+          <w:b/>
+          <w:lang w:val="ar_AE" w:bidi="ar_AE"/>
+        </w:rPr>
         <w:t>"بَعْضِكُمْ لِبَعْضٍ"</w:t>
       </w:r>
     </w:p>
@@ -1802,6 +2108,23 @@
           <w:b/>
           <w:lang w:val="ar_AE" w:bidi="ar_AE"/>
         </w:rPr>
+        <w:t>αὐτοὺς ἡμᾶς</w:t>
+      </w:r>
+    </w:p>
+    <w:p>
+      <w:pPr>
+        <w:bidi/>
+      </w:pPr>
+      <w:r>
+        <w:rPr>
+          <w:lang w:val="ar_AE" w:bidi="ar_AE"/>
+        </w:rPr>
+      </w:r>
+      <w:r>
+        <w:rPr>
+          <w:b/>
+          <w:lang w:val="ar_AE" w:bidi="ar_AE"/>
+        </w:rPr>
         <w:t>"نَحْنُ أَنْفُسَنَا"</w:t>
       </w:r>
     </w:p>
@@ -1920,6 +2243,23 @@
           <w:b/>
           <w:lang w:val="ar_AE" w:bidi="ar_AE"/>
         </w:rPr>
+        <w:t>τῆς ὑπομονῆς ὑμῶν, καὶ πίστεως</w:t>
+      </w:r>
+    </w:p>
+    <w:p>
+      <w:pPr>
+        <w:bidi/>
+      </w:pPr>
+      <w:r>
+        <w:rPr>
+          <w:lang w:val="ar_AE" w:bidi="ar_AE"/>
+        </w:rPr>
+      </w:r>
+      <w:r>
+        <w:rPr>
+          <w:b/>
+          <w:lang w:val="ar_AE" w:bidi="ar_AE"/>
+        </w:rPr>
         <w:t>"صَبْرِكُمْ وَإِيمَانِكُمْ"</w:t>
       </w:r>
     </w:p>
@@ -2038,6 +2378,23 @@
           <w:b/>
           <w:lang w:val="ar_AE" w:bidi="ar_AE"/>
         </w:rPr>
+        <w:t>ἐν πᾶσιν τοῖς διωγμοῖς ὑμῶν, καὶ ταῖς θλίψεσιν</w:t>
+      </w:r>
+    </w:p>
+    <w:p>
+      <w:pPr>
+        <w:bidi/>
+      </w:pPr>
+      <w:r>
+        <w:rPr>
+          <w:lang w:val="ar_AE" w:bidi="ar_AE"/>
+        </w:rPr>
+      </w:r>
+      <w:r>
+        <w:rPr>
+          <w:b/>
+          <w:lang w:val="ar_AE" w:bidi="ar_AE"/>
+        </w:rPr>
         <w:t>"فِي جَمِيعِ اضْطِهَادَاتِكُمْ وَالضِّيقَاتِ"</w:t>
       </w:r>
     </w:p>
@@ -2143,6 +2500,23 @@
           <w:b/>
           <w:lang w:val="ar_AE" w:bidi="ar_AE"/>
         </w:rPr>
+        <w:t>πίστεως ἐν πᾶσιν τοῖς διωγμοῖς ὑμῶν</w:t>
+      </w:r>
+    </w:p>
+    <w:p>
+      <w:pPr>
+        <w:bidi/>
+      </w:pPr>
+      <w:r>
+        <w:rPr>
+          <w:lang w:val="ar_AE" w:bidi="ar_AE"/>
+        </w:rPr>
+      </w:r>
+      <w:r>
+        <w:rPr>
+          <w:b/>
+          <w:lang w:val="ar_AE" w:bidi="ar_AE"/>
+        </w:rPr>
         <w:t>"إِيمَانِكُمْ فِي جَمِيعِ اضْطِهَادَاتِكُمْ"</w:t>
       </w:r>
     </w:p>
@@ -2248,6 +2622,23 @@
           <w:b/>
           <w:lang w:val="ar_AE" w:bidi="ar_AE"/>
         </w:rPr>
+        <w:t>ἔνδειγμα τῆς δικαίας κρίσεως τοῦ Θεοῦ, εἰς τὸ καταξιωθῆναι ὑμᾶς</w:t>
+      </w:r>
+    </w:p>
+    <w:p>
+      <w:pPr>
+        <w:bidi/>
+      </w:pPr>
+      <w:r>
+        <w:rPr>
+          <w:lang w:val="ar_AE" w:bidi="ar_AE"/>
+        </w:rPr>
+      </w:r>
+      <w:r>
+        <w:rPr>
+          <w:b/>
+          <w:lang w:val="ar_AE" w:bidi="ar_AE"/>
+        </w:rPr>
         <w:t>"بَيِّنَةً عَلَى قَضَاءِ اللهِ الْعَادِلِ، أَنَّكُمْ تُؤَهَّلُونَ"</w:t>
       </w:r>
     </w:p>
@@ -2347,6 +2738,23 @@
           <w:b/>
           <w:lang w:val="ar_AE" w:bidi="ar_AE"/>
         </w:rPr>
+        <w:t>εἰς τὸ καταξιωθῆναι ὑμᾶς τῆς Βασιλείας τοῦ Θεοῦ</w:t>
+      </w:r>
+    </w:p>
+    <w:p>
+      <w:pPr>
+        <w:bidi/>
+      </w:pPr>
+      <w:r>
+        <w:rPr>
+          <w:lang w:val="ar_AE" w:bidi="ar_AE"/>
+        </w:rPr>
+      </w:r>
+      <w:r>
+        <w:rPr>
+          <w:b/>
+          <w:lang w:val="ar_AE" w:bidi="ar_AE"/>
+        </w:rPr>
         <w:t>"أَنَّكُمْ تُؤَهَّلُونَ لِمَلَكُوتِ اللهِ"</w:t>
       </w:r>
     </w:p>
@@ -2439,6 +2847,23 @@
           <w:b/>
           <w:lang w:val="ar_AE" w:bidi="ar_AE"/>
         </w:rPr>
+        <w:t>ὑπὲρ ἧς καὶ πάσχετε</w:t>
+      </w:r>
+    </w:p>
+    <w:p>
+      <w:pPr>
+        <w:bidi/>
+      </w:pPr>
+      <w:r>
+        <w:rPr>
+          <w:lang w:val="ar_AE" w:bidi="ar_AE"/>
+        </w:rPr>
+      </w:r>
+      <w:r>
+        <w:rPr>
+          <w:b/>
+          <w:lang w:val="ar_AE" w:bidi="ar_AE"/>
+        </w:rPr>
         <w:t>"الَّذِي لأَجْلِهِ تَتَأَلَّمُونَ أَيْضًا"</w:t>
       </w:r>
     </w:p>
@@ -2544,6 +2969,23 @@
           <w:b/>
           <w:lang w:val="ar_AE" w:bidi="ar_AE"/>
         </w:rPr>
+        <w:t>εἴπερ δίκαιον παρὰ Θεῷ</w:t>
+      </w:r>
+    </w:p>
+    <w:p>
+      <w:pPr>
+        <w:bidi/>
+      </w:pPr>
+      <w:r>
+        <w:rPr>
+          <w:lang w:val="ar_AE" w:bidi="ar_AE"/>
+        </w:rPr>
+      </w:r>
+      <w:r>
+        <w:rPr>
+          <w:b/>
+          <w:lang w:val="ar_AE" w:bidi="ar_AE"/>
+        </w:rPr>
         <w:t>"إِذْ هُوَ عَادِلٌ عِنْدَ اللهِ"</w:t>
       </w:r>
     </w:p>
@@ -2636,6 +3078,23 @@
           <w:b/>
           <w:lang w:val="ar_AE" w:bidi="ar_AE"/>
         </w:rPr>
+        <w:t>παρὰ Θεῷ, ἀνταποδοῦναι τοῖς θλίβουσιν ὑμᾶς θλῖψιν</w:t>
+      </w:r>
+    </w:p>
+    <w:p>
+      <w:pPr>
+        <w:bidi/>
+      </w:pPr>
+      <w:r>
+        <w:rPr>
+          <w:lang w:val="ar_AE" w:bidi="ar_AE"/>
+        </w:rPr>
+      </w:r>
+      <w:r>
+        <w:rPr>
+          <w:b/>
+          <w:lang w:val="ar_AE" w:bidi="ar_AE"/>
+        </w:rPr>
         <w:t>"أَنَّ الَّذِينَ يُضَايِقُونَكُمْ يُجَازِيهِمْ ضِيقًا"</w:t>
       </w:r>
     </w:p>
@@ -2741,6 +3200,23 @@
           <w:b/>
           <w:lang w:val="ar_AE" w:bidi="ar_AE"/>
         </w:rPr>
+        <w:t>ἀνταποδοῦναι τοῖς θλίβουσιν ὑμᾶς θλῖψιν</w:t>
+      </w:r>
+    </w:p>
+    <w:p>
+      <w:pPr>
+        <w:bidi/>
+      </w:pPr>
+      <w:r>
+        <w:rPr>
+          <w:lang w:val="ar_AE" w:bidi="ar_AE"/>
+        </w:rPr>
+      </w:r>
+      <w:r>
+        <w:rPr>
+          <w:b/>
+          <w:lang w:val="ar_AE" w:bidi="ar_AE"/>
+        </w:rPr>
         <w:t>"الَّذِينَ يُضَايِقُونَكُمْ يُجَازِيهِمْ ضِيقًا"</w:t>
       </w:r>
     </w:p>
@@ -2846,6 +3322,23 @@
           <w:b/>
           <w:lang w:val="ar_AE" w:bidi="ar_AE"/>
         </w:rPr>
+        <w:t>καὶ ὑμῖν &amp; ἄνεσιν</w:t>
+      </w:r>
+    </w:p>
+    <w:p>
+      <w:pPr>
+        <w:bidi/>
+      </w:pPr>
+      <w:r>
+        <w:rPr>
+          <w:lang w:val="ar_AE" w:bidi="ar_AE"/>
+        </w:rPr>
+      </w:r>
+      <w:r>
+        <w:rPr>
+          <w:b/>
+          <w:lang w:val="ar_AE" w:bidi="ar_AE"/>
+        </w:rPr>
         <w:t>"وَإِيَّاكُمُ ... رَاحَةً"</w:t>
       </w:r>
     </w:p>
@@ -2951,6 +3444,23 @@
           <w:b/>
           <w:lang w:val="ar_AE" w:bidi="ar_AE"/>
         </w:rPr>
+        <w:t>καὶ ὑμῖν τοῖς θλιβομένοις, ἄνεσιν μεθ’ ἡμῶν</w:t>
+      </w:r>
+    </w:p>
+    <w:p>
+      <w:pPr>
+        <w:bidi/>
+      </w:pPr>
+      <w:r>
+        <w:rPr>
+          <w:lang w:val="ar_AE" w:bidi="ar_AE"/>
+        </w:rPr>
+      </w:r>
+      <w:r>
+        <w:rPr>
+          <w:b/>
+          <w:lang w:val="ar_AE" w:bidi="ar_AE"/>
+        </w:rPr>
         <w:t>"وَإِيَّاكُمُ الَّذِينَ تَتَضَايَقُونَ رَاحَةً مَعَنَا"</w:t>
       </w:r>
     </w:p>
@@ -3069,6 +3579,23 @@
           <w:b/>
           <w:lang w:val="ar_AE" w:bidi="ar_AE"/>
         </w:rPr>
+        <w:t>ὑμῖν &amp; ἄνεσιν</w:t>
+      </w:r>
+    </w:p>
+    <w:p>
+      <w:pPr>
+        <w:bidi/>
+      </w:pPr>
+      <w:r>
+        <w:rPr>
+          <w:lang w:val="ar_AE" w:bidi="ar_AE"/>
+        </w:rPr>
+      </w:r>
+      <w:r>
+        <w:rPr>
+          <w:b/>
+          <w:lang w:val="ar_AE" w:bidi="ar_AE"/>
+        </w:rPr>
         <w:t>"رَاحَةً"</w:t>
       </w:r>
     </w:p>
@@ -3174,6 +3701,23 @@
           <w:b/>
           <w:lang w:val="ar_AE" w:bidi="ar_AE"/>
         </w:rPr>
+        <w:t>τοῖς θλιβομένοις</w:t>
+      </w:r>
+    </w:p>
+    <w:p>
+      <w:pPr>
+        <w:bidi/>
+      </w:pPr>
+      <w:r>
+        <w:rPr>
+          <w:lang w:val="ar_AE" w:bidi="ar_AE"/>
+        </w:rPr>
+      </w:r>
+      <w:r>
+        <w:rPr>
+          <w:b/>
+          <w:lang w:val="ar_AE" w:bidi="ar_AE"/>
+        </w:rPr>
         <w:t>"الَّذِينَ تَتَضَايَقُونَ"</w:t>
       </w:r>
     </w:p>
@@ -3266,6 +3810,23 @@
           <w:b/>
           <w:lang w:val="ar_AE" w:bidi="ar_AE"/>
         </w:rPr>
+        <w:t>ἐν τῇ ἀποκαλύψει τοῦ Κυρίου Ἰησοῦ</w:t>
+      </w:r>
+    </w:p>
+    <w:p>
+      <w:pPr>
+        <w:bidi/>
+      </w:pPr>
+      <w:r>
+        <w:rPr>
+          <w:lang w:val="ar_AE" w:bidi="ar_AE"/>
+        </w:rPr>
+      </w:r>
+      <w:r>
+        <w:rPr>
+          <w:b/>
+          <w:lang w:val="ar_AE" w:bidi="ar_AE"/>
+        </w:rPr>
         <w:t>"عِنْدَ اسْتِعْلاَنِ الرَّبِّ يَسُوعَ"</w:t>
       </w:r>
     </w:p>
@@ -3371,6 +3932,23 @@
           <w:b/>
           <w:lang w:val="ar_AE" w:bidi="ar_AE"/>
         </w:rPr>
+        <w:t>διδόντος ἐκδίκησιν τοῖς</w:t>
+      </w:r>
+    </w:p>
+    <w:p>
+      <w:pPr>
+        <w:bidi/>
+      </w:pPr>
+      <w:r>
+        <w:rPr>
+          <w:lang w:val="ar_AE" w:bidi="ar_AE"/>
+        </w:rPr>
+      </w:r>
+      <w:r>
+        <w:rPr>
+          <w:b/>
+          <w:lang w:val="ar_AE" w:bidi="ar_AE"/>
+        </w:rPr>
         <w:t>"نَقْمَةً لِلَّذِينَ"</w:t>
       </w:r>
     </w:p>
@@ -3476,6 +4054,23 @@
           <w:b/>
           <w:lang w:val="ar_AE" w:bidi="ar_AE"/>
         </w:rPr>
+        <w:t>τοῖς μὴ εἰδόσι Θεὸν</w:t>
+      </w:r>
+    </w:p>
+    <w:p>
+      <w:pPr>
+        <w:bidi/>
+      </w:pPr>
+      <w:r>
+        <w:rPr>
+          <w:lang w:val="ar_AE" w:bidi="ar_AE"/>
+        </w:rPr>
+      </w:r>
+      <w:r>
+        <w:rPr>
+          <w:b/>
+          <w:lang w:val="ar_AE" w:bidi="ar_AE"/>
+        </w:rPr>
         <w:t>"لِلَّذِينَ لاَ يَعْرِفُونَ اللهَ"</w:t>
       </w:r>
     </w:p>
@@ -3581,6 +4176,23 @@
           <w:b/>
           <w:lang w:val="ar_AE" w:bidi="ar_AE"/>
         </w:rPr>
+        <w:t>καὶ τοῖς μὴ ὑπακούουσιν τῷ εὐαγγελίῳ</w:t>
+      </w:r>
+    </w:p>
+    <w:p>
+      <w:pPr>
+        <w:bidi/>
+      </w:pPr>
+      <w:r>
+        <w:rPr>
+          <w:lang w:val="ar_AE" w:bidi="ar_AE"/>
+        </w:rPr>
+      </w:r>
+      <w:r>
+        <w:rPr>
+          <w:b/>
+          <w:lang w:val="ar_AE" w:bidi="ar_AE"/>
+        </w:rPr>
         <w:t>"وَالَّذِينَ لاَ يُطِيعُونَ إِنْجِيلَ"</w:t>
       </w:r>
     </w:p>
@@ -3699,6 +4311,23 @@
           <w:b/>
           <w:lang w:val="ar_AE" w:bidi="ar_AE"/>
         </w:rPr>
+        <w:t>ὑπακούουσιν τῷ εὐαγγελίῳ</w:t>
+      </w:r>
+    </w:p>
+    <w:p>
+      <w:pPr>
+        <w:bidi/>
+      </w:pPr>
+      <w:r>
+        <w:rPr>
+          <w:lang w:val="ar_AE" w:bidi="ar_AE"/>
+        </w:rPr>
+      </w:r>
+      <w:r>
+        <w:rPr>
+          <w:b/>
+          <w:lang w:val="ar_AE" w:bidi="ar_AE"/>
+        </w:rPr>
         <w:t>"يُطِيعُونَ إِنْجِيلَ"</w:t>
       </w:r>
     </w:p>
@@ -3804,6 +4433,23 @@
           <w:b/>
           <w:lang w:val="ar_AE" w:bidi="ar_AE"/>
         </w:rPr>
+        <w:t>τῷ εὐαγγελίῳ τοῦ Κυρίου ἡμῶν, Ἰησοῦ</w:t>
+      </w:r>
+    </w:p>
+    <w:p>
+      <w:pPr>
+        <w:bidi/>
+      </w:pPr>
+      <w:r>
+        <w:rPr>
+          <w:lang w:val="ar_AE" w:bidi="ar_AE"/>
+        </w:rPr>
+      </w:r>
+      <w:r>
+        <w:rPr>
+          <w:b/>
+          <w:lang w:val="ar_AE" w:bidi="ar_AE"/>
+        </w:rPr>
         <w:t>"إِنْجِيلَ رَبِّنَا يَسُوعَ"</w:t>
       </w:r>
     </w:p>
@@ -3922,6 +4568,23 @@
           <w:b/>
           <w:lang w:val="ar_AE" w:bidi="ar_AE"/>
         </w:rPr>
+        <w:t>οἵτινες δίκην τίσουσιν</w:t>
+      </w:r>
+    </w:p>
+    <w:p>
+      <w:pPr>
+        <w:bidi/>
+      </w:pPr>
+      <w:r>
+        <w:rPr>
+          <w:lang w:val="ar_AE" w:bidi="ar_AE"/>
+        </w:rPr>
+      </w:r>
+      <w:r>
+        <w:rPr>
+          <w:b/>
+          <w:lang w:val="ar_AE" w:bidi="ar_AE"/>
+        </w:rPr>
         <w:t>"الَّذِينَ سَيُعَاقَبُونَ"</w:t>
       </w:r>
     </w:p>
@@ -4027,6 +4690,23 @@
           <w:b/>
           <w:lang w:val="ar_AE" w:bidi="ar_AE"/>
         </w:rPr>
+        <w:t>οἵτινες δίκην τίσουσιν</w:t>
+      </w:r>
+    </w:p>
+    <w:p>
+      <w:pPr>
+        <w:bidi/>
+      </w:pPr>
+      <w:r>
+        <w:rPr>
+          <w:lang w:val="ar_AE" w:bidi="ar_AE"/>
+        </w:rPr>
+      </w:r>
+      <w:r>
+        <w:rPr>
+          <w:b/>
+          <w:lang w:val="ar_AE" w:bidi="ar_AE"/>
+        </w:rPr>
         <w:t>"الَّذِينَ سَيُعَاقَبُونَ"</w:t>
       </w:r>
     </w:p>
@@ -4132,6 +4812,23 @@
           <w:b/>
           <w:lang w:val="ar_AE" w:bidi="ar_AE"/>
         </w:rPr>
+        <w:t>δίκην τίσουσιν</w:t>
+      </w:r>
+    </w:p>
+    <w:p>
+      <w:pPr>
+        <w:bidi/>
+      </w:pPr>
+      <w:r>
+        <w:rPr>
+          <w:lang w:val="ar_AE" w:bidi="ar_AE"/>
+        </w:rPr>
+      </w:r>
+      <w:r>
+        <w:rPr>
+          <w:b/>
+          <w:lang w:val="ar_AE" w:bidi="ar_AE"/>
+        </w:rPr>
         <w:t>"سَيُعَاقَبُونَ"</w:t>
       </w:r>
     </w:p>
@@ -4237,6 +4934,23 @@
           <w:b/>
           <w:lang w:val="ar_AE" w:bidi="ar_AE"/>
         </w:rPr>
+        <w:t>ὄλεθρον αἰώνιον</w:t>
+      </w:r>
+    </w:p>
+    <w:p>
+      <w:pPr>
+        <w:bidi/>
+      </w:pPr>
+      <w:r>
+        <w:rPr>
+          <w:lang w:val="ar_AE" w:bidi="ar_AE"/>
+        </w:rPr>
+      </w:r>
+      <w:r>
+        <w:rPr>
+          <w:b/>
+          <w:lang w:val="ar_AE" w:bidi="ar_AE"/>
+        </w:rPr>
         <w:t>"بِهَلاَكٍ أَبَدِيٍّ"</w:t>
       </w:r>
     </w:p>
@@ -4381,6 +5095,23 @@
           <w:b/>
           <w:lang w:val="ar_AE" w:bidi="ar_AE"/>
         </w:rPr>
+        <w:t>ἀπὸ προσώπου τοῦ Κυρίου</w:t>
+      </w:r>
+    </w:p>
+    <w:p>
+      <w:pPr>
+        <w:bidi/>
+      </w:pPr>
+      <w:r>
+        <w:rPr>
+          <w:lang w:val="ar_AE" w:bidi="ar_AE"/>
+        </w:rPr>
+      </w:r>
+      <w:r>
+        <w:rPr>
+          <w:b/>
+          <w:lang w:val="ar_AE" w:bidi="ar_AE"/>
+        </w:rPr>
         <w:t>"مِنْ وَجْهِ الرَّبِّ"</w:t>
       </w:r>
     </w:p>
@@ -4486,6 +5217,23 @@
           <w:b/>
           <w:lang w:val="ar_AE" w:bidi="ar_AE"/>
         </w:rPr>
+        <w:t>τῆς δόξης τῆς ἰσχύος αὐτοῦ</w:t>
+      </w:r>
+    </w:p>
+    <w:p>
+      <w:pPr>
+        <w:bidi/>
+      </w:pPr>
+      <w:r>
+        <w:rPr>
+          <w:lang w:val="ar_AE" w:bidi="ar_AE"/>
+        </w:rPr>
+      </w:r>
+      <w:r>
+        <w:rPr>
+          <w:b/>
+          <w:lang w:val="ar_AE" w:bidi="ar_AE"/>
+        </w:rPr>
         <w:t>"مَجْدِ قُوَّتِهِ"</w:t>
       </w:r>
     </w:p>
@@ -4617,6 +5365,23 @@
           <w:b/>
           <w:lang w:val="ar_AE" w:bidi="ar_AE"/>
         </w:rPr>
+        <w:t>τῆς δόξης τῆς ἰσχύος αὐτοῦ</w:t>
+      </w:r>
+    </w:p>
+    <w:p>
+      <w:pPr>
+        <w:bidi/>
+      </w:pPr>
+      <w:r>
+        <w:rPr>
+          <w:lang w:val="ar_AE" w:bidi="ar_AE"/>
+        </w:rPr>
+      </w:r>
+      <w:r>
+        <w:rPr>
+          <w:b/>
+          <w:lang w:val="ar_AE" w:bidi="ar_AE"/>
+        </w:rPr>
         <w:t>"مَجْدِ قُوَّتِهِ"</w:t>
       </w:r>
     </w:p>
@@ -4735,6 +5500,23 @@
           <w:b/>
           <w:lang w:val="ar_AE" w:bidi="ar_AE"/>
         </w:rPr>
+        <w:t>ὅταν ἔλθῃ &amp; ἐν τῇ ἡμέρᾳ ἐκείνῃ</w:t>
+      </w:r>
+    </w:p>
+    <w:p>
+      <w:pPr>
+        <w:bidi/>
+      </w:pPr>
+      <w:r>
+        <w:rPr>
+          <w:lang w:val="ar_AE" w:bidi="ar_AE"/>
+        </w:rPr>
+      </w:r>
+      <w:r>
+        <w:rPr>
+          <w:b/>
+          <w:lang w:val="ar_AE" w:bidi="ar_AE"/>
+        </w:rPr>
         <w:t>"مَتَى جَاءَ...فِي ذلِكَ الْيَوْمِ"</w:t>
       </w:r>
     </w:p>
@@ -4840,6 +5622,23 @@
           <w:b/>
           <w:lang w:val="ar_AE" w:bidi="ar_AE"/>
         </w:rPr>
+        <w:t>ἐνδοξασθῆναι ἐν τοῖς ἁγίοις αὐτοῦ, καὶ θαυμασθῆναι ἐν πᾶσιν τοῖς πιστεύσασιν</w:t>
+      </w:r>
+    </w:p>
+    <w:p>
+      <w:pPr>
+        <w:bidi/>
+      </w:pPr>
+      <w:r>
+        <w:rPr>
+          <w:lang w:val="ar_AE" w:bidi="ar_AE"/>
+        </w:rPr>
+      </w:r>
+      <w:r>
+        <w:rPr>
+          <w:b/>
+          <w:lang w:val="ar_AE" w:bidi="ar_AE"/>
+        </w:rPr>
         <w:t>"لِيَتَمَجَّدَ فِي قِدِّيسِيهِ وَيُتَعَجَّبَ مِنْهُ فِي جَمِيعِ الْمُؤْمِنِينَ"</w:t>
       </w:r>
     </w:p>
@@ -4932,6 +5731,23 @@
           <w:b/>
           <w:lang w:val="ar_AE" w:bidi="ar_AE"/>
         </w:rPr>
+        <w:t>ἐνδοξασθῆναι ἐν τοῖς ἁγίοις αὐτοῦ, καὶ θαυμασθῆναι</w:t>
+      </w:r>
+    </w:p>
+    <w:p>
+      <w:pPr>
+        <w:bidi/>
+      </w:pPr>
+      <w:r>
+        <w:rPr>
+          <w:lang w:val="ar_AE" w:bidi="ar_AE"/>
+        </w:rPr>
+      </w:r>
+      <w:r>
+        <w:rPr>
+          <w:b/>
+          <w:lang w:val="ar_AE" w:bidi="ar_AE"/>
+        </w:rPr>
         <w:t>"لِيَتَمَجَّدَ فِي قِدِّيسِيهِ وَيُتَعَجَّبَ مِنْهُ"</w:t>
       </w:r>
     </w:p>
@@ -5037,6 +5853,23 @@
           <w:b/>
           <w:lang w:val="ar_AE" w:bidi="ar_AE"/>
         </w:rPr>
+        <w:t>ἐνδοξασθῆναι ἐν τοῖς ἁγίοις αὐτοῦ, καὶ θαυμασθῆναι ἐν πᾶσιν τοῖς πιστεύσασιν</w:t>
+      </w:r>
+    </w:p>
+    <w:p>
+      <w:pPr>
+        <w:bidi/>
+      </w:pPr>
+      <w:r>
+        <w:rPr>
+          <w:lang w:val="ar_AE" w:bidi="ar_AE"/>
+        </w:rPr>
+      </w:r>
+      <w:r>
+        <w:rPr>
+          <w:b/>
+          <w:lang w:val="ar_AE" w:bidi="ar_AE"/>
+        </w:rPr>
         <w:t>"لِيَتَمَجَّدَ فِي قِدِّيسِيهِ وَيُتَعَجَّبَ مِنْهُ فِي جَمِيعِ الْمُؤْمِنِينَ"</w:t>
       </w:r>
     </w:p>
@@ -5133,6 +5966,23 @@
           <w:b/>
           <w:lang w:val="ar_AE" w:bidi="ar_AE"/>
         </w:rPr>
+        <w:t>ἐπιστεύθη τὸ μαρτύριον ἡμῶν ἐφ’ ὑμᾶς</w:t>
+      </w:r>
+    </w:p>
+    <w:p>
+      <w:pPr>
+        <w:bidi/>
+      </w:pPr>
+      <w:r>
+        <w:rPr>
+          <w:lang w:val="ar_AE" w:bidi="ar_AE"/>
+        </w:rPr>
+      </w:r>
+      <w:r>
+        <w:rPr>
+          <w:b/>
+          <w:lang w:val="ar_AE" w:bidi="ar_AE"/>
+        </w:rPr>
         <w:t>"لأَنَّ شَهَادَتَنَا عِنْدَكُمْ صُدِّقَتْ"</w:t>
       </w:r>
     </w:p>
@@ -5225,6 +6075,23 @@
           <w:b/>
           <w:lang w:val="ar_AE" w:bidi="ar_AE"/>
         </w:rPr>
+        <w:t>εἰς ὃ</w:t>
+      </w:r>
+    </w:p>
+    <w:p>
+      <w:pPr>
+        <w:bidi/>
+      </w:pPr>
+      <w:r>
+        <w:rPr>
+          <w:lang w:val="ar_AE" w:bidi="ar_AE"/>
+        </w:rPr>
+      </w:r>
+      <w:r>
+        <w:rPr>
+          <w:b/>
+          <w:lang w:val="ar_AE" w:bidi="ar_AE"/>
+        </w:rPr>
         <w:t>"الأَمْرُ الَّذِي لأَجْلِهِ"</w:t>
       </w:r>
     </w:p>
@@ -5330,6 +6197,23 @@
           <w:b/>
           <w:lang w:val="ar_AE" w:bidi="ar_AE"/>
         </w:rPr>
+        <w:t>καὶ προσευχόμεθα πάντοτε περὶ ὑμῶν</w:t>
+      </w:r>
+    </w:p>
+    <w:p>
+      <w:pPr>
+        <w:bidi/>
+      </w:pPr>
+      <w:r>
+        <w:rPr>
+          <w:lang w:val="ar_AE" w:bidi="ar_AE"/>
+        </w:rPr>
+      </w:r>
+      <w:r>
+        <w:rPr>
+          <w:b/>
+          <w:lang w:val="ar_AE" w:bidi="ar_AE"/>
+        </w:rPr>
         <w:t>"نُصَلِّي أَيْضًا كُلَّ حِينٍ مِنْ جِهَتِكُمْ"</w:t>
       </w:r>
     </w:p>
@@ -5435,6 +6319,23 @@
           <w:b/>
           <w:lang w:val="ar_AE" w:bidi="ar_AE"/>
         </w:rPr>
+        <w:t>τῆς κλήσεως</w:t>
+      </w:r>
+    </w:p>
+    <w:p>
+      <w:pPr>
+        <w:bidi/>
+      </w:pPr>
+      <w:r>
+        <w:rPr>
+          <w:lang w:val="ar_AE" w:bidi="ar_AE"/>
+        </w:rPr>
+      </w:r>
+      <w:r>
+        <w:rPr>
+          <w:b/>
+          <w:lang w:val="ar_AE" w:bidi="ar_AE"/>
+        </w:rPr>
         <w:t>"لِلدَّعْوَةِ"</w:t>
       </w:r>
     </w:p>
@@ -5540,6 +6441,23 @@
           <w:b/>
           <w:lang w:val="ar_AE" w:bidi="ar_AE"/>
         </w:rPr>
+        <w:t>πληρώσῃ πᾶσαν εὐδοκίαν ἀγαθωσύνης, καὶ ἔργον πίστεως ἐν δυνάμει</w:t>
+      </w:r>
+    </w:p>
+    <w:p>
+      <w:pPr>
+        <w:bidi/>
+      </w:pPr>
+      <w:r>
+        <w:rPr>
+          <w:lang w:val="ar_AE" w:bidi="ar_AE"/>
+        </w:rPr>
+      </w:r>
+      <w:r>
+        <w:rPr>
+          <w:b/>
+          <w:lang w:val="ar_AE" w:bidi="ar_AE"/>
+        </w:rPr>
         <w:t>"وَيُكَمِّلَ كُلَّ مَسَرَّةِ الصَّلاَحِ وَعَمَلَ الإِيمَانِ بِقُوَّةٍ"</w:t>
       </w:r>
     </w:p>
@@ -5645,6 +6563,23 @@
           <w:b/>
           <w:lang w:val="ar_AE" w:bidi="ar_AE"/>
         </w:rPr>
+        <w:t>καὶ πληρώσῃ</w:t>
+      </w:r>
+    </w:p>
+    <w:p>
+      <w:pPr>
+        <w:bidi/>
+      </w:pPr>
+      <w:r>
+        <w:rPr>
+          <w:lang w:val="ar_AE" w:bidi="ar_AE"/>
+        </w:rPr>
+      </w:r>
+      <w:r>
+        <w:rPr>
+          <w:b/>
+          <w:lang w:val="ar_AE" w:bidi="ar_AE"/>
+        </w:rPr>
         <w:t>"وَيُكَمِّلَ"</w:t>
       </w:r>
     </w:p>
@@ -5776,6 +6711,23 @@
           <w:b/>
           <w:lang w:val="ar_AE" w:bidi="ar_AE"/>
         </w:rPr>
+        <w:t>ὅπως</w:t>
+      </w:r>
+    </w:p>
+    <w:p>
+      <w:pPr>
+        <w:bidi/>
+      </w:pPr>
+      <w:r>
+        <w:rPr>
+          <w:lang w:val="ar_AE" w:bidi="ar_AE"/>
+        </w:rPr>
+      </w:r>
+      <w:r>
+        <w:rPr>
+          <w:b/>
+          <w:lang w:val="ar_AE" w:bidi="ar_AE"/>
+        </w:rPr>
         <w:t>"لِكَيْ"</w:t>
       </w:r>
     </w:p>
@@ -5881,6 +6833,23 @@
           <w:b/>
           <w:lang w:val="ar_AE" w:bidi="ar_AE"/>
         </w:rPr>
+        <w:t>τὸ ὄνομα τοῦ Κυρίου ἡμῶν, Ἰησοῦ</w:t>
+      </w:r>
+    </w:p>
+    <w:p>
+      <w:pPr>
+        <w:bidi/>
+      </w:pPr>
+      <w:r>
+        <w:rPr>
+          <w:lang w:val="ar_AE" w:bidi="ar_AE"/>
+        </w:rPr>
+      </w:r>
+      <w:r>
+        <w:rPr>
+          <w:b/>
+          <w:lang w:val="ar_AE" w:bidi="ar_AE"/>
+        </w:rPr>
         <w:t>"اسْمُ رَبِّنَا يَسُوعَ الْمَسِيحِ"</w:t>
       </w:r>
     </w:p>
@@ -5986,6 +6955,23 @@
           <w:b/>
           <w:lang w:val="ar_AE" w:bidi="ar_AE"/>
         </w:rPr>
+        <w:t>ὅπως ἐνδοξασθῇ τὸ ὄνομα τοῦ Κυρίου ἡμῶν, Ἰησοῦ, ἐν ὑμῖν</w:t>
+      </w:r>
+    </w:p>
+    <w:p>
+      <w:pPr>
+        <w:bidi/>
+      </w:pPr>
+      <w:r>
+        <w:rPr>
+          <w:lang w:val="ar_AE" w:bidi="ar_AE"/>
+        </w:rPr>
+      </w:r>
+      <w:r>
+        <w:rPr>
+          <w:b/>
+          <w:lang w:val="ar_AE" w:bidi="ar_AE"/>
+        </w:rPr>
         <w:t>"لِكَيْ يَتَمَجَّدَ اسْمُ رَبِّنَا يَسُوعَ الْمَسِيحِ فِيكُمْ"</w:t>
       </w:r>
     </w:p>
@@ -6078,6 +7064,23 @@
           <w:b/>
           <w:lang w:val="ar_AE" w:bidi="ar_AE"/>
         </w:rPr>
+        <w:t>καὶ ὑμεῖς ἐν αὐτῷ</w:t>
+      </w:r>
+    </w:p>
+    <w:p>
+      <w:pPr>
+        <w:bidi/>
+      </w:pPr>
+      <w:r>
+        <w:rPr>
+          <w:lang w:val="ar_AE" w:bidi="ar_AE"/>
+        </w:rPr>
+      </w:r>
+      <w:r>
+        <w:rPr>
+          <w:b/>
+          <w:lang w:val="ar_AE" w:bidi="ar_AE"/>
+        </w:rPr>
         <w:t>"وَأَنْتُمْ فِيهِ"</w:t>
       </w:r>
     </w:p>
@@ -6170,6 +7173,23 @@
           <w:b/>
           <w:lang w:val="ar_AE" w:bidi="ar_AE"/>
         </w:rPr>
+        <w:t>καὶ ὑμεῖς ἐν αὐτῷ</w:t>
+      </w:r>
+    </w:p>
+    <w:p>
+      <w:pPr>
+        <w:bidi/>
+      </w:pPr>
+      <w:r>
+        <w:rPr>
+          <w:lang w:val="ar_AE" w:bidi="ar_AE"/>
+        </w:rPr>
+      </w:r>
+      <w:r>
+        <w:rPr>
+          <w:b/>
+          <w:lang w:val="ar_AE" w:bidi="ar_AE"/>
+        </w:rPr>
         <w:t>"وَأَنْتُمْ فِيهِ"</w:t>
       </w:r>
     </w:p>
@@ -6275,6 +7295,23 @@
           <w:b/>
           <w:lang w:val="ar_AE" w:bidi="ar_AE"/>
         </w:rPr>
+        <w:t>κατὰ τὴν χάριν τοῦ Θεοῦ ἡμῶν</w:t>
+      </w:r>
+    </w:p>
+    <w:p>
+      <w:pPr>
+        <w:bidi/>
+      </w:pPr>
+      <w:r>
+        <w:rPr>
+          <w:lang w:val="ar_AE" w:bidi="ar_AE"/>
+        </w:rPr>
+      </w:r>
+      <w:r>
+        <w:rPr>
+          <w:b/>
+          <w:lang w:val="ar_AE" w:bidi="ar_AE"/>
+        </w:rPr>
         <w:t>"بِنِعْمَةِ إِلهِنَا"</w:t>
       </w:r>
     </w:p>
@@ -6380,6 +7417,23 @@
           <w:b/>
           <w:lang w:val="ar_AE" w:bidi="ar_AE"/>
         </w:rPr>
+        <w:t>τοῦ Θεοῦ ἡμῶν καὶ Κυρίου Ἰησοῦ Χριστοῦ</w:t>
+      </w:r>
+    </w:p>
+    <w:p>
+      <w:pPr>
+        <w:bidi/>
+      </w:pPr>
+      <w:r>
+        <w:rPr>
+          <w:lang w:val="ar_AE" w:bidi="ar_AE"/>
+        </w:rPr>
+      </w:r>
+      <w:r>
+        <w:rPr>
+          <w:b/>
+          <w:lang w:val="ar_AE" w:bidi="ar_AE"/>
+        </w:rPr>
         <w:t>"إِلهِنَا وَالرَّبِّ يَسُوعَ الْمَسِيحِ"</w:t>
       </w:r>
     </w:p>
@@ -6549,6 +7603,23 @@
           <w:b/>
           <w:lang w:val="ar_AE" w:bidi="ar_AE"/>
         </w:rPr>
+        <w:t>δὲ</w:t>
+      </w:r>
+    </w:p>
+    <w:p>
+      <w:pPr>
+        <w:bidi/>
+      </w:pPr>
+      <w:r>
+        <w:rPr>
+          <w:lang w:val="ar_AE" w:bidi="ar_AE"/>
+        </w:rPr>
+      </w:r>
+      <w:r>
+        <w:rPr>
+          <w:b/>
+          <w:lang w:val="ar_AE" w:bidi="ar_AE"/>
+        </w:rPr>
         <w:t>"ثُمَّ"</w:t>
       </w:r>
     </w:p>
@@ -6654,6 +7725,23 @@
           <w:b/>
           <w:lang w:val="ar_AE" w:bidi="ar_AE"/>
         </w:rPr>
+        <w:t>ὑπὲρ τῆς παρουσίας τοῦ Κυρίου ἡμῶν, Ἰησοῦ Χριστοῦ, καὶ ἡμῶν ἐπισυναγωγῆς ἐπ’ αὐτόν</w:t>
+      </w:r>
+    </w:p>
+    <w:p>
+      <w:pPr>
+        <w:bidi/>
+      </w:pPr>
+      <w:r>
+        <w:rPr>
+          <w:lang w:val="ar_AE" w:bidi="ar_AE"/>
+        </w:rPr>
+      </w:r>
+      <w:r>
+        <w:rPr>
+          <w:b/>
+          <w:lang w:val="ar_AE" w:bidi="ar_AE"/>
+        </w:rPr>
         <w:t>"مِنْ جِهَةِ مَجِيءِ رَبِّنَا يَسُوعَ الْمَسِيحِ وَاجْتِمَاعِنَا إِلَيْهِ"</w:t>
       </w:r>
     </w:p>
@@ -6759,6 +7847,23 @@
           <w:b/>
           <w:lang w:val="ar_AE" w:bidi="ar_AE"/>
         </w:rPr>
+        <w:t>ὑπὲρ τῆς παρουσίας τοῦ Κυρίου ἡμῶν, Ἰησοῦ Χριστοῦ, καὶ ἡμῶν ἐπισυναγωγῆς ἐπ’ αὐτόν</w:t>
+      </w:r>
+    </w:p>
+    <w:p>
+      <w:pPr>
+        <w:bidi/>
+      </w:pPr>
+      <w:r>
+        <w:rPr>
+          <w:lang w:val="ar_AE" w:bidi="ar_AE"/>
+        </w:rPr>
+      </w:r>
+      <w:r>
+        <w:rPr>
+          <w:b/>
+          <w:lang w:val="ar_AE" w:bidi="ar_AE"/>
+        </w:rPr>
         <w:t>"مِنْ جِهَةِ مَجِيءِ رَبِّنَا يَسُوعَ الْمَسِيحِ وَاجْتِمَاعِنَا إِلَيْهِ"</w:t>
       </w:r>
     </w:p>
@@ -6877,6 +7982,23 @@
           <w:b/>
           <w:lang w:val="ar_AE" w:bidi="ar_AE"/>
         </w:rPr>
+        <w:t>ἀδελφοί</w:t>
+      </w:r>
+    </w:p>
+    <w:p>
+      <w:pPr>
+        <w:bidi/>
+      </w:pPr>
+      <w:r>
+        <w:rPr>
+          <w:lang w:val="ar_AE" w:bidi="ar_AE"/>
+        </w:rPr>
+      </w:r>
+      <w:r>
+        <w:rPr>
+          <w:b/>
+          <w:lang w:val="ar_AE" w:bidi="ar_AE"/>
+        </w:rPr>
         <w:t>"الإِخْوَةُ"</w:t>
       </w:r>
     </w:p>
@@ -6982,6 +8104,23 @@
           <w:b/>
           <w:lang w:val="ar_AE" w:bidi="ar_AE"/>
         </w:rPr>
+        <w:t>εἰς τὸ μὴ ταχέως σαλευθῆναι ὑμᾶς ἀπὸ τοῦ νοὸς</w:t>
+      </w:r>
+    </w:p>
+    <w:p>
+      <w:pPr>
+        <w:bidi/>
+      </w:pPr>
+      <w:r>
+        <w:rPr>
+          <w:lang w:val="ar_AE" w:bidi="ar_AE"/>
+        </w:rPr>
+      </w:r>
+      <w:r>
+        <w:rPr>
+          <w:b/>
+          <w:lang w:val="ar_AE" w:bidi="ar_AE"/>
+        </w:rPr>
         <w:t>"أَنْ لاَ تَتَزَعْزَعُوا سَرِيعًا عَنْ ذِهْنِكُمْ"</w:t>
       </w:r>
     </w:p>
@@ -7087,6 +8226,23 @@
           <w:b/>
           <w:lang w:val="ar_AE" w:bidi="ar_AE"/>
         </w:rPr>
+        <w:t>μηδὲ θροεῖσθαι</w:t>
+      </w:r>
+    </w:p>
+    <w:p>
+      <w:pPr>
+        <w:bidi/>
+      </w:pPr>
+      <w:r>
+        <w:rPr>
+          <w:lang w:val="ar_AE" w:bidi="ar_AE"/>
+        </w:rPr>
+      </w:r>
+      <w:r>
+        <w:rPr>
+          <w:b/>
+          <w:lang w:val="ar_AE" w:bidi="ar_AE"/>
+        </w:rPr>
         <w:t>"وَلاَ تَرْتَاعُوا"</w:t>
       </w:r>
     </w:p>
@@ -7192,6 +8348,23 @@
           <w:b/>
           <w:lang w:val="ar_AE" w:bidi="ar_AE"/>
         </w:rPr>
+        <w:t>μήτε διὰ πνεύματος, μήτε διὰ λόγου, μήτε δι’ ἐπιστολῆς, ὡς δι’ ἡμῶν</w:t>
+      </w:r>
+    </w:p>
+    <w:p>
+      <w:pPr>
+        <w:bidi/>
+      </w:pPr>
+      <w:r>
+        <w:rPr>
+          <w:lang w:val="ar_AE" w:bidi="ar_AE"/>
+        </w:rPr>
+      </w:r>
+      <w:r>
+        <w:rPr>
+          <w:b/>
+          <w:lang w:val="ar_AE" w:bidi="ar_AE"/>
+        </w:rPr>
         <w:t>"لاَ بِرُوحٍ وَلاَ بِكَلِمَةٍ وَلاَ بِرِسَالَةٍ كَأَنَّهَا مِنَّا"</w:t>
       </w:r>
     </w:p>
@@ -7284,6 +8457,23 @@
           <w:b/>
           <w:lang w:val="ar_AE" w:bidi="ar_AE"/>
         </w:rPr>
+        <w:t>ὡς δι’ ἡμῶν</w:t>
+      </w:r>
+    </w:p>
+    <w:p>
+      <w:pPr>
+        <w:bidi/>
+      </w:pPr>
+      <w:r>
+        <w:rPr>
+          <w:lang w:val="ar_AE" w:bidi="ar_AE"/>
+        </w:rPr>
+      </w:r>
+      <w:r>
+        <w:rPr>
+          <w:b/>
+          <w:lang w:val="ar_AE" w:bidi="ar_AE"/>
+        </w:rPr>
         <w:t>"كَأَنَّهَا مِنَّا"</w:t>
       </w:r>
     </w:p>
@@ -7376,6 +8566,23 @@
           <w:b/>
           <w:lang w:val="ar_AE" w:bidi="ar_AE"/>
         </w:rPr>
+        <w:t>ὡς ὅτι</w:t>
+      </w:r>
+    </w:p>
+    <w:p>
+      <w:pPr>
+        <w:bidi/>
+      </w:pPr>
+      <w:r>
+        <w:rPr>
+          <w:lang w:val="ar_AE" w:bidi="ar_AE"/>
+        </w:rPr>
+      </w:r>
+      <w:r>
+        <w:rPr>
+          <w:b/>
+          <w:lang w:val="ar_AE" w:bidi="ar_AE"/>
+        </w:rPr>
         <w:t>"كَأَنَّهَا"</w:t>
       </w:r>
     </w:p>
@@ -7468,6 +8675,23 @@
           <w:b/>
           <w:lang w:val="ar_AE" w:bidi="ar_AE"/>
         </w:rPr>
+        <w:t>ἡ ἡμέρα τοῦ Κυρίου</w:t>
+      </w:r>
+    </w:p>
+    <w:p>
+      <w:pPr>
+        <w:bidi/>
+      </w:pPr>
+      <w:r>
+        <w:rPr>
+          <w:lang w:val="ar_AE" w:bidi="ar_AE"/>
+        </w:rPr>
+      </w:r>
+      <w:r>
+        <w:rPr>
+          <w:b/>
+          <w:lang w:val="ar_AE" w:bidi="ar_AE"/>
+        </w:rPr>
         <w:t>"يَوْمَ الْمَسِيحِ"</w:t>
       </w:r>
     </w:p>
@@ -7551,6 +8775,23 @@
           <w:b/>
           <w:lang w:val="ar_AE" w:bidi="ar_AE"/>
         </w:rPr>
+        <w:t>μή τις ὑμᾶς ἐξαπατήσῃ κατὰ μηδένα τρόπον</w:t>
+      </w:r>
+    </w:p>
+    <w:p>
+      <w:pPr>
+        <w:bidi/>
+      </w:pPr>
+      <w:r>
+        <w:rPr>
+          <w:lang w:val="ar_AE" w:bidi="ar_AE"/>
+        </w:rPr>
+      </w:r>
+      <w:r>
+        <w:rPr>
+          <w:b/>
+          <w:lang w:val="ar_AE" w:bidi="ar_AE"/>
+        </w:rPr>
         <w:t>"لاَ يَخْدَعَنَّكُمْ أَحَدٌ عَلَى طَرِيقَةٍ مَا"</w:t>
       </w:r>
     </w:p>
@@ -7621,6 +8862,23 @@
           <w:b/>
           <w:lang w:val="ar_AE" w:bidi="ar_AE"/>
         </w:rPr>
+        <w:t>ὅτι ἐὰν μὴ ἔλθῃ ἡ ἀποστασία πρῶτον</w:t>
+      </w:r>
+    </w:p>
+    <w:p>
+      <w:pPr>
+        <w:bidi/>
+      </w:pPr>
+      <w:r>
+        <w:rPr>
+          <w:lang w:val="ar_AE" w:bidi="ar_AE"/>
+        </w:rPr>
+      </w:r>
+      <w:r>
+        <w:rPr>
+          <w:b/>
+          <w:lang w:val="ar_AE" w:bidi="ar_AE"/>
+        </w:rPr>
         <w:t>"إِنْ لَمْ يَأْتِ الارْتِدَادُ أَوَّلًا"</w:t>
       </w:r>
     </w:p>
@@ -7713,6 +8971,23 @@
           <w:b/>
           <w:lang w:val="ar_AE" w:bidi="ar_AE"/>
         </w:rPr>
+        <w:t>ἡ ἀποστασία</w:t>
+      </w:r>
+    </w:p>
+    <w:p>
+      <w:pPr>
+        <w:bidi/>
+      </w:pPr>
+      <w:r>
+        <w:rPr>
+          <w:lang w:val="ar_AE" w:bidi="ar_AE"/>
+        </w:rPr>
+      </w:r>
+      <w:r>
+        <w:rPr>
+          <w:b/>
+          <w:lang w:val="ar_AE" w:bidi="ar_AE"/>
+        </w:rPr>
         <w:t>"الارْتِدَادُ"</w:t>
       </w:r>
     </w:p>
@@ -7818,6 +9093,23 @@
           <w:b/>
           <w:lang w:val="ar_AE" w:bidi="ar_AE"/>
         </w:rPr>
+        <w:t>ἀποκαλυφθῇ ὁ ἄνθρωπος τῆς ἀνομίας</w:t>
+      </w:r>
+    </w:p>
+    <w:p>
+      <w:pPr>
+        <w:bidi/>
+      </w:pPr>
+      <w:r>
+        <w:rPr>
+          <w:lang w:val="ar_AE" w:bidi="ar_AE"/>
+        </w:rPr>
+      </w:r>
+      <w:r>
+        <w:rPr>
+          <w:b/>
+          <w:lang w:val="ar_AE" w:bidi="ar_AE"/>
+        </w:rPr>
         <w:t>"وَيُسْتَعْلَنْ إِنْسَانُ الْخَطِيَّةِ"</w:t>
       </w:r>
     </w:p>
@@ -7910,6 +9202,23 @@
           <w:b/>
           <w:lang w:val="ar_AE" w:bidi="ar_AE"/>
         </w:rPr>
+        <w:t>ὁ ἄνθρωπος τῆς ἀνομίας</w:t>
+      </w:r>
+    </w:p>
+    <w:p>
+      <w:pPr>
+        <w:bidi/>
+      </w:pPr>
+      <w:r>
+        <w:rPr>
+          <w:lang w:val="ar_AE" w:bidi="ar_AE"/>
+        </w:rPr>
+      </w:r>
+      <w:r>
+        <w:rPr>
+          <w:b/>
+          <w:lang w:val="ar_AE" w:bidi="ar_AE"/>
+        </w:rPr>
         <w:t>"إِنْسَانُ الْخَطِيَّةِ"</w:t>
       </w:r>
     </w:p>
@@ -8028,6 +9337,23 @@
           <w:b/>
           <w:lang w:val="ar_AE" w:bidi="ar_AE"/>
         </w:rPr>
+        <w:t>ὁ υἱὸς τῆς ἀπωλείας</w:t>
+      </w:r>
+    </w:p>
+    <w:p>
+      <w:pPr>
+        <w:bidi/>
+      </w:pPr>
+      <w:r>
+        <w:rPr>
+          <w:lang w:val="ar_AE" w:bidi="ar_AE"/>
+        </w:rPr>
+      </w:r>
+      <w:r>
+        <w:rPr>
+          <w:b/>
+          <w:lang w:val="ar_AE" w:bidi="ar_AE"/>
+        </w:rPr>
         <w:t>"ابْنُ الْهَلاَكِ"</w:t>
       </w:r>
     </w:p>
@@ -8225,6 +9551,23 @@
           <w:b/>
           <w:lang w:val="ar_AE" w:bidi="ar_AE"/>
         </w:rPr>
+        <w:t>πάντα λεγόμενον θεὸν ἢ σέβασμα</w:t>
+      </w:r>
+    </w:p>
+    <w:p>
+      <w:pPr>
+        <w:bidi/>
+      </w:pPr>
+      <w:r>
+        <w:rPr>
+          <w:lang w:val="ar_AE" w:bidi="ar_AE"/>
+        </w:rPr>
+      </w:r>
+      <w:r>
+        <w:rPr>
+          <w:b/>
+          <w:lang w:val="ar_AE" w:bidi="ar_AE"/>
+        </w:rPr>
         <w:t>"كُلِّ مَا يُدْعَى إِلهًا أَوْ مَعْبُودًا"</w:t>
       </w:r>
     </w:p>
@@ -8317,6 +9660,23 @@
           <w:b/>
           <w:lang w:val="ar_AE" w:bidi="ar_AE"/>
         </w:rPr>
+        <w:t>αὐτὸν &amp; καθίσαι</w:t>
+      </w:r>
+    </w:p>
+    <w:p>
+      <w:pPr>
+        <w:bidi/>
+      </w:pPr>
+      <w:r>
+        <w:rPr>
+          <w:lang w:val="ar_AE" w:bidi="ar_AE"/>
+        </w:rPr>
+      </w:r>
+      <w:r>
+        <w:rPr>
+          <w:b/>
+          <w:lang w:val="ar_AE" w:bidi="ar_AE"/>
+        </w:rPr>
         <w:t>"حَتَّى إِنَّهُ يَجْلِسُ"</w:t>
       </w:r>
     </w:p>
@@ -8422,6 +9782,23 @@
           <w:b/>
           <w:lang w:val="ar_AE" w:bidi="ar_AE"/>
         </w:rPr>
+        <w:t>ἀποδεικνύντα ἑαυτὸν ὅτι ἔστιν Θεός</w:t>
+      </w:r>
+    </w:p>
+    <w:p>
+      <w:pPr>
+        <w:bidi/>
+      </w:pPr>
+      <w:r>
+        <w:rPr>
+          <w:lang w:val="ar_AE" w:bidi="ar_AE"/>
+        </w:rPr>
+      </w:r>
+      <w:r>
+        <w:rPr>
+          <w:b/>
+          <w:lang w:val="ar_AE" w:bidi="ar_AE"/>
+        </w:rPr>
         <w:t>"مُظْهِرًا نَفْسَهُ أَنَّهُ إِلهٌ"</w:t>
       </w:r>
     </w:p>
@@ -8505,6 +9882,23 @@
           <w:b/>
           <w:lang w:val="ar_AE" w:bidi="ar_AE"/>
         </w:rPr>
+        <w:t>οὐ μνημονεύετε ὅτι, ἔτι ὢν πρὸς ὑμᾶς, ταῦτα ἔλεγον ὑμῖν</w:t>
+      </w:r>
+    </w:p>
+    <w:p>
+      <w:pPr>
+        <w:bidi/>
+      </w:pPr>
+      <w:r>
+        <w:rPr>
+          <w:lang w:val="ar_AE" w:bidi="ar_AE"/>
+        </w:rPr>
+      </w:r>
+      <w:r>
+        <w:rPr>
+          <w:b/>
+          <w:lang w:val="ar_AE" w:bidi="ar_AE"/>
+        </w:rPr>
         <w:t>"أَمَا تَذْكُرُونَ أَنِّي وَأَنَا بَعْدُ عِنْدَكُمْ، كُنْتُ أَقُولُ لَكُمْ هذَا؟"</w:t>
       </w:r>
     </w:p>
@@ -8597,6 +9991,23 @@
           <w:b/>
           <w:lang w:val="ar_AE" w:bidi="ar_AE"/>
         </w:rPr>
+        <w:t>ταῦτα</w:t>
+      </w:r>
+    </w:p>
+    <w:p>
+      <w:pPr>
+        <w:bidi/>
+      </w:pPr>
+      <w:r>
+        <w:rPr>
+          <w:lang w:val="ar_AE" w:bidi="ar_AE"/>
+        </w:rPr>
+      </w:r>
+      <w:r>
+        <w:rPr>
+          <w:b/>
+          <w:lang w:val="ar_AE" w:bidi="ar_AE"/>
+        </w:rPr>
         <w:t>"هذَا"</w:t>
       </w:r>
     </w:p>
@@ -8702,6 +10113,23 @@
           <w:b/>
           <w:lang w:val="ar_AE" w:bidi="ar_AE"/>
         </w:rPr>
+        <w:t>καὶ νῦν τὸ κατέχον οἴδατε</w:t>
+      </w:r>
+    </w:p>
+    <w:p>
+      <w:pPr>
+        <w:bidi/>
+      </w:pPr>
+      <w:r>
+        <w:rPr>
+          <w:lang w:val="ar_AE" w:bidi="ar_AE"/>
+        </w:rPr>
+      </w:r>
+      <w:r>
+        <w:rPr>
+          <w:b/>
+          <w:lang w:val="ar_AE" w:bidi="ar_AE"/>
+        </w:rPr>
         <w:t>"وَالآنَ تَعْلَمُونَ مَا يَحْجِزُ"</w:t>
       </w:r>
     </w:p>
@@ -8811,6 +10239,23 @@
           <w:b/>
           <w:lang w:val="ar_AE" w:bidi="ar_AE"/>
         </w:rPr>
+        <w:t>τὸ ἀποκαλυφθῆναι αὐτὸν ἐν τῷ αὐτοῦ καιρῷ</w:t>
+      </w:r>
+    </w:p>
+    <w:p>
+      <w:pPr>
+        <w:bidi/>
+      </w:pPr>
+      <w:r>
+        <w:rPr>
+          <w:lang w:val="ar_AE" w:bidi="ar_AE"/>
+        </w:rPr>
+      </w:r>
+      <w:r>
+        <w:rPr>
+          <w:b/>
+          <w:lang w:val="ar_AE" w:bidi="ar_AE"/>
+        </w:rPr>
         <w:t>"يُسْتَعْلَنَ فِي وَقْتِهِ"</w:t>
       </w:r>
     </w:p>
@@ -8903,6 +10348,23 @@
           <w:b/>
           <w:lang w:val="ar_AE" w:bidi="ar_AE"/>
         </w:rPr>
+        <w:t>γὰρ</w:t>
+      </w:r>
+    </w:p>
+    <w:p>
+      <w:pPr>
+        <w:bidi/>
+      </w:pPr>
+      <w:r>
+        <w:rPr>
+          <w:lang w:val="ar_AE" w:bidi="ar_AE"/>
+        </w:rPr>
+      </w:r>
+      <w:r>
+        <w:rPr>
+          <w:b/>
+          <w:lang w:val="ar_AE" w:bidi="ar_AE"/>
+        </w:rPr>
         <w:t>"لأَنَّ"</w:t>
       </w:r>
     </w:p>
@@ -9021,6 +10483,23 @@
           <w:b/>
           <w:lang w:val="ar_AE" w:bidi="ar_AE"/>
         </w:rPr>
+        <w:t>τὸ &amp; μυστήριον ἤδη ἐνεργεῖται τῆς ἀνομίας</w:t>
+      </w:r>
+    </w:p>
+    <w:p>
+      <w:pPr>
+        <w:bidi/>
+      </w:pPr>
+      <w:r>
+        <w:rPr>
+          <w:lang w:val="ar_AE" w:bidi="ar_AE"/>
+        </w:rPr>
+      </w:r>
+      <w:r>
+        <w:rPr>
+          <w:b/>
+          <w:lang w:val="ar_AE" w:bidi="ar_AE"/>
+        </w:rPr>
         <w:t>"سِرَّ الإِثْمِ الآنَ يَعْمَلُ"</w:t>
       </w:r>
     </w:p>
@@ -9139,6 +10618,23 @@
           <w:b/>
           <w:lang w:val="ar_AE" w:bidi="ar_AE"/>
         </w:rPr>
+        <w:t>ὁ κατέχων</w:t>
+      </w:r>
+    </w:p>
+    <w:p>
+      <w:pPr>
+        <w:bidi/>
+      </w:pPr>
+      <w:r>
+        <w:rPr>
+          <w:lang w:val="ar_AE" w:bidi="ar_AE"/>
+        </w:rPr>
+      </w:r>
+      <w:r>
+        <w:rPr>
+          <w:b/>
+          <w:lang w:val="ar_AE" w:bidi="ar_AE"/>
+        </w:rPr>
         <w:t>"الَّذِي يَحْجِزُ"</w:t>
       </w:r>
     </w:p>
@@ -9209,6 +10705,23 @@
           <w:b/>
           <w:lang w:val="ar_AE" w:bidi="ar_AE"/>
         </w:rPr>
+        <w:t>γένηται</w:t>
+      </w:r>
+    </w:p>
+    <w:p>
+      <w:pPr>
+        <w:bidi/>
+      </w:pPr>
+      <w:r>
+        <w:rPr>
+          <w:lang w:val="ar_AE" w:bidi="ar_AE"/>
+        </w:rPr>
+      </w:r>
+      <w:r>
+        <w:rPr>
+          <w:b/>
+          <w:lang w:val="ar_AE" w:bidi="ar_AE"/>
+        </w:rPr>
         <w:t>"يُرْفَعَ"</w:t>
       </w:r>
     </w:p>
@@ -9314,6 +10827,23 @@
           <w:b/>
           <w:lang w:val="ar_AE" w:bidi="ar_AE"/>
         </w:rPr>
+        <w:t>ἐκ μέσου γένηται</w:t>
+      </w:r>
+    </w:p>
+    <w:p>
+      <w:pPr>
+        <w:bidi/>
+      </w:pPr>
+      <w:r>
+        <w:rPr>
+          <w:lang w:val="ar_AE" w:bidi="ar_AE"/>
+        </w:rPr>
+      </w:r>
+      <w:r>
+        <w:rPr>
+          <w:b/>
+          <w:lang w:val="ar_AE" w:bidi="ar_AE"/>
+        </w:rPr>
         <w:t>"يُرْفَعَ مِنَ الْوَسَطِ"</w:t>
       </w:r>
     </w:p>
@@ -9406,6 +10936,23 @@
           <w:b/>
           <w:lang w:val="ar_AE" w:bidi="ar_AE"/>
         </w:rPr>
+        <w:t>καὶ τότε ἀποκαλυφθήσεται ὁ ἄνομος</w:t>
+      </w:r>
+    </w:p>
+    <w:p>
+      <w:pPr>
+        <w:bidi/>
+      </w:pPr>
+      <w:r>
+        <w:rPr>
+          <w:lang w:val="ar_AE" w:bidi="ar_AE"/>
+        </w:rPr>
+      </w:r>
+      <w:r>
+        <w:rPr>
+          <w:b/>
+          <w:lang w:val="ar_AE" w:bidi="ar_AE"/>
+        </w:rPr>
         <w:t>"وَحِينَئِذٍ سَيُسْتَعْلَنُ الأَثِيمُ"</w:t>
       </w:r>
     </w:p>
@@ -9498,6 +11045,23 @@
           <w:b/>
           <w:lang w:val="ar_AE" w:bidi="ar_AE"/>
         </w:rPr>
+        <w:t>τῷ πνεύματι τοῦ στόματος αὐτοῦ</w:t>
+      </w:r>
+    </w:p>
+    <w:p>
+      <w:pPr>
+        <w:bidi/>
+      </w:pPr>
+      <w:r>
+        <w:rPr>
+          <w:lang w:val="ar_AE" w:bidi="ar_AE"/>
+        </w:rPr>
+      </w:r>
+      <w:r>
+        <w:rPr>
+          <w:b/>
+          <w:lang w:val="ar_AE" w:bidi="ar_AE"/>
+        </w:rPr>
         <w:t>"بِنَفْخَةِ فَمِهِ"</w:t>
       </w:r>
     </w:p>
@@ -9616,6 +11180,23 @@
           <w:b/>
           <w:lang w:val="ar_AE" w:bidi="ar_AE"/>
         </w:rPr>
+        <w:t>ἀνελεῖ τῷ πνεύματι τοῦ στόματος αὐτοῦ, καὶ καταργήσει τῇ ἐπιφανείᾳ τῆς παρουσίας αὐτοῦ</w:t>
+      </w:r>
+    </w:p>
+    <w:p>
+      <w:pPr>
+        <w:bidi/>
+      </w:pPr>
+      <w:r>
+        <w:rPr>
+          <w:lang w:val="ar_AE" w:bidi="ar_AE"/>
+        </w:rPr>
+      </w:r>
+      <w:r>
+        <w:rPr>
+          <w:b/>
+          <w:lang w:val="ar_AE" w:bidi="ar_AE"/>
+        </w:rPr>
         <w:t>"الَّذِي الرَّبُّ يُبِيدُهُ بِنَفْخَةِ فَمِهِ، وَيُبْطِلُهُ بِظُهُورِ مَجِيئِهِ."</w:t>
       </w:r>
     </w:p>
@@ -9708,6 +11289,23 @@
           <w:b/>
           <w:lang w:val="ar_AE" w:bidi="ar_AE"/>
         </w:rPr>
+        <w:t>οὗ ἐστιν ἡ παρουσία, κατ’ ἐνέργειαν τοῦ Σατανᾶ</w:t>
+      </w:r>
+    </w:p>
+    <w:p>
+      <w:pPr>
+        <w:bidi/>
+      </w:pPr>
+      <w:r>
+        <w:rPr>
+          <w:lang w:val="ar_AE" w:bidi="ar_AE"/>
+        </w:rPr>
+      </w:r>
+      <w:r>
+        <w:rPr>
+          <w:b/>
+          <w:lang w:val="ar_AE" w:bidi="ar_AE"/>
+        </w:rPr>
         <w:t>"مَجِيئُهُ بِعَمَلِ الشَّيْطَانِ"</w:t>
       </w:r>
     </w:p>
@@ -9826,6 +11424,23 @@
           <w:b/>
           <w:lang w:val="ar_AE" w:bidi="ar_AE"/>
         </w:rPr>
+        <w:t>οὗ</w:t>
+      </w:r>
+    </w:p>
+    <w:p>
+      <w:pPr>
+        <w:bidi/>
+      </w:pPr>
+      <w:r>
+        <w:rPr>
+          <w:lang w:val="ar_AE" w:bidi="ar_AE"/>
+        </w:rPr>
+      </w:r>
+      <w:r>
+        <w:rPr>
+          <w:b/>
+          <w:lang w:val="ar_AE" w:bidi="ar_AE"/>
+        </w:rPr>
         <w:t>"مَجِيئُهُ"</w:t>
       </w:r>
     </w:p>
@@ -9909,6 +11524,23 @@
           <w:b/>
           <w:lang w:val="ar_AE" w:bidi="ar_AE"/>
         </w:rPr>
+        <w:t>ἐν πάσῃ δυνάμει, καὶ σημείοις, καὶ τέρασιν ψεύδους</w:t>
+      </w:r>
+    </w:p>
+    <w:p>
+      <w:pPr>
+        <w:bidi/>
+      </w:pPr>
+      <w:r>
+        <w:rPr>
+          <w:lang w:val="ar_AE" w:bidi="ar_AE"/>
+        </w:rPr>
+      </w:r>
+      <w:r>
+        <w:rPr>
+          <w:b/>
+          <w:lang w:val="ar_AE" w:bidi="ar_AE"/>
+        </w:rPr>
         <w:t>"بِكُلِّ قُوَّةٍ، وَبِآيَاتٍ وَعَجَائِبَ كَاذِبَةٍ"</w:t>
       </w:r>
     </w:p>
@@ -10066,6 +11698,23 @@
           <w:b/>
           <w:lang w:val="ar_AE" w:bidi="ar_AE"/>
         </w:rPr>
+        <w:t>ἐν πάσῃ δυνάμει, καὶ σημείοις, καὶ τέρασιν ψεύδους</w:t>
+      </w:r>
+    </w:p>
+    <w:p>
+      <w:pPr>
+        <w:bidi/>
+      </w:pPr>
+      <w:r>
+        <w:rPr>
+          <w:lang w:val="ar_AE" w:bidi="ar_AE"/>
+        </w:rPr>
+      </w:r>
+      <w:r>
+        <w:rPr>
+          <w:b/>
+          <w:lang w:val="ar_AE" w:bidi="ar_AE"/>
+        </w:rPr>
         <w:t>"بِكُلِّ قُوَّةٍ، وَبِآيَاتٍ وَعَجَائِبَ كَاذِبَةٍ"</w:t>
       </w:r>
     </w:p>
@@ -10171,6 +11820,23 @@
           <w:b/>
           <w:lang w:val="ar_AE" w:bidi="ar_AE"/>
         </w:rPr>
+        <w:t>καὶ σημείοις, καὶ τέρασιν ψεύδους</w:t>
+      </w:r>
+    </w:p>
+    <w:p>
+      <w:pPr>
+        <w:bidi/>
+      </w:pPr>
+      <w:r>
+        <w:rPr>
+          <w:lang w:val="ar_AE" w:bidi="ar_AE"/>
+        </w:rPr>
+      </w:r>
+      <w:r>
+        <w:rPr>
+          <w:b/>
+          <w:lang w:val="ar_AE" w:bidi="ar_AE"/>
+        </w:rPr>
         <w:t>"وَبِآيَاتٍ وَعَجَائِبَ كَاذِبَةٍ"</w:t>
       </w:r>
     </w:p>
@@ -10276,6 +11942,23 @@
           <w:b/>
           <w:lang w:val="ar_AE" w:bidi="ar_AE"/>
         </w:rPr>
+        <w:t>πάσῃ</w:t>
+      </w:r>
+    </w:p>
+    <w:p>
+      <w:pPr>
+        <w:bidi/>
+      </w:pPr>
+      <w:r>
+        <w:rPr>
+          <w:lang w:val="ar_AE" w:bidi="ar_AE"/>
+        </w:rPr>
+      </w:r>
+      <w:r>
+        <w:rPr>
+          <w:b/>
+          <w:lang w:val="ar_AE" w:bidi="ar_AE"/>
+        </w:rPr>
         <w:t>"بِكُلِّ"</w:t>
       </w:r>
     </w:p>
@@ -10381,6 +12064,23 @@
           <w:b/>
           <w:lang w:val="ar_AE" w:bidi="ar_AE"/>
         </w:rPr>
+        <w:t>ἐν πάσῃ ἀπάτῃ ἀδικίας</w:t>
+      </w:r>
+    </w:p>
+    <w:p>
+      <w:pPr>
+        <w:bidi/>
+      </w:pPr>
+      <w:r>
+        <w:rPr>
+          <w:lang w:val="ar_AE" w:bidi="ar_AE"/>
+        </w:rPr>
+      </w:r>
+      <w:r>
+        <w:rPr>
+          <w:b/>
+          <w:lang w:val="ar_AE" w:bidi="ar_AE"/>
+        </w:rPr>
         <w:t>"بِكُلِّ خَدِيعَةِ الإِثْمِ"</w:t>
       </w:r>
     </w:p>
@@ -10499,6 +12199,23 @@
           <w:b/>
           <w:lang w:val="ar_AE" w:bidi="ar_AE"/>
         </w:rPr>
+        <w:t>ἐν πάσῃ ἀπάτῃ ἀδικίας, τοῖς ἀπολλυμένοις</w:t>
+      </w:r>
+    </w:p>
+    <w:p>
+      <w:pPr>
+        <w:bidi/>
+      </w:pPr>
+      <w:r>
+        <w:rPr>
+          <w:lang w:val="ar_AE" w:bidi="ar_AE"/>
+        </w:rPr>
+      </w:r>
+      <w:r>
+        <w:rPr>
+          <w:b/>
+          <w:lang w:val="ar_AE" w:bidi="ar_AE"/>
+        </w:rPr>
         <w:t>"وَبِكُلِّ خَدِيعَةِ الإِثْمِ، فِي الْهَالِكِينَ"</w:t>
       </w:r>
     </w:p>
@@ -10617,6 +12334,23 @@
           <w:b/>
           <w:lang w:val="ar_AE" w:bidi="ar_AE"/>
         </w:rPr>
+        <w:t>ἀνθ’ ὧν</w:t>
+      </w:r>
+    </w:p>
+    <w:p>
+      <w:pPr>
+        <w:bidi/>
+      </w:pPr>
+      <w:r>
+        <w:rPr>
+          <w:lang w:val="ar_AE" w:bidi="ar_AE"/>
+        </w:rPr>
+      </w:r>
+      <w:r>
+        <w:rPr>
+          <w:b/>
+          <w:lang w:val="ar_AE" w:bidi="ar_AE"/>
+        </w:rPr>
         <w:t>"لأَنَّهُمْ"</w:t>
       </w:r>
     </w:p>
@@ -10709,6 +12443,23 @@
           <w:b/>
           <w:lang w:val="ar_AE" w:bidi="ar_AE"/>
         </w:rPr>
+        <w:t>τὴν ἀγάπην τῆς ἀληθείας οὐκ ἐδέξαντο</w:t>
+      </w:r>
+    </w:p>
+    <w:p>
+      <w:pPr>
+        <w:bidi/>
+      </w:pPr>
+      <w:r>
+        <w:rPr>
+          <w:lang w:val="ar_AE" w:bidi="ar_AE"/>
+        </w:rPr>
+      </w:r>
+      <w:r>
+        <w:rPr>
+          <w:b/>
+          <w:lang w:val="ar_AE" w:bidi="ar_AE"/>
+        </w:rPr>
         <w:t>"لَمْ يَقْبَلُوا مَحَبَّةَ الْحَقِّ"</w:t>
       </w:r>
     </w:p>
@@ -10853,6 +12604,23 @@
           <w:b/>
           <w:lang w:val="ar_AE" w:bidi="ar_AE"/>
         </w:rPr>
+        <w:t>εἰς τὸ σωθῆναι αὐτούς</w:t>
+      </w:r>
+    </w:p>
+    <w:p>
+      <w:pPr>
+        <w:bidi/>
+      </w:pPr>
+      <w:r>
+        <w:rPr>
+          <w:lang w:val="ar_AE" w:bidi="ar_AE"/>
+        </w:rPr>
+      </w:r>
+      <w:r>
+        <w:rPr>
+          <w:b/>
+          <w:lang w:val="ar_AE" w:bidi="ar_AE"/>
+        </w:rPr>
         <w:t>"حَتَّى يَخْلُصُوا"</w:t>
       </w:r>
     </w:p>
@@ -10945,6 +12713,23 @@
           <w:b/>
           <w:lang w:val="ar_AE" w:bidi="ar_AE"/>
         </w:rPr>
+        <w:t>εἰς τὸ σωθῆναι αὐτούς</w:t>
+      </w:r>
+    </w:p>
+    <w:p>
+      <w:pPr>
+        <w:bidi/>
+      </w:pPr>
+      <w:r>
+        <w:rPr>
+          <w:lang w:val="ar_AE" w:bidi="ar_AE"/>
+        </w:rPr>
+      </w:r>
+      <w:r>
+        <w:rPr>
+          <w:b/>
+          <w:lang w:val="ar_AE" w:bidi="ar_AE"/>
+        </w:rPr>
         <w:t>"حَتَّى يَخْلُصُوا"</w:t>
       </w:r>
     </w:p>
@@ -11037,6 +12822,23 @@
           <w:b/>
           <w:lang w:val="ar_AE" w:bidi="ar_AE"/>
         </w:rPr>
+        <w:t>διὰ τοῦτο</w:t>
+      </w:r>
+    </w:p>
+    <w:p>
+      <w:pPr>
+        <w:bidi/>
+      </w:pPr>
+      <w:r>
+        <w:rPr>
+          <w:lang w:val="ar_AE" w:bidi="ar_AE"/>
+        </w:rPr>
+      </w:r>
+      <w:r>
+        <w:rPr>
+          <w:b/>
+          <w:lang w:val="ar_AE" w:bidi="ar_AE"/>
+        </w:rPr>
         <w:t>"وَلأَجْلِ هذَا"</w:t>
       </w:r>
     </w:p>
@@ -11142,6 +12944,23 @@
           <w:b/>
           <w:lang w:val="ar_AE" w:bidi="ar_AE"/>
         </w:rPr>
+        <w:t>πέμπει αὐτοῖς ὁ Θεὸς ἐνέργειαν πλάνης, εἰς τὸ πιστεῦσαι αὐτοὺς τῷ ψεύδει</w:t>
+      </w:r>
+    </w:p>
+    <w:p>
+      <w:pPr>
+        <w:bidi/>
+      </w:pPr>
+      <w:r>
+        <w:rPr>
+          <w:lang w:val="ar_AE" w:bidi="ar_AE"/>
+        </w:rPr>
+      </w:r>
+      <w:r>
+        <w:rPr>
+          <w:b/>
+          <w:lang w:val="ar_AE" w:bidi="ar_AE"/>
+        </w:rPr>
         <w:t>"سَيُرْسِلُ إِلَيْهِمُ اللهُ عَمَلَ الضَّلاَلِ، حَتَّى يُصَدِّقُوا الْكَذِبَ"</w:t>
       </w:r>
     </w:p>
@@ -11260,6 +13079,23 @@
           <w:b/>
           <w:lang w:val="ar_AE" w:bidi="ar_AE"/>
         </w:rPr>
+        <w:t>ἐνέργειαν πλάνης</w:t>
+      </w:r>
+    </w:p>
+    <w:p>
+      <w:pPr>
+        <w:bidi/>
+      </w:pPr>
+      <w:r>
+        <w:rPr>
+          <w:lang w:val="ar_AE" w:bidi="ar_AE"/>
+        </w:rPr>
+      </w:r>
+      <w:r>
+        <w:rPr>
+          <w:b/>
+          <w:lang w:val="ar_AE" w:bidi="ar_AE"/>
+        </w:rPr>
         <w:t>"عَمَلَ الضَّلاَلِ"</w:t>
       </w:r>
     </w:p>
@@ -11378,6 +13214,23 @@
           <w:b/>
           <w:lang w:val="ar_AE" w:bidi="ar_AE"/>
         </w:rPr>
+        <w:t>εἰς τὸ πιστεῦσαι αὐτοὺς</w:t>
+      </w:r>
+    </w:p>
+    <w:p>
+      <w:pPr>
+        <w:bidi/>
+      </w:pPr>
+      <w:r>
+        <w:rPr>
+          <w:lang w:val="ar_AE" w:bidi="ar_AE"/>
+        </w:rPr>
+      </w:r>
+      <w:r>
+        <w:rPr>
+          <w:b/>
+          <w:lang w:val="ar_AE" w:bidi="ar_AE"/>
+        </w:rPr>
         <w:t>"حَتَّى يُصَدِّقُوا"</w:t>
       </w:r>
     </w:p>
@@ -11496,6 +13349,23 @@
           <w:b/>
           <w:lang w:val="ar_AE" w:bidi="ar_AE"/>
         </w:rPr>
+        <w:t>εἰς τὸ πιστεῦσαι αὐτοὺς</w:t>
+      </w:r>
+    </w:p>
+    <w:p>
+      <w:pPr>
+        <w:bidi/>
+      </w:pPr>
+      <w:r>
+        <w:rPr>
+          <w:lang w:val="ar_AE" w:bidi="ar_AE"/>
+        </w:rPr>
+      </w:r>
+      <w:r>
+        <w:rPr>
+          <w:b/>
+          <w:lang w:val="ar_AE" w:bidi="ar_AE"/>
+        </w:rPr>
         <w:t>"حَتَّى يُصَدِّقُوا"</w:t>
       </w:r>
     </w:p>
@@ -11601,6 +13471,23 @@
           <w:b/>
           <w:lang w:val="ar_AE" w:bidi="ar_AE"/>
         </w:rPr>
+        <w:t>ἵνα</w:t>
+      </w:r>
+    </w:p>
+    <w:p>
+      <w:pPr>
+        <w:bidi/>
+      </w:pPr>
+      <w:r>
+        <w:rPr>
+          <w:lang w:val="ar_AE" w:bidi="ar_AE"/>
+        </w:rPr>
+      </w:r>
+      <w:r>
+        <w:rPr>
+          <w:b/>
+          <w:lang w:val="ar_AE" w:bidi="ar_AE"/>
+        </w:rPr>
         <w:t>"لِكَيْ"</w:t>
       </w:r>
     </w:p>
@@ -11706,6 +13593,23 @@
           <w:b/>
           <w:lang w:val="ar_AE" w:bidi="ar_AE"/>
         </w:rPr>
+        <w:t>κριθῶσιν πάντες</w:t>
+      </w:r>
+    </w:p>
+    <w:p>
+      <w:pPr>
+        <w:bidi/>
+      </w:pPr>
+      <w:r>
+        <w:rPr>
+          <w:lang w:val="ar_AE" w:bidi="ar_AE"/>
+        </w:rPr>
+      </w:r>
+      <w:r>
+        <w:rPr>
+          <w:b/>
+          <w:lang w:val="ar_AE" w:bidi="ar_AE"/>
+        </w:rPr>
         <w:t>"يُدَانَ جَمِيعُ"</w:t>
       </w:r>
     </w:p>
@@ -11798,6 +13702,23 @@
           <w:b/>
           <w:lang w:val="ar_AE" w:bidi="ar_AE"/>
         </w:rPr>
+        <w:t>οἱ</w:t>
+      </w:r>
+    </w:p>
+    <w:p>
+      <w:pPr>
+        <w:bidi/>
+      </w:pPr>
+      <w:r>
+        <w:rPr>
+          <w:lang w:val="ar_AE" w:bidi="ar_AE"/>
+        </w:rPr>
+      </w:r>
+      <w:r>
+        <w:rPr>
+          <w:b/>
+          <w:lang w:val="ar_AE" w:bidi="ar_AE"/>
+        </w:rPr>
         <w:t>"الَّذِينَ"</w:t>
       </w:r>
     </w:p>
@@ -11903,6 +13824,23 @@
           <w:b/>
           <w:lang w:val="ar_AE" w:bidi="ar_AE"/>
         </w:rPr>
+        <w:t>οἱ μὴ πιστεύσαντες τῇ ἀληθείᾳ, ἀλλὰ εὐδοκήσαντες τῇ ἀδικίᾳ</w:t>
+      </w:r>
+    </w:p>
+    <w:p>
+      <w:pPr>
+        <w:bidi/>
+      </w:pPr>
+      <w:r>
+        <w:rPr>
+          <w:lang w:val="ar_AE" w:bidi="ar_AE"/>
+        </w:rPr>
+      </w:r>
+      <w:r>
+        <w:rPr>
+          <w:b/>
+          <w:lang w:val="ar_AE" w:bidi="ar_AE"/>
+        </w:rPr>
         <w:t>"الَّذِينَ لَمْ يُصَدِّقُوا الْحَقَّ، بَلْ سُرُّوا بِالإِثْمِ."</w:t>
       </w:r>
     </w:p>
@@ -12107,6 +14045,23 @@
           <w:b/>
           <w:lang w:val="ar_AE" w:bidi="ar_AE"/>
         </w:rPr>
+        <w:t>δὲ</w:t>
+      </w:r>
+    </w:p>
+    <w:p>
+      <w:pPr>
+        <w:bidi/>
+      </w:pPr>
+      <w:r>
+        <w:rPr>
+          <w:lang w:val="ar_AE" w:bidi="ar_AE"/>
+        </w:rPr>
+      </w:r>
+      <w:r>
+        <w:rPr>
+          <w:b/>
+          <w:lang w:val="ar_AE" w:bidi="ar_AE"/>
+        </w:rPr>
         <w:t>"وَأَمَّا"</w:t>
       </w:r>
     </w:p>
@@ -12190,6 +14145,23 @@
           <w:b/>
           <w:lang w:val="ar_AE" w:bidi="ar_AE"/>
         </w:rPr>
+        <w:t>ἡμεῖς &amp; ὀφείλομεν εὐχαριστεῖν &amp; πάντοτε</w:t>
+      </w:r>
+    </w:p>
+    <w:p>
+      <w:pPr>
+        <w:bidi/>
+      </w:pPr>
+      <w:r>
+        <w:rPr>
+          <w:lang w:val="ar_AE" w:bidi="ar_AE"/>
+        </w:rPr>
+      </w:r>
+      <w:r>
+        <w:rPr>
+          <w:b/>
+          <w:lang w:val="ar_AE" w:bidi="ar_AE"/>
+        </w:rPr>
         <w:t>"فَيَنْبَغِي لَنَا أَنْ نَشْكُرَ اللهَ كُلَّ حِينٍ"</w:t>
       </w:r>
     </w:p>
@@ -12295,6 +14267,23 @@
           <w:b/>
           <w:lang w:val="ar_AE" w:bidi="ar_AE"/>
         </w:rPr>
+        <w:t>ἡμεῖς &amp; ὀφείλομεν</w:t>
+      </w:r>
+    </w:p>
+    <w:p>
+      <w:pPr>
+        <w:bidi/>
+      </w:pPr>
+      <w:r>
+        <w:rPr>
+          <w:lang w:val="ar_AE" w:bidi="ar_AE"/>
+        </w:rPr>
+      </w:r>
+      <w:r>
+        <w:rPr>
+          <w:b/>
+          <w:lang w:val="ar_AE" w:bidi="ar_AE"/>
+        </w:rPr>
         <w:t>"فَيَنْبَغِي لَنَا"</w:t>
       </w:r>
     </w:p>
@@ -12400,6 +14389,23 @@
           <w:b/>
           <w:lang w:val="ar_AE" w:bidi="ar_AE"/>
         </w:rPr>
+        <w:t>ἀδελφοὶ ἠγαπημένοι ὑπὸ Κυρίου</w:t>
+      </w:r>
+    </w:p>
+    <w:p>
+      <w:pPr>
+        <w:bidi/>
+      </w:pPr>
+      <w:r>
+        <w:rPr>
+          <w:lang w:val="ar_AE" w:bidi="ar_AE"/>
+        </w:rPr>
+      </w:r>
+      <w:r>
+        <w:rPr>
+          <w:b/>
+          <w:lang w:val="ar_AE" w:bidi="ar_AE"/>
+        </w:rPr>
         <w:t>"الإِخْوَةُ الْمَحْبُوبُونَ مِنَ الرَّبِّ"</w:t>
       </w:r>
     </w:p>
@@ -12492,6 +14498,23 @@
           <w:b/>
           <w:lang w:val="ar_AE" w:bidi="ar_AE"/>
         </w:rPr>
+        <w:t>ἀδελφοὶ</w:t>
+      </w:r>
+    </w:p>
+    <w:p>
+      <w:pPr>
+        <w:bidi/>
+      </w:pPr>
+      <w:r>
+        <w:rPr>
+          <w:lang w:val="ar_AE" w:bidi="ar_AE"/>
+        </w:rPr>
+      </w:r>
+      <w:r>
+        <w:rPr>
+          <w:b/>
+          <w:lang w:val="ar_AE" w:bidi="ar_AE"/>
+        </w:rPr>
         <w:t>"الإِخْوَةُ"</w:t>
       </w:r>
     </w:p>
@@ -12597,6 +14620,23 @@
           <w:b/>
           <w:lang w:val="ar_AE" w:bidi="ar_AE"/>
         </w:rPr>
+        <w:t>ἀπαρχὴν εἰς σωτηρίαν</w:t>
+      </w:r>
+    </w:p>
+    <w:p>
+      <w:pPr>
+        <w:bidi/>
+      </w:pPr>
+      <w:r>
+        <w:rPr>
+          <w:lang w:val="ar_AE" w:bidi="ar_AE"/>
+        </w:rPr>
+      </w:r>
+      <w:r>
+        <w:rPr>
+          <w:b/>
+          <w:lang w:val="ar_AE" w:bidi="ar_AE"/>
+        </w:rPr>
         <w:t>"مِنَ الْبَدْءِ لِلْخَلاَصِ"</w:t>
       </w:r>
     </w:p>
@@ -12702,6 +14742,23 @@
           <w:b/>
           <w:lang w:val="ar_AE" w:bidi="ar_AE"/>
         </w:rPr>
+        <w:t>ἀπαρχὴν εἰς σωτηρίαν ἐν ἁγιασμῷ Πνεύματος καὶ πίστει ἀληθείας</w:t>
+      </w:r>
+    </w:p>
+    <w:p>
+      <w:pPr>
+        <w:bidi/>
+      </w:pPr>
+      <w:r>
+        <w:rPr>
+          <w:lang w:val="ar_AE" w:bidi="ar_AE"/>
+        </w:rPr>
+      </w:r>
+      <w:r>
+        <w:rPr>
+          <w:b/>
+          <w:lang w:val="ar_AE" w:bidi="ar_AE"/>
+        </w:rPr>
         <w:t>"مِنَ الْبَدْءِ لِلْخَلاَصِ، بِتَقْدِيسِ الرُّوحِ وَتَصْدِيقِ الْحَقِّ"</w:t>
       </w:r>
     </w:p>
@@ -12833,6 +14890,23 @@
           <w:b/>
           <w:lang w:val="ar_AE" w:bidi="ar_AE"/>
         </w:rPr>
+        <w:t>διὰ τοῦ εὐαγγελίου ἡμῶν</w:t>
+      </w:r>
+    </w:p>
+    <w:p>
+      <w:pPr>
+        <w:bidi/>
+      </w:pPr>
+      <w:r>
+        <w:rPr>
+          <w:lang w:val="ar_AE" w:bidi="ar_AE"/>
+        </w:rPr>
+      </w:r>
+      <w:r>
+        <w:rPr>
+          <w:b/>
+          <w:lang w:val="ar_AE" w:bidi="ar_AE"/>
+        </w:rPr>
         <w:t>"بِإِنْجِيلِنَا"</w:t>
       </w:r>
     </w:p>
@@ -12938,6 +15012,23 @@
           <w:b/>
           <w:lang w:val="ar_AE" w:bidi="ar_AE"/>
         </w:rPr>
+        <w:t>εἰς περιποίησιν δόξης τοῦ Κυρίου ἡμῶν, Ἰησοῦ Χριστοῦ</w:t>
+      </w:r>
+    </w:p>
+    <w:p>
+      <w:pPr>
+        <w:bidi/>
+      </w:pPr>
+      <w:r>
+        <w:rPr>
+          <w:lang w:val="ar_AE" w:bidi="ar_AE"/>
+        </w:rPr>
+      </w:r>
+      <w:r>
+        <w:rPr>
+          <w:b/>
+          <w:lang w:val="ar_AE" w:bidi="ar_AE"/>
+        </w:rPr>
         <w:t>"لاقْتِنَاءِ مَجْدِ رَبِّنَا يَسُوعَ الْمَسِيحِ"</w:t>
       </w:r>
     </w:p>
@@ -13043,6 +15134,23 @@
           <w:b/>
           <w:lang w:val="ar_AE" w:bidi="ar_AE"/>
         </w:rPr>
+        <w:t>εἰς περιποίησιν δόξης τοῦ Κυρίου ἡμῶν</w:t>
+      </w:r>
+    </w:p>
+    <w:p>
+      <w:pPr>
+        <w:bidi/>
+      </w:pPr>
+      <w:r>
+        <w:rPr>
+          <w:lang w:val="ar_AE" w:bidi="ar_AE"/>
+        </w:rPr>
+      </w:r>
+      <w:r>
+        <w:rPr>
+          <w:b/>
+          <w:lang w:val="ar_AE" w:bidi="ar_AE"/>
+        </w:rPr>
         <w:t>"لاقْتِنَاءِ مَجْدِ رَبِّنَا"</w:t>
       </w:r>
     </w:p>
@@ -13148,6 +15256,23 @@
           <w:b/>
           <w:lang w:val="ar_AE" w:bidi="ar_AE"/>
         </w:rPr>
+        <w:t>ἄρα οὖν</w:t>
+      </w:r>
+    </w:p>
+    <w:p>
+      <w:pPr>
+        <w:bidi/>
+      </w:pPr>
+      <w:r>
+        <w:rPr>
+          <w:lang w:val="ar_AE" w:bidi="ar_AE"/>
+        </w:rPr>
+      </w:r>
+      <w:r>
+        <w:rPr>
+          <w:b/>
+          <w:lang w:val="ar_AE" w:bidi="ar_AE"/>
+        </w:rPr>
         <w:t>"فَاثْبُتُوا إِذًا"</w:t>
       </w:r>
     </w:p>
@@ -13253,6 +15378,23 @@
           <w:b/>
           <w:lang w:val="ar_AE" w:bidi="ar_AE"/>
         </w:rPr>
+        <w:t>ἀδελφοί</w:t>
+      </w:r>
+    </w:p>
+    <w:p>
+      <w:pPr>
+        <w:bidi/>
+      </w:pPr>
+      <w:r>
+        <w:rPr>
+          <w:lang w:val="ar_AE" w:bidi="ar_AE"/>
+        </w:rPr>
+      </w:r>
+      <w:r>
+        <w:rPr>
+          <w:b/>
+          <w:lang w:val="ar_AE" w:bidi="ar_AE"/>
+        </w:rPr>
         <w:t>"الإِخْوَةُ"</w:t>
       </w:r>
     </w:p>
@@ -13358,6 +15500,23 @@
           <w:b/>
           <w:lang w:val="ar_AE" w:bidi="ar_AE"/>
         </w:rPr>
+        <w:t>στήκετε</w:t>
+      </w:r>
+    </w:p>
+    <w:p>
+      <w:pPr>
+        <w:bidi/>
+      </w:pPr>
+      <w:r>
+        <w:rPr>
+          <w:lang w:val="ar_AE" w:bidi="ar_AE"/>
+        </w:rPr>
+      </w:r>
+      <w:r>
+        <w:rPr>
+          <w:b/>
+          <w:lang w:val="ar_AE" w:bidi="ar_AE"/>
+        </w:rPr>
         <w:t>"فَاثْبُتُوا"</w:t>
       </w:r>
     </w:p>
@@ -13463,6 +15622,23 @@
           <w:b/>
           <w:lang w:val="ar_AE" w:bidi="ar_AE"/>
         </w:rPr>
+        <w:t>κρατεῖτε τὰς παραδόσεις</w:t>
+      </w:r>
+    </w:p>
+    <w:p>
+      <w:pPr>
+        <w:bidi/>
+      </w:pPr>
+      <w:r>
+        <w:rPr>
+          <w:lang w:val="ar_AE" w:bidi="ar_AE"/>
+        </w:rPr>
+      </w:r>
+      <w:r>
+        <w:rPr>
+          <w:b/>
+          <w:lang w:val="ar_AE" w:bidi="ar_AE"/>
+        </w:rPr>
         <w:t>"وَتَمَسَّكُوا بِالتَّعَالِيمِ"</w:t>
       </w:r>
     </w:p>
@@ -13568,6 +15744,23 @@
           <w:b/>
           <w:lang w:val="ar_AE" w:bidi="ar_AE"/>
         </w:rPr>
+        <w:t>στήκετε καὶ κρατεῖτε</w:t>
+      </w:r>
+    </w:p>
+    <w:p>
+      <w:pPr>
+        <w:bidi/>
+      </w:pPr>
+      <w:r>
+        <w:rPr>
+          <w:lang w:val="ar_AE" w:bidi="ar_AE"/>
+        </w:rPr>
+      </w:r>
+      <w:r>
+        <w:rPr>
+          <w:b/>
+          <w:lang w:val="ar_AE" w:bidi="ar_AE"/>
+        </w:rPr>
         <w:t>"فَاثْبُتُوا ... وَتَمَسَّكُوا"</w:t>
       </w:r>
     </w:p>
@@ -13660,6 +15853,23 @@
           <w:b/>
           <w:lang w:val="ar_AE" w:bidi="ar_AE"/>
         </w:rPr>
+        <w:t>ἐδιδάχθητε</w:t>
+      </w:r>
+    </w:p>
+    <w:p>
+      <w:pPr>
+        <w:bidi/>
+      </w:pPr>
+      <w:r>
+        <w:rPr>
+          <w:lang w:val="ar_AE" w:bidi="ar_AE"/>
+        </w:rPr>
+      </w:r>
+      <w:r>
+        <w:rPr>
+          <w:b/>
+          <w:lang w:val="ar_AE" w:bidi="ar_AE"/>
+        </w:rPr>
         <w:t>"الَّتِي تَعَلَّمْتُمُوهَا"</w:t>
       </w:r>
     </w:p>
@@ -13752,6 +15962,23 @@
           <w:b/>
           <w:lang w:val="ar_AE" w:bidi="ar_AE"/>
         </w:rPr>
+        <w:t>διὰ λόγου</w:t>
+      </w:r>
+    </w:p>
+    <w:p>
+      <w:pPr>
+        <w:bidi/>
+      </w:pPr>
+      <w:r>
+        <w:rPr>
+          <w:lang w:val="ar_AE" w:bidi="ar_AE"/>
+        </w:rPr>
+      </w:r>
+      <w:r>
+        <w:rPr>
+          <w:b/>
+          <w:lang w:val="ar_AE" w:bidi="ar_AE"/>
+        </w:rPr>
         <w:t>"بِالْكَلاَمِ"</w:t>
       </w:r>
     </w:p>
@@ -13857,6 +16084,23 @@
           <w:b/>
           <w:lang w:val="ar_AE" w:bidi="ar_AE"/>
         </w:rPr>
+        <w:t>δι’ ἐπιστολῆς ἡμῶν</w:t>
+      </w:r>
+    </w:p>
+    <w:p>
+      <w:pPr>
+        <w:bidi/>
+      </w:pPr>
+      <w:r>
+        <w:rPr>
+          <w:lang w:val="ar_AE" w:bidi="ar_AE"/>
+        </w:rPr>
+      </w:r>
+      <w:r>
+        <w:rPr>
+          <w:b/>
+          <w:lang w:val="ar_AE" w:bidi="ar_AE"/>
+        </w:rPr>
         <w:t>"بِرِسَالَتِنَا"</w:t>
       </w:r>
     </w:p>
@@ -13962,6 +16206,23 @@
           <w:b/>
           <w:lang w:val="ar_AE" w:bidi="ar_AE"/>
         </w:rPr>
+        <w:t>δὲ</w:t>
+      </w:r>
+    </w:p>
+    <w:p>
+      <w:pPr>
+        <w:bidi/>
+      </w:pPr>
+      <w:r>
+        <w:rPr>
+          <w:lang w:val="ar_AE" w:bidi="ar_AE"/>
+        </w:rPr>
+      </w:r>
+      <w:r>
+        <w:rPr>
+          <w:b/>
+          <w:lang w:val="ar_AE" w:bidi="ar_AE"/>
+        </w:rPr>
         <w:t>"وَرَبُّنَا"</w:t>
       </w:r>
     </w:p>
@@ -14067,6 +16328,23 @@
           <w:b/>
           <w:lang w:val="ar_AE" w:bidi="ar_AE"/>
         </w:rPr>
+        <w:t>αὐτὸς δὲ ὁ Κύριος ἡμῶν, Ἰησοῦς Χριστὸς, καὶ ὁ Θεὸς ὁ Πατὴρ ἡμῶν</w:t>
+      </w:r>
+    </w:p>
+    <w:p>
+      <w:pPr>
+        <w:bidi/>
+      </w:pPr>
+      <w:r>
+        <w:rPr>
+          <w:lang w:val="ar_AE" w:bidi="ar_AE"/>
+        </w:rPr>
+      </w:r>
+      <w:r>
+        <w:rPr>
+          <w:b/>
+          <w:lang w:val="ar_AE" w:bidi="ar_AE"/>
+        </w:rPr>
         <w:t>"وَرَبُّنَا نَفْسُهُ يَسُوعُ الْمَسِيحُ، وَاللهُ أَبُونَا"</w:t>
       </w:r>
     </w:p>
@@ -14159,6 +16437,23 @@
           <w:b/>
           <w:lang w:val="ar_AE" w:bidi="ar_AE"/>
         </w:rPr>
+        <w:t>ἡμῶν &amp; ἡμῶν &amp; ἡμᾶς</w:t>
+      </w:r>
+    </w:p>
+    <w:p>
+      <w:pPr>
+        <w:bidi/>
+      </w:pPr>
+      <w:r>
+        <w:rPr>
+          <w:lang w:val="ar_AE" w:bidi="ar_AE"/>
+        </w:rPr>
+      </w:r>
+      <w:r>
+        <w:rPr>
+          <w:b/>
+          <w:lang w:val="ar_AE" w:bidi="ar_AE"/>
+        </w:rPr>
         <w:t>"أَبُونَا"</w:t>
       </w:r>
       <w:r>
@@ -14303,6 +16598,23 @@
           <w:b/>
           <w:lang w:val="ar_AE" w:bidi="ar_AE"/>
         </w:rPr>
+        <w:t>αὐτὸς &amp; Κύριος ἡμῶν, Ἰησοῦς Χριστὸς</w:t>
+      </w:r>
+    </w:p>
+    <w:p>
+      <w:pPr>
+        <w:bidi/>
+      </w:pPr>
+      <w:r>
+        <w:rPr>
+          <w:lang w:val="ar_AE" w:bidi="ar_AE"/>
+        </w:rPr>
+      </w:r>
+      <w:r>
+        <w:rPr>
+          <w:b/>
+          <w:lang w:val="ar_AE" w:bidi="ar_AE"/>
+        </w:rPr>
         <w:t>"وَرَبُّنَا نَفْسُهُ يَسُوعُ الْمَسِيحُ"</w:t>
       </w:r>
     </w:p>
@@ -14421,6 +16733,23 @@
           <w:b/>
           <w:lang w:val="ar_AE" w:bidi="ar_AE"/>
         </w:rPr>
+        <w:t>δοὺς παράκλησιν αἰωνίαν, καὶ ἐλπίδα ἀγαθὴν</w:t>
+      </w:r>
+    </w:p>
+    <w:p>
+      <w:pPr>
+        <w:bidi/>
+      </w:pPr>
+      <w:r>
+        <w:rPr>
+          <w:lang w:val="ar_AE" w:bidi="ar_AE"/>
+        </w:rPr>
+      </w:r>
+      <w:r>
+        <w:rPr>
+          <w:b/>
+          <w:lang w:val="ar_AE" w:bidi="ar_AE"/>
+        </w:rPr>
         <w:t>"وَأَعْطَانَا عَزَاءً أَبَدِيًّا وَرَجَاءً صَالِحًا"</w:t>
       </w:r>
     </w:p>
@@ -14539,6 +16868,23 @@
           <w:b/>
           <w:lang w:val="ar_AE" w:bidi="ar_AE"/>
         </w:rPr>
+        <w:t>ἐν χάριτι</w:t>
+      </w:r>
+    </w:p>
+    <w:p>
+      <w:pPr>
+        <w:bidi/>
+      </w:pPr>
+      <w:r>
+        <w:rPr>
+          <w:lang w:val="ar_AE" w:bidi="ar_AE"/>
+        </w:rPr>
+      </w:r>
+      <w:r>
+        <w:rPr>
+          <w:b/>
+          <w:lang w:val="ar_AE" w:bidi="ar_AE"/>
+        </w:rPr>
         <w:t>"بِالنِّعْمَةِ"</w:t>
       </w:r>
     </w:p>
@@ -14644,6 +16990,23 @@
           <w:b/>
           <w:lang w:val="ar_AE" w:bidi="ar_AE"/>
         </w:rPr>
+        <w:t>παρακαλέσαι ὑμῶν τὰς καρδίας, καὶ στηρίξαι</w:t>
+      </w:r>
+    </w:p>
+    <w:p>
+      <w:pPr>
+        <w:bidi/>
+      </w:pPr>
+      <w:r>
+        <w:rPr>
+          <w:lang w:val="ar_AE" w:bidi="ar_AE"/>
+        </w:rPr>
+      </w:r>
+      <w:r>
+        <w:rPr>
+          <w:b/>
+          <w:lang w:val="ar_AE" w:bidi="ar_AE"/>
+        </w:rPr>
         <w:t>"يُعَزِّي قُلُوبَكُمْ وَيُثَبِّتُكُمْ"</w:t>
       </w:r>
     </w:p>
@@ -14762,6 +17125,23 @@
           <w:b/>
           <w:lang w:val="ar_AE" w:bidi="ar_AE"/>
         </w:rPr>
+        <w:t>ἐν παντὶ ἔργῳ καὶ λόγῳ ἀγαθῷ</w:t>
+      </w:r>
+    </w:p>
+    <w:p>
+      <w:pPr>
+        <w:bidi/>
+      </w:pPr>
+      <w:r>
+        <w:rPr>
+          <w:lang w:val="ar_AE" w:bidi="ar_AE"/>
+        </w:rPr>
+      </w:r>
+      <w:r>
+        <w:rPr>
+          <w:b/>
+          <w:lang w:val="ar_AE" w:bidi="ar_AE"/>
+        </w:rPr>
         <w:t>"فِي كُلِّ كَلاَمٍ وَعَمَل صَالِحٍ"</w:t>
       </w:r>
     </w:p>
@@ -14953,6 +17333,23 @@
           <w:b/>
           <w:lang w:val="ar_AE" w:bidi="ar_AE"/>
         </w:rPr>
+        <w:t>τὸ λοιπὸν</w:t>
+      </w:r>
+    </w:p>
+    <w:p>
+      <w:pPr>
+        <w:bidi/>
+      </w:pPr>
+      <w:r>
+        <w:rPr>
+          <w:lang w:val="ar_AE" w:bidi="ar_AE"/>
+        </w:rPr>
+      </w:r>
+      <w:r>
+        <w:rPr>
+          <w:b/>
+          <w:lang w:val="ar_AE" w:bidi="ar_AE"/>
+        </w:rPr>
         <w:t>"أَخِيرًا"</w:t>
       </w:r>
     </w:p>
@@ -15071,6 +17468,23 @@
           <w:b/>
           <w:lang w:val="ar_AE" w:bidi="ar_AE"/>
         </w:rPr>
+        <w:t>ἀδελφοί</w:t>
+      </w:r>
+    </w:p>
+    <w:p>
+      <w:pPr>
+        <w:bidi/>
+      </w:pPr>
+      <w:r>
+        <w:rPr>
+          <w:lang w:val="ar_AE" w:bidi="ar_AE"/>
+        </w:rPr>
+      </w:r>
+      <w:r>
+        <w:rPr>
+          <w:b/>
+          <w:lang w:val="ar_AE" w:bidi="ar_AE"/>
+        </w:rPr>
         <w:t>"الإِخْوَةُ"</w:t>
       </w:r>
     </w:p>
@@ -15176,6 +17590,23 @@
           <w:b/>
           <w:lang w:val="ar_AE" w:bidi="ar_AE"/>
         </w:rPr>
+        <w:t>ἡμῶν</w:t>
+      </w:r>
+    </w:p>
+    <w:p>
+      <w:pPr>
+        <w:bidi/>
+      </w:pPr>
+      <w:r>
+        <w:rPr>
+          <w:lang w:val="ar_AE" w:bidi="ar_AE"/>
+        </w:rPr>
+      </w:r>
+      <w:r>
+        <w:rPr>
+          <w:b/>
+          <w:lang w:val="ar_AE" w:bidi="ar_AE"/>
+        </w:rPr>
         <w:t>"لأَجْلِنَا"</w:t>
       </w:r>
     </w:p>
@@ -15281,6 +17712,23 @@
           <w:b/>
           <w:lang w:val="ar_AE" w:bidi="ar_AE"/>
         </w:rPr>
+        <w:t>τρέχῃ</w:t>
+      </w:r>
+    </w:p>
+    <w:p>
+      <w:pPr>
+        <w:bidi/>
+      </w:pPr>
+      <w:r>
+        <w:rPr>
+          <w:lang w:val="ar_AE" w:bidi="ar_AE"/>
+        </w:rPr>
+      </w:r>
+      <w:r>
+        <w:rPr>
+          <w:b/>
+          <w:lang w:val="ar_AE" w:bidi="ar_AE"/>
+        </w:rPr>
         <w:t>"لِكَيْ تَجْرِيَ"</w:t>
       </w:r>
     </w:p>
@@ -15386,6 +17834,23 @@
           <w:b/>
           <w:lang w:val="ar_AE" w:bidi="ar_AE"/>
         </w:rPr>
+        <w:t>καὶ δοξάζηται</w:t>
+      </w:r>
+    </w:p>
+    <w:p>
+      <w:pPr>
+        <w:bidi/>
+      </w:pPr>
+      <w:r>
+        <w:rPr>
+          <w:lang w:val="ar_AE" w:bidi="ar_AE"/>
+        </w:rPr>
+      </w:r>
+      <w:r>
+        <w:rPr>
+          <w:b/>
+          <w:lang w:val="ar_AE" w:bidi="ar_AE"/>
+        </w:rPr>
         <w:t>"وَتَتَمَجَّدَ"</w:t>
       </w:r>
     </w:p>
@@ -15478,6 +17943,23 @@
           <w:b/>
           <w:lang w:val="ar_AE" w:bidi="ar_AE"/>
         </w:rPr>
+        <w:t>καθὼς καὶ πρὸς ὑμᾶς</w:t>
+      </w:r>
+    </w:p>
+    <w:p>
+      <w:pPr>
+        <w:bidi/>
+      </w:pPr>
+      <w:r>
+        <w:rPr>
+          <w:lang w:val="ar_AE" w:bidi="ar_AE"/>
+        </w:rPr>
+      </w:r>
+      <w:r>
+        <w:rPr>
+          <w:b/>
+          <w:lang w:val="ar_AE" w:bidi="ar_AE"/>
+        </w:rPr>
         <w:t>"كَمَا عِنْدَكُمْ أَيْضًا"</w:t>
       </w:r>
     </w:p>
@@ -15570,6 +18052,23 @@
           <w:b/>
           <w:lang w:val="ar_AE" w:bidi="ar_AE"/>
         </w:rPr>
+        <w:t>ῥυσθῶμεν</w:t>
+      </w:r>
+    </w:p>
+    <w:p>
+      <w:pPr>
+        <w:bidi/>
+      </w:pPr>
+      <w:r>
+        <w:rPr>
+          <w:lang w:val="ar_AE" w:bidi="ar_AE"/>
+        </w:rPr>
+      </w:r>
+      <w:r>
+        <w:rPr>
+          <w:b/>
+          <w:lang w:val="ar_AE" w:bidi="ar_AE"/>
+        </w:rPr>
         <w:t>"وَلِكَيْ نُنْقَذَ"</w:t>
       </w:r>
     </w:p>
@@ -15662,6 +18161,23 @@
           <w:b/>
           <w:lang w:val="ar_AE" w:bidi="ar_AE"/>
         </w:rPr>
+        <w:t>ἀτόπων καὶ πονηρῶν</w:t>
+      </w:r>
+    </w:p>
+    <w:p>
+      <w:pPr>
+        <w:bidi/>
+      </w:pPr>
+      <w:r>
+        <w:rPr>
+          <w:lang w:val="ar_AE" w:bidi="ar_AE"/>
+        </w:rPr>
+      </w:r>
+      <w:r>
+        <w:rPr>
+          <w:b/>
+          <w:lang w:val="ar_AE" w:bidi="ar_AE"/>
+        </w:rPr>
         <w:t>"الأَرْدِيَاءِ الأَشْرَارِ"</w:t>
       </w:r>
     </w:p>
@@ -15767,6 +18283,23 @@
           <w:b/>
           <w:lang w:val="ar_AE" w:bidi="ar_AE"/>
         </w:rPr>
+        <w:t>οὐ γὰρ πάντων ἡ πίστις</w:t>
+      </w:r>
+    </w:p>
+    <w:p>
+      <w:pPr>
+        <w:bidi/>
+      </w:pPr>
+      <w:r>
+        <w:rPr>
+          <w:lang w:val="ar_AE" w:bidi="ar_AE"/>
+        </w:rPr>
+      </w:r>
+      <w:r>
+        <w:rPr>
+          <w:b/>
+          <w:lang w:val="ar_AE" w:bidi="ar_AE"/>
+        </w:rPr>
         <w:t>"لأَنَّ الإِيمَانَ لَيْسَ لِلْجَمِيعِ"</w:t>
       </w:r>
     </w:p>
@@ -15872,6 +18405,23 @@
           <w:b/>
           <w:lang w:val="ar_AE" w:bidi="ar_AE"/>
         </w:rPr>
+        <w:t>ἡ πίστις</w:t>
+      </w:r>
+    </w:p>
+    <w:p>
+      <w:pPr>
+        <w:bidi/>
+      </w:pPr>
+      <w:r>
+        <w:rPr>
+          <w:lang w:val="ar_AE" w:bidi="ar_AE"/>
+        </w:rPr>
+      </w:r>
+      <w:r>
+        <w:rPr>
+          <w:b/>
+          <w:lang w:val="ar_AE" w:bidi="ar_AE"/>
+        </w:rPr>
         <w:t>"الإِيمَانَ لَيْسَ لِلْجَمِيعِ"</w:t>
       </w:r>
     </w:p>
@@ -15977,6 +18527,23 @@
           <w:b/>
           <w:lang w:val="ar_AE" w:bidi="ar_AE"/>
         </w:rPr>
+        <w:t>ὃς στηρίξει</w:t>
+      </w:r>
+    </w:p>
+    <w:p>
+      <w:pPr>
+        <w:bidi/>
+      </w:pPr>
+      <w:r>
+        <w:rPr>
+          <w:lang w:val="ar_AE" w:bidi="ar_AE"/>
+        </w:rPr>
+      </w:r>
+      <w:r>
+        <w:rPr>
+          <w:b/>
+          <w:lang w:val="ar_AE" w:bidi="ar_AE"/>
+        </w:rPr>
         <w:t>"سَيُثَبِّتُكُمْ"</w:t>
       </w:r>
     </w:p>
@@ -16082,6 +18649,23 @@
           <w:b/>
           <w:lang w:val="ar_AE" w:bidi="ar_AE"/>
         </w:rPr>
+        <w:t>τοῦ πονηροῦ</w:t>
+      </w:r>
+    </w:p>
+    <w:p>
+      <w:pPr>
+        <w:bidi/>
+      </w:pPr>
+      <w:r>
+        <w:rPr>
+          <w:lang w:val="ar_AE" w:bidi="ar_AE"/>
+        </w:rPr>
+      </w:r>
+      <w:r>
+        <w:rPr>
+          <w:b/>
+          <w:lang w:val="ar_AE" w:bidi="ar_AE"/>
+        </w:rPr>
         <w:t>"الشِّرِّيرِ"</w:t>
       </w:r>
     </w:p>
@@ -16152,6 +18736,23 @@
           <w:b/>
           <w:lang w:val="ar_AE" w:bidi="ar_AE"/>
         </w:rPr>
+        <w:t>πεποίθαμεν δὲ</w:t>
+      </w:r>
+    </w:p>
+    <w:p>
+      <w:pPr>
+        <w:bidi/>
+      </w:pPr>
+      <w:r>
+        <w:rPr>
+          <w:lang w:val="ar_AE" w:bidi="ar_AE"/>
+        </w:rPr>
+      </w:r>
+      <w:r>
+        <w:rPr>
+          <w:b/>
+          <w:lang w:val="ar_AE" w:bidi="ar_AE"/>
+        </w:rPr>
         <w:t>"وَنَثِقُ بِالرَّبِّ"</w:t>
       </w:r>
     </w:p>
@@ -16257,6 +18858,23 @@
           <w:b/>
           <w:lang w:val="ar_AE" w:bidi="ar_AE"/>
         </w:rPr>
+        <w:t>πεποίθαμεν δὲ ἐν Κυρίῳ ἐφ’ ὑμᾶς</w:t>
+      </w:r>
+    </w:p>
+    <w:p>
+      <w:pPr>
+        <w:bidi/>
+      </w:pPr>
+      <w:r>
+        <w:rPr>
+          <w:lang w:val="ar_AE" w:bidi="ar_AE"/>
+        </w:rPr>
+      </w:r>
+      <w:r>
+        <w:rPr>
+          <w:b/>
+          <w:lang w:val="ar_AE" w:bidi="ar_AE"/>
+        </w:rPr>
         <w:t>"وَنَثِقُ بِالرَّبِّ مِنْ جِهَتِكُمْ"</w:t>
       </w:r>
     </w:p>
@@ -16349,6 +18967,23 @@
           <w:b/>
           <w:lang w:val="ar_AE" w:bidi="ar_AE"/>
         </w:rPr>
+        <w:t>ὁ &amp; Κύριος κατευθύναι ὑμῶν τὰς καρδίας εἰς τὴν ἀγάπην τοῦ Θεοῦ, καὶ εἰς τὴν ὑπομονὴν τοῦ Χριστοῦ</w:t>
+      </w:r>
+    </w:p>
+    <w:p>
+      <w:pPr>
+        <w:bidi/>
+      </w:pPr>
+      <w:r>
+        <w:rPr>
+          <w:lang w:val="ar_AE" w:bidi="ar_AE"/>
+        </w:rPr>
+      </w:r>
+      <w:r>
+        <w:rPr>
+          <w:b/>
+          <w:lang w:val="ar_AE" w:bidi="ar_AE"/>
+        </w:rPr>
         <w:t>"وَالرَّبُّ يَهْدِي قُلُوبَكُمْ إِلَى مَحَبَّةِ اللهِ، وَإِلَى صَبْرِ الْمَسِيحِ"</w:t>
       </w:r>
     </w:p>
@@ -16454,6 +19089,23 @@
           <w:b/>
           <w:lang w:val="ar_AE" w:bidi="ar_AE"/>
         </w:rPr>
+        <w:t>εἰς τὴν ἀγάπην τοῦ Θεοῦ, καὶ εἰς τὴν ὑπομονὴν τοῦ Χριστοῦ</w:t>
+      </w:r>
+    </w:p>
+    <w:p>
+      <w:pPr>
+        <w:bidi/>
+      </w:pPr>
+      <w:r>
+        <w:rPr>
+          <w:lang w:val="ar_AE" w:bidi="ar_AE"/>
+        </w:rPr>
+      </w:r>
+      <w:r>
+        <w:rPr>
+          <w:b/>
+          <w:lang w:val="ar_AE" w:bidi="ar_AE"/>
+        </w:rPr>
         <w:t>"إِلَى مَحَبَّةِ اللهِ، وَإِلَى صَبْرِ الْمَسِيحِ"</w:t>
       </w:r>
     </w:p>
@@ -16572,6 +19224,23 @@
           <w:b/>
           <w:lang w:val="ar_AE" w:bidi="ar_AE"/>
         </w:rPr>
+        <w:t>εἰς τὴν ἀγάπην τοῦ Θεοῦ, καὶ εἰς τὴν ὑπομονὴν τοῦ Χριστοῦ</w:t>
+      </w:r>
+    </w:p>
+    <w:p>
+      <w:pPr>
+        <w:bidi/>
+      </w:pPr>
+      <w:r>
+        <w:rPr>
+          <w:lang w:val="ar_AE" w:bidi="ar_AE"/>
+        </w:rPr>
+      </w:r>
+      <w:r>
+        <w:rPr>
+          <w:b/>
+          <w:lang w:val="ar_AE" w:bidi="ar_AE"/>
+        </w:rPr>
         <w:t>"إِلَى مَحَبَّةِ اللهِ، وَإِلَى صَبْرِ الْمَسِيحِ"</w:t>
       </w:r>
     </w:p>
@@ -16677,6 +19346,23 @@
           <w:b/>
           <w:lang w:val="ar_AE" w:bidi="ar_AE"/>
         </w:rPr>
+        <w:t>εἰς τὴν ὑπομονὴν τοῦ Χριστοῦ</w:t>
+      </w:r>
+    </w:p>
+    <w:p>
+      <w:pPr>
+        <w:bidi/>
+      </w:pPr>
+      <w:r>
+        <w:rPr>
+          <w:lang w:val="ar_AE" w:bidi="ar_AE"/>
+        </w:rPr>
+      </w:r>
+      <w:r>
+        <w:rPr>
+          <w:b/>
+          <w:lang w:val="ar_AE" w:bidi="ar_AE"/>
+        </w:rPr>
         <w:t>"وَإِلَى صَبْرِ الْمَسِيحِ"</w:t>
       </w:r>
     </w:p>
@@ -16884,6 +19570,23 @@
           <w:b/>
           <w:lang w:val="ar_AE" w:bidi="ar_AE"/>
         </w:rPr>
+        <w:t>δὲ</w:t>
+      </w:r>
+    </w:p>
+    <w:p>
+      <w:pPr>
+        <w:bidi/>
+      </w:pPr>
+      <w:r>
+        <w:rPr>
+          <w:lang w:val="ar_AE" w:bidi="ar_AE"/>
+        </w:rPr>
+      </w:r>
+      <w:r>
+        <w:rPr>
+          <w:b/>
+          <w:lang w:val="ar_AE" w:bidi="ar_AE"/>
+        </w:rPr>
         <w:t>"ثُمَّ"</w:t>
       </w:r>
     </w:p>
@@ -16989,6 +19692,23 @@
           <w:b/>
           <w:lang w:val="ar_AE" w:bidi="ar_AE"/>
         </w:rPr>
+        <w:t>ἀδελφοί &amp; ἀδελφοῦ</w:t>
+      </w:r>
+    </w:p>
+    <w:p>
+      <w:pPr>
+        <w:bidi/>
+      </w:pPr>
+      <w:r>
+        <w:rPr>
+          <w:lang w:val="ar_AE" w:bidi="ar_AE"/>
+        </w:rPr>
+      </w:r>
+      <w:r>
+        <w:rPr>
+          <w:b/>
+          <w:lang w:val="ar_AE" w:bidi="ar_AE"/>
+        </w:rPr>
         <w:t>"الإِخْوَةُ"</w:t>
       </w:r>
       <w:r>
@@ -17120,6 +19840,23 @@
           <w:b/>
           <w:lang w:val="ar_AE" w:bidi="ar_AE"/>
         </w:rPr>
+        <w:t>ἐν ὀνόματι τοῦ Κυρίου ἡμῶν, Ἰησοῦ Χριστοῦ</w:t>
+      </w:r>
+    </w:p>
+    <w:p>
+      <w:pPr>
+        <w:bidi/>
+      </w:pPr>
+      <w:r>
+        <w:rPr>
+          <w:lang w:val="ar_AE" w:bidi="ar_AE"/>
+        </w:rPr>
+      </w:r>
+      <w:r>
+        <w:rPr>
+          <w:b/>
+          <w:lang w:val="ar_AE" w:bidi="ar_AE"/>
+        </w:rPr>
         <w:t>"بِاسْمِ رَبِّنَا يَسُوعَ الْمَسِيحِ"</w:t>
       </w:r>
     </w:p>
@@ -17225,6 +19962,23 @@
           <w:b/>
           <w:lang w:val="ar_AE" w:bidi="ar_AE"/>
         </w:rPr>
+        <w:t>ἡμῶν</w:t>
+      </w:r>
+    </w:p>
+    <w:p>
+      <w:pPr>
+        <w:bidi/>
+      </w:pPr>
+      <w:r>
+        <w:rPr>
+          <w:lang w:val="ar_AE" w:bidi="ar_AE"/>
+        </w:rPr>
+      </w:r>
+      <w:r>
+        <w:rPr>
+          <w:b/>
+          <w:lang w:val="ar_AE" w:bidi="ar_AE"/>
+        </w:rPr>
         <w:t>"رَبِّنَا"</w:t>
       </w:r>
     </w:p>
@@ -17330,6 +20084,23 @@
           <w:b/>
           <w:lang w:val="ar_AE" w:bidi="ar_AE"/>
         </w:rPr>
+        <w:t>ἀτάκτως περιπατοῦντος</w:t>
+      </w:r>
+    </w:p>
+    <w:p>
+      <w:pPr>
+        <w:bidi/>
+      </w:pPr>
+      <w:r>
+        <w:rPr>
+          <w:lang w:val="ar_AE" w:bidi="ar_AE"/>
+        </w:rPr>
+      </w:r>
+      <w:r>
+        <w:rPr>
+          <w:b/>
+          <w:lang w:val="ar_AE" w:bidi="ar_AE"/>
+        </w:rPr>
         <w:t>«يَسْلُكُ بِلاَ تَرْتِيبٍ»</w:t>
       </w:r>
     </w:p>
@@ -17422,6 +20193,23 @@
           <w:b/>
           <w:lang w:val="ar_AE" w:bidi="ar_AE"/>
         </w:rPr>
+        <w:t>τὴν παράδοσιν</w:t>
+      </w:r>
+    </w:p>
+    <w:p>
+      <w:pPr>
+        <w:bidi/>
+      </w:pPr>
+      <w:r>
+        <w:rPr>
+          <w:lang w:val="ar_AE" w:bidi="ar_AE"/>
+        </w:rPr>
+      </w:r>
+      <w:r>
+        <w:rPr>
+          <w:b/>
+          <w:lang w:val="ar_AE" w:bidi="ar_AE"/>
+        </w:rPr>
         <w:t>"التَّعْلِيمِ"</w:t>
       </w:r>
     </w:p>
@@ -17505,6 +20293,23 @@
           <w:b/>
           <w:lang w:val="ar_AE" w:bidi="ar_AE"/>
         </w:rPr>
+        <w:t>μιμεῖσθαι ἡμᾶς</w:t>
+      </w:r>
+    </w:p>
+    <w:p>
+      <w:pPr>
+        <w:bidi/>
+      </w:pPr>
+      <w:r>
+        <w:rPr>
+          <w:lang w:val="ar_AE" w:bidi="ar_AE"/>
+        </w:rPr>
+      </w:r>
+      <w:r>
+        <w:rPr>
+          <w:b/>
+          <w:lang w:val="ar_AE" w:bidi="ar_AE"/>
+        </w:rPr>
         <w:t>"يُتَمَثَّلَ بِنَا"</w:t>
       </w:r>
     </w:p>
@@ -17610,6 +20415,23 @@
           <w:b/>
           <w:lang w:val="ar_AE" w:bidi="ar_AE"/>
         </w:rPr>
+        <w:t>οὐκ ἠτακτήσαμεν ἐν ὑμῖν</w:t>
+      </w:r>
+    </w:p>
+    <w:p>
+      <w:pPr>
+        <w:bidi/>
+      </w:pPr>
+      <w:r>
+        <w:rPr>
+          <w:lang w:val="ar_AE" w:bidi="ar_AE"/>
+        </w:rPr>
+      </w:r>
+      <w:r>
+        <w:rPr>
+          <w:b/>
+          <w:lang w:val="ar_AE" w:bidi="ar_AE"/>
+        </w:rPr>
         <w:t>"لَمْ نَسْلُكْ بِلاَ تَرْتِيبٍ بَيْنَكُمْ"</w:t>
       </w:r>
     </w:p>
@@ -17702,6 +20524,23 @@
           <w:b/>
           <w:lang w:val="ar_AE" w:bidi="ar_AE"/>
         </w:rPr>
+        <w:t>ἄρτον</w:t>
+      </w:r>
+    </w:p>
+    <w:p>
+      <w:pPr>
+        <w:bidi/>
+      </w:pPr>
+      <w:r>
+        <w:rPr>
+          <w:lang w:val="ar_AE" w:bidi="ar_AE"/>
+        </w:rPr>
+      </w:r>
+      <w:r>
+        <w:rPr>
+          <w:b/>
+          <w:lang w:val="ar_AE" w:bidi="ar_AE"/>
+        </w:rPr>
         <w:t>"خُبْزًا"</w:t>
       </w:r>
     </w:p>
@@ -17820,6 +20659,23 @@
           <w:b/>
           <w:lang w:val="ar_AE" w:bidi="ar_AE"/>
         </w:rPr>
+        <w:t>νυκτὸς καὶ ἡμέρας ἐργαζόμενοι</w:t>
+      </w:r>
+    </w:p>
+    <w:p>
+      <w:pPr>
+        <w:bidi/>
+      </w:pPr>
+      <w:r>
+        <w:rPr>
+          <w:lang w:val="ar_AE" w:bidi="ar_AE"/>
+        </w:rPr>
+      </w:r>
+      <w:r>
+        <w:rPr>
+          <w:b/>
+          <w:lang w:val="ar_AE" w:bidi="ar_AE"/>
+        </w:rPr>
         <w:t>"وَكَدٍّ لَيْلًا وَنَهَارًا"</w:t>
       </w:r>
     </w:p>
@@ -17925,6 +20781,23 @@
           <w:b/>
           <w:lang w:val="ar_AE" w:bidi="ar_AE"/>
         </w:rPr>
+        <w:t>ἐν κόπῳ καὶ μόχθῳ</w:t>
+      </w:r>
+    </w:p>
+    <w:p>
+      <w:pPr>
+        <w:bidi/>
+      </w:pPr>
+      <w:r>
+        <w:rPr>
+          <w:lang w:val="ar_AE" w:bidi="ar_AE"/>
+        </w:rPr>
+      </w:r>
+      <w:r>
+        <w:rPr>
+          <w:b/>
+          <w:lang w:val="ar_AE" w:bidi="ar_AE"/>
+        </w:rPr>
         <w:t>"بِتَعَبٍ وَكَدٍّ"</w:t>
       </w:r>
     </w:p>
@@ -18030,6 +20903,23 @@
           <w:b/>
           <w:lang w:val="ar_AE" w:bidi="ar_AE"/>
         </w:rPr>
+        <w:t>οὐχ ὅτι οὐκ ἔχομεν ἐξουσίαν, ἀλλ’</w:t>
+      </w:r>
+    </w:p>
+    <w:p>
+      <w:pPr>
+        <w:bidi/>
+      </w:pPr>
+      <w:r>
+        <w:rPr>
+          <w:lang w:val="ar_AE" w:bidi="ar_AE"/>
+        </w:rPr>
+      </w:r>
+      <w:r>
+        <w:rPr>
+          <w:b/>
+          <w:lang w:val="ar_AE" w:bidi="ar_AE"/>
+        </w:rPr>
         <w:t>"لَيْسَ أَنْ لاَ سُلْطَانَ لَنَا، بَلْ"</w:t>
       </w:r>
     </w:p>
@@ -18122,6 +21012,23 @@
           <w:b/>
           <w:lang w:val="ar_AE" w:bidi="ar_AE"/>
         </w:rPr>
+        <w:t>ἑαυτοὺς τύπον δῶμεν ὑμῖν</w:t>
+      </w:r>
+    </w:p>
+    <w:p>
+      <w:pPr>
+        <w:bidi/>
+      </w:pPr>
+      <w:r>
+        <w:rPr>
+          <w:lang w:val="ar_AE" w:bidi="ar_AE"/>
+        </w:rPr>
+      </w:r>
+      <w:r>
+        <w:rPr>
+          <w:b/>
+          <w:lang w:val="ar_AE" w:bidi="ar_AE"/>
+        </w:rPr>
         <w:t>"لِكَيْ نُعْطِيَكُمْ أَنْفُسَنَا قُدْوَةً"</w:t>
       </w:r>
     </w:p>
@@ -18310,6 +21217,23 @@
           <w:b/>
           <w:lang w:val="ar_AE" w:bidi="ar_AE"/>
         </w:rPr>
+        <w:t>εἴ τις οὐ θέλει ἐργάζεσθαι, μηδὲ ἐσθιέτω</w:t>
+      </w:r>
+    </w:p>
+    <w:p>
+      <w:pPr>
+        <w:bidi/>
+      </w:pPr>
+      <w:r>
+        <w:rPr>
+          <w:lang w:val="ar_AE" w:bidi="ar_AE"/>
+        </w:rPr>
+      </w:r>
+      <w:r>
+        <w:rPr>
+          <w:b/>
+          <w:lang w:val="ar_AE" w:bidi="ar_AE"/>
+        </w:rPr>
         <w:t>"إِنْ كَانَ أَحَدٌ لاَ يُرِيدُ أَنْ يَشْتَغِلَ فَلاَ يَأْكُلْ أَيْضً"</w:t>
       </w:r>
     </w:p>
@@ -18402,6 +21326,23 @@
           <w:b/>
           <w:lang w:val="ar_AE" w:bidi="ar_AE"/>
         </w:rPr>
+        <w:t>τινας περιπατοῦντας &amp; ἀτάκτως</w:t>
+      </w:r>
+    </w:p>
+    <w:p>
+      <w:pPr>
+        <w:bidi/>
+      </w:pPr>
+      <w:r>
+        <w:rPr>
+          <w:lang w:val="ar_AE" w:bidi="ar_AE"/>
+        </w:rPr>
+      </w:r>
+      <w:r>
+        <w:rPr>
+          <w:b/>
+          <w:lang w:val="ar_AE" w:bidi="ar_AE"/>
+        </w:rPr>
         <w:t>"لاَ يَشْتَغِلُونَ شَيْئًا"</w:t>
       </w:r>
     </w:p>
@@ -18507,6 +21448,23 @@
           <w:b/>
           <w:lang w:val="ar_AE" w:bidi="ar_AE"/>
         </w:rPr>
+        <w:t>ἀλλὰ περιεργαζομένους</w:t>
+      </w:r>
+    </w:p>
+    <w:p>
+      <w:pPr>
+        <w:bidi/>
+      </w:pPr>
+      <w:r>
+        <w:rPr>
+          <w:lang w:val="ar_AE" w:bidi="ar_AE"/>
+        </w:rPr>
+      </w:r>
+      <w:r>
+        <w:rPr>
+          <w:b/>
+          <w:lang w:val="ar_AE" w:bidi="ar_AE"/>
+        </w:rPr>
         <w:t>"بَلْ هُمْ فُضُولِيُّونَ"</w:t>
       </w:r>
     </w:p>
@@ -18599,6 +21557,23 @@
           <w:b/>
           <w:lang w:val="ar_AE" w:bidi="ar_AE"/>
         </w:rPr>
+        <w:t>μετὰ ἡσυχίας</w:t>
+      </w:r>
+    </w:p>
+    <w:p>
+      <w:pPr>
+        <w:bidi/>
+      </w:pPr>
+      <w:r>
+        <w:rPr>
+          <w:lang w:val="ar_AE" w:bidi="ar_AE"/>
+        </w:rPr>
+      </w:r>
+      <w:r>
+        <w:rPr>
+          <w:b/>
+          <w:lang w:val="ar_AE" w:bidi="ar_AE"/>
+        </w:rPr>
         <w:t>"بِهُدُوءٍ"</w:t>
       </w:r>
     </w:p>
@@ -18717,6 +21692,23 @@
           <w:b/>
           <w:lang w:val="ar_AE" w:bidi="ar_AE"/>
         </w:rPr>
+        <w:t>δέ</w:t>
+      </w:r>
+    </w:p>
+    <w:p>
+      <w:pPr>
+        <w:bidi/>
+      </w:pPr>
+      <w:r>
+        <w:rPr>
+          <w:lang w:val="ar_AE" w:bidi="ar_AE"/>
+        </w:rPr>
+      </w:r>
+      <w:r>
+        <w:rPr>
+          <w:b/>
+          <w:lang w:val="ar_AE" w:bidi="ar_AE"/>
+        </w:rPr>
         <w:t>"أَمَّا"</w:t>
       </w:r>
     </w:p>
@@ -18822,6 +21814,23 @@
           <w:b/>
           <w:lang w:val="ar_AE" w:bidi="ar_AE"/>
         </w:rPr>
+        <w:t>ὑμεῖς</w:t>
+      </w:r>
+    </w:p>
+    <w:p>
+      <w:pPr>
+        <w:bidi/>
+      </w:pPr>
+      <w:r>
+        <w:rPr>
+          <w:lang w:val="ar_AE" w:bidi="ar_AE"/>
+        </w:rPr>
+      </w:r>
+      <w:r>
+        <w:rPr>
+          <w:b/>
+          <w:lang w:val="ar_AE" w:bidi="ar_AE"/>
+        </w:rPr>
         <w:t>"أَنْتُمْ"</w:t>
       </w:r>
     </w:p>
@@ -18927,6 +21936,23 @@
           <w:b/>
           <w:lang w:val="ar_AE" w:bidi="ar_AE"/>
         </w:rPr>
+        <w:t>ἀδελφοί</w:t>
+      </w:r>
+    </w:p>
+    <w:p>
+      <w:pPr>
+        <w:bidi/>
+      </w:pPr>
+      <w:r>
+        <w:rPr>
+          <w:lang w:val="ar_AE" w:bidi="ar_AE"/>
+        </w:rPr>
+      </w:r>
+      <w:r>
+        <w:rPr>
+          <w:b/>
+          <w:lang w:val="ar_AE" w:bidi="ar_AE"/>
+        </w:rPr>
         <w:t>"الإِخْوَةُ"</w:t>
       </w:r>
     </w:p>
@@ -19032,6 +22058,23 @@
           <w:b/>
           <w:lang w:val="ar_AE" w:bidi="ar_AE"/>
         </w:rPr>
+        <w:t>τῷ λόγῳ ἡμῶν</w:t>
+      </w:r>
+    </w:p>
+    <w:p>
+      <w:pPr>
+        <w:bidi/>
+      </w:pPr>
+      <w:r>
+        <w:rPr>
+          <w:lang w:val="ar_AE" w:bidi="ar_AE"/>
+        </w:rPr>
+      </w:r>
+      <w:r>
+        <w:rPr>
+          <w:b/>
+          <w:lang w:val="ar_AE" w:bidi="ar_AE"/>
+        </w:rPr>
         <w:t>"كَلاَمَنَا"</w:t>
       </w:r>
     </w:p>
@@ -19137,6 +22180,23 @@
           <w:b/>
           <w:lang w:val="ar_AE" w:bidi="ar_AE"/>
         </w:rPr>
+        <w:t>τοῦτον σημειοῦσθε</w:t>
+      </w:r>
+    </w:p>
+    <w:p>
+      <w:pPr>
+        <w:bidi/>
+      </w:pPr>
+      <w:r>
+        <w:rPr>
+          <w:lang w:val="ar_AE" w:bidi="ar_AE"/>
+        </w:rPr>
+      </w:r>
+      <w:r>
+        <w:rPr>
+          <w:b/>
+          <w:lang w:val="ar_AE" w:bidi="ar_AE"/>
+        </w:rPr>
         <w:t>"فَسِمُوا هذَا"</w:t>
       </w:r>
     </w:p>
@@ -19229,6 +22289,23 @@
           <w:b/>
           <w:lang w:val="ar_AE" w:bidi="ar_AE"/>
         </w:rPr>
+        <w:t>ἵνα ἐντραπῇ</w:t>
+      </w:r>
+    </w:p>
+    <w:p>
+      <w:pPr>
+        <w:bidi/>
+      </w:pPr>
+      <w:r>
+        <w:rPr>
+          <w:lang w:val="ar_AE" w:bidi="ar_AE"/>
+        </w:rPr>
+      </w:r>
+      <w:r>
+        <w:rPr>
+          <w:b/>
+          <w:lang w:val="ar_AE" w:bidi="ar_AE"/>
+        </w:rPr>
         <w:t>"لِكَيْ يَخْجَلَ"</w:t>
       </w:r>
     </w:p>
@@ -19321,6 +22398,23 @@
           <w:b/>
           <w:lang w:val="ar_AE" w:bidi="ar_AE"/>
         </w:rPr>
+        <w:t>ἀδελφόν</w:t>
+      </w:r>
+    </w:p>
+    <w:p>
+      <w:pPr>
+        <w:bidi/>
+      </w:pPr>
+      <w:r>
+        <w:rPr>
+          <w:lang w:val="ar_AE" w:bidi="ar_AE"/>
+        </w:rPr>
+      </w:r>
+      <w:r>
+        <w:rPr>
+          <w:b/>
+          <w:lang w:val="ar_AE" w:bidi="ar_AE"/>
+        </w:rPr>
         <w:t>"كَأَخٍ"</w:t>
       </w:r>
     </w:p>
@@ -19528,6 +22622,23 @@
           <w:b/>
           <w:lang w:val="ar_AE" w:bidi="ar_AE"/>
         </w:rPr>
+        <w:t>δὲ</w:t>
+      </w:r>
+    </w:p>
+    <w:p>
+      <w:pPr>
+        <w:bidi/>
+      </w:pPr>
+      <w:r>
+        <w:rPr>
+          <w:lang w:val="ar_AE" w:bidi="ar_AE"/>
+        </w:rPr>
+      </w:r>
+      <w:r>
+        <w:rPr>
+          <w:b/>
+          <w:lang w:val="ar_AE" w:bidi="ar_AE"/>
+        </w:rPr>
         <w:t>"وَ"</w:t>
       </w:r>
     </w:p>
@@ -19633,6 +22744,23 @@
           <w:b/>
           <w:lang w:val="ar_AE" w:bidi="ar_AE"/>
         </w:rPr>
+        <w:t>αὐτὸς &amp; ὁ Κύριος τῆς εἰρήνης, δῴη ὑμῖν</w:t>
+      </w:r>
+    </w:p>
+    <w:p>
+      <w:pPr>
+        <w:bidi/>
+      </w:pPr>
+      <w:r>
+        <w:rPr>
+          <w:lang w:val="ar_AE" w:bidi="ar_AE"/>
+        </w:rPr>
+      </w:r>
+      <w:r>
+        <w:rPr>
+          <w:b/>
+          <w:lang w:val="ar_AE" w:bidi="ar_AE"/>
+        </w:rPr>
         <w:t>"وَرَبُّ السَّلاَمِ نَفْسُهُ يُعْطِيكُمُ السَّلاَمَ"</w:t>
       </w:r>
     </w:p>
@@ -19725,6 +22853,23 @@
           <w:b/>
           <w:lang w:val="ar_AE" w:bidi="ar_AE"/>
         </w:rPr>
+        <w:t>αὐτὸς &amp; ὁ Κύριος τῆς εἰρήνης</w:t>
+      </w:r>
+    </w:p>
+    <w:p>
+      <w:pPr>
+        <w:bidi/>
+      </w:pPr>
+      <w:r>
+        <w:rPr>
+          <w:lang w:val="ar_AE" w:bidi="ar_AE"/>
+        </w:rPr>
+      </w:r>
+      <w:r>
+        <w:rPr>
+          <w:b/>
+          <w:lang w:val="ar_AE" w:bidi="ar_AE"/>
+        </w:rPr>
         <w:t>"رَبُّ السَّلاَمِ نَفْسُهُ"</w:t>
       </w:r>
     </w:p>
@@ -19830,6 +22975,23 @@
           <w:b/>
           <w:lang w:val="ar_AE" w:bidi="ar_AE"/>
         </w:rPr>
+        <w:t>ὁ ἀσπασμὸς τῇ ἐμῇ χειρὶ, Παύλου, ὅ ἐστιν σημεῖον ἐν πάσῃ ἐπιστολῇ, οὕτως γράφω</w:t>
+      </w:r>
+    </w:p>
+    <w:p>
+      <w:pPr>
+        <w:bidi/>
+      </w:pPr>
+      <w:r>
+        <w:rPr>
+          <w:lang w:val="ar_AE" w:bidi="ar_AE"/>
+        </w:rPr>
+      </w:r>
+      <w:r>
+        <w:rPr>
+          <w:b/>
+          <w:lang w:val="ar_AE" w:bidi="ar_AE"/>
+        </w:rPr>
         <w:t>"اَلسَّلاَمُ بِيَدِي أَنَا بُولُسَ، الَّذِي هُوَ عَلاَمَةٌ فِي كُلِّ رِسَالَةٍ. هكَذَا أَنَا أَكْتُبُ."</w:t>
       </w:r>
     </w:p>
@@ -19900,6 +23062,23 @@
           <w:b/>
           <w:lang w:val="ar_AE" w:bidi="ar_AE"/>
         </w:rPr>
+        <w:t>τῇ ἐμῇ χειρὶ</w:t>
+      </w:r>
+    </w:p>
+    <w:p>
+      <w:pPr>
+        <w:bidi/>
+      </w:pPr>
+      <w:r>
+        <w:rPr>
+          <w:lang w:val="ar_AE" w:bidi="ar_AE"/>
+        </w:rPr>
+      </w:r>
+      <w:r>
+        <w:rPr>
+          <w:b/>
+          <w:lang w:val="ar_AE" w:bidi="ar_AE"/>
+        </w:rPr>
         <w:t>"بِيَدِي"</w:t>
       </w:r>
     </w:p>
@@ -20005,6 +23184,23 @@
           <w:b/>
           <w:lang w:val="ar_AE" w:bidi="ar_AE"/>
         </w:rPr>
+        <w:t>οὕτως γράφω</w:t>
+      </w:r>
+    </w:p>
+    <w:p>
+      <w:pPr>
+        <w:bidi/>
+      </w:pPr>
+      <w:r>
+        <w:rPr>
+          <w:lang w:val="ar_AE" w:bidi="ar_AE"/>
+        </w:rPr>
+      </w:r>
+      <w:r>
+        <w:rPr>
+          <w:b/>
+          <w:lang w:val="ar_AE" w:bidi="ar_AE"/>
+        </w:rPr>
         <w:t>"هكَذَا أَنَا أَكْتُبُ"</w:t>
       </w:r>
     </w:p>
@@ -20081,6 +23277,23 @@
         <w:rPr>
           <w:lang w:val="ar_AE" w:bidi="ar_AE"/>
         </w:rPr>
+      </w:r>
+    </w:p>
+    <w:p>
+      <w:pPr>
+        <w:bidi/>
+      </w:pPr>
+      <w:r>
+        <w:rPr>
+          <w:lang w:val="ar_AE" w:bidi="ar_AE"/>
+        </w:rPr>
+      </w:r>
+      <w:r>
+        <w:rPr>
+          <w:b/>
+          <w:lang w:val="ar_AE" w:bidi="ar_AE"/>
+        </w:rPr>
+        <w:t>ἡ χάρις τοῦ Κυρίου ἡμῶν, Ἰησοῦ Χριστοῦ, μετὰ πάντων ὑμῶν</w:t>
       </w:r>
     </w:p>
     <w:p>

--- a/arb/docx/53.content.docx
+++ b/arb/docx/53.content.docx
@@ -248,6 +248,23 @@
           <w:b/>
           <w:lang w:val="ar_AE" w:bidi="ar_AE"/>
         </w:rPr>
+        <w:t>Σιλουανὸς</w:t>
+      </w:r>
+    </w:p>
+    <w:p>
+      <w:pPr>
+        <w:bidi/>
+      </w:pPr>
+      <w:r>
+        <w:rPr>
+          <w:lang w:val="ar_AE" w:bidi="ar_AE"/>
+        </w:rPr>
+      </w:r>
+      <w:r>
+        <w:rPr>
+          <w:b/>
+          <w:lang w:val="ar_AE" w:bidi="ar_AE"/>
+        </w:rPr>
         <w:t>"سِلْوَانُسُ"</w:t>
       </w:r>
     </w:p>
@@ -360,6 +377,23 @@
           <w:b/>
           <w:lang w:val="ar_AE" w:bidi="ar_AE"/>
         </w:rPr>
+        <w:t>Παῦλος, καὶ Σιλουανὸς, καὶ Τιμόθεος; τῇ ἐκκλησίᾳ</w:t>
+      </w:r>
+    </w:p>
+    <w:p>
+      <w:pPr>
+        <w:bidi/>
+      </w:pPr>
+      <w:r>
+        <w:rPr>
+          <w:lang w:val="ar_AE" w:bidi="ar_AE"/>
+        </w:rPr>
+      </w:r>
+      <w:r>
+        <w:rPr>
+          <w:b/>
+          <w:lang w:val="ar_AE" w:bidi="ar_AE"/>
+        </w:rPr>
         <w:t>"بُولُسُ وَسِلْوَانُسُ وَتِيمُوثَاوُسُ، إِلَى كَنِيسَةِ"</w:t>
       </w:r>
     </w:p>
@@ -452,6 +486,23 @@
           <w:b/>
           <w:lang w:val="ar_AE" w:bidi="ar_AE"/>
         </w:rPr>
+        <w:t>Παῦλος, καὶ Σιλουανὸς, καὶ Τιμόθεος</w:t>
+      </w:r>
+    </w:p>
+    <w:p>
+      <w:pPr>
+        <w:bidi/>
+      </w:pPr>
+      <w:r>
+        <w:rPr>
+          <w:lang w:val="ar_AE" w:bidi="ar_AE"/>
+        </w:rPr>
+      </w:r>
+      <w:r>
+        <w:rPr>
+          <w:b/>
+          <w:lang w:val="ar_AE" w:bidi="ar_AE"/>
+        </w:rPr>
         <w:t>"بُولُسُ وَسِلْوَانُسُ وَتِيمُوثَاوُسُ"</w:t>
       </w:r>
     </w:p>
@@ -570,6 +621,23 @@
           <w:b/>
           <w:lang w:val="ar_AE" w:bidi="ar_AE"/>
         </w:rPr>
+        <w:t>ἐν Θεῷ Πατρὶ ἡμῶν καὶ Κυρίῳ Ἰησοῦ Χριστῷ</w:t>
+      </w:r>
+    </w:p>
+    <w:p>
+      <w:pPr>
+        <w:bidi/>
+      </w:pPr>
+      <w:r>
+        <w:rPr>
+          <w:lang w:val="ar_AE" w:bidi="ar_AE"/>
+        </w:rPr>
+      </w:r>
+      <w:r>
+        <w:rPr>
+          <w:b/>
+          <w:lang w:val="ar_AE" w:bidi="ar_AE"/>
+        </w:rPr>
         <w:t>"فِي اللهِ أَبِينَا وَالرَّبِّ يَسُوعَ الْمَسِيحِ"</w:t>
       </w:r>
     </w:p>
@@ -662,6 +730,23 @@
           <w:b/>
           <w:lang w:val="ar_AE" w:bidi="ar_AE"/>
         </w:rPr>
+        <w:t>χάρις ὑμῖν καὶ εἰρήνη ἀπὸ Θεοῦ Πατρὸς καὶ Κυρίου Ἰησοῦ Χριστοῦ</w:t>
+      </w:r>
+    </w:p>
+    <w:p>
+      <w:pPr>
+        <w:bidi/>
+      </w:pPr>
+      <w:r>
+        <w:rPr>
+          <w:lang w:val="ar_AE" w:bidi="ar_AE"/>
+        </w:rPr>
+      </w:r>
+      <w:r>
+        <w:rPr>
+          <w:b/>
+          <w:lang w:val="ar_AE" w:bidi="ar_AE"/>
+        </w:rPr>
         <w:t>"نِعْمَةٌ لَكُمْ وَسَلاَمٌ مِنَ اللهِ أَبِينَا وَالرَّبِّ يَسُوعَ الْمَسِيحِ"</w:t>
       </w:r>
     </w:p>
@@ -754,6 +839,23 @@
           <w:b/>
           <w:lang w:val="ar_AE" w:bidi="ar_AE"/>
         </w:rPr>
+        <w:t>χάρις ὑμῖν καὶ εἰρήνη ἀπὸ Θεοῦ Πατρὸς καὶ Κυρίου Ἰησοῦ Χριστοῦ</w:t>
+      </w:r>
+    </w:p>
+    <w:p>
+      <w:pPr>
+        <w:bidi/>
+      </w:pPr>
+      <w:r>
+        <w:rPr>
+          <w:lang w:val="ar_AE" w:bidi="ar_AE"/>
+        </w:rPr>
+      </w:r>
+      <w:r>
+        <w:rPr>
+          <w:b/>
+          <w:lang w:val="ar_AE" w:bidi="ar_AE"/>
+        </w:rPr>
         <w:t>"نِعْمَةٌ لَكُمْ وَسَلاَمٌ مِنَ اللهِ أَبِينَا وَالرَّبِّ يَسُوعَ الْمَسِيحِ"</w:t>
       </w:r>
     </w:p>
@@ -958,6 +1060,23 @@
           <w:b/>
           <w:lang w:val="ar_AE" w:bidi="ar_AE"/>
         </w:rPr>
+        <w:t>εὐχαριστεῖν ὀφείλομεν &amp; πάντοτε</w:t>
+      </w:r>
+    </w:p>
+    <w:p>
+      <w:pPr>
+        <w:bidi/>
+      </w:pPr>
+      <w:r>
+        <w:rPr>
+          <w:lang w:val="ar_AE" w:bidi="ar_AE"/>
+        </w:rPr>
+      </w:r>
+      <w:r>
+        <w:rPr>
+          <w:b/>
+          <w:lang w:val="ar_AE" w:bidi="ar_AE"/>
+        </w:rPr>
         <w:t>"يَنْبَغِي لَنَا أَنْ نَشْكُرَ اللهَ كُلَّ حِينٍ"</w:t>
       </w:r>
     </w:p>
@@ -1067,6 +1186,23 @@
           <w:b/>
           <w:lang w:val="ar_AE" w:bidi="ar_AE"/>
         </w:rPr>
+        <w:t>εὐχαριστεῖν ὀφείλομεν τῷ Θεῷ πάντοτε</w:t>
+      </w:r>
+    </w:p>
+    <w:p>
+      <w:pPr>
+        <w:bidi/>
+      </w:pPr>
+      <w:r>
+        <w:rPr>
+          <w:lang w:val="ar_AE" w:bidi="ar_AE"/>
+        </w:rPr>
+      </w:r>
+      <w:r>
+        <w:rPr>
+          <w:b/>
+          <w:lang w:val="ar_AE" w:bidi="ar_AE"/>
+        </w:rPr>
         <w:t>"يَنْبَغِي لَنَا أَنْ نَشْكُرَ اللهَ كُلَّ حِينٍ"</w:t>
       </w:r>
     </w:p>
@@ -1172,6 +1308,23 @@
           <w:b/>
           <w:lang w:val="ar_AE" w:bidi="ar_AE"/>
         </w:rPr>
+        <w:t>εὐχαριστεῖν ὀφείλομεν τῷ Θεῷ πάντοτε περὶ ὑμῶν, ἀδελφοί</w:t>
+      </w:r>
+    </w:p>
+    <w:p>
+      <w:pPr>
+        <w:bidi/>
+      </w:pPr>
+      <w:r>
+        <w:rPr>
+          <w:lang w:val="ar_AE" w:bidi="ar_AE"/>
+        </w:rPr>
+      </w:r>
+      <w:r>
+        <w:rPr>
+          <w:b/>
+          <w:lang w:val="ar_AE" w:bidi="ar_AE"/>
+        </w:rPr>
         <w:t>"يَنْبَغِي لَنَا أَنْ نَشْكُرَ اللهَ كُلَّ حِينٍ مِنْ جِهَتِكُمْ أَيُّهَا الإِخْوَةُ"</w:t>
       </w:r>
     </w:p>
@@ -1264,6 +1417,23 @@
           <w:b/>
           <w:lang w:val="ar_AE" w:bidi="ar_AE"/>
         </w:rPr>
+        <w:t>ἀδελφοί</w:t>
+      </w:r>
+    </w:p>
+    <w:p>
+      <w:pPr>
+        <w:bidi/>
+      </w:pPr>
+      <w:r>
+        <w:rPr>
+          <w:lang w:val="ar_AE" w:bidi="ar_AE"/>
+        </w:rPr>
+      </w:r>
+      <w:r>
+        <w:rPr>
+          <w:b/>
+          <w:lang w:val="ar_AE" w:bidi="ar_AE"/>
+        </w:rPr>
         <w:t>"الإِخْوَةُ"</w:t>
       </w:r>
     </w:p>
@@ -1369,6 +1539,23 @@
           <w:b/>
           <w:lang w:val="ar_AE" w:bidi="ar_AE"/>
         </w:rPr>
+        <w:t>καθὼς ἄξιόν ἐστιν</w:t>
+      </w:r>
+    </w:p>
+    <w:p>
+      <w:pPr>
+        <w:bidi/>
+      </w:pPr>
+      <w:r>
+        <w:rPr>
+          <w:lang w:val="ar_AE" w:bidi="ar_AE"/>
+        </w:rPr>
+      </w:r>
+      <w:r>
+        <w:rPr>
+          <w:b/>
+          <w:lang w:val="ar_AE" w:bidi="ar_AE"/>
+        </w:rPr>
         <w:t>"كَمَا يَحِقُّ"</w:t>
       </w:r>
     </w:p>
@@ -1487,6 +1674,23 @@
           <w:b/>
           <w:lang w:val="ar_AE" w:bidi="ar_AE"/>
         </w:rPr>
+        <w:t>ὑπεραυξάνει ἡ πίστις ὑμῶν</w:t>
+      </w:r>
+    </w:p>
+    <w:p>
+      <w:pPr>
+        <w:bidi/>
+      </w:pPr>
+      <w:r>
+        <w:rPr>
+          <w:lang w:val="ar_AE" w:bidi="ar_AE"/>
+        </w:rPr>
+      </w:r>
+      <w:r>
+        <w:rPr>
+          <w:b/>
+          <w:lang w:val="ar_AE" w:bidi="ar_AE"/>
+        </w:rPr>
         <w:t>"إِيمَانَكُمْ يَنْمُو كَثِيرًا"</w:t>
       </w:r>
     </w:p>
@@ -1592,6 +1796,23 @@
           <w:b/>
           <w:lang w:val="ar_AE" w:bidi="ar_AE"/>
         </w:rPr>
+        <w:t>πλεονάζει ἡ ἀγάπη ἑνὸς ἑκάστου, πάντων ὑμῶν, εἰς ἀλλήλους</w:t>
+      </w:r>
+    </w:p>
+    <w:p>
+      <w:pPr>
+        <w:bidi/>
+      </w:pPr>
+      <w:r>
+        <w:rPr>
+          <w:lang w:val="ar_AE" w:bidi="ar_AE"/>
+        </w:rPr>
+      </w:r>
+      <w:r>
+        <w:rPr>
+          <w:b/>
+          <w:lang w:val="ar_AE" w:bidi="ar_AE"/>
+        </w:rPr>
         <w:t>"وَمَحَبَّةُ كُلِّ وَاحِدٍ مِنْكُمْ جَمِيعًا بَعْضِكُمْ لِبَعْضٍ تَزْدَادُ"</w:t>
       </w:r>
     </w:p>
@@ -1697,6 +1918,23 @@
           <w:b/>
           <w:lang w:val="ar_AE" w:bidi="ar_AE"/>
         </w:rPr>
+        <w:t>ἀλλήλους</w:t>
+      </w:r>
+    </w:p>
+    <w:p>
+      <w:pPr>
+        <w:bidi/>
+      </w:pPr>
+      <w:r>
+        <w:rPr>
+          <w:lang w:val="ar_AE" w:bidi="ar_AE"/>
+        </w:rPr>
+      </w:r>
+      <w:r>
+        <w:rPr>
+          <w:b/>
+          <w:lang w:val="ar_AE" w:bidi="ar_AE"/>
+        </w:rPr>
         <w:t>"بَعْضِكُمْ لِبَعْضٍ"</w:t>
       </w:r>
     </w:p>
@@ -1802,6 +2040,23 @@
           <w:b/>
           <w:lang w:val="ar_AE" w:bidi="ar_AE"/>
         </w:rPr>
+        <w:t>αὐτοὺς ἡμᾶς</w:t>
+      </w:r>
+    </w:p>
+    <w:p>
+      <w:pPr>
+        <w:bidi/>
+      </w:pPr>
+      <w:r>
+        <w:rPr>
+          <w:lang w:val="ar_AE" w:bidi="ar_AE"/>
+        </w:rPr>
+      </w:r>
+      <w:r>
+        <w:rPr>
+          <w:b/>
+          <w:lang w:val="ar_AE" w:bidi="ar_AE"/>
+        </w:rPr>
         <w:t>"نَحْنُ أَنْفُسَنَا"</w:t>
       </w:r>
     </w:p>
@@ -1920,6 +2175,23 @@
           <w:b/>
           <w:lang w:val="ar_AE" w:bidi="ar_AE"/>
         </w:rPr>
+        <w:t>τῆς ὑπομονῆς ὑμῶν, καὶ πίστεως</w:t>
+      </w:r>
+    </w:p>
+    <w:p>
+      <w:pPr>
+        <w:bidi/>
+      </w:pPr>
+      <w:r>
+        <w:rPr>
+          <w:lang w:val="ar_AE" w:bidi="ar_AE"/>
+        </w:rPr>
+      </w:r>
+      <w:r>
+        <w:rPr>
+          <w:b/>
+          <w:lang w:val="ar_AE" w:bidi="ar_AE"/>
+        </w:rPr>
         <w:t>"صَبْرِكُمْ وَإِيمَانِكُمْ"</w:t>
       </w:r>
     </w:p>
@@ -2038,6 +2310,23 @@
           <w:b/>
           <w:lang w:val="ar_AE" w:bidi="ar_AE"/>
         </w:rPr>
+        <w:t>ἐν πᾶσιν τοῖς διωγμοῖς ὑμῶν, καὶ ταῖς θλίψεσιν</w:t>
+      </w:r>
+    </w:p>
+    <w:p>
+      <w:pPr>
+        <w:bidi/>
+      </w:pPr>
+      <w:r>
+        <w:rPr>
+          <w:lang w:val="ar_AE" w:bidi="ar_AE"/>
+        </w:rPr>
+      </w:r>
+      <w:r>
+        <w:rPr>
+          <w:b/>
+          <w:lang w:val="ar_AE" w:bidi="ar_AE"/>
+        </w:rPr>
         <w:t>"فِي جَمِيعِ اضْطِهَادَاتِكُمْ وَالضِّيقَاتِ"</w:t>
       </w:r>
     </w:p>
@@ -2143,6 +2432,23 @@
           <w:b/>
           <w:lang w:val="ar_AE" w:bidi="ar_AE"/>
         </w:rPr>
+        <w:t>πίστεως ἐν πᾶσιν τοῖς διωγμοῖς ὑμῶν</w:t>
+      </w:r>
+    </w:p>
+    <w:p>
+      <w:pPr>
+        <w:bidi/>
+      </w:pPr>
+      <w:r>
+        <w:rPr>
+          <w:lang w:val="ar_AE" w:bidi="ar_AE"/>
+        </w:rPr>
+      </w:r>
+      <w:r>
+        <w:rPr>
+          <w:b/>
+          <w:lang w:val="ar_AE" w:bidi="ar_AE"/>
+        </w:rPr>
         <w:t>"إِيمَانِكُمْ فِي جَمِيعِ اضْطِهَادَاتِكُمْ"</w:t>
       </w:r>
     </w:p>
@@ -2248,6 +2554,23 @@
           <w:b/>
           <w:lang w:val="ar_AE" w:bidi="ar_AE"/>
         </w:rPr>
+        <w:t>ἔνδειγμα τῆς δικαίας κρίσεως τοῦ Θεοῦ, εἰς τὸ καταξιωθῆναι ὑμᾶς</w:t>
+      </w:r>
+    </w:p>
+    <w:p>
+      <w:pPr>
+        <w:bidi/>
+      </w:pPr>
+      <w:r>
+        <w:rPr>
+          <w:lang w:val="ar_AE" w:bidi="ar_AE"/>
+        </w:rPr>
+      </w:r>
+      <w:r>
+        <w:rPr>
+          <w:b/>
+          <w:lang w:val="ar_AE" w:bidi="ar_AE"/>
+        </w:rPr>
         <w:t>"بَيِّنَةً عَلَى قَضَاءِ اللهِ الْعَادِلِ، أَنَّكُمْ تُؤَهَّلُونَ"</w:t>
       </w:r>
     </w:p>
@@ -2347,6 +2670,23 @@
           <w:b/>
           <w:lang w:val="ar_AE" w:bidi="ar_AE"/>
         </w:rPr>
+        <w:t>εἰς τὸ καταξιωθῆναι ὑμᾶς τῆς Βασιλείας τοῦ Θεοῦ</w:t>
+      </w:r>
+    </w:p>
+    <w:p>
+      <w:pPr>
+        <w:bidi/>
+      </w:pPr>
+      <w:r>
+        <w:rPr>
+          <w:lang w:val="ar_AE" w:bidi="ar_AE"/>
+        </w:rPr>
+      </w:r>
+      <w:r>
+        <w:rPr>
+          <w:b/>
+          <w:lang w:val="ar_AE" w:bidi="ar_AE"/>
+        </w:rPr>
         <w:t>"أَنَّكُمْ تُؤَهَّلُونَ لِمَلَكُوتِ اللهِ"</w:t>
       </w:r>
     </w:p>
@@ -2439,6 +2779,23 @@
           <w:b/>
           <w:lang w:val="ar_AE" w:bidi="ar_AE"/>
         </w:rPr>
+        <w:t>ὑπὲρ ἧς καὶ πάσχετε</w:t>
+      </w:r>
+    </w:p>
+    <w:p>
+      <w:pPr>
+        <w:bidi/>
+      </w:pPr>
+      <w:r>
+        <w:rPr>
+          <w:lang w:val="ar_AE" w:bidi="ar_AE"/>
+        </w:rPr>
+      </w:r>
+      <w:r>
+        <w:rPr>
+          <w:b/>
+          <w:lang w:val="ar_AE" w:bidi="ar_AE"/>
+        </w:rPr>
         <w:t>"الَّذِي لأَجْلِهِ تَتَأَلَّمُونَ أَيْضًا"</w:t>
       </w:r>
     </w:p>
@@ -2544,6 +2901,23 @@
           <w:b/>
           <w:lang w:val="ar_AE" w:bidi="ar_AE"/>
         </w:rPr>
+        <w:t>εἴπερ δίκαιον παρὰ Θεῷ</w:t>
+      </w:r>
+    </w:p>
+    <w:p>
+      <w:pPr>
+        <w:bidi/>
+      </w:pPr>
+      <w:r>
+        <w:rPr>
+          <w:lang w:val="ar_AE" w:bidi="ar_AE"/>
+        </w:rPr>
+      </w:r>
+      <w:r>
+        <w:rPr>
+          <w:b/>
+          <w:lang w:val="ar_AE" w:bidi="ar_AE"/>
+        </w:rPr>
         <w:t>"إِذْ هُوَ عَادِلٌ عِنْدَ اللهِ"</w:t>
       </w:r>
     </w:p>
@@ -2636,6 +3010,23 @@
           <w:b/>
           <w:lang w:val="ar_AE" w:bidi="ar_AE"/>
         </w:rPr>
+        <w:t>παρὰ Θεῷ, ἀνταποδοῦναι τοῖς θλίβουσιν ὑμᾶς θλῖψιν</w:t>
+      </w:r>
+    </w:p>
+    <w:p>
+      <w:pPr>
+        <w:bidi/>
+      </w:pPr>
+      <w:r>
+        <w:rPr>
+          <w:lang w:val="ar_AE" w:bidi="ar_AE"/>
+        </w:rPr>
+      </w:r>
+      <w:r>
+        <w:rPr>
+          <w:b/>
+          <w:lang w:val="ar_AE" w:bidi="ar_AE"/>
+        </w:rPr>
         <w:t>"أَنَّ الَّذِينَ يُضَايِقُونَكُمْ يُجَازِيهِمْ ضِيقًا"</w:t>
       </w:r>
     </w:p>
@@ -2741,6 +3132,23 @@
           <w:b/>
           <w:lang w:val="ar_AE" w:bidi="ar_AE"/>
         </w:rPr>
+        <w:t>ἀνταποδοῦναι τοῖς θλίβουσιν ὑμᾶς θλῖψιν</w:t>
+      </w:r>
+    </w:p>
+    <w:p>
+      <w:pPr>
+        <w:bidi/>
+      </w:pPr>
+      <w:r>
+        <w:rPr>
+          <w:lang w:val="ar_AE" w:bidi="ar_AE"/>
+        </w:rPr>
+      </w:r>
+      <w:r>
+        <w:rPr>
+          <w:b/>
+          <w:lang w:val="ar_AE" w:bidi="ar_AE"/>
+        </w:rPr>
         <w:t>"الَّذِينَ يُضَايِقُونَكُمْ يُجَازِيهِمْ ضِيقًا"</w:t>
       </w:r>
     </w:p>
@@ -2846,6 +3254,23 @@
           <w:b/>
           <w:lang w:val="ar_AE" w:bidi="ar_AE"/>
         </w:rPr>
+        <w:t>καὶ ὑμῖν &amp; ἄνεσιν</w:t>
+      </w:r>
+    </w:p>
+    <w:p>
+      <w:pPr>
+        <w:bidi/>
+      </w:pPr>
+      <w:r>
+        <w:rPr>
+          <w:lang w:val="ar_AE" w:bidi="ar_AE"/>
+        </w:rPr>
+      </w:r>
+      <w:r>
+        <w:rPr>
+          <w:b/>
+          <w:lang w:val="ar_AE" w:bidi="ar_AE"/>
+        </w:rPr>
         <w:t>"وَإِيَّاكُمُ ... رَاحَةً"</w:t>
       </w:r>
     </w:p>
@@ -2951,6 +3376,23 @@
           <w:b/>
           <w:lang w:val="ar_AE" w:bidi="ar_AE"/>
         </w:rPr>
+        <w:t>καὶ ὑμῖν τοῖς θλιβομένοις, ἄνεσιν μεθ’ ἡμῶν</w:t>
+      </w:r>
+    </w:p>
+    <w:p>
+      <w:pPr>
+        <w:bidi/>
+      </w:pPr>
+      <w:r>
+        <w:rPr>
+          <w:lang w:val="ar_AE" w:bidi="ar_AE"/>
+        </w:rPr>
+      </w:r>
+      <w:r>
+        <w:rPr>
+          <w:b/>
+          <w:lang w:val="ar_AE" w:bidi="ar_AE"/>
+        </w:rPr>
         <w:t>"وَإِيَّاكُمُ الَّذِينَ تَتَضَايَقُونَ رَاحَةً مَعَنَا"</w:t>
       </w:r>
     </w:p>
@@ -3069,6 +3511,23 @@
           <w:b/>
           <w:lang w:val="ar_AE" w:bidi="ar_AE"/>
         </w:rPr>
+        <w:t>ὑμῖν &amp; ἄνεσιν</w:t>
+      </w:r>
+    </w:p>
+    <w:p>
+      <w:pPr>
+        <w:bidi/>
+      </w:pPr>
+      <w:r>
+        <w:rPr>
+          <w:lang w:val="ar_AE" w:bidi="ar_AE"/>
+        </w:rPr>
+      </w:r>
+      <w:r>
+        <w:rPr>
+          <w:b/>
+          <w:lang w:val="ar_AE" w:bidi="ar_AE"/>
+        </w:rPr>
         <w:t>"رَاحَةً"</w:t>
       </w:r>
     </w:p>
@@ -3174,6 +3633,23 @@
           <w:b/>
           <w:lang w:val="ar_AE" w:bidi="ar_AE"/>
         </w:rPr>
+        <w:t>τοῖς θλιβομένοις</w:t>
+      </w:r>
+    </w:p>
+    <w:p>
+      <w:pPr>
+        <w:bidi/>
+      </w:pPr>
+      <w:r>
+        <w:rPr>
+          <w:lang w:val="ar_AE" w:bidi="ar_AE"/>
+        </w:rPr>
+      </w:r>
+      <w:r>
+        <w:rPr>
+          <w:b/>
+          <w:lang w:val="ar_AE" w:bidi="ar_AE"/>
+        </w:rPr>
         <w:t>"الَّذِينَ تَتَضَايَقُونَ"</w:t>
       </w:r>
     </w:p>
@@ -3266,6 +3742,23 @@
           <w:b/>
           <w:lang w:val="ar_AE" w:bidi="ar_AE"/>
         </w:rPr>
+        <w:t>ἐν τῇ ἀποκαλύψει τοῦ Κυρίου Ἰησοῦ</w:t>
+      </w:r>
+    </w:p>
+    <w:p>
+      <w:pPr>
+        <w:bidi/>
+      </w:pPr>
+      <w:r>
+        <w:rPr>
+          <w:lang w:val="ar_AE" w:bidi="ar_AE"/>
+        </w:rPr>
+      </w:r>
+      <w:r>
+        <w:rPr>
+          <w:b/>
+          <w:lang w:val="ar_AE" w:bidi="ar_AE"/>
+        </w:rPr>
         <w:t>"عِنْدَ اسْتِعْلاَنِ الرَّبِّ يَسُوعَ"</w:t>
       </w:r>
     </w:p>
@@ -3371,6 +3864,23 @@
           <w:b/>
           <w:lang w:val="ar_AE" w:bidi="ar_AE"/>
         </w:rPr>
+        <w:t>διδόντος ἐκδίκησιν τοῖς</w:t>
+      </w:r>
+    </w:p>
+    <w:p>
+      <w:pPr>
+        <w:bidi/>
+      </w:pPr>
+      <w:r>
+        <w:rPr>
+          <w:lang w:val="ar_AE" w:bidi="ar_AE"/>
+        </w:rPr>
+      </w:r>
+      <w:r>
+        <w:rPr>
+          <w:b/>
+          <w:lang w:val="ar_AE" w:bidi="ar_AE"/>
+        </w:rPr>
         <w:t>"نَقْمَةً لِلَّذِينَ"</w:t>
       </w:r>
     </w:p>
@@ -3476,6 +3986,23 @@
           <w:b/>
           <w:lang w:val="ar_AE" w:bidi="ar_AE"/>
         </w:rPr>
+        <w:t>τοῖς μὴ εἰδόσι Θεὸν</w:t>
+      </w:r>
+    </w:p>
+    <w:p>
+      <w:pPr>
+        <w:bidi/>
+      </w:pPr>
+      <w:r>
+        <w:rPr>
+          <w:lang w:val="ar_AE" w:bidi="ar_AE"/>
+        </w:rPr>
+      </w:r>
+      <w:r>
+        <w:rPr>
+          <w:b/>
+          <w:lang w:val="ar_AE" w:bidi="ar_AE"/>
+        </w:rPr>
         <w:t>"لِلَّذِينَ لاَ يَعْرِفُونَ اللهَ"</w:t>
       </w:r>
     </w:p>
@@ -3581,6 +4108,23 @@
           <w:b/>
           <w:lang w:val="ar_AE" w:bidi="ar_AE"/>
         </w:rPr>
+        <w:t>καὶ τοῖς μὴ ὑπακούουσιν τῷ εὐαγγελίῳ</w:t>
+      </w:r>
+    </w:p>
+    <w:p>
+      <w:pPr>
+        <w:bidi/>
+      </w:pPr>
+      <w:r>
+        <w:rPr>
+          <w:lang w:val="ar_AE" w:bidi="ar_AE"/>
+        </w:rPr>
+      </w:r>
+      <w:r>
+        <w:rPr>
+          <w:b/>
+          <w:lang w:val="ar_AE" w:bidi="ar_AE"/>
+        </w:rPr>
         <w:t>"وَالَّذِينَ لاَ يُطِيعُونَ إِنْجِيلَ"</w:t>
       </w:r>
     </w:p>
@@ -3699,6 +4243,23 @@
           <w:b/>
           <w:lang w:val="ar_AE" w:bidi="ar_AE"/>
         </w:rPr>
+        <w:t>ὑπακούουσιν τῷ εὐαγγελίῳ</w:t>
+      </w:r>
+    </w:p>
+    <w:p>
+      <w:pPr>
+        <w:bidi/>
+      </w:pPr>
+      <w:r>
+        <w:rPr>
+          <w:lang w:val="ar_AE" w:bidi="ar_AE"/>
+        </w:rPr>
+      </w:r>
+      <w:r>
+        <w:rPr>
+          <w:b/>
+          <w:lang w:val="ar_AE" w:bidi="ar_AE"/>
+        </w:rPr>
         <w:t>"يُطِيعُونَ إِنْجِيلَ"</w:t>
       </w:r>
     </w:p>
@@ -3804,6 +4365,23 @@
           <w:b/>
           <w:lang w:val="ar_AE" w:bidi="ar_AE"/>
         </w:rPr>
+        <w:t>τῷ εὐαγγελίῳ τοῦ Κυρίου ἡμῶν, Ἰησοῦ</w:t>
+      </w:r>
+    </w:p>
+    <w:p>
+      <w:pPr>
+        <w:bidi/>
+      </w:pPr>
+      <w:r>
+        <w:rPr>
+          <w:lang w:val="ar_AE" w:bidi="ar_AE"/>
+        </w:rPr>
+      </w:r>
+      <w:r>
+        <w:rPr>
+          <w:b/>
+          <w:lang w:val="ar_AE" w:bidi="ar_AE"/>
+        </w:rPr>
         <w:t>"إِنْجِيلَ رَبِّنَا يَسُوعَ"</w:t>
       </w:r>
     </w:p>
@@ -3922,6 +4500,23 @@
           <w:b/>
           <w:lang w:val="ar_AE" w:bidi="ar_AE"/>
         </w:rPr>
+        <w:t>οἵτινες δίκην τίσουσιν</w:t>
+      </w:r>
+    </w:p>
+    <w:p>
+      <w:pPr>
+        <w:bidi/>
+      </w:pPr>
+      <w:r>
+        <w:rPr>
+          <w:lang w:val="ar_AE" w:bidi="ar_AE"/>
+        </w:rPr>
+      </w:r>
+      <w:r>
+        <w:rPr>
+          <w:b/>
+          <w:lang w:val="ar_AE" w:bidi="ar_AE"/>
+        </w:rPr>
         <w:t>"الَّذِينَ سَيُعَاقَبُونَ"</w:t>
       </w:r>
     </w:p>
@@ -4027,6 +4622,23 @@
           <w:b/>
           <w:lang w:val="ar_AE" w:bidi="ar_AE"/>
         </w:rPr>
+        <w:t>οἵτινες δίκην τίσουσιν</w:t>
+      </w:r>
+    </w:p>
+    <w:p>
+      <w:pPr>
+        <w:bidi/>
+      </w:pPr>
+      <w:r>
+        <w:rPr>
+          <w:lang w:val="ar_AE" w:bidi="ar_AE"/>
+        </w:rPr>
+      </w:r>
+      <w:r>
+        <w:rPr>
+          <w:b/>
+          <w:lang w:val="ar_AE" w:bidi="ar_AE"/>
+        </w:rPr>
         <w:t>"الَّذِينَ سَيُعَاقَبُونَ"</w:t>
       </w:r>
     </w:p>
@@ -4132,6 +4744,23 @@
           <w:b/>
           <w:lang w:val="ar_AE" w:bidi="ar_AE"/>
         </w:rPr>
+        <w:t>δίκην τίσουσιν</w:t>
+      </w:r>
+    </w:p>
+    <w:p>
+      <w:pPr>
+        <w:bidi/>
+      </w:pPr>
+      <w:r>
+        <w:rPr>
+          <w:lang w:val="ar_AE" w:bidi="ar_AE"/>
+        </w:rPr>
+      </w:r>
+      <w:r>
+        <w:rPr>
+          <w:b/>
+          <w:lang w:val="ar_AE" w:bidi="ar_AE"/>
+        </w:rPr>
         <w:t>"سَيُعَاقَبُونَ"</w:t>
       </w:r>
     </w:p>
@@ -4237,6 +4866,23 @@
           <w:b/>
           <w:lang w:val="ar_AE" w:bidi="ar_AE"/>
         </w:rPr>
+        <w:t>ὄλεθρον αἰώνιον</w:t>
+      </w:r>
+    </w:p>
+    <w:p>
+      <w:pPr>
+        <w:bidi/>
+      </w:pPr>
+      <w:r>
+        <w:rPr>
+          <w:lang w:val="ar_AE" w:bidi="ar_AE"/>
+        </w:rPr>
+      </w:r>
+      <w:r>
+        <w:rPr>
+          <w:b/>
+          <w:lang w:val="ar_AE" w:bidi="ar_AE"/>
+        </w:rPr>
         <w:t>"بِهَلاَكٍ أَبَدِيٍّ"</w:t>
       </w:r>
     </w:p>
@@ -4381,6 +5027,23 @@
           <w:b/>
           <w:lang w:val="ar_AE" w:bidi="ar_AE"/>
         </w:rPr>
+        <w:t>ἀπὸ προσώπου τοῦ Κυρίου</w:t>
+      </w:r>
+    </w:p>
+    <w:p>
+      <w:pPr>
+        <w:bidi/>
+      </w:pPr>
+      <w:r>
+        <w:rPr>
+          <w:lang w:val="ar_AE" w:bidi="ar_AE"/>
+        </w:rPr>
+      </w:r>
+      <w:r>
+        <w:rPr>
+          <w:b/>
+          <w:lang w:val="ar_AE" w:bidi="ar_AE"/>
+        </w:rPr>
         <w:t>"مِنْ وَجْهِ الرَّبِّ"</w:t>
       </w:r>
     </w:p>
@@ -4486,6 +5149,23 @@
           <w:b/>
           <w:lang w:val="ar_AE" w:bidi="ar_AE"/>
         </w:rPr>
+        <w:t>τῆς δόξης τῆς ἰσχύος αὐτοῦ</w:t>
+      </w:r>
+    </w:p>
+    <w:p>
+      <w:pPr>
+        <w:bidi/>
+      </w:pPr>
+      <w:r>
+        <w:rPr>
+          <w:lang w:val="ar_AE" w:bidi="ar_AE"/>
+        </w:rPr>
+      </w:r>
+      <w:r>
+        <w:rPr>
+          <w:b/>
+          <w:lang w:val="ar_AE" w:bidi="ar_AE"/>
+        </w:rPr>
         <w:t>"مَجْدِ قُوَّتِهِ"</w:t>
       </w:r>
     </w:p>
@@ -4617,6 +5297,23 @@
           <w:b/>
           <w:lang w:val="ar_AE" w:bidi="ar_AE"/>
         </w:rPr>
+        <w:t>τῆς δόξης τῆς ἰσχύος αὐτοῦ</w:t>
+      </w:r>
+    </w:p>
+    <w:p>
+      <w:pPr>
+        <w:bidi/>
+      </w:pPr>
+      <w:r>
+        <w:rPr>
+          <w:lang w:val="ar_AE" w:bidi="ar_AE"/>
+        </w:rPr>
+      </w:r>
+      <w:r>
+        <w:rPr>
+          <w:b/>
+          <w:lang w:val="ar_AE" w:bidi="ar_AE"/>
+        </w:rPr>
         <w:t>"مَجْدِ قُوَّتِهِ"</w:t>
       </w:r>
     </w:p>
@@ -4735,6 +5432,23 @@
           <w:b/>
           <w:lang w:val="ar_AE" w:bidi="ar_AE"/>
         </w:rPr>
+        <w:t>ὅταν ἔλθῃ &amp; ἐν τῇ ἡμέρᾳ ἐκείνῃ</w:t>
+      </w:r>
+    </w:p>
+    <w:p>
+      <w:pPr>
+        <w:bidi/>
+      </w:pPr>
+      <w:r>
+        <w:rPr>
+          <w:lang w:val="ar_AE" w:bidi="ar_AE"/>
+        </w:rPr>
+      </w:r>
+      <w:r>
+        <w:rPr>
+          <w:b/>
+          <w:lang w:val="ar_AE" w:bidi="ar_AE"/>
+        </w:rPr>
         <w:t>"مَتَى جَاءَ...فِي ذلِكَ الْيَوْمِ"</w:t>
       </w:r>
     </w:p>
@@ -4840,6 +5554,23 @@
           <w:b/>
           <w:lang w:val="ar_AE" w:bidi="ar_AE"/>
         </w:rPr>
+        <w:t>ἐνδοξασθῆναι ἐν τοῖς ἁγίοις αὐτοῦ, καὶ θαυμασθῆναι ἐν πᾶσιν τοῖς πιστεύσασιν</w:t>
+      </w:r>
+    </w:p>
+    <w:p>
+      <w:pPr>
+        <w:bidi/>
+      </w:pPr>
+      <w:r>
+        <w:rPr>
+          <w:lang w:val="ar_AE" w:bidi="ar_AE"/>
+        </w:rPr>
+      </w:r>
+      <w:r>
+        <w:rPr>
+          <w:b/>
+          <w:lang w:val="ar_AE" w:bidi="ar_AE"/>
+        </w:rPr>
         <w:t>"لِيَتَمَجَّدَ فِي قِدِّيسِيهِ وَيُتَعَجَّبَ مِنْهُ فِي جَمِيعِ الْمُؤْمِنِينَ"</w:t>
       </w:r>
     </w:p>
@@ -4932,6 +5663,23 @@
           <w:b/>
           <w:lang w:val="ar_AE" w:bidi="ar_AE"/>
         </w:rPr>
+        <w:t>ἐνδοξασθῆναι ἐν τοῖς ἁγίοις αὐτοῦ, καὶ θαυμασθῆναι</w:t>
+      </w:r>
+    </w:p>
+    <w:p>
+      <w:pPr>
+        <w:bidi/>
+      </w:pPr>
+      <w:r>
+        <w:rPr>
+          <w:lang w:val="ar_AE" w:bidi="ar_AE"/>
+        </w:rPr>
+      </w:r>
+      <w:r>
+        <w:rPr>
+          <w:b/>
+          <w:lang w:val="ar_AE" w:bidi="ar_AE"/>
+        </w:rPr>
         <w:t>"لِيَتَمَجَّدَ فِي قِدِّيسِيهِ وَيُتَعَجَّبَ مِنْهُ"</w:t>
       </w:r>
     </w:p>
@@ -5037,6 +5785,23 @@
           <w:b/>
           <w:lang w:val="ar_AE" w:bidi="ar_AE"/>
         </w:rPr>
+        <w:t>ἐνδοξασθῆναι ἐν τοῖς ἁγίοις αὐτοῦ, καὶ θαυμασθῆναι ἐν πᾶσιν τοῖς πιστεύσασιν</w:t>
+      </w:r>
+    </w:p>
+    <w:p>
+      <w:pPr>
+        <w:bidi/>
+      </w:pPr>
+      <w:r>
+        <w:rPr>
+          <w:lang w:val="ar_AE" w:bidi="ar_AE"/>
+        </w:rPr>
+      </w:r>
+      <w:r>
+        <w:rPr>
+          <w:b/>
+          <w:lang w:val="ar_AE" w:bidi="ar_AE"/>
+        </w:rPr>
         <w:t>"لِيَتَمَجَّدَ فِي قِدِّيسِيهِ وَيُتَعَجَّبَ مِنْهُ فِي جَمِيعِ الْمُؤْمِنِينَ"</w:t>
       </w:r>
     </w:p>
@@ -5133,6 +5898,23 @@
           <w:b/>
           <w:lang w:val="ar_AE" w:bidi="ar_AE"/>
         </w:rPr>
+        <w:t>ἐπιστεύθη τὸ μαρτύριον ἡμῶν ἐφ’ ὑμᾶς</w:t>
+      </w:r>
+    </w:p>
+    <w:p>
+      <w:pPr>
+        <w:bidi/>
+      </w:pPr>
+      <w:r>
+        <w:rPr>
+          <w:lang w:val="ar_AE" w:bidi="ar_AE"/>
+        </w:rPr>
+      </w:r>
+      <w:r>
+        <w:rPr>
+          <w:b/>
+          <w:lang w:val="ar_AE" w:bidi="ar_AE"/>
+        </w:rPr>
         <w:t>"لأَنَّ شَهَادَتَنَا عِنْدَكُمْ صُدِّقَتْ"</w:t>
       </w:r>
     </w:p>
@@ -5225,6 +6007,23 @@
           <w:b/>
           <w:lang w:val="ar_AE" w:bidi="ar_AE"/>
         </w:rPr>
+        <w:t>εἰς ὃ</w:t>
+      </w:r>
+    </w:p>
+    <w:p>
+      <w:pPr>
+        <w:bidi/>
+      </w:pPr>
+      <w:r>
+        <w:rPr>
+          <w:lang w:val="ar_AE" w:bidi="ar_AE"/>
+        </w:rPr>
+      </w:r>
+      <w:r>
+        <w:rPr>
+          <w:b/>
+          <w:lang w:val="ar_AE" w:bidi="ar_AE"/>
+        </w:rPr>
         <w:t>"الأَمْرُ الَّذِي لأَجْلِهِ"</w:t>
       </w:r>
     </w:p>
@@ -5330,6 +6129,23 @@
           <w:b/>
           <w:lang w:val="ar_AE" w:bidi="ar_AE"/>
         </w:rPr>
+        <w:t>καὶ προσευχόμεθα πάντοτε περὶ ὑμῶν</w:t>
+      </w:r>
+    </w:p>
+    <w:p>
+      <w:pPr>
+        <w:bidi/>
+      </w:pPr>
+      <w:r>
+        <w:rPr>
+          <w:lang w:val="ar_AE" w:bidi="ar_AE"/>
+        </w:rPr>
+      </w:r>
+      <w:r>
+        <w:rPr>
+          <w:b/>
+          <w:lang w:val="ar_AE" w:bidi="ar_AE"/>
+        </w:rPr>
         <w:t>"نُصَلِّي أَيْضًا كُلَّ حِينٍ مِنْ جِهَتِكُمْ"</w:t>
       </w:r>
     </w:p>
@@ -5435,6 +6251,23 @@
           <w:b/>
           <w:lang w:val="ar_AE" w:bidi="ar_AE"/>
         </w:rPr>
+        <w:t>τῆς κλήσεως</w:t>
+      </w:r>
+    </w:p>
+    <w:p>
+      <w:pPr>
+        <w:bidi/>
+      </w:pPr>
+      <w:r>
+        <w:rPr>
+          <w:lang w:val="ar_AE" w:bidi="ar_AE"/>
+        </w:rPr>
+      </w:r>
+      <w:r>
+        <w:rPr>
+          <w:b/>
+          <w:lang w:val="ar_AE" w:bidi="ar_AE"/>
+        </w:rPr>
         <w:t>"لِلدَّعْوَةِ"</w:t>
       </w:r>
     </w:p>
@@ -5540,6 +6373,23 @@
           <w:b/>
           <w:lang w:val="ar_AE" w:bidi="ar_AE"/>
         </w:rPr>
+        <w:t>πληρώσῃ πᾶσαν εὐδοκίαν ἀγαθωσύνης, καὶ ἔργον πίστεως ἐν δυνάμει</w:t>
+      </w:r>
+    </w:p>
+    <w:p>
+      <w:pPr>
+        <w:bidi/>
+      </w:pPr>
+      <w:r>
+        <w:rPr>
+          <w:lang w:val="ar_AE" w:bidi="ar_AE"/>
+        </w:rPr>
+      </w:r>
+      <w:r>
+        <w:rPr>
+          <w:b/>
+          <w:lang w:val="ar_AE" w:bidi="ar_AE"/>
+        </w:rPr>
         <w:t>"وَيُكَمِّلَ كُلَّ مَسَرَّةِ الصَّلاَحِ وَعَمَلَ الإِيمَانِ بِقُوَّةٍ"</w:t>
       </w:r>
     </w:p>
@@ -5645,6 +6495,23 @@
           <w:b/>
           <w:lang w:val="ar_AE" w:bidi="ar_AE"/>
         </w:rPr>
+        <w:t>καὶ πληρώσῃ</w:t>
+      </w:r>
+    </w:p>
+    <w:p>
+      <w:pPr>
+        <w:bidi/>
+      </w:pPr>
+      <w:r>
+        <w:rPr>
+          <w:lang w:val="ar_AE" w:bidi="ar_AE"/>
+        </w:rPr>
+      </w:r>
+      <w:r>
+        <w:rPr>
+          <w:b/>
+          <w:lang w:val="ar_AE" w:bidi="ar_AE"/>
+        </w:rPr>
         <w:t>"وَيُكَمِّلَ"</w:t>
       </w:r>
     </w:p>
@@ -5776,6 +6643,23 @@
           <w:b/>
           <w:lang w:val="ar_AE" w:bidi="ar_AE"/>
         </w:rPr>
+        <w:t>ὅπως</w:t>
+      </w:r>
+    </w:p>
+    <w:p>
+      <w:pPr>
+        <w:bidi/>
+      </w:pPr>
+      <w:r>
+        <w:rPr>
+          <w:lang w:val="ar_AE" w:bidi="ar_AE"/>
+        </w:rPr>
+      </w:r>
+      <w:r>
+        <w:rPr>
+          <w:b/>
+          <w:lang w:val="ar_AE" w:bidi="ar_AE"/>
+        </w:rPr>
         <w:t>"لِكَيْ"</w:t>
       </w:r>
     </w:p>
@@ -5881,6 +6765,23 @@
           <w:b/>
           <w:lang w:val="ar_AE" w:bidi="ar_AE"/>
         </w:rPr>
+        <w:t>τὸ ὄνομα τοῦ Κυρίου ἡμῶν, Ἰησοῦ</w:t>
+      </w:r>
+    </w:p>
+    <w:p>
+      <w:pPr>
+        <w:bidi/>
+      </w:pPr>
+      <w:r>
+        <w:rPr>
+          <w:lang w:val="ar_AE" w:bidi="ar_AE"/>
+        </w:rPr>
+      </w:r>
+      <w:r>
+        <w:rPr>
+          <w:b/>
+          <w:lang w:val="ar_AE" w:bidi="ar_AE"/>
+        </w:rPr>
         <w:t>"اسْمُ رَبِّنَا يَسُوعَ الْمَسِيحِ"</w:t>
       </w:r>
     </w:p>
@@ -5986,6 +6887,23 @@
           <w:b/>
           <w:lang w:val="ar_AE" w:bidi="ar_AE"/>
         </w:rPr>
+        <w:t>ὅπως ἐνδοξασθῇ τὸ ὄνομα τοῦ Κυρίου ἡμῶν, Ἰησοῦ, ἐν ὑμῖν</w:t>
+      </w:r>
+    </w:p>
+    <w:p>
+      <w:pPr>
+        <w:bidi/>
+      </w:pPr>
+      <w:r>
+        <w:rPr>
+          <w:lang w:val="ar_AE" w:bidi="ar_AE"/>
+        </w:rPr>
+      </w:r>
+      <w:r>
+        <w:rPr>
+          <w:b/>
+          <w:lang w:val="ar_AE" w:bidi="ar_AE"/>
+        </w:rPr>
         <w:t>"لِكَيْ يَتَمَجَّدَ اسْمُ رَبِّنَا يَسُوعَ الْمَسِيحِ فِيكُمْ"</w:t>
       </w:r>
     </w:p>
@@ -6078,6 +6996,23 @@
           <w:b/>
           <w:lang w:val="ar_AE" w:bidi="ar_AE"/>
         </w:rPr>
+        <w:t>καὶ ὑμεῖς ἐν αὐτῷ</w:t>
+      </w:r>
+    </w:p>
+    <w:p>
+      <w:pPr>
+        <w:bidi/>
+      </w:pPr>
+      <w:r>
+        <w:rPr>
+          <w:lang w:val="ar_AE" w:bidi="ar_AE"/>
+        </w:rPr>
+      </w:r>
+      <w:r>
+        <w:rPr>
+          <w:b/>
+          <w:lang w:val="ar_AE" w:bidi="ar_AE"/>
+        </w:rPr>
         <w:t>"وَأَنْتُمْ فِيهِ"</w:t>
       </w:r>
     </w:p>
@@ -6170,6 +7105,23 @@
           <w:b/>
           <w:lang w:val="ar_AE" w:bidi="ar_AE"/>
         </w:rPr>
+        <w:t>καὶ ὑμεῖς ἐν αὐτῷ</w:t>
+      </w:r>
+    </w:p>
+    <w:p>
+      <w:pPr>
+        <w:bidi/>
+      </w:pPr>
+      <w:r>
+        <w:rPr>
+          <w:lang w:val="ar_AE" w:bidi="ar_AE"/>
+        </w:rPr>
+      </w:r>
+      <w:r>
+        <w:rPr>
+          <w:b/>
+          <w:lang w:val="ar_AE" w:bidi="ar_AE"/>
+        </w:rPr>
         <w:t>"وَأَنْتُمْ فِيهِ"</w:t>
       </w:r>
     </w:p>
@@ -6275,6 +7227,23 @@
           <w:b/>
           <w:lang w:val="ar_AE" w:bidi="ar_AE"/>
         </w:rPr>
+        <w:t>κατὰ τὴν χάριν τοῦ Θεοῦ ἡμῶν</w:t>
+      </w:r>
+    </w:p>
+    <w:p>
+      <w:pPr>
+        <w:bidi/>
+      </w:pPr>
+      <w:r>
+        <w:rPr>
+          <w:lang w:val="ar_AE" w:bidi="ar_AE"/>
+        </w:rPr>
+      </w:r>
+      <w:r>
+        <w:rPr>
+          <w:b/>
+          <w:lang w:val="ar_AE" w:bidi="ar_AE"/>
+        </w:rPr>
         <w:t>"بِنِعْمَةِ إِلهِنَا"</w:t>
       </w:r>
     </w:p>
@@ -6380,6 +7349,23 @@
           <w:b/>
           <w:lang w:val="ar_AE" w:bidi="ar_AE"/>
         </w:rPr>
+        <w:t>τοῦ Θεοῦ ἡμῶν καὶ Κυρίου Ἰησοῦ Χριστοῦ</w:t>
+      </w:r>
+    </w:p>
+    <w:p>
+      <w:pPr>
+        <w:bidi/>
+      </w:pPr>
+      <w:r>
+        <w:rPr>
+          <w:lang w:val="ar_AE" w:bidi="ar_AE"/>
+        </w:rPr>
+      </w:r>
+      <w:r>
+        <w:rPr>
+          <w:b/>
+          <w:lang w:val="ar_AE" w:bidi="ar_AE"/>
+        </w:rPr>
         <w:t>"إِلهِنَا وَالرَّبِّ يَسُوعَ الْمَسِيحِ"</w:t>
       </w:r>
     </w:p>
@@ -6549,6 +7535,23 @@
           <w:b/>
           <w:lang w:val="ar_AE" w:bidi="ar_AE"/>
         </w:rPr>
+        <w:t>δὲ</w:t>
+      </w:r>
+    </w:p>
+    <w:p>
+      <w:pPr>
+        <w:bidi/>
+      </w:pPr>
+      <w:r>
+        <w:rPr>
+          <w:lang w:val="ar_AE" w:bidi="ar_AE"/>
+        </w:rPr>
+      </w:r>
+      <w:r>
+        <w:rPr>
+          <w:b/>
+          <w:lang w:val="ar_AE" w:bidi="ar_AE"/>
+        </w:rPr>
         <w:t>"ثُمَّ"</w:t>
       </w:r>
     </w:p>
@@ -6654,6 +7657,23 @@
           <w:b/>
           <w:lang w:val="ar_AE" w:bidi="ar_AE"/>
         </w:rPr>
+        <w:t>ὑπὲρ τῆς παρουσίας τοῦ Κυρίου ἡμῶν, Ἰησοῦ Χριστοῦ, καὶ ἡμῶν ἐπισυναγωγῆς ἐπ’ αὐτόν</w:t>
+      </w:r>
+    </w:p>
+    <w:p>
+      <w:pPr>
+        <w:bidi/>
+      </w:pPr>
+      <w:r>
+        <w:rPr>
+          <w:lang w:val="ar_AE" w:bidi="ar_AE"/>
+        </w:rPr>
+      </w:r>
+      <w:r>
+        <w:rPr>
+          <w:b/>
+          <w:lang w:val="ar_AE" w:bidi="ar_AE"/>
+        </w:rPr>
         <w:t>"مِنْ جِهَةِ مَجِيءِ رَبِّنَا يَسُوعَ الْمَسِيحِ وَاجْتِمَاعِنَا إِلَيْهِ"</w:t>
       </w:r>
     </w:p>
@@ -6759,6 +7779,23 @@
           <w:b/>
           <w:lang w:val="ar_AE" w:bidi="ar_AE"/>
         </w:rPr>
+        <w:t>ὑπὲρ τῆς παρουσίας τοῦ Κυρίου ἡμῶν, Ἰησοῦ Χριστοῦ, καὶ ἡμῶν ἐπισυναγωγῆς ἐπ’ αὐτόν</w:t>
+      </w:r>
+    </w:p>
+    <w:p>
+      <w:pPr>
+        <w:bidi/>
+      </w:pPr>
+      <w:r>
+        <w:rPr>
+          <w:lang w:val="ar_AE" w:bidi="ar_AE"/>
+        </w:rPr>
+      </w:r>
+      <w:r>
+        <w:rPr>
+          <w:b/>
+          <w:lang w:val="ar_AE" w:bidi="ar_AE"/>
+        </w:rPr>
         <w:t>"مِنْ جِهَةِ مَجِيءِ رَبِّنَا يَسُوعَ الْمَسِيحِ وَاجْتِمَاعِنَا إِلَيْهِ"</w:t>
       </w:r>
     </w:p>
@@ -6877,6 +7914,23 @@
           <w:b/>
           <w:lang w:val="ar_AE" w:bidi="ar_AE"/>
         </w:rPr>
+        <w:t>ἀδελφοί</w:t>
+      </w:r>
+    </w:p>
+    <w:p>
+      <w:pPr>
+        <w:bidi/>
+      </w:pPr>
+      <w:r>
+        <w:rPr>
+          <w:lang w:val="ar_AE" w:bidi="ar_AE"/>
+        </w:rPr>
+      </w:r>
+      <w:r>
+        <w:rPr>
+          <w:b/>
+          <w:lang w:val="ar_AE" w:bidi="ar_AE"/>
+        </w:rPr>
         <w:t>"الإِخْوَةُ"</w:t>
       </w:r>
     </w:p>
@@ -6982,6 +8036,23 @@
           <w:b/>
           <w:lang w:val="ar_AE" w:bidi="ar_AE"/>
         </w:rPr>
+        <w:t>εἰς τὸ μὴ ταχέως σαλευθῆναι ὑμᾶς ἀπὸ τοῦ νοὸς</w:t>
+      </w:r>
+    </w:p>
+    <w:p>
+      <w:pPr>
+        <w:bidi/>
+      </w:pPr>
+      <w:r>
+        <w:rPr>
+          <w:lang w:val="ar_AE" w:bidi="ar_AE"/>
+        </w:rPr>
+      </w:r>
+      <w:r>
+        <w:rPr>
+          <w:b/>
+          <w:lang w:val="ar_AE" w:bidi="ar_AE"/>
+        </w:rPr>
         <w:t>"أَنْ لاَ تَتَزَعْزَعُوا سَرِيعًا عَنْ ذِهْنِكُمْ"</w:t>
       </w:r>
     </w:p>
@@ -7087,6 +8158,23 @@
           <w:b/>
           <w:lang w:val="ar_AE" w:bidi="ar_AE"/>
         </w:rPr>
+        <w:t>μηδὲ θροεῖσθαι</w:t>
+      </w:r>
+    </w:p>
+    <w:p>
+      <w:pPr>
+        <w:bidi/>
+      </w:pPr>
+      <w:r>
+        <w:rPr>
+          <w:lang w:val="ar_AE" w:bidi="ar_AE"/>
+        </w:rPr>
+      </w:r>
+      <w:r>
+        <w:rPr>
+          <w:b/>
+          <w:lang w:val="ar_AE" w:bidi="ar_AE"/>
+        </w:rPr>
         <w:t>"وَلاَ تَرْتَاعُوا"</w:t>
       </w:r>
     </w:p>
@@ -7192,6 +8280,23 @@
           <w:b/>
           <w:lang w:val="ar_AE" w:bidi="ar_AE"/>
         </w:rPr>
+        <w:t>μήτε διὰ πνεύματος, μήτε διὰ λόγου, μήτε δι’ ἐπιστολῆς, ὡς δι’ ἡμῶν</w:t>
+      </w:r>
+    </w:p>
+    <w:p>
+      <w:pPr>
+        <w:bidi/>
+      </w:pPr>
+      <w:r>
+        <w:rPr>
+          <w:lang w:val="ar_AE" w:bidi="ar_AE"/>
+        </w:rPr>
+      </w:r>
+      <w:r>
+        <w:rPr>
+          <w:b/>
+          <w:lang w:val="ar_AE" w:bidi="ar_AE"/>
+        </w:rPr>
         <w:t>"لاَ بِرُوحٍ وَلاَ بِكَلِمَةٍ وَلاَ بِرِسَالَةٍ كَأَنَّهَا مِنَّا"</w:t>
       </w:r>
     </w:p>
@@ -7284,6 +8389,23 @@
           <w:b/>
           <w:lang w:val="ar_AE" w:bidi="ar_AE"/>
         </w:rPr>
+        <w:t>ὡς δι’ ἡμῶν</w:t>
+      </w:r>
+    </w:p>
+    <w:p>
+      <w:pPr>
+        <w:bidi/>
+      </w:pPr>
+      <w:r>
+        <w:rPr>
+          <w:lang w:val="ar_AE" w:bidi="ar_AE"/>
+        </w:rPr>
+      </w:r>
+      <w:r>
+        <w:rPr>
+          <w:b/>
+          <w:lang w:val="ar_AE" w:bidi="ar_AE"/>
+        </w:rPr>
         <w:t>"كَأَنَّهَا مِنَّا"</w:t>
       </w:r>
     </w:p>
@@ -7376,6 +8498,23 @@
           <w:b/>
           <w:lang w:val="ar_AE" w:bidi="ar_AE"/>
         </w:rPr>
+        <w:t>ὡς ὅτι</w:t>
+      </w:r>
+    </w:p>
+    <w:p>
+      <w:pPr>
+        <w:bidi/>
+      </w:pPr>
+      <w:r>
+        <w:rPr>
+          <w:lang w:val="ar_AE" w:bidi="ar_AE"/>
+        </w:rPr>
+      </w:r>
+      <w:r>
+        <w:rPr>
+          <w:b/>
+          <w:lang w:val="ar_AE" w:bidi="ar_AE"/>
+        </w:rPr>
         <w:t>"كَأَنَّهَا"</w:t>
       </w:r>
     </w:p>
@@ -7468,6 +8607,23 @@
           <w:b/>
           <w:lang w:val="ar_AE" w:bidi="ar_AE"/>
         </w:rPr>
+        <w:t>ἡ ἡμέρα τοῦ Κυρίου</w:t>
+      </w:r>
+    </w:p>
+    <w:p>
+      <w:pPr>
+        <w:bidi/>
+      </w:pPr>
+      <w:r>
+        <w:rPr>
+          <w:lang w:val="ar_AE" w:bidi="ar_AE"/>
+        </w:rPr>
+      </w:r>
+      <w:r>
+        <w:rPr>
+          <w:b/>
+          <w:lang w:val="ar_AE" w:bidi="ar_AE"/>
+        </w:rPr>
         <w:t>"يَوْمَ الْمَسِيحِ"</w:t>
       </w:r>
     </w:p>
@@ -7551,6 +8707,23 @@
           <w:b/>
           <w:lang w:val="ar_AE" w:bidi="ar_AE"/>
         </w:rPr>
+        <w:t>μή τις ὑμᾶς ἐξαπατήσῃ κατὰ μηδένα τρόπον</w:t>
+      </w:r>
+    </w:p>
+    <w:p>
+      <w:pPr>
+        <w:bidi/>
+      </w:pPr>
+      <w:r>
+        <w:rPr>
+          <w:lang w:val="ar_AE" w:bidi="ar_AE"/>
+        </w:rPr>
+      </w:r>
+      <w:r>
+        <w:rPr>
+          <w:b/>
+          <w:lang w:val="ar_AE" w:bidi="ar_AE"/>
+        </w:rPr>
         <w:t>"لاَ يَخْدَعَنَّكُمْ أَحَدٌ عَلَى طَرِيقَةٍ مَا"</w:t>
       </w:r>
     </w:p>
@@ -7621,6 +8794,23 @@
           <w:b/>
           <w:lang w:val="ar_AE" w:bidi="ar_AE"/>
         </w:rPr>
+        <w:t>ὅτι ἐὰν μὴ ἔλθῃ ἡ ἀποστασία πρῶτον</w:t>
+      </w:r>
+    </w:p>
+    <w:p>
+      <w:pPr>
+        <w:bidi/>
+      </w:pPr>
+      <w:r>
+        <w:rPr>
+          <w:lang w:val="ar_AE" w:bidi="ar_AE"/>
+        </w:rPr>
+      </w:r>
+      <w:r>
+        <w:rPr>
+          <w:b/>
+          <w:lang w:val="ar_AE" w:bidi="ar_AE"/>
+        </w:rPr>
         <w:t>"إِنْ لَمْ يَأْتِ الارْتِدَادُ أَوَّلًا"</w:t>
       </w:r>
     </w:p>
@@ -7713,6 +8903,23 @@
           <w:b/>
           <w:lang w:val="ar_AE" w:bidi="ar_AE"/>
         </w:rPr>
+        <w:t>ἡ ἀποστασία</w:t>
+      </w:r>
+    </w:p>
+    <w:p>
+      <w:pPr>
+        <w:bidi/>
+      </w:pPr>
+      <w:r>
+        <w:rPr>
+          <w:lang w:val="ar_AE" w:bidi="ar_AE"/>
+        </w:rPr>
+      </w:r>
+      <w:r>
+        <w:rPr>
+          <w:b/>
+          <w:lang w:val="ar_AE" w:bidi="ar_AE"/>
+        </w:rPr>
         <w:t>"الارْتِدَادُ"</w:t>
       </w:r>
     </w:p>
@@ -7818,6 +9025,23 @@
           <w:b/>
           <w:lang w:val="ar_AE" w:bidi="ar_AE"/>
         </w:rPr>
+        <w:t>ἀποκαλυφθῇ ὁ ἄνθρωπος τῆς ἀνομίας</w:t>
+      </w:r>
+    </w:p>
+    <w:p>
+      <w:pPr>
+        <w:bidi/>
+      </w:pPr>
+      <w:r>
+        <w:rPr>
+          <w:lang w:val="ar_AE" w:bidi="ar_AE"/>
+        </w:rPr>
+      </w:r>
+      <w:r>
+        <w:rPr>
+          <w:b/>
+          <w:lang w:val="ar_AE" w:bidi="ar_AE"/>
+        </w:rPr>
         <w:t>"وَيُسْتَعْلَنْ إِنْسَانُ الْخَطِيَّةِ"</w:t>
       </w:r>
     </w:p>
@@ -7910,6 +9134,23 @@
           <w:b/>
           <w:lang w:val="ar_AE" w:bidi="ar_AE"/>
         </w:rPr>
+        <w:t>ὁ ἄνθρωπος τῆς ἀνομίας</w:t>
+      </w:r>
+    </w:p>
+    <w:p>
+      <w:pPr>
+        <w:bidi/>
+      </w:pPr>
+      <w:r>
+        <w:rPr>
+          <w:lang w:val="ar_AE" w:bidi="ar_AE"/>
+        </w:rPr>
+      </w:r>
+      <w:r>
+        <w:rPr>
+          <w:b/>
+          <w:lang w:val="ar_AE" w:bidi="ar_AE"/>
+        </w:rPr>
         <w:t>"إِنْسَانُ الْخَطِيَّةِ"</w:t>
       </w:r>
     </w:p>
@@ -8028,6 +9269,23 @@
           <w:b/>
           <w:lang w:val="ar_AE" w:bidi="ar_AE"/>
         </w:rPr>
+        <w:t>ὁ υἱὸς τῆς ἀπωλείας</w:t>
+      </w:r>
+    </w:p>
+    <w:p>
+      <w:pPr>
+        <w:bidi/>
+      </w:pPr>
+      <w:r>
+        <w:rPr>
+          <w:lang w:val="ar_AE" w:bidi="ar_AE"/>
+        </w:rPr>
+      </w:r>
+      <w:r>
+        <w:rPr>
+          <w:b/>
+          <w:lang w:val="ar_AE" w:bidi="ar_AE"/>
+        </w:rPr>
         <w:t>"ابْنُ الْهَلاَكِ"</w:t>
       </w:r>
     </w:p>
@@ -8225,6 +9483,23 @@
           <w:b/>
           <w:lang w:val="ar_AE" w:bidi="ar_AE"/>
         </w:rPr>
+        <w:t>πάντα λεγόμενον θεὸν ἢ σέβασμα</w:t>
+      </w:r>
+    </w:p>
+    <w:p>
+      <w:pPr>
+        <w:bidi/>
+      </w:pPr>
+      <w:r>
+        <w:rPr>
+          <w:lang w:val="ar_AE" w:bidi="ar_AE"/>
+        </w:rPr>
+      </w:r>
+      <w:r>
+        <w:rPr>
+          <w:b/>
+          <w:lang w:val="ar_AE" w:bidi="ar_AE"/>
+        </w:rPr>
         <w:t>"كُلِّ مَا يُدْعَى إِلهًا أَوْ مَعْبُودًا"</w:t>
       </w:r>
     </w:p>
@@ -8317,6 +9592,23 @@
           <w:b/>
           <w:lang w:val="ar_AE" w:bidi="ar_AE"/>
         </w:rPr>
+        <w:t>αὐτὸν &amp; καθίσαι</w:t>
+      </w:r>
+    </w:p>
+    <w:p>
+      <w:pPr>
+        <w:bidi/>
+      </w:pPr>
+      <w:r>
+        <w:rPr>
+          <w:lang w:val="ar_AE" w:bidi="ar_AE"/>
+        </w:rPr>
+      </w:r>
+      <w:r>
+        <w:rPr>
+          <w:b/>
+          <w:lang w:val="ar_AE" w:bidi="ar_AE"/>
+        </w:rPr>
         <w:t>"حَتَّى إِنَّهُ يَجْلِسُ"</w:t>
       </w:r>
     </w:p>
@@ -8422,6 +9714,23 @@
           <w:b/>
           <w:lang w:val="ar_AE" w:bidi="ar_AE"/>
         </w:rPr>
+        <w:t>ἀποδεικνύντα ἑαυτὸν ὅτι ἔστιν Θεός</w:t>
+      </w:r>
+    </w:p>
+    <w:p>
+      <w:pPr>
+        <w:bidi/>
+      </w:pPr>
+      <w:r>
+        <w:rPr>
+          <w:lang w:val="ar_AE" w:bidi="ar_AE"/>
+        </w:rPr>
+      </w:r>
+      <w:r>
+        <w:rPr>
+          <w:b/>
+          <w:lang w:val="ar_AE" w:bidi="ar_AE"/>
+        </w:rPr>
         <w:t>"مُظْهِرًا نَفْسَهُ أَنَّهُ إِلهٌ"</w:t>
       </w:r>
     </w:p>
@@ -8505,6 +9814,23 @@
           <w:b/>
           <w:lang w:val="ar_AE" w:bidi="ar_AE"/>
         </w:rPr>
+        <w:t>οὐ μνημονεύετε ὅτι, ἔτι ὢν πρὸς ὑμᾶς, ταῦτα ἔλεγον ὑμῖν</w:t>
+      </w:r>
+    </w:p>
+    <w:p>
+      <w:pPr>
+        <w:bidi/>
+      </w:pPr>
+      <w:r>
+        <w:rPr>
+          <w:lang w:val="ar_AE" w:bidi="ar_AE"/>
+        </w:rPr>
+      </w:r>
+      <w:r>
+        <w:rPr>
+          <w:b/>
+          <w:lang w:val="ar_AE" w:bidi="ar_AE"/>
+        </w:rPr>
         <w:t>"أَمَا تَذْكُرُونَ أَنِّي وَأَنَا بَعْدُ عِنْدَكُمْ، كُنْتُ أَقُولُ لَكُمْ هذَا؟"</w:t>
       </w:r>
     </w:p>
@@ -8597,6 +9923,23 @@
           <w:b/>
           <w:lang w:val="ar_AE" w:bidi="ar_AE"/>
         </w:rPr>
+        <w:t>ταῦτα</w:t>
+      </w:r>
+    </w:p>
+    <w:p>
+      <w:pPr>
+        <w:bidi/>
+      </w:pPr>
+      <w:r>
+        <w:rPr>
+          <w:lang w:val="ar_AE" w:bidi="ar_AE"/>
+        </w:rPr>
+      </w:r>
+      <w:r>
+        <w:rPr>
+          <w:b/>
+          <w:lang w:val="ar_AE" w:bidi="ar_AE"/>
+        </w:rPr>
         <w:t>"هذَا"</w:t>
       </w:r>
     </w:p>
@@ -8702,6 +10045,23 @@
           <w:b/>
           <w:lang w:val="ar_AE" w:bidi="ar_AE"/>
         </w:rPr>
+        <w:t>καὶ νῦν τὸ κατέχον οἴδατε</w:t>
+      </w:r>
+    </w:p>
+    <w:p>
+      <w:pPr>
+        <w:bidi/>
+      </w:pPr>
+      <w:r>
+        <w:rPr>
+          <w:lang w:val="ar_AE" w:bidi="ar_AE"/>
+        </w:rPr>
+      </w:r>
+      <w:r>
+        <w:rPr>
+          <w:b/>
+          <w:lang w:val="ar_AE" w:bidi="ar_AE"/>
+        </w:rPr>
         <w:t>"وَالآنَ تَعْلَمُونَ مَا يَحْجِزُ"</w:t>
       </w:r>
     </w:p>
@@ -8811,6 +10171,23 @@
           <w:b/>
           <w:lang w:val="ar_AE" w:bidi="ar_AE"/>
         </w:rPr>
+        <w:t>τὸ ἀποκαλυφθῆναι αὐτὸν ἐν τῷ αὐτοῦ καιρῷ</w:t>
+      </w:r>
+    </w:p>
+    <w:p>
+      <w:pPr>
+        <w:bidi/>
+      </w:pPr>
+      <w:r>
+        <w:rPr>
+          <w:lang w:val="ar_AE" w:bidi="ar_AE"/>
+        </w:rPr>
+      </w:r>
+      <w:r>
+        <w:rPr>
+          <w:b/>
+          <w:lang w:val="ar_AE" w:bidi="ar_AE"/>
+        </w:rPr>
         <w:t>"يُسْتَعْلَنَ فِي وَقْتِهِ"</w:t>
       </w:r>
     </w:p>
@@ -8903,6 +10280,23 @@
           <w:b/>
           <w:lang w:val="ar_AE" w:bidi="ar_AE"/>
         </w:rPr>
+        <w:t>γὰρ</w:t>
+      </w:r>
+    </w:p>
+    <w:p>
+      <w:pPr>
+        <w:bidi/>
+      </w:pPr>
+      <w:r>
+        <w:rPr>
+          <w:lang w:val="ar_AE" w:bidi="ar_AE"/>
+        </w:rPr>
+      </w:r>
+      <w:r>
+        <w:rPr>
+          <w:b/>
+          <w:lang w:val="ar_AE" w:bidi="ar_AE"/>
+        </w:rPr>
         <w:t>"لأَنَّ"</w:t>
       </w:r>
     </w:p>
@@ -9021,6 +10415,23 @@
           <w:b/>
           <w:lang w:val="ar_AE" w:bidi="ar_AE"/>
         </w:rPr>
+        <w:t>τὸ &amp; μυστήριον ἤδη ἐνεργεῖται τῆς ἀνομίας</w:t>
+      </w:r>
+    </w:p>
+    <w:p>
+      <w:pPr>
+        <w:bidi/>
+      </w:pPr>
+      <w:r>
+        <w:rPr>
+          <w:lang w:val="ar_AE" w:bidi="ar_AE"/>
+        </w:rPr>
+      </w:r>
+      <w:r>
+        <w:rPr>
+          <w:b/>
+          <w:lang w:val="ar_AE" w:bidi="ar_AE"/>
+        </w:rPr>
         <w:t>"سِرَّ الإِثْمِ الآنَ يَعْمَلُ"</w:t>
       </w:r>
     </w:p>
@@ -9139,6 +10550,23 @@
           <w:b/>
           <w:lang w:val="ar_AE" w:bidi="ar_AE"/>
         </w:rPr>
+        <w:t>ὁ κατέχων</w:t>
+      </w:r>
+    </w:p>
+    <w:p>
+      <w:pPr>
+        <w:bidi/>
+      </w:pPr>
+      <w:r>
+        <w:rPr>
+          <w:lang w:val="ar_AE" w:bidi="ar_AE"/>
+        </w:rPr>
+      </w:r>
+      <w:r>
+        <w:rPr>
+          <w:b/>
+          <w:lang w:val="ar_AE" w:bidi="ar_AE"/>
+        </w:rPr>
         <w:t>"الَّذِي يَحْجِزُ"</w:t>
       </w:r>
     </w:p>
@@ -9209,6 +10637,23 @@
           <w:b/>
           <w:lang w:val="ar_AE" w:bidi="ar_AE"/>
         </w:rPr>
+        <w:t>γένηται</w:t>
+      </w:r>
+    </w:p>
+    <w:p>
+      <w:pPr>
+        <w:bidi/>
+      </w:pPr>
+      <w:r>
+        <w:rPr>
+          <w:lang w:val="ar_AE" w:bidi="ar_AE"/>
+        </w:rPr>
+      </w:r>
+      <w:r>
+        <w:rPr>
+          <w:b/>
+          <w:lang w:val="ar_AE" w:bidi="ar_AE"/>
+        </w:rPr>
         <w:t>"يُرْفَعَ"</w:t>
       </w:r>
     </w:p>
@@ -9314,6 +10759,23 @@
           <w:b/>
           <w:lang w:val="ar_AE" w:bidi="ar_AE"/>
         </w:rPr>
+        <w:t>ἐκ μέσου γένηται</w:t>
+      </w:r>
+    </w:p>
+    <w:p>
+      <w:pPr>
+        <w:bidi/>
+      </w:pPr>
+      <w:r>
+        <w:rPr>
+          <w:lang w:val="ar_AE" w:bidi="ar_AE"/>
+        </w:rPr>
+      </w:r>
+      <w:r>
+        <w:rPr>
+          <w:b/>
+          <w:lang w:val="ar_AE" w:bidi="ar_AE"/>
+        </w:rPr>
         <w:t>"يُرْفَعَ مِنَ الْوَسَطِ"</w:t>
       </w:r>
     </w:p>
@@ -9406,6 +10868,23 @@
           <w:b/>
           <w:lang w:val="ar_AE" w:bidi="ar_AE"/>
         </w:rPr>
+        <w:t>καὶ τότε ἀποκαλυφθήσεται ὁ ἄνομος</w:t>
+      </w:r>
+    </w:p>
+    <w:p>
+      <w:pPr>
+        <w:bidi/>
+      </w:pPr>
+      <w:r>
+        <w:rPr>
+          <w:lang w:val="ar_AE" w:bidi="ar_AE"/>
+        </w:rPr>
+      </w:r>
+      <w:r>
+        <w:rPr>
+          <w:b/>
+          <w:lang w:val="ar_AE" w:bidi="ar_AE"/>
+        </w:rPr>
         <w:t>"وَحِينَئِذٍ سَيُسْتَعْلَنُ الأَثِيمُ"</w:t>
       </w:r>
     </w:p>
@@ -9498,6 +10977,23 @@
           <w:b/>
           <w:lang w:val="ar_AE" w:bidi="ar_AE"/>
         </w:rPr>
+        <w:t>τῷ πνεύματι τοῦ στόματος αὐτοῦ</w:t>
+      </w:r>
+    </w:p>
+    <w:p>
+      <w:pPr>
+        <w:bidi/>
+      </w:pPr>
+      <w:r>
+        <w:rPr>
+          <w:lang w:val="ar_AE" w:bidi="ar_AE"/>
+        </w:rPr>
+      </w:r>
+      <w:r>
+        <w:rPr>
+          <w:b/>
+          <w:lang w:val="ar_AE" w:bidi="ar_AE"/>
+        </w:rPr>
         <w:t>"بِنَفْخَةِ فَمِهِ"</w:t>
       </w:r>
     </w:p>
@@ -9616,6 +11112,23 @@
           <w:b/>
           <w:lang w:val="ar_AE" w:bidi="ar_AE"/>
         </w:rPr>
+        <w:t>ἀνελεῖ τῷ πνεύματι τοῦ στόματος αὐτοῦ, καὶ καταργήσει τῇ ἐπιφανείᾳ τῆς παρουσίας αὐτοῦ</w:t>
+      </w:r>
+    </w:p>
+    <w:p>
+      <w:pPr>
+        <w:bidi/>
+      </w:pPr>
+      <w:r>
+        <w:rPr>
+          <w:lang w:val="ar_AE" w:bidi="ar_AE"/>
+        </w:rPr>
+      </w:r>
+      <w:r>
+        <w:rPr>
+          <w:b/>
+          <w:lang w:val="ar_AE" w:bidi="ar_AE"/>
+        </w:rPr>
         <w:t>"الَّذِي الرَّبُّ يُبِيدُهُ بِنَفْخَةِ فَمِهِ، وَيُبْطِلُهُ بِظُهُورِ مَجِيئِهِ."</w:t>
       </w:r>
     </w:p>
@@ -9708,6 +11221,23 @@
           <w:b/>
           <w:lang w:val="ar_AE" w:bidi="ar_AE"/>
         </w:rPr>
+        <w:t>οὗ ἐστιν ἡ παρουσία, κατ’ ἐνέργειαν τοῦ Σατανᾶ</w:t>
+      </w:r>
+    </w:p>
+    <w:p>
+      <w:pPr>
+        <w:bidi/>
+      </w:pPr>
+      <w:r>
+        <w:rPr>
+          <w:lang w:val="ar_AE" w:bidi="ar_AE"/>
+        </w:rPr>
+      </w:r>
+      <w:r>
+        <w:rPr>
+          <w:b/>
+          <w:lang w:val="ar_AE" w:bidi="ar_AE"/>
+        </w:rPr>
         <w:t>"مَجِيئُهُ بِعَمَلِ الشَّيْطَانِ"</w:t>
       </w:r>
     </w:p>
@@ -9826,6 +11356,23 @@
           <w:b/>
           <w:lang w:val="ar_AE" w:bidi="ar_AE"/>
         </w:rPr>
+        <w:t>οὗ</w:t>
+      </w:r>
+    </w:p>
+    <w:p>
+      <w:pPr>
+        <w:bidi/>
+      </w:pPr>
+      <w:r>
+        <w:rPr>
+          <w:lang w:val="ar_AE" w:bidi="ar_AE"/>
+        </w:rPr>
+      </w:r>
+      <w:r>
+        <w:rPr>
+          <w:b/>
+          <w:lang w:val="ar_AE" w:bidi="ar_AE"/>
+        </w:rPr>
         <w:t>"مَجِيئُهُ"</w:t>
       </w:r>
     </w:p>
@@ -9909,6 +11456,23 @@
           <w:b/>
           <w:lang w:val="ar_AE" w:bidi="ar_AE"/>
         </w:rPr>
+        <w:t>ἐν πάσῃ δυνάμει, καὶ σημείοις, καὶ τέρασιν ψεύδους</w:t>
+      </w:r>
+    </w:p>
+    <w:p>
+      <w:pPr>
+        <w:bidi/>
+      </w:pPr>
+      <w:r>
+        <w:rPr>
+          <w:lang w:val="ar_AE" w:bidi="ar_AE"/>
+        </w:rPr>
+      </w:r>
+      <w:r>
+        <w:rPr>
+          <w:b/>
+          <w:lang w:val="ar_AE" w:bidi="ar_AE"/>
+        </w:rPr>
         <w:t>"بِكُلِّ قُوَّةٍ، وَبِآيَاتٍ وَعَجَائِبَ كَاذِبَةٍ"</w:t>
       </w:r>
     </w:p>
@@ -10066,6 +11630,23 @@
           <w:b/>
           <w:lang w:val="ar_AE" w:bidi="ar_AE"/>
         </w:rPr>
+        <w:t>ἐν πάσῃ δυνάμει, καὶ σημείοις, καὶ τέρασιν ψεύδους</w:t>
+      </w:r>
+    </w:p>
+    <w:p>
+      <w:pPr>
+        <w:bidi/>
+      </w:pPr>
+      <w:r>
+        <w:rPr>
+          <w:lang w:val="ar_AE" w:bidi="ar_AE"/>
+        </w:rPr>
+      </w:r>
+      <w:r>
+        <w:rPr>
+          <w:b/>
+          <w:lang w:val="ar_AE" w:bidi="ar_AE"/>
+        </w:rPr>
         <w:t>"بِكُلِّ قُوَّةٍ، وَبِآيَاتٍ وَعَجَائِبَ كَاذِبَةٍ"</w:t>
       </w:r>
     </w:p>
@@ -10171,6 +11752,23 @@
           <w:b/>
           <w:lang w:val="ar_AE" w:bidi="ar_AE"/>
         </w:rPr>
+        <w:t>καὶ σημείοις, καὶ τέρασιν ψεύδους</w:t>
+      </w:r>
+    </w:p>
+    <w:p>
+      <w:pPr>
+        <w:bidi/>
+      </w:pPr>
+      <w:r>
+        <w:rPr>
+          <w:lang w:val="ar_AE" w:bidi="ar_AE"/>
+        </w:rPr>
+      </w:r>
+      <w:r>
+        <w:rPr>
+          <w:b/>
+          <w:lang w:val="ar_AE" w:bidi="ar_AE"/>
+        </w:rPr>
         <w:t>"وَبِآيَاتٍ وَعَجَائِبَ كَاذِبَةٍ"</w:t>
       </w:r>
     </w:p>
@@ -10276,6 +11874,23 @@
           <w:b/>
           <w:lang w:val="ar_AE" w:bidi="ar_AE"/>
         </w:rPr>
+        <w:t>πάσῃ</w:t>
+      </w:r>
+    </w:p>
+    <w:p>
+      <w:pPr>
+        <w:bidi/>
+      </w:pPr>
+      <w:r>
+        <w:rPr>
+          <w:lang w:val="ar_AE" w:bidi="ar_AE"/>
+        </w:rPr>
+      </w:r>
+      <w:r>
+        <w:rPr>
+          <w:b/>
+          <w:lang w:val="ar_AE" w:bidi="ar_AE"/>
+        </w:rPr>
         <w:t>"بِكُلِّ"</w:t>
       </w:r>
     </w:p>
@@ -10381,6 +11996,23 @@
           <w:b/>
           <w:lang w:val="ar_AE" w:bidi="ar_AE"/>
         </w:rPr>
+        <w:t>ἐν πάσῃ ἀπάτῃ ἀδικίας</w:t>
+      </w:r>
+    </w:p>
+    <w:p>
+      <w:pPr>
+        <w:bidi/>
+      </w:pPr>
+      <w:r>
+        <w:rPr>
+          <w:lang w:val="ar_AE" w:bidi="ar_AE"/>
+        </w:rPr>
+      </w:r>
+      <w:r>
+        <w:rPr>
+          <w:b/>
+          <w:lang w:val="ar_AE" w:bidi="ar_AE"/>
+        </w:rPr>
         <w:t>"بِكُلِّ خَدِيعَةِ الإِثْمِ"</w:t>
       </w:r>
     </w:p>
@@ -10499,6 +12131,23 @@
           <w:b/>
           <w:lang w:val="ar_AE" w:bidi="ar_AE"/>
         </w:rPr>
+        <w:t>ἐν πάσῃ ἀπάτῃ ἀδικίας, τοῖς ἀπολλυμένοις</w:t>
+      </w:r>
+    </w:p>
+    <w:p>
+      <w:pPr>
+        <w:bidi/>
+      </w:pPr>
+      <w:r>
+        <w:rPr>
+          <w:lang w:val="ar_AE" w:bidi="ar_AE"/>
+        </w:rPr>
+      </w:r>
+      <w:r>
+        <w:rPr>
+          <w:b/>
+          <w:lang w:val="ar_AE" w:bidi="ar_AE"/>
+        </w:rPr>
         <w:t>"وَبِكُلِّ خَدِيعَةِ الإِثْمِ، فِي الْهَالِكِينَ"</w:t>
       </w:r>
     </w:p>
@@ -10617,6 +12266,23 @@
           <w:b/>
           <w:lang w:val="ar_AE" w:bidi="ar_AE"/>
         </w:rPr>
+        <w:t>ἀνθ’ ὧν</w:t>
+      </w:r>
+    </w:p>
+    <w:p>
+      <w:pPr>
+        <w:bidi/>
+      </w:pPr>
+      <w:r>
+        <w:rPr>
+          <w:lang w:val="ar_AE" w:bidi="ar_AE"/>
+        </w:rPr>
+      </w:r>
+      <w:r>
+        <w:rPr>
+          <w:b/>
+          <w:lang w:val="ar_AE" w:bidi="ar_AE"/>
+        </w:rPr>
         <w:t>"لأَنَّهُمْ"</w:t>
       </w:r>
     </w:p>
@@ -10709,6 +12375,23 @@
           <w:b/>
           <w:lang w:val="ar_AE" w:bidi="ar_AE"/>
         </w:rPr>
+        <w:t>τὴν ἀγάπην τῆς ἀληθείας οὐκ ἐδέξαντο</w:t>
+      </w:r>
+    </w:p>
+    <w:p>
+      <w:pPr>
+        <w:bidi/>
+      </w:pPr>
+      <w:r>
+        <w:rPr>
+          <w:lang w:val="ar_AE" w:bidi="ar_AE"/>
+        </w:rPr>
+      </w:r>
+      <w:r>
+        <w:rPr>
+          <w:b/>
+          <w:lang w:val="ar_AE" w:bidi="ar_AE"/>
+        </w:rPr>
         <w:t>"لَمْ يَقْبَلُوا مَحَبَّةَ الْحَقِّ"</w:t>
       </w:r>
     </w:p>
@@ -10853,6 +12536,23 @@
           <w:b/>
           <w:lang w:val="ar_AE" w:bidi="ar_AE"/>
         </w:rPr>
+        <w:t>εἰς τὸ σωθῆναι αὐτούς</w:t>
+      </w:r>
+    </w:p>
+    <w:p>
+      <w:pPr>
+        <w:bidi/>
+      </w:pPr>
+      <w:r>
+        <w:rPr>
+          <w:lang w:val="ar_AE" w:bidi="ar_AE"/>
+        </w:rPr>
+      </w:r>
+      <w:r>
+        <w:rPr>
+          <w:b/>
+          <w:lang w:val="ar_AE" w:bidi="ar_AE"/>
+        </w:rPr>
         <w:t>"حَتَّى يَخْلُصُوا"</w:t>
       </w:r>
     </w:p>
@@ -10945,6 +12645,23 @@
           <w:b/>
           <w:lang w:val="ar_AE" w:bidi="ar_AE"/>
         </w:rPr>
+        <w:t>εἰς τὸ σωθῆναι αὐτούς</w:t>
+      </w:r>
+    </w:p>
+    <w:p>
+      <w:pPr>
+        <w:bidi/>
+      </w:pPr>
+      <w:r>
+        <w:rPr>
+          <w:lang w:val="ar_AE" w:bidi="ar_AE"/>
+        </w:rPr>
+      </w:r>
+      <w:r>
+        <w:rPr>
+          <w:b/>
+          <w:lang w:val="ar_AE" w:bidi="ar_AE"/>
+        </w:rPr>
         <w:t>"حَتَّى يَخْلُصُوا"</w:t>
       </w:r>
     </w:p>
@@ -11037,6 +12754,23 @@
           <w:b/>
           <w:lang w:val="ar_AE" w:bidi="ar_AE"/>
         </w:rPr>
+        <w:t>διὰ τοῦτο</w:t>
+      </w:r>
+    </w:p>
+    <w:p>
+      <w:pPr>
+        <w:bidi/>
+      </w:pPr>
+      <w:r>
+        <w:rPr>
+          <w:lang w:val="ar_AE" w:bidi="ar_AE"/>
+        </w:rPr>
+      </w:r>
+      <w:r>
+        <w:rPr>
+          <w:b/>
+          <w:lang w:val="ar_AE" w:bidi="ar_AE"/>
+        </w:rPr>
         <w:t>"وَلأَجْلِ هذَا"</w:t>
       </w:r>
     </w:p>
@@ -11142,6 +12876,23 @@
           <w:b/>
           <w:lang w:val="ar_AE" w:bidi="ar_AE"/>
         </w:rPr>
+        <w:t>πέμπει αὐτοῖς ὁ Θεὸς ἐνέργειαν πλάνης, εἰς τὸ πιστεῦσαι αὐτοὺς τῷ ψεύδει</w:t>
+      </w:r>
+    </w:p>
+    <w:p>
+      <w:pPr>
+        <w:bidi/>
+      </w:pPr>
+      <w:r>
+        <w:rPr>
+          <w:lang w:val="ar_AE" w:bidi="ar_AE"/>
+        </w:rPr>
+      </w:r>
+      <w:r>
+        <w:rPr>
+          <w:b/>
+          <w:lang w:val="ar_AE" w:bidi="ar_AE"/>
+        </w:rPr>
         <w:t>"سَيُرْسِلُ إِلَيْهِمُ اللهُ عَمَلَ الضَّلاَلِ، حَتَّى يُصَدِّقُوا الْكَذِبَ"</w:t>
       </w:r>
     </w:p>
@@ -11260,6 +13011,23 @@
           <w:b/>
           <w:lang w:val="ar_AE" w:bidi="ar_AE"/>
         </w:rPr>
+        <w:t>ἐνέργειαν πλάνης</w:t>
+      </w:r>
+    </w:p>
+    <w:p>
+      <w:pPr>
+        <w:bidi/>
+      </w:pPr>
+      <w:r>
+        <w:rPr>
+          <w:lang w:val="ar_AE" w:bidi="ar_AE"/>
+        </w:rPr>
+      </w:r>
+      <w:r>
+        <w:rPr>
+          <w:b/>
+          <w:lang w:val="ar_AE" w:bidi="ar_AE"/>
+        </w:rPr>
         <w:t>"عَمَلَ الضَّلاَلِ"</w:t>
       </w:r>
     </w:p>
@@ -11378,6 +13146,23 @@
           <w:b/>
           <w:lang w:val="ar_AE" w:bidi="ar_AE"/>
         </w:rPr>
+        <w:t>εἰς τὸ πιστεῦσαι αὐτοὺς</w:t>
+      </w:r>
+    </w:p>
+    <w:p>
+      <w:pPr>
+        <w:bidi/>
+      </w:pPr>
+      <w:r>
+        <w:rPr>
+          <w:lang w:val="ar_AE" w:bidi="ar_AE"/>
+        </w:rPr>
+      </w:r>
+      <w:r>
+        <w:rPr>
+          <w:b/>
+          <w:lang w:val="ar_AE" w:bidi="ar_AE"/>
+        </w:rPr>
         <w:t>"حَتَّى يُصَدِّقُوا"</w:t>
       </w:r>
     </w:p>
@@ -11496,6 +13281,23 @@
           <w:b/>
           <w:lang w:val="ar_AE" w:bidi="ar_AE"/>
         </w:rPr>
+        <w:t>εἰς τὸ πιστεῦσαι αὐτοὺς</w:t>
+      </w:r>
+    </w:p>
+    <w:p>
+      <w:pPr>
+        <w:bidi/>
+      </w:pPr>
+      <w:r>
+        <w:rPr>
+          <w:lang w:val="ar_AE" w:bidi="ar_AE"/>
+        </w:rPr>
+      </w:r>
+      <w:r>
+        <w:rPr>
+          <w:b/>
+          <w:lang w:val="ar_AE" w:bidi="ar_AE"/>
+        </w:rPr>
         <w:t>"حَتَّى يُصَدِّقُوا"</w:t>
       </w:r>
     </w:p>
@@ -11601,6 +13403,23 @@
           <w:b/>
           <w:lang w:val="ar_AE" w:bidi="ar_AE"/>
         </w:rPr>
+        <w:t>ἵνα</w:t>
+      </w:r>
+    </w:p>
+    <w:p>
+      <w:pPr>
+        <w:bidi/>
+      </w:pPr>
+      <w:r>
+        <w:rPr>
+          <w:lang w:val="ar_AE" w:bidi="ar_AE"/>
+        </w:rPr>
+      </w:r>
+      <w:r>
+        <w:rPr>
+          <w:b/>
+          <w:lang w:val="ar_AE" w:bidi="ar_AE"/>
+        </w:rPr>
         <w:t>"لِكَيْ"</w:t>
       </w:r>
     </w:p>
@@ -11706,6 +13525,23 @@
           <w:b/>
           <w:lang w:val="ar_AE" w:bidi="ar_AE"/>
         </w:rPr>
+        <w:t>κριθῶσιν πάντες</w:t>
+      </w:r>
+    </w:p>
+    <w:p>
+      <w:pPr>
+        <w:bidi/>
+      </w:pPr>
+      <w:r>
+        <w:rPr>
+          <w:lang w:val="ar_AE" w:bidi="ar_AE"/>
+        </w:rPr>
+      </w:r>
+      <w:r>
+        <w:rPr>
+          <w:b/>
+          <w:lang w:val="ar_AE" w:bidi="ar_AE"/>
+        </w:rPr>
         <w:t>"يُدَانَ جَمِيعُ"</w:t>
       </w:r>
     </w:p>
@@ -11798,6 +13634,23 @@
           <w:b/>
           <w:lang w:val="ar_AE" w:bidi="ar_AE"/>
         </w:rPr>
+        <w:t>οἱ</w:t>
+      </w:r>
+    </w:p>
+    <w:p>
+      <w:pPr>
+        <w:bidi/>
+      </w:pPr>
+      <w:r>
+        <w:rPr>
+          <w:lang w:val="ar_AE" w:bidi="ar_AE"/>
+        </w:rPr>
+      </w:r>
+      <w:r>
+        <w:rPr>
+          <w:b/>
+          <w:lang w:val="ar_AE" w:bidi="ar_AE"/>
+        </w:rPr>
         <w:t>"الَّذِينَ"</w:t>
       </w:r>
     </w:p>
@@ -11903,6 +13756,23 @@
           <w:b/>
           <w:lang w:val="ar_AE" w:bidi="ar_AE"/>
         </w:rPr>
+        <w:t>οἱ μὴ πιστεύσαντες τῇ ἀληθείᾳ, ἀλλὰ εὐδοκήσαντες τῇ ἀδικίᾳ</w:t>
+      </w:r>
+    </w:p>
+    <w:p>
+      <w:pPr>
+        <w:bidi/>
+      </w:pPr>
+      <w:r>
+        <w:rPr>
+          <w:lang w:val="ar_AE" w:bidi="ar_AE"/>
+        </w:rPr>
+      </w:r>
+      <w:r>
+        <w:rPr>
+          <w:b/>
+          <w:lang w:val="ar_AE" w:bidi="ar_AE"/>
+        </w:rPr>
         <w:t>"الَّذِينَ لَمْ يُصَدِّقُوا الْحَقَّ، بَلْ سُرُّوا بِالإِثْمِ."</w:t>
       </w:r>
     </w:p>
@@ -12107,6 +13977,23 @@
           <w:b/>
           <w:lang w:val="ar_AE" w:bidi="ar_AE"/>
         </w:rPr>
+        <w:t>δὲ</w:t>
+      </w:r>
+    </w:p>
+    <w:p>
+      <w:pPr>
+        <w:bidi/>
+      </w:pPr>
+      <w:r>
+        <w:rPr>
+          <w:lang w:val="ar_AE" w:bidi="ar_AE"/>
+        </w:rPr>
+      </w:r>
+      <w:r>
+        <w:rPr>
+          <w:b/>
+          <w:lang w:val="ar_AE" w:bidi="ar_AE"/>
+        </w:rPr>
         <w:t>"وَأَمَّا"</w:t>
       </w:r>
     </w:p>
@@ -12190,6 +14077,23 @@
           <w:b/>
           <w:lang w:val="ar_AE" w:bidi="ar_AE"/>
         </w:rPr>
+        <w:t>ἡμεῖς &amp; ὀφείλομεν εὐχαριστεῖν &amp; πάντοτε</w:t>
+      </w:r>
+    </w:p>
+    <w:p>
+      <w:pPr>
+        <w:bidi/>
+      </w:pPr>
+      <w:r>
+        <w:rPr>
+          <w:lang w:val="ar_AE" w:bidi="ar_AE"/>
+        </w:rPr>
+      </w:r>
+      <w:r>
+        <w:rPr>
+          <w:b/>
+          <w:lang w:val="ar_AE" w:bidi="ar_AE"/>
+        </w:rPr>
         <w:t>"فَيَنْبَغِي لَنَا أَنْ نَشْكُرَ اللهَ كُلَّ حِينٍ"</w:t>
       </w:r>
     </w:p>
@@ -12295,6 +14199,23 @@
           <w:b/>
           <w:lang w:val="ar_AE" w:bidi="ar_AE"/>
         </w:rPr>
+        <w:t>ἡμεῖς &amp; ὀφείλομεν</w:t>
+      </w:r>
+    </w:p>
+    <w:p>
+      <w:pPr>
+        <w:bidi/>
+      </w:pPr>
+      <w:r>
+        <w:rPr>
+          <w:lang w:val="ar_AE" w:bidi="ar_AE"/>
+        </w:rPr>
+      </w:r>
+      <w:r>
+        <w:rPr>
+          <w:b/>
+          <w:lang w:val="ar_AE" w:bidi="ar_AE"/>
+        </w:rPr>
         <w:t>"فَيَنْبَغِي لَنَا"</w:t>
       </w:r>
     </w:p>
@@ -12400,6 +14321,23 @@
           <w:b/>
           <w:lang w:val="ar_AE" w:bidi="ar_AE"/>
         </w:rPr>
+        <w:t>ἀδελφοὶ ἠγαπημένοι ὑπὸ Κυρίου</w:t>
+      </w:r>
+    </w:p>
+    <w:p>
+      <w:pPr>
+        <w:bidi/>
+      </w:pPr>
+      <w:r>
+        <w:rPr>
+          <w:lang w:val="ar_AE" w:bidi="ar_AE"/>
+        </w:rPr>
+      </w:r>
+      <w:r>
+        <w:rPr>
+          <w:b/>
+          <w:lang w:val="ar_AE" w:bidi="ar_AE"/>
+        </w:rPr>
         <w:t>"الإِخْوَةُ الْمَحْبُوبُونَ مِنَ الرَّبِّ"</w:t>
       </w:r>
     </w:p>
@@ -12492,6 +14430,23 @@
           <w:b/>
           <w:lang w:val="ar_AE" w:bidi="ar_AE"/>
         </w:rPr>
+        <w:t>ἀδελφοὶ</w:t>
+      </w:r>
+    </w:p>
+    <w:p>
+      <w:pPr>
+        <w:bidi/>
+      </w:pPr>
+      <w:r>
+        <w:rPr>
+          <w:lang w:val="ar_AE" w:bidi="ar_AE"/>
+        </w:rPr>
+      </w:r>
+      <w:r>
+        <w:rPr>
+          <w:b/>
+          <w:lang w:val="ar_AE" w:bidi="ar_AE"/>
+        </w:rPr>
         <w:t>"الإِخْوَةُ"</w:t>
       </w:r>
     </w:p>
@@ -12597,6 +14552,23 @@
           <w:b/>
           <w:lang w:val="ar_AE" w:bidi="ar_AE"/>
         </w:rPr>
+        <w:t>ἀπαρχὴν εἰς σωτηρίαν</w:t>
+      </w:r>
+    </w:p>
+    <w:p>
+      <w:pPr>
+        <w:bidi/>
+      </w:pPr>
+      <w:r>
+        <w:rPr>
+          <w:lang w:val="ar_AE" w:bidi="ar_AE"/>
+        </w:rPr>
+      </w:r>
+      <w:r>
+        <w:rPr>
+          <w:b/>
+          <w:lang w:val="ar_AE" w:bidi="ar_AE"/>
+        </w:rPr>
         <w:t>"مِنَ الْبَدْءِ لِلْخَلاَصِ"</w:t>
       </w:r>
     </w:p>
@@ -12702,6 +14674,23 @@
           <w:b/>
           <w:lang w:val="ar_AE" w:bidi="ar_AE"/>
         </w:rPr>
+        <w:t>ἀπαρχὴν εἰς σωτηρίαν ἐν ἁγιασμῷ Πνεύματος καὶ πίστει ἀληθείας</w:t>
+      </w:r>
+    </w:p>
+    <w:p>
+      <w:pPr>
+        <w:bidi/>
+      </w:pPr>
+      <w:r>
+        <w:rPr>
+          <w:lang w:val="ar_AE" w:bidi="ar_AE"/>
+        </w:rPr>
+      </w:r>
+      <w:r>
+        <w:rPr>
+          <w:b/>
+          <w:lang w:val="ar_AE" w:bidi="ar_AE"/>
+        </w:rPr>
         <w:t>"مِنَ الْبَدْءِ لِلْخَلاَصِ، بِتَقْدِيسِ الرُّوحِ وَتَصْدِيقِ الْحَقِّ"</w:t>
       </w:r>
     </w:p>
@@ -12833,6 +14822,23 @@
           <w:b/>
           <w:lang w:val="ar_AE" w:bidi="ar_AE"/>
         </w:rPr>
+        <w:t>διὰ τοῦ εὐαγγελίου ἡμῶν</w:t>
+      </w:r>
+    </w:p>
+    <w:p>
+      <w:pPr>
+        <w:bidi/>
+      </w:pPr>
+      <w:r>
+        <w:rPr>
+          <w:lang w:val="ar_AE" w:bidi="ar_AE"/>
+        </w:rPr>
+      </w:r>
+      <w:r>
+        <w:rPr>
+          <w:b/>
+          <w:lang w:val="ar_AE" w:bidi="ar_AE"/>
+        </w:rPr>
         <w:t>"بِإِنْجِيلِنَا"</w:t>
       </w:r>
     </w:p>
@@ -12938,6 +14944,23 @@
           <w:b/>
           <w:lang w:val="ar_AE" w:bidi="ar_AE"/>
         </w:rPr>
+        <w:t>εἰς περιποίησιν δόξης τοῦ Κυρίου ἡμῶν, Ἰησοῦ Χριστοῦ</w:t>
+      </w:r>
+    </w:p>
+    <w:p>
+      <w:pPr>
+        <w:bidi/>
+      </w:pPr>
+      <w:r>
+        <w:rPr>
+          <w:lang w:val="ar_AE" w:bidi="ar_AE"/>
+        </w:rPr>
+      </w:r>
+      <w:r>
+        <w:rPr>
+          <w:b/>
+          <w:lang w:val="ar_AE" w:bidi="ar_AE"/>
+        </w:rPr>
         <w:t>"لاقْتِنَاءِ مَجْدِ رَبِّنَا يَسُوعَ الْمَسِيحِ"</w:t>
       </w:r>
     </w:p>
@@ -13043,6 +15066,23 @@
           <w:b/>
           <w:lang w:val="ar_AE" w:bidi="ar_AE"/>
         </w:rPr>
+        <w:t>εἰς περιποίησιν δόξης τοῦ Κυρίου ἡμῶν</w:t>
+      </w:r>
+    </w:p>
+    <w:p>
+      <w:pPr>
+        <w:bidi/>
+      </w:pPr>
+      <w:r>
+        <w:rPr>
+          <w:lang w:val="ar_AE" w:bidi="ar_AE"/>
+        </w:rPr>
+      </w:r>
+      <w:r>
+        <w:rPr>
+          <w:b/>
+          <w:lang w:val="ar_AE" w:bidi="ar_AE"/>
+        </w:rPr>
         <w:t>"لاقْتِنَاءِ مَجْدِ رَبِّنَا"</w:t>
       </w:r>
     </w:p>
@@ -13148,6 +15188,23 @@
           <w:b/>
           <w:lang w:val="ar_AE" w:bidi="ar_AE"/>
         </w:rPr>
+        <w:t>ἄρα οὖν</w:t>
+      </w:r>
+    </w:p>
+    <w:p>
+      <w:pPr>
+        <w:bidi/>
+      </w:pPr>
+      <w:r>
+        <w:rPr>
+          <w:lang w:val="ar_AE" w:bidi="ar_AE"/>
+        </w:rPr>
+      </w:r>
+      <w:r>
+        <w:rPr>
+          <w:b/>
+          <w:lang w:val="ar_AE" w:bidi="ar_AE"/>
+        </w:rPr>
         <w:t>"فَاثْبُتُوا إِذًا"</w:t>
       </w:r>
     </w:p>
@@ -13253,6 +15310,23 @@
           <w:b/>
           <w:lang w:val="ar_AE" w:bidi="ar_AE"/>
         </w:rPr>
+        <w:t>ἀδελφοί</w:t>
+      </w:r>
+    </w:p>
+    <w:p>
+      <w:pPr>
+        <w:bidi/>
+      </w:pPr>
+      <w:r>
+        <w:rPr>
+          <w:lang w:val="ar_AE" w:bidi="ar_AE"/>
+        </w:rPr>
+      </w:r>
+      <w:r>
+        <w:rPr>
+          <w:b/>
+          <w:lang w:val="ar_AE" w:bidi="ar_AE"/>
+        </w:rPr>
         <w:t>"الإِخْوَةُ"</w:t>
       </w:r>
     </w:p>
@@ -13358,6 +15432,23 @@
           <w:b/>
           <w:lang w:val="ar_AE" w:bidi="ar_AE"/>
         </w:rPr>
+        <w:t>στήκετε</w:t>
+      </w:r>
+    </w:p>
+    <w:p>
+      <w:pPr>
+        <w:bidi/>
+      </w:pPr>
+      <w:r>
+        <w:rPr>
+          <w:lang w:val="ar_AE" w:bidi="ar_AE"/>
+        </w:rPr>
+      </w:r>
+      <w:r>
+        <w:rPr>
+          <w:b/>
+          <w:lang w:val="ar_AE" w:bidi="ar_AE"/>
+        </w:rPr>
         <w:t>"فَاثْبُتُوا"</w:t>
       </w:r>
     </w:p>
@@ -13463,6 +15554,23 @@
           <w:b/>
           <w:lang w:val="ar_AE" w:bidi="ar_AE"/>
         </w:rPr>
+        <w:t>κρατεῖτε τὰς παραδόσεις</w:t>
+      </w:r>
+    </w:p>
+    <w:p>
+      <w:pPr>
+        <w:bidi/>
+      </w:pPr>
+      <w:r>
+        <w:rPr>
+          <w:lang w:val="ar_AE" w:bidi="ar_AE"/>
+        </w:rPr>
+      </w:r>
+      <w:r>
+        <w:rPr>
+          <w:b/>
+          <w:lang w:val="ar_AE" w:bidi="ar_AE"/>
+        </w:rPr>
         <w:t>"وَتَمَسَّكُوا بِالتَّعَالِيمِ"</w:t>
       </w:r>
     </w:p>
@@ -13568,6 +15676,23 @@
           <w:b/>
           <w:lang w:val="ar_AE" w:bidi="ar_AE"/>
         </w:rPr>
+        <w:t>στήκετε καὶ κρατεῖτε</w:t>
+      </w:r>
+    </w:p>
+    <w:p>
+      <w:pPr>
+        <w:bidi/>
+      </w:pPr>
+      <w:r>
+        <w:rPr>
+          <w:lang w:val="ar_AE" w:bidi="ar_AE"/>
+        </w:rPr>
+      </w:r>
+      <w:r>
+        <w:rPr>
+          <w:b/>
+          <w:lang w:val="ar_AE" w:bidi="ar_AE"/>
+        </w:rPr>
         <w:t>"فَاثْبُتُوا ... وَتَمَسَّكُوا"</w:t>
       </w:r>
     </w:p>
@@ -13660,6 +15785,23 @@
           <w:b/>
           <w:lang w:val="ar_AE" w:bidi="ar_AE"/>
         </w:rPr>
+        <w:t>ἐδιδάχθητε</w:t>
+      </w:r>
+    </w:p>
+    <w:p>
+      <w:pPr>
+        <w:bidi/>
+      </w:pPr>
+      <w:r>
+        <w:rPr>
+          <w:lang w:val="ar_AE" w:bidi="ar_AE"/>
+        </w:rPr>
+      </w:r>
+      <w:r>
+        <w:rPr>
+          <w:b/>
+          <w:lang w:val="ar_AE" w:bidi="ar_AE"/>
+        </w:rPr>
         <w:t>"الَّتِي تَعَلَّمْتُمُوهَا"</w:t>
       </w:r>
     </w:p>
@@ -13752,6 +15894,23 @@
           <w:b/>
           <w:lang w:val="ar_AE" w:bidi="ar_AE"/>
         </w:rPr>
+        <w:t>διὰ λόγου</w:t>
+      </w:r>
+    </w:p>
+    <w:p>
+      <w:pPr>
+        <w:bidi/>
+      </w:pPr>
+      <w:r>
+        <w:rPr>
+          <w:lang w:val="ar_AE" w:bidi="ar_AE"/>
+        </w:rPr>
+      </w:r>
+      <w:r>
+        <w:rPr>
+          <w:b/>
+          <w:lang w:val="ar_AE" w:bidi="ar_AE"/>
+        </w:rPr>
         <w:t>"بِالْكَلاَمِ"</w:t>
       </w:r>
     </w:p>
@@ -13857,6 +16016,23 @@
           <w:b/>
           <w:lang w:val="ar_AE" w:bidi="ar_AE"/>
         </w:rPr>
+        <w:t>δι’ ἐπιστολῆς ἡμῶν</w:t>
+      </w:r>
+    </w:p>
+    <w:p>
+      <w:pPr>
+        <w:bidi/>
+      </w:pPr>
+      <w:r>
+        <w:rPr>
+          <w:lang w:val="ar_AE" w:bidi="ar_AE"/>
+        </w:rPr>
+      </w:r>
+      <w:r>
+        <w:rPr>
+          <w:b/>
+          <w:lang w:val="ar_AE" w:bidi="ar_AE"/>
+        </w:rPr>
         <w:t>"بِرِسَالَتِنَا"</w:t>
       </w:r>
     </w:p>
@@ -13962,6 +16138,23 @@
           <w:b/>
           <w:lang w:val="ar_AE" w:bidi="ar_AE"/>
         </w:rPr>
+        <w:t>δὲ</w:t>
+      </w:r>
+    </w:p>
+    <w:p>
+      <w:pPr>
+        <w:bidi/>
+      </w:pPr>
+      <w:r>
+        <w:rPr>
+          <w:lang w:val="ar_AE" w:bidi="ar_AE"/>
+        </w:rPr>
+      </w:r>
+      <w:r>
+        <w:rPr>
+          <w:b/>
+          <w:lang w:val="ar_AE" w:bidi="ar_AE"/>
+        </w:rPr>
         <w:t>"وَرَبُّنَا"</w:t>
       </w:r>
     </w:p>
@@ -14067,6 +16260,23 @@
           <w:b/>
           <w:lang w:val="ar_AE" w:bidi="ar_AE"/>
         </w:rPr>
+        <w:t>αὐτὸς δὲ ὁ Κύριος ἡμῶν, Ἰησοῦς Χριστὸς, καὶ ὁ Θεὸς ὁ Πατὴρ ἡμῶν</w:t>
+      </w:r>
+    </w:p>
+    <w:p>
+      <w:pPr>
+        <w:bidi/>
+      </w:pPr>
+      <w:r>
+        <w:rPr>
+          <w:lang w:val="ar_AE" w:bidi="ar_AE"/>
+        </w:rPr>
+      </w:r>
+      <w:r>
+        <w:rPr>
+          <w:b/>
+          <w:lang w:val="ar_AE" w:bidi="ar_AE"/>
+        </w:rPr>
         <w:t>"وَرَبُّنَا نَفْسُهُ يَسُوعُ الْمَسِيحُ، وَاللهُ أَبُونَا"</w:t>
       </w:r>
     </w:p>
@@ -14159,6 +16369,23 @@
           <w:b/>
           <w:lang w:val="ar_AE" w:bidi="ar_AE"/>
         </w:rPr>
+        <w:t>ἡμῶν &amp; ἡμῶν &amp; ἡμᾶς</w:t>
+      </w:r>
+    </w:p>
+    <w:p>
+      <w:pPr>
+        <w:bidi/>
+      </w:pPr>
+      <w:r>
+        <w:rPr>
+          <w:lang w:val="ar_AE" w:bidi="ar_AE"/>
+        </w:rPr>
+      </w:r>
+      <w:r>
+        <w:rPr>
+          <w:b/>
+          <w:lang w:val="ar_AE" w:bidi="ar_AE"/>
+        </w:rPr>
         <w:t>"أَبُونَا"</w:t>
       </w:r>
       <w:r>
@@ -14303,6 +16530,23 @@
           <w:b/>
           <w:lang w:val="ar_AE" w:bidi="ar_AE"/>
         </w:rPr>
+        <w:t>αὐτὸς &amp; Κύριος ἡμῶν, Ἰησοῦς Χριστὸς</w:t>
+      </w:r>
+    </w:p>
+    <w:p>
+      <w:pPr>
+        <w:bidi/>
+      </w:pPr>
+      <w:r>
+        <w:rPr>
+          <w:lang w:val="ar_AE" w:bidi="ar_AE"/>
+        </w:rPr>
+      </w:r>
+      <w:r>
+        <w:rPr>
+          <w:b/>
+          <w:lang w:val="ar_AE" w:bidi="ar_AE"/>
+        </w:rPr>
         <w:t>"وَرَبُّنَا نَفْسُهُ يَسُوعُ الْمَسِيحُ"</w:t>
       </w:r>
     </w:p>
@@ -14421,6 +16665,23 @@
           <w:b/>
           <w:lang w:val="ar_AE" w:bidi="ar_AE"/>
         </w:rPr>
+        <w:t>δοὺς παράκλησιν αἰωνίαν, καὶ ἐλπίδα ἀγαθὴν</w:t>
+      </w:r>
+    </w:p>
+    <w:p>
+      <w:pPr>
+        <w:bidi/>
+      </w:pPr>
+      <w:r>
+        <w:rPr>
+          <w:lang w:val="ar_AE" w:bidi="ar_AE"/>
+        </w:rPr>
+      </w:r>
+      <w:r>
+        <w:rPr>
+          <w:b/>
+          <w:lang w:val="ar_AE" w:bidi="ar_AE"/>
+        </w:rPr>
         <w:t>"وَأَعْطَانَا عَزَاءً أَبَدِيًّا وَرَجَاءً صَالِحًا"</w:t>
       </w:r>
     </w:p>
@@ -14539,6 +16800,23 @@
           <w:b/>
           <w:lang w:val="ar_AE" w:bidi="ar_AE"/>
         </w:rPr>
+        <w:t>ἐν χάριτι</w:t>
+      </w:r>
+    </w:p>
+    <w:p>
+      <w:pPr>
+        <w:bidi/>
+      </w:pPr>
+      <w:r>
+        <w:rPr>
+          <w:lang w:val="ar_AE" w:bidi="ar_AE"/>
+        </w:rPr>
+      </w:r>
+      <w:r>
+        <w:rPr>
+          <w:b/>
+          <w:lang w:val="ar_AE" w:bidi="ar_AE"/>
+        </w:rPr>
         <w:t>"بِالنِّعْمَةِ"</w:t>
       </w:r>
     </w:p>
@@ -14644,6 +16922,23 @@
           <w:b/>
           <w:lang w:val="ar_AE" w:bidi="ar_AE"/>
         </w:rPr>
+        <w:t>παρακαλέσαι ὑμῶν τὰς καρδίας, καὶ στηρίξαι</w:t>
+      </w:r>
+    </w:p>
+    <w:p>
+      <w:pPr>
+        <w:bidi/>
+      </w:pPr>
+      <w:r>
+        <w:rPr>
+          <w:lang w:val="ar_AE" w:bidi="ar_AE"/>
+        </w:rPr>
+      </w:r>
+      <w:r>
+        <w:rPr>
+          <w:b/>
+          <w:lang w:val="ar_AE" w:bidi="ar_AE"/>
+        </w:rPr>
         <w:t>"يُعَزِّي قُلُوبَكُمْ وَيُثَبِّتُكُمْ"</w:t>
       </w:r>
     </w:p>
@@ -14762,6 +17057,23 @@
           <w:b/>
           <w:lang w:val="ar_AE" w:bidi="ar_AE"/>
         </w:rPr>
+        <w:t>ἐν παντὶ ἔργῳ καὶ λόγῳ ἀγαθῷ</w:t>
+      </w:r>
+    </w:p>
+    <w:p>
+      <w:pPr>
+        <w:bidi/>
+      </w:pPr>
+      <w:r>
+        <w:rPr>
+          <w:lang w:val="ar_AE" w:bidi="ar_AE"/>
+        </w:rPr>
+      </w:r>
+      <w:r>
+        <w:rPr>
+          <w:b/>
+          <w:lang w:val="ar_AE" w:bidi="ar_AE"/>
+        </w:rPr>
         <w:t>"فِي كُلِّ كَلاَمٍ وَعَمَل صَالِحٍ"</w:t>
       </w:r>
     </w:p>
@@ -14953,6 +17265,23 @@
           <w:b/>
           <w:lang w:val="ar_AE" w:bidi="ar_AE"/>
         </w:rPr>
+        <w:t>τὸ λοιπὸν</w:t>
+      </w:r>
+    </w:p>
+    <w:p>
+      <w:pPr>
+        <w:bidi/>
+      </w:pPr>
+      <w:r>
+        <w:rPr>
+          <w:lang w:val="ar_AE" w:bidi="ar_AE"/>
+        </w:rPr>
+      </w:r>
+      <w:r>
+        <w:rPr>
+          <w:b/>
+          <w:lang w:val="ar_AE" w:bidi="ar_AE"/>
+        </w:rPr>
         <w:t>"أَخِيرًا"</w:t>
       </w:r>
     </w:p>
@@ -15071,6 +17400,23 @@
           <w:b/>
           <w:lang w:val="ar_AE" w:bidi="ar_AE"/>
         </w:rPr>
+        <w:t>ἀδελφοί</w:t>
+      </w:r>
+    </w:p>
+    <w:p>
+      <w:pPr>
+        <w:bidi/>
+      </w:pPr>
+      <w:r>
+        <w:rPr>
+          <w:lang w:val="ar_AE" w:bidi="ar_AE"/>
+        </w:rPr>
+      </w:r>
+      <w:r>
+        <w:rPr>
+          <w:b/>
+          <w:lang w:val="ar_AE" w:bidi="ar_AE"/>
+        </w:rPr>
         <w:t>"الإِخْوَةُ"</w:t>
       </w:r>
     </w:p>
@@ -15176,6 +17522,23 @@
           <w:b/>
           <w:lang w:val="ar_AE" w:bidi="ar_AE"/>
         </w:rPr>
+        <w:t>ἡμῶν</w:t>
+      </w:r>
+    </w:p>
+    <w:p>
+      <w:pPr>
+        <w:bidi/>
+      </w:pPr>
+      <w:r>
+        <w:rPr>
+          <w:lang w:val="ar_AE" w:bidi="ar_AE"/>
+        </w:rPr>
+      </w:r>
+      <w:r>
+        <w:rPr>
+          <w:b/>
+          <w:lang w:val="ar_AE" w:bidi="ar_AE"/>
+        </w:rPr>
         <w:t>"لأَجْلِنَا"</w:t>
       </w:r>
     </w:p>
@@ -15281,6 +17644,23 @@
           <w:b/>
           <w:lang w:val="ar_AE" w:bidi="ar_AE"/>
         </w:rPr>
+        <w:t>τρέχῃ</w:t>
+      </w:r>
+    </w:p>
+    <w:p>
+      <w:pPr>
+        <w:bidi/>
+      </w:pPr>
+      <w:r>
+        <w:rPr>
+          <w:lang w:val="ar_AE" w:bidi="ar_AE"/>
+        </w:rPr>
+      </w:r>
+      <w:r>
+        <w:rPr>
+          <w:b/>
+          <w:lang w:val="ar_AE" w:bidi="ar_AE"/>
+        </w:rPr>
         <w:t>"لِكَيْ تَجْرِيَ"</w:t>
       </w:r>
     </w:p>
@@ -15386,6 +17766,23 @@
           <w:b/>
           <w:lang w:val="ar_AE" w:bidi="ar_AE"/>
         </w:rPr>
+        <w:t>καὶ δοξάζηται</w:t>
+      </w:r>
+    </w:p>
+    <w:p>
+      <w:pPr>
+        <w:bidi/>
+      </w:pPr>
+      <w:r>
+        <w:rPr>
+          <w:lang w:val="ar_AE" w:bidi="ar_AE"/>
+        </w:rPr>
+      </w:r>
+      <w:r>
+        <w:rPr>
+          <w:b/>
+          <w:lang w:val="ar_AE" w:bidi="ar_AE"/>
+        </w:rPr>
         <w:t>"وَتَتَمَجَّدَ"</w:t>
       </w:r>
     </w:p>
@@ -15478,6 +17875,23 @@
           <w:b/>
           <w:lang w:val="ar_AE" w:bidi="ar_AE"/>
         </w:rPr>
+        <w:t>καθὼς καὶ πρὸς ὑμᾶς</w:t>
+      </w:r>
+    </w:p>
+    <w:p>
+      <w:pPr>
+        <w:bidi/>
+      </w:pPr>
+      <w:r>
+        <w:rPr>
+          <w:lang w:val="ar_AE" w:bidi="ar_AE"/>
+        </w:rPr>
+      </w:r>
+      <w:r>
+        <w:rPr>
+          <w:b/>
+          <w:lang w:val="ar_AE" w:bidi="ar_AE"/>
+        </w:rPr>
         <w:t>"كَمَا عِنْدَكُمْ أَيْضًا"</w:t>
       </w:r>
     </w:p>
@@ -15570,6 +17984,23 @@
           <w:b/>
           <w:lang w:val="ar_AE" w:bidi="ar_AE"/>
         </w:rPr>
+        <w:t>ῥυσθῶμεν</w:t>
+      </w:r>
+    </w:p>
+    <w:p>
+      <w:pPr>
+        <w:bidi/>
+      </w:pPr>
+      <w:r>
+        <w:rPr>
+          <w:lang w:val="ar_AE" w:bidi="ar_AE"/>
+        </w:rPr>
+      </w:r>
+      <w:r>
+        <w:rPr>
+          <w:b/>
+          <w:lang w:val="ar_AE" w:bidi="ar_AE"/>
+        </w:rPr>
         <w:t>"وَلِكَيْ نُنْقَذَ"</w:t>
       </w:r>
     </w:p>
@@ -15662,6 +18093,23 @@
           <w:b/>
           <w:lang w:val="ar_AE" w:bidi="ar_AE"/>
         </w:rPr>
+        <w:t>ἀτόπων καὶ πονηρῶν</w:t>
+      </w:r>
+    </w:p>
+    <w:p>
+      <w:pPr>
+        <w:bidi/>
+      </w:pPr>
+      <w:r>
+        <w:rPr>
+          <w:lang w:val="ar_AE" w:bidi="ar_AE"/>
+        </w:rPr>
+      </w:r>
+      <w:r>
+        <w:rPr>
+          <w:b/>
+          <w:lang w:val="ar_AE" w:bidi="ar_AE"/>
+        </w:rPr>
         <w:t>"الأَرْدِيَاءِ الأَشْرَارِ"</w:t>
       </w:r>
     </w:p>
@@ -15767,6 +18215,23 @@
           <w:b/>
           <w:lang w:val="ar_AE" w:bidi="ar_AE"/>
         </w:rPr>
+        <w:t>οὐ γὰρ πάντων ἡ πίστις</w:t>
+      </w:r>
+    </w:p>
+    <w:p>
+      <w:pPr>
+        <w:bidi/>
+      </w:pPr>
+      <w:r>
+        <w:rPr>
+          <w:lang w:val="ar_AE" w:bidi="ar_AE"/>
+        </w:rPr>
+      </w:r>
+      <w:r>
+        <w:rPr>
+          <w:b/>
+          <w:lang w:val="ar_AE" w:bidi="ar_AE"/>
+        </w:rPr>
         <w:t>"لأَنَّ الإِيمَانَ لَيْسَ لِلْجَمِيعِ"</w:t>
       </w:r>
     </w:p>
@@ -15872,6 +18337,23 @@
           <w:b/>
           <w:lang w:val="ar_AE" w:bidi="ar_AE"/>
         </w:rPr>
+        <w:t>ἡ πίστις</w:t>
+      </w:r>
+    </w:p>
+    <w:p>
+      <w:pPr>
+        <w:bidi/>
+      </w:pPr>
+      <w:r>
+        <w:rPr>
+          <w:lang w:val="ar_AE" w:bidi="ar_AE"/>
+        </w:rPr>
+      </w:r>
+      <w:r>
+        <w:rPr>
+          <w:b/>
+          <w:lang w:val="ar_AE" w:bidi="ar_AE"/>
+        </w:rPr>
         <w:t>"الإِيمَانَ لَيْسَ لِلْجَمِيعِ"</w:t>
       </w:r>
     </w:p>
@@ -15977,6 +18459,23 @@
           <w:b/>
           <w:lang w:val="ar_AE" w:bidi="ar_AE"/>
         </w:rPr>
+        <w:t>ὃς στηρίξει</w:t>
+      </w:r>
+    </w:p>
+    <w:p>
+      <w:pPr>
+        <w:bidi/>
+      </w:pPr>
+      <w:r>
+        <w:rPr>
+          <w:lang w:val="ar_AE" w:bidi="ar_AE"/>
+        </w:rPr>
+      </w:r>
+      <w:r>
+        <w:rPr>
+          <w:b/>
+          <w:lang w:val="ar_AE" w:bidi="ar_AE"/>
+        </w:rPr>
         <w:t>"سَيُثَبِّتُكُمْ"</w:t>
       </w:r>
     </w:p>
@@ -16082,6 +18581,23 @@
           <w:b/>
           <w:lang w:val="ar_AE" w:bidi="ar_AE"/>
         </w:rPr>
+        <w:t>τοῦ πονηροῦ</w:t>
+      </w:r>
+    </w:p>
+    <w:p>
+      <w:pPr>
+        <w:bidi/>
+      </w:pPr>
+      <w:r>
+        <w:rPr>
+          <w:lang w:val="ar_AE" w:bidi="ar_AE"/>
+        </w:rPr>
+      </w:r>
+      <w:r>
+        <w:rPr>
+          <w:b/>
+          <w:lang w:val="ar_AE" w:bidi="ar_AE"/>
+        </w:rPr>
         <w:t>"الشِّرِّيرِ"</w:t>
       </w:r>
     </w:p>
@@ -16152,6 +18668,23 @@
           <w:b/>
           <w:lang w:val="ar_AE" w:bidi="ar_AE"/>
         </w:rPr>
+        <w:t>πεποίθαμεν δὲ</w:t>
+      </w:r>
+    </w:p>
+    <w:p>
+      <w:pPr>
+        <w:bidi/>
+      </w:pPr>
+      <w:r>
+        <w:rPr>
+          <w:lang w:val="ar_AE" w:bidi="ar_AE"/>
+        </w:rPr>
+      </w:r>
+      <w:r>
+        <w:rPr>
+          <w:b/>
+          <w:lang w:val="ar_AE" w:bidi="ar_AE"/>
+        </w:rPr>
         <w:t>"وَنَثِقُ بِالرَّبِّ"</w:t>
       </w:r>
     </w:p>
@@ -16257,6 +18790,23 @@
           <w:b/>
           <w:lang w:val="ar_AE" w:bidi="ar_AE"/>
         </w:rPr>
+        <w:t>πεποίθαμεν δὲ ἐν Κυρίῳ ἐφ’ ὑμᾶς</w:t>
+      </w:r>
+    </w:p>
+    <w:p>
+      <w:pPr>
+        <w:bidi/>
+      </w:pPr>
+      <w:r>
+        <w:rPr>
+          <w:lang w:val="ar_AE" w:bidi="ar_AE"/>
+        </w:rPr>
+      </w:r>
+      <w:r>
+        <w:rPr>
+          <w:b/>
+          <w:lang w:val="ar_AE" w:bidi="ar_AE"/>
+        </w:rPr>
         <w:t>"وَنَثِقُ بِالرَّبِّ مِنْ جِهَتِكُمْ"</w:t>
       </w:r>
     </w:p>
@@ -16349,6 +18899,23 @@
           <w:b/>
           <w:lang w:val="ar_AE" w:bidi="ar_AE"/>
         </w:rPr>
+        <w:t>ὁ &amp; Κύριος κατευθύναι ὑμῶν τὰς καρδίας εἰς τὴν ἀγάπην τοῦ Θεοῦ, καὶ εἰς τὴν ὑπομονὴν τοῦ Χριστοῦ</w:t>
+      </w:r>
+    </w:p>
+    <w:p>
+      <w:pPr>
+        <w:bidi/>
+      </w:pPr>
+      <w:r>
+        <w:rPr>
+          <w:lang w:val="ar_AE" w:bidi="ar_AE"/>
+        </w:rPr>
+      </w:r>
+      <w:r>
+        <w:rPr>
+          <w:b/>
+          <w:lang w:val="ar_AE" w:bidi="ar_AE"/>
+        </w:rPr>
         <w:t>"وَالرَّبُّ يَهْدِي قُلُوبَكُمْ إِلَى مَحَبَّةِ اللهِ، وَإِلَى صَبْرِ الْمَسِيحِ"</w:t>
       </w:r>
     </w:p>
@@ -16454,6 +19021,23 @@
           <w:b/>
           <w:lang w:val="ar_AE" w:bidi="ar_AE"/>
         </w:rPr>
+        <w:t>εἰς τὴν ἀγάπην τοῦ Θεοῦ, καὶ εἰς τὴν ὑπομονὴν τοῦ Χριστοῦ</w:t>
+      </w:r>
+    </w:p>
+    <w:p>
+      <w:pPr>
+        <w:bidi/>
+      </w:pPr>
+      <w:r>
+        <w:rPr>
+          <w:lang w:val="ar_AE" w:bidi="ar_AE"/>
+        </w:rPr>
+      </w:r>
+      <w:r>
+        <w:rPr>
+          <w:b/>
+          <w:lang w:val="ar_AE" w:bidi="ar_AE"/>
+        </w:rPr>
         <w:t>"إِلَى مَحَبَّةِ اللهِ، وَإِلَى صَبْرِ الْمَسِيحِ"</w:t>
       </w:r>
     </w:p>
@@ -16572,6 +19156,23 @@
           <w:b/>
           <w:lang w:val="ar_AE" w:bidi="ar_AE"/>
         </w:rPr>
+        <w:t>εἰς τὴν ἀγάπην τοῦ Θεοῦ, καὶ εἰς τὴν ὑπομονὴν τοῦ Χριστοῦ</w:t>
+      </w:r>
+    </w:p>
+    <w:p>
+      <w:pPr>
+        <w:bidi/>
+      </w:pPr>
+      <w:r>
+        <w:rPr>
+          <w:lang w:val="ar_AE" w:bidi="ar_AE"/>
+        </w:rPr>
+      </w:r>
+      <w:r>
+        <w:rPr>
+          <w:b/>
+          <w:lang w:val="ar_AE" w:bidi="ar_AE"/>
+        </w:rPr>
         <w:t>"إِلَى مَحَبَّةِ اللهِ، وَإِلَى صَبْرِ الْمَسِيحِ"</w:t>
       </w:r>
     </w:p>
@@ -16677,6 +19278,23 @@
           <w:b/>
           <w:lang w:val="ar_AE" w:bidi="ar_AE"/>
         </w:rPr>
+        <w:t>εἰς τὴν ὑπομονὴν τοῦ Χριστοῦ</w:t>
+      </w:r>
+    </w:p>
+    <w:p>
+      <w:pPr>
+        <w:bidi/>
+      </w:pPr>
+      <w:r>
+        <w:rPr>
+          <w:lang w:val="ar_AE" w:bidi="ar_AE"/>
+        </w:rPr>
+      </w:r>
+      <w:r>
+        <w:rPr>
+          <w:b/>
+          <w:lang w:val="ar_AE" w:bidi="ar_AE"/>
+        </w:rPr>
         <w:t>"وَإِلَى صَبْرِ الْمَسِيحِ"</w:t>
       </w:r>
     </w:p>
@@ -16884,6 +19502,23 @@
           <w:b/>
           <w:lang w:val="ar_AE" w:bidi="ar_AE"/>
         </w:rPr>
+        <w:t>δὲ</w:t>
+      </w:r>
+    </w:p>
+    <w:p>
+      <w:pPr>
+        <w:bidi/>
+      </w:pPr>
+      <w:r>
+        <w:rPr>
+          <w:lang w:val="ar_AE" w:bidi="ar_AE"/>
+        </w:rPr>
+      </w:r>
+      <w:r>
+        <w:rPr>
+          <w:b/>
+          <w:lang w:val="ar_AE" w:bidi="ar_AE"/>
+        </w:rPr>
         <w:t>"ثُمَّ"</w:t>
       </w:r>
     </w:p>
@@ -16989,6 +19624,23 @@
           <w:b/>
           <w:lang w:val="ar_AE" w:bidi="ar_AE"/>
         </w:rPr>
+        <w:t>ἀδελφοί &amp; ἀδελφοῦ</w:t>
+      </w:r>
+    </w:p>
+    <w:p>
+      <w:pPr>
+        <w:bidi/>
+      </w:pPr>
+      <w:r>
+        <w:rPr>
+          <w:lang w:val="ar_AE" w:bidi="ar_AE"/>
+        </w:rPr>
+      </w:r>
+      <w:r>
+        <w:rPr>
+          <w:b/>
+          <w:lang w:val="ar_AE" w:bidi="ar_AE"/>
+        </w:rPr>
         <w:t>"الإِخْوَةُ"</w:t>
       </w:r>
       <w:r>
@@ -17120,6 +19772,23 @@
           <w:b/>
           <w:lang w:val="ar_AE" w:bidi="ar_AE"/>
         </w:rPr>
+        <w:t>ἐν ὀνόματι τοῦ Κυρίου ἡμῶν, Ἰησοῦ Χριστοῦ</w:t>
+      </w:r>
+    </w:p>
+    <w:p>
+      <w:pPr>
+        <w:bidi/>
+      </w:pPr>
+      <w:r>
+        <w:rPr>
+          <w:lang w:val="ar_AE" w:bidi="ar_AE"/>
+        </w:rPr>
+      </w:r>
+      <w:r>
+        <w:rPr>
+          <w:b/>
+          <w:lang w:val="ar_AE" w:bidi="ar_AE"/>
+        </w:rPr>
         <w:t>"بِاسْمِ رَبِّنَا يَسُوعَ الْمَسِيحِ"</w:t>
       </w:r>
     </w:p>
@@ -17225,6 +19894,23 @@
           <w:b/>
           <w:lang w:val="ar_AE" w:bidi="ar_AE"/>
         </w:rPr>
+        <w:t>ἡμῶν</w:t>
+      </w:r>
+    </w:p>
+    <w:p>
+      <w:pPr>
+        <w:bidi/>
+      </w:pPr>
+      <w:r>
+        <w:rPr>
+          <w:lang w:val="ar_AE" w:bidi="ar_AE"/>
+        </w:rPr>
+      </w:r>
+      <w:r>
+        <w:rPr>
+          <w:b/>
+          <w:lang w:val="ar_AE" w:bidi="ar_AE"/>
+        </w:rPr>
         <w:t>"رَبِّنَا"</w:t>
       </w:r>
     </w:p>
@@ -17330,6 +20016,23 @@
           <w:b/>
           <w:lang w:val="ar_AE" w:bidi="ar_AE"/>
         </w:rPr>
+        <w:t>ἀτάκτως περιπατοῦντος</w:t>
+      </w:r>
+    </w:p>
+    <w:p>
+      <w:pPr>
+        <w:bidi/>
+      </w:pPr>
+      <w:r>
+        <w:rPr>
+          <w:lang w:val="ar_AE" w:bidi="ar_AE"/>
+        </w:rPr>
+      </w:r>
+      <w:r>
+        <w:rPr>
+          <w:b/>
+          <w:lang w:val="ar_AE" w:bidi="ar_AE"/>
+        </w:rPr>
         <w:t>«يَسْلُكُ بِلاَ تَرْتِيبٍ»</w:t>
       </w:r>
     </w:p>
@@ -17422,6 +20125,23 @@
           <w:b/>
           <w:lang w:val="ar_AE" w:bidi="ar_AE"/>
         </w:rPr>
+        <w:t>τὴν παράδοσιν</w:t>
+      </w:r>
+    </w:p>
+    <w:p>
+      <w:pPr>
+        <w:bidi/>
+      </w:pPr>
+      <w:r>
+        <w:rPr>
+          <w:lang w:val="ar_AE" w:bidi="ar_AE"/>
+        </w:rPr>
+      </w:r>
+      <w:r>
+        <w:rPr>
+          <w:b/>
+          <w:lang w:val="ar_AE" w:bidi="ar_AE"/>
+        </w:rPr>
         <w:t>"التَّعْلِيمِ"</w:t>
       </w:r>
     </w:p>
@@ -17505,6 +20225,23 @@
           <w:b/>
           <w:lang w:val="ar_AE" w:bidi="ar_AE"/>
         </w:rPr>
+        <w:t>μιμεῖσθαι ἡμᾶς</w:t>
+      </w:r>
+    </w:p>
+    <w:p>
+      <w:pPr>
+        <w:bidi/>
+      </w:pPr>
+      <w:r>
+        <w:rPr>
+          <w:lang w:val="ar_AE" w:bidi="ar_AE"/>
+        </w:rPr>
+      </w:r>
+      <w:r>
+        <w:rPr>
+          <w:b/>
+          <w:lang w:val="ar_AE" w:bidi="ar_AE"/>
+        </w:rPr>
         <w:t>"يُتَمَثَّلَ بِنَا"</w:t>
       </w:r>
     </w:p>
@@ -17610,6 +20347,23 @@
           <w:b/>
           <w:lang w:val="ar_AE" w:bidi="ar_AE"/>
         </w:rPr>
+        <w:t>οὐκ ἠτακτήσαμεν ἐν ὑμῖν</w:t>
+      </w:r>
+    </w:p>
+    <w:p>
+      <w:pPr>
+        <w:bidi/>
+      </w:pPr>
+      <w:r>
+        <w:rPr>
+          <w:lang w:val="ar_AE" w:bidi="ar_AE"/>
+        </w:rPr>
+      </w:r>
+      <w:r>
+        <w:rPr>
+          <w:b/>
+          <w:lang w:val="ar_AE" w:bidi="ar_AE"/>
+        </w:rPr>
         <w:t>"لَمْ نَسْلُكْ بِلاَ تَرْتِيبٍ بَيْنَكُمْ"</w:t>
       </w:r>
     </w:p>
@@ -17702,6 +20456,23 @@
           <w:b/>
           <w:lang w:val="ar_AE" w:bidi="ar_AE"/>
         </w:rPr>
+        <w:t>ἄρτον</w:t>
+      </w:r>
+    </w:p>
+    <w:p>
+      <w:pPr>
+        <w:bidi/>
+      </w:pPr>
+      <w:r>
+        <w:rPr>
+          <w:lang w:val="ar_AE" w:bidi="ar_AE"/>
+        </w:rPr>
+      </w:r>
+      <w:r>
+        <w:rPr>
+          <w:b/>
+          <w:lang w:val="ar_AE" w:bidi="ar_AE"/>
+        </w:rPr>
         <w:t>"خُبْزًا"</w:t>
       </w:r>
     </w:p>
@@ -17820,6 +20591,23 @@
           <w:b/>
           <w:lang w:val="ar_AE" w:bidi="ar_AE"/>
         </w:rPr>
+        <w:t>νυκτὸς καὶ ἡμέρας ἐργαζόμενοι</w:t>
+      </w:r>
+    </w:p>
+    <w:p>
+      <w:pPr>
+        <w:bidi/>
+      </w:pPr>
+      <w:r>
+        <w:rPr>
+          <w:lang w:val="ar_AE" w:bidi="ar_AE"/>
+        </w:rPr>
+      </w:r>
+      <w:r>
+        <w:rPr>
+          <w:b/>
+          <w:lang w:val="ar_AE" w:bidi="ar_AE"/>
+        </w:rPr>
         <w:t>"وَكَدٍّ لَيْلًا وَنَهَارًا"</w:t>
       </w:r>
     </w:p>
@@ -17925,6 +20713,23 @@
           <w:b/>
           <w:lang w:val="ar_AE" w:bidi="ar_AE"/>
         </w:rPr>
+        <w:t>ἐν κόπῳ καὶ μόχθῳ</w:t>
+      </w:r>
+    </w:p>
+    <w:p>
+      <w:pPr>
+        <w:bidi/>
+      </w:pPr>
+      <w:r>
+        <w:rPr>
+          <w:lang w:val="ar_AE" w:bidi="ar_AE"/>
+        </w:rPr>
+      </w:r>
+      <w:r>
+        <w:rPr>
+          <w:b/>
+          <w:lang w:val="ar_AE" w:bidi="ar_AE"/>
+        </w:rPr>
         <w:t>"بِتَعَبٍ وَكَدٍّ"</w:t>
       </w:r>
     </w:p>
@@ -18030,6 +20835,23 @@
           <w:b/>
           <w:lang w:val="ar_AE" w:bidi="ar_AE"/>
         </w:rPr>
+        <w:t>οὐχ ὅτι οὐκ ἔχομεν ἐξουσίαν, ἀλλ’</w:t>
+      </w:r>
+    </w:p>
+    <w:p>
+      <w:pPr>
+        <w:bidi/>
+      </w:pPr>
+      <w:r>
+        <w:rPr>
+          <w:lang w:val="ar_AE" w:bidi="ar_AE"/>
+        </w:rPr>
+      </w:r>
+      <w:r>
+        <w:rPr>
+          <w:b/>
+          <w:lang w:val="ar_AE" w:bidi="ar_AE"/>
+        </w:rPr>
         <w:t>"لَيْسَ أَنْ لاَ سُلْطَانَ لَنَا، بَلْ"</w:t>
       </w:r>
     </w:p>
@@ -18122,6 +20944,23 @@
           <w:b/>
           <w:lang w:val="ar_AE" w:bidi="ar_AE"/>
         </w:rPr>
+        <w:t>ἑαυτοὺς τύπον δῶμεν ὑμῖν</w:t>
+      </w:r>
+    </w:p>
+    <w:p>
+      <w:pPr>
+        <w:bidi/>
+      </w:pPr>
+      <w:r>
+        <w:rPr>
+          <w:lang w:val="ar_AE" w:bidi="ar_AE"/>
+        </w:rPr>
+      </w:r>
+      <w:r>
+        <w:rPr>
+          <w:b/>
+          <w:lang w:val="ar_AE" w:bidi="ar_AE"/>
+        </w:rPr>
         <w:t>"لِكَيْ نُعْطِيَكُمْ أَنْفُسَنَا قُدْوَةً"</w:t>
       </w:r>
     </w:p>
@@ -18310,6 +21149,23 @@
           <w:b/>
           <w:lang w:val="ar_AE" w:bidi="ar_AE"/>
         </w:rPr>
+        <w:t>εἴ τις οὐ θέλει ἐργάζεσθαι, μηδὲ ἐσθιέτω</w:t>
+      </w:r>
+    </w:p>
+    <w:p>
+      <w:pPr>
+        <w:bidi/>
+      </w:pPr>
+      <w:r>
+        <w:rPr>
+          <w:lang w:val="ar_AE" w:bidi="ar_AE"/>
+        </w:rPr>
+      </w:r>
+      <w:r>
+        <w:rPr>
+          <w:b/>
+          <w:lang w:val="ar_AE" w:bidi="ar_AE"/>
+        </w:rPr>
         <w:t>"إِنْ كَانَ أَحَدٌ لاَ يُرِيدُ أَنْ يَشْتَغِلَ فَلاَ يَأْكُلْ أَيْضً"</w:t>
       </w:r>
     </w:p>
@@ -18402,6 +21258,23 @@
           <w:b/>
           <w:lang w:val="ar_AE" w:bidi="ar_AE"/>
         </w:rPr>
+        <w:t>τινας περιπατοῦντας &amp; ἀτάκτως</w:t>
+      </w:r>
+    </w:p>
+    <w:p>
+      <w:pPr>
+        <w:bidi/>
+      </w:pPr>
+      <w:r>
+        <w:rPr>
+          <w:lang w:val="ar_AE" w:bidi="ar_AE"/>
+        </w:rPr>
+      </w:r>
+      <w:r>
+        <w:rPr>
+          <w:b/>
+          <w:lang w:val="ar_AE" w:bidi="ar_AE"/>
+        </w:rPr>
         <w:t>"لاَ يَشْتَغِلُونَ شَيْئًا"</w:t>
       </w:r>
     </w:p>
@@ -18507,6 +21380,23 @@
           <w:b/>
           <w:lang w:val="ar_AE" w:bidi="ar_AE"/>
         </w:rPr>
+        <w:t>ἀλλὰ περιεργαζομένους</w:t>
+      </w:r>
+    </w:p>
+    <w:p>
+      <w:pPr>
+        <w:bidi/>
+      </w:pPr>
+      <w:r>
+        <w:rPr>
+          <w:lang w:val="ar_AE" w:bidi="ar_AE"/>
+        </w:rPr>
+      </w:r>
+      <w:r>
+        <w:rPr>
+          <w:b/>
+          <w:lang w:val="ar_AE" w:bidi="ar_AE"/>
+        </w:rPr>
         <w:t>"بَلْ هُمْ فُضُولِيُّونَ"</w:t>
       </w:r>
     </w:p>
@@ -18599,6 +21489,23 @@
           <w:b/>
           <w:lang w:val="ar_AE" w:bidi="ar_AE"/>
         </w:rPr>
+        <w:t>μετὰ ἡσυχίας</w:t>
+      </w:r>
+    </w:p>
+    <w:p>
+      <w:pPr>
+        <w:bidi/>
+      </w:pPr>
+      <w:r>
+        <w:rPr>
+          <w:lang w:val="ar_AE" w:bidi="ar_AE"/>
+        </w:rPr>
+      </w:r>
+      <w:r>
+        <w:rPr>
+          <w:b/>
+          <w:lang w:val="ar_AE" w:bidi="ar_AE"/>
+        </w:rPr>
         <w:t>"بِهُدُوءٍ"</w:t>
       </w:r>
     </w:p>
@@ -18717,6 +21624,23 @@
           <w:b/>
           <w:lang w:val="ar_AE" w:bidi="ar_AE"/>
         </w:rPr>
+        <w:t>δέ</w:t>
+      </w:r>
+    </w:p>
+    <w:p>
+      <w:pPr>
+        <w:bidi/>
+      </w:pPr>
+      <w:r>
+        <w:rPr>
+          <w:lang w:val="ar_AE" w:bidi="ar_AE"/>
+        </w:rPr>
+      </w:r>
+      <w:r>
+        <w:rPr>
+          <w:b/>
+          <w:lang w:val="ar_AE" w:bidi="ar_AE"/>
+        </w:rPr>
         <w:t>"أَمَّا"</w:t>
       </w:r>
     </w:p>
@@ -18822,6 +21746,23 @@
           <w:b/>
           <w:lang w:val="ar_AE" w:bidi="ar_AE"/>
         </w:rPr>
+        <w:t>ὑμεῖς</w:t>
+      </w:r>
+    </w:p>
+    <w:p>
+      <w:pPr>
+        <w:bidi/>
+      </w:pPr>
+      <w:r>
+        <w:rPr>
+          <w:lang w:val="ar_AE" w:bidi="ar_AE"/>
+        </w:rPr>
+      </w:r>
+      <w:r>
+        <w:rPr>
+          <w:b/>
+          <w:lang w:val="ar_AE" w:bidi="ar_AE"/>
+        </w:rPr>
         <w:t>"أَنْتُمْ"</w:t>
       </w:r>
     </w:p>
@@ -18927,6 +21868,23 @@
           <w:b/>
           <w:lang w:val="ar_AE" w:bidi="ar_AE"/>
         </w:rPr>
+        <w:t>ἀδελφοί</w:t>
+      </w:r>
+    </w:p>
+    <w:p>
+      <w:pPr>
+        <w:bidi/>
+      </w:pPr>
+      <w:r>
+        <w:rPr>
+          <w:lang w:val="ar_AE" w:bidi="ar_AE"/>
+        </w:rPr>
+      </w:r>
+      <w:r>
+        <w:rPr>
+          <w:b/>
+          <w:lang w:val="ar_AE" w:bidi="ar_AE"/>
+        </w:rPr>
         <w:t>"الإِخْوَةُ"</w:t>
       </w:r>
     </w:p>
@@ -19032,6 +21990,23 @@
           <w:b/>
           <w:lang w:val="ar_AE" w:bidi="ar_AE"/>
         </w:rPr>
+        <w:t>τῷ λόγῳ ἡμῶν</w:t>
+      </w:r>
+    </w:p>
+    <w:p>
+      <w:pPr>
+        <w:bidi/>
+      </w:pPr>
+      <w:r>
+        <w:rPr>
+          <w:lang w:val="ar_AE" w:bidi="ar_AE"/>
+        </w:rPr>
+      </w:r>
+      <w:r>
+        <w:rPr>
+          <w:b/>
+          <w:lang w:val="ar_AE" w:bidi="ar_AE"/>
+        </w:rPr>
         <w:t>"كَلاَمَنَا"</w:t>
       </w:r>
     </w:p>
@@ -19137,6 +22112,23 @@
           <w:b/>
           <w:lang w:val="ar_AE" w:bidi="ar_AE"/>
         </w:rPr>
+        <w:t>τοῦτον σημειοῦσθε</w:t>
+      </w:r>
+    </w:p>
+    <w:p>
+      <w:pPr>
+        <w:bidi/>
+      </w:pPr>
+      <w:r>
+        <w:rPr>
+          <w:lang w:val="ar_AE" w:bidi="ar_AE"/>
+        </w:rPr>
+      </w:r>
+      <w:r>
+        <w:rPr>
+          <w:b/>
+          <w:lang w:val="ar_AE" w:bidi="ar_AE"/>
+        </w:rPr>
         <w:t>"فَسِمُوا هذَا"</w:t>
       </w:r>
     </w:p>
@@ -19229,6 +22221,23 @@
           <w:b/>
           <w:lang w:val="ar_AE" w:bidi="ar_AE"/>
         </w:rPr>
+        <w:t>ἵνα ἐντραπῇ</w:t>
+      </w:r>
+    </w:p>
+    <w:p>
+      <w:pPr>
+        <w:bidi/>
+      </w:pPr>
+      <w:r>
+        <w:rPr>
+          <w:lang w:val="ar_AE" w:bidi="ar_AE"/>
+        </w:rPr>
+      </w:r>
+      <w:r>
+        <w:rPr>
+          <w:b/>
+          <w:lang w:val="ar_AE" w:bidi="ar_AE"/>
+        </w:rPr>
         <w:t>"لِكَيْ يَخْجَلَ"</w:t>
       </w:r>
     </w:p>
@@ -19321,6 +22330,23 @@
           <w:b/>
           <w:lang w:val="ar_AE" w:bidi="ar_AE"/>
         </w:rPr>
+        <w:t>ἀδελφόν</w:t>
+      </w:r>
+    </w:p>
+    <w:p>
+      <w:pPr>
+        <w:bidi/>
+      </w:pPr>
+      <w:r>
+        <w:rPr>
+          <w:lang w:val="ar_AE" w:bidi="ar_AE"/>
+        </w:rPr>
+      </w:r>
+      <w:r>
+        <w:rPr>
+          <w:b/>
+          <w:lang w:val="ar_AE" w:bidi="ar_AE"/>
+        </w:rPr>
         <w:t>"كَأَخٍ"</w:t>
       </w:r>
     </w:p>
@@ -19528,6 +22554,23 @@
           <w:b/>
           <w:lang w:val="ar_AE" w:bidi="ar_AE"/>
         </w:rPr>
+        <w:t>δὲ</w:t>
+      </w:r>
+    </w:p>
+    <w:p>
+      <w:pPr>
+        <w:bidi/>
+      </w:pPr>
+      <w:r>
+        <w:rPr>
+          <w:lang w:val="ar_AE" w:bidi="ar_AE"/>
+        </w:rPr>
+      </w:r>
+      <w:r>
+        <w:rPr>
+          <w:b/>
+          <w:lang w:val="ar_AE" w:bidi="ar_AE"/>
+        </w:rPr>
         <w:t>"وَ"</w:t>
       </w:r>
     </w:p>
@@ -19633,6 +22676,23 @@
           <w:b/>
           <w:lang w:val="ar_AE" w:bidi="ar_AE"/>
         </w:rPr>
+        <w:t>αὐτὸς &amp; ὁ Κύριος τῆς εἰρήνης, δῴη ὑμῖν</w:t>
+      </w:r>
+    </w:p>
+    <w:p>
+      <w:pPr>
+        <w:bidi/>
+      </w:pPr>
+      <w:r>
+        <w:rPr>
+          <w:lang w:val="ar_AE" w:bidi="ar_AE"/>
+        </w:rPr>
+      </w:r>
+      <w:r>
+        <w:rPr>
+          <w:b/>
+          <w:lang w:val="ar_AE" w:bidi="ar_AE"/>
+        </w:rPr>
         <w:t>"وَرَبُّ السَّلاَمِ نَفْسُهُ يُعْطِيكُمُ السَّلاَمَ"</w:t>
       </w:r>
     </w:p>
@@ -19725,6 +22785,23 @@
           <w:b/>
           <w:lang w:val="ar_AE" w:bidi="ar_AE"/>
         </w:rPr>
+        <w:t>αὐτὸς &amp; ὁ Κύριος τῆς εἰρήνης</w:t>
+      </w:r>
+    </w:p>
+    <w:p>
+      <w:pPr>
+        <w:bidi/>
+      </w:pPr>
+      <w:r>
+        <w:rPr>
+          <w:lang w:val="ar_AE" w:bidi="ar_AE"/>
+        </w:rPr>
+      </w:r>
+      <w:r>
+        <w:rPr>
+          <w:b/>
+          <w:lang w:val="ar_AE" w:bidi="ar_AE"/>
+        </w:rPr>
         <w:t>"رَبُّ السَّلاَمِ نَفْسُهُ"</w:t>
       </w:r>
     </w:p>
@@ -19830,6 +22907,23 @@
           <w:b/>
           <w:lang w:val="ar_AE" w:bidi="ar_AE"/>
         </w:rPr>
+        <w:t>ὁ ἀσπασμὸς τῇ ἐμῇ χειρὶ, Παύλου, ὅ ἐστιν σημεῖον ἐν πάσῃ ἐπιστολῇ, οὕτως γράφω</w:t>
+      </w:r>
+    </w:p>
+    <w:p>
+      <w:pPr>
+        <w:bidi/>
+      </w:pPr>
+      <w:r>
+        <w:rPr>
+          <w:lang w:val="ar_AE" w:bidi="ar_AE"/>
+        </w:rPr>
+      </w:r>
+      <w:r>
+        <w:rPr>
+          <w:b/>
+          <w:lang w:val="ar_AE" w:bidi="ar_AE"/>
+        </w:rPr>
         <w:t>"اَلسَّلاَمُ بِيَدِي أَنَا بُولُسَ، الَّذِي هُوَ عَلاَمَةٌ فِي كُلِّ رِسَالَةٍ. هكَذَا أَنَا أَكْتُبُ."</w:t>
       </w:r>
     </w:p>
@@ -19900,6 +22994,23 @@
           <w:b/>
           <w:lang w:val="ar_AE" w:bidi="ar_AE"/>
         </w:rPr>
+        <w:t>τῇ ἐμῇ χειρὶ</w:t>
+      </w:r>
+    </w:p>
+    <w:p>
+      <w:pPr>
+        <w:bidi/>
+      </w:pPr>
+      <w:r>
+        <w:rPr>
+          <w:lang w:val="ar_AE" w:bidi="ar_AE"/>
+        </w:rPr>
+      </w:r>
+      <w:r>
+        <w:rPr>
+          <w:b/>
+          <w:lang w:val="ar_AE" w:bidi="ar_AE"/>
+        </w:rPr>
         <w:t>"بِيَدِي"</w:t>
       </w:r>
     </w:p>
@@ -20005,6 +23116,23 @@
           <w:b/>
           <w:lang w:val="ar_AE" w:bidi="ar_AE"/>
         </w:rPr>
+        <w:t>οὕτως γράφω</w:t>
+      </w:r>
+    </w:p>
+    <w:p>
+      <w:pPr>
+        <w:bidi/>
+      </w:pPr>
+      <w:r>
+        <w:rPr>
+          <w:lang w:val="ar_AE" w:bidi="ar_AE"/>
+        </w:rPr>
+      </w:r>
+      <w:r>
+        <w:rPr>
+          <w:b/>
+          <w:lang w:val="ar_AE" w:bidi="ar_AE"/>
+        </w:rPr>
         <w:t>"هكَذَا أَنَا أَكْتُبُ"</w:t>
       </w:r>
     </w:p>
@@ -20081,6 +23209,23 @@
         <w:rPr>
           <w:lang w:val="ar_AE" w:bidi="ar_AE"/>
         </w:rPr>
+      </w:r>
+    </w:p>
+    <w:p>
+      <w:pPr>
+        <w:bidi/>
+      </w:pPr>
+      <w:r>
+        <w:rPr>
+          <w:lang w:val="ar_AE" w:bidi="ar_AE"/>
+        </w:rPr>
+      </w:r>
+      <w:r>
+        <w:rPr>
+          <w:b/>
+          <w:lang w:val="ar_AE" w:bidi="ar_AE"/>
+        </w:rPr>
+        <w:t>ἡ χάρις τοῦ Κυρίου ἡμῶν, Ἰησοῦ Χριστοῦ, μετὰ πάντων ὑμῶν</w:t>
       </w:r>
     </w:p>
     <w:p>

--- a/arb/docx/53.content.docx
+++ b/arb/docx/53.content.docx
@@ -32,51 +32,16 @@
     </w:p>
     <w:p>
       <w:pPr>
-        <w:pStyle w:val="Heading2"/>
-        <w:bidi/>
-      </w:pPr>
-      <w:r>
-        <w:rPr>
-          <w:lang w:val="ar_AE" w:bidi="ar_AE"/>
-        </w:rPr>
-        <w:t>License Information</w:t>
-      </w:r>
-      <w:r>
-        <w:rPr>
-          <w:lang w:val="ar_AE" w:bidi="ar_AE"/>
-        </w:rPr>
-      </w:r>
-    </w:p>
-    <w:p>
-      <w:pPr>
-        <w:bidi/>
-      </w:pPr>
-      <w:r>
-        <w:rPr>
-          <w:lang w:val="ar_AE" w:bidi="ar_AE"/>
-        </w:rPr>
-      </w:r>
-      <w:r>
-        <w:rPr>
-          <w:b/>
-          <w:lang w:val="ar_AE" w:bidi="ar_AE"/>
-        </w:rPr>
-        <w:t>ملاحظات الترجمة (كلمة متكشفة)</w:t>
-      </w:r>
-      <w:r>
-        <w:rPr>
-          <w:lang w:val="ar_AE" w:bidi="ar_AE"/>
-        </w:rPr>
-        <w:t xml:space="preserve"> (Arabic) is based on</w:t>
-      </w:r>
-      <w:r>
-        <w:rPr>
-          <w:lang w:val="ar_AE" w:bidi="ar_AE"/>
-        </w:rPr>
-        <w:t xml:space="preserve">: </w:t>
-      </w:r>
-      <w:r>
-        <w:rPr>
+        <w:bidi/>
+      </w:pPr>
+      <w:r>
+        <w:rPr>
+          <w:lang w:val="ar_AE" w:bidi="ar_AE"/>
+        </w:rPr>
+      </w:r>
+      <w:r>
+        <w:rPr>
+          <w:b/>
           <w:lang w:val="ar_AE" w:bidi="ar_AE"/>
         </w:rPr>
         <w:t>unfoldingWord® Translation Notes</w:t>
@@ -85,64 +50,31 @@
         <w:rPr>
           <w:lang w:val="ar_AE" w:bidi="ar_AE"/>
         </w:rPr>
-        <w:t xml:space="preserve">, </w:t>
-      </w:r>
-      <w:hyperlink r:id="rId13">
-        <w:r>
-          <w:rPr>
-            <w:lang w:val="ar_AE" w:bidi="ar_AE"/>
-          </w:rPr>
-          <w:rPr>
-            <w:color w:val="0000EE"/>
-            <w:u w:val="single"/>
-          </w:rPr>
-          <w:t>unfoldingWord</w:t>
-        </w:r>
-      </w:hyperlink>
-      <w:r>
-        <w:rPr>
-          <w:lang w:val="ar_AE" w:bidi="ar_AE"/>
-        </w:rPr>
-        <w:t xml:space="preserve">, 2022, which is licensed under a </w:t>
-      </w:r>
-      <w:hyperlink r:id="rId14">
-        <w:r>
-          <w:rPr>
-            <w:lang w:val="ar_AE" w:bidi="ar_AE"/>
-          </w:rPr>
-          <w:rPr>
-            <w:color w:val="0000EE"/>
-            <w:u w:val="single"/>
-          </w:rPr>
-          <w:t>CC BY-SA 4.0 license</w:t>
-        </w:r>
-      </w:hyperlink>
-      <w:r>
-        <w:rPr>
-          <w:lang w:val="ar_AE" w:bidi="ar_AE"/>
-        </w:rPr>
-        <w:t>.</w:t>
-      </w:r>
-      <w:r>
-        <w:rPr>
-          <w:lang w:val="ar_AE" w:bidi="ar_AE"/>
-        </w:rPr>
-      </w:r>
-    </w:p>
-    <w:p>
-      <w:pPr>
-        <w:bidi/>
-      </w:pPr>
-      <w:r>
-        <w:rPr>
-          <w:lang w:val="ar_AE" w:bidi="ar_AE"/>
-        </w:rPr>
-      </w:r>
-      <w:r>
-        <w:rPr>
-          <w:lang w:val="ar_AE" w:bidi="ar_AE"/>
-        </w:rPr>
-        <w:t>This PDF version is provided under the same license.</w:t>
+        <w:t xml:space="preserve"> © 2022 unfoldingWord. Released under CC BY-SA 4.0 license. </w:t>
+      </w:r>
+      <w:r>
+        <w:rPr>
+          <w:lang w:val="ar_AE" w:bidi="ar_AE"/>
+        </w:rPr>
+        <w:t>unfoldingWord® Translation Notes</w:t>
+      </w:r>
+      <w:r>
+        <w:rPr>
+          <w:lang w:val="ar_AE" w:bidi="ar_AE"/>
+        </w:rPr>
+        <w:t xml:space="preserve"> has been adapted in the following languages: Tok Pisin, Arabic (عربي), French (Français), Hindi (हिंदी), Indonesian (Bahasa Indonesia), Portuguese (Português), Russian (Русский), Spanish (Español), Swahili (Kiswahili), and Simplified Chinese (简体中文) from </w:t>
+      </w:r>
+      <w:r>
+        <w:rPr>
+          <w:lang w:val="ar_AE" w:bidi="ar_AE"/>
+        </w:rPr>
+        <w:t>unfoldingWord® Translation Notes</w:t>
+      </w:r>
+      <w:r>
+        <w:rPr>
+          <w:lang w:val="ar_AE" w:bidi="ar_AE"/>
+        </w:rPr>
+        <w:t xml:space="preserve"> © 2022 unfoldingWord. Released under CC BY-SA 4.0 license by Mission Mutual</w:t>
       </w:r>
       <w:r>
         <w:rPr>

--- a/arb/docx/53.content.docx
+++ b/arb/docx/53.content.docx
@@ -152,13 +152,6 @@
         <w:rPr>
           <w:lang w:val="ar_AE" w:bidi="ar_AE"/>
         </w:rPr>
-      </w:r>
-      <w:r>
-        <w:rPr>
-          <w:i/>
-          <w:lang w:val="ar_AE" w:bidi="ar_AE"/>
-        </w:rPr>
-        <w:t>٢ تسالونيكي ١:١ (#١), ٢ تسالونيكي ١:١ (#٢), ٢ تسالونيكي ١:١ (#٣), ٢ تسالونيكي ١:١ (#٤), ٢ تسالونيكي ١: ٢ (#١), ٢ تسالونيكي ١: ٢ (#٢), ٢ تسالونيكي ١: ٣ (#١), ٢ تسالونيكي ١: ٣ (#٢), ٢ تسالونيكي ١: ٣ (#٣), ٢ تسالونيكي ١: ٣ (#٤), ٢ تسالونيكي ١: ٣ (#٥), ٢ تسالونيكي ١: ٣ (#٦), ٢ تسالونيكي ١: ٣ (#٧), ٢ تسالونيكي ١: ٣ (#٨), ٢ تسالونيكي ١: ٣ (#٩), ٢ تسالونيكي ١: ٤ (#١), ٢ تسالونيكي ١: ٤ (#٢), ٢ تسالونيكي ١: ٤ (#٣), ٢ تسالونيكي ١: ٤ (#٤), ٢ تسالونيكي ١: ٥ (#١), ٢ تسالونيكي ١: ٥ (#٢), ٢ تسالونيكي ١: ٥ (#٣), ٢ تسالونيكي ١: ٦ (#١), ٢ تسالونيكي ١: ٦ (#٢), ٢ تسالونيكي ١: ٦ (#٣), ٢ تسالونيكي ١: ٧ (#١), ٢ تسالونيكي ١: ٧ (#٢), ٢ تسالونيكي ١: ٧ (#٣), ٢ تسالونيكي ١: ٧ (#٤), ٢ تسالونيكي ١: ٧ (#٥), ٢ تسالونيكي ١: ٨ (#١), ٢ تسالونيكي ١: ٨ (#٢), ٢ تسالونيكي ١: ٨ (#٣), ٢ تسالونيكي ١: ٨ (#٤), ٢ تسالونيكي ١: ٨ (#٥), ٢ تسالونيكي ١: ٩ (#١), ٢ تسالونيكي ١: ٩ (#٢), ٢ تسالونيكي ١: ٩ (#٣), ٢ تسالونيكي ١: ٩ (#٤), ٢ تسالونيكي ١: ٩ (#٥), ٢ تسالونيكي ١: ٩ (#٦), ٢ تسالونيكي ١: ٩ (#٧), 2 تسالونيكي 1: 10 (#1), 2 تسالونيكي 1: 10 (#2), 2 تسالونيكي 1: 10 (#3), ٢ تسالونيكي ١: ١٠ (#٤), ٢ تسالونيكي ١: ١٠ (#٥), 2 تسالونيكي 1: 11 (#1), 2 تسالونيكي 1: 11 (#2), 2 تسالونيكي 1: 11 (#3), ٢ تسالونيكي ١: ١١ (#٤), ٢ تسالونيكي ١: ١١ (# ٥), 2 تسالونيكي 1: 12 (#1), ٢ تسالونيكي ١: ١٢ (#٢), ٢ تسالونيكي ١: ١٢ (#٣), ٢ تسالونيكي ١: ١٢ (#٤), ٢ تسالونيكي ١: ١٢ (# ٥), ٢ تسالونيكي ١: ١٢ (#٦), ٢ تسالونيكي ١: ١٢ (#٧), ٢ تسالونيكي ٢: ١ (#١), ٢ تسالونيكي ٢: ١ (#٢), ٢ تسالونيكي ٢: ١ (#٣), ٢ تسالونيكي ٢: ١ (#٤), ٢ تسالونيكي ٢: ١ (#٥), ٢ تسالونيكي ٢:٢ (#١), ٢ تسالونيكي ٢:٢ (#٢), ٢ تسالونيكي ٢:٢ (#٣), ٢ تسالونيكي ٢:٢ (#٤), ٢ تسالونيكي ٢:٢ (#٥), ٢ تسالونيكي ٢:٢ (#٦), ٢ تسالونيكي ٢: ٣ (#١), ٢ تسالونيكي ٢: ٣ (#٢), ٢ تسالونيكي ٢: ٣ (#٣), ٢ تسالونيكي ٢: ٣ (#٤), ٢ تسالونيكي ٢: ٣ (#٥), ٢ تسالونيكي ٢: ٣ (#٦), ٢ تسالونيكي ٢: ٣ (#٧), ٢ تسالونيكي ٢: ٤ (#١), ٢ تسالونيكي ٢: ٤ (#٢), ٢ تسالونيكي ٢: ٤ (#٣), 2 تسالونيكي 2: 5 (#1), ٢ تسالونيكي ٢: ٥ (#٢), ٢ تسالونيكي ٢: ٦ (#١), ٢ تسالونيكي ٢: ٦ (#٢), ٢ تسالونيكي ٢: ٧ (#١), ٢ تسالونيكي ٢: ٧ (#٢), ٢ تسالونيكي ٢: ٧ (#٣), ٢ تسالونيكي ٢: ٧ (#٤), 2 تسالونيكي 2: 7 (#5), ٢ تسالونيكي ٢: ٨ (#١), ٢ تسالونيكي ٢: ٨ (#٢), ٢ تسالونيكي ٢: ٨ (#٣), ٢ تسالونيكي ٢: ٩ (#١), ٢ تسالونيكي ٢: ٩ (#٢), ٢ تسالونيكي ٢: ٩ (#٣), ٢ تسالونيكي ٢: ٩ (#٤), ٢ تسالونيكي ٢: ٩ (#٥), ٢ تسالونيكي ٢: ١٠ (#١), ٢ تسالونيكي ٢: ١٠ (#٢), ٢ تسالونيكي ٢: ١٠ (#٣), ٢ تسالونيكي ٢: ١٠ (#٤), ٢ تسالونيكي ٢: ١٠ (#٥), ٢ تسالونيكي ٢: ١٠ (#٦), ٢ تسالونيكي ٢: ١٠ (#٧), 2 تسالونيكي 2: 11 (#1), ٢ تسالونيكي ٢: ١١ (#٢), ٢ تسالونيكي ٢: ١١ (#٣), ٢ تسالونيكي ٢: ١١ (#٤), ٢ تسالونيكي ٢: ١١ (#٥), ٢ تسالونيكي ٢: ١٢ (#١), ٢ تسالونيكي ٢: ١٢ (#٢), ٢ تسالونيكي ٢: ١٢ (#٣), ٢ تسالونيكي ٢: ١٢ (#٤), ٢ تسالونيكي ٢: ١٣ (#١), ٢ تسالونيكي ٢: ١٣ (#٢), ٢ تسالونيكي ٢: ١٣ (٣#), ٢ تسالونيكي ٢: ١٣ (#٤), ٢ تسالونيكي ٢: ١٣ (#٥), ٢ تسالونيكي ٢: ١٣ (#٦), ٢ تسالونيكي ٢: ١٣ (#٧), ٢ تسالونيكي ٢: ١٣ (#٨), ٢ تسالونيكي ٢: ١٤ (#١), ٢ تسالونيكي ٢: ١٤ (#٢), ٢ تسالونيكي ٢: ١٤ (#٣), ٢ تسالونيكي ٢: ١٥ (#١), ٢ تسالونيكي ٢: ١٥ (#٢), ٢ تسالونيكي ٢: ١٥ (#٣), ٢ تسالونيكي ٢: ١٥ (#٤), ٢ تسالونيكي ٢: ١٥ (#٥), ٢ تسالونيكي ٢: ١٥ (#٦), ٢ تسالونيكي ٢: ١٥ (#٧), ٢ تسالونيكي ٢: ١٥ (#٨), ٢ تسالونيكي ٢: ١٦ (#١), ٢ تسالونيكي ٢: ١٦ (#٢), ٢ تسالونيكي ٢: ١٦ (#٣), ٢ تسالونيكي ٢: ١٦ (#٤), ٢ تسالونيكي ٢: ١٦ (#٥), ٢ تسالونيكي ٢: ١٦ (#٦), ٢ تسالونيكي ٢: ١٧ (#١), ٢ تسالونيكي ٢: ١٧ (#٢), ٢ تسالونيكي ٣:١ (#١), ٢ تسالونيكي ٣: ١ (#٢), ٢ تسالونيكي ٣: ١ (#٣), ٢ تسالونيكي ٣: ١ (#٤), ٢ تسالونيكي ٣: ١ (#٥), ٢ تسالونيكي ٣: ١ (#٦), ٢ تسالونيكي ٣: ١ (#٧), ٢ تسالونيكي ٣: ٢ (#١), ٢ تسالونيكي ٣: ٢ (#٢), ٢ تسالونيكي ٣: ٢ (#٣), ٢ تسالونيكي ٣: ٢ (#٤), ٢ تسالونيكي ٣:٣ (#١), ٢ تسالونيكي ٣:٣ (#٢), ٢ تسالونيكي ٣: ٤ (#١), ٢ تسالونيكي ٣: ٤ (#٢), ٢ تسالونيكي ٣: ٥ (#١), ٢ تسالونيكي ٣: ٥ (#٢), ٢ تسالونيكي ٣: ٥ (#٣), ٢ تسالونيكي ٣: ٥ (#٤), ٢ تسالونيكي ٣: ٦ (#١), ٢ تسالونيكي ٣: ٦ (#٢), ٢ تسالونيكي ٣: ٦ (#٣), ٢ تسالونيكي ٣: ٦ (#٤), 2 تسالونيكي 3: 6 (#5), 2 تسالونيكي 3: 6 (#6), 2 تسالونيكي 3: 6 (#7), 2 تسالونيكي 3: 7 (#1), ٢ تسالونيكي ٣: ٧ (#٢), ٢ تسالونيكي ٣: ٨ (#١), ٢ تسالونيكي ٣: ٨ (#٢), ٢ تسالونيكي ٣: ٨ (#٣), ٢ تسالونيكي ٣: ٩ (#١), ٢ تسالونيكي ٣: ٩ (#٢), ٢ تسالونيكي ٣: ٩ (#٣), 2 تسالونيكي 3: 10 (#1), 2 تسالونيكي 3: 11 (#1), ٢ تسالونيكي ٣: ١١ (#٢), ٢ تسالونيكي ٣: ١٢ (#١), ٢ تسالونيكي ٣: ١٣ (#١), ٢ تسالونيكي ٣: ١٣ (#٢), ٢ تسالونيكي ٣: ١٣ (#٣), ٢ تسالونيكي ٣: ١٤ (#١), ٢ تسالونيكي ٣: ١٤ (#٢), ٢ تسالونيكي ٣: ١٤ (#٣), ٢ تسالونيكي ٣: ١٥ (#١), ٢ تسالونيكي ٣: ١٦ (#١), ٢ تسالونيكي ٣: ١٦ (#٢), ٢ تسالونيكي ٣: ١٦ (#٣), ٢ تسالونيكي ٣: ١٦ (#٤), ٢ تسالونيكي ٣: ١٧ (#١), 2 تسالونيكي 3: 17 (#2), ٢ تسالونيكي ٣: ١٧ (#٣), ٢ تسالونيكي ٣: ١٨ (١#)</w:t>
       </w:r>
       <w:r>
         <w:rPr>

--- a/arb/docx/53.content.docx
+++ b/arb/docx/53.content.docx
@@ -157,21 +157,6 @@
         <w:rPr>
           <w:lang w:val="ar_AE" w:bidi="ar_AE"/>
         </w:rPr>
-      </w:r>
-    </w:p>
-    <w:p>
-      <w:pPr>
-        <w:bidi/>
-      </w:pPr>
-      <w:r>
-        <w:rPr>
-          <w:lang w:val="ar_AE" w:bidi="ar_AE"/>
-        </w:rPr>
-      </w:r>
-      <w:r>
-        <w:rPr>
-          <w:lang w:val="ar_AE" w:bidi="ar_AE"/>
-        </w:rPr>
         <w:t xml:space="preserve"> </w:t>
       </w:r>
       <w:r>
@@ -241,23 +226,6 @@
           <w:b/>
           <w:lang w:val="ar_AE" w:bidi="ar_AE"/>
         </w:rPr>
-        <w:t>Σιλουανὸς</w:t>
-      </w:r>
-    </w:p>
-    <w:p>
-      <w:pPr>
-        <w:bidi/>
-      </w:pPr>
-      <w:r>
-        <w:rPr>
-          <w:lang w:val="ar_AE" w:bidi="ar_AE"/>
-        </w:rPr>
-      </w:r>
-      <w:r>
-        <w:rPr>
-          <w:b/>
-          <w:lang w:val="ar_AE" w:bidi="ar_AE"/>
-        </w:rPr>
         <w:t>"سِلْوَانُسُ"</w:t>
       </w:r>
     </w:p>
@@ -370,23 +338,6 @@
           <w:b/>
           <w:lang w:val="ar_AE" w:bidi="ar_AE"/>
         </w:rPr>
-        <w:t>Παῦλος, καὶ Σιλουανὸς, καὶ Τιμόθεος; τῇ ἐκκλησίᾳ</w:t>
-      </w:r>
-    </w:p>
-    <w:p>
-      <w:pPr>
-        <w:bidi/>
-      </w:pPr>
-      <w:r>
-        <w:rPr>
-          <w:lang w:val="ar_AE" w:bidi="ar_AE"/>
-        </w:rPr>
-      </w:r>
-      <w:r>
-        <w:rPr>
-          <w:b/>
-          <w:lang w:val="ar_AE" w:bidi="ar_AE"/>
-        </w:rPr>
         <w:t>"بُولُسُ وَسِلْوَانُسُ وَتِيمُوثَاوُسُ، إِلَى كَنِيسَةِ"</w:t>
       </w:r>
     </w:p>
@@ -479,23 +430,6 @@
           <w:b/>
           <w:lang w:val="ar_AE" w:bidi="ar_AE"/>
         </w:rPr>
-        <w:t>Παῦλος, καὶ Σιλουανὸς, καὶ Τιμόθεος</w:t>
-      </w:r>
-    </w:p>
-    <w:p>
-      <w:pPr>
-        <w:bidi/>
-      </w:pPr>
-      <w:r>
-        <w:rPr>
-          <w:lang w:val="ar_AE" w:bidi="ar_AE"/>
-        </w:rPr>
-      </w:r>
-      <w:r>
-        <w:rPr>
-          <w:b/>
-          <w:lang w:val="ar_AE" w:bidi="ar_AE"/>
-        </w:rPr>
         <w:t>"بُولُسُ وَسِلْوَانُسُ وَتِيمُوثَاوُسُ"</w:t>
       </w:r>
     </w:p>
@@ -614,23 +548,6 @@
           <w:b/>
           <w:lang w:val="ar_AE" w:bidi="ar_AE"/>
         </w:rPr>
-        <w:t>ἐν Θεῷ Πατρὶ ἡμῶν καὶ Κυρίῳ Ἰησοῦ Χριστῷ</w:t>
-      </w:r>
-    </w:p>
-    <w:p>
-      <w:pPr>
-        <w:bidi/>
-      </w:pPr>
-      <w:r>
-        <w:rPr>
-          <w:lang w:val="ar_AE" w:bidi="ar_AE"/>
-        </w:rPr>
-      </w:r>
-      <w:r>
-        <w:rPr>
-          <w:b/>
-          <w:lang w:val="ar_AE" w:bidi="ar_AE"/>
-        </w:rPr>
         <w:t>"فِي اللهِ أَبِينَا وَالرَّبِّ يَسُوعَ الْمَسِيحِ"</w:t>
       </w:r>
     </w:p>
@@ -723,23 +640,6 @@
           <w:b/>
           <w:lang w:val="ar_AE" w:bidi="ar_AE"/>
         </w:rPr>
-        <w:t>χάρις ὑμῖν καὶ εἰρήνη ἀπὸ Θεοῦ Πατρὸς καὶ Κυρίου Ἰησοῦ Χριστοῦ</w:t>
-      </w:r>
-    </w:p>
-    <w:p>
-      <w:pPr>
-        <w:bidi/>
-      </w:pPr>
-      <w:r>
-        <w:rPr>
-          <w:lang w:val="ar_AE" w:bidi="ar_AE"/>
-        </w:rPr>
-      </w:r>
-      <w:r>
-        <w:rPr>
-          <w:b/>
-          <w:lang w:val="ar_AE" w:bidi="ar_AE"/>
-        </w:rPr>
         <w:t>"نِعْمَةٌ لَكُمْ وَسَلاَمٌ مِنَ اللهِ أَبِينَا وَالرَّبِّ يَسُوعَ الْمَسِيحِ"</w:t>
       </w:r>
     </w:p>
@@ -832,23 +732,6 @@
           <w:b/>
           <w:lang w:val="ar_AE" w:bidi="ar_AE"/>
         </w:rPr>
-        <w:t>χάρις ὑμῖν καὶ εἰρήνη ἀπὸ Θεοῦ Πατρὸς καὶ Κυρίου Ἰησοῦ Χριστοῦ</w:t>
-      </w:r>
-    </w:p>
-    <w:p>
-      <w:pPr>
-        <w:bidi/>
-      </w:pPr>
-      <w:r>
-        <w:rPr>
-          <w:lang w:val="ar_AE" w:bidi="ar_AE"/>
-        </w:rPr>
-      </w:r>
-      <w:r>
-        <w:rPr>
-          <w:b/>
-          <w:lang w:val="ar_AE" w:bidi="ar_AE"/>
-        </w:rPr>
         <w:t>"نِعْمَةٌ لَكُمْ وَسَلاَمٌ مِنَ اللهِ أَبِينَا وَالرَّبِّ يَسُوعَ الْمَسِيحِ"</w:t>
       </w:r>
     </w:p>
@@ -1053,23 +936,6 @@
           <w:b/>
           <w:lang w:val="ar_AE" w:bidi="ar_AE"/>
         </w:rPr>
-        <w:t>εὐχαριστεῖν ὀφείλομεν &amp; πάντοτε</w:t>
-      </w:r>
-    </w:p>
-    <w:p>
-      <w:pPr>
-        <w:bidi/>
-      </w:pPr>
-      <w:r>
-        <w:rPr>
-          <w:lang w:val="ar_AE" w:bidi="ar_AE"/>
-        </w:rPr>
-      </w:r>
-      <w:r>
-        <w:rPr>
-          <w:b/>
-          <w:lang w:val="ar_AE" w:bidi="ar_AE"/>
-        </w:rPr>
         <w:t>"يَنْبَغِي لَنَا أَنْ نَشْكُرَ اللهَ كُلَّ حِينٍ"</w:t>
       </w:r>
     </w:p>
@@ -1179,23 +1045,6 @@
           <w:b/>
           <w:lang w:val="ar_AE" w:bidi="ar_AE"/>
         </w:rPr>
-        <w:t>εὐχαριστεῖν ὀφείλομεν τῷ Θεῷ πάντοτε</w:t>
-      </w:r>
-    </w:p>
-    <w:p>
-      <w:pPr>
-        <w:bidi/>
-      </w:pPr>
-      <w:r>
-        <w:rPr>
-          <w:lang w:val="ar_AE" w:bidi="ar_AE"/>
-        </w:rPr>
-      </w:r>
-      <w:r>
-        <w:rPr>
-          <w:b/>
-          <w:lang w:val="ar_AE" w:bidi="ar_AE"/>
-        </w:rPr>
         <w:t>"يَنْبَغِي لَنَا أَنْ نَشْكُرَ اللهَ كُلَّ حِينٍ"</w:t>
       </w:r>
     </w:p>
@@ -1301,23 +1150,6 @@
           <w:b/>
           <w:lang w:val="ar_AE" w:bidi="ar_AE"/>
         </w:rPr>
-        <w:t>εὐχαριστεῖν ὀφείλομεν τῷ Θεῷ πάντοτε περὶ ὑμῶν, ἀδελφοί</w:t>
-      </w:r>
-    </w:p>
-    <w:p>
-      <w:pPr>
-        <w:bidi/>
-      </w:pPr>
-      <w:r>
-        <w:rPr>
-          <w:lang w:val="ar_AE" w:bidi="ar_AE"/>
-        </w:rPr>
-      </w:r>
-      <w:r>
-        <w:rPr>
-          <w:b/>
-          <w:lang w:val="ar_AE" w:bidi="ar_AE"/>
-        </w:rPr>
         <w:t>"يَنْبَغِي لَنَا أَنْ نَشْكُرَ اللهَ كُلَّ حِينٍ مِنْ جِهَتِكُمْ أَيُّهَا الإِخْوَةُ"</w:t>
       </w:r>
     </w:p>
@@ -1410,23 +1242,6 @@
           <w:b/>
           <w:lang w:val="ar_AE" w:bidi="ar_AE"/>
         </w:rPr>
-        <w:t>ἀδελφοί</w:t>
-      </w:r>
-    </w:p>
-    <w:p>
-      <w:pPr>
-        <w:bidi/>
-      </w:pPr>
-      <w:r>
-        <w:rPr>
-          <w:lang w:val="ar_AE" w:bidi="ar_AE"/>
-        </w:rPr>
-      </w:r>
-      <w:r>
-        <w:rPr>
-          <w:b/>
-          <w:lang w:val="ar_AE" w:bidi="ar_AE"/>
-        </w:rPr>
         <w:t>"الإِخْوَةُ"</w:t>
       </w:r>
     </w:p>
@@ -1532,23 +1347,6 @@
           <w:b/>
           <w:lang w:val="ar_AE" w:bidi="ar_AE"/>
         </w:rPr>
-        <w:t>καθὼς ἄξιόν ἐστιν</w:t>
-      </w:r>
-    </w:p>
-    <w:p>
-      <w:pPr>
-        <w:bidi/>
-      </w:pPr>
-      <w:r>
-        <w:rPr>
-          <w:lang w:val="ar_AE" w:bidi="ar_AE"/>
-        </w:rPr>
-      </w:r>
-      <w:r>
-        <w:rPr>
-          <w:b/>
-          <w:lang w:val="ar_AE" w:bidi="ar_AE"/>
-        </w:rPr>
         <w:t>"كَمَا يَحِقُّ"</w:t>
       </w:r>
     </w:p>
@@ -1667,23 +1465,6 @@
           <w:b/>
           <w:lang w:val="ar_AE" w:bidi="ar_AE"/>
         </w:rPr>
-        <w:t>ὑπεραυξάνει ἡ πίστις ὑμῶν</w:t>
-      </w:r>
-    </w:p>
-    <w:p>
-      <w:pPr>
-        <w:bidi/>
-      </w:pPr>
-      <w:r>
-        <w:rPr>
-          <w:lang w:val="ar_AE" w:bidi="ar_AE"/>
-        </w:rPr>
-      </w:r>
-      <w:r>
-        <w:rPr>
-          <w:b/>
-          <w:lang w:val="ar_AE" w:bidi="ar_AE"/>
-        </w:rPr>
         <w:t>"إِيمَانَكُمْ يَنْمُو كَثِيرًا"</w:t>
       </w:r>
     </w:p>
@@ -1789,23 +1570,6 @@
           <w:b/>
           <w:lang w:val="ar_AE" w:bidi="ar_AE"/>
         </w:rPr>
-        <w:t>πλεονάζει ἡ ἀγάπη ἑνὸς ἑκάστου, πάντων ὑμῶν, εἰς ἀλλήλους</w:t>
-      </w:r>
-    </w:p>
-    <w:p>
-      <w:pPr>
-        <w:bidi/>
-      </w:pPr>
-      <w:r>
-        <w:rPr>
-          <w:lang w:val="ar_AE" w:bidi="ar_AE"/>
-        </w:rPr>
-      </w:r>
-      <w:r>
-        <w:rPr>
-          <w:b/>
-          <w:lang w:val="ar_AE" w:bidi="ar_AE"/>
-        </w:rPr>
         <w:t>"وَمَحَبَّةُ كُلِّ وَاحِدٍ مِنْكُمْ جَمِيعًا بَعْضِكُمْ لِبَعْضٍ تَزْدَادُ"</w:t>
       </w:r>
     </w:p>
@@ -1911,23 +1675,6 @@
           <w:b/>
           <w:lang w:val="ar_AE" w:bidi="ar_AE"/>
         </w:rPr>
-        <w:t>ἀλλήλους</w:t>
-      </w:r>
-    </w:p>
-    <w:p>
-      <w:pPr>
-        <w:bidi/>
-      </w:pPr>
-      <w:r>
-        <w:rPr>
-          <w:lang w:val="ar_AE" w:bidi="ar_AE"/>
-        </w:rPr>
-      </w:r>
-      <w:r>
-        <w:rPr>
-          <w:b/>
-          <w:lang w:val="ar_AE" w:bidi="ar_AE"/>
-        </w:rPr>
         <w:t>"بَعْضِكُمْ لِبَعْضٍ"</w:t>
       </w:r>
     </w:p>
@@ -2033,23 +1780,6 @@
           <w:b/>
           <w:lang w:val="ar_AE" w:bidi="ar_AE"/>
         </w:rPr>
-        <w:t>αὐτοὺς ἡμᾶς</w:t>
-      </w:r>
-    </w:p>
-    <w:p>
-      <w:pPr>
-        <w:bidi/>
-      </w:pPr>
-      <w:r>
-        <w:rPr>
-          <w:lang w:val="ar_AE" w:bidi="ar_AE"/>
-        </w:rPr>
-      </w:r>
-      <w:r>
-        <w:rPr>
-          <w:b/>
-          <w:lang w:val="ar_AE" w:bidi="ar_AE"/>
-        </w:rPr>
         <w:t>"نَحْنُ أَنْفُسَنَا"</w:t>
       </w:r>
     </w:p>
@@ -2168,23 +1898,6 @@
           <w:b/>
           <w:lang w:val="ar_AE" w:bidi="ar_AE"/>
         </w:rPr>
-        <w:t>τῆς ὑπομονῆς ὑμῶν, καὶ πίστεως</w:t>
-      </w:r>
-    </w:p>
-    <w:p>
-      <w:pPr>
-        <w:bidi/>
-      </w:pPr>
-      <w:r>
-        <w:rPr>
-          <w:lang w:val="ar_AE" w:bidi="ar_AE"/>
-        </w:rPr>
-      </w:r>
-      <w:r>
-        <w:rPr>
-          <w:b/>
-          <w:lang w:val="ar_AE" w:bidi="ar_AE"/>
-        </w:rPr>
         <w:t>"صَبْرِكُمْ وَإِيمَانِكُمْ"</w:t>
       </w:r>
     </w:p>
@@ -2303,23 +2016,6 @@
           <w:b/>
           <w:lang w:val="ar_AE" w:bidi="ar_AE"/>
         </w:rPr>
-        <w:t>ἐν πᾶσιν τοῖς διωγμοῖς ὑμῶν, καὶ ταῖς θλίψεσιν</w:t>
-      </w:r>
-    </w:p>
-    <w:p>
-      <w:pPr>
-        <w:bidi/>
-      </w:pPr>
-      <w:r>
-        <w:rPr>
-          <w:lang w:val="ar_AE" w:bidi="ar_AE"/>
-        </w:rPr>
-      </w:r>
-      <w:r>
-        <w:rPr>
-          <w:b/>
-          <w:lang w:val="ar_AE" w:bidi="ar_AE"/>
-        </w:rPr>
         <w:t>"فِي جَمِيعِ اضْطِهَادَاتِكُمْ وَالضِّيقَاتِ"</w:t>
       </w:r>
     </w:p>
@@ -2425,23 +2121,6 @@
           <w:b/>
           <w:lang w:val="ar_AE" w:bidi="ar_AE"/>
         </w:rPr>
-        <w:t>πίστεως ἐν πᾶσιν τοῖς διωγμοῖς ὑμῶν</w:t>
-      </w:r>
-    </w:p>
-    <w:p>
-      <w:pPr>
-        <w:bidi/>
-      </w:pPr>
-      <w:r>
-        <w:rPr>
-          <w:lang w:val="ar_AE" w:bidi="ar_AE"/>
-        </w:rPr>
-      </w:r>
-      <w:r>
-        <w:rPr>
-          <w:b/>
-          <w:lang w:val="ar_AE" w:bidi="ar_AE"/>
-        </w:rPr>
         <w:t>"إِيمَانِكُمْ فِي جَمِيعِ اضْطِهَادَاتِكُمْ"</w:t>
       </w:r>
     </w:p>
@@ -2547,23 +2226,6 @@
           <w:b/>
           <w:lang w:val="ar_AE" w:bidi="ar_AE"/>
         </w:rPr>
-        <w:t>ἔνδειγμα τῆς δικαίας κρίσεως τοῦ Θεοῦ, εἰς τὸ καταξιωθῆναι ὑμᾶς</w:t>
-      </w:r>
-    </w:p>
-    <w:p>
-      <w:pPr>
-        <w:bidi/>
-      </w:pPr>
-      <w:r>
-        <w:rPr>
-          <w:lang w:val="ar_AE" w:bidi="ar_AE"/>
-        </w:rPr>
-      </w:r>
-      <w:r>
-        <w:rPr>
-          <w:b/>
-          <w:lang w:val="ar_AE" w:bidi="ar_AE"/>
-        </w:rPr>
         <w:t>"بَيِّنَةً عَلَى قَضَاءِ اللهِ الْعَادِلِ، أَنَّكُمْ تُؤَهَّلُونَ"</w:t>
       </w:r>
     </w:p>
@@ -2663,23 +2325,6 @@
           <w:b/>
           <w:lang w:val="ar_AE" w:bidi="ar_AE"/>
         </w:rPr>
-        <w:t>εἰς τὸ καταξιωθῆναι ὑμᾶς τῆς Βασιλείας τοῦ Θεοῦ</w:t>
-      </w:r>
-    </w:p>
-    <w:p>
-      <w:pPr>
-        <w:bidi/>
-      </w:pPr>
-      <w:r>
-        <w:rPr>
-          <w:lang w:val="ar_AE" w:bidi="ar_AE"/>
-        </w:rPr>
-      </w:r>
-      <w:r>
-        <w:rPr>
-          <w:b/>
-          <w:lang w:val="ar_AE" w:bidi="ar_AE"/>
-        </w:rPr>
         <w:t>"أَنَّكُمْ تُؤَهَّلُونَ لِمَلَكُوتِ اللهِ"</w:t>
       </w:r>
     </w:p>
@@ -2772,23 +2417,6 @@
           <w:b/>
           <w:lang w:val="ar_AE" w:bidi="ar_AE"/>
         </w:rPr>
-        <w:t>ὑπὲρ ἧς καὶ πάσχετε</w:t>
-      </w:r>
-    </w:p>
-    <w:p>
-      <w:pPr>
-        <w:bidi/>
-      </w:pPr>
-      <w:r>
-        <w:rPr>
-          <w:lang w:val="ar_AE" w:bidi="ar_AE"/>
-        </w:rPr>
-      </w:r>
-      <w:r>
-        <w:rPr>
-          <w:b/>
-          <w:lang w:val="ar_AE" w:bidi="ar_AE"/>
-        </w:rPr>
         <w:t>"الَّذِي لأَجْلِهِ تَتَأَلَّمُونَ أَيْضًا"</w:t>
       </w:r>
     </w:p>
@@ -2894,23 +2522,6 @@
           <w:b/>
           <w:lang w:val="ar_AE" w:bidi="ar_AE"/>
         </w:rPr>
-        <w:t>εἴπερ δίκαιον παρὰ Θεῷ</w:t>
-      </w:r>
-    </w:p>
-    <w:p>
-      <w:pPr>
-        <w:bidi/>
-      </w:pPr>
-      <w:r>
-        <w:rPr>
-          <w:lang w:val="ar_AE" w:bidi="ar_AE"/>
-        </w:rPr>
-      </w:r>
-      <w:r>
-        <w:rPr>
-          <w:b/>
-          <w:lang w:val="ar_AE" w:bidi="ar_AE"/>
-        </w:rPr>
         <w:t>"إِذْ هُوَ عَادِلٌ عِنْدَ اللهِ"</w:t>
       </w:r>
     </w:p>
@@ -3003,23 +2614,6 @@
           <w:b/>
           <w:lang w:val="ar_AE" w:bidi="ar_AE"/>
         </w:rPr>
-        <w:t>παρὰ Θεῷ, ἀνταποδοῦναι τοῖς θλίβουσιν ὑμᾶς θλῖψιν</w:t>
-      </w:r>
-    </w:p>
-    <w:p>
-      <w:pPr>
-        <w:bidi/>
-      </w:pPr>
-      <w:r>
-        <w:rPr>
-          <w:lang w:val="ar_AE" w:bidi="ar_AE"/>
-        </w:rPr>
-      </w:r>
-      <w:r>
-        <w:rPr>
-          <w:b/>
-          <w:lang w:val="ar_AE" w:bidi="ar_AE"/>
-        </w:rPr>
         <w:t>"أَنَّ الَّذِينَ يُضَايِقُونَكُمْ يُجَازِيهِمْ ضِيقًا"</w:t>
       </w:r>
     </w:p>
@@ -3125,23 +2719,6 @@
           <w:b/>
           <w:lang w:val="ar_AE" w:bidi="ar_AE"/>
         </w:rPr>
-        <w:t>ἀνταποδοῦναι τοῖς θλίβουσιν ὑμᾶς θλῖψιν</w:t>
-      </w:r>
-    </w:p>
-    <w:p>
-      <w:pPr>
-        <w:bidi/>
-      </w:pPr>
-      <w:r>
-        <w:rPr>
-          <w:lang w:val="ar_AE" w:bidi="ar_AE"/>
-        </w:rPr>
-      </w:r>
-      <w:r>
-        <w:rPr>
-          <w:b/>
-          <w:lang w:val="ar_AE" w:bidi="ar_AE"/>
-        </w:rPr>
         <w:t>"الَّذِينَ يُضَايِقُونَكُمْ يُجَازِيهِمْ ضِيقًا"</w:t>
       </w:r>
     </w:p>
@@ -3247,23 +2824,6 @@
           <w:b/>
           <w:lang w:val="ar_AE" w:bidi="ar_AE"/>
         </w:rPr>
-        <w:t>καὶ ὑμῖν &amp; ἄνεσιν</w:t>
-      </w:r>
-    </w:p>
-    <w:p>
-      <w:pPr>
-        <w:bidi/>
-      </w:pPr>
-      <w:r>
-        <w:rPr>
-          <w:lang w:val="ar_AE" w:bidi="ar_AE"/>
-        </w:rPr>
-      </w:r>
-      <w:r>
-        <w:rPr>
-          <w:b/>
-          <w:lang w:val="ar_AE" w:bidi="ar_AE"/>
-        </w:rPr>
         <w:t>"وَإِيَّاكُمُ ... رَاحَةً"</w:t>
       </w:r>
     </w:p>
@@ -3369,23 +2929,6 @@
           <w:b/>
           <w:lang w:val="ar_AE" w:bidi="ar_AE"/>
         </w:rPr>
-        <w:t>καὶ ὑμῖν τοῖς θλιβομένοις, ἄνεσιν μεθ’ ἡμῶν</w:t>
-      </w:r>
-    </w:p>
-    <w:p>
-      <w:pPr>
-        <w:bidi/>
-      </w:pPr>
-      <w:r>
-        <w:rPr>
-          <w:lang w:val="ar_AE" w:bidi="ar_AE"/>
-        </w:rPr>
-      </w:r>
-      <w:r>
-        <w:rPr>
-          <w:b/>
-          <w:lang w:val="ar_AE" w:bidi="ar_AE"/>
-        </w:rPr>
         <w:t>"وَإِيَّاكُمُ الَّذِينَ تَتَضَايَقُونَ رَاحَةً مَعَنَا"</w:t>
       </w:r>
     </w:p>
@@ -3504,23 +3047,6 @@
           <w:b/>
           <w:lang w:val="ar_AE" w:bidi="ar_AE"/>
         </w:rPr>
-        <w:t>ὑμῖν &amp; ἄνεσιν</w:t>
-      </w:r>
-    </w:p>
-    <w:p>
-      <w:pPr>
-        <w:bidi/>
-      </w:pPr>
-      <w:r>
-        <w:rPr>
-          <w:lang w:val="ar_AE" w:bidi="ar_AE"/>
-        </w:rPr>
-      </w:r>
-      <w:r>
-        <w:rPr>
-          <w:b/>
-          <w:lang w:val="ar_AE" w:bidi="ar_AE"/>
-        </w:rPr>
         <w:t>"رَاحَةً"</w:t>
       </w:r>
     </w:p>
@@ -3626,23 +3152,6 @@
           <w:b/>
           <w:lang w:val="ar_AE" w:bidi="ar_AE"/>
         </w:rPr>
-        <w:t>τοῖς θλιβομένοις</w:t>
-      </w:r>
-    </w:p>
-    <w:p>
-      <w:pPr>
-        <w:bidi/>
-      </w:pPr>
-      <w:r>
-        <w:rPr>
-          <w:lang w:val="ar_AE" w:bidi="ar_AE"/>
-        </w:rPr>
-      </w:r>
-      <w:r>
-        <w:rPr>
-          <w:b/>
-          <w:lang w:val="ar_AE" w:bidi="ar_AE"/>
-        </w:rPr>
         <w:t>"الَّذِينَ تَتَضَايَقُونَ"</w:t>
       </w:r>
     </w:p>
@@ -3735,23 +3244,6 @@
           <w:b/>
           <w:lang w:val="ar_AE" w:bidi="ar_AE"/>
         </w:rPr>
-        <w:t>ἐν τῇ ἀποκαλύψει τοῦ Κυρίου Ἰησοῦ</w:t>
-      </w:r>
-    </w:p>
-    <w:p>
-      <w:pPr>
-        <w:bidi/>
-      </w:pPr>
-      <w:r>
-        <w:rPr>
-          <w:lang w:val="ar_AE" w:bidi="ar_AE"/>
-        </w:rPr>
-      </w:r>
-      <w:r>
-        <w:rPr>
-          <w:b/>
-          <w:lang w:val="ar_AE" w:bidi="ar_AE"/>
-        </w:rPr>
         <w:t>"عِنْدَ اسْتِعْلاَنِ الرَّبِّ يَسُوعَ"</w:t>
       </w:r>
     </w:p>
@@ -3857,23 +3349,6 @@
           <w:b/>
           <w:lang w:val="ar_AE" w:bidi="ar_AE"/>
         </w:rPr>
-        <w:t>διδόντος ἐκδίκησιν τοῖς</w:t>
-      </w:r>
-    </w:p>
-    <w:p>
-      <w:pPr>
-        <w:bidi/>
-      </w:pPr>
-      <w:r>
-        <w:rPr>
-          <w:lang w:val="ar_AE" w:bidi="ar_AE"/>
-        </w:rPr>
-      </w:r>
-      <w:r>
-        <w:rPr>
-          <w:b/>
-          <w:lang w:val="ar_AE" w:bidi="ar_AE"/>
-        </w:rPr>
         <w:t>"نَقْمَةً لِلَّذِينَ"</w:t>
       </w:r>
     </w:p>
@@ -3979,23 +3454,6 @@
           <w:b/>
           <w:lang w:val="ar_AE" w:bidi="ar_AE"/>
         </w:rPr>
-        <w:t>τοῖς μὴ εἰδόσι Θεὸν</w:t>
-      </w:r>
-    </w:p>
-    <w:p>
-      <w:pPr>
-        <w:bidi/>
-      </w:pPr>
-      <w:r>
-        <w:rPr>
-          <w:lang w:val="ar_AE" w:bidi="ar_AE"/>
-        </w:rPr>
-      </w:r>
-      <w:r>
-        <w:rPr>
-          <w:b/>
-          <w:lang w:val="ar_AE" w:bidi="ar_AE"/>
-        </w:rPr>
         <w:t>"لِلَّذِينَ لاَ يَعْرِفُونَ اللهَ"</w:t>
       </w:r>
     </w:p>
@@ -4101,23 +3559,6 @@
           <w:b/>
           <w:lang w:val="ar_AE" w:bidi="ar_AE"/>
         </w:rPr>
-        <w:t>καὶ τοῖς μὴ ὑπακούουσιν τῷ εὐαγγελίῳ</w:t>
-      </w:r>
-    </w:p>
-    <w:p>
-      <w:pPr>
-        <w:bidi/>
-      </w:pPr>
-      <w:r>
-        <w:rPr>
-          <w:lang w:val="ar_AE" w:bidi="ar_AE"/>
-        </w:rPr>
-      </w:r>
-      <w:r>
-        <w:rPr>
-          <w:b/>
-          <w:lang w:val="ar_AE" w:bidi="ar_AE"/>
-        </w:rPr>
         <w:t>"وَالَّذِينَ لاَ يُطِيعُونَ إِنْجِيلَ"</w:t>
       </w:r>
     </w:p>
@@ -4236,23 +3677,6 @@
           <w:b/>
           <w:lang w:val="ar_AE" w:bidi="ar_AE"/>
         </w:rPr>
-        <w:t>ὑπακούουσιν τῷ εὐαγγελίῳ</w:t>
-      </w:r>
-    </w:p>
-    <w:p>
-      <w:pPr>
-        <w:bidi/>
-      </w:pPr>
-      <w:r>
-        <w:rPr>
-          <w:lang w:val="ar_AE" w:bidi="ar_AE"/>
-        </w:rPr>
-      </w:r>
-      <w:r>
-        <w:rPr>
-          <w:b/>
-          <w:lang w:val="ar_AE" w:bidi="ar_AE"/>
-        </w:rPr>
         <w:t>"يُطِيعُونَ إِنْجِيلَ"</w:t>
       </w:r>
     </w:p>
@@ -4358,23 +3782,6 @@
           <w:b/>
           <w:lang w:val="ar_AE" w:bidi="ar_AE"/>
         </w:rPr>
-        <w:t>τῷ εὐαγγελίῳ τοῦ Κυρίου ἡμῶν, Ἰησοῦ</w:t>
-      </w:r>
-    </w:p>
-    <w:p>
-      <w:pPr>
-        <w:bidi/>
-      </w:pPr>
-      <w:r>
-        <w:rPr>
-          <w:lang w:val="ar_AE" w:bidi="ar_AE"/>
-        </w:rPr>
-      </w:r>
-      <w:r>
-        <w:rPr>
-          <w:b/>
-          <w:lang w:val="ar_AE" w:bidi="ar_AE"/>
-        </w:rPr>
         <w:t>"إِنْجِيلَ رَبِّنَا يَسُوعَ"</w:t>
       </w:r>
     </w:p>
@@ -4493,23 +3900,6 @@
           <w:b/>
           <w:lang w:val="ar_AE" w:bidi="ar_AE"/>
         </w:rPr>
-        <w:t>οἵτινες δίκην τίσουσιν</w:t>
-      </w:r>
-    </w:p>
-    <w:p>
-      <w:pPr>
-        <w:bidi/>
-      </w:pPr>
-      <w:r>
-        <w:rPr>
-          <w:lang w:val="ar_AE" w:bidi="ar_AE"/>
-        </w:rPr>
-      </w:r>
-      <w:r>
-        <w:rPr>
-          <w:b/>
-          <w:lang w:val="ar_AE" w:bidi="ar_AE"/>
-        </w:rPr>
         <w:t>"الَّذِينَ سَيُعَاقَبُونَ"</w:t>
       </w:r>
     </w:p>
@@ -4615,23 +4005,6 @@
           <w:b/>
           <w:lang w:val="ar_AE" w:bidi="ar_AE"/>
         </w:rPr>
-        <w:t>οἵτινες δίκην τίσουσιν</w:t>
-      </w:r>
-    </w:p>
-    <w:p>
-      <w:pPr>
-        <w:bidi/>
-      </w:pPr>
-      <w:r>
-        <w:rPr>
-          <w:lang w:val="ar_AE" w:bidi="ar_AE"/>
-        </w:rPr>
-      </w:r>
-      <w:r>
-        <w:rPr>
-          <w:b/>
-          <w:lang w:val="ar_AE" w:bidi="ar_AE"/>
-        </w:rPr>
         <w:t>"الَّذِينَ سَيُعَاقَبُونَ"</w:t>
       </w:r>
     </w:p>
@@ -4737,23 +4110,6 @@
           <w:b/>
           <w:lang w:val="ar_AE" w:bidi="ar_AE"/>
         </w:rPr>
-        <w:t>δίκην τίσουσιν</w:t>
-      </w:r>
-    </w:p>
-    <w:p>
-      <w:pPr>
-        <w:bidi/>
-      </w:pPr>
-      <w:r>
-        <w:rPr>
-          <w:lang w:val="ar_AE" w:bidi="ar_AE"/>
-        </w:rPr>
-      </w:r>
-      <w:r>
-        <w:rPr>
-          <w:b/>
-          <w:lang w:val="ar_AE" w:bidi="ar_AE"/>
-        </w:rPr>
         <w:t>"سَيُعَاقَبُونَ"</w:t>
       </w:r>
     </w:p>
@@ -4859,23 +4215,6 @@
           <w:b/>
           <w:lang w:val="ar_AE" w:bidi="ar_AE"/>
         </w:rPr>
-        <w:t>ὄλεθρον αἰώνιον</w:t>
-      </w:r>
-    </w:p>
-    <w:p>
-      <w:pPr>
-        <w:bidi/>
-      </w:pPr>
-      <w:r>
-        <w:rPr>
-          <w:lang w:val="ar_AE" w:bidi="ar_AE"/>
-        </w:rPr>
-      </w:r>
-      <w:r>
-        <w:rPr>
-          <w:b/>
-          <w:lang w:val="ar_AE" w:bidi="ar_AE"/>
-        </w:rPr>
         <w:t>"بِهَلاَكٍ أَبَدِيٍّ"</w:t>
       </w:r>
     </w:p>
@@ -5020,23 +4359,6 @@
           <w:b/>
           <w:lang w:val="ar_AE" w:bidi="ar_AE"/>
         </w:rPr>
-        <w:t>ἀπὸ προσώπου τοῦ Κυρίου</w:t>
-      </w:r>
-    </w:p>
-    <w:p>
-      <w:pPr>
-        <w:bidi/>
-      </w:pPr>
-      <w:r>
-        <w:rPr>
-          <w:lang w:val="ar_AE" w:bidi="ar_AE"/>
-        </w:rPr>
-      </w:r>
-      <w:r>
-        <w:rPr>
-          <w:b/>
-          <w:lang w:val="ar_AE" w:bidi="ar_AE"/>
-        </w:rPr>
         <w:t>"مِنْ وَجْهِ الرَّبِّ"</w:t>
       </w:r>
     </w:p>
@@ -5142,23 +4464,6 @@
           <w:b/>
           <w:lang w:val="ar_AE" w:bidi="ar_AE"/>
         </w:rPr>
-        <w:t>τῆς δόξης τῆς ἰσχύος αὐτοῦ</w:t>
-      </w:r>
-    </w:p>
-    <w:p>
-      <w:pPr>
-        <w:bidi/>
-      </w:pPr>
-      <w:r>
-        <w:rPr>
-          <w:lang w:val="ar_AE" w:bidi="ar_AE"/>
-        </w:rPr>
-      </w:r>
-      <w:r>
-        <w:rPr>
-          <w:b/>
-          <w:lang w:val="ar_AE" w:bidi="ar_AE"/>
-        </w:rPr>
         <w:t>"مَجْدِ قُوَّتِهِ"</w:t>
       </w:r>
     </w:p>
@@ -5290,23 +4595,6 @@
           <w:b/>
           <w:lang w:val="ar_AE" w:bidi="ar_AE"/>
         </w:rPr>
-        <w:t>τῆς δόξης τῆς ἰσχύος αὐτοῦ</w:t>
-      </w:r>
-    </w:p>
-    <w:p>
-      <w:pPr>
-        <w:bidi/>
-      </w:pPr>
-      <w:r>
-        <w:rPr>
-          <w:lang w:val="ar_AE" w:bidi="ar_AE"/>
-        </w:rPr>
-      </w:r>
-      <w:r>
-        <w:rPr>
-          <w:b/>
-          <w:lang w:val="ar_AE" w:bidi="ar_AE"/>
-        </w:rPr>
         <w:t>"مَجْدِ قُوَّتِهِ"</w:t>
       </w:r>
     </w:p>
@@ -5425,23 +4713,6 @@
           <w:b/>
           <w:lang w:val="ar_AE" w:bidi="ar_AE"/>
         </w:rPr>
-        <w:t>ὅταν ἔλθῃ &amp; ἐν τῇ ἡμέρᾳ ἐκείνῃ</w:t>
-      </w:r>
-    </w:p>
-    <w:p>
-      <w:pPr>
-        <w:bidi/>
-      </w:pPr>
-      <w:r>
-        <w:rPr>
-          <w:lang w:val="ar_AE" w:bidi="ar_AE"/>
-        </w:rPr>
-      </w:r>
-      <w:r>
-        <w:rPr>
-          <w:b/>
-          <w:lang w:val="ar_AE" w:bidi="ar_AE"/>
-        </w:rPr>
         <w:t>"مَتَى جَاءَ...فِي ذلِكَ الْيَوْمِ"</w:t>
       </w:r>
     </w:p>
@@ -5547,23 +4818,6 @@
           <w:b/>
           <w:lang w:val="ar_AE" w:bidi="ar_AE"/>
         </w:rPr>
-        <w:t>ἐνδοξασθῆναι ἐν τοῖς ἁγίοις αὐτοῦ, καὶ θαυμασθῆναι ἐν πᾶσιν τοῖς πιστεύσασιν</w:t>
-      </w:r>
-    </w:p>
-    <w:p>
-      <w:pPr>
-        <w:bidi/>
-      </w:pPr>
-      <w:r>
-        <w:rPr>
-          <w:lang w:val="ar_AE" w:bidi="ar_AE"/>
-        </w:rPr>
-      </w:r>
-      <w:r>
-        <w:rPr>
-          <w:b/>
-          <w:lang w:val="ar_AE" w:bidi="ar_AE"/>
-        </w:rPr>
         <w:t>"لِيَتَمَجَّدَ فِي قِدِّيسِيهِ وَيُتَعَجَّبَ مِنْهُ فِي جَمِيعِ الْمُؤْمِنِينَ"</w:t>
       </w:r>
     </w:p>
@@ -5656,23 +4910,6 @@
           <w:b/>
           <w:lang w:val="ar_AE" w:bidi="ar_AE"/>
         </w:rPr>
-        <w:t>ἐνδοξασθῆναι ἐν τοῖς ἁγίοις αὐτοῦ, καὶ θαυμασθῆναι</w:t>
-      </w:r>
-    </w:p>
-    <w:p>
-      <w:pPr>
-        <w:bidi/>
-      </w:pPr>
-      <w:r>
-        <w:rPr>
-          <w:lang w:val="ar_AE" w:bidi="ar_AE"/>
-        </w:rPr>
-      </w:r>
-      <w:r>
-        <w:rPr>
-          <w:b/>
-          <w:lang w:val="ar_AE" w:bidi="ar_AE"/>
-        </w:rPr>
         <w:t>"لِيَتَمَجَّدَ فِي قِدِّيسِيهِ وَيُتَعَجَّبَ مِنْهُ"</w:t>
       </w:r>
     </w:p>
@@ -5778,23 +5015,6 @@
           <w:b/>
           <w:lang w:val="ar_AE" w:bidi="ar_AE"/>
         </w:rPr>
-        <w:t>ἐνδοξασθῆναι ἐν τοῖς ἁγίοις αὐτοῦ, καὶ θαυμασθῆναι ἐν πᾶσιν τοῖς πιστεύσασιν</w:t>
-      </w:r>
-    </w:p>
-    <w:p>
-      <w:pPr>
-        <w:bidi/>
-      </w:pPr>
-      <w:r>
-        <w:rPr>
-          <w:lang w:val="ar_AE" w:bidi="ar_AE"/>
-        </w:rPr>
-      </w:r>
-      <w:r>
-        <w:rPr>
-          <w:b/>
-          <w:lang w:val="ar_AE" w:bidi="ar_AE"/>
-        </w:rPr>
         <w:t>"لِيَتَمَجَّدَ فِي قِدِّيسِيهِ وَيُتَعَجَّبَ مِنْهُ فِي جَمِيعِ الْمُؤْمِنِينَ"</w:t>
       </w:r>
     </w:p>
@@ -5891,23 +5111,6 @@
           <w:b/>
           <w:lang w:val="ar_AE" w:bidi="ar_AE"/>
         </w:rPr>
-        <w:t>ἐπιστεύθη τὸ μαρτύριον ἡμῶν ἐφ’ ὑμᾶς</w:t>
-      </w:r>
-    </w:p>
-    <w:p>
-      <w:pPr>
-        <w:bidi/>
-      </w:pPr>
-      <w:r>
-        <w:rPr>
-          <w:lang w:val="ar_AE" w:bidi="ar_AE"/>
-        </w:rPr>
-      </w:r>
-      <w:r>
-        <w:rPr>
-          <w:b/>
-          <w:lang w:val="ar_AE" w:bidi="ar_AE"/>
-        </w:rPr>
         <w:t>"لأَنَّ شَهَادَتَنَا عِنْدَكُمْ صُدِّقَتْ"</w:t>
       </w:r>
     </w:p>
@@ -6000,23 +5203,6 @@
           <w:b/>
           <w:lang w:val="ar_AE" w:bidi="ar_AE"/>
         </w:rPr>
-        <w:t>εἰς ὃ</w:t>
-      </w:r>
-    </w:p>
-    <w:p>
-      <w:pPr>
-        <w:bidi/>
-      </w:pPr>
-      <w:r>
-        <w:rPr>
-          <w:lang w:val="ar_AE" w:bidi="ar_AE"/>
-        </w:rPr>
-      </w:r>
-      <w:r>
-        <w:rPr>
-          <w:b/>
-          <w:lang w:val="ar_AE" w:bidi="ar_AE"/>
-        </w:rPr>
         <w:t>"الأَمْرُ الَّذِي لأَجْلِهِ"</w:t>
       </w:r>
     </w:p>
@@ -6122,23 +5308,6 @@
           <w:b/>
           <w:lang w:val="ar_AE" w:bidi="ar_AE"/>
         </w:rPr>
-        <w:t>καὶ προσευχόμεθα πάντοτε περὶ ὑμῶν</w:t>
-      </w:r>
-    </w:p>
-    <w:p>
-      <w:pPr>
-        <w:bidi/>
-      </w:pPr>
-      <w:r>
-        <w:rPr>
-          <w:lang w:val="ar_AE" w:bidi="ar_AE"/>
-        </w:rPr>
-      </w:r>
-      <w:r>
-        <w:rPr>
-          <w:b/>
-          <w:lang w:val="ar_AE" w:bidi="ar_AE"/>
-        </w:rPr>
         <w:t>"نُصَلِّي أَيْضًا كُلَّ حِينٍ مِنْ جِهَتِكُمْ"</w:t>
       </w:r>
     </w:p>
@@ -6244,23 +5413,6 @@
           <w:b/>
           <w:lang w:val="ar_AE" w:bidi="ar_AE"/>
         </w:rPr>
-        <w:t>τῆς κλήσεως</w:t>
-      </w:r>
-    </w:p>
-    <w:p>
-      <w:pPr>
-        <w:bidi/>
-      </w:pPr>
-      <w:r>
-        <w:rPr>
-          <w:lang w:val="ar_AE" w:bidi="ar_AE"/>
-        </w:rPr>
-      </w:r>
-      <w:r>
-        <w:rPr>
-          <w:b/>
-          <w:lang w:val="ar_AE" w:bidi="ar_AE"/>
-        </w:rPr>
         <w:t>"لِلدَّعْوَةِ"</w:t>
       </w:r>
     </w:p>
@@ -6366,23 +5518,6 @@
           <w:b/>
           <w:lang w:val="ar_AE" w:bidi="ar_AE"/>
         </w:rPr>
-        <w:t>πληρώσῃ πᾶσαν εὐδοκίαν ἀγαθωσύνης, καὶ ἔργον πίστεως ἐν δυνάμει</w:t>
-      </w:r>
-    </w:p>
-    <w:p>
-      <w:pPr>
-        <w:bidi/>
-      </w:pPr>
-      <w:r>
-        <w:rPr>
-          <w:lang w:val="ar_AE" w:bidi="ar_AE"/>
-        </w:rPr>
-      </w:r>
-      <w:r>
-        <w:rPr>
-          <w:b/>
-          <w:lang w:val="ar_AE" w:bidi="ar_AE"/>
-        </w:rPr>
         <w:t>"وَيُكَمِّلَ كُلَّ مَسَرَّةِ الصَّلاَحِ وَعَمَلَ الإِيمَانِ بِقُوَّةٍ"</w:t>
       </w:r>
     </w:p>
@@ -6488,23 +5623,6 @@
           <w:b/>
           <w:lang w:val="ar_AE" w:bidi="ar_AE"/>
         </w:rPr>
-        <w:t>καὶ πληρώσῃ</w:t>
-      </w:r>
-    </w:p>
-    <w:p>
-      <w:pPr>
-        <w:bidi/>
-      </w:pPr>
-      <w:r>
-        <w:rPr>
-          <w:lang w:val="ar_AE" w:bidi="ar_AE"/>
-        </w:rPr>
-      </w:r>
-      <w:r>
-        <w:rPr>
-          <w:b/>
-          <w:lang w:val="ar_AE" w:bidi="ar_AE"/>
-        </w:rPr>
         <w:t>"وَيُكَمِّلَ"</w:t>
       </w:r>
     </w:p>
@@ -6636,23 +5754,6 @@
           <w:b/>
           <w:lang w:val="ar_AE" w:bidi="ar_AE"/>
         </w:rPr>
-        <w:t>ὅπως</w:t>
-      </w:r>
-    </w:p>
-    <w:p>
-      <w:pPr>
-        <w:bidi/>
-      </w:pPr>
-      <w:r>
-        <w:rPr>
-          <w:lang w:val="ar_AE" w:bidi="ar_AE"/>
-        </w:rPr>
-      </w:r>
-      <w:r>
-        <w:rPr>
-          <w:b/>
-          <w:lang w:val="ar_AE" w:bidi="ar_AE"/>
-        </w:rPr>
         <w:t>"لِكَيْ"</w:t>
       </w:r>
     </w:p>
@@ -6758,23 +5859,6 @@
           <w:b/>
           <w:lang w:val="ar_AE" w:bidi="ar_AE"/>
         </w:rPr>
-        <w:t>τὸ ὄνομα τοῦ Κυρίου ἡμῶν, Ἰησοῦ</w:t>
-      </w:r>
-    </w:p>
-    <w:p>
-      <w:pPr>
-        <w:bidi/>
-      </w:pPr>
-      <w:r>
-        <w:rPr>
-          <w:lang w:val="ar_AE" w:bidi="ar_AE"/>
-        </w:rPr>
-      </w:r>
-      <w:r>
-        <w:rPr>
-          <w:b/>
-          <w:lang w:val="ar_AE" w:bidi="ar_AE"/>
-        </w:rPr>
         <w:t>"اسْمُ رَبِّنَا يَسُوعَ الْمَسِيحِ"</w:t>
       </w:r>
     </w:p>
@@ -6880,23 +5964,6 @@
           <w:b/>
           <w:lang w:val="ar_AE" w:bidi="ar_AE"/>
         </w:rPr>
-        <w:t>ὅπως ἐνδοξασθῇ τὸ ὄνομα τοῦ Κυρίου ἡμῶν, Ἰησοῦ, ἐν ὑμῖν</w:t>
-      </w:r>
-    </w:p>
-    <w:p>
-      <w:pPr>
-        <w:bidi/>
-      </w:pPr>
-      <w:r>
-        <w:rPr>
-          <w:lang w:val="ar_AE" w:bidi="ar_AE"/>
-        </w:rPr>
-      </w:r>
-      <w:r>
-        <w:rPr>
-          <w:b/>
-          <w:lang w:val="ar_AE" w:bidi="ar_AE"/>
-        </w:rPr>
         <w:t>"لِكَيْ يَتَمَجَّدَ اسْمُ رَبِّنَا يَسُوعَ الْمَسِيحِ فِيكُمْ"</w:t>
       </w:r>
     </w:p>
@@ -6989,23 +6056,6 @@
           <w:b/>
           <w:lang w:val="ar_AE" w:bidi="ar_AE"/>
         </w:rPr>
-        <w:t>καὶ ὑμεῖς ἐν αὐτῷ</w:t>
-      </w:r>
-    </w:p>
-    <w:p>
-      <w:pPr>
-        <w:bidi/>
-      </w:pPr>
-      <w:r>
-        <w:rPr>
-          <w:lang w:val="ar_AE" w:bidi="ar_AE"/>
-        </w:rPr>
-      </w:r>
-      <w:r>
-        <w:rPr>
-          <w:b/>
-          <w:lang w:val="ar_AE" w:bidi="ar_AE"/>
-        </w:rPr>
         <w:t>"وَأَنْتُمْ فِيهِ"</w:t>
       </w:r>
     </w:p>
@@ -7098,23 +6148,6 @@
           <w:b/>
           <w:lang w:val="ar_AE" w:bidi="ar_AE"/>
         </w:rPr>
-        <w:t>καὶ ὑμεῖς ἐν αὐτῷ</w:t>
-      </w:r>
-    </w:p>
-    <w:p>
-      <w:pPr>
-        <w:bidi/>
-      </w:pPr>
-      <w:r>
-        <w:rPr>
-          <w:lang w:val="ar_AE" w:bidi="ar_AE"/>
-        </w:rPr>
-      </w:r>
-      <w:r>
-        <w:rPr>
-          <w:b/>
-          <w:lang w:val="ar_AE" w:bidi="ar_AE"/>
-        </w:rPr>
         <w:t>"وَأَنْتُمْ فِيهِ"</w:t>
       </w:r>
     </w:p>
@@ -7220,23 +6253,6 @@
           <w:b/>
           <w:lang w:val="ar_AE" w:bidi="ar_AE"/>
         </w:rPr>
-        <w:t>κατὰ τὴν χάριν τοῦ Θεοῦ ἡμῶν</w:t>
-      </w:r>
-    </w:p>
-    <w:p>
-      <w:pPr>
-        <w:bidi/>
-      </w:pPr>
-      <w:r>
-        <w:rPr>
-          <w:lang w:val="ar_AE" w:bidi="ar_AE"/>
-        </w:rPr>
-      </w:r>
-      <w:r>
-        <w:rPr>
-          <w:b/>
-          <w:lang w:val="ar_AE" w:bidi="ar_AE"/>
-        </w:rPr>
         <w:t>"بِنِعْمَةِ إِلهِنَا"</w:t>
       </w:r>
     </w:p>
@@ -7342,23 +6358,6 @@
           <w:b/>
           <w:lang w:val="ar_AE" w:bidi="ar_AE"/>
         </w:rPr>
-        <w:t>τοῦ Θεοῦ ἡμῶν καὶ Κυρίου Ἰησοῦ Χριστοῦ</w:t>
-      </w:r>
-    </w:p>
-    <w:p>
-      <w:pPr>
-        <w:bidi/>
-      </w:pPr>
-      <w:r>
-        <w:rPr>
-          <w:lang w:val="ar_AE" w:bidi="ar_AE"/>
-        </w:rPr>
-      </w:r>
-      <w:r>
-        <w:rPr>
-          <w:b/>
-          <w:lang w:val="ar_AE" w:bidi="ar_AE"/>
-        </w:rPr>
         <w:t>"إِلهِنَا وَالرَّبِّ يَسُوعَ الْمَسِيحِ"</w:t>
       </w:r>
     </w:p>
@@ -7528,23 +6527,6 @@
           <w:b/>
           <w:lang w:val="ar_AE" w:bidi="ar_AE"/>
         </w:rPr>
-        <w:t>δὲ</w:t>
-      </w:r>
-    </w:p>
-    <w:p>
-      <w:pPr>
-        <w:bidi/>
-      </w:pPr>
-      <w:r>
-        <w:rPr>
-          <w:lang w:val="ar_AE" w:bidi="ar_AE"/>
-        </w:rPr>
-      </w:r>
-      <w:r>
-        <w:rPr>
-          <w:b/>
-          <w:lang w:val="ar_AE" w:bidi="ar_AE"/>
-        </w:rPr>
         <w:t>"ثُمَّ"</w:t>
       </w:r>
     </w:p>
@@ -7650,23 +6632,6 @@
           <w:b/>
           <w:lang w:val="ar_AE" w:bidi="ar_AE"/>
         </w:rPr>
-        <w:t>ὑπὲρ τῆς παρουσίας τοῦ Κυρίου ἡμῶν, Ἰησοῦ Χριστοῦ, καὶ ἡμῶν ἐπισυναγωγῆς ἐπ’ αὐτόν</w:t>
-      </w:r>
-    </w:p>
-    <w:p>
-      <w:pPr>
-        <w:bidi/>
-      </w:pPr>
-      <w:r>
-        <w:rPr>
-          <w:lang w:val="ar_AE" w:bidi="ar_AE"/>
-        </w:rPr>
-      </w:r>
-      <w:r>
-        <w:rPr>
-          <w:b/>
-          <w:lang w:val="ar_AE" w:bidi="ar_AE"/>
-        </w:rPr>
         <w:t>"مِنْ جِهَةِ مَجِيءِ رَبِّنَا يَسُوعَ الْمَسِيحِ وَاجْتِمَاعِنَا إِلَيْهِ"</w:t>
       </w:r>
     </w:p>
@@ -7772,23 +6737,6 @@
           <w:b/>
           <w:lang w:val="ar_AE" w:bidi="ar_AE"/>
         </w:rPr>
-        <w:t>ὑπὲρ τῆς παρουσίας τοῦ Κυρίου ἡμῶν, Ἰησοῦ Χριστοῦ, καὶ ἡμῶν ἐπισυναγωγῆς ἐπ’ αὐτόν</w:t>
-      </w:r>
-    </w:p>
-    <w:p>
-      <w:pPr>
-        <w:bidi/>
-      </w:pPr>
-      <w:r>
-        <w:rPr>
-          <w:lang w:val="ar_AE" w:bidi="ar_AE"/>
-        </w:rPr>
-      </w:r>
-      <w:r>
-        <w:rPr>
-          <w:b/>
-          <w:lang w:val="ar_AE" w:bidi="ar_AE"/>
-        </w:rPr>
         <w:t>"مِنْ جِهَةِ مَجِيءِ رَبِّنَا يَسُوعَ الْمَسِيحِ وَاجْتِمَاعِنَا إِلَيْهِ"</w:t>
       </w:r>
     </w:p>
@@ -7907,23 +6855,6 @@
           <w:b/>
           <w:lang w:val="ar_AE" w:bidi="ar_AE"/>
         </w:rPr>
-        <w:t>ἀδελφοί</w:t>
-      </w:r>
-    </w:p>
-    <w:p>
-      <w:pPr>
-        <w:bidi/>
-      </w:pPr>
-      <w:r>
-        <w:rPr>
-          <w:lang w:val="ar_AE" w:bidi="ar_AE"/>
-        </w:rPr>
-      </w:r>
-      <w:r>
-        <w:rPr>
-          <w:b/>
-          <w:lang w:val="ar_AE" w:bidi="ar_AE"/>
-        </w:rPr>
         <w:t>"الإِخْوَةُ"</w:t>
       </w:r>
     </w:p>
@@ -8029,23 +6960,6 @@
           <w:b/>
           <w:lang w:val="ar_AE" w:bidi="ar_AE"/>
         </w:rPr>
-        <w:t>εἰς τὸ μὴ ταχέως σαλευθῆναι ὑμᾶς ἀπὸ τοῦ νοὸς</w:t>
-      </w:r>
-    </w:p>
-    <w:p>
-      <w:pPr>
-        <w:bidi/>
-      </w:pPr>
-      <w:r>
-        <w:rPr>
-          <w:lang w:val="ar_AE" w:bidi="ar_AE"/>
-        </w:rPr>
-      </w:r>
-      <w:r>
-        <w:rPr>
-          <w:b/>
-          <w:lang w:val="ar_AE" w:bidi="ar_AE"/>
-        </w:rPr>
         <w:t>"أَنْ لاَ تَتَزَعْزَعُوا سَرِيعًا عَنْ ذِهْنِكُمْ"</w:t>
       </w:r>
     </w:p>
@@ -8151,23 +7065,6 @@
           <w:b/>
           <w:lang w:val="ar_AE" w:bidi="ar_AE"/>
         </w:rPr>
-        <w:t>μηδὲ θροεῖσθαι</w:t>
-      </w:r>
-    </w:p>
-    <w:p>
-      <w:pPr>
-        <w:bidi/>
-      </w:pPr>
-      <w:r>
-        <w:rPr>
-          <w:lang w:val="ar_AE" w:bidi="ar_AE"/>
-        </w:rPr>
-      </w:r>
-      <w:r>
-        <w:rPr>
-          <w:b/>
-          <w:lang w:val="ar_AE" w:bidi="ar_AE"/>
-        </w:rPr>
         <w:t>"وَلاَ تَرْتَاعُوا"</w:t>
       </w:r>
     </w:p>
@@ -8273,23 +7170,6 @@
           <w:b/>
           <w:lang w:val="ar_AE" w:bidi="ar_AE"/>
         </w:rPr>
-        <w:t>μήτε διὰ πνεύματος, μήτε διὰ λόγου, μήτε δι’ ἐπιστολῆς, ὡς δι’ ἡμῶν</w:t>
-      </w:r>
-    </w:p>
-    <w:p>
-      <w:pPr>
-        <w:bidi/>
-      </w:pPr>
-      <w:r>
-        <w:rPr>
-          <w:lang w:val="ar_AE" w:bidi="ar_AE"/>
-        </w:rPr>
-      </w:r>
-      <w:r>
-        <w:rPr>
-          <w:b/>
-          <w:lang w:val="ar_AE" w:bidi="ar_AE"/>
-        </w:rPr>
         <w:t>"لاَ بِرُوحٍ وَلاَ بِكَلِمَةٍ وَلاَ بِرِسَالَةٍ كَأَنَّهَا مِنَّا"</w:t>
       </w:r>
     </w:p>
@@ -8382,23 +7262,6 @@
           <w:b/>
           <w:lang w:val="ar_AE" w:bidi="ar_AE"/>
         </w:rPr>
-        <w:t>ὡς δι’ ἡμῶν</w:t>
-      </w:r>
-    </w:p>
-    <w:p>
-      <w:pPr>
-        <w:bidi/>
-      </w:pPr>
-      <w:r>
-        <w:rPr>
-          <w:lang w:val="ar_AE" w:bidi="ar_AE"/>
-        </w:rPr>
-      </w:r>
-      <w:r>
-        <w:rPr>
-          <w:b/>
-          <w:lang w:val="ar_AE" w:bidi="ar_AE"/>
-        </w:rPr>
         <w:t>"كَأَنَّهَا مِنَّا"</w:t>
       </w:r>
     </w:p>
@@ -8491,23 +7354,6 @@
           <w:b/>
           <w:lang w:val="ar_AE" w:bidi="ar_AE"/>
         </w:rPr>
-        <w:t>ὡς ὅτι</w:t>
-      </w:r>
-    </w:p>
-    <w:p>
-      <w:pPr>
-        <w:bidi/>
-      </w:pPr>
-      <w:r>
-        <w:rPr>
-          <w:lang w:val="ar_AE" w:bidi="ar_AE"/>
-        </w:rPr>
-      </w:r>
-      <w:r>
-        <w:rPr>
-          <w:b/>
-          <w:lang w:val="ar_AE" w:bidi="ar_AE"/>
-        </w:rPr>
         <w:t>"كَأَنَّهَا"</w:t>
       </w:r>
     </w:p>
@@ -8600,23 +7446,6 @@
           <w:b/>
           <w:lang w:val="ar_AE" w:bidi="ar_AE"/>
         </w:rPr>
-        <w:t>ἡ ἡμέρα τοῦ Κυρίου</w:t>
-      </w:r>
-    </w:p>
-    <w:p>
-      <w:pPr>
-        <w:bidi/>
-      </w:pPr>
-      <w:r>
-        <w:rPr>
-          <w:lang w:val="ar_AE" w:bidi="ar_AE"/>
-        </w:rPr>
-      </w:r>
-      <w:r>
-        <w:rPr>
-          <w:b/>
-          <w:lang w:val="ar_AE" w:bidi="ar_AE"/>
-        </w:rPr>
         <w:t>"يَوْمَ الْمَسِيحِ"</w:t>
       </w:r>
     </w:p>
@@ -8700,23 +7529,6 @@
           <w:b/>
           <w:lang w:val="ar_AE" w:bidi="ar_AE"/>
         </w:rPr>
-        <w:t>μή τις ὑμᾶς ἐξαπατήσῃ κατὰ μηδένα τρόπον</w:t>
-      </w:r>
-    </w:p>
-    <w:p>
-      <w:pPr>
-        <w:bidi/>
-      </w:pPr>
-      <w:r>
-        <w:rPr>
-          <w:lang w:val="ar_AE" w:bidi="ar_AE"/>
-        </w:rPr>
-      </w:r>
-      <w:r>
-        <w:rPr>
-          <w:b/>
-          <w:lang w:val="ar_AE" w:bidi="ar_AE"/>
-        </w:rPr>
         <w:t>"لاَ يَخْدَعَنَّكُمْ أَحَدٌ عَلَى طَرِيقَةٍ مَا"</w:t>
       </w:r>
     </w:p>
@@ -8787,23 +7599,6 @@
           <w:b/>
           <w:lang w:val="ar_AE" w:bidi="ar_AE"/>
         </w:rPr>
-        <w:t>ὅτι ἐὰν μὴ ἔλθῃ ἡ ἀποστασία πρῶτον</w:t>
-      </w:r>
-    </w:p>
-    <w:p>
-      <w:pPr>
-        <w:bidi/>
-      </w:pPr>
-      <w:r>
-        <w:rPr>
-          <w:lang w:val="ar_AE" w:bidi="ar_AE"/>
-        </w:rPr>
-      </w:r>
-      <w:r>
-        <w:rPr>
-          <w:b/>
-          <w:lang w:val="ar_AE" w:bidi="ar_AE"/>
-        </w:rPr>
         <w:t>"إِنْ لَمْ يَأْتِ الارْتِدَادُ أَوَّلًا"</w:t>
       </w:r>
     </w:p>
@@ -8896,23 +7691,6 @@
           <w:b/>
           <w:lang w:val="ar_AE" w:bidi="ar_AE"/>
         </w:rPr>
-        <w:t>ἡ ἀποστασία</w:t>
-      </w:r>
-    </w:p>
-    <w:p>
-      <w:pPr>
-        <w:bidi/>
-      </w:pPr>
-      <w:r>
-        <w:rPr>
-          <w:lang w:val="ar_AE" w:bidi="ar_AE"/>
-        </w:rPr>
-      </w:r>
-      <w:r>
-        <w:rPr>
-          <w:b/>
-          <w:lang w:val="ar_AE" w:bidi="ar_AE"/>
-        </w:rPr>
         <w:t>"الارْتِدَادُ"</w:t>
       </w:r>
     </w:p>
@@ -9018,23 +7796,6 @@
           <w:b/>
           <w:lang w:val="ar_AE" w:bidi="ar_AE"/>
         </w:rPr>
-        <w:t>ἀποκαλυφθῇ ὁ ἄνθρωπος τῆς ἀνομίας</w:t>
-      </w:r>
-    </w:p>
-    <w:p>
-      <w:pPr>
-        <w:bidi/>
-      </w:pPr>
-      <w:r>
-        <w:rPr>
-          <w:lang w:val="ar_AE" w:bidi="ar_AE"/>
-        </w:rPr>
-      </w:r>
-      <w:r>
-        <w:rPr>
-          <w:b/>
-          <w:lang w:val="ar_AE" w:bidi="ar_AE"/>
-        </w:rPr>
         <w:t>"وَيُسْتَعْلَنْ إِنْسَانُ الْخَطِيَّةِ"</w:t>
       </w:r>
     </w:p>
@@ -9127,23 +7888,6 @@
           <w:b/>
           <w:lang w:val="ar_AE" w:bidi="ar_AE"/>
         </w:rPr>
-        <w:t>ὁ ἄνθρωπος τῆς ἀνομίας</w:t>
-      </w:r>
-    </w:p>
-    <w:p>
-      <w:pPr>
-        <w:bidi/>
-      </w:pPr>
-      <w:r>
-        <w:rPr>
-          <w:lang w:val="ar_AE" w:bidi="ar_AE"/>
-        </w:rPr>
-      </w:r>
-      <w:r>
-        <w:rPr>
-          <w:b/>
-          <w:lang w:val="ar_AE" w:bidi="ar_AE"/>
-        </w:rPr>
         <w:t>"إِنْسَانُ الْخَطِيَّةِ"</w:t>
       </w:r>
     </w:p>
@@ -9262,23 +8006,6 @@
           <w:b/>
           <w:lang w:val="ar_AE" w:bidi="ar_AE"/>
         </w:rPr>
-        <w:t>ὁ υἱὸς τῆς ἀπωλείας</w:t>
-      </w:r>
-    </w:p>
-    <w:p>
-      <w:pPr>
-        <w:bidi/>
-      </w:pPr>
-      <w:r>
-        <w:rPr>
-          <w:lang w:val="ar_AE" w:bidi="ar_AE"/>
-        </w:rPr>
-      </w:r>
-      <w:r>
-        <w:rPr>
-          <w:b/>
-          <w:lang w:val="ar_AE" w:bidi="ar_AE"/>
-        </w:rPr>
         <w:t>"ابْنُ الْهَلاَكِ"</w:t>
       </w:r>
     </w:p>
@@ -9476,23 +8203,6 @@
           <w:b/>
           <w:lang w:val="ar_AE" w:bidi="ar_AE"/>
         </w:rPr>
-        <w:t>πάντα λεγόμενον θεὸν ἢ σέβασμα</w:t>
-      </w:r>
-    </w:p>
-    <w:p>
-      <w:pPr>
-        <w:bidi/>
-      </w:pPr>
-      <w:r>
-        <w:rPr>
-          <w:lang w:val="ar_AE" w:bidi="ar_AE"/>
-        </w:rPr>
-      </w:r>
-      <w:r>
-        <w:rPr>
-          <w:b/>
-          <w:lang w:val="ar_AE" w:bidi="ar_AE"/>
-        </w:rPr>
         <w:t>"كُلِّ مَا يُدْعَى إِلهًا أَوْ مَعْبُودًا"</w:t>
       </w:r>
     </w:p>
@@ -9585,23 +8295,6 @@
           <w:b/>
           <w:lang w:val="ar_AE" w:bidi="ar_AE"/>
         </w:rPr>
-        <w:t>αὐτὸν &amp; καθίσαι</w:t>
-      </w:r>
-    </w:p>
-    <w:p>
-      <w:pPr>
-        <w:bidi/>
-      </w:pPr>
-      <w:r>
-        <w:rPr>
-          <w:lang w:val="ar_AE" w:bidi="ar_AE"/>
-        </w:rPr>
-      </w:r>
-      <w:r>
-        <w:rPr>
-          <w:b/>
-          <w:lang w:val="ar_AE" w:bidi="ar_AE"/>
-        </w:rPr>
         <w:t>"حَتَّى إِنَّهُ يَجْلِسُ"</w:t>
       </w:r>
     </w:p>
@@ -9707,23 +8400,6 @@
           <w:b/>
           <w:lang w:val="ar_AE" w:bidi="ar_AE"/>
         </w:rPr>
-        <w:t>ἀποδεικνύντα ἑαυτὸν ὅτι ἔστιν Θεός</w:t>
-      </w:r>
-    </w:p>
-    <w:p>
-      <w:pPr>
-        <w:bidi/>
-      </w:pPr>
-      <w:r>
-        <w:rPr>
-          <w:lang w:val="ar_AE" w:bidi="ar_AE"/>
-        </w:rPr>
-      </w:r>
-      <w:r>
-        <w:rPr>
-          <w:b/>
-          <w:lang w:val="ar_AE" w:bidi="ar_AE"/>
-        </w:rPr>
         <w:t>"مُظْهِرًا نَفْسَهُ أَنَّهُ إِلهٌ"</w:t>
       </w:r>
     </w:p>
@@ -9807,23 +8483,6 @@
           <w:b/>
           <w:lang w:val="ar_AE" w:bidi="ar_AE"/>
         </w:rPr>
-        <w:t>οὐ μνημονεύετε ὅτι, ἔτι ὢν πρὸς ὑμᾶς, ταῦτα ἔλεγον ὑμῖν</w:t>
-      </w:r>
-    </w:p>
-    <w:p>
-      <w:pPr>
-        <w:bidi/>
-      </w:pPr>
-      <w:r>
-        <w:rPr>
-          <w:lang w:val="ar_AE" w:bidi="ar_AE"/>
-        </w:rPr>
-      </w:r>
-      <w:r>
-        <w:rPr>
-          <w:b/>
-          <w:lang w:val="ar_AE" w:bidi="ar_AE"/>
-        </w:rPr>
         <w:t>"أَمَا تَذْكُرُونَ أَنِّي وَأَنَا بَعْدُ عِنْدَكُمْ، كُنْتُ أَقُولُ لَكُمْ هذَا؟"</w:t>
       </w:r>
     </w:p>
@@ -9916,23 +8575,6 @@
           <w:b/>
           <w:lang w:val="ar_AE" w:bidi="ar_AE"/>
         </w:rPr>
-        <w:t>ταῦτα</w:t>
-      </w:r>
-    </w:p>
-    <w:p>
-      <w:pPr>
-        <w:bidi/>
-      </w:pPr>
-      <w:r>
-        <w:rPr>
-          <w:lang w:val="ar_AE" w:bidi="ar_AE"/>
-        </w:rPr>
-      </w:r>
-      <w:r>
-        <w:rPr>
-          <w:b/>
-          <w:lang w:val="ar_AE" w:bidi="ar_AE"/>
-        </w:rPr>
         <w:t>"هذَا"</w:t>
       </w:r>
     </w:p>
@@ -10038,23 +8680,6 @@
           <w:b/>
           <w:lang w:val="ar_AE" w:bidi="ar_AE"/>
         </w:rPr>
-        <w:t>καὶ νῦν τὸ κατέχον οἴδατε</w:t>
-      </w:r>
-    </w:p>
-    <w:p>
-      <w:pPr>
-        <w:bidi/>
-      </w:pPr>
-      <w:r>
-        <w:rPr>
-          <w:lang w:val="ar_AE" w:bidi="ar_AE"/>
-        </w:rPr>
-      </w:r>
-      <w:r>
-        <w:rPr>
-          <w:b/>
-          <w:lang w:val="ar_AE" w:bidi="ar_AE"/>
-        </w:rPr>
         <w:t>"وَالآنَ تَعْلَمُونَ مَا يَحْجِزُ"</w:t>
       </w:r>
     </w:p>
@@ -10164,23 +8789,6 @@
           <w:b/>
           <w:lang w:val="ar_AE" w:bidi="ar_AE"/>
         </w:rPr>
-        <w:t>τὸ ἀποκαλυφθῆναι αὐτὸν ἐν τῷ αὐτοῦ καιρῷ</w:t>
-      </w:r>
-    </w:p>
-    <w:p>
-      <w:pPr>
-        <w:bidi/>
-      </w:pPr>
-      <w:r>
-        <w:rPr>
-          <w:lang w:val="ar_AE" w:bidi="ar_AE"/>
-        </w:rPr>
-      </w:r>
-      <w:r>
-        <w:rPr>
-          <w:b/>
-          <w:lang w:val="ar_AE" w:bidi="ar_AE"/>
-        </w:rPr>
         <w:t>"يُسْتَعْلَنَ فِي وَقْتِهِ"</w:t>
       </w:r>
     </w:p>
@@ -10273,23 +8881,6 @@
           <w:b/>
           <w:lang w:val="ar_AE" w:bidi="ar_AE"/>
         </w:rPr>
-        <w:t>γὰρ</w:t>
-      </w:r>
-    </w:p>
-    <w:p>
-      <w:pPr>
-        <w:bidi/>
-      </w:pPr>
-      <w:r>
-        <w:rPr>
-          <w:lang w:val="ar_AE" w:bidi="ar_AE"/>
-        </w:rPr>
-      </w:r>
-      <w:r>
-        <w:rPr>
-          <w:b/>
-          <w:lang w:val="ar_AE" w:bidi="ar_AE"/>
-        </w:rPr>
         <w:t>"لأَنَّ"</w:t>
       </w:r>
     </w:p>
@@ -10408,23 +8999,6 @@
           <w:b/>
           <w:lang w:val="ar_AE" w:bidi="ar_AE"/>
         </w:rPr>
-        <w:t>τὸ &amp; μυστήριον ἤδη ἐνεργεῖται τῆς ἀνομίας</w:t>
-      </w:r>
-    </w:p>
-    <w:p>
-      <w:pPr>
-        <w:bidi/>
-      </w:pPr>
-      <w:r>
-        <w:rPr>
-          <w:lang w:val="ar_AE" w:bidi="ar_AE"/>
-        </w:rPr>
-      </w:r>
-      <w:r>
-        <w:rPr>
-          <w:b/>
-          <w:lang w:val="ar_AE" w:bidi="ar_AE"/>
-        </w:rPr>
         <w:t>"سِرَّ الإِثْمِ الآنَ يَعْمَلُ"</w:t>
       </w:r>
     </w:p>
@@ -10543,23 +9117,6 @@
           <w:b/>
           <w:lang w:val="ar_AE" w:bidi="ar_AE"/>
         </w:rPr>
-        <w:t>ὁ κατέχων</w:t>
-      </w:r>
-    </w:p>
-    <w:p>
-      <w:pPr>
-        <w:bidi/>
-      </w:pPr>
-      <w:r>
-        <w:rPr>
-          <w:lang w:val="ar_AE" w:bidi="ar_AE"/>
-        </w:rPr>
-      </w:r>
-      <w:r>
-        <w:rPr>
-          <w:b/>
-          <w:lang w:val="ar_AE" w:bidi="ar_AE"/>
-        </w:rPr>
         <w:t>"الَّذِي يَحْجِزُ"</w:t>
       </w:r>
     </w:p>
@@ -10630,23 +9187,6 @@
           <w:b/>
           <w:lang w:val="ar_AE" w:bidi="ar_AE"/>
         </w:rPr>
-        <w:t>γένηται</w:t>
-      </w:r>
-    </w:p>
-    <w:p>
-      <w:pPr>
-        <w:bidi/>
-      </w:pPr>
-      <w:r>
-        <w:rPr>
-          <w:lang w:val="ar_AE" w:bidi="ar_AE"/>
-        </w:rPr>
-      </w:r>
-      <w:r>
-        <w:rPr>
-          <w:b/>
-          <w:lang w:val="ar_AE" w:bidi="ar_AE"/>
-        </w:rPr>
         <w:t>"يُرْفَعَ"</w:t>
       </w:r>
     </w:p>
@@ -10752,23 +9292,6 @@
           <w:b/>
           <w:lang w:val="ar_AE" w:bidi="ar_AE"/>
         </w:rPr>
-        <w:t>ἐκ μέσου γένηται</w:t>
-      </w:r>
-    </w:p>
-    <w:p>
-      <w:pPr>
-        <w:bidi/>
-      </w:pPr>
-      <w:r>
-        <w:rPr>
-          <w:lang w:val="ar_AE" w:bidi="ar_AE"/>
-        </w:rPr>
-      </w:r>
-      <w:r>
-        <w:rPr>
-          <w:b/>
-          <w:lang w:val="ar_AE" w:bidi="ar_AE"/>
-        </w:rPr>
         <w:t>"يُرْفَعَ مِنَ الْوَسَطِ"</w:t>
       </w:r>
     </w:p>
@@ -10861,23 +9384,6 @@
           <w:b/>
           <w:lang w:val="ar_AE" w:bidi="ar_AE"/>
         </w:rPr>
-        <w:t>καὶ τότε ἀποκαλυφθήσεται ὁ ἄνομος</w:t>
-      </w:r>
-    </w:p>
-    <w:p>
-      <w:pPr>
-        <w:bidi/>
-      </w:pPr>
-      <w:r>
-        <w:rPr>
-          <w:lang w:val="ar_AE" w:bidi="ar_AE"/>
-        </w:rPr>
-      </w:r>
-      <w:r>
-        <w:rPr>
-          <w:b/>
-          <w:lang w:val="ar_AE" w:bidi="ar_AE"/>
-        </w:rPr>
         <w:t>"وَحِينَئِذٍ سَيُسْتَعْلَنُ الأَثِيمُ"</w:t>
       </w:r>
     </w:p>
@@ -10970,23 +9476,6 @@
           <w:b/>
           <w:lang w:val="ar_AE" w:bidi="ar_AE"/>
         </w:rPr>
-        <w:t>τῷ πνεύματι τοῦ στόματος αὐτοῦ</w:t>
-      </w:r>
-    </w:p>
-    <w:p>
-      <w:pPr>
-        <w:bidi/>
-      </w:pPr>
-      <w:r>
-        <w:rPr>
-          <w:lang w:val="ar_AE" w:bidi="ar_AE"/>
-        </w:rPr>
-      </w:r>
-      <w:r>
-        <w:rPr>
-          <w:b/>
-          <w:lang w:val="ar_AE" w:bidi="ar_AE"/>
-        </w:rPr>
         <w:t>"بِنَفْخَةِ فَمِهِ"</w:t>
       </w:r>
     </w:p>
@@ -11105,23 +9594,6 @@
           <w:b/>
           <w:lang w:val="ar_AE" w:bidi="ar_AE"/>
         </w:rPr>
-        <w:t>ἀνελεῖ τῷ πνεύματι τοῦ στόματος αὐτοῦ, καὶ καταργήσει τῇ ἐπιφανείᾳ τῆς παρουσίας αὐτοῦ</w:t>
-      </w:r>
-    </w:p>
-    <w:p>
-      <w:pPr>
-        <w:bidi/>
-      </w:pPr>
-      <w:r>
-        <w:rPr>
-          <w:lang w:val="ar_AE" w:bidi="ar_AE"/>
-        </w:rPr>
-      </w:r>
-      <w:r>
-        <w:rPr>
-          <w:b/>
-          <w:lang w:val="ar_AE" w:bidi="ar_AE"/>
-        </w:rPr>
         <w:t>"الَّذِي الرَّبُّ يُبِيدُهُ بِنَفْخَةِ فَمِهِ، وَيُبْطِلُهُ بِظُهُورِ مَجِيئِهِ."</w:t>
       </w:r>
     </w:p>
@@ -11214,23 +9686,6 @@
           <w:b/>
           <w:lang w:val="ar_AE" w:bidi="ar_AE"/>
         </w:rPr>
-        <w:t>οὗ ἐστιν ἡ παρουσία, κατ’ ἐνέργειαν τοῦ Σατανᾶ</w:t>
-      </w:r>
-    </w:p>
-    <w:p>
-      <w:pPr>
-        <w:bidi/>
-      </w:pPr>
-      <w:r>
-        <w:rPr>
-          <w:lang w:val="ar_AE" w:bidi="ar_AE"/>
-        </w:rPr>
-      </w:r>
-      <w:r>
-        <w:rPr>
-          <w:b/>
-          <w:lang w:val="ar_AE" w:bidi="ar_AE"/>
-        </w:rPr>
         <w:t>"مَجِيئُهُ بِعَمَلِ الشَّيْطَانِ"</w:t>
       </w:r>
     </w:p>
@@ -11349,23 +9804,6 @@
           <w:b/>
           <w:lang w:val="ar_AE" w:bidi="ar_AE"/>
         </w:rPr>
-        <w:t>οὗ</w:t>
-      </w:r>
-    </w:p>
-    <w:p>
-      <w:pPr>
-        <w:bidi/>
-      </w:pPr>
-      <w:r>
-        <w:rPr>
-          <w:lang w:val="ar_AE" w:bidi="ar_AE"/>
-        </w:rPr>
-      </w:r>
-      <w:r>
-        <w:rPr>
-          <w:b/>
-          <w:lang w:val="ar_AE" w:bidi="ar_AE"/>
-        </w:rPr>
         <w:t>"مَجِيئُهُ"</w:t>
       </w:r>
     </w:p>
@@ -11449,23 +9887,6 @@
           <w:b/>
           <w:lang w:val="ar_AE" w:bidi="ar_AE"/>
         </w:rPr>
-        <w:t>ἐν πάσῃ δυνάμει, καὶ σημείοις, καὶ τέρασιν ψεύδους</w:t>
-      </w:r>
-    </w:p>
-    <w:p>
-      <w:pPr>
-        <w:bidi/>
-      </w:pPr>
-      <w:r>
-        <w:rPr>
-          <w:lang w:val="ar_AE" w:bidi="ar_AE"/>
-        </w:rPr>
-      </w:r>
-      <w:r>
-        <w:rPr>
-          <w:b/>
-          <w:lang w:val="ar_AE" w:bidi="ar_AE"/>
-        </w:rPr>
         <w:t>"بِكُلِّ قُوَّةٍ، وَبِآيَاتٍ وَعَجَائِبَ كَاذِبَةٍ"</w:t>
       </w:r>
     </w:p>
@@ -11623,23 +10044,6 @@
           <w:b/>
           <w:lang w:val="ar_AE" w:bidi="ar_AE"/>
         </w:rPr>
-        <w:t>ἐν πάσῃ δυνάμει, καὶ σημείοις, καὶ τέρασιν ψεύδους</w:t>
-      </w:r>
-    </w:p>
-    <w:p>
-      <w:pPr>
-        <w:bidi/>
-      </w:pPr>
-      <w:r>
-        <w:rPr>
-          <w:lang w:val="ar_AE" w:bidi="ar_AE"/>
-        </w:rPr>
-      </w:r>
-      <w:r>
-        <w:rPr>
-          <w:b/>
-          <w:lang w:val="ar_AE" w:bidi="ar_AE"/>
-        </w:rPr>
         <w:t>"بِكُلِّ قُوَّةٍ، وَبِآيَاتٍ وَعَجَائِبَ كَاذِبَةٍ"</w:t>
       </w:r>
     </w:p>
@@ -11745,23 +10149,6 @@
           <w:b/>
           <w:lang w:val="ar_AE" w:bidi="ar_AE"/>
         </w:rPr>
-        <w:t>καὶ σημείοις, καὶ τέρασιν ψεύδους</w:t>
-      </w:r>
-    </w:p>
-    <w:p>
-      <w:pPr>
-        <w:bidi/>
-      </w:pPr>
-      <w:r>
-        <w:rPr>
-          <w:lang w:val="ar_AE" w:bidi="ar_AE"/>
-        </w:rPr>
-      </w:r>
-      <w:r>
-        <w:rPr>
-          <w:b/>
-          <w:lang w:val="ar_AE" w:bidi="ar_AE"/>
-        </w:rPr>
         <w:t>"وَبِآيَاتٍ وَعَجَائِبَ كَاذِبَةٍ"</w:t>
       </w:r>
     </w:p>
@@ -11867,23 +10254,6 @@
           <w:b/>
           <w:lang w:val="ar_AE" w:bidi="ar_AE"/>
         </w:rPr>
-        <w:t>πάσῃ</w:t>
-      </w:r>
-    </w:p>
-    <w:p>
-      <w:pPr>
-        <w:bidi/>
-      </w:pPr>
-      <w:r>
-        <w:rPr>
-          <w:lang w:val="ar_AE" w:bidi="ar_AE"/>
-        </w:rPr>
-      </w:r>
-      <w:r>
-        <w:rPr>
-          <w:b/>
-          <w:lang w:val="ar_AE" w:bidi="ar_AE"/>
-        </w:rPr>
         <w:t>"بِكُلِّ"</w:t>
       </w:r>
     </w:p>
@@ -11989,23 +10359,6 @@
           <w:b/>
           <w:lang w:val="ar_AE" w:bidi="ar_AE"/>
         </w:rPr>
-        <w:t>ἐν πάσῃ ἀπάτῃ ἀδικίας</w:t>
-      </w:r>
-    </w:p>
-    <w:p>
-      <w:pPr>
-        <w:bidi/>
-      </w:pPr>
-      <w:r>
-        <w:rPr>
-          <w:lang w:val="ar_AE" w:bidi="ar_AE"/>
-        </w:rPr>
-      </w:r>
-      <w:r>
-        <w:rPr>
-          <w:b/>
-          <w:lang w:val="ar_AE" w:bidi="ar_AE"/>
-        </w:rPr>
         <w:t>"بِكُلِّ خَدِيعَةِ الإِثْمِ"</w:t>
       </w:r>
     </w:p>
@@ -12124,23 +10477,6 @@
           <w:b/>
           <w:lang w:val="ar_AE" w:bidi="ar_AE"/>
         </w:rPr>
-        <w:t>ἐν πάσῃ ἀπάτῃ ἀδικίας, τοῖς ἀπολλυμένοις</w:t>
-      </w:r>
-    </w:p>
-    <w:p>
-      <w:pPr>
-        <w:bidi/>
-      </w:pPr>
-      <w:r>
-        <w:rPr>
-          <w:lang w:val="ar_AE" w:bidi="ar_AE"/>
-        </w:rPr>
-      </w:r>
-      <w:r>
-        <w:rPr>
-          <w:b/>
-          <w:lang w:val="ar_AE" w:bidi="ar_AE"/>
-        </w:rPr>
         <w:t>"وَبِكُلِّ خَدِيعَةِ الإِثْمِ، فِي الْهَالِكِينَ"</w:t>
       </w:r>
     </w:p>
@@ -12259,23 +10595,6 @@
           <w:b/>
           <w:lang w:val="ar_AE" w:bidi="ar_AE"/>
         </w:rPr>
-        <w:t>ἀνθ’ ὧν</w:t>
-      </w:r>
-    </w:p>
-    <w:p>
-      <w:pPr>
-        <w:bidi/>
-      </w:pPr>
-      <w:r>
-        <w:rPr>
-          <w:lang w:val="ar_AE" w:bidi="ar_AE"/>
-        </w:rPr>
-      </w:r>
-      <w:r>
-        <w:rPr>
-          <w:b/>
-          <w:lang w:val="ar_AE" w:bidi="ar_AE"/>
-        </w:rPr>
         <w:t>"لأَنَّهُمْ"</w:t>
       </w:r>
     </w:p>
@@ -12368,23 +10687,6 @@
           <w:b/>
           <w:lang w:val="ar_AE" w:bidi="ar_AE"/>
         </w:rPr>
-        <w:t>τὴν ἀγάπην τῆς ἀληθείας οὐκ ἐδέξαντο</w:t>
-      </w:r>
-    </w:p>
-    <w:p>
-      <w:pPr>
-        <w:bidi/>
-      </w:pPr>
-      <w:r>
-        <w:rPr>
-          <w:lang w:val="ar_AE" w:bidi="ar_AE"/>
-        </w:rPr>
-      </w:r>
-      <w:r>
-        <w:rPr>
-          <w:b/>
-          <w:lang w:val="ar_AE" w:bidi="ar_AE"/>
-        </w:rPr>
         <w:t>"لَمْ يَقْبَلُوا مَحَبَّةَ الْحَقِّ"</w:t>
       </w:r>
     </w:p>
@@ -12529,23 +10831,6 @@
           <w:b/>
           <w:lang w:val="ar_AE" w:bidi="ar_AE"/>
         </w:rPr>
-        <w:t>εἰς τὸ σωθῆναι αὐτούς</w:t>
-      </w:r>
-    </w:p>
-    <w:p>
-      <w:pPr>
-        <w:bidi/>
-      </w:pPr>
-      <w:r>
-        <w:rPr>
-          <w:lang w:val="ar_AE" w:bidi="ar_AE"/>
-        </w:rPr>
-      </w:r>
-      <w:r>
-        <w:rPr>
-          <w:b/>
-          <w:lang w:val="ar_AE" w:bidi="ar_AE"/>
-        </w:rPr>
         <w:t>"حَتَّى يَخْلُصُوا"</w:t>
       </w:r>
     </w:p>
@@ -12638,23 +10923,6 @@
           <w:b/>
           <w:lang w:val="ar_AE" w:bidi="ar_AE"/>
         </w:rPr>
-        <w:t>εἰς τὸ σωθῆναι αὐτούς</w:t>
-      </w:r>
-    </w:p>
-    <w:p>
-      <w:pPr>
-        <w:bidi/>
-      </w:pPr>
-      <w:r>
-        <w:rPr>
-          <w:lang w:val="ar_AE" w:bidi="ar_AE"/>
-        </w:rPr>
-      </w:r>
-      <w:r>
-        <w:rPr>
-          <w:b/>
-          <w:lang w:val="ar_AE" w:bidi="ar_AE"/>
-        </w:rPr>
         <w:t>"حَتَّى يَخْلُصُوا"</w:t>
       </w:r>
     </w:p>
@@ -12747,23 +11015,6 @@
           <w:b/>
           <w:lang w:val="ar_AE" w:bidi="ar_AE"/>
         </w:rPr>
-        <w:t>διὰ τοῦτο</w:t>
-      </w:r>
-    </w:p>
-    <w:p>
-      <w:pPr>
-        <w:bidi/>
-      </w:pPr>
-      <w:r>
-        <w:rPr>
-          <w:lang w:val="ar_AE" w:bidi="ar_AE"/>
-        </w:rPr>
-      </w:r>
-      <w:r>
-        <w:rPr>
-          <w:b/>
-          <w:lang w:val="ar_AE" w:bidi="ar_AE"/>
-        </w:rPr>
         <w:t>"وَلأَجْلِ هذَا"</w:t>
       </w:r>
     </w:p>
@@ -12869,23 +11120,6 @@
           <w:b/>
           <w:lang w:val="ar_AE" w:bidi="ar_AE"/>
         </w:rPr>
-        <w:t>πέμπει αὐτοῖς ὁ Θεὸς ἐνέργειαν πλάνης, εἰς τὸ πιστεῦσαι αὐτοὺς τῷ ψεύδει</w:t>
-      </w:r>
-    </w:p>
-    <w:p>
-      <w:pPr>
-        <w:bidi/>
-      </w:pPr>
-      <w:r>
-        <w:rPr>
-          <w:lang w:val="ar_AE" w:bidi="ar_AE"/>
-        </w:rPr>
-      </w:r>
-      <w:r>
-        <w:rPr>
-          <w:b/>
-          <w:lang w:val="ar_AE" w:bidi="ar_AE"/>
-        </w:rPr>
         <w:t>"سَيُرْسِلُ إِلَيْهِمُ اللهُ عَمَلَ الضَّلاَلِ، حَتَّى يُصَدِّقُوا الْكَذِبَ"</w:t>
       </w:r>
     </w:p>
@@ -13004,23 +11238,6 @@
           <w:b/>
           <w:lang w:val="ar_AE" w:bidi="ar_AE"/>
         </w:rPr>
-        <w:t>ἐνέργειαν πλάνης</w:t>
-      </w:r>
-    </w:p>
-    <w:p>
-      <w:pPr>
-        <w:bidi/>
-      </w:pPr>
-      <w:r>
-        <w:rPr>
-          <w:lang w:val="ar_AE" w:bidi="ar_AE"/>
-        </w:rPr>
-      </w:r>
-      <w:r>
-        <w:rPr>
-          <w:b/>
-          <w:lang w:val="ar_AE" w:bidi="ar_AE"/>
-        </w:rPr>
         <w:t>"عَمَلَ الضَّلاَلِ"</w:t>
       </w:r>
     </w:p>
@@ -13139,23 +11356,6 @@
           <w:b/>
           <w:lang w:val="ar_AE" w:bidi="ar_AE"/>
         </w:rPr>
-        <w:t>εἰς τὸ πιστεῦσαι αὐτοὺς</w:t>
-      </w:r>
-    </w:p>
-    <w:p>
-      <w:pPr>
-        <w:bidi/>
-      </w:pPr>
-      <w:r>
-        <w:rPr>
-          <w:lang w:val="ar_AE" w:bidi="ar_AE"/>
-        </w:rPr>
-      </w:r>
-      <w:r>
-        <w:rPr>
-          <w:b/>
-          <w:lang w:val="ar_AE" w:bidi="ar_AE"/>
-        </w:rPr>
         <w:t>"حَتَّى يُصَدِّقُوا"</w:t>
       </w:r>
     </w:p>
@@ -13274,23 +11474,6 @@
           <w:b/>
           <w:lang w:val="ar_AE" w:bidi="ar_AE"/>
         </w:rPr>
-        <w:t>εἰς τὸ πιστεῦσαι αὐτοὺς</w:t>
-      </w:r>
-    </w:p>
-    <w:p>
-      <w:pPr>
-        <w:bidi/>
-      </w:pPr>
-      <w:r>
-        <w:rPr>
-          <w:lang w:val="ar_AE" w:bidi="ar_AE"/>
-        </w:rPr>
-      </w:r>
-      <w:r>
-        <w:rPr>
-          <w:b/>
-          <w:lang w:val="ar_AE" w:bidi="ar_AE"/>
-        </w:rPr>
         <w:t>"حَتَّى يُصَدِّقُوا"</w:t>
       </w:r>
     </w:p>
@@ -13396,23 +11579,6 @@
           <w:b/>
           <w:lang w:val="ar_AE" w:bidi="ar_AE"/>
         </w:rPr>
-        <w:t>ἵνα</w:t>
-      </w:r>
-    </w:p>
-    <w:p>
-      <w:pPr>
-        <w:bidi/>
-      </w:pPr>
-      <w:r>
-        <w:rPr>
-          <w:lang w:val="ar_AE" w:bidi="ar_AE"/>
-        </w:rPr>
-      </w:r>
-      <w:r>
-        <w:rPr>
-          <w:b/>
-          <w:lang w:val="ar_AE" w:bidi="ar_AE"/>
-        </w:rPr>
         <w:t>"لِكَيْ"</w:t>
       </w:r>
     </w:p>
@@ -13518,23 +11684,6 @@
           <w:b/>
           <w:lang w:val="ar_AE" w:bidi="ar_AE"/>
         </w:rPr>
-        <w:t>κριθῶσιν πάντες</w:t>
-      </w:r>
-    </w:p>
-    <w:p>
-      <w:pPr>
-        <w:bidi/>
-      </w:pPr>
-      <w:r>
-        <w:rPr>
-          <w:lang w:val="ar_AE" w:bidi="ar_AE"/>
-        </w:rPr>
-      </w:r>
-      <w:r>
-        <w:rPr>
-          <w:b/>
-          <w:lang w:val="ar_AE" w:bidi="ar_AE"/>
-        </w:rPr>
         <w:t>"يُدَانَ جَمِيعُ"</w:t>
       </w:r>
     </w:p>
@@ -13627,23 +11776,6 @@
           <w:b/>
           <w:lang w:val="ar_AE" w:bidi="ar_AE"/>
         </w:rPr>
-        <w:t>οἱ</w:t>
-      </w:r>
-    </w:p>
-    <w:p>
-      <w:pPr>
-        <w:bidi/>
-      </w:pPr>
-      <w:r>
-        <w:rPr>
-          <w:lang w:val="ar_AE" w:bidi="ar_AE"/>
-        </w:rPr>
-      </w:r>
-      <w:r>
-        <w:rPr>
-          <w:b/>
-          <w:lang w:val="ar_AE" w:bidi="ar_AE"/>
-        </w:rPr>
         <w:t>"الَّذِينَ"</w:t>
       </w:r>
     </w:p>
@@ -13749,23 +11881,6 @@
           <w:b/>
           <w:lang w:val="ar_AE" w:bidi="ar_AE"/>
         </w:rPr>
-        <w:t>οἱ μὴ πιστεύσαντες τῇ ἀληθείᾳ, ἀλλὰ εὐδοκήσαντες τῇ ἀδικίᾳ</w:t>
-      </w:r>
-    </w:p>
-    <w:p>
-      <w:pPr>
-        <w:bidi/>
-      </w:pPr>
-      <w:r>
-        <w:rPr>
-          <w:lang w:val="ar_AE" w:bidi="ar_AE"/>
-        </w:rPr>
-      </w:r>
-      <w:r>
-        <w:rPr>
-          <w:b/>
-          <w:lang w:val="ar_AE" w:bidi="ar_AE"/>
-        </w:rPr>
         <w:t>"الَّذِينَ لَمْ يُصَدِّقُوا الْحَقَّ، بَلْ سُرُّوا بِالإِثْمِ."</w:t>
       </w:r>
     </w:p>
@@ -13970,23 +12085,6 @@
           <w:b/>
           <w:lang w:val="ar_AE" w:bidi="ar_AE"/>
         </w:rPr>
-        <w:t>δὲ</w:t>
-      </w:r>
-    </w:p>
-    <w:p>
-      <w:pPr>
-        <w:bidi/>
-      </w:pPr>
-      <w:r>
-        <w:rPr>
-          <w:lang w:val="ar_AE" w:bidi="ar_AE"/>
-        </w:rPr>
-      </w:r>
-      <w:r>
-        <w:rPr>
-          <w:b/>
-          <w:lang w:val="ar_AE" w:bidi="ar_AE"/>
-        </w:rPr>
         <w:t>"وَأَمَّا"</w:t>
       </w:r>
     </w:p>
@@ -14070,23 +12168,6 @@
           <w:b/>
           <w:lang w:val="ar_AE" w:bidi="ar_AE"/>
         </w:rPr>
-        <w:t>ἡμεῖς &amp; ὀφείλομεν εὐχαριστεῖν &amp; πάντοτε</w:t>
-      </w:r>
-    </w:p>
-    <w:p>
-      <w:pPr>
-        <w:bidi/>
-      </w:pPr>
-      <w:r>
-        <w:rPr>
-          <w:lang w:val="ar_AE" w:bidi="ar_AE"/>
-        </w:rPr>
-      </w:r>
-      <w:r>
-        <w:rPr>
-          <w:b/>
-          <w:lang w:val="ar_AE" w:bidi="ar_AE"/>
-        </w:rPr>
         <w:t>"فَيَنْبَغِي لَنَا أَنْ نَشْكُرَ اللهَ كُلَّ حِينٍ"</w:t>
       </w:r>
     </w:p>
@@ -14192,23 +12273,6 @@
           <w:b/>
           <w:lang w:val="ar_AE" w:bidi="ar_AE"/>
         </w:rPr>
-        <w:t>ἡμεῖς &amp; ὀφείλομεν</w:t>
-      </w:r>
-    </w:p>
-    <w:p>
-      <w:pPr>
-        <w:bidi/>
-      </w:pPr>
-      <w:r>
-        <w:rPr>
-          <w:lang w:val="ar_AE" w:bidi="ar_AE"/>
-        </w:rPr>
-      </w:r>
-      <w:r>
-        <w:rPr>
-          <w:b/>
-          <w:lang w:val="ar_AE" w:bidi="ar_AE"/>
-        </w:rPr>
         <w:t>"فَيَنْبَغِي لَنَا"</w:t>
       </w:r>
     </w:p>
@@ -14314,23 +12378,6 @@
           <w:b/>
           <w:lang w:val="ar_AE" w:bidi="ar_AE"/>
         </w:rPr>
-        <w:t>ἀδελφοὶ ἠγαπημένοι ὑπὸ Κυρίου</w:t>
-      </w:r>
-    </w:p>
-    <w:p>
-      <w:pPr>
-        <w:bidi/>
-      </w:pPr>
-      <w:r>
-        <w:rPr>
-          <w:lang w:val="ar_AE" w:bidi="ar_AE"/>
-        </w:rPr>
-      </w:r>
-      <w:r>
-        <w:rPr>
-          <w:b/>
-          <w:lang w:val="ar_AE" w:bidi="ar_AE"/>
-        </w:rPr>
         <w:t>"الإِخْوَةُ الْمَحْبُوبُونَ مِنَ الرَّبِّ"</w:t>
       </w:r>
     </w:p>
@@ -14423,23 +12470,6 @@
           <w:b/>
           <w:lang w:val="ar_AE" w:bidi="ar_AE"/>
         </w:rPr>
-        <w:t>ἀδελφοὶ</w:t>
-      </w:r>
-    </w:p>
-    <w:p>
-      <w:pPr>
-        <w:bidi/>
-      </w:pPr>
-      <w:r>
-        <w:rPr>
-          <w:lang w:val="ar_AE" w:bidi="ar_AE"/>
-        </w:rPr>
-      </w:r>
-      <w:r>
-        <w:rPr>
-          <w:b/>
-          <w:lang w:val="ar_AE" w:bidi="ar_AE"/>
-        </w:rPr>
         <w:t>"الإِخْوَةُ"</w:t>
       </w:r>
     </w:p>
@@ -14545,23 +12575,6 @@
           <w:b/>
           <w:lang w:val="ar_AE" w:bidi="ar_AE"/>
         </w:rPr>
-        <w:t>ἀπαρχὴν εἰς σωτηρίαν</w:t>
-      </w:r>
-    </w:p>
-    <w:p>
-      <w:pPr>
-        <w:bidi/>
-      </w:pPr>
-      <w:r>
-        <w:rPr>
-          <w:lang w:val="ar_AE" w:bidi="ar_AE"/>
-        </w:rPr>
-      </w:r>
-      <w:r>
-        <w:rPr>
-          <w:b/>
-          <w:lang w:val="ar_AE" w:bidi="ar_AE"/>
-        </w:rPr>
         <w:t>"مِنَ الْبَدْءِ لِلْخَلاَصِ"</w:t>
       </w:r>
     </w:p>
@@ -14667,23 +12680,6 @@
           <w:b/>
           <w:lang w:val="ar_AE" w:bidi="ar_AE"/>
         </w:rPr>
-        <w:t>ἀπαρχὴν εἰς σωτηρίαν ἐν ἁγιασμῷ Πνεύματος καὶ πίστει ἀληθείας</w:t>
-      </w:r>
-    </w:p>
-    <w:p>
-      <w:pPr>
-        <w:bidi/>
-      </w:pPr>
-      <w:r>
-        <w:rPr>
-          <w:lang w:val="ar_AE" w:bidi="ar_AE"/>
-        </w:rPr>
-      </w:r>
-      <w:r>
-        <w:rPr>
-          <w:b/>
-          <w:lang w:val="ar_AE" w:bidi="ar_AE"/>
-        </w:rPr>
         <w:t>"مِنَ الْبَدْءِ لِلْخَلاَصِ، بِتَقْدِيسِ الرُّوحِ وَتَصْدِيقِ الْحَقِّ"</w:t>
       </w:r>
     </w:p>
@@ -14815,23 +12811,6 @@
           <w:b/>
           <w:lang w:val="ar_AE" w:bidi="ar_AE"/>
         </w:rPr>
-        <w:t>διὰ τοῦ εὐαγγελίου ἡμῶν</w:t>
-      </w:r>
-    </w:p>
-    <w:p>
-      <w:pPr>
-        <w:bidi/>
-      </w:pPr>
-      <w:r>
-        <w:rPr>
-          <w:lang w:val="ar_AE" w:bidi="ar_AE"/>
-        </w:rPr>
-      </w:r>
-      <w:r>
-        <w:rPr>
-          <w:b/>
-          <w:lang w:val="ar_AE" w:bidi="ar_AE"/>
-        </w:rPr>
         <w:t>"بِإِنْجِيلِنَا"</w:t>
       </w:r>
     </w:p>
@@ -14937,23 +12916,6 @@
           <w:b/>
           <w:lang w:val="ar_AE" w:bidi="ar_AE"/>
         </w:rPr>
-        <w:t>εἰς περιποίησιν δόξης τοῦ Κυρίου ἡμῶν, Ἰησοῦ Χριστοῦ</w:t>
-      </w:r>
-    </w:p>
-    <w:p>
-      <w:pPr>
-        <w:bidi/>
-      </w:pPr>
-      <w:r>
-        <w:rPr>
-          <w:lang w:val="ar_AE" w:bidi="ar_AE"/>
-        </w:rPr>
-      </w:r>
-      <w:r>
-        <w:rPr>
-          <w:b/>
-          <w:lang w:val="ar_AE" w:bidi="ar_AE"/>
-        </w:rPr>
         <w:t>"لاقْتِنَاءِ مَجْدِ رَبِّنَا يَسُوعَ الْمَسِيحِ"</w:t>
       </w:r>
     </w:p>
@@ -15059,23 +13021,6 @@
           <w:b/>
           <w:lang w:val="ar_AE" w:bidi="ar_AE"/>
         </w:rPr>
-        <w:t>εἰς περιποίησιν δόξης τοῦ Κυρίου ἡμῶν</w:t>
-      </w:r>
-    </w:p>
-    <w:p>
-      <w:pPr>
-        <w:bidi/>
-      </w:pPr>
-      <w:r>
-        <w:rPr>
-          <w:lang w:val="ar_AE" w:bidi="ar_AE"/>
-        </w:rPr>
-      </w:r>
-      <w:r>
-        <w:rPr>
-          <w:b/>
-          <w:lang w:val="ar_AE" w:bidi="ar_AE"/>
-        </w:rPr>
         <w:t>"لاقْتِنَاءِ مَجْدِ رَبِّنَا"</w:t>
       </w:r>
     </w:p>
@@ -15181,23 +13126,6 @@
           <w:b/>
           <w:lang w:val="ar_AE" w:bidi="ar_AE"/>
         </w:rPr>
-        <w:t>ἄρα οὖν</w:t>
-      </w:r>
-    </w:p>
-    <w:p>
-      <w:pPr>
-        <w:bidi/>
-      </w:pPr>
-      <w:r>
-        <w:rPr>
-          <w:lang w:val="ar_AE" w:bidi="ar_AE"/>
-        </w:rPr>
-      </w:r>
-      <w:r>
-        <w:rPr>
-          <w:b/>
-          <w:lang w:val="ar_AE" w:bidi="ar_AE"/>
-        </w:rPr>
         <w:t>"فَاثْبُتُوا إِذًا"</w:t>
       </w:r>
     </w:p>
@@ -15303,23 +13231,6 @@
           <w:b/>
           <w:lang w:val="ar_AE" w:bidi="ar_AE"/>
         </w:rPr>
-        <w:t>ἀδελφοί</w:t>
-      </w:r>
-    </w:p>
-    <w:p>
-      <w:pPr>
-        <w:bidi/>
-      </w:pPr>
-      <w:r>
-        <w:rPr>
-          <w:lang w:val="ar_AE" w:bidi="ar_AE"/>
-        </w:rPr>
-      </w:r>
-      <w:r>
-        <w:rPr>
-          <w:b/>
-          <w:lang w:val="ar_AE" w:bidi="ar_AE"/>
-        </w:rPr>
         <w:t>"الإِخْوَةُ"</w:t>
       </w:r>
     </w:p>
@@ -15425,23 +13336,6 @@
           <w:b/>
           <w:lang w:val="ar_AE" w:bidi="ar_AE"/>
         </w:rPr>
-        <w:t>στήκετε</w:t>
-      </w:r>
-    </w:p>
-    <w:p>
-      <w:pPr>
-        <w:bidi/>
-      </w:pPr>
-      <w:r>
-        <w:rPr>
-          <w:lang w:val="ar_AE" w:bidi="ar_AE"/>
-        </w:rPr>
-      </w:r>
-      <w:r>
-        <w:rPr>
-          <w:b/>
-          <w:lang w:val="ar_AE" w:bidi="ar_AE"/>
-        </w:rPr>
         <w:t>"فَاثْبُتُوا"</w:t>
       </w:r>
     </w:p>
@@ -15547,23 +13441,6 @@
           <w:b/>
           <w:lang w:val="ar_AE" w:bidi="ar_AE"/>
         </w:rPr>
-        <w:t>κρατεῖτε τὰς παραδόσεις</w:t>
-      </w:r>
-    </w:p>
-    <w:p>
-      <w:pPr>
-        <w:bidi/>
-      </w:pPr>
-      <w:r>
-        <w:rPr>
-          <w:lang w:val="ar_AE" w:bidi="ar_AE"/>
-        </w:rPr>
-      </w:r>
-      <w:r>
-        <w:rPr>
-          <w:b/>
-          <w:lang w:val="ar_AE" w:bidi="ar_AE"/>
-        </w:rPr>
         <w:t>"وَتَمَسَّكُوا بِالتَّعَالِيمِ"</w:t>
       </w:r>
     </w:p>
@@ -15669,23 +13546,6 @@
           <w:b/>
           <w:lang w:val="ar_AE" w:bidi="ar_AE"/>
         </w:rPr>
-        <w:t>στήκετε καὶ κρατεῖτε</w:t>
-      </w:r>
-    </w:p>
-    <w:p>
-      <w:pPr>
-        <w:bidi/>
-      </w:pPr>
-      <w:r>
-        <w:rPr>
-          <w:lang w:val="ar_AE" w:bidi="ar_AE"/>
-        </w:rPr>
-      </w:r>
-      <w:r>
-        <w:rPr>
-          <w:b/>
-          <w:lang w:val="ar_AE" w:bidi="ar_AE"/>
-        </w:rPr>
         <w:t>"فَاثْبُتُوا ... وَتَمَسَّكُوا"</w:t>
       </w:r>
     </w:p>
@@ -15778,23 +13638,6 @@
           <w:b/>
           <w:lang w:val="ar_AE" w:bidi="ar_AE"/>
         </w:rPr>
-        <w:t>ἐδιδάχθητε</w:t>
-      </w:r>
-    </w:p>
-    <w:p>
-      <w:pPr>
-        <w:bidi/>
-      </w:pPr>
-      <w:r>
-        <w:rPr>
-          <w:lang w:val="ar_AE" w:bidi="ar_AE"/>
-        </w:rPr>
-      </w:r>
-      <w:r>
-        <w:rPr>
-          <w:b/>
-          <w:lang w:val="ar_AE" w:bidi="ar_AE"/>
-        </w:rPr>
         <w:t>"الَّتِي تَعَلَّمْتُمُوهَا"</w:t>
       </w:r>
     </w:p>
@@ -15887,23 +13730,6 @@
           <w:b/>
           <w:lang w:val="ar_AE" w:bidi="ar_AE"/>
         </w:rPr>
-        <w:t>διὰ λόγου</w:t>
-      </w:r>
-    </w:p>
-    <w:p>
-      <w:pPr>
-        <w:bidi/>
-      </w:pPr>
-      <w:r>
-        <w:rPr>
-          <w:lang w:val="ar_AE" w:bidi="ar_AE"/>
-        </w:rPr>
-      </w:r>
-      <w:r>
-        <w:rPr>
-          <w:b/>
-          <w:lang w:val="ar_AE" w:bidi="ar_AE"/>
-        </w:rPr>
         <w:t>"بِالْكَلاَمِ"</w:t>
       </w:r>
     </w:p>
@@ -16009,23 +13835,6 @@
           <w:b/>
           <w:lang w:val="ar_AE" w:bidi="ar_AE"/>
         </w:rPr>
-        <w:t>δι’ ἐπιστολῆς ἡμῶν</w:t>
-      </w:r>
-    </w:p>
-    <w:p>
-      <w:pPr>
-        <w:bidi/>
-      </w:pPr>
-      <w:r>
-        <w:rPr>
-          <w:lang w:val="ar_AE" w:bidi="ar_AE"/>
-        </w:rPr>
-      </w:r>
-      <w:r>
-        <w:rPr>
-          <w:b/>
-          <w:lang w:val="ar_AE" w:bidi="ar_AE"/>
-        </w:rPr>
         <w:t>"بِرِسَالَتِنَا"</w:t>
       </w:r>
     </w:p>
@@ -16131,23 +13940,6 @@
           <w:b/>
           <w:lang w:val="ar_AE" w:bidi="ar_AE"/>
         </w:rPr>
-        <w:t>δὲ</w:t>
-      </w:r>
-    </w:p>
-    <w:p>
-      <w:pPr>
-        <w:bidi/>
-      </w:pPr>
-      <w:r>
-        <w:rPr>
-          <w:lang w:val="ar_AE" w:bidi="ar_AE"/>
-        </w:rPr>
-      </w:r>
-      <w:r>
-        <w:rPr>
-          <w:b/>
-          <w:lang w:val="ar_AE" w:bidi="ar_AE"/>
-        </w:rPr>
         <w:t>"وَرَبُّنَا"</w:t>
       </w:r>
     </w:p>
@@ -16253,23 +14045,6 @@
           <w:b/>
           <w:lang w:val="ar_AE" w:bidi="ar_AE"/>
         </w:rPr>
-        <w:t>αὐτὸς δὲ ὁ Κύριος ἡμῶν, Ἰησοῦς Χριστὸς, καὶ ὁ Θεὸς ὁ Πατὴρ ἡμῶν</w:t>
-      </w:r>
-    </w:p>
-    <w:p>
-      <w:pPr>
-        <w:bidi/>
-      </w:pPr>
-      <w:r>
-        <w:rPr>
-          <w:lang w:val="ar_AE" w:bidi="ar_AE"/>
-        </w:rPr>
-      </w:r>
-      <w:r>
-        <w:rPr>
-          <w:b/>
-          <w:lang w:val="ar_AE" w:bidi="ar_AE"/>
-        </w:rPr>
         <w:t>"وَرَبُّنَا نَفْسُهُ يَسُوعُ الْمَسِيحُ، وَاللهُ أَبُونَا"</w:t>
       </w:r>
     </w:p>
@@ -16362,23 +14137,6 @@
           <w:b/>
           <w:lang w:val="ar_AE" w:bidi="ar_AE"/>
         </w:rPr>
-        <w:t>ἡμῶν &amp; ἡμῶν &amp; ἡμᾶς</w:t>
-      </w:r>
-    </w:p>
-    <w:p>
-      <w:pPr>
-        <w:bidi/>
-      </w:pPr>
-      <w:r>
-        <w:rPr>
-          <w:lang w:val="ar_AE" w:bidi="ar_AE"/>
-        </w:rPr>
-      </w:r>
-      <w:r>
-        <w:rPr>
-          <w:b/>
-          <w:lang w:val="ar_AE" w:bidi="ar_AE"/>
-        </w:rPr>
         <w:t>"أَبُونَا"</w:t>
       </w:r>
       <w:r>
@@ -16523,23 +14281,6 @@
           <w:b/>
           <w:lang w:val="ar_AE" w:bidi="ar_AE"/>
         </w:rPr>
-        <w:t>αὐτὸς &amp; Κύριος ἡμῶν, Ἰησοῦς Χριστὸς</w:t>
-      </w:r>
-    </w:p>
-    <w:p>
-      <w:pPr>
-        <w:bidi/>
-      </w:pPr>
-      <w:r>
-        <w:rPr>
-          <w:lang w:val="ar_AE" w:bidi="ar_AE"/>
-        </w:rPr>
-      </w:r>
-      <w:r>
-        <w:rPr>
-          <w:b/>
-          <w:lang w:val="ar_AE" w:bidi="ar_AE"/>
-        </w:rPr>
         <w:t>"وَرَبُّنَا نَفْسُهُ يَسُوعُ الْمَسِيحُ"</w:t>
       </w:r>
     </w:p>
@@ -16658,23 +14399,6 @@
           <w:b/>
           <w:lang w:val="ar_AE" w:bidi="ar_AE"/>
         </w:rPr>
-        <w:t>δοὺς παράκλησιν αἰωνίαν, καὶ ἐλπίδα ἀγαθὴν</w:t>
-      </w:r>
-    </w:p>
-    <w:p>
-      <w:pPr>
-        <w:bidi/>
-      </w:pPr>
-      <w:r>
-        <w:rPr>
-          <w:lang w:val="ar_AE" w:bidi="ar_AE"/>
-        </w:rPr>
-      </w:r>
-      <w:r>
-        <w:rPr>
-          <w:b/>
-          <w:lang w:val="ar_AE" w:bidi="ar_AE"/>
-        </w:rPr>
         <w:t>"وَأَعْطَانَا عَزَاءً أَبَدِيًّا وَرَجَاءً صَالِحًا"</w:t>
       </w:r>
     </w:p>
@@ -16793,23 +14517,6 @@
           <w:b/>
           <w:lang w:val="ar_AE" w:bidi="ar_AE"/>
         </w:rPr>
-        <w:t>ἐν χάριτι</w:t>
-      </w:r>
-    </w:p>
-    <w:p>
-      <w:pPr>
-        <w:bidi/>
-      </w:pPr>
-      <w:r>
-        <w:rPr>
-          <w:lang w:val="ar_AE" w:bidi="ar_AE"/>
-        </w:rPr>
-      </w:r>
-      <w:r>
-        <w:rPr>
-          <w:b/>
-          <w:lang w:val="ar_AE" w:bidi="ar_AE"/>
-        </w:rPr>
         <w:t>"بِالنِّعْمَةِ"</w:t>
       </w:r>
     </w:p>
@@ -16915,23 +14622,6 @@
           <w:b/>
           <w:lang w:val="ar_AE" w:bidi="ar_AE"/>
         </w:rPr>
-        <w:t>παρακαλέσαι ὑμῶν τὰς καρδίας, καὶ στηρίξαι</w:t>
-      </w:r>
-    </w:p>
-    <w:p>
-      <w:pPr>
-        <w:bidi/>
-      </w:pPr>
-      <w:r>
-        <w:rPr>
-          <w:lang w:val="ar_AE" w:bidi="ar_AE"/>
-        </w:rPr>
-      </w:r>
-      <w:r>
-        <w:rPr>
-          <w:b/>
-          <w:lang w:val="ar_AE" w:bidi="ar_AE"/>
-        </w:rPr>
         <w:t>"يُعَزِّي قُلُوبَكُمْ وَيُثَبِّتُكُمْ"</w:t>
       </w:r>
     </w:p>
@@ -17050,23 +14740,6 @@
           <w:b/>
           <w:lang w:val="ar_AE" w:bidi="ar_AE"/>
         </w:rPr>
-        <w:t>ἐν παντὶ ἔργῳ καὶ λόγῳ ἀγαθῷ</w:t>
-      </w:r>
-    </w:p>
-    <w:p>
-      <w:pPr>
-        <w:bidi/>
-      </w:pPr>
-      <w:r>
-        <w:rPr>
-          <w:lang w:val="ar_AE" w:bidi="ar_AE"/>
-        </w:rPr>
-      </w:r>
-      <w:r>
-        <w:rPr>
-          <w:b/>
-          <w:lang w:val="ar_AE" w:bidi="ar_AE"/>
-        </w:rPr>
         <w:t>"فِي كُلِّ كَلاَمٍ وَعَمَل صَالِحٍ"</w:t>
       </w:r>
     </w:p>
@@ -17258,23 +14931,6 @@
           <w:b/>
           <w:lang w:val="ar_AE" w:bidi="ar_AE"/>
         </w:rPr>
-        <w:t>τὸ λοιπὸν</w:t>
-      </w:r>
-    </w:p>
-    <w:p>
-      <w:pPr>
-        <w:bidi/>
-      </w:pPr>
-      <w:r>
-        <w:rPr>
-          <w:lang w:val="ar_AE" w:bidi="ar_AE"/>
-        </w:rPr>
-      </w:r>
-      <w:r>
-        <w:rPr>
-          <w:b/>
-          <w:lang w:val="ar_AE" w:bidi="ar_AE"/>
-        </w:rPr>
         <w:t>"أَخِيرًا"</w:t>
       </w:r>
     </w:p>
@@ -17393,23 +15049,6 @@
           <w:b/>
           <w:lang w:val="ar_AE" w:bidi="ar_AE"/>
         </w:rPr>
-        <w:t>ἀδελφοί</w:t>
-      </w:r>
-    </w:p>
-    <w:p>
-      <w:pPr>
-        <w:bidi/>
-      </w:pPr>
-      <w:r>
-        <w:rPr>
-          <w:lang w:val="ar_AE" w:bidi="ar_AE"/>
-        </w:rPr>
-      </w:r>
-      <w:r>
-        <w:rPr>
-          <w:b/>
-          <w:lang w:val="ar_AE" w:bidi="ar_AE"/>
-        </w:rPr>
         <w:t>"الإِخْوَةُ"</w:t>
       </w:r>
     </w:p>
@@ -17515,23 +15154,6 @@
           <w:b/>
           <w:lang w:val="ar_AE" w:bidi="ar_AE"/>
         </w:rPr>
-        <w:t>ἡμῶν</w:t>
-      </w:r>
-    </w:p>
-    <w:p>
-      <w:pPr>
-        <w:bidi/>
-      </w:pPr>
-      <w:r>
-        <w:rPr>
-          <w:lang w:val="ar_AE" w:bidi="ar_AE"/>
-        </w:rPr>
-      </w:r>
-      <w:r>
-        <w:rPr>
-          <w:b/>
-          <w:lang w:val="ar_AE" w:bidi="ar_AE"/>
-        </w:rPr>
         <w:t>"لأَجْلِنَا"</w:t>
       </w:r>
     </w:p>
@@ -17637,23 +15259,6 @@
           <w:b/>
           <w:lang w:val="ar_AE" w:bidi="ar_AE"/>
         </w:rPr>
-        <w:t>τρέχῃ</w:t>
-      </w:r>
-    </w:p>
-    <w:p>
-      <w:pPr>
-        <w:bidi/>
-      </w:pPr>
-      <w:r>
-        <w:rPr>
-          <w:lang w:val="ar_AE" w:bidi="ar_AE"/>
-        </w:rPr>
-      </w:r>
-      <w:r>
-        <w:rPr>
-          <w:b/>
-          <w:lang w:val="ar_AE" w:bidi="ar_AE"/>
-        </w:rPr>
         <w:t>"لِكَيْ تَجْرِيَ"</w:t>
       </w:r>
     </w:p>
@@ -17759,23 +15364,6 @@
           <w:b/>
           <w:lang w:val="ar_AE" w:bidi="ar_AE"/>
         </w:rPr>
-        <w:t>καὶ δοξάζηται</w:t>
-      </w:r>
-    </w:p>
-    <w:p>
-      <w:pPr>
-        <w:bidi/>
-      </w:pPr>
-      <w:r>
-        <w:rPr>
-          <w:lang w:val="ar_AE" w:bidi="ar_AE"/>
-        </w:rPr>
-      </w:r>
-      <w:r>
-        <w:rPr>
-          <w:b/>
-          <w:lang w:val="ar_AE" w:bidi="ar_AE"/>
-        </w:rPr>
         <w:t>"وَتَتَمَجَّدَ"</w:t>
       </w:r>
     </w:p>
@@ -17868,23 +15456,6 @@
           <w:b/>
           <w:lang w:val="ar_AE" w:bidi="ar_AE"/>
         </w:rPr>
-        <w:t>καθὼς καὶ πρὸς ὑμᾶς</w:t>
-      </w:r>
-    </w:p>
-    <w:p>
-      <w:pPr>
-        <w:bidi/>
-      </w:pPr>
-      <w:r>
-        <w:rPr>
-          <w:lang w:val="ar_AE" w:bidi="ar_AE"/>
-        </w:rPr>
-      </w:r>
-      <w:r>
-        <w:rPr>
-          <w:b/>
-          <w:lang w:val="ar_AE" w:bidi="ar_AE"/>
-        </w:rPr>
         <w:t>"كَمَا عِنْدَكُمْ أَيْضًا"</w:t>
       </w:r>
     </w:p>
@@ -17977,23 +15548,6 @@
           <w:b/>
           <w:lang w:val="ar_AE" w:bidi="ar_AE"/>
         </w:rPr>
-        <w:t>ῥυσθῶμεν</w:t>
-      </w:r>
-    </w:p>
-    <w:p>
-      <w:pPr>
-        <w:bidi/>
-      </w:pPr>
-      <w:r>
-        <w:rPr>
-          <w:lang w:val="ar_AE" w:bidi="ar_AE"/>
-        </w:rPr>
-      </w:r>
-      <w:r>
-        <w:rPr>
-          <w:b/>
-          <w:lang w:val="ar_AE" w:bidi="ar_AE"/>
-        </w:rPr>
         <w:t>"وَلِكَيْ نُنْقَذَ"</w:t>
       </w:r>
     </w:p>
@@ -18086,23 +15640,6 @@
           <w:b/>
           <w:lang w:val="ar_AE" w:bidi="ar_AE"/>
         </w:rPr>
-        <w:t>ἀτόπων καὶ πονηρῶν</w:t>
-      </w:r>
-    </w:p>
-    <w:p>
-      <w:pPr>
-        <w:bidi/>
-      </w:pPr>
-      <w:r>
-        <w:rPr>
-          <w:lang w:val="ar_AE" w:bidi="ar_AE"/>
-        </w:rPr>
-      </w:r>
-      <w:r>
-        <w:rPr>
-          <w:b/>
-          <w:lang w:val="ar_AE" w:bidi="ar_AE"/>
-        </w:rPr>
         <w:t>"الأَرْدِيَاءِ الأَشْرَارِ"</w:t>
       </w:r>
     </w:p>
@@ -18208,23 +15745,6 @@
           <w:b/>
           <w:lang w:val="ar_AE" w:bidi="ar_AE"/>
         </w:rPr>
-        <w:t>οὐ γὰρ πάντων ἡ πίστις</w:t>
-      </w:r>
-    </w:p>
-    <w:p>
-      <w:pPr>
-        <w:bidi/>
-      </w:pPr>
-      <w:r>
-        <w:rPr>
-          <w:lang w:val="ar_AE" w:bidi="ar_AE"/>
-        </w:rPr>
-      </w:r>
-      <w:r>
-        <w:rPr>
-          <w:b/>
-          <w:lang w:val="ar_AE" w:bidi="ar_AE"/>
-        </w:rPr>
         <w:t>"لأَنَّ الإِيمَانَ لَيْسَ لِلْجَمِيعِ"</w:t>
       </w:r>
     </w:p>
@@ -18330,23 +15850,6 @@
           <w:b/>
           <w:lang w:val="ar_AE" w:bidi="ar_AE"/>
         </w:rPr>
-        <w:t>ἡ πίστις</w:t>
-      </w:r>
-    </w:p>
-    <w:p>
-      <w:pPr>
-        <w:bidi/>
-      </w:pPr>
-      <w:r>
-        <w:rPr>
-          <w:lang w:val="ar_AE" w:bidi="ar_AE"/>
-        </w:rPr>
-      </w:r>
-      <w:r>
-        <w:rPr>
-          <w:b/>
-          <w:lang w:val="ar_AE" w:bidi="ar_AE"/>
-        </w:rPr>
         <w:t>"الإِيمَانَ لَيْسَ لِلْجَمِيعِ"</w:t>
       </w:r>
     </w:p>
@@ -18452,23 +15955,6 @@
           <w:b/>
           <w:lang w:val="ar_AE" w:bidi="ar_AE"/>
         </w:rPr>
-        <w:t>ὃς στηρίξει</w:t>
-      </w:r>
-    </w:p>
-    <w:p>
-      <w:pPr>
-        <w:bidi/>
-      </w:pPr>
-      <w:r>
-        <w:rPr>
-          <w:lang w:val="ar_AE" w:bidi="ar_AE"/>
-        </w:rPr>
-      </w:r>
-      <w:r>
-        <w:rPr>
-          <w:b/>
-          <w:lang w:val="ar_AE" w:bidi="ar_AE"/>
-        </w:rPr>
         <w:t>"سَيُثَبِّتُكُمْ"</w:t>
       </w:r>
     </w:p>
@@ -18574,23 +16060,6 @@
           <w:b/>
           <w:lang w:val="ar_AE" w:bidi="ar_AE"/>
         </w:rPr>
-        <w:t>τοῦ πονηροῦ</w:t>
-      </w:r>
-    </w:p>
-    <w:p>
-      <w:pPr>
-        <w:bidi/>
-      </w:pPr>
-      <w:r>
-        <w:rPr>
-          <w:lang w:val="ar_AE" w:bidi="ar_AE"/>
-        </w:rPr>
-      </w:r>
-      <w:r>
-        <w:rPr>
-          <w:b/>
-          <w:lang w:val="ar_AE" w:bidi="ar_AE"/>
-        </w:rPr>
         <w:t>"الشِّرِّيرِ"</w:t>
       </w:r>
     </w:p>
@@ -18661,23 +16130,6 @@
           <w:b/>
           <w:lang w:val="ar_AE" w:bidi="ar_AE"/>
         </w:rPr>
-        <w:t>πεποίθαμεν δὲ</w:t>
-      </w:r>
-    </w:p>
-    <w:p>
-      <w:pPr>
-        <w:bidi/>
-      </w:pPr>
-      <w:r>
-        <w:rPr>
-          <w:lang w:val="ar_AE" w:bidi="ar_AE"/>
-        </w:rPr>
-      </w:r>
-      <w:r>
-        <w:rPr>
-          <w:b/>
-          <w:lang w:val="ar_AE" w:bidi="ar_AE"/>
-        </w:rPr>
         <w:t>"وَنَثِقُ بِالرَّبِّ"</w:t>
       </w:r>
     </w:p>
@@ -18783,23 +16235,6 @@
           <w:b/>
           <w:lang w:val="ar_AE" w:bidi="ar_AE"/>
         </w:rPr>
-        <w:t>πεποίθαμεν δὲ ἐν Κυρίῳ ἐφ’ ὑμᾶς</w:t>
-      </w:r>
-    </w:p>
-    <w:p>
-      <w:pPr>
-        <w:bidi/>
-      </w:pPr>
-      <w:r>
-        <w:rPr>
-          <w:lang w:val="ar_AE" w:bidi="ar_AE"/>
-        </w:rPr>
-      </w:r>
-      <w:r>
-        <w:rPr>
-          <w:b/>
-          <w:lang w:val="ar_AE" w:bidi="ar_AE"/>
-        </w:rPr>
         <w:t>"وَنَثِقُ بِالرَّبِّ مِنْ جِهَتِكُمْ"</w:t>
       </w:r>
     </w:p>
@@ -18892,23 +16327,6 @@
           <w:b/>
           <w:lang w:val="ar_AE" w:bidi="ar_AE"/>
         </w:rPr>
-        <w:t>ὁ &amp; Κύριος κατευθύναι ὑμῶν τὰς καρδίας εἰς τὴν ἀγάπην τοῦ Θεοῦ, καὶ εἰς τὴν ὑπομονὴν τοῦ Χριστοῦ</w:t>
-      </w:r>
-    </w:p>
-    <w:p>
-      <w:pPr>
-        <w:bidi/>
-      </w:pPr>
-      <w:r>
-        <w:rPr>
-          <w:lang w:val="ar_AE" w:bidi="ar_AE"/>
-        </w:rPr>
-      </w:r>
-      <w:r>
-        <w:rPr>
-          <w:b/>
-          <w:lang w:val="ar_AE" w:bidi="ar_AE"/>
-        </w:rPr>
         <w:t>"وَالرَّبُّ يَهْدِي قُلُوبَكُمْ إِلَى مَحَبَّةِ اللهِ، وَإِلَى صَبْرِ الْمَسِيحِ"</w:t>
       </w:r>
     </w:p>
@@ -19014,23 +16432,6 @@
           <w:b/>
           <w:lang w:val="ar_AE" w:bidi="ar_AE"/>
         </w:rPr>
-        <w:t>εἰς τὴν ἀγάπην τοῦ Θεοῦ, καὶ εἰς τὴν ὑπομονὴν τοῦ Χριστοῦ</w:t>
-      </w:r>
-    </w:p>
-    <w:p>
-      <w:pPr>
-        <w:bidi/>
-      </w:pPr>
-      <w:r>
-        <w:rPr>
-          <w:lang w:val="ar_AE" w:bidi="ar_AE"/>
-        </w:rPr>
-      </w:r>
-      <w:r>
-        <w:rPr>
-          <w:b/>
-          <w:lang w:val="ar_AE" w:bidi="ar_AE"/>
-        </w:rPr>
         <w:t>"إِلَى مَحَبَّةِ اللهِ، وَإِلَى صَبْرِ الْمَسِيحِ"</w:t>
       </w:r>
     </w:p>
@@ -19149,23 +16550,6 @@
           <w:b/>
           <w:lang w:val="ar_AE" w:bidi="ar_AE"/>
         </w:rPr>
-        <w:t>εἰς τὴν ἀγάπην τοῦ Θεοῦ, καὶ εἰς τὴν ὑπομονὴν τοῦ Χριστοῦ</w:t>
-      </w:r>
-    </w:p>
-    <w:p>
-      <w:pPr>
-        <w:bidi/>
-      </w:pPr>
-      <w:r>
-        <w:rPr>
-          <w:lang w:val="ar_AE" w:bidi="ar_AE"/>
-        </w:rPr>
-      </w:r>
-      <w:r>
-        <w:rPr>
-          <w:b/>
-          <w:lang w:val="ar_AE" w:bidi="ar_AE"/>
-        </w:rPr>
         <w:t>"إِلَى مَحَبَّةِ اللهِ، وَإِلَى صَبْرِ الْمَسِيحِ"</w:t>
       </w:r>
     </w:p>
@@ -19271,23 +16655,6 @@
           <w:b/>
           <w:lang w:val="ar_AE" w:bidi="ar_AE"/>
         </w:rPr>
-        <w:t>εἰς τὴν ὑπομονὴν τοῦ Χριστοῦ</w:t>
-      </w:r>
-    </w:p>
-    <w:p>
-      <w:pPr>
-        <w:bidi/>
-      </w:pPr>
-      <w:r>
-        <w:rPr>
-          <w:lang w:val="ar_AE" w:bidi="ar_AE"/>
-        </w:rPr>
-      </w:r>
-      <w:r>
-        <w:rPr>
-          <w:b/>
-          <w:lang w:val="ar_AE" w:bidi="ar_AE"/>
-        </w:rPr>
         <w:t>"وَإِلَى صَبْرِ الْمَسِيحِ"</w:t>
       </w:r>
     </w:p>
@@ -19495,23 +16862,6 @@
           <w:b/>
           <w:lang w:val="ar_AE" w:bidi="ar_AE"/>
         </w:rPr>
-        <w:t>δὲ</w:t>
-      </w:r>
-    </w:p>
-    <w:p>
-      <w:pPr>
-        <w:bidi/>
-      </w:pPr>
-      <w:r>
-        <w:rPr>
-          <w:lang w:val="ar_AE" w:bidi="ar_AE"/>
-        </w:rPr>
-      </w:r>
-      <w:r>
-        <w:rPr>
-          <w:b/>
-          <w:lang w:val="ar_AE" w:bidi="ar_AE"/>
-        </w:rPr>
         <w:t>"ثُمَّ"</w:t>
       </w:r>
     </w:p>
@@ -19617,23 +16967,6 @@
           <w:b/>
           <w:lang w:val="ar_AE" w:bidi="ar_AE"/>
         </w:rPr>
-        <w:t>ἀδελφοί &amp; ἀδελφοῦ</w:t>
-      </w:r>
-    </w:p>
-    <w:p>
-      <w:pPr>
-        <w:bidi/>
-      </w:pPr>
-      <w:r>
-        <w:rPr>
-          <w:lang w:val="ar_AE" w:bidi="ar_AE"/>
-        </w:rPr>
-      </w:r>
-      <w:r>
-        <w:rPr>
-          <w:b/>
-          <w:lang w:val="ar_AE" w:bidi="ar_AE"/>
-        </w:rPr>
         <w:t>"الإِخْوَةُ"</w:t>
       </w:r>
       <w:r>
@@ -19765,23 +17098,6 @@
           <w:b/>
           <w:lang w:val="ar_AE" w:bidi="ar_AE"/>
         </w:rPr>
-        <w:t>ἐν ὀνόματι τοῦ Κυρίου ἡμῶν, Ἰησοῦ Χριστοῦ</w:t>
-      </w:r>
-    </w:p>
-    <w:p>
-      <w:pPr>
-        <w:bidi/>
-      </w:pPr>
-      <w:r>
-        <w:rPr>
-          <w:lang w:val="ar_AE" w:bidi="ar_AE"/>
-        </w:rPr>
-      </w:r>
-      <w:r>
-        <w:rPr>
-          <w:b/>
-          <w:lang w:val="ar_AE" w:bidi="ar_AE"/>
-        </w:rPr>
         <w:t>"بِاسْمِ رَبِّنَا يَسُوعَ الْمَسِيحِ"</w:t>
       </w:r>
     </w:p>
@@ -19887,23 +17203,6 @@
           <w:b/>
           <w:lang w:val="ar_AE" w:bidi="ar_AE"/>
         </w:rPr>
-        <w:t>ἡμῶν</w:t>
-      </w:r>
-    </w:p>
-    <w:p>
-      <w:pPr>
-        <w:bidi/>
-      </w:pPr>
-      <w:r>
-        <w:rPr>
-          <w:lang w:val="ar_AE" w:bidi="ar_AE"/>
-        </w:rPr>
-      </w:r>
-      <w:r>
-        <w:rPr>
-          <w:b/>
-          <w:lang w:val="ar_AE" w:bidi="ar_AE"/>
-        </w:rPr>
         <w:t>"رَبِّنَا"</w:t>
       </w:r>
     </w:p>
@@ -20009,23 +17308,6 @@
           <w:b/>
           <w:lang w:val="ar_AE" w:bidi="ar_AE"/>
         </w:rPr>
-        <w:t>ἀτάκτως περιπατοῦντος</w:t>
-      </w:r>
-    </w:p>
-    <w:p>
-      <w:pPr>
-        <w:bidi/>
-      </w:pPr>
-      <w:r>
-        <w:rPr>
-          <w:lang w:val="ar_AE" w:bidi="ar_AE"/>
-        </w:rPr>
-      </w:r>
-      <w:r>
-        <w:rPr>
-          <w:b/>
-          <w:lang w:val="ar_AE" w:bidi="ar_AE"/>
-        </w:rPr>
         <w:t>«يَسْلُكُ بِلاَ تَرْتِيبٍ»</w:t>
       </w:r>
     </w:p>
@@ -20118,23 +17400,6 @@
           <w:b/>
           <w:lang w:val="ar_AE" w:bidi="ar_AE"/>
         </w:rPr>
-        <w:t>τὴν παράδοσιν</w:t>
-      </w:r>
-    </w:p>
-    <w:p>
-      <w:pPr>
-        <w:bidi/>
-      </w:pPr>
-      <w:r>
-        <w:rPr>
-          <w:lang w:val="ar_AE" w:bidi="ar_AE"/>
-        </w:rPr>
-      </w:r>
-      <w:r>
-        <w:rPr>
-          <w:b/>
-          <w:lang w:val="ar_AE" w:bidi="ar_AE"/>
-        </w:rPr>
         <w:t>"التَّعْلِيمِ"</w:t>
       </w:r>
     </w:p>
@@ -20218,23 +17483,6 @@
           <w:b/>
           <w:lang w:val="ar_AE" w:bidi="ar_AE"/>
         </w:rPr>
-        <w:t>μιμεῖσθαι ἡμᾶς</w:t>
-      </w:r>
-    </w:p>
-    <w:p>
-      <w:pPr>
-        <w:bidi/>
-      </w:pPr>
-      <w:r>
-        <w:rPr>
-          <w:lang w:val="ar_AE" w:bidi="ar_AE"/>
-        </w:rPr>
-      </w:r>
-      <w:r>
-        <w:rPr>
-          <w:b/>
-          <w:lang w:val="ar_AE" w:bidi="ar_AE"/>
-        </w:rPr>
         <w:t>"يُتَمَثَّلَ بِنَا"</w:t>
       </w:r>
     </w:p>
@@ -20340,23 +17588,6 @@
           <w:b/>
           <w:lang w:val="ar_AE" w:bidi="ar_AE"/>
         </w:rPr>
-        <w:t>οὐκ ἠτακτήσαμεν ἐν ὑμῖν</w:t>
-      </w:r>
-    </w:p>
-    <w:p>
-      <w:pPr>
-        <w:bidi/>
-      </w:pPr>
-      <w:r>
-        <w:rPr>
-          <w:lang w:val="ar_AE" w:bidi="ar_AE"/>
-        </w:rPr>
-      </w:r>
-      <w:r>
-        <w:rPr>
-          <w:b/>
-          <w:lang w:val="ar_AE" w:bidi="ar_AE"/>
-        </w:rPr>
         <w:t>"لَمْ نَسْلُكْ بِلاَ تَرْتِيبٍ بَيْنَكُمْ"</w:t>
       </w:r>
     </w:p>
@@ -20449,23 +17680,6 @@
           <w:b/>
           <w:lang w:val="ar_AE" w:bidi="ar_AE"/>
         </w:rPr>
-        <w:t>ἄρτον</w:t>
-      </w:r>
-    </w:p>
-    <w:p>
-      <w:pPr>
-        <w:bidi/>
-      </w:pPr>
-      <w:r>
-        <w:rPr>
-          <w:lang w:val="ar_AE" w:bidi="ar_AE"/>
-        </w:rPr>
-      </w:r>
-      <w:r>
-        <w:rPr>
-          <w:b/>
-          <w:lang w:val="ar_AE" w:bidi="ar_AE"/>
-        </w:rPr>
         <w:t>"خُبْزًا"</w:t>
       </w:r>
     </w:p>
@@ -20584,23 +17798,6 @@
           <w:b/>
           <w:lang w:val="ar_AE" w:bidi="ar_AE"/>
         </w:rPr>
-        <w:t>νυκτὸς καὶ ἡμέρας ἐργαζόμενοι</w:t>
-      </w:r>
-    </w:p>
-    <w:p>
-      <w:pPr>
-        <w:bidi/>
-      </w:pPr>
-      <w:r>
-        <w:rPr>
-          <w:lang w:val="ar_AE" w:bidi="ar_AE"/>
-        </w:rPr>
-      </w:r>
-      <w:r>
-        <w:rPr>
-          <w:b/>
-          <w:lang w:val="ar_AE" w:bidi="ar_AE"/>
-        </w:rPr>
         <w:t>"وَكَدٍّ لَيْلًا وَنَهَارًا"</w:t>
       </w:r>
     </w:p>
@@ -20706,23 +17903,6 @@
           <w:b/>
           <w:lang w:val="ar_AE" w:bidi="ar_AE"/>
         </w:rPr>
-        <w:t>ἐν κόπῳ καὶ μόχθῳ</w:t>
-      </w:r>
-    </w:p>
-    <w:p>
-      <w:pPr>
-        <w:bidi/>
-      </w:pPr>
-      <w:r>
-        <w:rPr>
-          <w:lang w:val="ar_AE" w:bidi="ar_AE"/>
-        </w:rPr>
-      </w:r>
-      <w:r>
-        <w:rPr>
-          <w:b/>
-          <w:lang w:val="ar_AE" w:bidi="ar_AE"/>
-        </w:rPr>
         <w:t>"بِتَعَبٍ وَكَدٍّ"</w:t>
       </w:r>
     </w:p>
@@ -20828,23 +18008,6 @@
           <w:b/>
           <w:lang w:val="ar_AE" w:bidi="ar_AE"/>
         </w:rPr>
-        <w:t>οὐχ ὅτι οὐκ ἔχομεν ἐξουσίαν, ἀλλ’</w:t>
-      </w:r>
-    </w:p>
-    <w:p>
-      <w:pPr>
-        <w:bidi/>
-      </w:pPr>
-      <w:r>
-        <w:rPr>
-          <w:lang w:val="ar_AE" w:bidi="ar_AE"/>
-        </w:rPr>
-      </w:r>
-      <w:r>
-        <w:rPr>
-          <w:b/>
-          <w:lang w:val="ar_AE" w:bidi="ar_AE"/>
-        </w:rPr>
         <w:t>"لَيْسَ أَنْ لاَ سُلْطَانَ لَنَا، بَلْ"</w:t>
       </w:r>
     </w:p>
@@ -20937,23 +18100,6 @@
           <w:b/>
           <w:lang w:val="ar_AE" w:bidi="ar_AE"/>
         </w:rPr>
-        <w:t>ἑαυτοὺς τύπον δῶμεν ὑμῖν</w:t>
-      </w:r>
-    </w:p>
-    <w:p>
-      <w:pPr>
-        <w:bidi/>
-      </w:pPr>
-      <w:r>
-        <w:rPr>
-          <w:lang w:val="ar_AE" w:bidi="ar_AE"/>
-        </w:rPr>
-      </w:r>
-      <w:r>
-        <w:rPr>
-          <w:b/>
-          <w:lang w:val="ar_AE" w:bidi="ar_AE"/>
-        </w:rPr>
         <w:t>"لِكَيْ نُعْطِيَكُمْ أَنْفُسَنَا قُدْوَةً"</w:t>
       </w:r>
     </w:p>
@@ -21142,23 +18288,6 @@
           <w:b/>
           <w:lang w:val="ar_AE" w:bidi="ar_AE"/>
         </w:rPr>
-        <w:t>εἴ τις οὐ θέλει ἐργάζεσθαι, μηδὲ ἐσθιέτω</w:t>
-      </w:r>
-    </w:p>
-    <w:p>
-      <w:pPr>
-        <w:bidi/>
-      </w:pPr>
-      <w:r>
-        <w:rPr>
-          <w:lang w:val="ar_AE" w:bidi="ar_AE"/>
-        </w:rPr>
-      </w:r>
-      <w:r>
-        <w:rPr>
-          <w:b/>
-          <w:lang w:val="ar_AE" w:bidi="ar_AE"/>
-        </w:rPr>
         <w:t>"إِنْ كَانَ أَحَدٌ لاَ يُرِيدُ أَنْ يَشْتَغِلَ فَلاَ يَأْكُلْ أَيْضً"</w:t>
       </w:r>
     </w:p>
@@ -21251,23 +18380,6 @@
           <w:b/>
           <w:lang w:val="ar_AE" w:bidi="ar_AE"/>
         </w:rPr>
-        <w:t>τινας περιπατοῦντας &amp; ἀτάκτως</w:t>
-      </w:r>
-    </w:p>
-    <w:p>
-      <w:pPr>
-        <w:bidi/>
-      </w:pPr>
-      <w:r>
-        <w:rPr>
-          <w:lang w:val="ar_AE" w:bidi="ar_AE"/>
-        </w:rPr>
-      </w:r>
-      <w:r>
-        <w:rPr>
-          <w:b/>
-          <w:lang w:val="ar_AE" w:bidi="ar_AE"/>
-        </w:rPr>
         <w:t>"لاَ يَشْتَغِلُونَ شَيْئًا"</w:t>
       </w:r>
     </w:p>
@@ -21373,23 +18485,6 @@
           <w:b/>
           <w:lang w:val="ar_AE" w:bidi="ar_AE"/>
         </w:rPr>
-        <w:t>ἀλλὰ περιεργαζομένους</w:t>
-      </w:r>
-    </w:p>
-    <w:p>
-      <w:pPr>
-        <w:bidi/>
-      </w:pPr>
-      <w:r>
-        <w:rPr>
-          <w:lang w:val="ar_AE" w:bidi="ar_AE"/>
-        </w:rPr>
-      </w:r>
-      <w:r>
-        <w:rPr>
-          <w:b/>
-          <w:lang w:val="ar_AE" w:bidi="ar_AE"/>
-        </w:rPr>
         <w:t>"بَلْ هُمْ فُضُولِيُّونَ"</w:t>
       </w:r>
     </w:p>
@@ -21482,23 +18577,6 @@
           <w:b/>
           <w:lang w:val="ar_AE" w:bidi="ar_AE"/>
         </w:rPr>
-        <w:t>μετὰ ἡσυχίας</w:t>
-      </w:r>
-    </w:p>
-    <w:p>
-      <w:pPr>
-        <w:bidi/>
-      </w:pPr>
-      <w:r>
-        <w:rPr>
-          <w:lang w:val="ar_AE" w:bidi="ar_AE"/>
-        </w:rPr>
-      </w:r>
-      <w:r>
-        <w:rPr>
-          <w:b/>
-          <w:lang w:val="ar_AE" w:bidi="ar_AE"/>
-        </w:rPr>
         <w:t>"بِهُدُوءٍ"</w:t>
       </w:r>
     </w:p>
@@ -21617,23 +18695,6 @@
           <w:b/>
           <w:lang w:val="ar_AE" w:bidi="ar_AE"/>
         </w:rPr>
-        <w:t>δέ</w:t>
-      </w:r>
-    </w:p>
-    <w:p>
-      <w:pPr>
-        <w:bidi/>
-      </w:pPr>
-      <w:r>
-        <w:rPr>
-          <w:lang w:val="ar_AE" w:bidi="ar_AE"/>
-        </w:rPr>
-      </w:r>
-      <w:r>
-        <w:rPr>
-          <w:b/>
-          <w:lang w:val="ar_AE" w:bidi="ar_AE"/>
-        </w:rPr>
         <w:t>"أَمَّا"</w:t>
       </w:r>
     </w:p>
@@ -21739,23 +18800,6 @@
           <w:b/>
           <w:lang w:val="ar_AE" w:bidi="ar_AE"/>
         </w:rPr>
-        <w:t>ὑμεῖς</w:t>
-      </w:r>
-    </w:p>
-    <w:p>
-      <w:pPr>
-        <w:bidi/>
-      </w:pPr>
-      <w:r>
-        <w:rPr>
-          <w:lang w:val="ar_AE" w:bidi="ar_AE"/>
-        </w:rPr>
-      </w:r>
-      <w:r>
-        <w:rPr>
-          <w:b/>
-          <w:lang w:val="ar_AE" w:bidi="ar_AE"/>
-        </w:rPr>
         <w:t>"أَنْتُمْ"</w:t>
       </w:r>
     </w:p>
@@ -21861,23 +18905,6 @@
           <w:b/>
           <w:lang w:val="ar_AE" w:bidi="ar_AE"/>
         </w:rPr>
-        <w:t>ἀδελφοί</w:t>
-      </w:r>
-    </w:p>
-    <w:p>
-      <w:pPr>
-        <w:bidi/>
-      </w:pPr>
-      <w:r>
-        <w:rPr>
-          <w:lang w:val="ar_AE" w:bidi="ar_AE"/>
-        </w:rPr>
-      </w:r>
-      <w:r>
-        <w:rPr>
-          <w:b/>
-          <w:lang w:val="ar_AE" w:bidi="ar_AE"/>
-        </w:rPr>
         <w:t>"الإِخْوَةُ"</w:t>
       </w:r>
     </w:p>
@@ -21983,23 +19010,6 @@
           <w:b/>
           <w:lang w:val="ar_AE" w:bidi="ar_AE"/>
         </w:rPr>
-        <w:t>τῷ λόγῳ ἡμῶν</w:t>
-      </w:r>
-    </w:p>
-    <w:p>
-      <w:pPr>
-        <w:bidi/>
-      </w:pPr>
-      <w:r>
-        <w:rPr>
-          <w:lang w:val="ar_AE" w:bidi="ar_AE"/>
-        </w:rPr>
-      </w:r>
-      <w:r>
-        <w:rPr>
-          <w:b/>
-          <w:lang w:val="ar_AE" w:bidi="ar_AE"/>
-        </w:rPr>
         <w:t>"كَلاَمَنَا"</w:t>
       </w:r>
     </w:p>
@@ -22105,23 +19115,6 @@
           <w:b/>
           <w:lang w:val="ar_AE" w:bidi="ar_AE"/>
         </w:rPr>
-        <w:t>τοῦτον σημειοῦσθε</w:t>
-      </w:r>
-    </w:p>
-    <w:p>
-      <w:pPr>
-        <w:bidi/>
-      </w:pPr>
-      <w:r>
-        <w:rPr>
-          <w:lang w:val="ar_AE" w:bidi="ar_AE"/>
-        </w:rPr>
-      </w:r>
-      <w:r>
-        <w:rPr>
-          <w:b/>
-          <w:lang w:val="ar_AE" w:bidi="ar_AE"/>
-        </w:rPr>
         <w:t>"فَسِمُوا هذَا"</w:t>
       </w:r>
     </w:p>
@@ -22214,23 +19207,6 @@
           <w:b/>
           <w:lang w:val="ar_AE" w:bidi="ar_AE"/>
         </w:rPr>
-        <w:t>ἵνα ἐντραπῇ</w:t>
-      </w:r>
-    </w:p>
-    <w:p>
-      <w:pPr>
-        <w:bidi/>
-      </w:pPr>
-      <w:r>
-        <w:rPr>
-          <w:lang w:val="ar_AE" w:bidi="ar_AE"/>
-        </w:rPr>
-      </w:r>
-      <w:r>
-        <w:rPr>
-          <w:b/>
-          <w:lang w:val="ar_AE" w:bidi="ar_AE"/>
-        </w:rPr>
         <w:t>"لِكَيْ يَخْجَلَ"</w:t>
       </w:r>
     </w:p>
@@ -22323,23 +19299,6 @@
           <w:b/>
           <w:lang w:val="ar_AE" w:bidi="ar_AE"/>
         </w:rPr>
-        <w:t>ἀδελφόν</w:t>
-      </w:r>
-    </w:p>
-    <w:p>
-      <w:pPr>
-        <w:bidi/>
-      </w:pPr>
-      <w:r>
-        <w:rPr>
-          <w:lang w:val="ar_AE" w:bidi="ar_AE"/>
-        </w:rPr>
-      </w:r>
-      <w:r>
-        <w:rPr>
-          <w:b/>
-          <w:lang w:val="ar_AE" w:bidi="ar_AE"/>
-        </w:rPr>
         <w:t>"كَأَخٍ"</w:t>
       </w:r>
     </w:p>
@@ -22547,23 +19506,6 @@
           <w:b/>
           <w:lang w:val="ar_AE" w:bidi="ar_AE"/>
         </w:rPr>
-        <w:t>δὲ</w:t>
-      </w:r>
-    </w:p>
-    <w:p>
-      <w:pPr>
-        <w:bidi/>
-      </w:pPr>
-      <w:r>
-        <w:rPr>
-          <w:lang w:val="ar_AE" w:bidi="ar_AE"/>
-        </w:rPr>
-      </w:r>
-      <w:r>
-        <w:rPr>
-          <w:b/>
-          <w:lang w:val="ar_AE" w:bidi="ar_AE"/>
-        </w:rPr>
         <w:t>"وَ"</w:t>
       </w:r>
     </w:p>
@@ -22669,23 +19611,6 @@
           <w:b/>
           <w:lang w:val="ar_AE" w:bidi="ar_AE"/>
         </w:rPr>
-        <w:t>αὐτὸς &amp; ὁ Κύριος τῆς εἰρήνης, δῴη ὑμῖν</w:t>
-      </w:r>
-    </w:p>
-    <w:p>
-      <w:pPr>
-        <w:bidi/>
-      </w:pPr>
-      <w:r>
-        <w:rPr>
-          <w:lang w:val="ar_AE" w:bidi="ar_AE"/>
-        </w:rPr>
-      </w:r>
-      <w:r>
-        <w:rPr>
-          <w:b/>
-          <w:lang w:val="ar_AE" w:bidi="ar_AE"/>
-        </w:rPr>
         <w:t>"وَرَبُّ السَّلاَمِ نَفْسُهُ يُعْطِيكُمُ السَّلاَمَ"</w:t>
       </w:r>
     </w:p>
@@ -22778,23 +19703,6 @@
           <w:b/>
           <w:lang w:val="ar_AE" w:bidi="ar_AE"/>
         </w:rPr>
-        <w:t>αὐτὸς &amp; ὁ Κύριος τῆς εἰρήνης</w:t>
-      </w:r>
-    </w:p>
-    <w:p>
-      <w:pPr>
-        <w:bidi/>
-      </w:pPr>
-      <w:r>
-        <w:rPr>
-          <w:lang w:val="ar_AE" w:bidi="ar_AE"/>
-        </w:rPr>
-      </w:r>
-      <w:r>
-        <w:rPr>
-          <w:b/>
-          <w:lang w:val="ar_AE" w:bidi="ar_AE"/>
-        </w:rPr>
         <w:t>"رَبُّ السَّلاَمِ نَفْسُهُ"</w:t>
       </w:r>
     </w:p>
@@ -22900,23 +19808,6 @@
           <w:b/>
           <w:lang w:val="ar_AE" w:bidi="ar_AE"/>
         </w:rPr>
-        <w:t>ὁ ἀσπασμὸς τῇ ἐμῇ χειρὶ, Παύλου, ὅ ἐστιν σημεῖον ἐν πάσῃ ἐπιστολῇ, οὕτως γράφω</w:t>
-      </w:r>
-    </w:p>
-    <w:p>
-      <w:pPr>
-        <w:bidi/>
-      </w:pPr>
-      <w:r>
-        <w:rPr>
-          <w:lang w:val="ar_AE" w:bidi="ar_AE"/>
-        </w:rPr>
-      </w:r>
-      <w:r>
-        <w:rPr>
-          <w:b/>
-          <w:lang w:val="ar_AE" w:bidi="ar_AE"/>
-        </w:rPr>
         <w:t>"اَلسَّلاَمُ بِيَدِي أَنَا بُولُسَ، الَّذِي هُوَ عَلاَمَةٌ فِي كُلِّ رِسَالَةٍ. هكَذَا أَنَا أَكْتُبُ."</w:t>
       </w:r>
     </w:p>
@@ -22987,23 +19878,6 @@
           <w:b/>
           <w:lang w:val="ar_AE" w:bidi="ar_AE"/>
         </w:rPr>
-        <w:t>τῇ ἐμῇ χειρὶ</w:t>
-      </w:r>
-    </w:p>
-    <w:p>
-      <w:pPr>
-        <w:bidi/>
-      </w:pPr>
-      <w:r>
-        <w:rPr>
-          <w:lang w:val="ar_AE" w:bidi="ar_AE"/>
-        </w:rPr>
-      </w:r>
-      <w:r>
-        <w:rPr>
-          <w:b/>
-          <w:lang w:val="ar_AE" w:bidi="ar_AE"/>
-        </w:rPr>
         <w:t>"بِيَدِي"</w:t>
       </w:r>
     </w:p>
@@ -23109,23 +19983,6 @@
           <w:b/>
           <w:lang w:val="ar_AE" w:bidi="ar_AE"/>
         </w:rPr>
-        <w:t>οὕτως γράφω</w:t>
-      </w:r>
-    </w:p>
-    <w:p>
-      <w:pPr>
-        <w:bidi/>
-      </w:pPr>
-      <w:r>
-        <w:rPr>
-          <w:lang w:val="ar_AE" w:bidi="ar_AE"/>
-        </w:rPr>
-      </w:r>
-      <w:r>
-        <w:rPr>
-          <w:b/>
-          <w:lang w:val="ar_AE" w:bidi="ar_AE"/>
-        </w:rPr>
         <w:t>"هكَذَا أَنَا أَكْتُبُ"</w:t>
       </w:r>
     </w:p>
@@ -23202,23 +20059,6 @@
         <w:rPr>
           <w:lang w:val="ar_AE" w:bidi="ar_AE"/>
         </w:rPr>
-      </w:r>
-    </w:p>
-    <w:p>
-      <w:pPr>
-        <w:bidi/>
-      </w:pPr>
-      <w:r>
-        <w:rPr>
-          <w:lang w:val="ar_AE" w:bidi="ar_AE"/>
-        </w:rPr>
-      </w:r>
-      <w:r>
-        <w:rPr>
-          <w:b/>
-          <w:lang w:val="ar_AE" w:bidi="ar_AE"/>
-        </w:rPr>
-        <w:t>ἡ χάρις τοῦ Κυρίου ἡμῶν, Ἰησοῦ Χριστοῦ, μετὰ πάντων ὑμῶν</w:t>
       </w:r>
     </w:p>
     <w:p>

--- a/arb/docx/53.content.docx
+++ b/arb/docx/53.content.docx
@@ -22,7 +22,7 @@
         <w:rPr>
           <w:lang w:val="ar_AE" w:bidi="ar_AE"/>
         </w:rPr>
-        <w:t>Resource: ملاحظات الترجمة (كلمة متكشفة)</w:t>
+        <w:t>Resource: unfoldingWord® Translation Notes</w:t>
       </w:r>
       <w:r>
         <w:rPr>
@@ -96,7 +96,7 @@
         <w:rPr>
           <w:lang w:val="ar_AE" w:bidi="ar_AE"/>
         </w:rPr>
-        <w:t>ملاحظات الترجمة (كلمة متكشفة)</w:t>
+        <w:t>unfoldingWord® Translation Notes</w:t>
       </w:r>
     </w:p>
     <w:p>

--- a/arb/docx/53.content.docx
+++ b/arb/docx/53.content.docx
@@ -226,6 +226,23 @@
           <w:b/>
           <w:lang w:val="ar_AE" w:bidi="ar_AE"/>
         </w:rPr>
+        <w:t>Σιλουανὸς</w:t>
+      </w:r>
+    </w:p>
+    <w:p>
+      <w:pPr>
+        <w:bidi/>
+      </w:pPr>
+      <w:r>
+        <w:rPr>
+          <w:lang w:val="ar_AE" w:bidi="ar_AE"/>
+        </w:rPr>
+      </w:r>
+      <w:r>
+        <w:rPr>
+          <w:b/>
+          <w:lang w:val="ar_AE" w:bidi="ar_AE"/>
+        </w:rPr>
         <w:t>"سِلْوَانُسُ"</w:t>
       </w:r>
     </w:p>
@@ -338,6 +355,23 @@
           <w:b/>
           <w:lang w:val="ar_AE" w:bidi="ar_AE"/>
         </w:rPr>
+        <w:t>Παῦλος, καὶ Σιλουανὸς, καὶ Τιμόθεος; τῇ ἐκκλησίᾳ</w:t>
+      </w:r>
+    </w:p>
+    <w:p>
+      <w:pPr>
+        <w:bidi/>
+      </w:pPr>
+      <w:r>
+        <w:rPr>
+          <w:lang w:val="ar_AE" w:bidi="ar_AE"/>
+        </w:rPr>
+      </w:r>
+      <w:r>
+        <w:rPr>
+          <w:b/>
+          <w:lang w:val="ar_AE" w:bidi="ar_AE"/>
+        </w:rPr>
         <w:t>"بُولُسُ وَسِلْوَانُسُ وَتِيمُوثَاوُسُ، إِلَى كَنِيسَةِ"</w:t>
       </w:r>
     </w:p>
@@ -430,6 +464,23 @@
           <w:b/>
           <w:lang w:val="ar_AE" w:bidi="ar_AE"/>
         </w:rPr>
+        <w:t>Παῦλος, καὶ Σιλουανὸς, καὶ Τιμόθεος</w:t>
+      </w:r>
+    </w:p>
+    <w:p>
+      <w:pPr>
+        <w:bidi/>
+      </w:pPr>
+      <w:r>
+        <w:rPr>
+          <w:lang w:val="ar_AE" w:bidi="ar_AE"/>
+        </w:rPr>
+      </w:r>
+      <w:r>
+        <w:rPr>
+          <w:b/>
+          <w:lang w:val="ar_AE" w:bidi="ar_AE"/>
+        </w:rPr>
         <w:t>"بُولُسُ وَسِلْوَانُسُ وَتِيمُوثَاوُسُ"</w:t>
       </w:r>
     </w:p>
@@ -548,6 +599,23 @@
           <w:b/>
           <w:lang w:val="ar_AE" w:bidi="ar_AE"/>
         </w:rPr>
+        <w:t>ἐν Θεῷ Πατρὶ ἡμῶν καὶ Κυρίῳ Ἰησοῦ Χριστῷ</w:t>
+      </w:r>
+    </w:p>
+    <w:p>
+      <w:pPr>
+        <w:bidi/>
+      </w:pPr>
+      <w:r>
+        <w:rPr>
+          <w:lang w:val="ar_AE" w:bidi="ar_AE"/>
+        </w:rPr>
+      </w:r>
+      <w:r>
+        <w:rPr>
+          <w:b/>
+          <w:lang w:val="ar_AE" w:bidi="ar_AE"/>
+        </w:rPr>
         <w:t>"فِي اللهِ أَبِينَا وَالرَّبِّ يَسُوعَ الْمَسِيحِ"</w:t>
       </w:r>
     </w:p>
@@ -640,6 +708,23 @@
           <w:b/>
           <w:lang w:val="ar_AE" w:bidi="ar_AE"/>
         </w:rPr>
+        <w:t>χάρις ὑμῖν καὶ εἰρήνη ἀπὸ Θεοῦ Πατρὸς καὶ Κυρίου Ἰησοῦ Χριστοῦ</w:t>
+      </w:r>
+    </w:p>
+    <w:p>
+      <w:pPr>
+        <w:bidi/>
+      </w:pPr>
+      <w:r>
+        <w:rPr>
+          <w:lang w:val="ar_AE" w:bidi="ar_AE"/>
+        </w:rPr>
+      </w:r>
+      <w:r>
+        <w:rPr>
+          <w:b/>
+          <w:lang w:val="ar_AE" w:bidi="ar_AE"/>
+        </w:rPr>
         <w:t>"نِعْمَةٌ لَكُمْ وَسَلاَمٌ مِنَ اللهِ أَبِينَا وَالرَّبِّ يَسُوعَ الْمَسِيحِ"</w:t>
       </w:r>
     </w:p>
@@ -732,6 +817,23 @@
           <w:b/>
           <w:lang w:val="ar_AE" w:bidi="ar_AE"/>
         </w:rPr>
+        <w:t>χάρις ὑμῖν καὶ εἰρήνη ἀπὸ Θεοῦ Πατρὸς καὶ Κυρίου Ἰησοῦ Χριστοῦ</w:t>
+      </w:r>
+    </w:p>
+    <w:p>
+      <w:pPr>
+        <w:bidi/>
+      </w:pPr>
+      <w:r>
+        <w:rPr>
+          <w:lang w:val="ar_AE" w:bidi="ar_AE"/>
+        </w:rPr>
+      </w:r>
+      <w:r>
+        <w:rPr>
+          <w:b/>
+          <w:lang w:val="ar_AE" w:bidi="ar_AE"/>
+        </w:rPr>
         <w:t>"نِعْمَةٌ لَكُمْ وَسَلاَمٌ مِنَ اللهِ أَبِينَا وَالرَّبِّ يَسُوعَ الْمَسِيحِ"</w:t>
       </w:r>
     </w:p>
@@ -936,6 +1038,23 @@
           <w:b/>
           <w:lang w:val="ar_AE" w:bidi="ar_AE"/>
         </w:rPr>
+        <w:t>εὐχαριστεῖν ὀφείλομεν &amp; πάντοτε</w:t>
+      </w:r>
+    </w:p>
+    <w:p>
+      <w:pPr>
+        <w:bidi/>
+      </w:pPr>
+      <w:r>
+        <w:rPr>
+          <w:lang w:val="ar_AE" w:bidi="ar_AE"/>
+        </w:rPr>
+      </w:r>
+      <w:r>
+        <w:rPr>
+          <w:b/>
+          <w:lang w:val="ar_AE" w:bidi="ar_AE"/>
+        </w:rPr>
         <w:t>"يَنْبَغِي لَنَا أَنْ نَشْكُرَ اللهَ كُلَّ حِينٍ"</w:t>
       </w:r>
     </w:p>
@@ -1045,6 +1164,23 @@
           <w:b/>
           <w:lang w:val="ar_AE" w:bidi="ar_AE"/>
         </w:rPr>
+        <w:t>εὐχαριστεῖν ὀφείλομεν τῷ Θεῷ πάντοτε</w:t>
+      </w:r>
+    </w:p>
+    <w:p>
+      <w:pPr>
+        <w:bidi/>
+      </w:pPr>
+      <w:r>
+        <w:rPr>
+          <w:lang w:val="ar_AE" w:bidi="ar_AE"/>
+        </w:rPr>
+      </w:r>
+      <w:r>
+        <w:rPr>
+          <w:b/>
+          <w:lang w:val="ar_AE" w:bidi="ar_AE"/>
+        </w:rPr>
         <w:t>"يَنْبَغِي لَنَا أَنْ نَشْكُرَ اللهَ كُلَّ حِينٍ"</w:t>
       </w:r>
     </w:p>
@@ -1150,6 +1286,23 @@
           <w:b/>
           <w:lang w:val="ar_AE" w:bidi="ar_AE"/>
         </w:rPr>
+        <w:t>εὐχαριστεῖν ὀφείλομεν τῷ Θεῷ πάντοτε περὶ ὑμῶν, ἀδελφοί</w:t>
+      </w:r>
+    </w:p>
+    <w:p>
+      <w:pPr>
+        <w:bidi/>
+      </w:pPr>
+      <w:r>
+        <w:rPr>
+          <w:lang w:val="ar_AE" w:bidi="ar_AE"/>
+        </w:rPr>
+      </w:r>
+      <w:r>
+        <w:rPr>
+          <w:b/>
+          <w:lang w:val="ar_AE" w:bidi="ar_AE"/>
+        </w:rPr>
         <w:t>"يَنْبَغِي لَنَا أَنْ نَشْكُرَ اللهَ كُلَّ حِينٍ مِنْ جِهَتِكُمْ أَيُّهَا الإِخْوَةُ"</w:t>
       </w:r>
     </w:p>
@@ -1242,6 +1395,23 @@
           <w:b/>
           <w:lang w:val="ar_AE" w:bidi="ar_AE"/>
         </w:rPr>
+        <w:t>ἀδελφοί</w:t>
+      </w:r>
+    </w:p>
+    <w:p>
+      <w:pPr>
+        <w:bidi/>
+      </w:pPr>
+      <w:r>
+        <w:rPr>
+          <w:lang w:val="ar_AE" w:bidi="ar_AE"/>
+        </w:rPr>
+      </w:r>
+      <w:r>
+        <w:rPr>
+          <w:b/>
+          <w:lang w:val="ar_AE" w:bidi="ar_AE"/>
+        </w:rPr>
         <w:t>"الإِخْوَةُ"</w:t>
       </w:r>
     </w:p>
@@ -1347,6 +1517,23 @@
           <w:b/>
           <w:lang w:val="ar_AE" w:bidi="ar_AE"/>
         </w:rPr>
+        <w:t>καθὼς ἄξιόν ἐστιν</w:t>
+      </w:r>
+    </w:p>
+    <w:p>
+      <w:pPr>
+        <w:bidi/>
+      </w:pPr>
+      <w:r>
+        <w:rPr>
+          <w:lang w:val="ar_AE" w:bidi="ar_AE"/>
+        </w:rPr>
+      </w:r>
+      <w:r>
+        <w:rPr>
+          <w:b/>
+          <w:lang w:val="ar_AE" w:bidi="ar_AE"/>
+        </w:rPr>
         <w:t>"كَمَا يَحِقُّ"</w:t>
       </w:r>
     </w:p>
@@ -1465,6 +1652,23 @@
           <w:b/>
           <w:lang w:val="ar_AE" w:bidi="ar_AE"/>
         </w:rPr>
+        <w:t>ὑπεραυξάνει ἡ πίστις ὑμῶν</w:t>
+      </w:r>
+    </w:p>
+    <w:p>
+      <w:pPr>
+        <w:bidi/>
+      </w:pPr>
+      <w:r>
+        <w:rPr>
+          <w:lang w:val="ar_AE" w:bidi="ar_AE"/>
+        </w:rPr>
+      </w:r>
+      <w:r>
+        <w:rPr>
+          <w:b/>
+          <w:lang w:val="ar_AE" w:bidi="ar_AE"/>
+        </w:rPr>
         <w:t>"إِيمَانَكُمْ يَنْمُو كَثِيرًا"</w:t>
       </w:r>
     </w:p>
@@ -1570,6 +1774,23 @@
           <w:b/>
           <w:lang w:val="ar_AE" w:bidi="ar_AE"/>
         </w:rPr>
+        <w:t>πλεονάζει ἡ ἀγάπη ἑνὸς ἑκάστου, πάντων ὑμῶν, εἰς ἀλλήλους</w:t>
+      </w:r>
+    </w:p>
+    <w:p>
+      <w:pPr>
+        <w:bidi/>
+      </w:pPr>
+      <w:r>
+        <w:rPr>
+          <w:lang w:val="ar_AE" w:bidi="ar_AE"/>
+        </w:rPr>
+      </w:r>
+      <w:r>
+        <w:rPr>
+          <w:b/>
+          <w:lang w:val="ar_AE" w:bidi="ar_AE"/>
+        </w:rPr>
         <w:t>"وَمَحَبَّةُ كُلِّ وَاحِدٍ مِنْكُمْ جَمِيعًا بَعْضِكُمْ لِبَعْضٍ تَزْدَادُ"</w:t>
       </w:r>
     </w:p>
@@ -1675,6 +1896,23 @@
           <w:b/>
           <w:lang w:val="ar_AE" w:bidi="ar_AE"/>
         </w:rPr>
+        <w:t>ἀλλήλους</w:t>
+      </w:r>
+    </w:p>
+    <w:p>
+      <w:pPr>
+        <w:bidi/>
+      </w:pPr>
+      <w:r>
+        <w:rPr>
+          <w:lang w:val="ar_AE" w:bidi="ar_AE"/>
+        </w:rPr>
+      </w:r>
+      <w:r>
+        <w:rPr>
+          <w:b/>
+          <w:lang w:val="ar_AE" w:bidi="ar_AE"/>
+        </w:rPr>
         <w:t>"بَعْضِكُمْ لِبَعْضٍ"</w:t>
       </w:r>
     </w:p>
@@ -1780,6 +2018,23 @@
           <w:b/>
           <w:lang w:val="ar_AE" w:bidi="ar_AE"/>
         </w:rPr>
+        <w:t>αὐτοὺς ἡμᾶς</w:t>
+      </w:r>
+    </w:p>
+    <w:p>
+      <w:pPr>
+        <w:bidi/>
+      </w:pPr>
+      <w:r>
+        <w:rPr>
+          <w:lang w:val="ar_AE" w:bidi="ar_AE"/>
+        </w:rPr>
+      </w:r>
+      <w:r>
+        <w:rPr>
+          <w:b/>
+          <w:lang w:val="ar_AE" w:bidi="ar_AE"/>
+        </w:rPr>
         <w:t>"نَحْنُ أَنْفُسَنَا"</w:t>
       </w:r>
     </w:p>
@@ -1898,6 +2153,23 @@
           <w:b/>
           <w:lang w:val="ar_AE" w:bidi="ar_AE"/>
         </w:rPr>
+        <w:t>τῆς ὑπομονῆς ὑμῶν, καὶ πίστεως</w:t>
+      </w:r>
+    </w:p>
+    <w:p>
+      <w:pPr>
+        <w:bidi/>
+      </w:pPr>
+      <w:r>
+        <w:rPr>
+          <w:lang w:val="ar_AE" w:bidi="ar_AE"/>
+        </w:rPr>
+      </w:r>
+      <w:r>
+        <w:rPr>
+          <w:b/>
+          <w:lang w:val="ar_AE" w:bidi="ar_AE"/>
+        </w:rPr>
         <w:t>"صَبْرِكُمْ وَإِيمَانِكُمْ"</w:t>
       </w:r>
     </w:p>
@@ -2016,6 +2288,23 @@
           <w:b/>
           <w:lang w:val="ar_AE" w:bidi="ar_AE"/>
         </w:rPr>
+        <w:t>ἐν πᾶσιν τοῖς διωγμοῖς ὑμῶν, καὶ ταῖς θλίψεσιν</w:t>
+      </w:r>
+    </w:p>
+    <w:p>
+      <w:pPr>
+        <w:bidi/>
+      </w:pPr>
+      <w:r>
+        <w:rPr>
+          <w:lang w:val="ar_AE" w:bidi="ar_AE"/>
+        </w:rPr>
+      </w:r>
+      <w:r>
+        <w:rPr>
+          <w:b/>
+          <w:lang w:val="ar_AE" w:bidi="ar_AE"/>
+        </w:rPr>
         <w:t>"فِي جَمِيعِ اضْطِهَادَاتِكُمْ وَالضِّيقَاتِ"</w:t>
       </w:r>
     </w:p>
@@ -2121,6 +2410,23 @@
           <w:b/>
           <w:lang w:val="ar_AE" w:bidi="ar_AE"/>
         </w:rPr>
+        <w:t>πίστεως ἐν πᾶσιν τοῖς διωγμοῖς ὑμῶν</w:t>
+      </w:r>
+    </w:p>
+    <w:p>
+      <w:pPr>
+        <w:bidi/>
+      </w:pPr>
+      <w:r>
+        <w:rPr>
+          <w:lang w:val="ar_AE" w:bidi="ar_AE"/>
+        </w:rPr>
+      </w:r>
+      <w:r>
+        <w:rPr>
+          <w:b/>
+          <w:lang w:val="ar_AE" w:bidi="ar_AE"/>
+        </w:rPr>
         <w:t>"إِيمَانِكُمْ فِي جَمِيعِ اضْطِهَادَاتِكُمْ"</w:t>
       </w:r>
     </w:p>
@@ -2226,6 +2532,23 @@
           <w:b/>
           <w:lang w:val="ar_AE" w:bidi="ar_AE"/>
         </w:rPr>
+        <w:t>ἔνδειγμα τῆς δικαίας κρίσεως τοῦ Θεοῦ, εἰς τὸ καταξιωθῆναι ὑμᾶς</w:t>
+      </w:r>
+    </w:p>
+    <w:p>
+      <w:pPr>
+        <w:bidi/>
+      </w:pPr>
+      <w:r>
+        <w:rPr>
+          <w:lang w:val="ar_AE" w:bidi="ar_AE"/>
+        </w:rPr>
+      </w:r>
+      <w:r>
+        <w:rPr>
+          <w:b/>
+          <w:lang w:val="ar_AE" w:bidi="ar_AE"/>
+        </w:rPr>
         <w:t>"بَيِّنَةً عَلَى قَضَاءِ اللهِ الْعَادِلِ، أَنَّكُمْ تُؤَهَّلُونَ"</w:t>
       </w:r>
     </w:p>
@@ -2325,6 +2648,23 @@
           <w:b/>
           <w:lang w:val="ar_AE" w:bidi="ar_AE"/>
         </w:rPr>
+        <w:t>εἰς τὸ καταξιωθῆναι ὑμᾶς τῆς Βασιλείας τοῦ Θεοῦ</w:t>
+      </w:r>
+    </w:p>
+    <w:p>
+      <w:pPr>
+        <w:bidi/>
+      </w:pPr>
+      <w:r>
+        <w:rPr>
+          <w:lang w:val="ar_AE" w:bidi="ar_AE"/>
+        </w:rPr>
+      </w:r>
+      <w:r>
+        <w:rPr>
+          <w:b/>
+          <w:lang w:val="ar_AE" w:bidi="ar_AE"/>
+        </w:rPr>
         <w:t>"أَنَّكُمْ تُؤَهَّلُونَ لِمَلَكُوتِ اللهِ"</w:t>
       </w:r>
     </w:p>
@@ -2417,6 +2757,23 @@
           <w:b/>
           <w:lang w:val="ar_AE" w:bidi="ar_AE"/>
         </w:rPr>
+        <w:t>ὑπὲρ ἧς καὶ πάσχετε</w:t>
+      </w:r>
+    </w:p>
+    <w:p>
+      <w:pPr>
+        <w:bidi/>
+      </w:pPr>
+      <w:r>
+        <w:rPr>
+          <w:lang w:val="ar_AE" w:bidi="ar_AE"/>
+        </w:rPr>
+      </w:r>
+      <w:r>
+        <w:rPr>
+          <w:b/>
+          <w:lang w:val="ar_AE" w:bidi="ar_AE"/>
+        </w:rPr>
         <w:t>"الَّذِي لأَجْلِهِ تَتَأَلَّمُونَ أَيْضًا"</w:t>
       </w:r>
     </w:p>
@@ -2522,6 +2879,23 @@
           <w:b/>
           <w:lang w:val="ar_AE" w:bidi="ar_AE"/>
         </w:rPr>
+        <w:t>εἴπερ δίκαιον παρὰ Θεῷ</w:t>
+      </w:r>
+    </w:p>
+    <w:p>
+      <w:pPr>
+        <w:bidi/>
+      </w:pPr>
+      <w:r>
+        <w:rPr>
+          <w:lang w:val="ar_AE" w:bidi="ar_AE"/>
+        </w:rPr>
+      </w:r>
+      <w:r>
+        <w:rPr>
+          <w:b/>
+          <w:lang w:val="ar_AE" w:bidi="ar_AE"/>
+        </w:rPr>
         <w:t>"إِذْ هُوَ عَادِلٌ عِنْدَ اللهِ"</w:t>
       </w:r>
     </w:p>
@@ -2614,6 +2988,23 @@
           <w:b/>
           <w:lang w:val="ar_AE" w:bidi="ar_AE"/>
         </w:rPr>
+        <w:t>παρὰ Θεῷ, ἀνταποδοῦναι τοῖς θλίβουσιν ὑμᾶς θλῖψιν</w:t>
+      </w:r>
+    </w:p>
+    <w:p>
+      <w:pPr>
+        <w:bidi/>
+      </w:pPr>
+      <w:r>
+        <w:rPr>
+          <w:lang w:val="ar_AE" w:bidi="ar_AE"/>
+        </w:rPr>
+      </w:r>
+      <w:r>
+        <w:rPr>
+          <w:b/>
+          <w:lang w:val="ar_AE" w:bidi="ar_AE"/>
+        </w:rPr>
         <w:t>"أَنَّ الَّذِينَ يُضَايِقُونَكُمْ يُجَازِيهِمْ ضِيقًا"</w:t>
       </w:r>
     </w:p>
@@ -2719,6 +3110,23 @@
           <w:b/>
           <w:lang w:val="ar_AE" w:bidi="ar_AE"/>
         </w:rPr>
+        <w:t>ἀνταποδοῦναι τοῖς θλίβουσιν ὑμᾶς θλῖψιν</w:t>
+      </w:r>
+    </w:p>
+    <w:p>
+      <w:pPr>
+        <w:bidi/>
+      </w:pPr>
+      <w:r>
+        <w:rPr>
+          <w:lang w:val="ar_AE" w:bidi="ar_AE"/>
+        </w:rPr>
+      </w:r>
+      <w:r>
+        <w:rPr>
+          <w:b/>
+          <w:lang w:val="ar_AE" w:bidi="ar_AE"/>
+        </w:rPr>
         <w:t>"الَّذِينَ يُضَايِقُونَكُمْ يُجَازِيهِمْ ضِيقًا"</w:t>
       </w:r>
     </w:p>
@@ -2824,6 +3232,23 @@
           <w:b/>
           <w:lang w:val="ar_AE" w:bidi="ar_AE"/>
         </w:rPr>
+        <w:t>καὶ ὑμῖν &amp; ἄνεσιν</w:t>
+      </w:r>
+    </w:p>
+    <w:p>
+      <w:pPr>
+        <w:bidi/>
+      </w:pPr>
+      <w:r>
+        <w:rPr>
+          <w:lang w:val="ar_AE" w:bidi="ar_AE"/>
+        </w:rPr>
+      </w:r>
+      <w:r>
+        <w:rPr>
+          <w:b/>
+          <w:lang w:val="ar_AE" w:bidi="ar_AE"/>
+        </w:rPr>
         <w:t>"وَإِيَّاكُمُ ... رَاحَةً"</w:t>
       </w:r>
     </w:p>
@@ -2929,6 +3354,23 @@
           <w:b/>
           <w:lang w:val="ar_AE" w:bidi="ar_AE"/>
         </w:rPr>
+        <w:t>καὶ ὑμῖν τοῖς θλιβομένοις, ἄνεσιν μεθ’ ἡμῶν</w:t>
+      </w:r>
+    </w:p>
+    <w:p>
+      <w:pPr>
+        <w:bidi/>
+      </w:pPr>
+      <w:r>
+        <w:rPr>
+          <w:lang w:val="ar_AE" w:bidi="ar_AE"/>
+        </w:rPr>
+      </w:r>
+      <w:r>
+        <w:rPr>
+          <w:b/>
+          <w:lang w:val="ar_AE" w:bidi="ar_AE"/>
+        </w:rPr>
         <w:t>"وَإِيَّاكُمُ الَّذِينَ تَتَضَايَقُونَ رَاحَةً مَعَنَا"</w:t>
       </w:r>
     </w:p>
@@ -3047,6 +3489,23 @@
           <w:b/>
           <w:lang w:val="ar_AE" w:bidi="ar_AE"/>
         </w:rPr>
+        <w:t>ὑμῖν &amp; ἄνεσιν</w:t>
+      </w:r>
+    </w:p>
+    <w:p>
+      <w:pPr>
+        <w:bidi/>
+      </w:pPr>
+      <w:r>
+        <w:rPr>
+          <w:lang w:val="ar_AE" w:bidi="ar_AE"/>
+        </w:rPr>
+      </w:r>
+      <w:r>
+        <w:rPr>
+          <w:b/>
+          <w:lang w:val="ar_AE" w:bidi="ar_AE"/>
+        </w:rPr>
         <w:t>"رَاحَةً"</w:t>
       </w:r>
     </w:p>
@@ -3152,6 +3611,23 @@
           <w:b/>
           <w:lang w:val="ar_AE" w:bidi="ar_AE"/>
         </w:rPr>
+        <w:t>τοῖς θλιβομένοις</w:t>
+      </w:r>
+    </w:p>
+    <w:p>
+      <w:pPr>
+        <w:bidi/>
+      </w:pPr>
+      <w:r>
+        <w:rPr>
+          <w:lang w:val="ar_AE" w:bidi="ar_AE"/>
+        </w:rPr>
+      </w:r>
+      <w:r>
+        <w:rPr>
+          <w:b/>
+          <w:lang w:val="ar_AE" w:bidi="ar_AE"/>
+        </w:rPr>
         <w:t>"الَّذِينَ تَتَضَايَقُونَ"</w:t>
       </w:r>
     </w:p>
@@ -3244,6 +3720,23 @@
           <w:b/>
           <w:lang w:val="ar_AE" w:bidi="ar_AE"/>
         </w:rPr>
+        <w:t>ἐν τῇ ἀποκαλύψει τοῦ Κυρίου Ἰησοῦ</w:t>
+      </w:r>
+    </w:p>
+    <w:p>
+      <w:pPr>
+        <w:bidi/>
+      </w:pPr>
+      <w:r>
+        <w:rPr>
+          <w:lang w:val="ar_AE" w:bidi="ar_AE"/>
+        </w:rPr>
+      </w:r>
+      <w:r>
+        <w:rPr>
+          <w:b/>
+          <w:lang w:val="ar_AE" w:bidi="ar_AE"/>
+        </w:rPr>
         <w:t>"عِنْدَ اسْتِعْلاَنِ الرَّبِّ يَسُوعَ"</w:t>
       </w:r>
     </w:p>
@@ -3349,6 +3842,23 @@
           <w:b/>
           <w:lang w:val="ar_AE" w:bidi="ar_AE"/>
         </w:rPr>
+        <w:t>διδόντος ἐκδίκησιν τοῖς</w:t>
+      </w:r>
+    </w:p>
+    <w:p>
+      <w:pPr>
+        <w:bidi/>
+      </w:pPr>
+      <w:r>
+        <w:rPr>
+          <w:lang w:val="ar_AE" w:bidi="ar_AE"/>
+        </w:rPr>
+      </w:r>
+      <w:r>
+        <w:rPr>
+          <w:b/>
+          <w:lang w:val="ar_AE" w:bidi="ar_AE"/>
+        </w:rPr>
         <w:t>"نَقْمَةً لِلَّذِينَ"</w:t>
       </w:r>
     </w:p>
@@ -3454,6 +3964,23 @@
           <w:b/>
           <w:lang w:val="ar_AE" w:bidi="ar_AE"/>
         </w:rPr>
+        <w:t>τοῖς μὴ εἰδόσι Θεὸν</w:t>
+      </w:r>
+    </w:p>
+    <w:p>
+      <w:pPr>
+        <w:bidi/>
+      </w:pPr>
+      <w:r>
+        <w:rPr>
+          <w:lang w:val="ar_AE" w:bidi="ar_AE"/>
+        </w:rPr>
+      </w:r>
+      <w:r>
+        <w:rPr>
+          <w:b/>
+          <w:lang w:val="ar_AE" w:bidi="ar_AE"/>
+        </w:rPr>
         <w:t>"لِلَّذِينَ لاَ يَعْرِفُونَ اللهَ"</w:t>
       </w:r>
     </w:p>
@@ -3559,6 +4086,23 @@
           <w:b/>
           <w:lang w:val="ar_AE" w:bidi="ar_AE"/>
         </w:rPr>
+        <w:t>καὶ τοῖς μὴ ὑπακούουσιν τῷ εὐαγγελίῳ</w:t>
+      </w:r>
+    </w:p>
+    <w:p>
+      <w:pPr>
+        <w:bidi/>
+      </w:pPr>
+      <w:r>
+        <w:rPr>
+          <w:lang w:val="ar_AE" w:bidi="ar_AE"/>
+        </w:rPr>
+      </w:r>
+      <w:r>
+        <w:rPr>
+          <w:b/>
+          <w:lang w:val="ar_AE" w:bidi="ar_AE"/>
+        </w:rPr>
         <w:t>"وَالَّذِينَ لاَ يُطِيعُونَ إِنْجِيلَ"</w:t>
       </w:r>
     </w:p>
@@ -3677,6 +4221,23 @@
           <w:b/>
           <w:lang w:val="ar_AE" w:bidi="ar_AE"/>
         </w:rPr>
+        <w:t>ὑπακούουσιν τῷ εὐαγγελίῳ</w:t>
+      </w:r>
+    </w:p>
+    <w:p>
+      <w:pPr>
+        <w:bidi/>
+      </w:pPr>
+      <w:r>
+        <w:rPr>
+          <w:lang w:val="ar_AE" w:bidi="ar_AE"/>
+        </w:rPr>
+      </w:r>
+      <w:r>
+        <w:rPr>
+          <w:b/>
+          <w:lang w:val="ar_AE" w:bidi="ar_AE"/>
+        </w:rPr>
         <w:t>"يُطِيعُونَ إِنْجِيلَ"</w:t>
       </w:r>
     </w:p>
@@ -3782,6 +4343,23 @@
           <w:b/>
           <w:lang w:val="ar_AE" w:bidi="ar_AE"/>
         </w:rPr>
+        <w:t>τῷ εὐαγγελίῳ τοῦ Κυρίου ἡμῶν, Ἰησοῦ</w:t>
+      </w:r>
+    </w:p>
+    <w:p>
+      <w:pPr>
+        <w:bidi/>
+      </w:pPr>
+      <w:r>
+        <w:rPr>
+          <w:lang w:val="ar_AE" w:bidi="ar_AE"/>
+        </w:rPr>
+      </w:r>
+      <w:r>
+        <w:rPr>
+          <w:b/>
+          <w:lang w:val="ar_AE" w:bidi="ar_AE"/>
+        </w:rPr>
         <w:t>"إِنْجِيلَ رَبِّنَا يَسُوعَ"</w:t>
       </w:r>
     </w:p>
@@ -3900,6 +4478,23 @@
           <w:b/>
           <w:lang w:val="ar_AE" w:bidi="ar_AE"/>
         </w:rPr>
+        <w:t>οἵτινες δίκην τίσουσιν</w:t>
+      </w:r>
+    </w:p>
+    <w:p>
+      <w:pPr>
+        <w:bidi/>
+      </w:pPr>
+      <w:r>
+        <w:rPr>
+          <w:lang w:val="ar_AE" w:bidi="ar_AE"/>
+        </w:rPr>
+      </w:r>
+      <w:r>
+        <w:rPr>
+          <w:b/>
+          <w:lang w:val="ar_AE" w:bidi="ar_AE"/>
+        </w:rPr>
         <w:t>"الَّذِينَ سَيُعَاقَبُونَ"</w:t>
       </w:r>
     </w:p>
@@ -4005,6 +4600,23 @@
           <w:b/>
           <w:lang w:val="ar_AE" w:bidi="ar_AE"/>
         </w:rPr>
+        <w:t>οἵτινες δίκην τίσουσιν</w:t>
+      </w:r>
+    </w:p>
+    <w:p>
+      <w:pPr>
+        <w:bidi/>
+      </w:pPr>
+      <w:r>
+        <w:rPr>
+          <w:lang w:val="ar_AE" w:bidi="ar_AE"/>
+        </w:rPr>
+      </w:r>
+      <w:r>
+        <w:rPr>
+          <w:b/>
+          <w:lang w:val="ar_AE" w:bidi="ar_AE"/>
+        </w:rPr>
         <w:t>"الَّذِينَ سَيُعَاقَبُونَ"</w:t>
       </w:r>
     </w:p>
@@ -4110,6 +4722,23 @@
           <w:b/>
           <w:lang w:val="ar_AE" w:bidi="ar_AE"/>
         </w:rPr>
+        <w:t>δίκην τίσουσιν</w:t>
+      </w:r>
+    </w:p>
+    <w:p>
+      <w:pPr>
+        <w:bidi/>
+      </w:pPr>
+      <w:r>
+        <w:rPr>
+          <w:lang w:val="ar_AE" w:bidi="ar_AE"/>
+        </w:rPr>
+      </w:r>
+      <w:r>
+        <w:rPr>
+          <w:b/>
+          <w:lang w:val="ar_AE" w:bidi="ar_AE"/>
+        </w:rPr>
         <w:t>"سَيُعَاقَبُونَ"</w:t>
       </w:r>
     </w:p>
@@ -4215,6 +4844,23 @@
           <w:b/>
           <w:lang w:val="ar_AE" w:bidi="ar_AE"/>
         </w:rPr>
+        <w:t>ὄλεθρον αἰώνιον</w:t>
+      </w:r>
+    </w:p>
+    <w:p>
+      <w:pPr>
+        <w:bidi/>
+      </w:pPr>
+      <w:r>
+        <w:rPr>
+          <w:lang w:val="ar_AE" w:bidi="ar_AE"/>
+        </w:rPr>
+      </w:r>
+      <w:r>
+        <w:rPr>
+          <w:b/>
+          <w:lang w:val="ar_AE" w:bidi="ar_AE"/>
+        </w:rPr>
         <w:t>"بِهَلاَكٍ أَبَدِيٍّ"</w:t>
       </w:r>
     </w:p>
@@ -4359,6 +5005,23 @@
           <w:b/>
           <w:lang w:val="ar_AE" w:bidi="ar_AE"/>
         </w:rPr>
+        <w:t>ἀπὸ προσώπου τοῦ Κυρίου</w:t>
+      </w:r>
+    </w:p>
+    <w:p>
+      <w:pPr>
+        <w:bidi/>
+      </w:pPr>
+      <w:r>
+        <w:rPr>
+          <w:lang w:val="ar_AE" w:bidi="ar_AE"/>
+        </w:rPr>
+      </w:r>
+      <w:r>
+        <w:rPr>
+          <w:b/>
+          <w:lang w:val="ar_AE" w:bidi="ar_AE"/>
+        </w:rPr>
         <w:t>"مِنْ وَجْهِ الرَّبِّ"</w:t>
       </w:r>
     </w:p>
@@ -4464,6 +5127,23 @@
           <w:b/>
           <w:lang w:val="ar_AE" w:bidi="ar_AE"/>
         </w:rPr>
+        <w:t>τῆς δόξης τῆς ἰσχύος αὐτοῦ</w:t>
+      </w:r>
+    </w:p>
+    <w:p>
+      <w:pPr>
+        <w:bidi/>
+      </w:pPr>
+      <w:r>
+        <w:rPr>
+          <w:lang w:val="ar_AE" w:bidi="ar_AE"/>
+        </w:rPr>
+      </w:r>
+      <w:r>
+        <w:rPr>
+          <w:b/>
+          <w:lang w:val="ar_AE" w:bidi="ar_AE"/>
+        </w:rPr>
         <w:t>"مَجْدِ قُوَّتِهِ"</w:t>
       </w:r>
     </w:p>
@@ -4595,6 +5275,23 @@
           <w:b/>
           <w:lang w:val="ar_AE" w:bidi="ar_AE"/>
         </w:rPr>
+        <w:t>τῆς δόξης τῆς ἰσχύος αὐτοῦ</w:t>
+      </w:r>
+    </w:p>
+    <w:p>
+      <w:pPr>
+        <w:bidi/>
+      </w:pPr>
+      <w:r>
+        <w:rPr>
+          <w:lang w:val="ar_AE" w:bidi="ar_AE"/>
+        </w:rPr>
+      </w:r>
+      <w:r>
+        <w:rPr>
+          <w:b/>
+          <w:lang w:val="ar_AE" w:bidi="ar_AE"/>
+        </w:rPr>
         <w:t>"مَجْدِ قُوَّتِهِ"</w:t>
       </w:r>
     </w:p>
@@ -4713,6 +5410,23 @@
           <w:b/>
           <w:lang w:val="ar_AE" w:bidi="ar_AE"/>
         </w:rPr>
+        <w:t>ὅταν ἔλθῃ &amp; ἐν τῇ ἡμέρᾳ ἐκείνῃ</w:t>
+      </w:r>
+    </w:p>
+    <w:p>
+      <w:pPr>
+        <w:bidi/>
+      </w:pPr>
+      <w:r>
+        <w:rPr>
+          <w:lang w:val="ar_AE" w:bidi="ar_AE"/>
+        </w:rPr>
+      </w:r>
+      <w:r>
+        <w:rPr>
+          <w:b/>
+          <w:lang w:val="ar_AE" w:bidi="ar_AE"/>
+        </w:rPr>
         <w:t>"مَتَى جَاءَ...فِي ذلِكَ الْيَوْمِ"</w:t>
       </w:r>
     </w:p>
@@ -4818,6 +5532,23 @@
           <w:b/>
           <w:lang w:val="ar_AE" w:bidi="ar_AE"/>
         </w:rPr>
+        <w:t>ἐνδοξασθῆναι ἐν τοῖς ἁγίοις αὐτοῦ, καὶ θαυμασθῆναι ἐν πᾶσιν τοῖς πιστεύσασιν</w:t>
+      </w:r>
+    </w:p>
+    <w:p>
+      <w:pPr>
+        <w:bidi/>
+      </w:pPr>
+      <w:r>
+        <w:rPr>
+          <w:lang w:val="ar_AE" w:bidi="ar_AE"/>
+        </w:rPr>
+      </w:r>
+      <w:r>
+        <w:rPr>
+          <w:b/>
+          <w:lang w:val="ar_AE" w:bidi="ar_AE"/>
+        </w:rPr>
         <w:t>"لِيَتَمَجَّدَ فِي قِدِّيسِيهِ وَيُتَعَجَّبَ مِنْهُ فِي جَمِيعِ الْمُؤْمِنِينَ"</w:t>
       </w:r>
     </w:p>
@@ -4910,6 +5641,23 @@
           <w:b/>
           <w:lang w:val="ar_AE" w:bidi="ar_AE"/>
         </w:rPr>
+        <w:t>ἐνδοξασθῆναι ἐν τοῖς ἁγίοις αὐτοῦ, καὶ θαυμασθῆναι</w:t>
+      </w:r>
+    </w:p>
+    <w:p>
+      <w:pPr>
+        <w:bidi/>
+      </w:pPr>
+      <w:r>
+        <w:rPr>
+          <w:lang w:val="ar_AE" w:bidi="ar_AE"/>
+        </w:rPr>
+      </w:r>
+      <w:r>
+        <w:rPr>
+          <w:b/>
+          <w:lang w:val="ar_AE" w:bidi="ar_AE"/>
+        </w:rPr>
         <w:t>"لِيَتَمَجَّدَ فِي قِدِّيسِيهِ وَيُتَعَجَّبَ مِنْهُ"</w:t>
       </w:r>
     </w:p>
@@ -5015,6 +5763,23 @@
           <w:b/>
           <w:lang w:val="ar_AE" w:bidi="ar_AE"/>
         </w:rPr>
+        <w:t>ἐνδοξασθῆναι ἐν τοῖς ἁγίοις αὐτοῦ, καὶ θαυμασθῆναι ἐν πᾶσιν τοῖς πιστεύσασιν</w:t>
+      </w:r>
+    </w:p>
+    <w:p>
+      <w:pPr>
+        <w:bidi/>
+      </w:pPr>
+      <w:r>
+        <w:rPr>
+          <w:lang w:val="ar_AE" w:bidi="ar_AE"/>
+        </w:rPr>
+      </w:r>
+      <w:r>
+        <w:rPr>
+          <w:b/>
+          <w:lang w:val="ar_AE" w:bidi="ar_AE"/>
+        </w:rPr>
         <w:t>"لِيَتَمَجَّدَ فِي قِدِّيسِيهِ وَيُتَعَجَّبَ مِنْهُ فِي جَمِيعِ الْمُؤْمِنِينَ"</w:t>
       </w:r>
     </w:p>
@@ -5111,6 +5876,23 @@
           <w:b/>
           <w:lang w:val="ar_AE" w:bidi="ar_AE"/>
         </w:rPr>
+        <w:t>ἐπιστεύθη τὸ μαρτύριον ἡμῶν ἐφ’ ὑμᾶς</w:t>
+      </w:r>
+    </w:p>
+    <w:p>
+      <w:pPr>
+        <w:bidi/>
+      </w:pPr>
+      <w:r>
+        <w:rPr>
+          <w:lang w:val="ar_AE" w:bidi="ar_AE"/>
+        </w:rPr>
+      </w:r>
+      <w:r>
+        <w:rPr>
+          <w:b/>
+          <w:lang w:val="ar_AE" w:bidi="ar_AE"/>
+        </w:rPr>
         <w:t>"لأَنَّ شَهَادَتَنَا عِنْدَكُمْ صُدِّقَتْ"</w:t>
       </w:r>
     </w:p>
@@ -5203,6 +5985,23 @@
           <w:b/>
           <w:lang w:val="ar_AE" w:bidi="ar_AE"/>
         </w:rPr>
+        <w:t>εἰς ὃ</w:t>
+      </w:r>
+    </w:p>
+    <w:p>
+      <w:pPr>
+        <w:bidi/>
+      </w:pPr>
+      <w:r>
+        <w:rPr>
+          <w:lang w:val="ar_AE" w:bidi="ar_AE"/>
+        </w:rPr>
+      </w:r>
+      <w:r>
+        <w:rPr>
+          <w:b/>
+          <w:lang w:val="ar_AE" w:bidi="ar_AE"/>
+        </w:rPr>
         <w:t>"الأَمْرُ الَّذِي لأَجْلِهِ"</w:t>
       </w:r>
     </w:p>
@@ -5308,6 +6107,23 @@
           <w:b/>
           <w:lang w:val="ar_AE" w:bidi="ar_AE"/>
         </w:rPr>
+        <w:t>καὶ προσευχόμεθα πάντοτε περὶ ὑμῶν</w:t>
+      </w:r>
+    </w:p>
+    <w:p>
+      <w:pPr>
+        <w:bidi/>
+      </w:pPr>
+      <w:r>
+        <w:rPr>
+          <w:lang w:val="ar_AE" w:bidi="ar_AE"/>
+        </w:rPr>
+      </w:r>
+      <w:r>
+        <w:rPr>
+          <w:b/>
+          <w:lang w:val="ar_AE" w:bidi="ar_AE"/>
+        </w:rPr>
         <w:t>"نُصَلِّي أَيْضًا كُلَّ حِينٍ مِنْ جِهَتِكُمْ"</w:t>
       </w:r>
     </w:p>
@@ -5413,6 +6229,23 @@
           <w:b/>
           <w:lang w:val="ar_AE" w:bidi="ar_AE"/>
         </w:rPr>
+        <w:t>τῆς κλήσεως</w:t>
+      </w:r>
+    </w:p>
+    <w:p>
+      <w:pPr>
+        <w:bidi/>
+      </w:pPr>
+      <w:r>
+        <w:rPr>
+          <w:lang w:val="ar_AE" w:bidi="ar_AE"/>
+        </w:rPr>
+      </w:r>
+      <w:r>
+        <w:rPr>
+          <w:b/>
+          <w:lang w:val="ar_AE" w:bidi="ar_AE"/>
+        </w:rPr>
         <w:t>"لِلدَّعْوَةِ"</w:t>
       </w:r>
     </w:p>
@@ -5518,6 +6351,23 @@
           <w:b/>
           <w:lang w:val="ar_AE" w:bidi="ar_AE"/>
         </w:rPr>
+        <w:t>πληρώσῃ πᾶσαν εὐδοκίαν ἀγαθωσύνης, καὶ ἔργον πίστεως ἐν δυνάμει</w:t>
+      </w:r>
+    </w:p>
+    <w:p>
+      <w:pPr>
+        <w:bidi/>
+      </w:pPr>
+      <w:r>
+        <w:rPr>
+          <w:lang w:val="ar_AE" w:bidi="ar_AE"/>
+        </w:rPr>
+      </w:r>
+      <w:r>
+        <w:rPr>
+          <w:b/>
+          <w:lang w:val="ar_AE" w:bidi="ar_AE"/>
+        </w:rPr>
         <w:t>"وَيُكَمِّلَ كُلَّ مَسَرَّةِ الصَّلاَحِ وَعَمَلَ الإِيمَانِ بِقُوَّةٍ"</w:t>
       </w:r>
     </w:p>
@@ -5623,6 +6473,23 @@
           <w:b/>
           <w:lang w:val="ar_AE" w:bidi="ar_AE"/>
         </w:rPr>
+        <w:t>καὶ πληρώσῃ</w:t>
+      </w:r>
+    </w:p>
+    <w:p>
+      <w:pPr>
+        <w:bidi/>
+      </w:pPr>
+      <w:r>
+        <w:rPr>
+          <w:lang w:val="ar_AE" w:bidi="ar_AE"/>
+        </w:rPr>
+      </w:r>
+      <w:r>
+        <w:rPr>
+          <w:b/>
+          <w:lang w:val="ar_AE" w:bidi="ar_AE"/>
+        </w:rPr>
         <w:t>"وَيُكَمِّلَ"</w:t>
       </w:r>
     </w:p>
@@ -5754,6 +6621,23 @@
           <w:b/>
           <w:lang w:val="ar_AE" w:bidi="ar_AE"/>
         </w:rPr>
+        <w:t>ὅπως</w:t>
+      </w:r>
+    </w:p>
+    <w:p>
+      <w:pPr>
+        <w:bidi/>
+      </w:pPr>
+      <w:r>
+        <w:rPr>
+          <w:lang w:val="ar_AE" w:bidi="ar_AE"/>
+        </w:rPr>
+      </w:r>
+      <w:r>
+        <w:rPr>
+          <w:b/>
+          <w:lang w:val="ar_AE" w:bidi="ar_AE"/>
+        </w:rPr>
         <w:t>"لِكَيْ"</w:t>
       </w:r>
     </w:p>
@@ -5859,6 +6743,23 @@
           <w:b/>
           <w:lang w:val="ar_AE" w:bidi="ar_AE"/>
         </w:rPr>
+        <w:t>τὸ ὄνομα τοῦ Κυρίου ἡμῶν, Ἰησοῦ</w:t>
+      </w:r>
+    </w:p>
+    <w:p>
+      <w:pPr>
+        <w:bidi/>
+      </w:pPr>
+      <w:r>
+        <w:rPr>
+          <w:lang w:val="ar_AE" w:bidi="ar_AE"/>
+        </w:rPr>
+      </w:r>
+      <w:r>
+        <w:rPr>
+          <w:b/>
+          <w:lang w:val="ar_AE" w:bidi="ar_AE"/>
+        </w:rPr>
         <w:t>"اسْمُ رَبِّنَا يَسُوعَ الْمَسِيحِ"</w:t>
       </w:r>
     </w:p>
@@ -5964,6 +6865,23 @@
           <w:b/>
           <w:lang w:val="ar_AE" w:bidi="ar_AE"/>
         </w:rPr>
+        <w:t>ὅπως ἐνδοξασθῇ τὸ ὄνομα τοῦ Κυρίου ἡμῶν, Ἰησοῦ, ἐν ὑμῖν</w:t>
+      </w:r>
+    </w:p>
+    <w:p>
+      <w:pPr>
+        <w:bidi/>
+      </w:pPr>
+      <w:r>
+        <w:rPr>
+          <w:lang w:val="ar_AE" w:bidi="ar_AE"/>
+        </w:rPr>
+      </w:r>
+      <w:r>
+        <w:rPr>
+          <w:b/>
+          <w:lang w:val="ar_AE" w:bidi="ar_AE"/>
+        </w:rPr>
         <w:t>"لِكَيْ يَتَمَجَّدَ اسْمُ رَبِّنَا يَسُوعَ الْمَسِيحِ فِيكُمْ"</w:t>
       </w:r>
     </w:p>
@@ -6056,6 +6974,23 @@
           <w:b/>
           <w:lang w:val="ar_AE" w:bidi="ar_AE"/>
         </w:rPr>
+        <w:t>καὶ ὑμεῖς ἐν αὐτῷ</w:t>
+      </w:r>
+    </w:p>
+    <w:p>
+      <w:pPr>
+        <w:bidi/>
+      </w:pPr>
+      <w:r>
+        <w:rPr>
+          <w:lang w:val="ar_AE" w:bidi="ar_AE"/>
+        </w:rPr>
+      </w:r>
+      <w:r>
+        <w:rPr>
+          <w:b/>
+          <w:lang w:val="ar_AE" w:bidi="ar_AE"/>
+        </w:rPr>
         <w:t>"وَأَنْتُمْ فِيهِ"</w:t>
       </w:r>
     </w:p>
@@ -6148,6 +7083,23 @@
           <w:b/>
           <w:lang w:val="ar_AE" w:bidi="ar_AE"/>
         </w:rPr>
+        <w:t>καὶ ὑμεῖς ἐν αὐτῷ</w:t>
+      </w:r>
+    </w:p>
+    <w:p>
+      <w:pPr>
+        <w:bidi/>
+      </w:pPr>
+      <w:r>
+        <w:rPr>
+          <w:lang w:val="ar_AE" w:bidi="ar_AE"/>
+        </w:rPr>
+      </w:r>
+      <w:r>
+        <w:rPr>
+          <w:b/>
+          <w:lang w:val="ar_AE" w:bidi="ar_AE"/>
+        </w:rPr>
         <w:t>"وَأَنْتُمْ فِيهِ"</w:t>
       </w:r>
     </w:p>
@@ -6253,6 +7205,23 @@
           <w:b/>
           <w:lang w:val="ar_AE" w:bidi="ar_AE"/>
         </w:rPr>
+        <w:t>κατὰ τὴν χάριν τοῦ Θεοῦ ἡμῶν</w:t>
+      </w:r>
+    </w:p>
+    <w:p>
+      <w:pPr>
+        <w:bidi/>
+      </w:pPr>
+      <w:r>
+        <w:rPr>
+          <w:lang w:val="ar_AE" w:bidi="ar_AE"/>
+        </w:rPr>
+      </w:r>
+      <w:r>
+        <w:rPr>
+          <w:b/>
+          <w:lang w:val="ar_AE" w:bidi="ar_AE"/>
+        </w:rPr>
         <w:t>"بِنِعْمَةِ إِلهِنَا"</w:t>
       </w:r>
     </w:p>
@@ -6358,6 +7327,23 @@
           <w:b/>
           <w:lang w:val="ar_AE" w:bidi="ar_AE"/>
         </w:rPr>
+        <w:t>τοῦ Θεοῦ ἡμῶν καὶ Κυρίου Ἰησοῦ Χριστοῦ</w:t>
+      </w:r>
+    </w:p>
+    <w:p>
+      <w:pPr>
+        <w:bidi/>
+      </w:pPr>
+      <w:r>
+        <w:rPr>
+          <w:lang w:val="ar_AE" w:bidi="ar_AE"/>
+        </w:rPr>
+      </w:r>
+      <w:r>
+        <w:rPr>
+          <w:b/>
+          <w:lang w:val="ar_AE" w:bidi="ar_AE"/>
+        </w:rPr>
         <w:t>"إِلهِنَا وَالرَّبِّ يَسُوعَ الْمَسِيحِ"</w:t>
       </w:r>
     </w:p>
@@ -6527,6 +7513,23 @@
           <w:b/>
           <w:lang w:val="ar_AE" w:bidi="ar_AE"/>
         </w:rPr>
+        <w:t>δὲ</w:t>
+      </w:r>
+    </w:p>
+    <w:p>
+      <w:pPr>
+        <w:bidi/>
+      </w:pPr>
+      <w:r>
+        <w:rPr>
+          <w:lang w:val="ar_AE" w:bidi="ar_AE"/>
+        </w:rPr>
+      </w:r>
+      <w:r>
+        <w:rPr>
+          <w:b/>
+          <w:lang w:val="ar_AE" w:bidi="ar_AE"/>
+        </w:rPr>
         <w:t>"ثُمَّ"</w:t>
       </w:r>
     </w:p>
@@ -6632,6 +7635,23 @@
           <w:b/>
           <w:lang w:val="ar_AE" w:bidi="ar_AE"/>
         </w:rPr>
+        <w:t>ὑπὲρ τῆς παρουσίας τοῦ Κυρίου ἡμῶν, Ἰησοῦ Χριστοῦ, καὶ ἡμῶν ἐπισυναγωγῆς ἐπ’ αὐτόν</w:t>
+      </w:r>
+    </w:p>
+    <w:p>
+      <w:pPr>
+        <w:bidi/>
+      </w:pPr>
+      <w:r>
+        <w:rPr>
+          <w:lang w:val="ar_AE" w:bidi="ar_AE"/>
+        </w:rPr>
+      </w:r>
+      <w:r>
+        <w:rPr>
+          <w:b/>
+          <w:lang w:val="ar_AE" w:bidi="ar_AE"/>
+        </w:rPr>
         <w:t>"مِنْ جِهَةِ مَجِيءِ رَبِّنَا يَسُوعَ الْمَسِيحِ وَاجْتِمَاعِنَا إِلَيْهِ"</w:t>
       </w:r>
     </w:p>
@@ -6737,6 +7757,23 @@
           <w:b/>
           <w:lang w:val="ar_AE" w:bidi="ar_AE"/>
         </w:rPr>
+        <w:t>ὑπὲρ τῆς παρουσίας τοῦ Κυρίου ἡμῶν, Ἰησοῦ Χριστοῦ, καὶ ἡμῶν ἐπισυναγωγῆς ἐπ’ αὐτόν</w:t>
+      </w:r>
+    </w:p>
+    <w:p>
+      <w:pPr>
+        <w:bidi/>
+      </w:pPr>
+      <w:r>
+        <w:rPr>
+          <w:lang w:val="ar_AE" w:bidi="ar_AE"/>
+        </w:rPr>
+      </w:r>
+      <w:r>
+        <w:rPr>
+          <w:b/>
+          <w:lang w:val="ar_AE" w:bidi="ar_AE"/>
+        </w:rPr>
         <w:t>"مِنْ جِهَةِ مَجِيءِ رَبِّنَا يَسُوعَ الْمَسِيحِ وَاجْتِمَاعِنَا إِلَيْهِ"</w:t>
       </w:r>
     </w:p>
@@ -6855,6 +7892,23 @@
           <w:b/>
           <w:lang w:val="ar_AE" w:bidi="ar_AE"/>
         </w:rPr>
+        <w:t>ἀδελφοί</w:t>
+      </w:r>
+    </w:p>
+    <w:p>
+      <w:pPr>
+        <w:bidi/>
+      </w:pPr>
+      <w:r>
+        <w:rPr>
+          <w:lang w:val="ar_AE" w:bidi="ar_AE"/>
+        </w:rPr>
+      </w:r>
+      <w:r>
+        <w:rPr>
+          <w:b/>
+          <w:lang w:val="ar_AE" w:bidi="ar_AE"/>
+        </w:rPr>
         <w:t>"الإِخْوَةُ"</w:t>
       </w:r>
     </w:p>
@@ -6960,6 +8014,23 @@
           <w:b/>
           <w:lang w:val="ar_AE" w:bidi="ar_AE"/>
         </w:rPr>
+        <w:t>εἰς τὸ μὴ ταχέως σαλευθῆναι ὑμᾶς ἀπὸ τοῦ νοὸς</w:t>
+      </w:r>
+    </w:p>
+    <w:p>
+      <w:pPr>
+        <w:bidi/>
+      </w:pPr>
+      <w:r>
+        <w:rPr>
+          <w:lang w:val="ar_AE" w:bidi="ar_AE"/>
+        </w:rPr>
+      </w:r>
+      <w:r>
+        <w:rPr>
+          <w:b/>
+          <w:lang w:val="ar_AE" w:bidi="ar_AE"/>
+        </w:rPr>
         <w:t>"أَنْ لاَ تَتَزَعْزَعُوا سَرِيعًا عَنْ ذِهْنِكُمْ"</w:t>
       </w:r>
     </w:p>
@@ -7065,6 +8136,23 @@
           <w:b/>
           <w:lang w:val="ar_AE" w:bidi="ar_AE"/>
         </w:rPr>
+        <w:t>μηδὲ θροεῖσθαι</w:t>
+      </w:r>
+    </w:p>
+    <w:p>
+      <w:pPr>
+        <w:bidi/>
+      </w:pPr>
+      <w:r>
+        <w:rPr>
+          <w:lang w:val="ar_AE" w:bidi="ar_AE"/>
+        </w:rPr>
+      </w:r>
+      <w:r>
+        <w:rPr>
+          <w:b/>
+          <w:lang w:val="ar_AE" w:bidi="ar_AE"/>
+        </w:rPr>
         <w:t>"وَلاَ تَرْتَاعُوا"</w:t>
       </w:r>
     </w:p>
@@ -7170,6 +8258,23 @@
           <w:b/>
           <w:lang w:val="ar_AE" w:bidi="ar_AE"/>
         </w:rPr>
+        <w:t>μήτε διὰ πνεύματος, μήτε διὰ λόγου, μήτε δι’ ἐπιστολῆς, ὡς δι’ ἡμῶν</w:t>
+      </w:r>
+    </w:p>
+    <w:p>
+      <w:pPr>
+        <w:bidi/>
+      </w:pPr>
+      <w:r>
+        <w:rPr>
+          <w:lang w:val="ar_AE" w:bidi="ar_AE"/>
+        </w:rPr>
+      </w:r>
+      <w:r>
+        <w:rPr>
+          <w:b/>
+          <w:lang w:val="ar_AE" w:bidi="ar_AE"/>
+        </w:rPr>
         <w:t>"لاَ بِرُوحٍ وَلاَ بِكَلِمَةٍ وَلاَ بِرِسَالَةٍ كَأَنَّهَا مِنَّا"</w:t>
       </w:r>
     </w:p>
@@ -7262,6 +8367,23 @@
           <w:b/>
           <w:lang w:val="ar_AE" w:bidi="ar_AE"/>
         </w:rPr>
+        <w:t>ὡς δι’ ἡμῶν</w:t>
+      </w:r>
+    </w:p>
+    <w:p>
+      <w:pPr>
+        <w:bidi/>
+      </w:pPr>
+      <w:r>
+        <w:rPr>
+          <w:lang w:val="ar_AE" w:bidi="ar_AE"/>
+        </w:rPr>
+      </w:r>
+      <w:r>
+        <w:rPr>
+          <w:b/>
+          <w:lang w:val="ar_AE" w:bidi="ar_AE"/>
+        </w:rPr>
         <w:t>"كَأَنَّهَا مِنَّا"</w:t>
       </w:r>
     </w:p>
@@ -7354,6 +8476,23 @@
           <w:b/>
           <w:lang w:val="ar_AE" w:bidi="ar_AE"/>
         </w:rPr>
+        <w:t>ὡς ὅτι</w:t>
+      </w:r>
+    </w:p>
+    <w:p>
+      <w:pPr>
+        <w:bidi/>
+      </w:pPr>
+      <w:r>
+        <w:rPr>
+          <w:lang w:val="ar_AE" w:bidi="ar_AE"/>
+        </w:rPr>
+      </w:r>
+      <w:r>
+        <w:rPr>
+          <w:b/>
+          <w:lang w:val="ar_AE" w:bidi="ar_AE"/>
+        </w:rPr>
         <w:t>"كَأَنَّهَا"</w:t>
       </w:r>
     </w:p>
@@ -7446,6 +8585,23 @@
           <w:b/>
           <w:lang w:val="ar_AE" w:bidi="ar_AE"/>
         </w:rPr>
+        <w:t>ἡ ἡμέρα τοῦ Κυρίου</w:t>
+      </w:r>
+    </w:p>
+    <w:p>
+      <w:pPr>
+        <w:bidi/>
+      </w:pPr>
+      <w:r>
+        <w:rPr>
+          <w:lang w:val="ar_AE" w:bidi="ar_AE"/>
+        </w:rPr>
+      </w:r>
+      <w:r>
+        <w:rPr>
+          <w:b/>
+          <w:lang w:val="ar_AE" w:bidi="ar_AE"/>
+        </w:rPr>
         <w:t>"يَوْمَ الْمَسِيحِ"</w:t>
       </w:r>
     </w:p>
@@ -7529,6 +8685,23 @@
           <w:b/>
           <w:lang w:val="ar_AE" w:bidi="ar_AE"/>
         </w:rPr>
+        <w:t>μή τις ὑμᾶς ἐξαπατήσῃ κατὰ μηδένα τρόπον</w:t>
+      </w:r>
+    </w:p>
+    <w:p>
+      <w:pPr>
+        <w:bidi/>
+      </w:pPr>
+      <w:r>
+        <w:rPr>
+          <w:lang w:val="ar_AE" w:bidi="ar_AE"/>
+        </w:rPr>
+      </w:r>
+      <w:r>
+        <w:rPr>
+          <w:b/>
+          <w:lang w:val="ar_AE" w:bidi="ar_AE"/>
+        </w:rPr>
         <w:t>"لاَ يَخْدَعَنَّكُمْ أَحَدٌ عَلَى طَرِيقَةٍ مَا"</w:t>
       </w:r>
     </w:p>
@@ -7599,6 +8772,23 @@
           <w:b/>
           <w:lang w:val="ar_AE" w:bidi="ar_AE"/>
         </w:rPr>
+        <w:t>ὅτι ἐὰν μὴ ἔλθῃ ἡ ἀποστασία πρῶτον</w:t>
+      </w:r>
+    </w:p>
+    <w:p>
+      <w:pPr>
+        <w:bidi/>
+      </w:pPr>
+      <w:r>
+        <w:rPr>
+          <w:lang w:val="ar_AE" w:bidi="ar_AE"/>
+        </w:rPr>
+      </w:r>
+      <w:r>
+        <w:rPr>
+          <w:b/>
+          <w:lang w:val="ar_AE" w:bidi="ar_AE"/>
+        </w:rPr>
         <w:t>"إِنْ لَمْ يَأْتِ الارْتِدَادُ أَوَّلًا"</w:t>
       </w:r>
     </w:p>
@@ -7691,6 +8881,23 @@
           <w:b/>
           <w:lang w:val="ar_AE" w:bidi="ar_AE"/>
         </w:rPr>
+        <w:t>ἡ ἀποστασία</w:t>
+      </w:r>
+    </w:p>
+    <w:p>
+      <w:pPr>
+        <w:bidi/>
+      </w:pPr>
+      <w:r>
+        <w:rPr>
+          <w:lang w:val="ar_AE" w:bidi="ar_AE"/>
+        </w:rPr>
+      </w:r>
+      <w:r>
+        <w:rPr>
+          <w:b/>
+          <w:lang w:val="ar_AE" w:bidi="ar_AE"/>
+        </w:rPr>
         <w:t>"الارْتِدَادُ"</w:t>
       </w:r>
     </w:p>
@@ -7796,6 +9003,23 @@
           <w:b/>
           <w:lang w:val="ar_AE" w:bidi="ar_AE"/>
         </w:rPr>
+        <w:t>ἀποκαλυφθῇ ὁ ἄνθρωπος τῆς ἀνομίας</w:t>
+      </w:r>
+    </w:p>
+    <w:p>
+      <w:pPr>
+        <w:bidi/>
+      </w:pPr>
+      <w:r>
+        <w:rPr>
+          <w:lang w:val="ar_AE" w:bidi="ar_AE"/>
+        </w:rPr>
+      </w:r>
+      <w:r>
+        <w:rPr>
+          <w:b/>
+          <w:lang w:val="ar_AE" w:bidi="ar_AE"/>
+        </w:rPr>
         <w:t>"وَيُسْتَعْلَنْ إِنْسَانُ الْخَطِيَّةِ"</w:t>
       </w:r>
     </w:p>
@@ -7888,6 +9112,23 @@
           <w:b/>
           <w:lang w:val="ar_AE" w:bidi="ar_AE"/>
         </w:rPr>
+        <w:t>ὁ ἄνθρωπος τῆς ἀνομίας</w:t>
+      </w:r>
+    </w:p>
+    <w:p>
+      <w:pPr>
+        <w:bidi/>
+      </w:pPr>
+      <w:r>
+        <w:rPr>
+          <w:lang w:val="ar_AE" w:bidi="ar_AE"/>
+        </w:rPr>
+      </w:r>
+      <w:r>
+        <w:rPr>
+          <w:b/>
+          <w:lang w:val="ar_AE" w:bidi="ar_AE"/>
+        </w:rPr>
         <w:t>"إِنْسَانُ الْخَطِيَّةِ"</w:t>
       </w:r>
     </w:p>
@@ -8006,6 +9247,23 @@
           <w:b/>
           <w:lang w:val="ar_AE" w:bidi="ar_AE"/>
         </w:rPr>
+        <w:t>ὁ υἱὸς τῆς ἀπωλείας</w:t>
+      </w:r>
+    </w:p>
+    <w:p>
+      <w:pPr>
+        <w:bidi/>
+      </w:pPr>
+      <w:r>
+        <w:rPr>
+          <w:lang w:val="ar_AE" w:bidi="ar_AE"/>
+        </w:rPr>
+      </w:r>
+      <w:r>
+        <w:rPr>
+          <w:b/>
+          <w:lang w:val="ar_AE" w:bidi="ar_AE"/>
+        </w:rPr>
         <w:t>"ابْنُ الْهَلاَكِ"</w:t>
       </w:r>
     </w:p>
@@ -8203,6 +9461,23 @@
           <w:b/>
           <w:lang w:val="ar_AE" w:bidi="ar_AE"/>
         </w:rPr>
+        <w:t>πάντα λεγόμενον θεὸν ἢ σέβασμα</w:t>
+      </w:r>
+    </w:p>
+    <w:p>
+      <w:pPr>
+        <w:bidi/>
+      </w:pPr>
+      <w:r>
+        <w:rPr>
+          <w:lang w:val="ar_AE" w:bidi="ar_AE"/>
+        </w:rPr>
+      </w:r>
+      <w:r>
+        <w:rPr>
+          <w:b/>
+          <w:lang w:val="ar_AE" w:bidi="ar_AE"/>
+        </w:rPr>
         <w:t>"كُلِّ مَا يُدْعَى إِلهًا أَوْ مَعْبُودًا"</w:t>
       </w:r>
     </w:p>
@@ -8295,6 +9570,23 @@
           <w:b/>
           <w:lang w:val="ar_AE" w:bidi="ar_AE"/>
         </w:rPr>
+        <w:t>αὐτὸν &amp; καθίσαι</w:t>
+      </w:r>
+    </w:p>
+    <w:p>
+      <w:pPr>
+        <w:bidi/>
+      </w:pPr>
+      <w:r>
+        <w:rPr>
+          <w:lang w:val="ar_AE" w:bidi="ar_AE"/>
+        </w:rPr>
+      </w:r>
+      <w:r>
+        <w:rPr>
+          <w:b/>
+          <w:lang w:val="ar_AE" w:bidi="ar_AE"/>
+        </w:rPr>
         <w:t>"حَتَّى إِنَّهُ يَجْلِسُ"</w:t>
       </w:r>
     </w:p>
@@ -8400,6 +9692,23 @@
           <w:b/>
           <w:lang w:val="ar_AE" w:bidi="ar_AE"/>
         </w:rPr>
+        <w:t>ἀποδεικνύντα ἑαυτὸν ὅτι ἔστιν Θεός</w:t>
+      </w:r>
+    </w:p>
+    <w:p>
+      <w:pPr>
+        <w:bidi/>
+      </w:pPr>
+      <w:r>
+        <w:rPr>
+          <w:lang w:val="ar_AE" w:bidi="ar_AE"/>
+        </w:rPr>
+      </w:r>
+      <w:r>
+        <w:rPr>
+          <w:b/>
+          <w:lang w:val="ar_AE" w:bidi="ar_AE"/>
+        </w:rPr>
         <w:t>"مُظْهِرًا نَفْسَهُ أَنَّهُ إِلهٌ"</w:t>
       </w:r>
     </w:p>
@@ -8483,6 +9792,23 @@
           <w:b/>
           <w:lang w:val="ar_AE" w:bidi="ar_AE"/>
         </w:rPr>
+        <w:t>οὐ μνημονεύετε ὅτι, ἔτι ὢν πρὸς ὑμᾶς, ταῦτα ἔλεγον ὑμῖν</w:t>
+      </w:r>
+    </w:p>
+    <w:p>
+      <w:pPr>
+        <w:bidi/>
+      </w:pPr>
+      <w:r>
+        <w:rPr>
+          <w:lang w:val="ar_AE" w:bidi="ar_AE"/>
+        </w:rPr>
+      </w:r>
+      <w:r>
+        <w:rPr>
+          <w:b/>
+          <w:lang w:val="ar_AE" w:bidi="ar_AE"/>
+        </w:rPr>
         <w:t>"أَمَا تَذْكُرُونَ أَنِّي وَأَنَا بَعْدُ عِنْدَكُمْ، كُنْتُ أَقُولُ لَكُمْ هذَا؟"</w:t>
       </w:r>
     </w:p>
@@ -8575,6 +9901,23 @@
           <w:b/>
           <w:lang w:val="ar_AE" w:bidi="ar_AE"/>
         </w:rPr>
+        <w:t>ταῦτα</w:t>
+      </w:r>
+    </w:p>
+    <w:p>
+      <w:pPr>
+        <w:bidi/>
+      </w:pPr>
+      <w:r>
+        <w:rPr>
+          <w:lang w:val="ar_AE" w:bidi="ar_AE"/>
+        </w:rPr>
+      </w:r>
+      <w:r>
+        <w:rPr>
+          <w:b/>
+          <w:lang w:val="ar_AE" w:bidi="ar_AE"/>
+        </w:rPr>
         <w:t>"هذَا"</w:t>
       </w:r>
     </w:p>
@@ -8680,6 +10023,23 @@
           <w:b/>
           <w:lang w:val="ar_AE" w:bidi="ar_AE"/>
         </w:rPr>
+        <w:t>καὶ νῦν τὸ κατέχον οἴδατε</w:t>
+      </w:r>
+    </w:p>
+    <w:p>
+      <w:pPr>
+        <w:bidi/>
+      </w:pPr>
+      <w:r>
+        <w:rPr>
+          <w:lang w:val="ar_AE" w:bidi="ar_AE"/>
+        </w:rPr>
+      </w:r>
+      <w:r>
+        <w:rPr>
+          <w:b/>
+          <w:lang w:val="ar_AE" w:bidi="ar_AE"/>
+        </w:rPr>
         <w:t>"وَالآنَ تَعْلَمُونَ مَا يَحْجِزُ"</w:t>
       </w:r>
     </w:p>
@@ -8789,6 +10149,23 @@
           <w:b/>
           <w:lang w:val="ar_AE" w:bidi="ar_AE"/>
         </w:rPr>
+        <w:t>τὸ ἀποκαλυφθῆναι αὐτὸν ἐν τῷ αὐτοῦ καιρῷ</w:t>
+      </w:r>
+    </w:p>
+    <w:p>
+      <w:pPr>
+        <w:bidi/>
+      </w:pPr>
+      <w:r>
+        <w:rPr>
+          <w:lang w:val="ar_AE" w:bidi="ar_AE"/>
+        </w:rPr>
+      </w:r>
+      <w:r>
+        <w:rPr>
+          <w:b/>
+          <w:lang w:val="ar_AE" w:bidi="ar_AE"/>
+        </w:rPr>
         <w:t>"يُسْتَعْلَنَ فِي وَقْتِهِ"</w:t>
       </w:r>
     </w:p>
@@ -8881,6 +10258,23 @@
           <w:b/>
           <w:lang w:val="ar_AE" w:bidi="ar_AE"/>
         </w:rPr>
+        <w:t>γὰρ</w:t>
+      </w:r>
+    </w:p>
+    <w:p>
+      <w:pPr>
+        <w:bidi/>
+      </w:pPr>
+      <w:r>
+        <w:rPr>
+          <w:lang w:val="ar_AE" w:bidi="ar_AE"/>
+        </w:rPr>
+      </w:r>
+      <w:r>
+        <w:rPr>
+          <w:b/>
+          <w:lang w:val="ar_AE" w:bidi="ar_AE"/>
+        </w:rPr>
         <w:t>"لأَنَّ"</w:t>
       </w:r>
     </w:p>
@@ -8999,6 +10393,23 @@
           <w:b/>
           <w:lang w:val="ar_AE" w:bidi="ar_AE"/>
         </w:rPr>
+        <w:t>τὸ &amp; μυστήριον ἤδη ἐνεργεῖται τῆς ἀνομίας</w:t>
+      </w:r>
+    </w:p>
+    <w:p>
+      <w:pPr>
+        <w:bidi/>
+      </w:pPr>
+      <w:r>
+        <w:rPr>
+          <w:lang w:val="ar_AE" w:bidi="ar_AE"/>
+        </w:rPr>
+      </w:r>
+      <w:r>
+        <w:rPr>
+          <w:b/>
+          <w:lang w:val="ar_AE" w:bidi="ar_AE"/>
+        </w:rPr>
         <w:t>"سِرَّ الإِثْمِ الآنَ يَعْمَلُ"</w:t>
       </w:r>
     </w:p>
@@ -9117,6 +10528,23 @@
           <w:b/>
           <w:lang w:val="ar_AE" w:bidi="ar_AE"/>
         </w:rPr>
+        <w:t>ὁ κατέχων</w:t>
+      </w:r>
+    </w:p>
+    <w:p>
+      <w:pPr>
+        <w:bidi/>
+      </w:pPr>
+      <w:r>
+        <w:rPr>
+          <w:lang w:val="ar_AE" w:bidi="ar_AE"/>
+        </w:rPr>
+      </w:r>
+      <w:r>
+        <w:rPr>
+          <w:b/>
+          <w:lang w:val="ar_AE" w:bidi="ar_AE"/>
+        </w:rPr>
         <w:t>"الَّذِي يَحْجِزُ"</w:t>
       </w:r>
     </w:p>
@@ -9187,6 +10615,23 @@
           <w:b/>
           <w:lang w:val="ar_AE" w:bidi="ar_AE"/>
         </w:rPr>
+        <w:t>γένηται</w:t>
+      </w:r>
+    </w:p>
+    <w:p>
+      <w:pPr>
+        <w:bidi/>
+      </w:pPr>
+      <w:r>
+        <w:rPr>
+          <w:lang w:val="ar_AE" w:bidi="ar_AE"/>
+        </w:rPr>
+      </w:r>
+      <w:r>
+        <w:rPr>
+          <w:b/>
+          <w:lang w:val="ar_AE" w:bidi="ar_AE"/>
+        </w:rPr>
         <w:t>"يُرْفَعَ"</w:t>
       </w:r>
     </w:p>
@@ -9292,6 +10737,23 @@
           <w:b/>
           <w:lang w:val="ar_AE" w:bidi="ar_AE"/>
         </w:rPr>
+        <w:t>ἐκ μέσου γένηται</w:t>
+      </w:r>
+    </w:p>
+    <w:p>
+      <w:pPr>
+        <w:bidi/>
+      </w:pPr>
+      <w:r>
+        <w:rPr>
+          <w:lang w:val="ar_AE" w:bidi="ar_AE"/>
+        </w:rPr>
+      </w:r>
+      <w:r>
+        <w:rPr>
+          <w:b/>
+          <w:lang w:val="ar_AE" w:bidi="ar_AE"/>
+        </w:rPr>
         <w:t>"يُرْفَعَ مِنَ الْوَسَطِ"</w:t>
       </w:r>
     </w:p>
@@ -9384,6 +10846,23 @@
           <w:b/>
           <w:lang w:val="ar_AE" w:bidi="ar_AE"/>
         </w:rPr>
+        <w:t>καὶ τότε ἀποκαλυφθήσεται ὁ ἄνομος</w:t>
+      </w:r>
+    </w:p>
+    <w:p>
+      <w:pPr>
+        <w:bidi/>
+      </w:pPr>
+      <w:r>
+        <w:rPr>
+          <w:lang w:val="ar_AE" w:bidi="ar_AE"/>
+        </w:rPr>
+      </w:r>
+      <w:r>
+        <w:rPr>
+          <w:b/>
+          <w:lang w:val="ar_AE" w:bidi="ar_AE"/>
+        </w:rPr>
         <w:t>"وَحِينَئِذٍ سَيُسْتَعْلَنُ الأَثِيمُ"</w:t>
       </w:r>
     </w:p>
@@ -9476,6 +10955,23 @@
           <w:b/>
           <w:lang w:val="ar_AE" w:bidi="ar_AE"/>
         </w:rPr>
+        <w:t>τῷ πνεύματι τοῦ στόματος αὐτοῦ</w:t>
+      </w:r>
+    </w:p>
+    <w:p>
+      <w:pPr>
+        <w:bidi/>
+      </w:pPr>
+      <w:r>
+        <w:rPr>
+          <w:lang w:val="ar_AE" w:bidi="ar_AE"/>
+        </w:rPr>
+      </w:r>
+      <w:r>
+        <w:rPr>
+          <w:b/>
+          <w:lang w:val="ar_AE" w:bidi="ar_AE"/>
+        </w:rPr>
         <w:t>"بِنَفْخَةِ فَمِهِ"</w:t>
       </w:r>
     </w:p>
@@ -9594,6 +11090,23 @@
           <w:b/>
           <w:lang w:val="ar_AE" w:bidi="ar_AE"/>
         </w:rPr>
+        <w:t>ἀνελεῖ τῷ πνεύματι τοῦ στόματος αὐτοῦ, καὶ καταργήσει τῇ ἐπιφανείᾳ τῆς παρουσίας αὐτοῦ</w:t>
+      </w:r>
+    </w:p>
+    <w:p>
+      <w:pPr>
+        <w:bidi/>
+      </w:pPr>
+      <w:r>
+        <w:rPr>
+          <w:lang w:val="ar_AE" w:bidi="ar_AE"/>
+        </w:rPr>
+      </w:r>
+      <w:r>
+        <w:rPr>
+          <w:b/>
+          <w:lang w:val="ar_AE" w:bidi="ar_AE"/>
+        </w:rPr>
         <w:t>"الَّذِي الرَّبُّ يُبِيدُهُ بِنَفْخَةِ فَمِهِ، وَيُبْطِلُهُ بِظُهُورِ مَجِيئِهِ."</w:t>
       </w:r>
     </w:p>
@@ -9686,6 +11199,23 @@
           <w:b/>
           <w:lang w:val="ar_AE" w:bidi="ar_AE"/>
         </w:rPr>
+        <w:t>οὗ ἐστιν ἡ παρουσία, κατ’ ἐνέργειαν τοῦ Σατανᾶ</w:t>
+      </w:r>
+    </w:p>
+    <w:p>
+      <w:pPr>
+        <w:bidi/>
+      </w:pPr>
+      <w:r>
+        <w:rPr>
+          <w:lang w:val="ar_AE" w:bidi="ar_AE"/>
+        </w:rPr>
+      </w:r>
+      <w:r>
+        <w:rPr>
+          <w:b/>
+          <w:lang w:val="ar_AE" w:bidi="ar_AE"/>
+        </w:rPr>
         <w:t>"مَجِيئُهُ بِعَمَلِ الشَّيْطَانِ"</w:t>
       </w:r>
     </w:p>
@@ -9804,6 +11334,23 @@
           <w:b/>
           <w:lang w:val="ar_AE" w:bidi="ar_AE"/>
         </w:rPr>
+        <w:t>οὗ</w:t>
+      </w:r>
+    </w:p>
+    <w:p>
+      <w:pPr>
+        <w:bidi/>
+      </w:pPr>
+      <w:r>
+        <w:rPr>
+          <w:lang w:val="ar_AE" w:bidi="ar_AE"/>
+        </w:rPr>
+      </w:r>
+      <w:r>
+        <w:rPr>
+          <w:b/>
+          <w:lang w:val="ar_AE" w:bidi="ar_AE"/>
+        </w:rPr>
         <w:t>"مَجِيئُهُ"</w:t>
       </w:r>
     </w:p>
@@ -9887,6 +11434,23 @@
           <w:b/>
           <w:lang w:val="ar_AE" w:bidi="ar_AE"/>
         </w:rPr>
+        <w:t>ἐν πάσῃ δυνάμει, καὶ σημείοις, καὶ τέρασιν ψεύδους</w:t>
+      </w:r>
+    </w:p>
+    <w:p>
+      <w:pPr>
+        <w:bidi/>
+      </w:pPr>
+      <w:r>
+        <w:rPr>
+          <w:lang w:val="ar_AE" w:bidi="ar_AE"/>
+        </w:rPr>
+      </w:r>
+      <w:r>
+        <w:rPr>
+          <w:b/>
+          <w:lang w:val="ar_AE" w:bidi="ar_AE"/>
+        </w:rPr>
         <w:t>"بِكُلِّ قُوَّةٍ، وَبِآيَاتٍ وَعَجَائِبَ كَاذِبَةٍ"</w:t>
       </w:r>
     </w:p>
@@ -10044,6 +11608,23 @@
           <w:b/>
           <w:lang w:val="ar_AE" w:bidi="ar_AE"/>
         </w:rPr>
+        <w:t>ἐν πάσῃ δυνάμει, καὶ σημείοις, καὶ τέρασιν ψεύδους</w:t>
+      </w:r>
+    </w:p>
+    <w:p>
+      <w:pPr>
+        <w:bidi/>
+      </w:pPr>
+      <w:r>
+        <w:rPr>
+          <w:lang w:val="ar_AE" w:bidi="ar_AE"/>
+        </w:rPr>
+      </w:r>
+      <w:r>
+        <w:rPr>
+          <w:b/>
+          <w:lang w:val="ar_AE" w:bidi="ar_AE"/>
+        </w:rPr>
         <w:t>"بِكُلِّ قُوَّةٍ، وَبِآيَاتٍ وَعَجَائِبَ كَاذِبَةٍ"</w:t>
       </w:r>
     </w:p>
@@ -10149,6 +11730,23 @@
           <w:b/>
           <w:lang w:val="ar_AE" w:bidi="ar_AE"/>
         </w:rPr>
+        <w:t>καὶ σημείοις, καὶ τέρασιν ψεύδους</w:t>
+      </w:r>
+    </w:p>
+    <w:p>
+      <w:pPr>
+        <w:bidi/>
+      </w:pPr>
+      <w:r>
+        <w:rPr>
+          <w:lang w:val="ar_AE" w:bidi="ar_AE"/>
+        </w:rPr>
+      </w:r>
+      <w:r>
+        <w:rPr>
+          <w:b/>
+          <w:lang w:val="ar_AE" w:bidi="ar_AE"/>
+        </w:rPr>
         <w:t>"وَبِآيَاتٍ وَعَجَائِبَ كَاذِبَةٍ"</w:t>
       </w:r>
     </w:p>
@@ -10254,6 +11852,23 @@
           <w:b/>
           <w:lang w:val="ar_AE" w:bidi="ar_AE"/>
         </w:rPr>
+        <w:t>πάσῃ</w:t>
+      </w:r>
+    </w:p>
+    <w:p>
+      <w:pPr>
+        <w:bidi/>
+      </w:pPr>
+      <w:r>
+        <w:rPr>
+          <w:lang w:val="ar_AE" w:bidi="ar_AE"/>
+        </w:rPr>
+      </w:r>
+      <w:r>
+        <w:rPr>
+          <w:b/>
+          <w:lang w:val="ar_AE" w:bidi="ar_AE"/>
+        </w:rPr>
         <w:t>"بِكُلِّ"</w:t>
       </w:r>
     </w:p>
@@ -10359,6 +11974,23 @@
           <w:b/>
           <w:lang w:val="ar_AE" w:bidi="ar_AE"/>
         </w:rPr>
+        <w:t>ἐν πάσῃ ἀπάτῃ ἀδικίας</w:t>
+      </w:r>
+    </w:p>
+    <w:p>
+      <w:pPr>
+        <w:bidi/>
+      </w:pPr>
+      <w:r>
+        <w:rPr>
+          <w:lang w:val="ar_AE" w:bidi="ar_AE"/>
+        </w:rPr>
+      </w:r>
+      <w:r>
+        <w:rPr>
+          <w:b/>
+          <w:lang w:val="ar_AE" w:bidi="ar_AE"/>
+        </w:rPr>
         <w:t>"بِكُلِّ خَدِيعَةِ الإِثْمِ"</w:t>
       </w:r>
     </w:p>
@@ -10477,6 +12109,23 @@
           <w:b/>
           <w:lang w:val="ar_AE" w:bidi="ar_AE"/>
         </w:rPr>
+        <w:t>ἐν πάσῃ ἀπάτῃ ἀδικίας, τοῖς ἀπολλυμένοις</w:t>
+      </w:r>
+    </w:p>
+    <w:p>
+      <w:pPr>
+        <w:bidi/>
+      </w:pPr>
+      <w:r>
+        <w:rPr>
+          <w:lang w:val="ar_AE" w:bidi="ar_AE"/>
+        </w:rPr>
+      </w:r>
+      <w:r>
+        <w:rPr>
+          <w:b/>
+          <w:lang w:val="ar_AE" w:bidi="ar_AE"/>
+        </w:rPr>
         <w:t>"وَبِكُلِّ خَدِيعَةِ الإِثْمِ، فِي الْهَالِكِينَ"</w:t>
       </w:r>
     </w:p>
@@ -10595,6 +12244,23 @@
           <w:b/>
           <w:lang w:val="ar_AE" w:bidi="ar_AE"/>
         </w:rPr>
+        <w:t>ἀνθ’ ὧν</w:t>
+      </w:r>
+    </w:p>
+    <w:p>
+      <w:pPr>
+        <w:bidi/>
+      </w:pPr>
+      <w:r>
+        <w:rPr>
+          <w:lang w:val="ar_AE" w:bidi="ar_AE"/>
+        </w:rPr>
+      </w:r>
+      <w:r>
+        <w:rPr>
+          <w:b/>
+          <w:lang w:val="ar_AE" w:bidi="ar_AE"/>
+        </w:rPr>
         <w:t>"لأَنَّهُمْ"</w:t>
       </w:r>
     </w:p>
@@ -10687,6 +12353,23 @@
           <w:b/>
           <w:lang w:val="ar_AE" w:bidi="ar_AE"/>
         </w:rPr>
+        <w:t>τὴν ἀγάπην τῆς ἀληθείας οὐκ ἐδέξαντο</w:t>
+      </w:r>
+    </w:p>
+    <w:p>
+      <w:pPr>
+        <w:bidi/>
+      </w:pPr>
+      <w:r>
+        <w:rPr>
+          <w:lang w:val="ar_AE" w:bidi="ar_AE"/>
+        </w:rPr>
+      </w:r>
+      <w:r>
+        <w:rPr>
+          <w:b/>
+          <w:lang w:val="ar_AE" w:bidi="ar_AE"/>
+        </w:rPr>
         <w:t>"لَمْ يَقْبَلُوا مَحَبَّةَ الْحَقِّ"</w:t>
       </w:r>
     </w:p>
@@ -10831,6 +12514,23 @@
           <w:b/>
           <w:lang w:val="ar_AE" w:bidi="ar_AE"/>
         </w:rPr>
+        <w:t>εἰς τὸ σωθῆναι αὐτούς</w:t>
+      </w:r>
+    </w:p>
+    <w:p>
+      <w:pPr>
+        <w:bidi/>
+      </w:pPr>
+      <w:r>
+        <w:rPr>
+          <w:lang w:val="ar_AE" w:bidi="ar_AE"/>
+        </w:rPr>
+      </w:r>
+      <w:r>
+        <w:rPr>
+          <w:b/>
+          <w:lang w:val="ar_AE" w:bidi="ar_AE"/>
+        </w:rPr>
         <w:t>"حَتَّى يَخْلُصُوا"</w:t>
       </w:r>
     </w:p>
@@ -10923,6 +12623,23 @@
           <w:b/>
           <w:lang w:val="ar_AE" w:bidi="ar_AE"/>
         </w:rPr>
+        <w:t>εἰς τὸ σωθῆναι αὐτούς</w:t>
+      </w:r>
+    </w:p>
+    <w:p>
+      <w:pPr>
+        <w:bidi/>
+      </w:pPr>
+      <w:r>
+        <w:rPr>
+          <w:lang w:val="ar_AE" w:bidi="ar_AE"/>
+        </w:rPr>
+      </w:r>
+      <w:r>
+        <w:rPr>
+          <w:b/>
+          <w:lang w:val="ar_AE" w:bidi="ar_AE"/>
+        </w:rPr>
         <w:t>"حَتَّى يَخْلُصُوا"</w:t>
       </w:r>
     </w:p>
@@ -11015,6 +12732,23 @@
           <w:b/>
           <w:lang w:val="ar_AE" w:bidi="ar_AE"/>
         </w:rPr>
+        <w:t>διὰ τοῦτο</w:t>
+      </w:r>
+    </w:p>
+    <w:p>
+      <w:pPr>
+        <w:bidi/>
+      </w:pPr>
+      <w:r>
+        <w:rPr>
+          <w:lang w:val="ar_AE" w:bidi="ar_AE"/>
+        </w:rPr>
+      </w:r>
+      <w:r>
+        <w:rPr>
+          <w:b/>
+          <w:lang w:val="ar_AE" w:bidi="ar_AE"/>
+        </w:rPr>
         <w:t>"وَلأَجْلِ هذَا"</w:t>
       </w:r>
     </w:p>
@@ -11120,6 +12854,23 @@
           <w:b/>
           <w:lang w:val="ar_AE" w:bidi="ar_AE"/>
         </w:rPr>
+        <w:t>πέμπει αὐτοῖς ὁ Θεὸς ἐνέργειαν πλάνης, εἰς τὸ πιστεῦσαι αὐτοὺς τῷ ψεύδει</w:t>
+      </w:r>
+    </w:p>
+    <w:p>
+      <w:pPr>
+        <w:bidi/>
+      </w:pPr>
+      <w:r>
+        <w:rPr>
+          <w:lang w:val="ar_AE" w:bidi="ar_AE"/>
+        </w:rPr>
+      </w:r>
+      <w:r>
+        <w:rPr>
+          <w:b/>
+          <w:lang w:val="ar_AE" w:bidi="ar_AE"/>
+        </w:rPr>
         <w:t>"سَيُرْسِلُ إِلَيْهِمُ اللهُ عَمَلَ الضَّلاَلِ، حَتَّى يُصَدِّقُوا الْكَذِبَ"</w:t>
       </w:r>
     </w:p>
@@ -11238,6 +12989,23 @@
           <w:b/>
           <w:lang w:val="ar_AE" w:bidi="ar_AE"/>
         </w:rPr>
+        <w:t>ἐνέργειαν πλάνης</w:t>
+      </w:r>
+    </w:p>
+    <w:p>
+      <w:pPr>
+        <w:bidi/>
+      </w:pPr>
+      <w:r>
+        <w:rPr>
+          <w:lang w:val="ar_AE" w:bidi="ar_AE"/>
+        </w:rPr>
+      </w:r>
+      <w:r>
+        <w:rPr>
+          <w:b/>
+          <w:lang w:val="ar_AE" w:bidi="ar_AE"/>
+        </w:rPr>
         <w:t>"عَمَلَ الضَّلاَلِ"</w:t>
       </w:r>
     </w:p>
@@ -11356,6 +13124,23 @@
           <w:b/>
           <w:lang w:val="ar_AE" w:bidi="ar_AE"/>
         </w:rPr>
+        <w:t>εἰς τὸ πιστεῦσαι αὐτοὺς</w:t>
+      </w:r>
+    </w:p>
+    <w:p>
+      <w:pPr>
+        <w:bidi/>
+      </w:pPr>
+      <w:r>
+        <w:rPr>
+          <w:lang w:val="ar_AE" w:bidi="ar_AE"/>
+        </w:rPr>
+      </w:r>
+      <w:r>
+        <w:rPr>
+          <w:b/>
+          <w:lang w:val="ar_AE" w:bidi="ar_AE"/>
+        </w:rPr>
         <w:t>"حَتَّى يُصَدِّقُوا"</w:t>
       </w:r>
     </w:p>
@@ -11474,6 +13259,23 @@
           <w:b/>
           <w:lang w:val="ar_AE" w:bidi="ar_AE"/>
         </w:rPr>
+        <w:t>εἰς τὸ πιστεῦσαι αὐτοὺς</w:t>
+      </w:r>
+    </w:p>
+    <w:p>
+      <w:pPr>
+        <w:bidi/>
+      </w:pPr>
+      <w:r>
+        <w:rPr>
+          <w:lang w:val="ar_AE" w:bidi="ar_AE"/>
+        </w:rPr>
+      </w:r>
+      <w:r>
+        <w:rPr>
+          <w:b/>
+          <w:lang w:val="ar_AE" w:bidi="ar_AE"/>
+        </w:rPr>
         <w:t>"حَتَّى يُصَدِّقُوا"</w:t>
       </w:r>
     </w:p>
@@ -11579,6 +13381,23 @@
           <w:b/>
           <w:lang w:val="ar_AE" w:bidi="ar_AE"/>
         </w:rPr>
+        <w:t>ἵνα</w:t>
+      </w:r>
+    </w:p>
+    <w:p>
+      <w:pPr>
+        <w:bidi/>
+      </w:pPr>
+      <w:r>
+        <w:rPr>
+          <w:lang w:val="ar_AE" w:bidi="ar_AE"/>
+        </w:rPr>
+      </w:r>
+      <w:r>
+        <w:rPr>
+          <w:b/>
+          <w:lang w:val="ar_AE" w:bidi="ar_AE"/>
+        </w:rPr>
         <w:t>"لِكَيْ"</w:t>
       </w:r>
     </w:p>
@@ -11684,6 +13503,23 @@
           <w:b/>
           <w:lang w:val="ar_AE" w:bidi="ar_AE"/>
         </w:rPr>
+        <w:t>κριθῶσιν πάντες</w:t>
+      </w:r>
+    </w:p>
+    <w:p>
+      <w:pPr>
+        <w:bidi/>
+      </w:pPr>
+      <w:r>
+        <w:rPr>
+          <w:lang w:val="ar_AE" w:bidi="ar_AE"/>
+        </w:rPr>
+      </w:r>
+      <w:r>
+        <w:rPr>
+          <w:b/>
+          <w:lang w:val="ar_AE" w:bidi="ar_AE"/>
+        </w:rPr>
         <w:t>"يُدَانَ جَمِيعُ"</w:t>
       </w:r>
     </w:p>
@@ -11776,6 +13612,23 @@
           <w:b/>
           <w:lang w:val="ar_AE" w:bidi="ar_AE"/>
         </w:rPr>
+        <w:t>οἱ</w:t>
+      </w:r>
+    </w:p>
+    <w:p>
+      <w:pPr>
+        <w:bidi/>
+      </w:pPr>
+      <w:r>
+        <w:rPr>
+          <w:lang w:val="ar_AE" w:bidi="ar_AE"/>
+        </w:rPr>
+      </w:r>
+      <w:r>
+        <w:rPr>
+          <w:b/>
+          <w:lang w:val="ar_AE" w:bidi="ar_AE"/>
+        </w:rPr>
         <w:t>"الَّذِينَ"</w:t>
       </w:r>
     </w:p>
@@ -11881,6 +13734,23 @@
           <w:b/>
           <w:lang w:val="ar_AE" w:bidi="ar_AE"/>
         </w:rPr>
+        <w:t>οἱ μὴ πιστεύσαντες τῇ ἀληθείᾳ, ἀλλὰ εὐδοκήσαντες τῇ ἀδικίᾳ</w:t>
+      </w:r>
+    </w:p>
+    <w:p>
+      <w:pPr>
+        <w:bidi/>
+      </w:pPr>
+      <w:r>
+        <w:rPr>
+          <w:lang w:val="ar_AE" w:bidi="ar_AE"/>
+        </w:rPr>
+      </w:r>
+      <w:r>
+        <w:rPr>
+          <w:b/>
+          <w:lang w:val="ar_AE" w:bidi="ar_AE"/>
+        </w:rPr>
         <w:t>"الَّذِينَ لَمْ يُصَدِّقُوا الْحَقَّ، بَلْ سُرُّوا بِالإِثْمِ."</w:t>
       </w:r>
     </w:p>
@@ -12085,6 +13955,23 @@
           <w:b/>
           <w:lang w:val="ar_AE" w:bidi="ar_AE"/>
         </w:rPr>
+        <w:t>δὲ</w:t>
+      </w:r>
+    </w:p>
+    <w:p>
+      <w:pPr>
+        <w:bidi/>
+      </w:pPr>
+      <w:r>
+        <w:rPr>
+          <w:lang w:val="ar_AE" w:bidi="ar_AE"/>
+        </w:rPr>
+      </w:r>
+      <w:r>
+        <w:rPr>
+          <w:b/>
+          <w:lang w:val="ar_AE" w:bidi="ar_AE"/>
+        </w:rPr>
         <w:t>"وَأَمَّا"</w:t>
       </w:r>
     </w:p>
@@ -12168,6 +14055,23 @@
           <w:b/>
           <w:lang w:val="ar_AE" w:bidi="ar_AE"/>
         </w:rPr>
+        <w:t>ἡμεῖς &amp; ὀφείλομεν εὐχαριστεῖν &amp; πάντοτε</w:t>
+      </w:r>
+    </w:p>
+    <w:p>
+      <w:pPr>
+        <w:bidi/>
+      </w:pPr>
+      <w:r>
+        <w:rPr>
+          <w:lang w:val="ar_AE" w:bidi="ar_AE"/>
+        </w:rPr>
+      </w:r>
+      <w:r>
+        <w:rPr>
+          <w:b/>
+          <w:lang w:val="ar_AE" w:bidi="ar_AE"/>
+        </w:rPr>
         <w:t>"فَيَنْبَغِي لَنَا أَنْ نَشْكُرَ اللهَ كُلَّ حِينٍ"</w:t>
       </w:r>
     </w:p>
@@ -12273,6 +14177,23 @@
           <w:b/>
           <w:lang w:val="ar_AE" w:bidi="ar_AE"/>
         </w:rPr>
+        <w:t>ἡμεῖς &amp; ὀφείλομεν</w:t>
+      </w:r>
+    </w:p>
+    <w:p>
+      <w:pPr>
+        <w:bidi/>
+      </w:pPr>
+      <w:r>
+        <w:rPr>
+          <w:lang w:val="ar_AE" w:bidi="ar_AE"/>
+        </w:rPr>
+      </w:r>
+      <w:r>
+        <w:rPr>
+          <w:b/>
+          <w:lang w:val="ar_AE" w:bidi="ar_AE"/>
+        </w:rPr>
         <w:t>"فَيَنْبَغِي لَنَا"</w:t>
       </w:r>
     </w:p>
@@ -12378,6 +14299,23 @@
           <w:b/>
           <w:lang w:val="ar_AE" w:bidi="ar_AE"/>
         </w:rPr>
+        <w:t>ἀδελφοὶ ἠγαπημένοι ὑπὸ Κυρίου</w:t>
+      </w:r>
+    </w:p>
+    <w:p>
+      <w:pPr>
+        <w:bidi/>
+      </w:pPr>
+      <w:r>
+        <w:rPr>
+          <w:lang w:val="ar_AE" w:bidi="ar_AE"/>
+        </w:rPr>
+      </w:r>
+      <w:r>
+        <w:rPr>
+          <w:b/>
+          <w:lang w:val="ar_AE" w:bidi="ar_AE"/>
+        </w:rPr>
         <w:t>"الإِخْوَةُ الْمَحْبُوبُونَ مِنَ الرَّبِّ"</w:t>
       </w:r>
     </w:p>
@@ -12470,6 +14408,23 @@
           <w:b/>
           <w:lang w:val="ar_AE" w:bidi="ar_AE"/>
         </w:rPr>
+        <w:t>ἀδελφοὶ</w:t>
+      </w:r>
+    </w:p>
+    <w:p>
+      <w:pPr>
+        <w:bidi/>
+      </w:pPr>
+      <w:r>
+        <w:rPr>
+          <w:lang w:val="ar_AE" w:bidi="ar_AE"/>
+        </w:rPr>
+      </w:r>
+      <w:r>
+        <w:rPr>
+          <w:b/>
+          <w:lang w:val="ar_AE" w:bidi="ar_AE"/>
+        </w:rPr>
         <w:t>"الإِخْوَةُ"</w:t>
       </w:r>
     </w:p>
@@ -12575,6 +14530,23 @@
           <w:b/>
           <w:lang w:val="ar_AE" w:bidi="ar_AE"/>
         </w:rPr>
+        <w:t>ἀπαρχὴν εἰς σωτηρίαν</w:t>
+      </w:r>
+    </w:p>
+    <w:p>
+      <w:pPr>
+        <w:bidi/>
+      </w:pPr>
+      <w:r>
+        <w:rPr>
+          <w:lang w:val="ar_AE" w:bidi="ar_AE"/>
+        </w:rPr>
+      </w:r>
+      <w:r>
+        <w:rPr>
+          <w:b/>
+          <w:lang w:val="ar_AE" w:bidi="ar_AE"/>
+        </w:rPr>
         <w:t>"مِنَ الْبَدْءِ لِلْخَلاَصِ"</w:t>
       </w:r>
     </w:p>
@@ -12680,6 +14652,23 @@
           <w:b/>
           <w:lang w:val="ar_AE" w:bidi="ar_AE"/>
         </w:rPr>
+        <w:t>ἀπαρχὴν εἰς σωτηρίαν ἐν ἁγιασμῷ Πνεύματος καὶ πίστει ἀληθείας</w:t>
+      </w:r>
+    </w:p>
+    <w:p>
+      <w:pPr>
+        <w:bidi/>
+      </w:pPr>
+      <w:r>
+        <w:rPr>
+          <w:lang w:val="ar_AE" w:bidi="ar_AE"/>
+        </w:rPr>
+      </w:r>
+      <w:r>
+        <w:rPr>
+          <w:b/>
+          <w:lang w:val="ar_AE" w:bidi="ar_AE"/>
+        </w:rPr>
         <w:t>"مِنَ الْبَدْءِ لِلْخَلاَصِ، بِتَقْدِيسِ الرُّوحِ وَتَصْدِيقِ الْحَقِّ"</w:t>
       </w:r>
     </w:p>
@@ -12811,6 +14800,23 @@
           <w:b/>
           <w:lang w:val="ar_AE" w:bidi="ar_AE"/>
         </w:rPr>
+        <w:t>διὰ τοῦ εὐαγγελίου ἡμῶν</w:t>
+      </w:r>
+    </w:p>
+    <w:p>
+      <w:pPr>
+        <w:bidi/>
+      </w:pPr>
+      <w:r>
+        <w:rPr>
+          <w:lang w:val="ar_AE" w:bidi="ar_AE"/>
+        </w:rPr>
+      </w:r>
+      <w:r>
+        <w:rPr>
+          <w:b/>
+          <w:lang w:val="ar_AE" w:bidi="ar_AE"/>
+        </w:rPr>
         <w:t>"بِإِنْجِيلِنَا"</w:t>
       </w:r>
     </w:p>
@@ -12916,6 +14922,23 @@
           <w:b/>
           <w:lang w:val="ar_AE" w:bidi="ar_AE"/>
         </w:rPr>
+        <w:t>εἰς περιποίησιν δόξης τοῦ Κυρίου ἡμῶν, Ἰησοῦ Χριστοῦ</w:t>
+      </w:r>
+    </w:p>
+    <w:p>
+      <w:pPr>
+        <w:bidi/>
+      </w:pPr>
+      <w:r>
+        <w:rPr>
+          <w:lang w:val="ar_AE" w:bidi="ar_AE"/>
+        </w:rPr>
+      </w:r>
+      <w:r>
+        <w:rPr>
+          <w:b/>
+          <w:lang w:val="ar_AE" w:bidi="ar_AE"/>
+        </w:rPr>
         <w:t>"لاقْتِنَاءِ مَجْدِ رَبِّنَا يَسُوعَ الْمَسِيحِ"</w:t>
       </w:r>
     </w:p>
@@ -13021,6 +15044,23 @@
           <w:b/>
           <w:lang w:val="ar_AE" w:bidi="ar_AE"/>
         </w:rPr>
+        <w:t>εἰς περιποίησιν δόξης τοῦ Κυρίου ἡμῶν</w:t>
+      </w:r>
+    </w:p>
+    <w:p>
+      <w:pPr>
+        <w:bidi/>
+      </w:pPr>
+      <w:r>
+        <w:rPr>
+          <w:lang w:val="ar_AE" w:bidi="ar_AE"/>
+        </w:rPr>
+      </w:r>
+      <w:r>
+        <w:rPr>
+          <w:b/>
+          <w:lang w:val="ar_AE" w:bidi="ar_AE"/>
+        </w:rPr>
         <w:t>"لاقْتِنَاءِ مَجْدِ رَبِّنَا"</w:t>
       </w:r>
     </w:p>
@@ -13126,6 +15166,23 @@
           <w:b/>
           <w:lang w:val="ar_AE" w:bidi="ar_AE"/>
         </w:rPr>
+        <w:t>ἄρα οὖν</w:t>
+      </w:r>
+    </w:p>
+    <w:p>
+      <w:pPr>
+        <w:bidi/>
+      </w:pPr>
+      <w:r>
+        <w:rPr>
+          <w:lang w:val="ar_AE" w:bidi="ar_AE"/>
+        </w:rPr>
+      </w:r>
+      <w:r>
+        <w:rPr>
+          <w:b/>
+          <w:lang w:val="ar_AE" w:bidi="ar_AE"/>
+        </w:rPr>
         <w:t>"فَاثْبُتُوا إِذًا"</w:t>
       </w:r>
     </w:p>
@@ -13231,6 +15288,23 @@
           <w:b/>
           <w:lang w:val="ar_AE" w:bidi="ar_AE"/>
         </w:rPr>
+        <w:t>ἀδελφοί</w:t>
+      </w:r>
+    </w:p>
+    <w:p>
+      <w:pPr>
+        <w:bidi/>
+      </w:pPr>
+      <w:r>
+        <w:rPr>
+          <w:lang w:val="ar_AE" w:bidi="ar_AE"/>
+        </w:rPr>
+      </w:r>
+      <w:r>
+        <w:rPr>
+          <w:b/>
+          <w:lang w:val="ar_AE" w:bidi="ar_AE"/>
+        </w:rPr>
         <w:t>"الإِخْوَةُ"</w:t>
       </w:r>
     </w:p>
@@ -13336,6 +15410,23 @@
           <w:b/>
           <w:lang w:val="ar_AE" w:bidi="ar_AE"/>
         </w:rPr>
+        <w:t>στήκετε</w:t>
+      </w:r>
+    </w:p>
+    <w:p>
+      <w:pPr>
+        <w:bidi/>
+      </w:pPr>
+      <w:r>
+        <w:rPr>
+          <w:lang w:val="ar_AE" w:bidi="ar_AE"/>
+        </w:rPr>
+      </w:r>
+      <w:r>
+        <w:rPr>
+          <w:b/>
+          <w:lang w:val="ar_AE" w:bidi="ar_AE"/>
+        </w:rPr>
         <w:t>"فَاثْبُتُوا"</w:t>
       </w:r>
     </w:p>
@@ -13441,6 +15532,23 @@
           <w:b/>
           <w:lang w:val="ar_AE" w:bidi="ar_AE"/>
         </w:rPr>
+        <w:t>κρατεῖτε τὰς παραδόσεις</w:t>
+      </w:r>
+    </w:p>
+    <w:p>
+      <w:pPr>
+        <w:bidi/>
+      </w:pPr>
+      <w:r>
+        <w:rPr>
+          <w:lang w:val="ar_AE" w:bidi="ar_AE"/>
+        </w:rPr>
+      </w:r>
+      <w:r>
+        <w:rPr>
+          <w:b/>
+          <w:lang w:val="ar_AE" w:bidi="ar_AE"/>
+        </w:rPr>
         <w:t>"وَتَمَسَّكُوا بِالتَّعَالِيمِ"</w:t>
       </w:r>
     </w:p>
@@ -13546,6 +15654,23 @@
           <w:b/>
           <w:lang w:val="ar_AE" w:bidi="ar_AE"/>
         </w:rPr>
+        <w:t>στήκετε καὶ κρατεῖτε</w:t>
+      </w:r>
+    </w:p>
+    <w:p>
+      <w:pPr>
+        <w:bidi/>
+      </w:pPr>
+      <w:r>
+        <w:rPr>
+          <w:lang w:val="ar_AE" w:bidi="ar_AE"/>
+        </w:rPr>
+      </w:r>
+      <w:r>
+        <w:rPr>
+          <w:b/>
+          <w:lang w:val="ar_AE" w:bidi="ar_AE"/>
+        </w:rPr>
         <w:t>"فَاثْبُتُوا ... وَتَمَسَّكُوا"</w:t>
       </w:r>
     </w:p>
@@ -13638,6 +15763,23 @@
           <w:b/>
           <w:lang w:val="ar_AE" w:bidi="ar_AE"/>
         </w:rPr>
+        <w:t>ἐδιδάχθητε</w:t>
+      </w:r>
+    </w:p>
+    <w:p>
+      <w:pPr>
+        <w:bidi/>
+      </w:pPr>
+      <w:r>
+        <w:rPr>
+          <w:lang w:val="ar_AE" w:bidi="ar_AE"/>
+        </w:rPr>
+      </w:r>
+      <w:r>
+        <w:rPr>
+          <w:b/>
+          <w:lang w:val="ar_AE" w:bidi="ar_AE"/>
+        </w:rPr>
         <w:t>"الَّتِي تَعَلَّمْتُمُوهَا"</w:t>
       </w:r>
     </w:p>
@@ -13730,6 +15872,23 @@
           <w:b/>
           <w:lang w:val="ar_AE" w:bidi="ar_AE"/>
         </w:rPr>
+        <w:t>διὰ λόγου</w:t>
+      </w:r>
+    </w:p>
+    <w:p>
+      <w:pPr>
+        <w:bidi/>
+      </w:pPr>
+      <w:r>
+        <w:rPr>
+          <w:lang w:val="ar_AE" w:bidi="ar_AE"/>
+        </w:rPr>
+      </w:r>
+      <w:r>
+        <w:rPr>
+          <w:b/>
+          <w:lang w:val="ar_AE" w:bidi="ar_AE"/>
+        </w:rPr>
         <w:t>"بِالْكَلاَمِ"</w:t>
       </w:r>
     </w:p>
@@ -13835,6 +15994,23 @@
           <w:b/>
           <w:lang w:val="ar_AE" w:bidi="ar_AE"/>
         </w:rPr>
+        <w:t>δι’ ἐπιστολῆς ἡμῶν</w:t>
+      </w:r>
+    </w:p>
+    <w:p>
+      <w:pPr>
+        <w:bidi/>
+      </w:pPr>
+      <w:r>
+        <w:rPr>
+          <w:lang w:val="ar_AE" w:bidi="ar_AE"/>
+        </w:rPr>
+      </w:r>
+      <w:r>
+        <w:rPr>
+          <w:b/>
+          <w:lang w:val="ar_AE" w:bidi="ar_AE"/>
+        </w:rPr>
         <w:t>"بِرِسَالَتِنَا"</w:t>
       </w:r>
     </w:p>
@@ -13940,6 +16116,23 @@
           <w:b/>
           <w:lang w:val="ar_AE" w:bidi="ar_AE"/>
         </w:rPr>
+        <w:t>δὲ</w:t>
+      </w:r>
+    </w:p>
+    <w:p>
+      <w:pPr>
+        <w:bidi/>
+      </w:pPr>
+      <w:r>
+        <w:rPr>
+          <w:lang w:val="ar_AE" w:bidi="ar_AE"/>
+        </w:rPr>
+      </w:r>
+      <w:r>
+        <w:rPr>
+          <w:b/>
+          <w:lang w:val="ar_AE" w:bidi="ar_AE"/>
+        </w:rPr>
         <w:t>"وَرَبُّنَا"</w:t>
       </w:r>
     </w:p>
@@ -14045,6 +16238,23 @@
           <w:b/>
           <w:lang w:val="ar_AE" w:bidi="ar_AE"/>
         </w:rPr>
+        <w:t>αὐτὸς δὲ ὁ Κύριος ἡμῶν, Ἰησοῦς Χριστὸς, καὶ ὁ Θεὸς ὁ Πατὴρ ἡμῶν</w:t>
+      </w:r>
+    </w:p>
+    <w:p>
+      <w:pPr>
+        <w:bidi/>
+      </w:pPr>
+      <w:r>
+        <w:rPr>
+          <w:lang w:val="ar_AE" w:bidi="ar_AE"/>
+        </w:rPr>
+      </w:r>
+      <w:r>
+        <w:rPr>
+          <w:b/>
+          <w:lang w:val="ar_AE" w:bidi="ar_AE"/>
+        </w:rPr>
         <w:t>"وَرَبُّنَا نَفْسُهُ يَسُوعُ الْمَسِيحُ، وَاللهُ أَبُونَا"</w:t>
       </w:r>
     </w:p>
@@ -14137,6 +16347,23 @@
           <w:b/>
           <w:lang w:val="ar_AE" w:bidi="ar_AE"/>
         </w:rPr>
+        <w:t>ἡμῶν &amp; ἡμῶν &amp; ἡμᾶς</w:t>
+      </w:r>
+    </w:p>
+    <w:p>
+      <w:pPr>
+        <w:bidi/>
+      </w:pPr>
+      <w:r>
+        <w:rPr>
+          <w:lang w:val="ar_AE" w:bidi="ar_AE"/>
+        </w:rPr>
+      </w:r>
+      <w:r>
+        <w:rPr>
+          <w:b/>
+          <w:lang w:val="ar_AE" w:bidi="ar_AE"/>
+        </w:rPr>
         <w:t>"أَبُونَا"</w:t>
       </w:r>
       <w:r>
@@ -14281,6 +16508,23 @@
           <w:b/>
           <w:lang w:val="ar_AE" w:bidi="ar_AE"/>
         </w:rPr>
+        <w:t>αὐτὸς &amp; Κύριος ἡμῶν, Ἰησοῦς Χριστὸς</w:t>
+      </w:r>
+    </w:p>
+    <w:p>
+      <w:pPr>
+        <w:bidi/>
+      </w:pPr>
+      <w:r>
+        <w:rPr>
+          <w:lang w:val="ar_AE" w:bidi="ar_AE"/>
+        </w:rPr>
+      </w:r>
+      <w:r>
+        <w:rPr>
+          <w:b/>
+          <w:lang w:val="ar_AE" w:bidi="ar_AE"/>
+        </w:rPr>
         <w:t>"وَرَبُّنَا نَفْسُهُ يَسُوعُ الْمَسِيحُ"</w:t>
       </w:r>
     </w:p>
@@ -14399,6 +16643,23 @@
           <w:b/>
           <w:lang w:val="ar_AE" w:bidi="ar_AE"/>
         </w:rPr>
+        <w:t>δοὺς παράκλησιν αἰωνίαν, καὶ ἐλπίδα ἀγαθὴν</w:t>
+      </w:r>
+    </w:p>
+    <w:p>
+      <w:pPr>
+        <w:bidi/>
+      </w:pPr>
+      <w:r>
+        <w:rPr>
+          <w:lang w:val="ar_AE" w:bidi="ar_AE"/>
+        </w:rPr>
+      </w:r>
+      <w:r>
+        <w:rPr>
+          <w:b/>
+          <w:lang w:val="ar_AE" w:bidi="ar_AE"/>
+        </w:rPr>
         <w:t>"وَأَعْطَانَا عَزَاءً أَبَدِيًّا وَرَجَاءً صَالِحًا"</w:t>
       </w:r>
     </w:p>
@@ -14517,6 +16778,23 @@
           <w:b/>
           <w:lang w:val="ar_AE" w:bidi="ar_AE"/>
         </w:rPr>
+        <w:t>ἐν χάριτι</w:t>
+      </w:r>
+    </w:p>
+    <w:p>
+      <w:pPr>
+        <w:bidi/>
+      </w:pPr>
+      <w:r>
+        <w:rPr>
+          <w:lang w:val="ar_AE" w:bidi="ar_AE"/>
+        </w:rPr>
+      </w:r>
+      <w:r>
+        <w:rPr>
+          <w:b/>
+          <w:lang w:val="ar_AE" w:bidi="ar_AE"/>
+        </w:rPr>
         <w:t>"بِالنِّعْمَةِ"</w:t>
       </w:r>
     </w:p>
@@ -14622,6 +16900,23 @@
           <w:b/>
           <w:lang w:val="ar_AE" w:bidi="ar_AE"/>
         </w:rPr>
+        <w:t>παρακαλέσαι ὑμῶν τὰς καρδίας, καὶ στηρίξαι</w:t>
+      </w:r>
+    </w:p>
+    <w:p>
+      <w:pPr>
+        <w:bidi/>
+      </w:pPr>
+      <w:r>
+        <w:rPr>
+          <w:lang w:val="ar_AE" w:bidi="ar_AE"/>
+        </w:rPr>
+      </w:r>
+      <w:r>
+        <w:rPr>
+          <w:b/>
+          <w:lang w:val="ar_AE" w:bidi="ar_AE"/>
+        </w:rPr>
         <w:t>"يُعَزِّي قُلُوبَكُمْ وَيُثَبِّتُكُمْ"</w:t>
       </w:r>
     </w:p>
@@ -14740,6 +17035,23 @@
           <w:b/>
           <w:lang w:val="ar_AE" w:bidi="ar_AE"/>
         </w:rPr>
+        <w:t>ἐν παντὶ ἔργῳ καὶ λόγῳ ἀγαθῷ</w:t>
+      </w:r>
+    </w:p>
+    <w:p>
+      <w:pPr>
+        <w:bidi/>
+      </w:pPr>
+      <w:r>
+        <w:rPr>
+          <w:lang w:val="ar_AE" w:bidi="ar_AE"/>
+        </w:rPr>
+      </w:r>
+      <w:r>
+        <w:rPr>
+          <w:b/>
+          <w:lang w:val="ar_AE" w:bidi="ar_AE"/>
+        </w:rPr>
         <w:t>"فِي كُلِّ كَلاَمٍ وَعَمَل صَالِحٍ"</w:t>
       </w:r>
     </w:p>
@@ -14931,6 +17243,23 @@
           <w:b/>
           <w:lang w:val="ar_AE" w:bidi="ar_AE"/>
         </w:rPr>
+        <w:t>τὸ λοιπὸν</w:t>
+      </w:r>
+    </w:p>
+    <w:p>
+      <w:pPr>
+        <w:bidi/>
+      </w:pPr>
+      <w:r>
+        <w:rPr>
+          <w:lang w:val="ar_AE" w:bidi="ar_AE"/>
+        </w:rPr>
+      </w:r>
+      <w:r>
+        <w:rPr>
+          <w:b/>
+          <w:lang w:val="ar_AE" w:bidi="ar_AE"/>
+        </w:rPr>
         <w:t>"أَخِيرًا"</w:t>
       </w:r>
     </w:p>
@@ -15049,6 +17378,23 @@
           <w:b/>
           <w:lang w:val="ar_AE" w:bidi="ar_AE"/>
         </w:rPr>
+        <w:t>ἀδελφοί</w:t>
+      </w:r>
+    </w:p>
+    <w:p>
+      <w:pPr>
+        <w:bidi/>
+      </w:pPr>
+      <w:r>
+        <w:rPr>
+          <w:lang w:val="ar_AE" w:bidi="ar_AE"/>
+        </w:rPr>
+      </w:r>
+      <w:r>
+        <w:rPr>
+          <w:b/>
+          <w:lang w:val="ar_AE" w:bidi="ar_AE"/>
+        </w:rPr>
         <w:t>"الإِخْوَةُ"</w:t>
       </w:r>
     </w:p>
@@ -15154,6 +17500,23 @@
           <w:b/>
           <w:lang w:val="ar_AE" w:bidi="ar_AE"/>
         </w:rPr>
+        <w:t>ἡμῶν</w:t>
+      </w:r>
+    </w:p>
+    <w:p>
+      <w:pPr>
+        <w:bidi/>
+      </w:pPr>
+      <w:r>
+        <w:rPr>
+          <w:lang w:val="ar_AE" w:bidi="ar_AE"/>
+        </w:rPr>
+      </w:r>
+      <w:r>
+        <w:rPr>
+          <w:b/>
+          <w:lang w:val="ar_AE" w:bidi="ar_AE"/>
+        </w:rPr>
         <w:t>"لأَجْلِنَا"</w:t>
       </w:r>
     </w:p>
@@ -15259,6 +17622,23 @@
           <w:b/>
           <w:lang w:val="ar_AE" w:bidi="ar_AE"/>
         </w:rPr>
+        <w:t>τρέχῃ</w:t>
+      </w:r>
+    </w:p>
+    <w:p>
+      <w:pPr>
+        <w:bidi/>
+      </w:pPr>
+      <w:r>
+        <w:rPr>
+          <w:lang w:val="ar_AE" w:bidi="ar_AE"/>
+        </w:rPr>
+      </w:r>
+      <w:r>
+        <w:rPr>
+          <w:b/>
+          <w:lang w:val="ar_AE" w:bidi="ar_AE"/>
+        </w:rPr>
         <w:t>"لِكَيْ تَجْرِيَ"</w:t>
       </w:r>
     </w:p>
@@ -15364,6 +17744,23 @@
           <w:b/>
           <w:lang w:val="ar_AE" w:bidi="ar_AE"/>
         </w:rPr>
+        <w:t>καὶ δοξάζηται</w:t>
+      </w:r>
+    </w:p>
+    <w:p>
+      <w:pPr>
+        <w:bidi/>
+      </w:pPr>
+      <w:r>
+        <w:rPr>
+          <w:lang w:val="ar_AE" w:bidi="ar_AE"/>
+        </w:rPr>
+      </w:r>
+      <w:r>
+        <w:rPr>
+          <w:b/>
+          <w:lang w:val="ar_AE" w:bidi="ar_AE"/>
+        </w:rPr>
         <w:t>"وَتَتَمَجَّدَ"</w:t>
       </w:r>
     </w:p>
@@ -15456,6 +17853,23 @@
           <w:b/>
           <w:lang w:val="ar_AE" w:bidi="ar_AE"/>
         </w:rPr>
+        <w:t>καθὼς καὶ πρὸς ὑμᾶς</w:t>
+      </w:r>
+    </w:p>
+    <w:p>
+      <w:pPr>
+        <w:bidi/>
+      </w:pPr>
+      <w:r>
+        <w:rPr>
+          <w:lang w:val="ar_AE" w:bidi="ar_AE"/>
+        </w:rPr>
+      </w:r>
+      <w:r>
+        <w:rPr>
+          <w:b/>
+          <w:lang w:val="ar_AE" w:bidi="ar_AE"/>
+        </w:rPr>
         <w:t>"كَمَا عِنْدَكُمْ أَيْضًا"</w:t>
       </w:r>
     </w:p>
@@ -15548,6 +17962,23 @@
           <w:b/>
           <w:lang w:val="ar_AE" w:bidi="ar_AE"/>
         </w:rPr>
+        <w:t>ῥυσθῶμεν</w:t>
+      </w:r>
+    </w:p>
+    <w:p>
+      <w:pPr>
+        <w:bidi/>
+      </w:pPr>
+      <w:r>
+        <w:rPr>
+          <w:lang w:val="ar_AE" w:bidi="ar_AE"/>
+        </w:rPr>
+      </w:r>
+      <w:r>
+        <w:rPr>
+          <w:b/>
+          <w:lang w:val="ar_AE" w:bidi="ar_AE"/>
+        </w:rPr>
         <w:t>"وَلِكَيْ نُنْقَذَ"</w:t>
       </w:r>
     </w:p>
@@ -15640,6 +18071,23 @@
           <w:b/>
           <w:lang w:val="ar_AE" w:bidi="ar_AE"/>
         </w:rPr>
+        <w:t>ἀτόπων καὶ πονηρῶν</w:t>
+      </w:r>
+    </w:p>
+    <w:p>
+      <w:pPr>
+        <w:bidi/>
+      </w:pPr>
+      <w:r>
+        <w:rPr>
+          <w:lang w:val="ar_AE" w:bidi="ar_AE"/>
+        </w:rPr>
+      </w:r>
+      <w:r>
+        <w:rPr>
+          <w:b/>
+          <w:lang w:val="ar_AE" w:bidi="ar_AE"/>
+        </w:rPr>
         <w:t>"الأَرْدِيَاءِ الأَشْرَارِ"</w:t>
       </w:r>
     </w:p>
@@ -15745,6 +18193,23 @@
           <w:b/>
           <w:lang w:val="ar_AE" w:bidi="ar_AE"/>
         </w:rPr>
+        <w:t>οὐ γὰρ πάντων ἡ πίστις</w:t>
+      </w:r>
+    </w:p>
+    <w:p>
+      <w:pPr>
+        <w:bidi/>
+      </w:pPr>
+      <w:r>
+        <w:rPr>
+          <w:lang w:val="ar_AE" w:bidi="ar_AE"/>
+        </w:rPr>
+      </w:r>
+      <w:r>
+        <w:rPr>
+          <w:b/>
+          <w:lang w:val="ar_AE" w:bidi="ar_AE"/>
+        </w:rPr>
         <w:t>"لأَنَّ الإِيمَانَ لَيْسَ لِلْجَمِيعِ"</w:t>
       </w:r>
     </w:p>
@@ -15850,6 +18315,23 @@
           <w:b/>
           <w:lang w:val="ar_AE" w:bidi="ar_AE"/>
         </w:rPr>
+        <w:t>ἡ πίστις</w:t>
+      </w:r>
+    </w:p>
+    <w:p>
+      <w:pPr>
+        <w:bidi/>
+      </w:pPr>
+      <w:r>
+        <w:rPr>
+          <w:lang w:val="ar_AE" w:bidi="ar_AE"/>
+        </w:rPr>
+      </w:r>
+      <w:r>
+        <w:rPr>
+          <w:b/>
+          <w:lang w:val="ar_AE" w:bidi="ar_AE"/>
+        </w:rPr>
         <w:t>"الإِيمَانَ لَيْسَ لِلْجَمِيعِ"</w:t>
       </w:r>
     </w:p>
@@ -15955,6 +18437,23 @@
           <w:b/>
           <w:lang w:val="ar_AE" w:bidi="ar_AE"/>
         </w:rPr>
+        <w:t>ὃς στηρίξει</w:t>
+      </w:r>
+    </w:p>
+    <w:p>
+      <w:pPr>
+        <w:bidi/>
+      </w:pPr>
+      <w:r>
+        <w:rPr>
+          <w:lang w:val="ar_AE" w:bidi="ar_AE"/>
+        </w:rPr>
+      </w:r>
+      <w:r>
+        <w:rPr>
+          <w:b/>
+          <w:lang w:val="ar_AE" w:bidi="ar_AE"/>
+        </w:rPr>
         <w:t>"سَيُثَبِّتُكُمْ"</w:t>
       </w:r>
     </w:p>
@@ -16060,6 +18559,23 @@
           <w:b/>
           <w:lang w:val="ar_AE" w:bidi="ar_AE"/>
         </w:rPr>
+        <w:t>τοῦ πονηροῦ</w:t>
+      </w:r>
+    </w:p>
+    <w:p>
+      <w:pPr>
+        <w:bidi/>
+      </w:pPr>
+      <w:r>
+        <w:rPr>
+          <w:lang w:val="ar_AE" w:bidi="ar_AE"/>
+        </w:rPr>
+      </w:r>
+      <w:r>
+        <w:rPr>
+          <w:b/>
+          <w:lang w:val="ar_AE" w:bidi="ar_AE"/>
+        </w:rPr>
         <w:t>"الشِّرِّيرِ"</w:t>
       </w:r>
     </w:p>
@@ -16130,6 +18646,23 @@
           <w:b/>
           <w:lang w:val="ar_AE" w:bidi="ar_AE"/>
         </w:rPr>
+        <w:t>πεποίθαμεν δὲ</w:t>
+      </w:r>
+    </w:p>
+    <w:p>
+      <w:pPr>
+        <w:bidi/>
+      </w:pPr>
+      <w:r>
+        <w:rPr>
+          <w:lang w:val="ar_AE" w:bidi="ar_AE"/>
+        </w:rPr>
+      </w:r>
+      <w:r>
+        <w:rPr>
+          <w:b/>
+          <w:lang w:val="ar_AE" w:bidi="ar_AE"/>
+        </w:rPr>
         <w:t>"وَنَثِقُ بِالرَّبِّ"</w:t>
       </w:r>
     </w:p>
@@ -16235,6 +18768,23 @@
           <w:b/>
           <w:lang w:val="ar_AE" w:bidi="ar_AE"/>
         </w:rPr>
+        <w:t>πεποίθαμεν δὲ ἐν Κυρίῳ ἐφ’ ὑμᾶς</w:t>
+      </w:r>
+    </w:p>
+    <w:p>
+      <w:pPr>
+        <w:bidi/>
+      </w:pPr>
+      <w:r>
+        <w:rPr>
+          <w:lang w:val="ar_AE" w:bidi="ar_AE"/>
+        </w:rPr>
+      </w:r>
+      <w:r>
+        <w:rPr>
+          <w:b/>
+          <w:lang w:val="ar_AE" w:bidi="ar_AE"/>
+        </w:rPr>
         <w:t>"وَنَثِقُ بِالرَّبِّ مِنْ جِهَتِكُمْ"</w:t>
       </w:r>
     </w:p>
@@ -16327,6 +18877,23 @@
           <w:b/>
           <w:lang w:val="ar_AE" w:bidi="ar_AE"/>
         </w:rPr>
+        <w:t>ὁ &amp; Κύριος κατευθύναι ὑμῶν τὰς καρδίας εἰς τὴν ἀγάπην τοῦ Θεοῦ, καὶ εἰς τὴν ὑπομονὴν τοῦ Χριστοῦ</w:t>
+      </w:r>
+    </w:p>
+    <w:p>
+      <w:pPr>
+        <w:bidi/>
+      </w:pPr>
+      <w:r>
+        <w:rPr>
+          <w:lang w:val="ar_AE" w:bidi="ar_AE"/>
+        </w:rPr>
+      </w:r>
+      <w:r>
+        <w:rPr>
+          <w:b/>
+          <w:lang w:val="ar_AE" w:bidi="ar_AE"/>
+        </w:rPr>
         <w:t>"وَالرَّبُّ يَهْدِي قُلُوبَكُمْ إِلَى مَحَبَّةِ اللهِ، وَإِلَى صَبْرِ الْمَسِيحِ"</w:t>
       </w:r>
     </w:p>
@@ -16432,6 +18999,23 @@
           <w:b/>
           <w:lang w:val="ar_AE" w:bidi="ar_AE"/>
         </w:rPr>
+        <w:t>εἰς τὴν ἀγάπην τοῦ Θεοῦ, καὶ εἰς τὴν ὑπομονὴν τοῦ Χριστοῦ</w:t>
+      </w:r>
+    </w:p>
+    <w:p>
+      <w:pPr>
+        <w:bidi/>
+      </w:pPr>
+      <w:r>
+        <w:rPr>
+          <w:lang w:val="ar_AE" w:bidi="ar_AE"/>
+        </w:rPr>
+      </w:r>
+      <w:r>
+        <w:rPr>
+          <w:b/>
+          <w:lang w:val="ar_AE" w:bidi="ar_AE"/>
+        </w:rPr>
         <w:t>"إِلَى مَحَبَّةِ اللهِ، وَإِلَى صَبْرِ الْمَسِيحِ"</w:t>
       </w:r>
     </w:p>
@@ -16550,6 +19134,23 @@
           <w:b/>
           <w:lang w:val="ar_AE" w:bidi="ar_AE"/>
         </w:rPr>
+        <w:t>εἰς τὴν ἀγάπην τοῦ Θεοῦ, καὶ εἰς τὴν ὑπομονὴν τοῦ Χριστοῦ</w:t>
+      </w:r>
+    </w:p>
+    <w:p>
+      <w:pPr>
+        <w:bidi/>
+      </w:pPr>
+      <w:r>
+        <w:rPr>
+          <w:lang w:val="ar_AE" w:bidi="ar_AE"/>
+        </w:rPr>
+      </w:r>
+      <w:r>
+        <w:rPr>
+          <w:b/>
+          <w:lang w:val="ar_AE" w:bidi="ar_AE"/>
+        </w:rPr>
         <w:t>"إِلَى مَحَبَّةِ اللهِ، وَإِلَى صَبْرِ الْمَسِيحِ"</w:t>
       </w:r>
     </w:p>
@@ -16655,6 +19256,23 @@
           <w:b/>
           <w:lang w:val="ar_AE" w:bidi="ar_AE"/>
         </w:rPr>
+        <w:t>εἰς τὴν ὑπομονὴν τοῦ Χριστοῦ</w:t>
+      </w:r>
+    </w:p>
+    <w:p>
+      <w:pPr>
+        <w:bidi/>
+      </w:pPr>
+      <w:r>
+        <w:rPr>
+          <w:lang w:val="ar_AE" w:bidi="ar_AE"/>
+        </w:rPr>
+      </w:r>
+      <w:r>
+        <w:rPr>
+          <w:b/>
+          <w:lang w:val="ar_AE" w:bidi="ar_AE"/>
+        </w:rPr>
         <w:t>"وَإِلَى صَبْرِ الْمَسِيحِ"</w:t>
       </w:r>
     </w:p>
@@ -16862,6 +19480,23 @@
           <w:b/>
           <w:lang w:val="ar_AE" w:bidi="ar_AE"/>
         </w:rPr>
+        <w:t>δὲ</w:t>
+      </w:r>
+    </w:p>
+    <w:p>
+      <w:pPr>
+        <w:bidi/>
+      </w:pPr>
+      <w:r>
+        <w:rPr>
+          <w:lang w:val="ar_AE" w:bidi="ar_AE"/>
+        </w:rPr>
+      </w:r>
+      <w:r>
+        <w:rPr>
+          <w:b/>
+          <w:lang w:val="ar_AE" w:bidi="ar_AE"/>
+        </w:rPr>
         <w:t>"ثُمَّ"</w:t>
       </w:r>
     </w:p>
@@ -16967,6 +19602,23 @@
           <w:b/>
           <w:lang w:val="ar_AE" w:bidi="ar_AE"/>
         </w:rPr>
+        <w:t>ἀδελφοί &amp; ἀδελφοῦ</w:t>
+      </w:r>
+    </w:p>
+    <w:p>
+      <w:pPr>
+        <w:bidi/>
+      </w:pPr>
+      <w:r>
+        <w:rPr>
+          <w:lang w:val="ar_AE" w:bidi="ar_AE"/>
+        </w:rPr>
+      </w:r>
+      <w:r>
+        <w:rPr>
+          <w:b/>
+          <w:lang w:val="ar_AE" w:bidi="ar_AE"/>
+        </w:rPr>
         <w:t>"الإِخْوَةُ"</w:t>
       </w:r>
       <w:r>
@@ -17098,6 +19750,23 @@
           <w:b/>
           <w:lang w:val="ar_AE" w:bidi="ar_AE"/>
         </w:rPr>
+        <w:t>ἐν ὀνόματι τοῦ Κυρίου ἡμῶν, Ἰησοῦ Χριστοῦ</w:t>
+      </w:r>
+    </w:p>
+    <w:p>
+      <w:pPr>
+        <w:bidi/>
+      </w:pPr>
+      <w:r>
+        <w:rPr>
+          <w:lang w:val="ar_AE" w:bidi="ar_AE"/>
+        </w:rPr>
+      </w:r>
+      <w:r>
+        <w:rPr>
+          <w:b/>
+          <w:lang w:val="ar_AE" w:bidi="ar_AE"/>
+        </w:rPr>
         <w:t>"بِاسْمِ رَبِّنَا يَسُوعَ الْمَسِيحِ"</w:t>
       </w:r>
     </w:p>
@@ -17203,6 +19872,23 @@
           <w:b/>
           <w:lang w:val="ar_AE" w:bidi="ar_AE"/>
         </w:rPr>
+        <w:t>ἡμῶν</w:t>
+      </w:r>
+    </w:p>
+    <w:p>
+      <w:pPr>
+        <w:bidi/>
+      </w:pPr>
+      <w:r>
+        <w:rPr>
+          <w:lang w:val="ar_AE" w:bidi="ar_AE"/>
+        </w:rPr>
+      </w:r>
+      <w:r>
+        <w:rPr>
+          <w:b/>
+          <w:lang w:val="ar_AE" w:bidi="ar_AE"/>
+        </w:rPr>
         <w:t>"رَبِّنَا"</w:t>
       </w:r>
     </w:p>
@@ -17308,6 +19994,23 @@
           <w:b/>
           <w:lang w:val="ar_AE" w:bidi="ar_AE"/>
         </w:rPr>
+        <w:t>ἀτάκτως περιπατοῦντος</w:t>
+      </w:r>
+    </w:p>
+    <w:p>
+      <w:pPr>
+        <w:bidi/>
+      </w:pPr>
+      <w:r>
+        <w:rPr>
+          <w:lang w:val="ar_AE" w:bidi="ar_AE"/>
+        </w:rPr>
+      </w:r>
+      <w:r>
+        <w:rPr>
+          <w:b/>
+          <w:lang w:val="ar_AE" w:bidi="ar_AE"/>
+        </w:rPr>
         <w:t>«يَسْلُكُ بِلاَ تَرْتِيبٍ»</w:t>
       </w:r>
     </w:p>
@@ -17400,6 +20103,23 @@
           <w:b/>
           <w:lang w:val="ar_AE" w:bidi="ar_AE"/>
         </w:rPr>
+        <w:t>τὴν παράδοσιν</w:t>
+      </w:r>
+    </w:p>
+    <w:p>
+      <w:pPr>
+        <w:bidi/>
+      </w:pPr>
+      <w:r>
+        <w:rPr>
+          <w:lang w:val="ar_AE" w:bidi="ar_AE"/>
+        </w:rPr>
+      </w:r>
+      <w:r>
+        <w:rPr>
+          <w:b/>
+          <w:lang w:val="ar_AE" w:bidi="ar_AE"/>
+        </w:rPr>
         <w:t>"التَّعْلِيمِ"</w:t>
       </w:r>
     </w:p>
@@ -17483,6 +20203,23 @@
           <w:b/>
           <w:lang w:val="ar_AE" w:bidi="ar_AE"/>
         </w:rPr>
+        <w:t>μιμεῖσθαι ἡμᾶς</w:t>
+      </w:r>
+    </w:p>
+    <w:p>
+      <w:pPr>
+        <w:bidi/>
+      </w:pPr>
+      <w:r>
+        <w:rPr>
+          <w:lang w:val="ar_AE" w:bidi="ar_AE"/>
+        </w:rPr>
+      </w:r>
+      <w:r>
+        <w:rPr>
+          <w:b/>
+          <w:lang w:val="ar_AE" w:bidi="ar_AE"/>
+        </w:rPr>
         <w:t>"يُتَمَثَّلَ بِنَا"</w:t>
       </w:r>
     </w:p>
@@ -17588,6 +20325,23 @@
           <w:b/>
           <w:lang w:val="ar_AE" w:bidi="ar_AE"/>
         </w:rPr>
+        <w:t>οὐκ ἠτακτήσαμεν ἐν ὑμῖν</w:t>
+      </w:r>
+    </w:p>
+    <w:p>
+      <w:pPr>
+        <w:bidi/>
+      </w:pPr>
+      <w:r>
+        <w:rPr>
+          <w:lang w:val="ar_AE" w:bidi="ar_AE"/>
+        </w:rPr>
+      </w:r>
+      <w:r>
+        <w:rPr>
+          <w:b/>
+          <w:lang w:val="ar_AE" w:bidi="ar_AE"/>
+        </w:rPr>
         <w:t>"لَمْ نَسْلُكْ بِلاَ تَرْتِيبٍ بَيْنَكُمْ"</w:t>
       </w:r>
     </w:p>
@@ -17680,6 +20434,23 @@
           <w:b/>
           <w:lang w:val="ar_AE" w:bidi="ar_AE"/>
         </w:rPr>
+        <w:t>ἄρτον</w:t>
+      </w:r>
+    </w:p>
+    <w:p>
+      <w:pPr>
+        <w:bidi/>
+      </w:pPr>
+      <w:r>
+        <w:rPr>
+          <w:lang w:val="ar_AE" w:bidi="ar_AE"/>
+        </w:rPr>
+      </w:r>
+      <w:r>
+        <w:rPr>
+          <w:b/>
+          <w:lang w:val="ar_AE" w:bidi="ar_AE"/>
+        </w:rPr>
         <w:t>"خُبْزًا"</w:t>
       </w:r>
     </w:p>
@@ -17798,6 +20569,23 @@
           <w:b/>
           <w:lang w:val="ar_AE" w:bidi="ar_AE"/>
         </w:rPr>
+        <w:t>νυκτὸς καὶ ἡμέρας ἐργαζόμενοι</w:t>
+      </w:r>
+    </w:p>
+    <w:p>
+      <w:pPr>
+        <w:bidi/>
+      </w:pPr>
+      <w:r>
+        <w:rPr>
+          <w:lang w:val="ar_AE" w:bidi="ar_AE"/>
+        </w:rPr>
+      </w:r>
+      <w:r>
+        <w:rPr>
+          <w:b/>
+          <w:lang w:val="ar_AE" w:bidi="ar_AE"/>
+        </w:rPr>
         <w:t>"وَكَدٍّ لَيْلًا وَنَهَارًا"</w:t>
       </w:r>
     </w:p>
@@ -17903,6 +20691,23 @@
           <w:b/>
           <w:lang w:val="ar_AE" w:bidi="ar_AE"/>
         </w:rPr>
+        <w:t>ἐν κόπῳ καὶ μόχθῳ</w:t>
+      </w:r>
+    </w:p>
+    <w:p>
+      <w:pPr>
+        <w:bidi/>
+      </w:pPr>
+      <w:r>
+        <w:rPr>
+          <w:lang w:val="ar_AE" w:bidi="ar_AE"/>
+        </w:rPr>
+      </w:r>
+      <w:r>
+        <w:rPr>
+          <w:b/>
+          <w:lang w:val="ar_AE" w:bidi="ar_AE"/>
+        </w:rPr>
         <w:t>"بِتَعَبٍ وَكَدٍّ"</w:t>
       </w:r>
     </w:p>
@@ -18008,6 +20813,23 @@
           <w:b/>
           <w:lang w:val="ar_AE" w:bidi="ar_AE"/>
         </w:rPr>
+        <w:t>οὐχ ὅτι οὐκ ἔχομεν ἐξουσίαν, ἀλλ’</w:t>
+      </w:r>
+    </w:p>
+    <w:p>
+      <w:pPr>
+        <w:bidi/>
+      </w:pPr>
+      <w:r>
+        <w:rPr>
+          <w:lang w:val="ar_AE" w:bidi="ar_AE"/>
+        </w:rPr>
+      </w:r>
+      <w:r>
+        <w:rPr>
+          <w:b/>
+          <w:lang w:val="ar_AE" w:bidi="ar_AE"/>
+        </w:rPr>
         <w:t>"لَيْسَ أَنْ لاَ سُلْطَانَ لَنَا، بَلْ"</w:t>
       </w:r>
     </w:p>
@@ -18100,6 +20922,23 @@
           <w:b/>
           <w:lang w:val="ar_AE" w:bidi="ar_AE"/>
         </w:rPr>
+        <w:t>ἑαυτοὺς τύπον δῶμεν ὑμῖν</w:t>
+      </w:r>
+    </w:p>
+    <w:p>
+      <w:pPr>
+        <w:bidi/>
+      </w:pPr>
+      <w:r>
+        <w:rPr>
+          <w:lang w:val="ar_AE" w:bidi="ar_AE"/>
+        </w:rPr>
+      </w:r>
+      <w:r>
+        <w:rPr>
+          <w:b/>
+          <w:lang w:val="ar_AE" w:bidi="ar_AE"/>
+        </w:rPr>
         <w:t>"لِكَيْ نُعْطِيَكُمْ أَنْفُسَنَا قُدْوَةً"</w:t>
       </w:r>
     </w:p>
@@ -18288,6 +21127,23 @@
           <w:b/>
           <w:lang w:val="ar_AE" w:bidi="ar_AE"/>
         </w:rPr>
+        <w:t>εἴ τις οὐ θέλει ἐργάζεσθαι, μηδὲ ἐσθιέτω</w:t>
+      </w:r>
+    </w:p>
+    <w:p>
+      <w:pPr>
+        <w:bidi/>
+      </w:pPr>
+      <w:r>
+        <w:rPr>
+          <w:lang w:val="ar_AE" w:bidi="ar_AE"/>
+        </w:rPr>
+      </w:r>
+      <w:r>
+        <w:rPr>
+          <w:b/>
+          <w:lang w:val="ar_AE" w:bidi="ar_AE"/>
+        </w:rPr>
         <w:t>"إِنْ كَانَ أَحَدٌ لاَ يُرِيدُ أَنْ يَشْتَغِلَ فَلاَ يَأْكُلْ أَيْضً"</w:t>
       </w:r>
     </w:p>
@@ -18380,6 +21236,23 @@
           <w:b/>
           <w:lang w:val="ar_AE" w:bidi="ar_AE"/>
         </w:rPr>
+        <w:t>τινας περιπατοῦντας &amp; ἀτάκτως</w:t>
+      </w:r>
+    </w:p>
+    <w:p>
+      <w:pPr>
+        <w:bidi/>
+      </w:pPr>
+      <w:r>
+        <w:rPr>
+          <w:lang w:val="ar_AE" w:bidi="ar_AE"/>
+        </w:rPr>
+      </w:r>
+      <w:r>
+        <w:rPr>
+          <w:b/>
+          <w:lang w:val="ar_AE" w:bidi="ar_AE"/>
+        </w:rPr>
         <w:t>"لاَ يَشْتَغِلُونَ شَيْئًا"</w:t>
       </w:r>
     </w:p>
@@ -18485,6 +21358,23 @@
           <w:b/>
           <w:lang w:val="ar_AE" w:bidi="ar_AE"/>
         </w:rPr>
+        <w:t>ἀλλὰ περιεργαζομένους</w:t>
+      </w:r>
+    </w:p>
+    <w:p>
+      <w:pPr>
+        <w:bidi/>
+      </w:pPr>
+      <w:r>
+        <w:rPr>
+          <w:lang w:val="ar_AE" w:bidi="ar_AE"/>
+        </w:rPr>
+      </w:r>
+      <w:r>
+        <w:rPr>
+          <w:b/>
+          <w:lang w:val="ar_AE" w:bidi="ar_AE"/>
+        </w:rPr>
         <w:t>"بَلْ هُمْ فُضُولِيُّونَ"</w:t>
       </w:r>
     </w:p>
@@ -18577,6 +21467,23 @@
           <w:b/>
           <w:lang w:val="ar_AE" w:bidi="ar_AE"/>
         </w:rPr>
+        <w:t>μετὰ ἡσυχίας</w:t>
+      </w:r>
+    </w:p>
+    <w:p>
+      <w:pPr>
+        <w:bidi/>
+      </w:pPr>
+      <w:r>
+        <w:rPr>
+          <w:lang w:val="ar_AE" w:bidi="ar_AE"/>
+        </w:rPr>
+      </w:r>
+      <w:r>
+        <w:rPr>
+          <w:b/>
+          <w:lang w:val="ar_AE" w:bidi="ar_AE"/>
+        </w:rPr>
         <w:t>"بِهُدُوءٍ"</w:t>
       </w:r>
     </w:p>
@@ -18695,6 +21602,23 @@
           <w:b/>
           <w:lang w:val="ar_AE" w:bidi="ar_AE"/>
         </w:rPr>
+        <w:t>δέ</w:t>
+      </w:r>
+    </w:p>
+    <w:p>
+      <w:pPr>
+        <w:bidi/>
+      </w:pPr>
+      <w:r>
+        <w:rPr>
+          <w:lang w:val="ar_AE" w:bidi="ar_AE"/>
+        </w:rPr>
+      </w:r>
+      <w:r>
+        <w:rPr>
+          <w:b/>
+          <w:lang w:val="ar_AE" w:bidi="ar_AE"/>
+        </w:rPr>
         <w:t>"أَمَّا"</w:t>
       </w:r>
     </w:p>
@@ -18800,6 +21724,23 @@
           <w:b/>
           <w:lang w:val="ar_AE" w:bidi="ar_AE"/>
         </w:rPr>
+        <w:t>ὑμεῖς</w:t>
+      </w:r>
+    </w:p>
+    <w:p>
+      <w:pPr>
+        <w:bidi/>
+      </w:pPr>
+      <w:r>
+        <w:rPr>
+          <w:lang w:val="ar_AE" w:bidi="ar_AE"/>
+        </w:rPr>
+      </w:r>
+      <w:r>
+        <w:rPr>
+          <w:b/>
+          <w:lang w:val="ar_AE" w:bidi="ar_AE"/>
+        </w:rPr>
         <w:t>"أَنْتُمْ"</w:t>
       </w:r>
     </w:p>
@@ -18905,6 +21846,23 @@
           <w:b/>
           <w:lang w:val="ar_AE" w:bidi="ar_AE"/>
         </w:rPr>
+        <w:t>ἀδελφοί</w:t>
+      </w:r>
+    </w:p>
+    <w:p>
+      <w:pPr>
+        <w:bidi/>
+      </w:pPr>
+      <w:r>
+        <w:rPr>
+          <w:lang w:val="ar_AE" w:bidi="ar_AE"/>
+        </w:rPr>
+      </w:r>
+      <w:r>
+        <w:rPr>
+          <w:b/>
+          <w:lang w:val="ar_AE" w:bidi="ar_AE"/>
+        </w:rPr>
         <w:t>"الإِخْوَةُ"</w:t>
       </w:r>
     </w:p>
@@ -19010,6 +21968,23 @@
           <w:b/>
           <w:lang w:val="ar_AE" w:bidi="ar_AE"/>
         </w:rPr>
+        <w:t>τῷ λόγῳ ἡμῶν</w:t>
+      </w:r>
+    </w:p>
+    <w:p>
+      <w:pPr>
+        <w:bidi/>
+      </w:pPr>
+      <w:r>
+        <w:rPr>
+          <w:lang w:val="ar_AE" w:bidi="ar_AE"/>
+        </w:rPr>
+      </w:r>
+      <w:r>
+        <w:rPr>
+          <w:b/>
+          <w:lang w:val="ar_AE" w:bidi="ar_AE"/>
+        </w:rPr>
         <w:t>"كَلاَمَنَا"</w:t>
       </w:r>
     </w:p>
@@ -19115,6 +22090,23 @@
           <w:b/>
           <w:lang w:val="ar_AE" w:bidi="ar_AE"/>
         </w:rPr>
+        <w:t>τοῦτον σημειοῦσθε</w:t>
+      </w:r>
+    </w:p>
+    <w:p>
+      <w:pPr>
+        <w:bidi/>
+      </w:pPr>
+      <w:r>
+        <w:rPr>
+          <w:lang w:val="ar_AE" w:bidi="ar_AE"/>
+        </w:rPr>
+      </w:r>
+      <w:r>
+        <w:rPr>
+          <w:b/>
+          <w:lang w:val="ar_AE" w:bidi="ar_AE"/>
+        </w:rPr>
         <w:t>"فَسِمُوا هذَا"</w:t>
       </w:r>
     </w:p>
@@ -19207,6 +22199,23 @@
           <w:b/>
           <w:lang w:val="ar_AE" w:bidi="ar_AE"/>
         </w:rPr>
+        <w:t>ἵνα ἐντραπῇ</w:t>
+      </w:r>
+    </w:p>
+    <w:p>
+      <w:pPr>
+        <w:bidi/>
+      </w:pPr>
+      <w:r>
+        <w:rPr>
+          <w:lang w:val="ar_AE" w:bidi="ar_AE"/>
+        </w:rPr>
+      </w:r>
+      <w:r>
+        <w:rPr>
+          <w:b/>
+          <w:lang w:val="ar_AE" w:bidi="ar_AE"/>
+        </w:rPr>
         <w:t>"لِكَيْ يَخْجَلَ"</w:t>
       </w:r>
     </w:p>
@@ -19299,6 +22308,23 @@
           <w:b/>
           <w:lang w:val="ar_AE" w:bidi="ar_AE"/>
         </w:rPr>
+        <w:t>ἀδελφόν</w:t>
+      </w:r>
+    </w:p>
+    <w:p>
+      <w:pPr>
+        <w:bidi/>
+      </w:pPr>
+      <w:r>
+        <w:rPr>
+          <w:lang w:val="ar_AE" w:bidi="ar_AE"/>
+        </w:rPr>
+      </w:r>
+      <w:r>
+        <w:rPr>
+          <w:b/>
+          <w:lang w:val="ar_AE" w:bidi="ar_AE"/>
+        </w:rPr>
         <w:t>"كَأَخٍ"</w:t>
       </w:r>
     </w:p>
@@ -19506,6 +22532,23 @@
           <w:b/>
           <w:lang w:val="ar_AE" w:bidi="ar_AE"/>
         </w:rPr>
+        <w:t>δὲ</w:t>
+      </w:r>
+    </w:p>
+    <w:p>
+      <w:pPr>
+        <w:bidi/>
+      </w:pPr>
+      <w:r>
+        <w:rPr>
+          <w:lang w:val="ar_AE" w:bidi="ar_AE"/>
+        </w:rPr>
+      </w:r>
+      <w:r>
+        <w:rPr>
+          <w:b/>
+          <w:lang w:val="ar_AE" w:bidi="ar_AE"/>
+        </w:rPr>
         <w:t>"وَ"</w:t>
       </w:r>
     </w:p>
@@ -19611,6 +22654,23 @@
           <w:b/>
           <w:lang w:val="ar_AE" w:bidi="ar_AE"/>
         </w:rPr>
+        <w:t>αὐτὸς &amp; ὁ Κύριος τῆς εἰρήνης, δῴη ὑμῖν</w:t>
+      </w:r>
+    </w:p>
+    <w:p>
+      <w:pPr>
+        <w:bidi/>
+      </w:pPr>
+      <w:r>
+        <w:rPr>
+          <w:lang w:val="ar_AE" w:bidi="ar_AE"/>
+        </w:rPr>
+      </w:r>
+      <w:r>
+        <w:rPr>
+          <w:b/>
+          <w:lang w:val="ar_AE" w:bidi="ar_AE"/>
+        </w:rPr>
         <w:t>"وَرَبُّ السَّلاَمِ نَفْسُهُ يُعْطِيكُمُ السَّلاَمَ"</w:t>
       </w:r>
     </w:p>
@@ -19703,6 +22763,23 @@
           <w:b/>
           <w:lang w:val="ar_AE" w:bidi="ar_AE"/>
         </w:rPr>
+        <w:t>αὐτὸς &amp; ὁ Κύριος τῆς εἰρήνης</w:t>
+      </w:r>
+    </w:p>
+    <w:p>
+      <w:pPr>
+        <w:bidi/>
+      </w:pPr>
+      <w:r>
+        <w:rPr>
+          <w:lang w:val="ar_AE" w:bidi="ar_AE"/>
+        </w:rPr>
+      </w:r>
+      <w:r>
+        <w:rPr>
+          <w:b/>
+          <w:lang w:val="ar_AE" w:bidi="ar_AE"/>
+        </w:rPr>
         <w:t>"رَبُّ السَّلاَمِ نَفْسُهُ"</w:t>
       </w:r>
     </w:p>
@@ -19808,6 +22885,23 @@
           <w:b/>
           <w:lang w:val="ar_AE" w:bidi="ar_AE"/>
         </w:rPr>
+        <w:t>ὁ ἀσπασμὸς τῇ ἐμῇ χειρὶ, Παύλου, ὅ ἐστιν σημεῖον ἐν πάσῃ ἐπιστολῇ, οὕτως γράφω</w:t>
+      </w:r>
+    </w:p>
+    <w:p>
+      <w:pPr>
+        <w:bidi/>
+      </w:pPr>
+      <w:r>
+        <w:rPr>
+          <w:lang w:val="ar_AE" w:bidi="ar_AE"/>
+        </w:rPr>
+      </w:r>
+      <w:r>
+        <w:rPr>
+          <w:b/>
+          <w:lang w:val="ar_AE" w:bidi="ar_AE"/>
+        </w:rPr>
         <w:t>"اَلسَّلاَمُ بِيَدِي أَنَا بُولُسَ، الَّذِي هُوَ عَلاَمَةٌ فِي كُلِّ رِسَالَةٍ. هكَذَا أَنَا أَكْتُبُ."</w:t>
       </w:r>
     </w:p>
@@ -19878,6 +22972,23 @@
           <w:b/>
           <w:lang w:val="ar_AE" w:bidi="ar_AE"/>
         </w:rPr>
+        <w:t>τῇ ἐμῇ χειρὶ</w:t>
+      </w:r>
+    </w:p>
+    <w:p>
+      <w:pPr>
+        <w:bidi/>
+      </w:pPr>
+      <w:r>
+        <w:rPr>
+          <w:lang w:val="ar_AE" w:bidi="ar_AE"/>
+        </w:rPr>
+      </w:r>
+      <w:r>
+        <w:rPr>
+          <w:b/>
+          <w:lang w:val="ar_AE" w:bidi="ar_AE"/>
+        </w:rPr>
         <w:t>"بِيَدِي"</w:t>
       </w:r>
     </w:p>
@@ -19983,6 +23094,23 @@
           <w:b/>
           <w:lang w:val="ar_AE" w:bidi="ar_AE"/>
         </w:rPr>
+        <w:t>οὕτως γράφω</w:t>
+      </w:r>
+    </w:p>
+    <w:p>
+      <w:pPr>
+        <w:bidi/>
+      </w:pPr>
+      <w:r>
+        <w:rPr>
+          <w:lang w:val="ar_AE" w:bidi="ar_AE"/>
+        </w:rPr>
+      </w:r>
+      <w:r>
+        <w:rPr>
+          <w:b/>
+          <w:lang w:val="ar_AE" w:bidi="ar_AE"/>
+        </w:rPr>
         <w:t>"هكَذَا أَنَا أَكْتُبُ"</w:t>
       </w:r>
     </w:p>
@@ -20059,6 +23187,23 @@
         <w:rPr>
           <w:lang w:val="ar_AE" w:bidi="ar_AE"/>
         </w:rPr>
+      </w:r>
+    </w:p>
+    <w:p>
+      <w:pPr>
+        <w:bidi/>
+      </w:pPr>
+      <w:r>
+        <w:rPr>
+          <w:lang w:val="ar_AE" w:bidi="ar_AE"/>
+        </w:rPr>
+      </w:r>
+      <w:r>
+        <w:rPr>
+          <w:b/>
+          <w:lang w:val="ar_AE" w:bidi="ar_AE"/>
+        </w:rPr>
+        <w:t>ἡ χάρις τοῦ Κυρίου ἡμῶν, Ἰησοῦ Χριστοῦ, μετὰ πάντων ὑμῶν</w:t>
       </w:r>
     </w:p>
     <w:p>

--- a/arb/docx/53.content.docx
+++ b/arb/docx/53.content.docx
@@ -8476,7 +8476,7 @@
           <w:b/>
           <w:lang w:val="ar_AE" w:bidi="ar_AE"/>
         </w:rPr>
-        <w:t>ὡς ὅτι</w:t>
+        <w:t>ὡς</w:t>
       </w:r>
     </w:p>
     <w:p>
@@ -16508,7 +16508,7 @@
           <w:b/>
           <w:lang w:val="ar_AE" w:bidi="ar_AE"/>
         </w:rPr>
-        <w:t>αὐτὸς &amp; Κύριος ἡμῶν, Ἰησοῦς Χριστὸς</w:t>
+        <w:t>αὐτὸς &amp; ὁ Κύριος ἡμῶν, Ἰησοῦς Χριστὸς</w:t>
       </w:r>
     </w:p>
     <w:p>

--- a/arb/docx/53.content.docx
+++ b/arb/docx/53.content.docx
@@ -355,23 +355,6 @@
           <w:b/>
           <w:lang w:val="ar_AE" w:bidi="ar_AE"/>
         </w:rPr>
-        <w:t>Παῦλος, καὶ Σιλουανὸς, καὶ Τιμόθεος; τῇ ἐκκλησίᾳ</w:t>
-      </w:r>
-    </w:p>
-    <w:p>
-      <w:pPr>
-        <w:bidi/>
-      </w:pPr>
-      <w:r>
-        <w:rPr>
-          <w:lang w:val="ar_AE" w:bidi="ar_AE"/>
-        </w:rPr>
-      </w:r>
-      <w:r>
-        <w:rPr>
-          <w:b/>
-          <w:lang w:val="ar_AE" w:bidi="ar_AE"/>
-        </w:rPr>
         <w:t>"بُولُسُ وَسِلْوَانُسُ وَتِيمُوثَاوُسُ، إِلَى كَنِيسَةِ"</w:t>
       </w:r>
     </w:p>
@@ -817,23 +800,6 @@
           <w:b/>
           <w:lang w:val="ar_AE" w:bidi="ar_AE"/>
         </w:rPr>
-        <w:t>χάρις ὑμῖν καὶ εἰρήνη ἀπὸ Θεοῦ Πατρὸς καὶ Κυρίου Ἰησοῦ Χριστοῦ</w:t>
-      </w:r>
-    </w:p>
-    <w:p>
-      <w:pPr>
-        <w:bidi/>
-      </w:pPr>
-      <w:r>
-        <w:rPr>
-          <w:lang w:val="ar_AE" w:bidi="ar_AE"/>
-        </w:rPr>
-      </w:r>
-      <w:r>
-        <w:rPr>
-          <w:b/>
-          <w:lang w:val="ar_AE" w:bidi="ar_AE"/>
-        </w:rPr>
         <w:t>"نِعْمَةٌ لَكُمْ وَسَلاَمٌ مِنَ اللهِ أَبِينَا وَالرَّبِّ يَسُوعَ الْمَسِيحِ"</w:t>
       </w:r>
     </w:p>
@@ -1164,23 +1130,6 @@
           <w:b/>
           <w:lang w:val="ar_AE" w:bidi="ar_AE"/>
         </w:rPr>
-        <w:t>εὐχαριστεῖν ὀφείλομεν τῷ Θεῷ πάντοτε</w:t>
-      </w:r>
-    </w:p>
-    <w:p>
-      <w:pPr>
-        <w:bidi/>
-      </w:pPr>
-      <w:r>
-        <w:rPr>
-          <w:lang w:val="ar_AE" w:bidi="ar_AE"/>
-        </w:rPr>
-      </w:r>
-      <w:r>
-        <w:rPr>
-          <w:b/>
-          <w:lang w:val="ar_AE" w:bidi="ar_AE"/>
-        </w:rPr>
         <w:t>"يَنْبَغِي لَنَا أَنْ نَشْكُرَ اللهَ كُلَّ حِينٍ"</w:t>
       </w:r>
     </w:p>
@@ -1286,23 +1235,6 @@
           <w:b/>
           <w:lang w:val="ar_AE" w:bidi="ar_AE"/>
         </w:rPr>
-        <w:t>εὐχαριστεῖν ὀφείλομεν τῷ Θεῷ πάντοτε περὶ ὑμῶν, ἀδελφοί</w:t>
-      </w:r>
-    </w:p>
-    <w:p>
-      <w:pPr>
-        <w:bidi/>
-      </w:pPr>
-      <w:r>
-        <w:rPr>
-          <w:lang w:val="ar_AE" w:bidi="ar_AE"/>
-        </w:rPr>
-      </w:r>
-      <w:r>
-        <w:rPr>
-          <w:b/>
-          <w:lang w:val="ar_AE" w:bidi="ar_AE"/>
-        </w:rPr>
         <w:t>"يَنْبَغِي لَنَا أَنْ نَشْكُرَ اللهَ كُلَّ حِينٍ مِنْ جِهَتِكُمْ أَيُّهَا الإِخْوَةُ"</w:t>
       </w:r>
     </w:p>
@@ -1774,23 +1706,6 @@
           <w:b/>
           <w:lang w:val="ar_AE" w:bidi="ar_AE"/>
         </w:rPr>
-        <w:t>πλεονάζει ἡ ἀγάπη ἑνὸς ἑκάστου, πάντων ὑμῶν, εἰς ἀλλήλους</w:t>
-      </w:r>
-    </w:p>
-    <w:p>
-      <w:pPr>
-        <w:bidi/>
-      </w:pPr>
-      <w:r>
-        <w:rPr>
-          <w:lang w:val="ar_AE" w:bidi="ar_AE"/>
-        </w:rPr>
-      </w:r>
-      <w:r>
-        <w:rPr>
-          <w:b/>
-          <w:lang w:val="ar_AE" w:bidi="ar_AE"/>
-        </w:rPr>
         <w:t>"وَمَحَبَّةُ كُلِّ وَاحِدٍ مِنْكُمْ جَمِيعًا بَعْضِكُمْ لِبَعْضٍ تَزْدَادُ"</w:t>
       </w:r>
     </w:p>
@@ -2648,23 +2563,6 @@
           <w:b/>
           <w:lang w:val="ar_AE" w:bidi="ar_AE"/>
         </w:rPr>
-        <w:t>εἰς τὸ καταξιωθῆναι ὑμᾶς τῆς Βασιλείας τοῦ Θεοῦ</w:t>
-      </w:r>
-    </w:p>
-    <w:p>
-      <w:pPr>
-        <w:bidi/>
-      </w:pPr>
-      <w:r>
-        <w:rPr>
-          <w:lang w:val="ar_AE" w:bidi="ar_AE"/>
-        </w:rPr>
-      </w:r>
-      <w:r>
-        <w:rPr>
-          <w:b/>
-          <w:lang w:val="ar_AE" w:bidi="ar_AE"/>
-        </w:rPr>
         <w:t>"أَنَّكُمْ تُؤَهَّلُونَ لِمَلَكُوتِ اللهِ"</w:t>
       </w:r>
     </w:p>
@@ -3110,23 +3008,6 @@
           <w:b/>
           <w:lang w:val="ar_AE" w:bidi="ar_AE"/>
         </w:rPr>
-        <w:t>ἀνταποδοῦναι τοῖς θλίβουσιν ὑμᾶς θλῖψιν</w:t>
-      </w:r>
-    </w:p>
-    <w:p>
-      <w:pPr>
-        <w:bidi/>
-      </w:pPr>
-      <w:r>
-        <w:rPr>
-          <w:lang w:val="ar_AE" w:bidi="ar_AE"/>
-        </w:rPr>
-      </w:r>
-      <w:r>
-        <w:rPr>
-          <w:b/>
-          <w:lang w:val="ar_AE" w:bidi="ar_AE"/>
-        </w:rPr>
         <w:t>"الَّذِينَ يُضَايِقُونَكُمْ يُجَازِيهِمْ ضِيقًا"</w:t>
       </w:r>
     </w:p>
@@ -3354,23 +3235,6 @@
           <w:b/>
           <w:lang w:val="ar_AE" w:bidi="ar_AE"/>
         </w:rPr>
-        <w:t>καὶ ὑμῖν τοῖς θλιβομένοις, ἄνεσιν μεθ’ ἡμῶν</w:t>
-      </w:r>
-    </w:p>
-    <w:p>
-      <w:pPr>
-        <w:bidi/>
-      </w:pPr>
-      <w:r>
-        <w:rPr>
-          <w:lang w:val="ar_AE" w:bidi="ar_AE"/>
-        </w:rPr>
-      </w:r>
-      <w:r>
-        <w:rPr>
-          <w:b/>
-          <w:lang w:val="ar_AE" w:bidi="ar_AE"/>
-        </w:rPr>
         <w:t>"وَإِيَّاكُمُ الَّذِينَ تَتَضَايَقُونَ رَاحَةً مَعَنَا"</w:t>
       </w:r>
     </w:p>
@@ -5005,23 +4869,6 @@
           <w:b/>
           <w:lang w:val="ar_AE" w:bidi="ar_AE"/>
         </w:rPr>
-        <w:t>ἀπὸ προσώπου τοῦ Κυρίου</w:t>
-      </w:r>
-    </w:p>
-    <w:p>
-      <w:pPr>
-        <w:bidi/>
-      </w:pPr>
-      <w:r>
-        <w:rPr>
-          <w:lang w:val="ar_AE" w:bidi="ar_AE"/>
-        </w:rPr>
-      </w:r>
-      <w:r>
-        <w:rPr>
-          <w:b/>
-          <w:lang w:val="ar_AE" w:bidi="ar_AE"/>
-        </w:rPr>
         <w:t>"مِنْ وَجْهِ الرَّبِّ"</w:t>
       </w:r>
     </w:p>
@@ -5532,23 +5379,6 @@
           <w:b/>
           <w:lang w:val="ar_AE" w:bidi="ar_AE"/>
         </w:rPr>
-        <w:t>ἐνδοξασθῆναι ἐν τοῖς ἁγίοις αὐτοῦ, καὶ θαυμασθῆναι ἐν πᾶσιν τοῖς πιστεύσασιν</w:t>
-      </w:r>
-    </w:p>
-    <w:p>
-      <w:pPr>
-        <w:bidi/>
-      </w:pPr>
-      <w:r>
-        <w:rPr>
-          <w:lang w:val="ar_AE" w:bidi="ar_AE"/>
-        </w:rPr>
-      </w:r>
-      <w:r>
-        <w:rPr>
-          <w:b/>
-          <w:lang w:val="ar_AE" w:bidi="ar_AE"/>
-        </w:rPr>
         <w:t>"لِيَتَمَجَّدَ فِي قِدِّيسِيهِ وَيُتَعَجَّبَ مِنْهُ فِي جَمِيعِ الْمُؤْمِنِينَ"</w:t>
       </w:r>
     </w:p>
@@ -5763,23 +5593,6 @@
           <w:b/>
           <w:lang w:val="ar_AE" w:bidi="ar_AE"/>
         </w:rPr>
-        <w:t>ἐνδοξασθῆναι ἐν τοῖς ἁγίοις αὐτοῦ, καὶ θαυμασθῆναι ἐν πᾶσιν τοῖς πιστεύσασιν</w:t>
-      </w:r>
-    </w:p>
-    <w:p>
-      <w:pPr>
-        <w:bidi/>
-      </w:pPr>
-      <w:r>
-        <w:rPr>
-          <w:lang w:val="ar_AE" w:bidi="ar_AE"/>
-        </w:rPr>
-      </w:r>
-      <w:r>
-        <w:rPr>
-          <w:b/>
-          <w:lang w:val="ar_AE" w:bidi="ar_AE"/>
-        </w:rPr>
         <w:t>"لِيَتَمَجَّدَ فِي قِدِّيسِيهِ وَيُتَعَجَّبَ مِنْهُ فِي جَمِيعِ الْمُؤْمِنِينَ"</w:t>
       </w:r>
     </w:p>
@@ -7635,23 +7448,6 @@
           <w:b/>
           <w:lang w:val="ar_AE" w:bidi="ar_AE"/>
         </w:rPr>
-        <w:t>ὑπὲρ τῆς παρουσίας τοῦ Κυρίου ἡμῶν, Ἰησοῦ Χριστοῦ, καὶ ἡμῶν ἐπισυναγωγῆς ἐπ’ αὐτόν</w:t>
-      </w:r>
-    </w:p>
-    <w:p>
-      <w:pPr>
-        <w:bidi/>
-      </w:pPr>
-      <w:r>
-        <w:rPr>
-          <w:lang w:val="ar_AE" w:bidi="ar_AE"/>
-        </w:rPr>
-      </w:r>
-      <w:r>
-        <w:rPr>
-          <w:b/>
-          <w:lang w:val="ar_AE" w:bidi="ar_AE"/>
-        </w:rPr>
         <w:t>"مِنْ جِهَةِ مَجِيءِ رَبِّنَا يَسُوعَ الْمَسِيحِ وَاجْتِمَاعِنَا إِلَيْهِ"</w:t>
       </w:r>
     </w:p>
@@ -7757,23 +7553,6 @@
           <w:b/>
           <w:lang w:val="ar_AE" w:bidi="ar_AE"/>
         </w:rPr>
-        <w:t>ὑπὲρ τῆς παρουσίας τοῦ Κυρίου ἡμῶν, Ἰησοῦ Χριστοῦ, καὶ ἡμῶν ἐπισυναγωγῆς ἐπ’ αὐτόν</w:t>
-      </w:r>
-    </w:p>
-    <w:p>
-      <w:pPr>
-        <w:bidi/>
-      </w:pPr>
-      <w:r>
-        <w:rPr>
-          <w:lang w:val="ar_AE" w:bidi="ar_AE"/>
-        </w:rPr>
-      </w:r>
-      <w:r>
-        <w:rPr>
-          <w:b/>
-          <w:lang w:val="ar_AE" w:bidi="ar_AE"/>
-        </w:rPr>
         <w:t>"مِنْ جِهَةِ مَجِيءِ رَبِّنَا يَسُوعَ الْمَسِيحِ وَاجْتِمَاعِنَا إِلَيْهِ"</w:t>
       </w:r>
     </w:p>
@@ -8014,23 +7793,6 @@
           <w:b/>
           <w:lang w:val="ar_AE" w:bidi="ar_AE"/>
         </w:rPr>
-        <w:t>εἰς τὸ μὴ ταχέως σαλευθῆναι ὑμᾶς ἀπὸ τοῦ νοὸς</w:t>
-      </w:r>
-    </w:p>
-    <w:p>
-      <w:pPr>
-        <w:bidi/>
-      </w:pPr>
-      <w:r>
-        <w:rPr>
-          <w:lang w:val="ar_AE" w:bidi="ar_AE"/>
-        </w:rPr>
-      </w:r>
-      <w:r>
-        <w:rPr>
-          <w:b/>
-          <w:lang w:val="ar_AE" w:bidi="ar_AE"/>
-        </w:rPr>
         <w:t>"أَنْ لاَ تَتَزَعْزَعُوا سَرِيعًا عَنْ ذِهْنِكُمْ"</w:t>
       </w:r>
     </w:p>
@@ -8258,23 +8020,6 @@
           <w:b/>
           <w:lang w:val="ar_AE" w:bidi="ar_AE"/>
         </w:rPr>
-        <w:t>μήτε διὰ πνεύματος, μήτε διὰ λόγου, μήτε δι’ ἐπιστολῆς, ὡς δι’ ἡμῶν</w:t>
-      </w:r>
-    </w:p>
-    <w:p>
-      <w:pPr>
-        <w:bidi/>
-      </w:pPr>
-      <w:r>
-        <w:rPr>
-          <w:lang w:val="ar_AE" w:bidi="ar_AE"/>
-        </w:rPr>
-      </w:r>
-      <w:r>
-        <w:rPr>
-          <w:b/>
-          <w:lang w:val="ar_AE" w:bidi="ar_AE"/>
-        </w:rPr>
         <w:t>"لاَ بِرُوحٍ وَلاَ بِكَلِمَةٍ وَلاَ بِرِسَالَةٍ كَأَنَّهَا مِنَّا"</w:t>
       </w:r>
     </w:p>
@@ -8585,23 +8330,6 @@
           <w:b/>
           <w:lang w:val="ar_AE" w:bidi="ar_AE"/>
         </w:rPr>
-        <w:t>ἡ ἡμέρα τοῦ Κυρίου</w:t>
-      </w:r>
-    </w:p>
-    <w:p>
-      <w:pPr>
-        <w:bidi/>
-      </w:pPr>
-      <w:r>
-        <w:rPr>
-          <w:lang w:val="ar_AE" w:bidi="ar_AE"/>
-        </w:rPr>
-      </w:r>
-      <w:r>
-        <w:rPr>
-          <w:b/>
-          <w:lang w:val="ar_AE" w:bidi="ar_AE"/>
-        </w:rPr>
         <w:t>"يَوْمَ الْمَسِيحِ"</w:t>
       </w:r>
     </w:p>
@@ -8685,23 +8413,6 @@
           <w:b/>
           <w:lang w:val="ar_AE" w:bidi="ar_AE"/>
         </w:rPr>
-        <w:t>μή τις ὑμᾶς ἐξαπατήσῃ κατὰ μηδένα τρόπον</w:t>
-      </w:r>
-    </w:p>
-    <w:p>
-      <w:pPr>
-        <w:bidi/>
-      </w:pPr>
-      <w:r>
-        <w:rPr>
-          <w:lang w:val="ar_AE" w:bidi="ar_AE"/>
-        </w:rPr>
-      </w:r>
-      <w:r>
-        <w:rPr>
-          <w:b/>
-          <w:lang w:val="ar_AE" w:bidi="ar_AE"/>
-        </w:rPr>
         <w:t>"لاَ يَخْدَعَنَّكُمْ أَحَدٌ عَلَى طَرِيقَةٍ مَا"</w:t>
       </w:r>
     </w:p>
@@ -9369,6 +9080,23 @@
           <w:b/>
           <w:lang w:val="ar_AE" w:bidi="ar_AE"/>
         </w:rPr>
+        <w:t>ὁ υἱὸς τῆς ἀπωλείας</w:t>
+      </w:r>
+    </w:p>
+    <w:p>
+      <w:pPr>
+        <w:bidi/>
+      </w:pPr>
+      <w:r>
+        <w:rPr>
+          <w:lang w:val="ar_AE" w:bidi="ar_AE"/>
+        </w:rPr>
+      </w:r>
+      <w:r>
+        <w:rPr>
+          <w:b/>
+          <w:lang w:val="ar_AE" w:bidi="ar_AE"/>
+        </w:rPr>
         <w:t>"ابْنُ الْهَلاَكِ"</w:t>
       </w:r>
     </w:p>
@@ -9461,23 +9189,6 @@
           <w:b/>
           <w:lang w:val="ar_AE" w:bidi="ar_AE"/>
         </w:rPr>
-        <w:t>πάντα λεγόμενον θεὸν ἢ σέβασμα</w:t>
-      </w:r>
-    </w:p>
-    <w:p>
-      <w:pPr>
-        <w:bidi/>
-      </w:pPr>
-      <w:r>
-        <w:rPr>
-          <w:lang w:val="ar_AE" w:bidi="ar_AE"/>
-        </w:rPr>
-      </w:r>
-      <w:r>
-        <w:rPr>
-          <w:b/>
-          <w:lang w:val="ar_AE" w:bidi="ar_AE"/>
-        </w:rPr>
         <w:t>"كُلِّ مَا يُدْعَى إِلهًا أَوْ مَعْبُودًا"</w:t>
       </w:r>
     </w:p>
@@ -9792,23 +9503,6 @@
           <w:b/>
           <w:lang w:val="ar_AE" w:bidi="ar_AE"/>
         </w:rPr>
-        <w:t>οὐ μνημονεύετε ὅτι, ἔτι ὢν πρὸς ὑμᾶς, ταῦτα ἔλεγον ὑμῖν</w:t>
-      </w:r>
-    </w:p>
-    <w:p>
-      <w:pPr>
-        <w:bidi/>
-      </w:pPr>
-      <w:r>
-        <w:rPr>
-          <w:lang w:val="ar_AE" w:bidi="ar_AE"/>
-        </w:rPr>
-      </w:r>
-      <w:r>
-        <w:rPr>
-          <w:b/>
-          <w:lang w:val="ar_AE" w:bidi="ar_AE"/>
-        </w:rPr>
         <w:t>"أَمَا تَذْكُرُونَ أَنِّي وَأَنَا بَعْدُ عِنْدَكُمْ، كُنْتُ أَقُولُ لَكُمْ هذَا؟"</w:t>
       </w:r>
     </w:p>
@@ -10528,23 +10222,6 @@
           <w:b/>
           <w:lang w:val="ar_AE" w:bidi="ar_AE"/>
         </w:rPr>
-        <w:t>ὁ κατέχων</w:t>
-      </w:r>
-    </w:p>
-    <w:p>
-      <w:pPr>
-        <w:bidi/>
-      </w:pPr>
-      <w:r>
-        <w:rPr>
-          <w:lang w:val="ar_AE" w:bidi="ar_AE"/>
-        </w:rPr>
-      </w:r>
-      <w:r>
-        <w:rPr>
-          <w:b/>
-          <w:lang w:val="ar_AE" w:bidi="ar_AE"/>
-        </w:rPr>
         <w:t>"الَّذِي يَحْجِزُ"</w:t>
       </w:r>
     </w:p>
@@ -10846,23 +10523,6 @@
           <w:b/>
           <w:lang w:val="ar_AE" w:bidi="ar_AE"/>
         </w:rPr>
-        <w:t>καὶ τότε ἀποκαλυφθήσεται ὁ ἄνομος</w:t>
-      </w:r>
-    </w:p>
-    <w:p>
-      <w:pPr>
-        <w:bidi/>
-      </w:pPr>
-      <w:r>
-        <w:rPr>
-          <w:lang w:val="ar_AE" w:bidi="ar_AE"/>
-        </w:rPr>
-      </w:r>
-      <w:r>
-        <w:rPr>
-          <w:b/>
-          <w:lang w:val="ar_AE" w:bidi="ar_AE"/>
-        </w:rPr>
         <w:t>"وَحِينَئِذٍ سَيُسْتَعْلَنُ الأَثِيمُ"</w:t>
       </w:r>
     </w:p>
@@ -11090,23 +10750,6 @@
           <w:b/>
           <w:lang w:val="ar_AE" w:bidi="ar_AE"/>
         </w:rPr>
-        <w:t>ἀνελεῖ τῷ πνεύματι τοῦ στόματος αὐτοῦ, καὶ καταργήσει τῇ ἐπιφανείᾳ τῆς παρουσίας αὐτοῦ</w:t>
-      </w:r>
-    </w:p>
-    <w:p>
-      <w:pPr>
-        <w:bidi/>
-      </w:pPr>
-      <w:r>
-        <w:rPr>
-          <w:lang w:val="ar_AE" w:bidi="ar_AE"/>
-        </w:rPr>
-      </w:r>
-      <w:r>
-        <w:rPr>
-          <w:b/>
-          <w:lang w:val="ar_AE" w:bidi="ar_AE"/>
-        </w:rPr>
         <w:t>"الَّذِي الرَّبُّ يُبِيدُهُ بِنَفْخَةِ فَمِهِ، وَيُبْطِلُهُ بِظُهُورِ مَجِيئِهِ."</w:t>
       </w:r>
     </w:p>
@@ -11199,23 +10842,6 @@
           <w:b/>
           <w:lang w:val="ar_AE" w:bidi="ar_AE"/>
         </w:rPr>
-        <w:t>οὗ ἐστιν ἡ παρουσία, κατ’ ἐνέργειαν τοῦ Σατανᾶ</w:t>
-      </w:r>
-    </w:p>
-    <w:p>
-      <w:pPr>
-        <w:bidi/>
-      </w:pPr>
-      <w:r>
-        <w:rPr>
-          <w:lang w:val="ar_AE" w:bidi="ar_AE"/>
-        </w:rPr>
-      </w:r>
-      <w:r>
-        <w:rPr>
-          <w:b/>
-          <w:lang w:val="ar_AE" w:bidi="ar_AE"/>
-        </w:rPr>
         <w:t>"مَجِيئُهُ بِعَمَلِ الشَّيْطَانِ"</w:t>
       </w:r>
     </w:p>
@@ -12109,23 +11735,6 @@
           <w:b/>
           <w:lang w:val="ar_AE" w:bidi="ar_AE"/>
         </w:rPr>
-        <w:t>ἐν πάσῃ ἀπάτῃ ἀδικίας, τοῖς ἀπολλυμένοις</w:t>
-      </w:r>
-    </w:p>
-    <w:p>
-      <w:pPr>
-        <w:bidi/>
-      </w:pPr>
-      <w:r>
-        <w:rPr>
-          <w:lang w:val="ar_AE" w:bidi="ar_AE"/>
-        </w:rPr>
-      </w:r>
-      <w:r>
-        <w:rPr>
-          <w:b/>
-          <w:lang w:val="ar_AE" w:bidi="ar_AE"/>
-        </w:rPr>
         <w:t>"وَبِكُلِّ خَدِيعَةِ الإِثْمِ، فِي الْهَالِكِينَ"</w:t>
       </w:r>
     </w:p>
@@ -12854,23 +12463,6 @@
           <w:b/>
           <w:lang w:val="ar_AE" w:bidi="ar_AE"/>
         </w:rPr>
-        <w:t>πέμπει αὐτοῖς ὁ Θεὸς ἐνέργειαν πλάνης, εἰς τὸ πιστεῦσαι αὐτοὺς τῷ ψεύδει</w:t>
-      </w:r>
-    </w:p>
-    <w:p>
-      <w:pPr>
-        <w:bidi/>
-      </w:pPr>
-      <w:r>
-        <w:rPr>
-          <w:lang w:val="ar_AE" w:bidi="ar_AE"/>
-        </w:rPr>
-      </w:r>
-      <w:r>
-        <w:rPr>
-          <w:b/>
-          <w:lang w:val="ar_AE" w:bidi="ar_AE"/>
-        </w:rPr>
         <w:t>"سَيُرْسِلُ إِلَيْهِمُ اللهُ عَمَلَ الضَّلاَلِ، حَتَّى يُصَدِّقُوا الْكَذِبَ"</w:t>
       </w:r>
     </w:p>
@@ -13734,23 +13326,6 @@
           <w:b/>
           <w:lang w:val="ar_AE" w:bidi="ar_AE"/>
         </w:rPr>
-        <w:t>οἱ μὴ πιστεύσαντες τῇ ἀληθείᾳ, ἀλλὰ εὐδοκήσαντες τῇ ἀδικίᾳ</w:t>
-      </w:r>
-    </w:p>
-    <w:p>
-      <w:pPr>
-        <w:bidi/>
-      </w:pPr>
-      <w:r>
-        <w:rPr>
-          <w:lang w:val="ar_AE" w:bidi="ar_AE"/>
-        </w:rPr>
-      </w:r>
-      <w:r>
-        <w:rPr>
-          <w:b/>
-          <w:lang w:val="ar_AE" w:bidi="ar_AE"/>
-        </w:rPr>
         <w:t>"الَّذِينَ لَمْ يُصَدِّقُوا الْحَقَّ، بَلْ سُرُّوا بِالإِثْمِ."</w:t>
       </w:r>
     </w:p>
@@ -14299,23 +13874,6 @@
           <w:b/>
           <w:lang w:val="ar_AE" w:bidi="ar_AE"/>
         </w:rPr>
-        <w:t>ἀδελφοὶ ἠγαπημένοι ὑπὸ Κυρίου</w:t>
-      </w:r>
-    </w:p>
-    <w:p>
-      <w:pPr>
-        <w:bidi/>
-      </w:pPr>
-      <w:r>
-        <w:rPr>
-          <w:lang w:val="ar_AE" w:bidi="ar_AE"/>
-        </w:rPr>
-      </w:r>
-      <w:r>
-        <w:rPr>
-          <w:b/>
-          <w:lang w:val="ar_AE" w:bidi="ar_AE"/>
-        </w:rPr>
         <w:t>"الإِخْوَةُ الْمَحْبُوبُونَ مِنَ الرَّبِّ"</w:t>
       </w:r>
     </w:p>
@@ -14652,23 +14210,6 @@
           <w:b/>
           <w:lang w:val="ar_AE" w:bidi="ar_AE"/>
         </w:rPr>
-        <w:t>ἀπαρχὴν εἰς σωτηρίαν ἐν ἁγιασμῷ Πνεύματος καὶ πίστει ἀληθείας</w:t>
-      </w:r>
-    </w:p>
-    <w:p>
-      <w:pPr>
-        <w:bidi/>
-      </w:pPr>
-      <w:r>
-        <w:rPr>
-          <w:lang w:val="ar_AE" w:bidi="ar_AE"/>
-        </w:rPr>
-      </w:r>
-      <w:r>
-        <w:rPr>
-          <w:b/>
-          <w:lang w:val="ar_AE" w:bidi="ar_AE"/>
-        </w:rPr>
         <w:t>"مِنَ الْبَدْءِ لِلْخَلاَصِ، بِتَقْدِيسِ الرُّوحِ وَتَصْدِيقِ الْحَقِّ"</w:t>
       </w:r>
     </w:p>
@@ -15044,23 +14585,6 @@
           <w:b/>
           <w:lang w:val="ar_AE" w:bidi="ar_AE"/>
         </w:rPr>
-        <w:t>εἰς περιποίησιν δόξης τοῦ Κυρίου ἡμῶν</w:t>
-      </w:r>
-    </w:p>
-    <w:p>
-      <w:pPr>
-        <w:bidi/>
-      </w:pPr>
-      <w:r>
-        <w:rPr>
-          <w:lang w:val="ar_AE" w:bidi="ar_AE"/>
-        </w:rPr>
-      </w:r>
-      <w:r>
-        <w:rPr>
-          <w:b/>
-          <w:lang w:val="ar_AE" w:bidi="ar_AE"/>
-        </w:rPr>
         <w:t>"لاقْتِنَاءِ مَجْدِ رَبِّنَا"</w:t>
       </w:r>
     </w:p>
@@ -16238,23 +15762,6 @@
           <w:b/>
           <w:lang w:val="ar_AE" w:bidi="ar_AE"/>
         </w:rPr>
-        <w:t>αὐτὸς δὲ ὁ Κύριος ἡμῶν, Ἰησοῦς Χριστὸς, καὶ ὁ Θεὸς ὁ Πατὴρ ἡμῶν</w:t>
-      </w:r>
-    </w:p>
-    <w:p>
-      <w:pPr>
-        <w:bidi/>
-      </w:pPr>
-      <w:r>
-        <w:rPr>
-          <w:lang w:val="ar_AE" w:bidi="ar_AE"/>
-        </w:rPr>
-      </w:r>
-      <w:r>
-        <w:rPr>
-          <w:b/>
-          <w:lang w:val="ar_AE" w:bidi="ar_AE"/>
-        </w:rPr>
         <w:t>"وَرَبُّنَا نَفْسُهُ يَسُوعُ الْمَسِيحُ، وَاللهُ أَبُونَا"</w:t>
       </w:r>
     </w:p>
@@ -16643,23 +16150,6 @@
           <w:b/>
           <w:lang w:val="ar_AE" w:bidi="ar_AE"/>
         </w:rPr>
-        <w:t>δοὺς παράκλησιν αἰωνίαν, καὶ ἐλπίδα ἀγαθὴν</w:t>
-      </w:r>
-    </w:p>
-    <w:p>
-      <w:pPr>
-        <w:bidi/>
-      </w:pPr>
-      <w:r>
-        <w:rPr>
-          <w:lang w:val="ar_AE" w:bidi="ar_AE"/>
-        </w:rPr>
-      </w:r>
-      <w:r>
-        <w:rPr>
-          <w:b/>
-          <w:lang w:val="ar_AE" w:bidi="ar_AE"/>
-        </w:rPr>
         <w:t>"وَأَعْطَانَا عَزَاءً أَبَدِيًّا وَرَجَاءً صَالِحًا"</w:t>
       </w:r>
     </w:p>
@@ -17962,23 +17452,6 @@
           <w:b/>
           <w:lang w:val="ar_AE" w:bidi="ar_AE"/>
         </w:rPr>
-        <w:t>ῥυσθῶμεν</w:t>
-      </w:r>
-    </w:p>
-    <w:p>
-      <w:pPr>
-        <w:bidi/>
-      </w:pPr>
-      <w:r>
-        <w:rPr>
-          <w:lang w:val="ar_AE" w:bidi="ar_AE"/>
-        </w:rPr>
-      </w:r>
-      <w:r>
-        <w:rPr>
-          <w:b/>
-          <w:lang w:val="ar_AE" w:bidi="ar_AE"/>
-        </w:rPr>
         <w:t>"وَلِكَيْ نُنْقَذَ"</w:t>
       </w:r>
     </w:p>
@@ -18877,23 +18350,6 @@
           <w:b/>
           <w:lang w:val="ar_AE" w:bidi="ar_AE"/>
         </w:rPr>
-        <w:t>ὁ &amp; Κύριος κατευθύναι ὑμῶν τὰς καρδίας εἰς τὴν ἀγάπην τοῦ Θεοῦ, καὶ εἰς τὴν ὑπομονὴν τοῦ Χριστοῦ</w:t>
-      </w:r>
-    </w:p>
-    <w:p>
-      <w:pPr>
-        <w:bidi/>
-      </w:pPr>
-      <w:r>
-        <w:rPr>
-          <w:lang w:val="ar_AE" w:bidi="ar_AE"/>
-        </w:rPr>
-      </w:r>
-      <w:r>
-        <w:rPr>
-          <w:b/>
-          <w:lang w:val="ar_AE" w:bidi="ar_AE"/>
-        </w:rPr>
         <w:t>"وَالرَّبُّ يَهْدِي قُلُوبَكُمْ إِلَى مَحَبَّةِ اللهِ، وَإِلَى صَبْرِ الْمَسِيحِ"</w:t>
       </w:r>
     </w:p>
@@ -19134,23 +18590,6 @@
           <w:b/>
           <w:lang w:val="ar_AE" w:bidi="ar_AE"/>
         </w:rPr>
-        <w:t>εἰς τὴν ἀγάπην τοῦ Θεοῦ, καὶ εἰς τὴν ὑπομονὴν τοῦ Χριστοῦ</w:t>
-      </w:r>
-    </w:p>
-    <w:p>
-      <w:pPr>
-        <w:bidi/>
-      </w:pPr>
-      <w:r>
-        <w:rPr>
-          <w:lang w:val="ar_AE" w:bidi="ar_AE"/>
-        </w:rPr>
-      </w:r>
-      <w:r>
-        <w:rPr>
-          <w:b/>
-          <w:lang w:val="ar_AE" w:bidi="ar_AE"/>
-        </w:rPr>
         <w:t>"إِلَى مَحَبَّةِ اللهِ، وَإِلَى صَبْرِ الْمَسِيحِ"</w:t>
       </w:r>
     </w:p>
@@ -20922,23 +20361,6 @@
           <w:b/>
           <w:lang w:val="ar_AE" w:bidi="ar_AE"/>
         </w:rPr>
-        <w:t>ἑαυτοὺς τύπον δῶμεν ὑμῖν</w:t>
-      </w:r>
-    </w:p>
-    <w:p>
-      <w:pPr>
-        <w:bidi/>
-      </w:pPr>
-      <w:r>
-        <w:rPr>
-          <w:lang w:val="ar_AE" w:bidi="ar_AE"/>
-        </w:rPr>
-      </w:r>
-      <w:r>
-        <w:rPr>
-          <w:b/>
-          <w:lang w:val="ar_AE" w:bidi="ar_AE"/>
-        </w:rPr>
         <w:t>"لِكَيْ نُعْطِيَكُمْ أَنْفُسَنَا قُدْوَةً"</w:t>
       </w:r>
     </w:p>
@@ -21127,23 +20549,6 @@
           <w:b/>
           <w:lang w:val="ar_AE" w:bidi="ar_AE"/>
         </w:rPr>
-        <w:t>εἴ τις οὐ θέλει ἐργάζεσθαι, μηδὲ ἐσθιέτω</w:t>
-      </w:r>
-    </w:p>
-    <w:p>
-      <w:pPr>
-        <w:bidi/>
-      </w:pPr>
-      <w:r>
-        <w:rPr>
-          <w:lang w:val="ar_AE" w:bidi="ar_AE"/>
-        </w:rPr>
-      </w:r>
-      <w:r>
-        <w:rPr>
-          <w:b/>
-          <w:lang w:val="ar_AE" w:bidi="ar_AE"/>
-        </w:rPr>
         <w:t>"إِنْ كَانَ أَحَدٌ لاَ يُرِيدُ أَنْ يَشْتَغِلَ فَلاَ يَأْكُلْ أَيْضً"</w:t>
       </w:r>
     </w:p>
@@ -22654,23 +22059,6 @@
           <w:b/>
           <w:lang w:val="ar_AE" w:bidi="ar_AE"/>
         </w:rPr>
-        <w:t>αὐτὸς &amp; ὁ Κύριος τῆς εἰρήνης, δῴη ὑμῖν</w:t>
-      </w:r>
-    </w:p>
-    <w:p>
-      <w:pPr>
-        <w:bidi/>
-      </w:pPr>
-      <w:r>
-        <w:rPr>
-          <w:lang w:val="ar_AE" w:bidi="ar_AE"/>
-        </w:rPr>
-      </w:r>
-      <w:r>
-        <w:rPr>
-          <w:b/>
-          <w:lang w:val="ar_AE" w:bidi="ar_AE"/>
-        </w:rPr>
         <w:t>"وَرَبُّ السَّلاَمِ نَفْسُهُ يُعْطِيكُمُ السَّلاَمَ"</w:t>
       </w:r>
     </w:p>
@@ -22763,23 +22151,6 @@
           <w:b/>
           <w:lang w:val="ar_AE" w:bidi="ar_AE"/>
         </w:rPr>
-        <w:t>αὐτὸς &amp; ὁ Κύριος τῆς εἰρήνης</w:t>
-      </w:r>
-    </w:p>
-    <w:p>
-      <w:pPr>
-        <w:bidi/>
-      </w:pPr>
-      <w:r>
-        <w:rPr>
-          <w:lang w:val="ar_AE" w:bidi="ar_AE"/>
-        </w:rPr>
-      </w:r>
-      <w:r>
-        <w:rPr>
-          <w:b/>
-          <w:lang w:val="ar_AE" w:bidi="ar_AE"/>
-        </w:rPr>
         <w:t>"رَبُّ السَّلاَمِ نَفْسُهُ"</w:t>
       </w:r>
     </w:p>
@@ -22885,23 +22256,6 @@
           <w:b/>
           <w:lang w:val="ar_AE" w:bidi="ar_AE"/>
         </w:rPr>
-        <w:t>ὁ ἀσπασμὸς τῇ ἐμῇ χειρὶ, Παύλου, ὅ ἐστιν σημεῖον ἐν πάσῃ ἐπιστολῇ, οὕτως γράφω</w:t>
-      </w:r>
-    </w:p>
-    <w:p>
-      <w:pPr>
-        <w:bidi/>
-      </w:pPr>
-      <w:r>
-        <w:rPr>
-          <w:lang w:val="ar_AE" w:bidi="ar_AE"/>
-        </w:rPr>
-      </w:r>
-      <w:r>
-        <w:rPr>
-          <w:b/>
-          <w:lang w:val="ar_AE" w:bidi="ar_AE"/>
-        </w:rPr>
         <w:t>"اَلسَّلاَمُ بِيَدِي أَنَا بُولُسَ، الَّذِي هُوَ عَلاَمَةٌ فِي كُلِّ رِسَالَةٍ. هكَذَا أَنَا أَكْتُبُ."</w:t>
       </w:r>
     </w:p>
@@ -23187,23 +22541,6 @@
         <w:rPr>
           <w:lang w:val="ar_AE" w:bidi="ar_AE"/>
         </w:rPr>
-      </w:r>
-    </w:p>
-    <w:p>
-      <w:pPr>
-        <w:bidi/>
-      </w:pPr>
-      <w:r>
-        <w:rPr>
-          <w:lang w:val="ar_AE" w:bidi="ar_AE"/>
-        </w:rPr>
-      </w:r>
-      <w:r>
-        <w:rPr>
-          <w:b/>
-          <w:lang w:val="ar_AE" w:bidi="ar_AE"/>
-        </w:rPr>
-        <w:t>ἡ χάρις τοῦ Κυρίου ἡμῶν, Ἰησοῦ Χριστοῦ, μετὰ πάντων ὑμῶν</w:t>
       </w:r>
     </w:p>
     <w:p>

--- a/arb/docx/53.content.docx
+++ b/arb/docx/53.content.docx
@@ -355,6 +355,23 @@
           <w:b/>
           <w:lang w:val="ar_AE" w:bidi="ar_AE"/>
         </w:rPr>
+        <w:t>Παῦλος, καὶ Σιλουανὸς, καὶ Τιμόθεος; τῇ ἐκκλησίᾳ</w:t>
+      </w:r>
+    </w:p>
+    <w:p>
+      <w:pPr>
+        <w:bidi/>
+      </w:pPr>
+      <w:r>
+        <w:rPr>
+          <w:lang w:val="ar_AE" w:bidi="ar_AE"/>
+        </w:rPr>
+      </w:r>
+      <w:r>
+        <w:rPr>
+          <w:b/>
+          <w:lang w:val="ar_AE" w:bidi="ar_AE"/>
+        </w:rPr>
         <w:t>"بُولُسُ وَسِلْوَانُسُ وَتِيمُوثَاوُسُ، إِلَى كَنِيسَةِ"</w:t>
       </w:r>
     </w:p>
@@ -800,6 +817,23 @@
           <w:b/>
           <w:lang w:val="ar_AE" w:bidi="ar_AE"/>
         </w:rPr>
+        <w:t>χάρις ὑμῖν καὶ εἰρήνη ἀπὸ Θεοῦ Πατρὸς καὶ Κυρίου Ἰησοῦ Χριστοῦ</w:t>
+      </w:r>
+    </w:p>
+    <w:p>
+      <w:pPr>
+        <w:bidi/>
+      </w:pPr>
+      <w:r>
+        <w:rPr>
+          <w:lang w:val="ar_AE" w:bidi="ar_AE"/>
+        </w:rPr>
+      </w:r>
+      <w:r>
+        <w:rPr>
+          <w:b/>
+          <w:lang w:val="ar_AE" w:bidi="ar_AE"/>
+        </w:rPr>
         <w:t>"نِعْمَةٌ لَكُمْ وَسَلاَمٌ مِنَ اللهِ أَبِينَا وَالرَّبِّ يَسُوعَ الْمَسِيحِ"</w:t>
       </w:r>
     </w:p>
@@ -1130,6 +1164,23 @@
           <w:b/>
           <w:lang w:val="ar_AE" w:bidi="ar_AE"/>
         </w:rPr>
+        <w:t>εὐχαριστεῖν ὀφείλομεν τῷ Θεῷ πάντοτε</w:t>
+      </w:r>
+    </w:p>
+    <w:p>
+      <w:pPr>
+        <w:bidi/>
+      </w:pPr>
+      <w:r>
+        <w:rPr>
+          <w:lang w:val="ar_AE" w:bidi="ar_AE"/>
+        </w:rPr>
+      </w:r>
+      <w:r>
+        <w:rPr>
+          <w:b/>
+          <w:lang w:val="ar_AE" w:bidi="ar_AE"/>
+        </w:rPr>
         <w:t>"يَنْبَغِي لَنَا أَنْ نَشْكُرَ اللهَ كُلَّ حِينٍ"</w:t>
       </w:r>
     </w:p>
@@ -1235,6 +1286,23 @@
           <w:b/>
           <w:lang w:val="ar_AE" w:bidi="ar_AE"/>
         </w:rPr>
+        <w:t>εὐχαριστεῖν ὀφείλομεν τῷ Θεῷ πάντοτε περὶ ὑμῶν, ἀδελφοί</w:t>
+      </w:r>
+    </w:p>
+    <w:p>
+      <w:pPr>
+        <w:bidi/>
+      </w:pPr>
+      <w:r>
+        <w:rPr>
+          <w:lang w:val="ar_AE" w:bidi="ar_AE"/>
+        </w:rPr>
+      </w:r>
+      <w:r>
+        <w:rPr>
+          <w:b/>
+          <w:lang w:val="ar_AE" w:bidi="ar_AE"/>
+        </w:rPr>
         <w:t>"يَنْبَغِي لَنَا أَنْ نَشْكُرَ اللهَ كُلَّ حِينٍ مِنْ جِهَتِكُمْ أَيُّهَا الإِخْوَةُ"</w:t>
       </w:r>
     </w:p>
@@ -1706,6 +1774,23 @@
           <w:b/>
           <w:lang w:val="ar_AE" w:bidi="ar_AE"/>
         </w:rPr>
+        <w:t>πλεονάζει ἡ ἀγάπη ἑνὸς ἑκάστου, πάντων ὑμῶν, εἰς ἀλλήλους</w:t>
+      </w:r>
+    </w:p>
+    <w:p>
+      <w:pPr>
+        <w:bidi/>
+      </w:pPr>
+      <w:r>
+        <w:rPr>
+          <w:lang w:val="ar_AE" w:bidi="ar_AE"/>
+        </w:rPr>
+      </w:r>
+      <w:r>
+        <w:rPr>
+          <w:b/>
+          <w:lang w:val="ar_AE" w:bidi="ar_AE"/>
+        </w:rPr>
         <w:t>"وَمَحَبَّةُ كُلِّ وَاحِدٍ مِنْكُمْ جَمِيعًا بَعْضِكُمْ لِبَعْضٍ تَزْدَادُ"</w:t>
       </w:r>
     </w:p>
@@ -2563,6 +2648,23 @@
           <w:b/>
           <w:lang w:val="ar_AE" w:bidi="ar_AE"/>
         </w:rPr>
+        <w:t>εἰς τὸ καταξιωθῆναι ὑμᾶς τῆς Βασιλείας τοῦ Θεοῦ</w:t>
+      </w:r>
+    </w:p>
+    <w:p>
+      <w:pPr>
+        <w:bidi/>
+      </w:pPr>
+      <w:r>
+        <w:rPr>
+          <w:lang w:val="ar_AE" w:bidi="ar_AE"/>
+        </w:rPr>
+      </w:r>
+      <w:r>
+        <w:rPr>
+          <w:b/>
+          <w:lang w:val="ar_AE" w:bidi="ar_AE"/>
+        </w:rPr>
         <w:t>"أَنَّكُمْ تُؤَهَّلُونَ لِمَلَكُوتِ اللهِ"</w:t>
       </w:r>
     </w:p>
@@ -3008,6 +3110,23 @@
           <w:b/>
           <w:lang w:val="ar_AE" w:bidi="ar_AE"/>
         </w:rPr>
+        <w:t>ἀνταποδοῦναι τοῖς θλίβουσιν ὑμᾶς θλῖψιν</w:t>
+      </w:r>
+    </w:p>
+    <w:p>
+      <w:pPr>
+        <w:bidi/>
+      </w:pPr>
+      <w:r>
+        <w:rPr>
+          <w:lang w:val="ar_AE" w:bidi="ar_AE"/>
+        </w:rPr>
+      </w:r>
+      <w:r>
+        <w:rPr>
+          <w:b/>
+          <w:lang w:val="ar_AE" w:bidi="ar_AE"/>
+        </w:rPr>
         <w:t>"الَّذِينَ يُضَايِقُونَكُمْ يُجَازِيهِمْ ضِيقًا"</w:t>
       </w:r>
     </w:p>
@@ -3235,6 +3354,23 @@
           <w:b/>
           <w:lang w:val="ar_AE" w:bidi="ar_AE"/>
         </w:rPr>
+        <w:t>καὶ ὑμῖν τοῖς θλιβομένοις, ἄνεσιν μεθ’ ἡμῶν</w:t>
+      </w:r>
+    </w:p>
+    <w:p>
+      <w:pPr>
+        <w:bidi/>
+      </w:pPr>
+      <w:r>
+        <w:rPr>
+          <w:lang w:val="ar_AE" w:bidi="ar_AE"/>
+        </w:rPr>
+      </w:r>
+      <w:r>
+        <w:rPr>
+          <w:b/>
+          <w:lang w:val="ar_AE" w:bidi="ar_AE"/>
+        </w:rPr>
         <w:t>"وَإِيَّاكُمُ الَّذِينَ تَتَضَايَقُونَ رَاحَةً مَعَنَا"</w:t>
       </w:r>
     </w:p>
@@ -4869,6 +5005,23 @@
           <w:b/>
           <w:lang w:val="ar_AE" w:bidi="ar_AE"/>
         </w:rPr>
+        <w:t>ἀπὸ προσώπου τοῦ Κυρίου</w:t>
+      </w:r>
+    </w:p>
+    <w:p>
+      <w:pPr>
+        <w:bidi/>
+      </w:pPr>
+      <w:r>
+        <w:rPr>
+          <w:lang w:val="ar_AE" w:bidi="ar_AE"/>
+        </w:rPr>
+      </w:r>
+      <w:r>
+        <w:rPr>
+          <w:b/>
+          <w:lang w:val="ar_AE" w:bidi="ar_AE"/>
+        </w:rPr>
         <w:t>"مِنْ وَجْهِ الرَّبِّ"</w:t>
       </w:r>
     </w:p>
@@ -5379,6 +5532,23 @@
           <w:b/>
           <w:lang w:val="ar_AE" w:bidi="ar_AE"/>
         </w:rPr>
+        <w:t>ἐνδοξασθῆναι ἐν τοῖς ἁγίοις αὐτοῦ, καὶ θαυμασθῆναι ἐν πᾶσιν τοῖς πιστεύσασιν</w:t>
+      </w:r>
+    </w:p>
+    <w:p>
+      <w:pPr>
+        <w:bidi/>
+      </w:pPr>
+      <w:r>
+        <w:rPr>
+          <w:lang w:val="ar_AE" w:bidi="ar_AE"/>
+        </w:rPr>
+      </w:r>
+      <w:r>
+        <w:rPr>
+          <w:b/>
+          <w:lang w:val="ar_AE" w:bidi="ar_AE"/>
+        </w:rPr>
         <w:t>"لِيَتَمَجَّدَ فِي قِدِّيسِيهِ وَيُتَعَجَّبَ مِنْهُ فِي جَمِيعِ الْمُؤْمِنِينَ"</w:t>
       </w:r>
     </w:p>
@@ -5593,6 +5763,23 @@
           <w:b/>
           <w:lang w:val="ar_AE" w:bidi="ar_AE"/>
         </w:rPr>
+        <w:t>ἐνδοξασθῆναι ἐν τοῖς ἁγίοις αὐτοῦ, καὶ θαυμασθῆναι ἐν πᾶσιν τοῖς πιστεύσασιν</w:t>
+      </w:r>
+    </w:p>
+    <w:p>
+      <w:pPr>
+        <w:bidi/>
+      </w:pPr>
+      <w:r>
+        <w:rPr>
+          <w:lang w:val="ar_AE" w:bidi="ar_AE"/>
+        </w:rPr>
+      </w:r>
+      <w:r>
+        <w:rPr>
+          <w:b/>
+          <w:lang w:val="ar_AE" w:bidi="ar_AE"/>
+        </w:rPr>
         <w:t>"لِيَتَمَجَّدَ فِي قِدِّيسِيهِ وَيُتَعَجَّبَ مِنْهُ فِي جَمِيعِ الْمُؤْمِنِينَ"</w:t>
       </w:r>
     </w:p>
@@ -7448,6 +7635,23 @@
           <w:b/>
           <w:lang w:val="ar_AE" w:bidi="ar_AE"/>
         </w:rPr>
+        <w:t>ὑπὲρ τῆς παρουσίας τοῦ Κυρίου ἡμῶν, Ἰησοῦ Χριστοῦ, καὶ ἡμῶν ἐπισυναγωγῆς ἐπ’ αὐτόν</w:t>
+      </w:r>
+    </w:p>
+    <w:p>
+      <w:pPr>
+        <w:bidi/>
+      </w:pPr>
+      <w:r>
+        <w:rPr>
+          <w:lang w:val="ar_AE" w:bidi="ar_AE"/>
+        </w:rPr>
+      </w:r>
+      <w:r>
+        <w:rPr>
+          <w:b/>
+          <w:lang w:val="ar_AE" w:bidi="ar_AE"/>
+        </w:rPr>
         <w:t>"مِنْ جِهَةِ مَجِيءِ رَبِّنَا يَسُوعَ الْمَسِيحِ وَاجْتِمَاعِنَا إِلَيْهِ"</w:t>
       </w:r>
     </w:p>
@@ -7553,6 +7757,23 @@
           <w:b/>
           <w:lang w:val="ar_AE" w:bidi="ar_AE"/>
         </w:rPr>
+        <w:t>ὑπὲρ τῆς παρουσίας τοῦ Κυρίου ἡμῶν, Ἰησοῦ Χριστοῦ, καὶ ἡμῶν ἐπισυναγωγῆς ἐπ’ αὐτόν</w:t>
+      </w:r>
+    </w:p>
+    <w:p>
+      <w:pPr>
+        <w:bidi/>
+      </w:pPr>
+      <w:r>
+        <w:rPr>
+          <w:lang w:val="ar_AE" w:bidi="ar_AE"/>
+        </w:rPr>
+      </w:r>
+      <w:r>
+        <w:rPr>
+          <w:b/>
+          <w:lang w:val="ar_AE" w:bidi="ar_AE"/>
+        </w:rPr>
         <w:t>"مِنْ جِهَةِ مَجِيءِ رَبِّنَا يَسُوعَ الْمَسِيحِ وَاجْتِمَاعِنَا إِلَيْهِ"</w:t>
       </w:r>
     </w:p>
@@ -7793,6 +8014,23 @@
           <w:b/>
           <w:lang w:val="ar_AE" w:bidi="ar_AE"/>
         </w:rPr>
+        <w:t>εἰς τὸ μὴ ταχέως σαλευθῆναι ὑμᾶς ἀπὸ τοῦ νοὸς</w:t>
+      </w:r>
+    </w:p>
+    <w:p>
+      <w:pPr>
+        <w:bidi/>
+      </w:pPr>
+      <w:r>
+        <w:rPr>
+          <w:lang w:val="ar_AE" w:bidi="ar_AE"/>
+        </w:rPr>
+      </w:r>
+      <w:r>
+        <w:rPr>
+          <w:b/>
+          <w:lang w:val="ar_AE" w:bidi="ar_AE"/>
+        </w:rPr>
         <w:t>"أَنْ لاَ تَتَزَعْزَعُوا سَرِيعًا عَنْ ذِهْنِكُمْ"</w:t>
       </w:r>
     </w:p>
@@ -8020,6 +8258,23 @@
           <w:b/>
           <w:lang w:val="ar_AE" w:bidi="ar_AE"/>
         </w:rPr>
+        <w:t>μήτε διὰ πνεύματος, μήτε διὰ λόγου, μήτε δι’ ἐπιστολῆς, ὡς δι’ ἡμῶν</w:t>
+      </w:r>
+    </w:p>
+    <w:p>
+      <w:pPr>
+        <w:bidi/>
+      </w:pPr>
+      <w:r>
+        <w:rPr>
+          <w:lang w:val="ar_AE" w:bidi="ar_AE"/>
+        </w:rPr>
+      </w:r>
+      <w:r>
+        <w:rPr>
+          <w:b/>
+          <w:lang w:val="ar_AE" w:bidi="ar_AE"/>
+        </w:rPr>
         <w:t>"لاَ بِرُوحٍ وَلاَ بِكَلِمَةٍ وَلاَ بِرِسَالَةٍ كَأَنَّهَا مِنَّا"</w:t>
       </w:r>
     </w:p>
@@ -8330,6 +8585,23 @@
           <w:b/>
           <w:lang w:val="ar_AE" w:bidi="ar_AE"/>
         </w:rPr>
+        <w:t>ἡ ἡμέρα τοῦ Κυρίου</w:t>
+      </w:r>
+    </w:p>
+    <w:p>
+      <w:pPr>
+        <w:bidi/>
+      </w:pPr>
+      <w:r>
+        <w:rPr>
+          <w:lang w:val="ar_AE" w:bidi="ar_AE"/>
+        </w:rPr>
+      </w:r>
+      <w:r>
+        <w:rPr>
+          <w:b/>
+          <w:lang w:val="ar_AE" w:bidi="ar_AE"/>
+        </w:rPr>
         <w:t>"يَوْمَ الْمَسِيحِ"</w:t>
       </w:r>
     </w:p>
@@ -8413,6 +8685,23 @@
           <w:b/>
           <w:lang w:val="ar_AE" w:bidi="ar_AE"/>
         </w:rPr>
+        <w:t>μή τις ὑμᾶς ἐξαπατήσῃ κατὰ μηδένα τρόπον</w:t>
+      </w:r>
+    </w:p>
+    <w:p>
+      <w:pPr>
+        <w:bidi/>
+      </w:pPr>
+      <w:r>
+        <w:rPr>
+          <w:lang w:val="ar_AE" w:bidi="ar_AE"/>
+        </w:rPr>
+      </w:r>
+      <w:r>
+        <w:rPr>
+          <w:b/>
+          <w:lang w:val="ar_AE" w:bidi="ar_AE"/>
+        </w:rPr>
         <w:t>"لاَ يَخْدَعَنَّكُمْ أَحَدٌ عَلَى طَرِيقَةٍ مَا"</w:t>
       </w:r>
     </w:p>
@@ -9189,6 +9478,23 @@
           <w:b/>
           <w:lang w:val="ar_AE" w:bidi="ar_AE"/>
         </w:rPr>
+        <w:t>πάντα λεγόμενον θεὸν ἢ σέβασμα</w:t>
+      </w:r>
+    </w:p>
+    <w:p>
+      <w:pPr>
+        <w:bidi/>
+      </w:pPr>
+      <w:r>
+        <w:rPr>
+          <w:lang w:val="ar_AE" w:bidi="ar_AE"/>
+        </w:rPr>
+      </w:r>
+      <w:r>
+        <w:rPr>
+          <w:b/>
+          <w:lang w:val="ar_AE" w:bidi="ar_AE"/>
+        </w:rPr>
         <w:t>"كُلِّ مَا يُدْعَى إِلهًا أَوْ مَعْبُودًا"</w:t>
       </w:r>
     </w:p>
@@ -9503,6 +9809,23 @@
           <w:b/>
           <w:lang w:val="ar_AE" w:bidi="ar_AE"/>
         </w:rPr>
+        <w:t>οὐ μνημονεύετε ὅτι, ἔτι ὢν πρὸς ὑμᾶς, ταῦτα ἔλεγον ὑμῖν</w:t>
+      </w:r>
+    </w:p>
+    <w:p>
+      <w:pPr>
+        <w:bidi/>
+      </w:pPr>
+      <w:r>
+        <w:rPr>
+          <w:lang w:val="ar_AE" w:bidi="ar_AE"/>
+        </w:rPr>
+      </w:r>
+      <w:r>
+        <w:rPr>
+          <w:b/>
+          <w:lang w:val="ar_AE" w:bidi="ar_AE"/>
+        </w:rPr>
         <w:t>"أَمَا تَذْكُرُونَ أَنِّي وَأَنَا بَعْدُ عِنْدَكُمْ، كُنْتُ أَقُولُ لَكُمْ هذَا؟"</w:t>
       </w:r>
     </w:p>
@@ -10222,6 +10545,23 @@
           <w:b/>
           <w:lang w:val="ar_AE" w:bidi="ar_AE"/>
         </w:rPr>
+        <w:t>ὁ κατέχων</w:t>
+      </w:r>
+    </w:p>
+    <w:p>
+      <w:pPr>
+        <w:bidi/>
+      </w:pPr>
+      <w:r>
+        <w:rPr>
+          <w:lang w:val="ar_AE" w:bidi="ar_AE"/>
+        </w:rPr>
+      </w:r>
+      <w:r>
+        <w:rPr>
+          <w:b/>
+          <w:lang w:val="ar_AE" w:bidi="ar_AE"/>
+        </w:rPr>
         <w:t>"الَّذِي يَحْجِزُ"</w:t>
       </w:r>
     </w:p>
@@ -10523,6 +10863,23 @@
           <w:b/>
           <w:lang w:val="ar_AE" w:bidi="ar_AE"/>
         </w:rPr>
+        <w:t>καὶ τότε ἀποκαλυφθήσεται ὁ ἄνομος</w:t>
+      </w:r>
+    </w:p>
+    <w:p>
+      <w:pPr>
+        <w:bidi/>
+      </w:pPr>
+      <w:r>
+        <w:rPr>
+          <w:lang w:val="ar_AE" w:bidi="ar_AE"/>
+        </w:rPr>
+      </w:r>
+      <w:r>
+        <w:rPr>
+          <w:b/>
+          <w:lang w:val="ar_AE" w:bidi="ar_AE"/>
+        </w:rPr>
         <w:t>"وَحِينَئِذٍ سَيُسْتَعْلَنُ الأَثِيمُ"</w:t>
       </w:r>
     </w:p>
@@ -10750,6 +11107,23 @@
           <w:b/>
           <w:lang w:val="ar_AE" w:bidi="ar_AE"/>
         </w:rPr>
+        <w:t>ἀνελεῖ τῷ πνεύματι τοῦ στόματος αὐτοῦ, καὶ καταργήσει τῇ ἐπιφανείᾳ τῆς παρουσίας αὐτοῦ</w:t>
+      </w:r>
+    </w:p>
+    <w:p>
+      <w:pPr>
+        <w:bidi/>
+      </w:pPr>
+      <w:r>
+        <w:rPr>
+          <w:lang w:val="ar_AE" w:bidi="ar_AE"/>
+        </w:rPr>
+      </w:r>
+      <w:r>
+        <w:rPr>
+          <w:b/>
+          <w:lang w:val="ar_AE" w:bidi="ar_AE"/>
+        </w:rPr>
         <w:t>"الَّذِي الرَّبُّ يُبِيدُهُ بِنَفْخَةِ فَمِهِ، وَيُبْطِلُهُ بِظُهُورِ مَجِيئِهِ."</w:t>
       </w:r>
     </w:p>
@@ -10842,6 +11216,23 @@
           <w:b/>
           <w:lang w:val="ar_AE" w:bidi="ar_AE"/>
         </w:rPr>
+        <w:t>οὗ ἐστιν ἡ παρουσία, κατ’ ἐνέργειαν τοῦ Σατανᾶ</w:t>
+      </w:r>
+    </w:p>
+    <w:p>
+      <w:pPr>
+        <w:bidi/>
+      </w:pPr>
+      <w:r>
+        <w:rPr>
+          <w:lang w:val="ar_AE" w:bidi="ar_AE"/>
+        </w:rPr>
+      </w:r>
+      <w:r>
+        <w:rPr>
+          <w:b/>
+          <w:lang w:val="ar_AE" w:bidi="ar_AE"/>
+        </w:rPr>
         <w:t>"مَجِيئُهُ بِعَمَلِ الشَّيْطَانِ"</w:t>
       </w:r>
     </w:p>
@@ -11735,6 +12126,23 @@
           <w:b/>
           <w:lang w:val="ar_AE" w:bidi="ar_AE"/>
         </w:rPr>
+        <w:t>ἐν πάσῃ ἀπάτῃ ἀδικίας, τοῖς ἀπολλυμένοις</w:t>
+      </w:r>
+    </w:p>
+    <w:p>
+      <w:pPr>
+        <w:bidi/>
+      </w:pPr>
+      <w:r>
+        <w:rPr>
+          <w:lang w:val="ar_AE" w:bidi="ar_AE"/>
+        </w:rPr>
+      </w:r>
+      <w:r>
+        <w:rPr>
+          <w:b/>
+          <w:lang w:val="ar_AE" w:bidi="ar_AE"/>
+        </w:rPr>
         <w:t>"وَبِكُلِّ خَدِيعَةِ الإِثْمِ، فِي الْهَالِكِينَ"</w:t>
       </w:r>
     </w:p>
@@ -12463,6 +12871,23 @@
           <w:b/>
           <w:lang w:val="ar_AE" w:bidi="ar_AE"/>
         </w:rPr>
+        <w:t>πέμπει αὐτοῖς ὁ Θεὸς ἐνέργειαν πλάνης, εἰς τὸ πιστεῦσαι αὐτοὺς τῷ ψεύδει</w:t>
+      </w:r>
+    </w:p>
+    <w:p>
+      <w:pPr>
+        <w:bidi/>
+      </w:pPr>
+      <w:r>
+        <w:rPr>
+          <w:lang w:val="ar_AE" w:bidi="ar_AE"/>
+        </w:rPr>
+      </w:r>
+      <w:r>
+        <w:rPr>
+          <w:b/>
+          <w:lang w:val="ar_AE" w:bidi="ar_AE"/>
+        </w:rPr>
         <w:t>"سَيُرْسِلُ إِلَيْهِمُ اللهُ عَمَلَ الضَّلاَلِ، حَتَّى يُصَدِّقُوا الْكَذِبَ"</w:t>
       </w:r>
     </w:p>
@@ -13326,6 +13751,23 @@
           <w:b/>
           <w:lang w:val="ar_AE" w:bidi="ar_AE"/>
         </w:rPr>
+        <w:t>οἱ μὴ πιστεύσαντες τῇ ἀληθείᾳ, ἀλλὰ εὐδοκήσαντες τῇ ἀδικίᾳ</w:t>
+      </w:r>
+    </w:p>
+    <w:p>
+      <w:pPr>
+        <w:bidi/>
+      </w:pPr>
+      <w:r>
+        <w:rPr>
+          <w:lang w:val="ar_AE" w:bidi="ar_AE"/>
+        </w:rPr>
+      </w:r>
+      <w:r>
+        <w:rPr>
+          <w:b/>
+          <w:lang w:val="ar_AE" w:bidi="ar_AE"/>
+        </w:rPr>
         <w:t>"الَّذِينَ لَمْ يُصَدِّقُوا الْحَقَّ، بَلْ سُرُّوا بِالإِثْمِ."</w:t>
       </w:r>
     </w:p>
@@ -13874,6 +14316,23 @@
           <w:b/>
           <w:lang w:val="ar_AE" w:bidi="ar_AE"/>
         </w:rPr>
+        <w:t>ἀδελφοὶ ἠγαπημένοι ὑπὸ Κυρίου</w:t>
+      </w:r>
+    </w:p>
+    <w:p>
+      <w:pPr>
+        <w:bidi/>
+      </w:pPr>
+      <w:r>
+        <w:rPr>
+          <w:lang w:val="ar_AE" w:bidi="ar_AE"/>
+        </w:rPr>
+      </w:r>
+      <w:r>
+        <w:rPr>
+          <w:b/>
+          <w:lang w:val="ar_AE" w:bidi="ar_AE"/>
+        </w:rPr>
         <w:t>"الإِخْوَةُ الْمَحْبُوبُونَ مِنَ الرَّبِّ"</w:t>
       </w:r>
     </w:p>
@@ -14210,6 +14669,23 @@
           <w:b/>
           <w:lang w:val="ar_AE" w:bidi="ar_AE"/>
         </w:rPr>
+        <w:t>ἀπαρχὴν εἰς σωτηρίαν ἐν ἁγιασμῷ Πνεύματος καὶ πίστει ἀληθείας</w:t>
+      </w:r>
+    </w:p>
+    <w:p>
+      <w:pPr>
+        <w:bidi/>
+      </w:pPr>
+      <w:r>
+        <w:rPr>
+          <w:lang w:val="ar_AE" w:bidi="ar_AE"/>
+        </w:rPr>
+      </w:r>
+      <w:r>
+        <w:rPr>
+          <w:b/>
+          <w:lang w:val="ar_AE" w:bidi="ar_AE"/>
+        </w:rPr>
         <w:t>"مِنَ الْبَدْءِ لِلْخَلاَصِ، بِتَقْدِيسِ الرُّوحِ وَتَصْدِيقِ الْحَقِّ"</w:t>
       </w:r>
     </w:p>
@@ -14585,6 +15061,23 @@
           <w:b/>
           <w:lang w:val="ar_AE" w:bidi="ar_AE"/>
         </w:rPr>
+        <w:t>εἰς περιποίησιν δόξης τοῦ Κυρίου ἡμῶν</w:t>
+      </w:r>
+    </w:p>
+    <w:p>
+      <w:pPr>
+        <w:bidi/>
+      </w:pPr>
+      <w:r>
+        <w:rPr>
+          <w:lang w:val="ar_AE" w:bidi="ar_AE"/>
+        </w:rPr>
+      </w:r>
+      <w:r>
+        <w:rPr>
+          <w:b/>
+          <w:lang w:val="ar_AE" w:bidi="ar_AE"/>
+        </w:rPr>
         <w:t>"لاقْتِنَاءِ مَجْدِ رَبِّنَا"</w:t>
       </w:r>
     </w:p>
@@ -15762,6 +16255,23 @@
           <w:b/>
           <w:lang w:val="ar_AE" w:bidi="ar_AE"/>
         </w:rPr>
+        <w:t>αὐτὸς δὲ ὁ Κύριος ἡμῶν, Ἰησοῦς Χριστὸς, καὶ ὁ Θεὸς ὁ Πατὴρ ἡμῶν</w:t>
+      </w:r>
+    </w:p>
+    <w:p>
+      <w:pPr>
+        <w:bidi/>
+      </w:pPr>
+      <w:r>
+        <w:rPr>
+          <w:lang w:val="ar_AE" w:bidi="ar_AE"/>
+        </w:rPr>
+      </w:r>
+      <w:r>
+        <w:rPr>
+          <w:b/>
+          <w:lang w:val="ar_AE" w:bidi="ar_AE"/>
+        </w:rPr>
         <w:t>"وَرَبُّنَا نَفْسُهُ يَسُوعُ الْمَسِيحُ، وَاللهُ أَبُونَا"</w:t>
       </w:r>
     </w:p>
@@ -16150,6 +16660,23 @@
           <w:b/>
           <w:lang w:val="ar_AE" w:bidi="ar_AE"/>
         </w:rPr>
+        <w:t>δοὺς παράκλησιν αἰωνίαν, καὶ ἐλπίδα ἀγαθὴν</w:t>
+      </w:r>
+    </w:p>
+    <w:p>
+      <w:pPr>
+        <w:bidi/>
+      </w:pPr>
+      <w:r>
+        <w:rPr>
+          <w:lang w:val="ar_AE" w:bidi="ar_AE"/>
+        </w:rPr>
+      </w:r>
+      <w:r>
+        <w:rPr>
+          <w:b/>
+          <w:lang w:val="ar_AE" w:bidi="ar_AE"/>
+        </w:rPr>
         <w:t>"وَأَعْطَانَا عَزَاءً أَبَدِيًّا وَرَجَاءً صَالِحًا"</w:t>
       </w:r>
     </w:p>
@@ -17452,6 +17979,23 @@
           <w:b/>
           <w:lang w:val="ar_AE" w:bidi="ar_AE"/>
         </w:rPr>
+        <w:t>ῥυσθῶμεν</w:t>
+      </w:r>
+    </w:p>
+    <w:p>
+      <w:pPr>
+        <w:bidi/>
+      </w:pPr>
+      <w:r>
+        <w:rPr>
+          <w:lang w:val="ar_AE" w:bidi="ar_AE"/>
+        </w:rPr>
+      </w:r>
+      <w:r>
+        <w:rPr>
+          <w:b/>
+          <w:lang w:val="ar_AE" w:bidi="ar_AE"/>
+        </w:rPr>
         <w:t>"وَلِكَيْ نُنْقَذَ"</w:t>
       </w:r>
     </w:p>
@@ -18350,6 +18894,23 @@
           <w:b/>
           <w:lang w:val="ar_AE" w:bidi="ar_AE"/>
         </w:rPr>
+        <w:t>ὁ &amp; Κύριος κατευθύναι ὑμῶν τὰς καρδίας εἰς τὴν ἀγάπην τοῦ Θεοῦ, καὶ εἰς τὴν ὑπομονὴν τοῦ Χριστοῦ</w:t>
+      </w:r>
+    </w:p>
+    <w:p>
+      <w:pPr>
+        <w:bidi/>
+      </w:pPr>
+      <w:r>
+        <w:rPr>
+          <w:lang w:val="ar_AE" w:bidi="ar_AE"/>
+        </w:rPr>
+      </w:r>
+      <w:r>
+        <w:rPr>
+          <w:b/>
+          <w:lang w:val="ar_AE" w:bidi="ar_AE"/>
+        </w:rPr>
         <w:t>"وَالرَّبُّ يَهْدِي قُلُوبَكُمْ إِلَى مَحَبَّةِ اللهِ، وَإِلَى صَبْرِ الْمَسِيحِ"</w:t>
       </w:r>
     </w:p>
@@ -18590,6 +19151,23 @@
           <w:b/>
           <w:lang w:val="ar_AE" w:bidi="ar_AE"/>
         </w:rPr>
+        <w:t>εἰς τὴν ἀγάπην τοῦ Θεοῦ, καὶ εἰς τὴν ὑπομονὴν τοῦ Χριστοῦ</w:t>
+      </w:r>
+    </w:p>
+    <w:p>
+      <w:pPr>
+        <w:bidi/>
+      </w:pPr>
+      <w:r>
+        <w:rPr>
+          <w:lang w:val="ar_AE" w:bidi="ar_AE"/>
+        </w:rPr>
+      </w:r>
+      <w:r>
+        <w:rPr>
+          <w:b/>
+          <w:lang w:val="ar_AE" w:bidi="ar_AE"/>
+        </w:rPr>
         <w:t>"إِلَى مَحَبَّةِ اللهِ، وَإِلَى صَبْرِ الْمَسِيحِ"</w:t>
       </w:r>
     </w:p>
@@ -20361,6 +20939,23 @@
           <w:b/>
           <w:lang w:val="ar_AE" w:bidi="ar_AE"/>
         </w:rPr>
+        <w:t>ἑαυτοὺς τύπον δῶμεν ὑμῖν</w:t>
+      </w:r>
+    </w:p>
+    <w:p>
+      <w:pPr>
+        <w:bidi/>
+      </w:pPr>
+      <w:r>
+        <w:rPr>
+          <w:lang w:val="ar_AE" w:bidi="ar_AE"/>
+        </w:rPr>
+      </w:r>
+      <w:r>
+        <w:rPr>
+          <w:b/>
+          <w:lang w:val="ar_AE" w:bidi="ar_AE"/>
+        </w:rPr>
         <w:t>"لِكَيْ نُعْطِيَكُمْ أَنْفُسَنَا قُدْوَةً"</w:t>
       </w:r>
     </w:p>
@@ -20466,6 +21061,23 @@
           <w:b/>
           <w:lang w:val="ar_AE" w:bidi="ar_AE"/>
         </w:rPr>
+        <w:t>εἰς τὸ μιμεῖσθαι</w:t>
+      </w:r>
+    </w:p>
+    <w:p>
+      <w:pPr>
+        <w:bidi/>
+      </w:pPr>
+      <w:r>
+        <w:rPr>
+          <w:lang w:val="ar_AE" w:bidi="ar_AE"/>
+        </w:rPr>
+      </w:r>
+      <w:r>
+        <w:rPr>
+          <w:b/>
+          <w:lang w:val="ar_AE" w:bidi="ar_AE"/>
+        </w:rPr>
         <w:t>"حَتَّى تَتَمَثَّلُوا"</w:t>
       </w:r>
     </w:p>
@@ -20549,6 +21161,23 @@
           <w:b/>
           <w:lang w:val="ar_AE" w:bidi="ar_AE"/>
         </w:rPr>
+        <w:t>εἴ τις οὐ θέλει ἐργάζεσθαι, μηδὲ ἐσθιέτω</w:t>
+      </w:r>
+    </w:p>
+    <w:p>
+      <w:pPr>
+        <w:bidi/>
+      </w:pPr>
+      <w:r>
+        <w:rPr>
+          <w:lang w:val="ar_AE" w:bidi="ar_AE"/>
+        </w:rPr>
+      </w:r>
+      <w:r>
+        <w:rPr>
+          <w:b/>
+          <w:lang w:val="ar_AE" w:bidi="ar_AE"/>
+        </w:rPr>
         <w:t>"إِنْ كَانَ أَحَدٌ لاَ يُرِيدُ أَنْ يَشْتَغِلَ فَلاَ يَأْكُلْ أَيْضً"</w:t>
       </w:r>
     </w:p>
@@ -22059,6 +22688,23 @@
           <w:b/>
           <w:lang w:val="ar_AE" w:bidi="ar_AE"/>
         </w:rPr>
+        <w:t>αὐτὸς &amp; ὁ Κύριος τῆς εἰρήνης, δῴη ὑμῖν</w:t>
+      </w:r>
+    </w:p>
+    <w:p>
+      <w:pPr>
+        <w:bidi/>
+      </w:pPr>
+      <w:r>
+        <w:rPr>
+          <w:lang w:val="ar_AE" w:bidi="ar_AE"/>
+        </w:rPr>
+      </w:r>
+      <w:r>
+        <w:rPr>
+          <w:b/>
+          <w:lang w:val="ar_AE" w:bidi="ar_AE"/>
+        </w:rPr>
         <w:t>"وَرَبُّ السَّلاَمِ نَفْسُهُ يُعْطِيكُمُ السَّلاَمَ"</w:t>
       </w:r>
     </w:p>
@@ -22151,6 +22797,23 @@
           <w:b/>
           <w:lang w:val="ar_AE" w:bidi="ar_AE"/>
         </w:rPr>
+        <w:t>αὐτὸς &amp; ὁ Κύριος τῆς εἰρήνης</w:t>
+      </w:r>
+    </w:p>
+    <w:p>
+      <w:pPr>
+        <w:bidi/>
+      </w:pPr>
+      <w:r>
+        <w:rPr>
+          <w:lang w:val="ar_AE" w:bidi="ar_AE"/>
+        </w:rPr>
+      </w:r>
+      <w:r>
+        <w:rPr>
+          <w:b/>
+          <w:lang w:val="ar_AE" w:bidi="ar_AE"/>
+        </w:rPr>
         <w:t>"رَبُّ السَّلاَمِ نَفْسُهُ"</w:t>
       </w:r>
     </w:p>
@@ -22256,6 +22919,23 @@
           <w:b/>
           <w:lang w:val="ar_AE" w:bidi="ar_AE"/>
         </w:rPr>
+        <w:t>ὁ ἀσπασμὸς τῇ ἐμῇ χειρὶ, Παύλου, ὅ ἐστιν σημεῖον ἐν πάσῃ ἐπιστολῇ, οὕτως γράφω</w:t>
+      </w:r>
+    </w:p>
+    <w:p>
+      <w:pPr>
+        <w:bidi/>
+      </w:pPr>
+      <w:r>
+        <w:rPr>
+          <w:lang w:val="ar_AE" w:bidi="ar_AE"/>
+        </w:rPr>
+      </w:r>
+      <w:r>
+        <w:rPr>
+          <w:b/>
+          <w:lang w:val="ar_AE" w:bidi="ar_AE"/>
+        </w:rPr>
         <w:t>"اَلسَّلاَمُ بِيَدِي أَنَا بُولُسَ، الَّذِي هُوَ عَلاَمَةٌ فِي كُلِّ رِسَالَةٍ. هكَذَا أَنَا أَكْتُبُ."</w:t>
       </w:r>
     </w:p>
@@ -22541,6 +23221,23 @@
         <w:rPr>
           <w:lang w:val="ar_AE" w:bidi="ar_AE"/>
         </w:rPr>
+      </w:r>
+    </w:p>
+    <w:p>
+      <w:pPr>
+        <w:bidi/>
+      </w:pPr>
+      <w:r>
+        <w:rPr>
+          <w:lang w:val="ar_AE" w:bidi="ar_AE"/>
+        </w:rPr>
+      </w:r>
+      <w:r>
+        <w:rPr>
+          <w:b/>
+          <w:lang w:val="ar_AE" w:bidi="ar_AE"/>
+        </w:rPr>
+        <w:t>ἡ χάρις τοῦ Κυρίου ἡμῶν, Ἰησοῦ Χριστοῦ, μετὰ πάντων ὑμῶν</w:t>
       </w:r>
     </w:p>
     <w:p>
